--- a/Draft.docx
+++ b/Draft.docx
@@ -4,28 +4,47 @@
   <w:body>
     <w:p>
       <w:pPr>
-        <w:pStyle w:val="Tittel"/>
-        <w:rPr>
-          <w:rStyle w:val="Overskrift1Tegn"/>
-        </w:rPr>
-      </w:pPr>
-      <w:r>
-        <w:rPr>
-          <w:rStyle w:val="Overskrift1Tegn"/>
-        </w:rPr>
-        <w:t>Technical Debt in DevOps</w:t>
-      </w:r>
-      <w:r>
-        <w:rPr>
-          <w:rStyle w:val="Overskrift1Tegn"/>
-        </w:rPr>
-        <w:t xml:space="preserve"> </w:t>
-      </w:r>
-      <w:r>
-        <w:rPr>
-          <w:rStyle w:val="Overskrift1Tegn"/>
-        </w:rPr>
-        <w:t xml:space="preserve">and CI/CD Performance </w:t>
+        <w:rPr>
+          <w:rFonts w:asciiTheme="majorHAnsi" w:eastAsiaTheme="majorEastAsia" w:hAnsiTheme="majorHAnsi" w:cstheme="majorBidi"/>
+          <w:color w:val="0F4761" w:themeColor="accent1" w:themeShade="BF"/>
+          <w:spacing w:val="-10"/>
+          <w:kern w:val="28"/>
+          <w:sz w:val="40"/>
+          <w:szCs w:val="40"/>
+        </w:rPr>
+      </w:pPr>
+      <w:r>
+        <w:rPr>
+          <w:rFonts w:asciiTheme="majorHAnsi" w:eastAsiaTheme="majorEastAsia" w:hAnsiTheme="majorHAnsi" w:cstheme="majorBidi"/>
+          <w:color w:val="0F4761" w:themeColor="accent1" w:themeShade="BF"/>
+          <w:spacing w:val="-10"/>
+          <w:kern w:val="28"/>
+          <w:sz w:val="40"/>
+          <w:szCs w:val="40"/>
+        </w:rPr>
+        <w:t xml:space="preserve">CI/CD Performance, </w:t>
+      </w:r>
+      <w:r>
+        <w:rPr>
+          <w:rFonts w:asciiTheme="majorHAnsi" w:eastAsiaTheme="majorEastAsia" w:hAnsiTheme="majorHAnsi" w:cstheme="majorBidi"/>
+          <w:color w:val="0F4761" w:themeColor="accent1" w:themeShade="BF"/>
+          <w:spacing w:val="-10"/>
+          <w:kern w:val="28"/>
+          <w:sz w:val="40"/>
+          <w:szCs w:val="40"/>
+        </w:rPr>
+        <w:t xml:space="preserve">Technical Debt, </w:t>
+      </w:r>
+      <w:r>
+        <w:rPr>
+          <w:rFonts w:asciiTheme="majorHAnsi" w:eastAsiaTheme="majorEastAsia" w:hAnsiTheme="majorHAnsi" w:cstheme="majorBidi"/>
+          <w:color w:val="0F4761" w:themeColor="accent1" w:themeShade="BF"/>
+          <w:spacing w:val="-10"/>
+          <w:kern w:val="28"/>
+          <w:sz w:val="40"/>
+          <w:szCs w:val="40"/>
+        </w:rPr>
+        <w:t>and Engineering Velocity in DevOps</w:t>
       </w:r>
     </w:p>
     <w:p>
@@ -55,8 +74,55 @@
       </w:r>
     </w:p>
     <w:p>
-      <w:r>
-        <w:t>The objective of this research is to investigate how Engineering Velocity and CI/CD-related metrics derived from GitHub data can be used to analyze technical debt and DevOps practices in open-source software projects. The study explores the extent to which process-based technical debt indicators and delivery performance metrics can be continuously observed using repository and CI/CD pipeline data.</w:t>
+      <w:pPr>
+        <w:pStyle w:val="Overskrift2"/>
+        <w:rPr>
+          <w:rFonts w:asciiTheme="minorHAnsi" w:eastAsiaTheme="minorHAnsi" w:hAnsiTheme="minorHAnsi" w:cstheme="minorBidi"/>
+          <w:color w:val="auto"/>
+          <w:sz w:val="24"/>
+          <w:szCs w:val="24"/>
+        </w:rPr>
+      </w:pPr>
+      <w:r>
+        <w:rPr>
+          <w:rFonts w:asciiTheme="minorHAnsi" w:eastAsiaTheme="minorHAnsi" w:hAnsiTheme="minorHAnsi" w:cstheme="minorBidi"/>
+          <w:color w:val="auto"/>
+          <w:sz w:val="24"/>
+          <w:szCs w:val="24"/>
+        </w:rPr>
+        <w:t>“DevOps integrates collaboration, automation, and continuous improvement, enhancing agility, reducing time to market, and ensuring consistent software releases.”</w:t>
+      </w:r>
+      <w:r>
+        <w:t xml:space="preserve"> </w:t>
+      </w:r>
+      <w:r>
+        <w:rPr>
+          <w:rFonts w:asciiTheme="minorHAnsi" w:eastAsiaTheme="minorHAnsi" w:hAnsiTheme="minorHAnsi" w:cstheme="minorBidi"/>
+          <w:color w:val="auto"/>
+          <w:sz w:val="24"/>
+          <w:szCs w:val="24"/>
+        </w:rPr>
+        <w:t>(Kansaba et al., n.d., p. 1)</w:t>
+      </w:r>
+    </w:p>
+    <w:p>
+      <w:pPr>
+        <w:pStyle w:val="Overskrift2"/>
+        <w:rPr>
+          <w:rFonts w:asciiTheme="minorHAnsi" w:eastAsiaTheme="minorHAnsi" w:hAnsiTheme="minorHAnsi" w:cstheme="minorBidi"/>
+          <w:color w:val="auto"/>
+          <w:sz w:val="24"/>
+          <w:szCs w:val="24"/>
+        </w:rPr>
+      </w:pPr>
+      <w:r>
+        <w:rPr>
+          <w:rFonts w:asciiTheme="minorHAnsi" w:eastAsiaTheme="minorHAnsi" w:hAnsiTheme="minorHAnsi" w:cstheme="minorBidi"/>
+          <w:color w:val="auto"/>
+          <w:sz w:val="24"/>
+          <w:szCs w:val="24"/>
+        </w:rPr>
+        <w:t>The objective of this research is to investigate how Engineering Velocity and CI/CD-related metrics derived from GitHub data can be used to analyze CI/CD performance and engineering workflow characteristics, as well as process-based indicators of technical debt in open-source software projects. The study explores the extent to which process-based technical debt indicators and delivery performance metrics can be continuously observed using repository and CI/CD pipeline data.</w:t>
       </w:r>
     </w:p>
     <w:p>
@@ -83,7 +149,10 @@
         <w:t>RQ1:</w:t>
       </w:r>
       <w:r>
-        <w:t xml:space="preserve"> How can CI/CD pipeline data and GitHub repository activity be used to identify process-based indicators of technical debt in DevOps projects?</w:t>
+        <w:t xml:space="preserve"> </w:t>
+      </w:r>
+      <w:r>
+        <w:t>How can Engineering Velocity and CI/CD performance metrics derived from GitHub repositories be used to continuously analyze delivery performance in open-source DevOps projects?</w:t>
       </w:r>
     </w:p>
     <w:p>
@@ -102,32 +171,11 @@
         <w:t>RQ2:</w:t>
       </w:r>
       <w:r>
-        <w:t xml:space="preserve"> Which Engineering Velocity and CI/CD-related metrics can be reliably derived from GitHub data to support continuous monitoring of technical debt and delivery performance?</w:t>
-      </w:r>
-    </w:p>
-    <w:p>
-      <w:pPr>
-        <w:pStyle w:val="Listeavsnitt"/>
-        <w:numPr>
-          <w:ilvl w:val="0"/>
-          <w:numId w:val="6"/>
-        </w:numPr>
-      </w:pPr>
-      <w:r>
-        <w:rPr>
-          <w:b/>
-          <w:bCs/>
-        </w:rPr>
-        <w:t>RQ3:</w:t>
-      </w:r>
-      <w:r>
-        <w:t xml:space="preserve"> How do process-based technical debt indicators relate to CI/CD performance and Engineering Velocity in open-source DevOps projects?</w:t>
-      </w:r>
-    </w:p>
-    <w:p>
-      <w:pPr>
-        <w:pStyle w:val="Listeavsnitt"/>
-      </w:pPr>
+        <w:t xml:space="preserve"> </w:t>
+      </w:r>
+      <w:r>
+        <w:t>How do process-based technical debt indicators observed in pull request workflows and CI/CD pipelines relate to CI/CD performance and Engineering Velocity in open-source DevOps projects?</w:t>
+      </w:r>
     </w:p>
     <w:p>
       <w:pPr>
@@ -168,6 +216,7 @@
         <w:rPr>
           <w:noProof/>
         </w:rPr>
+        <w:lastRenderedPageBreak/>
         <w:drawing>
           <wp:inline distT="0" distB="0" distL="0" distR="0" wp14:anchorId="6AC397A4" wp14:editId="1D5BFF46">
             <wp:extent cx="6570133" cy="1331543"/>
@@ -215,7 +264,6 @@
     <w:p/>
     <w:p>
       <w:r>
-        <w:lastRenderedPageBreak/>
         <w:t xml:space="preserve">The following subsections describe </w:t>
       </w:r>
       <w:r>
@@ -242,7 +290,7 @@
     <w:p>
       <w:r>
         <w:pict w14:anchorId="4D9BB256">
-          <v:rect id="_x0000_i1096" style="width:0;height:1.5pt" o:hralign="center" o:hrstd="t" o:hr="t" fillcolor="#a0a0a0" stroked="f"/>
+          <v:rect id="_x0000_i1025" style="width:0;height:1.5pt" o:hralign="center" o:hrstd="t" o:hr="t" fillcolor="#a0a0a0" stroked="f"/>
         </w:pict>
       </w:r>
     </w:p>
@@ -497,6 +545,7 @@
           <w:b/>
           <w:bCs/>
         </w:rPr>
+        <w:lastRenderedPageBreak/>
         <w:t>PR Churn</w:t>
       </w:r>
       <w:r>
@@ -529,7 +578,7 @@
     <w:p>
       <w:r>
         <w:pict w14:anchorId="69157EE8">
-          <v:rect id="_x0000_i1097" style="width:0;height:1.5pt" o:hralign="center" o:hrstd="t" o:hr="t" fillcolor="#a0a0a0" stroked="f"/>
+          <v:rect id="_x0000_i1026" style="width:0;height:1.5pt" o:hralign="center" o:hrstd="t" o:hr="t" fillcolor="#a0a0a0" stroked="f"/>
         </w:pict>
       </w:r>
     </w:p>
@@ -560,7 +609,6 @@
           <w:b/>
           <w:bCs/>
         </w:rPr>
-        <w:lastRenderedPageBreak/>
         <w:t>Data collected</w:t>
       </w:r>
     </w:p>
@@ -703,7 +751,7 @@
     <w:p>
       <w:r>
         <w:pict w14:anchorId="78B2792C">
-          <v:rect id="_x0000_i1098" style="width:0;height:1.5pt" o:hralign="center" o:hrstd="t" o:hr="t" fillcolor="#a0a0a0" stroked="f"/>
+          <v:rect id="_x0000_i1027" style="width:0;height:1.5pt" o:hralign="center" o:hrstd="t" o:hr="t" fillcolor="#a0a0a0" stroked="f"/>
         </w:pict>
       </w:r>
     </w:p>
@@ -815,6 +863,7 @@
         </w:numPr>
       </w:pPr>
       <w:r>
+        <w:lastRenderedPageBreak/>
         <w:t>Associated commit SHA (head_sha)</w:t>
       </w:r>
     </w:p>
@@ -918,7 +967,6 @@
           <w:b/>
           <w:bCs/>
         </w:rPr>
-        <w:lastRenderedPageBreak/>
         <w:t>CI Flakiness</w:t>
       </w:r>
       <w:r>
@@ -999,7 +1047,7 @@
     <w:p>
       <w:r>
         <w:pict w14:anchorId="71DF8697">
-          <v:rect id="_x0000_i1099" style="width:0;height:1.5pt" o:hralign="center" o:hrstd="t" o:hr="t" fillcolor="#a0a0a0" stroked="f"/>
+          <v:rect id="_x0000_i1028" style="width:0;height:1.5pt" o:hralign="center" o:hrstd="t" o:hr="t" fillcolor="#a0a0a0" stroked="f"/>
         </w:pict>
       </w:r>
     </w:p>
@@ -1149,7 +1197,7 @@
     <w:p>
       <w:r>
         <w:pict w14:anchorId="273B4791">
-          <v:rect id="_x0000_i1100" style="width:0;height:1.5pt" o:hralign="center" o:hrstd="t" o:hr="t" fillcolor="#a0a0a0" stroked="f"/>
+          <v:rect id="_x0000_i1029" style="width:0;height:1.5pt" o:hralign="center" o:hrstd="t" o:hr="t" fillcolor="#a0a0a0" stroked="f"/>
         </w:pict>
       </w:r>
     </w:p>
@@ -1165,6 +1213,7 @@
           <w:b/>
           <w:bCs/>
         </w:rPr>
+        <w:lastRenderedPageBreak/>
         <w:t>5. Repository Metadata</w:t>
       </w:r>
     </w:p>
@@ -1233,7 +1282,6 @@
           <w:b/>
           <w:bCs/>
         </w:rPr>
-        <w:lastRenderedPageBreak/>
         <w:t>Purpose in the study</w:t>
       </w:r>
     </w:p>
@@ -1278,117 +1326,73 @@
     <w:p>
       <w:r>
         <w:pict w14:anchorId="28355121">
-          <v:rect id="_x0000_i1101" style="width:0;height:1.5pt" o:hralign="center" o:hrstd="t" o:hr="t" fillcolor="#a0a0a0" stroked="f"/>
+          <v:rect id="_x0000_i1030" style="width:0;height:1.5pt" o:hralign="center" o:hrstd="t" o:hr="t" fillcolor="#a0a0a0" stroked="f"/>
         </w:pict>
       </w:r>
     </w:p>
-    <w:p>
-      <w:pPr>
-        <w:rPr>
-          <w:b/>
-          <w:bCs/>
-        </w:rPr>
-      </w:pPr>
-      <w:r>
-        <w:rPr>
-          <w:b/>
-          <w:bCs/>
-        </w:rPr>
-        <w:t>6. Relationship to Technical Debt Analysis</w:t>
-      </w:r>
-    </w:p>
-    <w:p>
-      <w:r>
-        <w:t xml:space="preserve">While GitHub does not directly expose technical debt measures, several GitHub-derived metrics serve as </w:t>
-      </w:r>
-      <w:r>
-        <w:rPr>
-          <w:b/>
-          <w:bCs/>
-        </w:rPr>
-        <w:t>process-based proxies for technical debt</w:t>
-      </w:r>
-      <w:r>
-        <w:t>, including:</w:t>
-      </w:r>
-    </w:p>
-    <w:p>
-      <w:pPr>
-        <w:numPr>
-          <w:ilvl w:val="0"/>
-          <w:numId w:val="41"/>
-        </w:numPr>
-      </w:pPr>
-      <w:r>
-        <w:t>PR churn (rework and instability),</w:t>
-      </w:r>
-    </w:p>
-    <w:p>
-      <w:pPr>
-        <w:numPr>
-          <w:ilvl w:val="0"/>
-          <w:numId w:val="41"/>
-        </w:numPr>
-      </w:pPr>
-      <w:r>
-        <w:t>review overhead (coordination and cognitive debt),</w:t>
-      </w:r>
-    </w:p>
-    <w:p>
-      <w:pPr>
-        <w:numPr>
-          <w:ilvl w:val="0"/>
-          <w:numId w:val="41"/>
-        </w:numPr>
-      </w:pPr>
-      <w:r>
-        <w:t>CI flakiness and failure volatility (test and pipeline debt).</w:t>
-      </w:r>
-    </w:p>
-    <w:p>
-      <w:r>
-        <w:t xml:space="preserve">These process-based indicators were complemented with </w:t>
-      </w:r>
-      <w:r>
-        <w:rPr>
-          <w:b/>
-          <w:bCs/>
-        </w:rPr>
-        <w:t>static analysis data from SonarQube</w:t>
-      </w:r>
-      <w:r>
-        <w:t xml:space="preserve">, allowing the study to combine </w:t>
-      </w:r>
-      <w:r>
-        <w:rPr>
-          <w:b/>
-          <w:bCs/>
-        </w:rPr>
-        <w:t>behavioral</w:t>
-      </w:r>
-      <w:r>
-        <w:t xml:space="preserve"> and </w:t>
-      </w:r>
-      <w:r>
-        <w:rPr>
-          <w:b/>
-          <w:bCs/>
-        </w:rPr>
-        <w:t>structural</w:t>
-      </w:r>
-      <w:r>
-        <w:t xml:space="preserve"> views of technical debt.</w:t>
-      </w:r>
-    </w:p>
     <w:p/>
-    <w:p>
-      <w:pPr>
-        <w:pStyle w:val="Overskrift2"/>
-      </w:pPr>
-      <w:r>
+    <w:p/>
+    <w:p>
+      <w:pPr>
+        <w:rPr>
+          <w:rStyle w:val="Overskrift2Tegn"/>
+        </w:rPr>
+      </w:pPr>
+      <w:r>
+        <w:rPr>
+          <w:rStyle w:val="Overskrift2Tegn"/>
+        </w:rPr>
         <w:t>Case Study Projects</w:t>
       </w:r>
     </w:p>
+    <w:p>
+      <w:r>
+        <w:br/>
+      </w:r>
+      <w:r>
+        <w:rPr>
+          <w:rStyle w:val="Overskrift3Tegn"/>
+        </w:rPr>
+        <w:t>Repository Selection and Study Strength</w:t>
+      </w:r>
+    </w:p>
+    <w:p>
+      <w:r>
+        <w:t>This study analyzes CI/CD performance and engineering velocity across three large open-source projects: prometheus/prometheus, docker/cli, and tektoncd/pipeline. The repositories were selected using a purposeful sampling strategy to ensure variation in CI/CD adoption patterns, pipeline architectures, and automation maturity, while maintaining comparability in terms of project scale, activity level, and industrial relevance.</w:t>
+      </w:r>
+    </w:p>
+    <w:p/>
+    <w:p>
+      <w:r>
+        <w:t>The prometheus/prometheus repository represents a project that employs GitHub Actions for both Continuous Integration and post-merge automation workflows triggered by push events. These workflows operate beyond pull-request validation and are therefore treated as Continuous Delivery–related automation within the scope of this study. As such, Prometheus serves as a reference case for repositories that integrate CI and CD practices directly within GitHub Actions.</w:t>
+      </w:r>
+    </w:p>
+    <w:p/>
+    <w:p>
+      <w:r>
+        <w:lastRenderedPageBreak/>
+        <w:t>In contrast, the docker/cli repository relies exclusively on pull-request–triggered workflows for build and validation purposes. All observed workflows in this repository correspond to pre-merge Continuous Integration activities, with no evidence of post-merge or release-oriented automation implemented via GitHub Actions. This repository thus functions as a CI-only case, enabling the study to contrast CI performance and stability in the absence of CD practices.</w:t>
+      </w:r>
+    </w:p>
+    <w:p/>
+    <w:p>
+      <w:r>
+        <w:t>The tektoncd/pipeline repository introduces a third, qualitatively different CI/CD configuration. Rather than focusing on application-level CI or deployment workflows, Tekton represents a cloud-native pipeline framework whose development itself depends on complex, long-running CI pipelines, including scheduled workflows and infrastructure-intensive automation. Although Tekton does not implement Continuous Delivery through GitHub Actions, its pipelines exhibit higher execution times, greater architectural complexity, and stronger dependence on cloud infrastructure compared to the other repositories.</w:t>
+      </w:r>
+    </w:p>
+    <w:p/>
+    <w:p>
+      <w:r>
+        <w:t>Including tektoncd/pipeline strengthens the study by expanding the empirical scope beyond traditional GitHub Actions–based CI pipelines. It enables the analysis of CI stability, flakiness, and retry behavior in a cloud-native context, where failures may arise from infrastructure and environment-related factors rather than code changes alone. This variation allows the study to capture distinct failure modes and performance characteristics that are not observable in simpler, pull-request–centric CI pipelines.</w:t>
+      </w:r>
+    </w:p>
+    <w:p/>
+    <w:p>
+      <w:r>
+        <w:t>Overall, the selection of these three repositories enhances the robustness of the study by covering a spectrum of DevOps maturity and pipeline architectures: (1) CI combined with CD automation, (2) CI-only workflows, and (3) advanced, infrastructure-heavy CI pipelines. The observed absence of CD workflows in some repositories is treated as an empirical finding rather than a limitation, reflecting heterogeneous CI/CD adoption patterns in contemporary open-source projects. This diversity strengthens the external validity of the results and supports more nuanced conclusions regarding the relationship between CI/CD practices, pipeline stability, and engineering velocity.</w:t>
+      </w:r>
+    </w:p>
+    <w:p/>
     <w:p>
       <w:pPr>
         <w:rPr>
@@ -1436,6 +1440,7 @@
           <w:b/>
           <w:bCs/>
         </w:rPr>
+        <w:lastRenderedPageBreak/>
         <w:t>Project description:</w:t>
       </w:r>
       <w:r>
@@ -1453,86 +1458,55 @@
       </w:r>
       <w:r>
         <w:br/>
-        <w:t xml:space="preserve">Prometheus represents a </w:t>
-      </w:r>
-      <w:r>
-        <w:rPr>
-          <w:b/>
-          <w:bCs/>
-        </w:rPr>
-        <w:t>large-scale, mature DevOps project</w:t>
-      </w:r>
-      <w:r>
-        <w:t xml:space="preserve"> with a long development history and a high level of community engagement. The project employs a pull-request-based development workflow, systematic code reviews, and automated CI pipelines through GitHub Actions. Additionally, Prometheus follows a regular release process, enabling longitudinal analysis of both development and delivery activities.</w:t>
-      </w:r>
-    </w:p>
-    <w:p>
-      <w:r>
-        <w:lastRenderedPageBreak/>
+      </w:r>
+      <w:r>
+        <w:t>Prometheus represents a large-scale, mature open-source DevOps project with a long development history and a high level of community engagement. The project employs a pull-request-based development workflow, systematic code reviews, and automated CI pipelines through GitHub Actions. Additionally, Prometheus follows a regular release process, enabling longitudinal analysis of both development and delivery activities.</w:t>
+      </w:r>
+    </w:p>
+    <w:p>
+      <w:r>
         <w:t>These characteristics make Prometheus particularly suitable for this study, as it provides rich empirical data for:</w:t>
       </w:r>
     </w:p>
     <w:p>
       <w:pPr>
+        <w:pStyle w:val="Listeavsnitt"/>
         <w:numPr>
           <w:ilvl w:val="0"/>
-          <w:numId w:val="28"/>
+          <w:numId w:val="46"/>
         </w:numPr>
       </w:pPr>
       <w:r>
-        <w:t xml:space="preserve">analyzing </w:t>
-      </w:r>
-      <w:r>
-        <w:rPr>
-          <w:b/>
-          <w:bCs/>
-        </w:rPr>
-        <w:t>engineering velocity metrics</w:t>
-      </w:r>
-      <w:r>
-        <w:t>, such as pull request cycle time, review latency, review duration, and merge frequency;</w:t>
-      </w:r>
-    </w:p>
-    <w:p>
-      <w:pPr>
+        <w:t>analyzing Engineering Velocity metrics, such as pull request cycle time, review latency, review duration, and merge frequency;</w:t>
+      </w:r>
+    </w:p>
+    <w:p>
+      <w:pPr>
+        <w:pStyle w:val="Listeavsnitt"/>
         <w:numPr>
           <w:ilvl w:val="0"/>
-          <w:numId w:val="28"/>
+          <w:numId w:val="46"/>
         </w:numPr>
       </w:pPr>
       <w:r>
-        <w:t xml:space="preserve">evaluating </w:t>
-      </w:r>
-      <w:r>
-        <w:rPr>
-          <w:b/>
-          <w:bCs/>
-        </w:rPr>
-        <w:t>CI performance</w:t>
-      </w:r>
-      <w:r>
-        <w:t>, including pipeline duration, failure rates, and flakiness;</w:t>
-      </w:r>
-    </w:p>
-    <w:p>
-      <w:pPr>
+        <w:t xml:space="preserve"> evaluating CI/CD performance, including pipeline duration, failure rates, execution stability, and feedback speed;</w:t>
+      </w:r>
+    </w:p>
+    <w:p>
+      <w:pPr>
+        <w:pStyle w:val="Listeavsnitt"/>
         <w:numPr>
           <w:ilvl w:val="0"/>
-          <w:numId w:val="28"/>
+          <w:numId w:val="46"/>
         </w:numPr>
       </w:pPr>
       <w:r>
-        <w:t xml:space="preserve">investigating </w:t>
-      </w:r>
-      <w:r>
-        <w:rPr>
-          <w:b/>
-          <w:bCs/>
-        </w:rPr>
-        <w:t>technical debt indicators</w:t>
-      </w:r>
-      <w:r>
-        <w:t>, both process-based (e.g., PR churn, review overhead, CI instability) and code-based (via SonarQube static analysis).</w:t>
+        <w:t>examining delivery flow and workflow dynamics in a large, production-grade open-source system.</w:t>
+      </w:r>
+    </w:p>
+    <w:p>
+      <w:r>
+        <w:t>Due to its size and architectural complexity, Prometheus serves as a representative example of a complex DevOps project, enabling a detailed analysis of how CI/CD performance and engineering workflow characteristics evolve over time in large-scale open-source environments.</w:t>
       </w:r>
     </w:p>
     <w:p>
@@ -1543,7 +1517,7 @@
     <w:p>
       <w:r>
         <w:pict w14:anchorId="4FA00C51">
-          <v:rect id="_x0000_i1056" style="width:0;height:1.5pt" o:hralign="center" o:hrstd="t" o:hr="t" fillcolor="#a0a0a0" stroked="f"/>
+          <v:rect id="_x0000_i1031" style="width:0;height:1.5pt" o:hralign="center" o:hrstd="t" o:hr="t" fillcolor="#a0a0a0" stroked="f"/>
         </w:pict>
       </w:r>
     </w:p>
@@ -1606,101 +1580,212 @@
           <w:b/>
           <w:bCs/>
         </w:rPr>
+        <w:lastRenderedPageBreak/>
         <w:t>Relevance to this study:</w:t>
       </w:r>
       <w:r>
         <w:br/>
-        <w:t xml:space="preserve">Docker CLI represents a </w:t>
-      </w:r>
-      <w:r>
-        <w:rPr>
-          <w:b/>
-          <w:bCs/>
-        </w:rPr>
-        <w:t>production-critical DevOps tool</w:t>
-      </w:r>
-      <w:r>
-        <w:t xml:space="preserve"> with a comparatively more focused scope than Prometheus, while still exhibiting a high degree of development activity. The project uses structured pull-request workflows, automated CI pipelines, and frequent releases to ensure stability and backward compatibility.</w:t>
-      </w:r>
-    </w:p>
-    <w:p>
-      <w:r>
-        <w:t>This project is well suited for:</w:t>
-      </w:r>
-    </w:p>
-    <w:p>
-      <w:pPr>
+      </w:r>
+      <w:r>
+        <w:t>Docker CLI represents a production-critical open-source DevOps tool with a comparatively more focused scope than Prometheus, while still exhibiting a high degree of development activity. The project employs structured pull-request workflows, automated CI pipelines, and frequent releases to maintain stability and backward compatibility.</w:t>
+      </w:r>
+    </w:p>
+    <w:p>
+      <w:r>
+        <w:t>This makes Docker CLI well suited for this study, as it provides empirical data for:</w:t>
+      </w:r>
+    </w:p>
+    <w:p>
+      <w:pPr>
+        <w:pStyle w:val="Listeavsnitt"/>
         <w:numPr>
           <w:ilvl w:val="0"/>
-          <w:numId w:val="29"/>
+          <w:numId w:val="48"/>
         </w:numPr>
       </w:pPr>
       <w:r>
-        <w:t xml:space="preserve">assessing </w:t>
-      </w:r>
-      <w:r>
-        <w:rPr>
-          <w:b/>
-          <w:bCs/>
-        </w:rPr>
-        <w:t>CI/CD performance metrics</w:t>
-      </w:r>
-      <w:r>
-        <w:t>, including CI duration, failure rates, and release frequency;</w:t>
-      </w:r>
-    </w:p>
-    <w:p>
-      <w:pPr>
+        <w:t>assessing CI/CD performance metrics, including CI duration, failure rates, pipeline stability, and release frequency;</w:t>
+      </w:r>
+    </w:p>
+    <w:p>
+      <w:pPr>
+        <w:pStyle w:val="Listeavsnitt"/>
         <w:numPr>
           <w:ilvl w:val="0"/>
-          <w:numId w:val="29"/>
+          <w:numId w:val="48"/>
         </w:numPr>
       </w:pPr>
       <w:r>
-        <w:t xml:space="preserve">analyzing </w:t>
-      </w:r>
-      <w:r>
-        <w:rPr>
-          <w:b/>
-          <w:bCs/>
-        </w:rPr>
-        <w:t>continuous delivery proxies</w:t>
-      </w:r>
-      <w:r>
-        <w:t>, such as time-to-release and release workflow success rates;</w:t>
-      </w:r>
-    </w:p>
-    <w:p>
-      <w:pPr>
+        <w:t>analyzing continuous delivery characteristics, such as time-to-release and release workflow success rates;</w:t>
+      </w:r>
+    </w:p>
+    <w:p>
+      <w:pPr>
+        <w:pStyle w:val="Listeavsnitt"/>
         <w:numPr>
           <w:ilvl w:val="0"/>
-          <w:numId w:val="29"/>
+          <w:numId w:val="48"/>
         </w:numPr>
       </w:pPr>
       <w:r>
-        <w:t xml:space="preserve">examining </w:t>
-      </w:r>
-      <w:r>
-        <w:rPr>
-          <w:b/>
-          <w:bCs/>
-        </w:rPr>
-        <w:t>technical debt patterns</w:t>
-      </w:r>
-      <w:r>
-        <w:t xml:space="preserve"> through PR churn, review overhead, CI flakiness, and static code analysis results.</w:t>
-      </w:r>
-    </w:p>
-    <w:p>
+        <w:t>examining engineering workflow efficiency and feedback dynamics through pull request and review activity.</w:t>
+      </w:r>
+    </w:p>
+    <w:p>
+      <w:r>
+        <w:t>Docker CLI provides a valuable contrast to Prometheus in terms of project size, architectural complexity, and development dynamics, thereby supporting a comparative analysis of CI/CD performance and engineering workflow characteristics across heterogeneous open-source DevOps projects.</w:t>
+      </w:r>
+    </w:p>
+    <w:p/>
+    <w:p>
+      <w:pPr>
+        <w:rPr>
+          <w:b/>
+          <w:bCs/>
+        </w:rPr>
+      </w:pPr>
+      <w:r>
+        <w:rPr>
+          <w:b/>
+          <w:bCs/>
+        </w:rPr>
+        <w:t xml:space="preserve">3. </w:t>
+      </w:r>
+      <w:r>
+        <w:rPr>
+          <w:rStyle w:val="Overskrift4Tegn"/>
+        </w:rPr>
+        <w:t>TektonCD Pipeline</w:t>
+      </w:r>
+    </w:p>
+    <w:p>
+      <w:r>
+        <w:rPr>
+          <w:b/>
+          <w:bCs/>
+        </w:rPr>
+        <w:t>Repository:</w:t>
+      </w:r>
+      <w:r>
+        <w:br/>
+      </w:r>
+      <w:hyperlink r:id="rId11" w:tgtFrame="_new" w:history="1">
+        <w:r>
+          <w:rPr>
+            <w:rStyle w:val="Hyperkobling"/>
+          </w:rPr>
+          <w:t>https://github.com/tektoncd/pipeline</w:t>
+        </w:r>
+      </w:hyperlink>
+    </w:p>
+    <w:p>
+      <w:pPr>
+        <w:rPr>
+          <w:b/>
+          <w:bCs/>
+        </w:rPr>
+      </w:pPr>
+      <w:r>
+        <w:rPr>
+          <w:b/>
+          <w:bCs/>
+        </w:rPr>
+        <w:t>Project description</w:t>
+      </w:r>
+    </w:p>
+    <w:p>
+      <w:r>
+        <w:t>Tekton Pipelines is an open-source, cloud-native framework for building, running, and managing Continuous Integration and Continuous Delivery pipelines on Kubernetes. As a core component of the Tekton project under the Continuous Delivery Foundation (CDF), Tekton Pipelines provides declarative, extensible primitives for defining CI/CD workflows as Kubernetes custom resources. The project is widely used in cloud-native DevOps environments and serves as a foundational technology for modern CI/CD systems.</w:t>
+      </w:r>
+    </w:p>
+    <w:p>
+      <w:pPr>
+        <w:rPr>
+          <w:b/>
+          <w:bCs/>
+        </w:rPr>
+      </w:pPr>
+      <w:r>
+        <w:rPr>
+          <w:b/>
+          <w:bCs/>
+        </w:rPr>
+        <w:t>Relevance to this study</w:t>
+      </w:r>
+    </w:p>
+    <w:p>
+      <w:r>
+        <w:t>TektonCD Pipeline represents a mature and infrastructure-intensive open-source DevOps project whose primary purpose is the development of CI/CD pipeline technology itself. Unlike application-focused repositories, Tekton Pipelines is characterized by complex build and test workflows that validate a distributed, Kubernetes-native system. The project employs automated CI pipelines, including pull-</w:t>
+      </w:r>
       <w:r>
         <w:lastRenderedPageBreak/>
-        <w:t>Docker CLI provides a valuable contrast to Prometheus in terms of project size, architectural complexity, and development dynamics, thereby supporting a comparative analysis across heterogeneous DevOps contexts.</w:t>
-      </w:r>
-    </w:p>
+        <w:t>request–triggered workflows, scheduled executions, and auxiliary automation implemented through GitHub Actions.</w:t>
+      </w:r>
+    </w:p>
+    <w:p>
+      <w:r>
+        <w:t>The inclusion of TektonCD Pipeline strengthens this study by introducing a cloud-native CI context with significantly different pipeline characteristics compared to traditional application repositories. In particular, Tekton pipelines exhibit longer execution times, higher environmental complexity, and stronger dependence on shared infrastructure resources. These properties enable the empirical analysis of CI stability, flakiness, and retry behavior in scenarios where failures may arise from infrastructure and orchestration factors rather than code changes alone.</w:t>
+      </w:r>
+    </w:p>
+    <w:p>
+      <w:r>
+        <w:t>TektonCD Pipeline provides rich empirical data for:</w:t>
+      </w:r>
+    </w:p>
+    <w:p>
+      <w:pPr>
+        <w:numPr>
+          <w:ilvl w:val="0"/>
+          <w:numId w:val="50"/>
+        </w:numPr>
+      </w:pPr>
+      <w:r>
+        <w:t>analyzing CI pipeline performance in long-running and infrastructure-heavy workflows, including execution time variance and failure frequency;</w:t>
+      </w:r>
+    </w:p>
+    <w:p>
+      <w:pPr>
+        <w:numPr>
+          <w:ilvl w:val="0"/>
+          <w:numId w:val="50"/>
+        </w:numPr>
+      </w:pPr>
+      <w:r>
+        <w:t>examining retry behavior and execution instability in cloud-native CI environments;</w:t>
+      </w:r>
+    </w:p>
+    <w:p>
+      <w:pPr>
+        <w:numPr>
+          <w:ilvl w:val="0"/>
+          <w:numId w:val="50"/>
+        </w:numPr>
+      </w:pPr>
+      <w:r>
+        <w:t>comparing scheduled and event-driven pipeline executions to assess differences in feedback timeliness and reliability;</w:t>
+      </w:r>
+    </w:p>
+    <w:p>
+      <w:pPr>
+        <w:numPr>
+          <w:ilvl w:val="0"/>
+          <w:numId w:val="50"/>
+        </w:numPr>
+      </w:pPr>
+      <w:r>
+        <w:t>investigating how advanced automation and pipeline complexity influence engineering velocity and workflow stability.</w:t>
+      </w:r>
+    </w:p>
+    <w:p>
+      <w:r>
+        <w:t>By complementing application-centric repositories such as Prometheus and docker/cli, TektonCD Pipeline enables a broader and more nuanced analysis of CI/CD practices across heterogeneous DevOps architectures. Its inclusion allows the study to move beyond conventional CI pipelines and capture failure modes, performance characteristics, and stability challenges that are specific to cloud-native and infrastructure-oriented development contexts. Consequently, TektonCD Pipeline enhances the methodological strength and external validity of the study by expanding the empirical scope to include advanced CI systems that operate under substantially different operational constraints.</w:t>
+      </w:r>
+    </w:p>
+    <w:p/>
     <w:p>
       <w:r>
         <w:pict w14:anchorId="4A05609C">
-          <v:rect id="_x0000_i1057" style="width:0;height:1.5pt" o:hralign="center" o:hrstd="t" o:hr="t" fillcolor="#a0a0a0" stroked="f"/>
+          <v:rect id="_x0000_i1032" style="width:0;height:1.5pt" o:hralign="center" o:hrstd="t" o:hr="t" fillcolor="#a0a0a0" stroked="f"/>
         </w:pict>
       </w:r>
     </w:p>
@@ -1747,7 +1832,11 @@
         <w:br/>
       </w:r>
       <w:r>
-        <w:t>Pull request data was collected using the GitHub GraphQL API. A custom GraphQL query was used to retrieve pull request metadata, review events, and size-related attributes. Pagination was handled using cursor-based traversal to ensure complete data retrieval within the defined time window.</w:t>
+        <w:t xml:space="preserve">Pull request data was collected using the GitHub GraphQL API. A custom GraphQL query was used to retrieve pull request metadata, review events, and size-related attributes. Pagination was handled using cursor-based traversal to ensure complete </w:t>
+      </w:r>
+      <w:r>
+        <w:lastRenderedPageBreak/>
+        <w:t>data retrieval within the defined time window.</w:t>
       </w:r>
       <w:r>
         <w:br/>
@@ -1786,7 +1875,7 @@
           <w:rStyle w:val="Sterk"/>
           <w:rFonts w:eastAsiaTheme="majorEastAsia"/>
         </w:rPr>
-        <w:t>Raw data collection (GitHub / SonarQube)</w:t>
+        <w:t>Raw data collection (GitHub)</w:t>
       </w:r>
     </w:p>
     <w:p>
@@ -1829,12 +1918,34 @@
       <w:pPr>
         <w:pStyle w:val="NormalWeb"/>
         <w:numPr>
-          <w:ilvl w:val="1"/>
+          <w:ilvl w:val="0"/>
           <w:numId w:val="7"/>
         </w:numPr>
       </w:pPr>
       <w:r>
-        <w:t>SonarQube snapshots (monthly/quarterly) are collected to measure technical debt through static analysis.</w:t>
+        <w:rPr>
+          <w:rStyle w:val="Sterk"/>
+          <w:rFonts w:eastAsiaTheme="majorEastAsia"/>
+        </w:rPr>
+        <w:t>Metric computation (per-metric scripts)</w:t>
+      </w:r>
+      <w:r>
+        <w:br/>
+        <w:t xml:space="preserve">Each metric is computed by an independent script under </w:t>
+      </w:r>
+      <w:r>
+        <w:rPr>
+          <w:rStyle w:val="HTML-kode"/>
+          <w:rFonts w:eastAsiaTheme="majorEastAsia"/>
+        </w:rPr>
+        <w:t>scripts/metrics/</w:t>
+      </w:r>
+      <w:r>
+        <w:t>.</w:t>
+      </w:r>
+      <w:r>
+        <w:br/>
+        <w:t>This structure improves reproducibility and isolates metric definitions.</w:t>
       </w:r>
     </w:p>
     <w:p>
@@ -1850,40 +1961,6 @@
           <w:rStyle w:val="Sterk"/>
           <w:rFonts w:eastAsiaTheme="majorEastAsia"/>
         </w:rPr>
-        <w:t>Metric computation (per-metric scripts)</w:t>
-      </w:r>
-      <w:r>
-        <w:br/>
-        <w:t xml:space="preserve">Each metric is computed by an independent script under </w:t>
-      </w:r>
-      <w:r>
-        <w:rPr>
-          <w:rStyle w:val="HTML-kode"/>
-          <w:rFonts w:eastAsiaTheme="majorEastAsia"/>
-        </w:rPr>
-        <w:t>scripts/metrics/</w:t>
-      </w:r>
-      <w:r>
-        <w:t>.</w:t>
-      </w:r>
-      <w:r>
-        <w:br/>
-        <w:t>This structure improves reproducibility and isolates metric definitions.</w:t>
-      </w:r>
-    </w:p>
-    <w:p>
-      <w:pPr>
-        <w:pStyle w:val="NormalWeb"/>
-        <w:numPr>
-          <w:ilvl w:val="0"/>
-          <w:numId w:val="7"/>
-        </w:numPr>
-      </w:pPr>
-      <w:r>
-        <w:rPr>
-          <w:rStyle w:val="Sterk"/>
-          <w:rFonts w:eastAsiaTheme="majorEastAsia"/>
-        </w:rPr>
         <w:t>Visualization scripts</w:t>
       </w:r>
       <w:r>
@@ -1915,7 +1992,7 @@
         <w:t>data/raw/</w:t>
       </w:r>
       <w:r>
-        <w:t xml:space="preserve"> contains raw datasets (PRs, workflow runs, releases, sonar snapshots)</w:t>
+        <w:t xml:space="preserve"> contains raw datasets (PRs, workflow runs, releases)</w:t>
       </w:r>
     </w:p>
     <w:p>
@@ -1987,48 +2064,51 @@
         </w:rPr>
       </w:pPr>
       <w:r>
-        <w:t xml:space="preserve">Metrics were computed using a modular script-based pipeline. Pull request and review data were used to derive engineering velocity measures such as PR cycle time, review latency, </w:t>
+        <w:t>Metrics were computed using a modular script-based pipeline. Pull request and review data were used to derive engineering velocity measures such as PR cycle time, review latency, review duration, and merge frequency. GitHub Actions workflow run metadata were used to compute CI performance (duration, failure rate) and CI flakiness proxies (retries per commit SHA and failure volatility). Continuous Delivery was operationalized through release-based proxies (release frequency and time-to-release) and through deployment/release workflow success rates inferred from workflow naming patterns. Technical debt was assessed using both process-based proxies (PR churn, review overhead, CI flakiness)</w:t>
+      </w:r>
+      <w:r>
+        <w:t>.</w:t>
+      </w:r>
+    </w:p>
+    <w:p>
+      <w:pPr>
+        <w:pStyle w:val="NormalWeb"/>
+      </w:pPr>
+      <w:r>
+        <w:t>Below is a script-by-script explanation.</w:t>
+      </w:r>
+    </w:p>
+    <w:p>
+      <w:pPr>
+        <w:pStyle w:val="NormalWeb"/>
+      </w:pPr>
+      <w:r>
+        <w:pict w14:anchorId="322C36C4">
+          <v:rect id="_x0000_i1033" style="width:0;height:1.5pt" o:hralign="center" o:hrstd="t" o:hr="t" fillcolor="#a0a0a0" stroked="f"/>
+        </w:pict>
+      </w:r>
+    </w:p>
+    <w:p>
+      <w:pPr>
+        <w:pStyle w:val="Overskrift3"/>
+        <w:rPr>
+          <w:rFonts w:eastAsia="Times New Roman"/>
+        </w:rPr>
+      </w:pPr>
+      <w:r>
+        <w:rPr>
+          <w:rFonts w:eastAsia="Times New Roman"/>
+        </w:rPr>
+        <w:t>Engineering Velocity (PR / Review Flow)</w:t>
+      </w:r>
+    </w:p>
+    <w:p>
+      <w:r>
+        <w:t xml:space="preserve">Engineering Velocity refers to the ability of a software team to deliver changes continuously and sustainably through efficient development flow, fast feedback, and </w:t>
       </w:r>
       <w:r>
         <w:lastRenderedPageBreak/>
-        <w:t>review duration, and merge frequency. GitHub Actions workflow run metadata were used to compute CI performance (duration, failure rate) and CI flakiness proxies (retries per commit SHA and failure volatility). Continuous Delivery was operationalized through release-based proxies (release frequency and time-to-release) and through deployment/release workflow success rates inferred from workflow naming patterns. Technical debt was assessed using both process-based proxies (PR churn, review overhead, CI flakiness) and periodic SonarQube snapshots (code smells, debt ratio, complexity, duplication, maintainability indicators</w:t>
-      </w:r>
-    </w:p>
-    <w:p>
-      <w:pPr>
-        <w:pStyle w:val="NormalWeb"/>
-      </w:pPr>
-      <w:r>
-        <w:t>Below is a script-by-script explanation.</w:t>
-      </w:r>
-    </w:p>
-    <w:p>
-      <w:pPr>
-        <w:pStyle w:val="NormalWeb"/>
-      </w:pPr>
-      <w:r>
-        <w:pict w14:anchorId="322C36C4">
-          <v:rect id="_x0000_i1025" style="width:0;height:1.5pt" o:hralign="center" o:hrstd="t" o:hr="t" fillcolor="#a0a0a0" stroked="f"/>
-        </w:pict>
-      </w:r>
-    </w:p>
-    <w:p>
-      <w:pPr>
-        <w:pStyle w:val="Overskrift3"/>
-        <w:rPr>
-          <w:rFonts w:eastAsia="Times New Roman"/>
-        </w:rPr>
-      </w:pPr>
-      <w:r>
-        <w:rPr>
-          <w:rFonts w:eastAsia="Times New Roman"/>
-        </w:rPr>
-        <w:t>Engineering Velocity (PR / Review Flow)</w:t>
-      </w:r>
-    </w:p>
-    <w:p>
-      <w:r>
-        <w:t>Engineering Velocity refers to the ability of a software team to deliver changes continuously and sustainably through efficient development flow, fast feedback, and stable automation. Unlike traditional productivity measures, Engineering Velocity emphasizes process efficiency and learning speed rather than output volume.</w:t>
+        <w:t>stable automation. Unlike traditional productivity measures, Engineering Velocity emphasizes process efficiency and learning speed rather than output volume.</w:t>
       </w:r>
     </w:p>
     <w:p>
@@ -2133,7 +2213,7 @@
       </w:pPr>
       <w:r>
         <w:pict w14:anchorId="653DDCF6">
-          <v:rect id="_x0000_i1026" style="width:0;height:1.5pt" o:hralign="center" o:hrstd="t" o:hr="t" fillcolor="#a0a0a0" stroked="f"/>
+          <v:rect id="_x0000_i1034" style="width:0;height:1.5pt" o:hralign="center" o:hrstd="t" o:hr="t" fillcolor="#a0a0a0" stroked="f"/>
         </w:pict>
       </w:r>
     </w:p>
@@ -2240,7 +2320,7 @@
       </w:pPr>
       <w:r>
         <w:pict w14:anchorId="1152A874">
-          <v:rect id="_x0000_i1027" style="width:0;height:1.5pt" o:hralign="center" o:hrstd="t" o:hr="t" fillcolor="#a0a0a0" stroked="f"/>
+          <v:rect id="_x0000_i1035" style="width:0;height:1.5pt" o:hralign="center" o:hrstd="t" o:hr="t" fillcolor="#a0a0a0" stroked="f"/>
         </w:pict>
       </w:r>
     </w:p>
@@ -2269,7 +2349,6 @@
           <w:b/>
           <w:bCs/>
         </w:rPr>
-        <w:lastRenderedPageBreak/>
         <w:t>Category:</w:t>
       </w:r>
       <w:r>
@@ -2343,7 +2422,7 @@
       </w:pPr>
       <w:r>
         <w:pict w14:anchorId="2B1530E0">
-          <v:rect id="_x0000_i1028" style="width:0;height:1.5pt" o:hralign="center" o:hrstd="t" o:hr="t" fillcolor="#a0a0a0" stroked="f"/>
+          <v:rect id="_x0000_i1036" style="width:0;height:1.5pt" o:hralign="center" o:hrstd="t" o:hr="t" fillcolor="#a0a0a0" stroked="f"/>
         </w:pict>
       </w:r>
     </w:p>
@@ -2410,6 +2489,7 @@
         </w:numPr>
       </w:pPr>
       <w:r>
+        <w:lastRenderedPageBreak/>
         <w:t>Merge Frequency (weekly) = count(merged PRs in week)</w:t>
       </w:r>
       <w:r>
@@ -2445,7 +2525,7 @@
       </w:pPr>
       <w:r>
         <w:pict w14:anchorId="6700C6D5">
-          <v:rect id="_x0000_i1029" style="width:0;height:1.5pt" o:hralign="center" o:hrstd="t" o:hr="t" fillcolor="#a0a0a0" stroked="f"/>
+          <v:rect id="_x0000_i1037" style="width:0;height:1.5pt" o:hralign="center" o:hrstd="t" o:hr="t" fillcolor="#a0a0a0" stroked="f"/>
         </w:pict>
       </w:r>
     </w:p>
@@ -2597,7 +2677,7 @@
       </w:pPr>
       <w:r>
         <w:pict w14:anchorId="23D8C1D5">
-          <v:rect id="_x0000_i1030" style="width:0;height:1.5pt" o:hralign="center" o:hrstd="t" o:hr="t" fillcolor="#a0a0a0" stroked="f"/>
+          <v:rect id="_x0000_i1038" style="width:0;height:1.5pt" o:hralign="center" o:hrstd="t" o:hr="t" fillcolor="#a0a0a0" stroked="f"/>
         </w:pict>
       </w:r>
     </w:p>
@@ -2699,7 +2779,6 @@
           <w:b/>
           <w:bCs/>
         </w:rPr>
-        <w:lastRenderedPageBreak/>
         <w:t>Inputs:</w:t>
       </w:r>
       <w:r>
@@ -2725,7 +2804,7 @@
       </w:pPr>
       <w:r>
         <w:pict w14:anchorId="4D90C3CC">
-          <v:rect id="_x0000_i1031" style="width:0;height:1.5pt" o:hralign="center" o:hrstd="t" o:hr="t" fillcolor="#a0a0a0" stroked="f"/>
+          <v:rect id="_x0000_i1039" style="width:0;height:1.5pt" o:hralign="center" o:hrstd="t" o:hr="t" fillcolor="#a0a0a0" stroked="f"/>
         </w:pict>
       </w:r>
     </w:p>
@@ -2839,7 +2918,7 @@
       </w:pPr>
       <w:r>
         <w:pict w14:anchorId="45B44486">
-          <v:rect id="_x0000_i1032" style="width:0;height:1.5pt" o:hralign="center" o:hrstd="t" o:hr="t" fillcolor="#a0a0a0" stroked="f"/>
+          <v:rect id="_x0000_i1040" style="width:0;height:1.5pt" o:hralign="center" o:hrstd="t" o:hr="t" fillcolor="#a0a0a0" stroked="f"/>
         </w:pict>
       </w:r>
     </w:p>
@@ -2854,6 +2933,7 @@
         <w:rPr>
           <w:rFonts w:eastAsia="Times New Roman"/>
         </w:rPr>
+        <w:lastRenderedPageBreak/>
         <w:t>CD Metrics (Proxies)</w:t>
       </w:r>
     </w:p>
@@ -2987,7 +3067,7 @@
       </w:pPr>
       <w:r>
         <w:pict w14:anchorId="2FB5933C">
-          <v:rect id="_x0000_i1033" style="width:0;height:1.5pt" o:hralign="center" o:hrstd="t" o:hr="t" fillcolor="#a0a0a0" stroked="f"/>
+          <v:rect id="_x0000_i1041" style="width:0;height:1.5pt" o:hralign="center" o:hrstd="t" o:hr="t" fillcolor="#a0a0a0" stroked="f"/>
         </w:pict>
       </w:r>
     </w:p>
@@ -3096,9 +3176,8 @@
         <w:pStyle w:val="NormalWeb"/>
       </w:pPr>
       <w:r>
-        <w:lastRenderedPageBreak/>
         <w:pict w14:anchorId="63DE345E">
-          <v:rect id="_x0000_i1034" style="width:0;height:1.5pt" o:hralign="center" o:hrstd="t" o:hr="t" fillcolor="#a0a0a0" stroked="f"/>
+          <v:rect id="_x0000_i1042" style="width:0;height:1.5pt" o:hralign="center" o:hrstd="t" o:hr="t" fillcolor="#a0a0a0" stroked="f"/>
         </w:pict>
       </w:r>
     </w:p>
@@ -3221,7 +3300,7 @@
       </w:pPr>
       <w:r>
         <w:pict w14:anchorId="5E8BF69A">
-          <v:rect id="_x0000_i1035" style="width:0;height:1.5pt" o:hralign="center" o:hrstd="t" o:hr="t" fillcolor="#a0a0a0" stroked="f"/>
+          <v:rect id="_x0000_i1043" style="width:0;height:1.5pt" o:hralign="center" o:hrstd="t" o:hr="t" fillcolor="#a0a0a0" stroked="f"/>
         </w:pict>
       </w:r>
     </w:p>
@@ -3236,6 +3315,7 @@
         <w:rPr>
           <w:rFonts w:eastAsia="Times New Roman"/>
         </w:rPr>
+        <w:lastRenderedPageBreak/>
         <w:t>Technical Debt Metrics (Strong TD Package)</w:t>
       </w:r>
     </w:p>
@@ -3337,7 +3417,7 @@
       </w:pPr>
       <w:r>
         <w:pict w14:anchorId="3A8066D6">
-          <v:rect id="_x0000_i1036" style="width:0;height:1.5pt" o:hralign="center" o:hrstd="t" o:hr="t" fillcolor="#a0a0a0" stroked="f"/>
+          <v:rect id="_x0000_i1044" style="width:0;height:1.5pt" o:hralign="center" o:hrstd="t" o:hr="t" fillcolor="#a0a0a0" stroked="f"/>
         </w:pict>
       </w:r>
     </w:p>
@@ -3463,40 +3543,216 @@
       </w:pPr>
       <w:r>
         <w:pict w14:anchorId="6AF5E101">
-          <v:rect id="_x0000_i1037" style="width:0;height:1.5pt" o:hralign="center" o:hrstd="t" o:hr="t" fillcolor="#a0a0a0" stroked="f"/>
+          <v:rect id="_x0000_i1045" style="width:0;height:1.5pt" o:hralign="center" o:hrstd="t" o:hr="t" fillcolor="#a0a0a0" stroked="f"/>
         </w:pict>
       </w:r>
     </w:p>
     <w:p>
       <w:pPr>
         <w:pStyle w:val="NormalWeb"/>
-        <w:rPr>
-          <w:b/>
-          <w:bCs/>
-        </w:rPr>
-      </w:pPr>
-      <w:r>
-        <w:rPr>
-          <w:b/>
-          <w:bCs/>
-        </w:rPr>
-        <w:t>sonar_snapshots_tidy.py</w:t>
-      </w:r>
-    </w:p>
-    <w:p>
-      <w:pPr>
-        <w:pStyle w:val="NormalWeb"/>
-      </w:pPr>
-      <w:r>
-        <w:rPr>
-          <w:b/>
-          <w:bCs/>
-        </w:rPr>
+      </w:pPr>
+      <w:r>
+        <w:pict w14:anchorId="75C5C537">
+          <v:rect id="_x0000_i1046" style="width:0;height:1.5pt" o:hralign="center" o:hrstd="t" o:hr="t" fillcolor="#a0a0a0" stroked="f"/>
+        </w:pict>
+      </w:r>
+    </w:p>
+    <w:p>
+      <w:pPr>
+        <w:pStyle w:val="Overskrift3"/>
+        <w:rPr>
+          <w:rFonts w:eastAsia="Times New Roman"/>
+        </w:rPr>
+      </w:pPr>
+      <w:r>
+        <w:rPr>
+          <w:rFonts w:eastAsia="Times New Roman"/>
+        </w:rPr>
+        <w:t>Accelerate / Capability Mapping &amp; Research Design Figures</w:t>
+      </w:r>
+    </w:p>
+    <w:p>
+      <w:pPr>
+        <w:pStyle w:val="NormalWeb"/>
+      </w:pPr>
+      <w:r>
+        <w:t xml:space="preserve">These scripts support your </w:t>
+      </w:r>
+      <w:r>
+        <w:rPr>
+          <w:b/>
+          <w:bCs/>
+        </w:rPr>
+        <w:t>Accelerate operationalization</w:t>
+      </w:r>
+      <w:r>
+        <w:t xml:space="preserve"> and your thesis visuals.</w:t>
+      </w:r>
+    </w:p>
+    <w:p>
+      <w:pPr>
+        <w:pStyle w:val="NormalWeb"/>
+        <w:rPr>
+          <w:b/>
+          <w:bCs/>
+        </w:rPr>
+      </w:pPr>
+      <w:r>
+        <w:rPr>
+          <w:b/>
+          <w:bCs/>
+        </w:rPr>
+        <w:t>Capabilities.py</w:t>
+      </w:r>
+    </w:p>
+    <w:p>
+      <w:pPr>
+        <w:pStyle w:val="NormalWeb"/>
+      </w:pPr>
+      <w:r>
+        <w:rPr>
+          <w:b/>
+          <w:bCs/>
+        </w:rPr>
+        <w:t>Category:</w:t>
+      </w:r>
+      <w:r>
+        <w:t xml:space="preserve"> Accelerate Operationalization</w:t>
+      </w:r>
+      <w:r>
+        <w:br/>
+      </w:r>
+      <w:r>
+        <w:rPr>
+          <w:b/>
+          <w:bCs/>
+        </w:rPr>
+        <w:t>Goal:</w:t>
+      </w:r>
+      <w:r>
+        <w:t xml:space="preserve"> Defines the mapping between metrics and Accelerate capabilities (e.g., CI capability ↔ CI duration/failure; fast feedback ↔ review latency; trunk-based ↔ merge frequency).</w:t>
+      </w:r>
+      <w:r>
+        <w:br/>
+      </w:r>
+      <w:r>
+        <w:rPr>
+          <w:b/>
+          <w:bCs/>
+        </w:rPr>
+        <w:t>Output:</w:t>
+      </w:r>
+      <w:r>
+        <w:t xml:space="preserve"> typically a table/CSV or constants used by other scripts.</w:t>
+      </w:r>
+    </w:p>
+    <w:p>
+      <w:pPr>
+        <w:pStyle w:val="NormalWeb"/>
+      </w:pPr>
+      <w:r>
+        <w:pict w14:anchorId="3F2BD7E0">
+          <v:rect id="_x0000_i1047" style="width:0;height:1.5pt" o:hralign="center" o:hrstd="t" o:hr="t" fillcolor="#a0a0a0" stroked="f"/>
+        </w:pict>
+      </w:r>
+    </w:p>
+    <w:p>
+      <w:pPr>
+        <w:pStyle w:val="NormalWeb"/>
+        <w:rPr>
+          <w:b/>
+          <w:bCs/>
+        </w:rPr>
+      </w:pPr>
+      <w:r>
+        <w:rPr>
+          <w:b/>
+          <w:bCs/>
+        </w:rPr>
+        <w:t>Observability_of_capabilities.py</w:t>
+      </w:r>
+    </w:p>
+    <w:p>
+      <w:pPr>
+        <w:pStyle w:val="NormalWeb"/>
+      </w:pPr>
+      <w:r>
+        <w:rPr>
+          <w:b/>
+          <w:bCs/>
+        </w:rPr>
+        <w:t>Category:</w:t>
+      </w:r>
+      <w:r>
+        <w:t xml:space="preserve"> Accelerate Discussion</w:t>
+      </w:r>
+      <w:r>
+        <w:br/>
+      </w:r>
+      <w:r>
+        <w:rPr>
+          <w:b/>
+          <w:bCs/>
+        </w:rPr>
+        <w:t>Goal:</w:t>
+      </w:r>
+      <w:r>
+        <w:t xml:space="preserve"> Create the “observability score” figure/table showing which Accelerate capabilities are observable via GitHub</w:t>
+      </w:r>
+      <w:r>
+        <w:br/>
+      </w:r>
+      <w:r>
+        <w:rPr>
+          <w:b/>
+          <w:bCs/>
+        </w:rPr>
+        <w:t>Output:</w:t>
+      </w:r>
+      <w:r>
+        <w:t xml:space="preserve"> figures/Observability_of_capabilities.png (or similar)</w:t>
+      </w:r>
+    </w:p>
+    <w:p>
+      <w:pPr>
+        <w:pStyle w:val="NormalWeb"/>
+      </w:pPr>
+      <w:r>
         <w:lastRenderedPageBreak/>
+        <w:pict w14:anchorId="100580D3">
+          <v:rect id="_x0000_i1048" style="width:0;height:1.5pt" o:hralign="center" o:hrstd="t" o:hr="t" fillcolor="#a0a0a0" stroked="f"/>
+        </w:pict>
+      </w:r>
+    </w:p>
+    <w:p>
+      <w:pPr>
+        <w:pStyle w:val="NormalWeb"/>
+        <w:rPr>
+          <w:b/>
+          <w:bCs/>
+        </w:rPr>
+      </w:pPr>
+      <w:r>
+        <w:rPr>
+          <w:b/>
+          <w:bCs/>
+        </w:rPr>
+        <w:t>Research_Design.py</w:t>
+      </w:r>
+    </w:p>
+    <w:p>
+      <w:pPr>
+        <w:pStyle w:val="NormalWeb"/>
+      </w:pPr>
+      <w:r>
+        <w:rPr>
+          <w:b/>
+          <w:bCs/>
+        </w:rPr>
         <w:t>Category:</w:t>
       </w:r>
       <w:r>
-        <w:t xml:space="preserve"> Technical Debt (direct/static analysis)</w:t>
+        <w:t xml:space="preserve"> Methodology Figure</w:t>
       </w:r>
       <w:r>
         <w:br/>
@@ -3509,7 +3765,7 @@
         <w:t>Goal:</w:t>
       </w:r>
       <w:r>
-        <w:t xml:space="preserve"> Prepare SonarQube snapshot measures for analysis.</w:t>
+        <w:t xml:space="preserve"> Generate the research design diagram (data sources → metrics → capability analysis).</w:t>
       </w:r>
       <w:r>
         <w:br/>
@@ -3519,67 +3775,51 @@
           <w:b/>
           <w:bCs/>
         </w:rPr>
-        <w:t>Key measures typically included:</w:t>
-      </w:r>
-    </w:p>
-    <w:p>
-      <w:pPr>
-        <w:pStyle w:val="NormalWeb"/>
-        <w:numPr>
-          <w:ilvl w:val="0"/>
-          <w:numId w:val="22"/>
-        </w:numPr>
-      </w:pPr>
-      <w:r>
-        <w:t>code_smells</w:t>
-      </w:r>
-    </w:p>
-    <w:p>
-      <w:pPr>
-        <w:pStyle w:val="NormalWeb"/>
-        <w:numPr>
-          <w:ilvl w:val="0"/>
-          <w:numId w:val="22"/>
-        </w:numPr>
-      </w:pPr>
-      <w:r>
-        <w:t>sqale_debt_ratio</w:t>
-      </w:r>
-    </w:p>
-    <w:p>
-      <w:pPr>
-        <w:pStyle w:val="NormalWeb"/>
-        <w:numPr>
-          <w:ilvl w:val="0"/>
-          <w:numId w:val="22"/>
-        </w:numPr>
-      </w:pPr>
-      <w:r>
-        <w:t>complexity</w:t>
-      </w:r>
-    </w:p>
-    <w:p>
-      <w:pPr>
-        <w:pStyle w:val="NormalWeb"/>
-        <w:numPr>
-          <w:ilvl w:val="0"/>
-          <w:numId w:val="22"/>
-        </w:numPr>
-      </w:pPr>
-      <w:r>
-        <w:t>duplicated_lines_density</w:t>
-      </w:r>
-    </w:p>
-    <w:p>
-      <w:pPr>
-        <w:pStyle w:val="NormalWeb"/>
-        <w:numPr>
-          <w:ilvl w:val="0"/>
-          <w:numId w:val="22"/>
-        </w:numPr>
-      </w:pPr>
-      <w:r>
-        <w:t>maintainability indicators (e.g., sqale_rating)</w:t>
+        <w:t>Output:</w:t>
+      </w:r>
+      <w:r>
+        <w:t xml:space="preserve"> research design figure for your Methodology chapter.</w:t>
+      </w:r>
+    </w:p>
+    <w:p>
+      <w:pPr>
+        <w:pStyle w:val="NormalWeb"/>
+      </w:pPr>
+      <w:r>
+        <w:pict w14:anchorId="3E2BC6F7">
+          <v:rect id="_x0000_i1049" style="width:0;height:1.5pt" o:hralign="center" o:hrstd="t" o:hr="t" fillcolor="#a0a0a0" stroked="f"/>
+        </w:pict>
+      </w:r>
+    </w:p>
+    <w:p>
+      <w:pPr>
+        <w:pStyle w:val="NormalWeb"/>
+        <w:rPr>
+          <w:b/>
+          <w:bCs/>
+        </w:rPr>
+      </w:pPr>
+      <w:r>
+        <w:rPr>
+          <w:b/>
+          <w:bCs/>
+        </w:rPr>
+        <w:t>plot_ci_flakiness.py</w:t>
+      </w:r>
+    </w:p>
+    <w:p>
+      <w:pPr>
+        <w:pStyle w:val="NormalWeb"/>
+      </w:pPr>
+      <w:r>
+        <w:rPr>
+          <w:b/>
+          <w:bCs/>
+        </w:rPr>
+        <w:t>Category:</w:t>
+      </w:r>
+      <w:r>
+        <w:t xml:space="preserve"> Visualization</w:t>
       </w:r>
       <w:r>
         <w:br/>
@@ -3589,336 +3829,35 @@
           <w:b/>
           <w:bCs/>
         </w:rPr>
-        <w:t>Inputs:</w:t>
-      </w:r>
-      <w:r>
-        <w:t xml:space="preserve"> data/raw/sonar_snapshots.csv</w:t>
-      </w:r>
-      <w:r>
-        <w:br/>
-      </w:r>
-      <w:r>
-        <w:rPr>
-          <w:b/>
-          <w:bCs/>
-        </w:rPr>
-        <w:t>Outputs:</w:t>
-      </w:r>
-      <w:r>
-        <w:t xml:space="preserve"> data/derived/sonar_snapshots_tidy.csv</w:t>
-      </w:r>
-    </w:p>
-    <w:p>
-      <w:pPr>
-        <w:pStyle w:val="NormalWeb"/>
-      </w:pPr>
-      <w:r>
-        <w:pict w14:anchorId="75C5C537">
-          <v:rect id="_x0000_i1038" style="width:0;height:1.5pt" o:hralign="center" o:hrstd="t" o:hr="t" fillcolor="#a0a0a0" stroked="f"/>
+        <w:t>Goal:</w:t>
+      </w:r>
+      <w:r>
+        <w:t xml:space="preserve"> Plot ci_flakiness_retry_weekly.csv (or similar) as a time series.</w:t>
+      </w:r>
+    </w:p>
+    <w:p>
+      <w:pPr>
+        <w:pStyle w:val="NormalWeb"/>
+      </w:pPr>
+      <w:r>
+        <w:pict w14:anchorId="307CC0EE">
+          <v:rect id="_x0000_i1050" style="width:0;height:1.5pt" o:hralign="center" o:hrstd="t" o:hr="t" fillcolor="#a0a0a0" stroked="f"/>
         </w:pict>
       </w:r>
     </w:p>
     <w:p>
       <w:pPr>
-        <w:pStyle w:val="Overskrift3"/>
-        <w:rPr>
-          <w:rFonts w:eastAsia="Times New Roman"/>
-        </w:rPr>
-      </w:pPr>
-      <w:r>
-        <w:rPr>
-          <w:rFonts w:eastAsia="Times New Roman"/>
-        </w:rPr>
-        <w:t>Accelerate / Capability Mapping &amp; Research Design Figures</w:t>
-      </w:r>
-    </w:p>
-    <w:p>
-      <w:pPr>
-        <w:pStyle w:val="NormalWeb"/>
-      </w:pPr>
-      <w:r>
-        <w:t xml:space="preserve">These scripts support your </w:t>
-      </w:r>
-      <w:r>
-        <w:rPr>
-          <w:b/>
-          <w:bCs/>
-        </w:rPr>
-        <w:t>Accelerate operationalization</w:t>
-      </w:r>
-      <w:r>
-        <w:t xml:space="preserve"> and your thesis visuals.</w:t>
-      </w:r>
-    </w:p>
-    <w:p>
-      <w:pPr>
-        <w:pStyle w:val="NormalWeb"/>
-        <w:rPr>
-          <w:b/>
-          <w:bCs/>
-        </w:rPr>
-      </w:pPr>
-      <w:r>
-        <w:rPr>
-          <w:b/>
-          <w:bCs/>
-        </w:rPr>
-        <w:t>Capabilities.py</w:t>
-      </w:r>
-    </w:p>
-    <w:p>
-      <w:pPr>
-        <w:pStyle w:val="NormalWeb"/>
-      </w:pPr>
-      <w:r>
-        <w:rPr>
-          <w:b/>
-          <w:bCs/>
-        </w:rPr>
-        <w:t>Category:</w:t>
-      </w:r>
-      <w:r>
-        <w:t xml:space="preserve"> Accelerate Operationalization</w:t>
-      </w:r>
-      <w:r>
-        <w:br/>
-      </w:r>
-      <w:r>
-        <w:rPr>
-          <w:b/>
-          <w:bCs/>
-        </w:rPr>
-        <w:t>Goal:</w:t>
-      </w:r>
-      <w:r>
-        <w:t xml:space="preserve"> Defines the mapping between metrics and Accelerate capabilities (e.g., CI capability ↔ CI duration/failure; fast feedback ↔ review latency; trunk-based ↔ merge frequency).</w:t>
-      </w:r>
-      <w:r>
-        <w:br/>
-      </w:r>
-      <w:r>
-        <w:rPr>
-          <w:b/>
-          <w:bCs/>
-        </w:rPr>
-        <w:t>Output:</w:t>
-      </w:r>
-      <w:r>
-        <w:t xml:space="preserve"> typically a table/CSV or constants used by other scripts.</w:t>
-      </w:r>
-    </w:p>
-    <w:p>
-      <w:pPr>
-        <w:pStyle w:val="NormalWeb"/>
-      </w:pPr>
-      <w:r>
-        <w:pict w14:anchorId="3F2BD7E0">
-          <v:rect id="_x0000_i1039" style="width:0;height:1.5pt" o:hralign="center" o:hrstd="t" o:hr="t" fillcolor="#a0a0a0" stroked="f"/>
-        </w:pict>
-      </w:r>
-    </w:p>
-    <w:p>
-      <w:pPr>
-        <w:pStyle w:val="NormalWeb"/>
-        <w:rPr>
-          <w:b/>
-          <w:bCs/>
-        </w:rPr>
-      </w:pPr>
-      <w:r>
-        <w:rPr>
-          <w:b/>
-          <w:bCs/>
-        </w:rPr>
-        <w:t>Observability_of_capabilities.py</w:t>
-      </w:r>
-    </w:p>
-    <w:p>
-      <w:pPr>
-        <w:pStyle w:val="NormalWeb"/>
-      </w:pPr>
-      <w:r>
-        <w:rPr>
-          <w:b/>
-          <w:bCs/>
-        </w:rPr>
-        <w:t>Category:</w:t>
-      </w:r>
-      <w:r>
-        <w:t xml:space="preserve"> Accelerate Discussion</w:t>
-      </w:r>
-      <w:r>
-        <w:br/>
-      </w:r>
-      <w:r>
-        <w:rPr>
-          <w:b/>
-          <w:bCs/>
-        </w:rPr>
-        <w:t>Goal:</w:t>
-      </w:r>
-      <w:r>
-        <w:t xml:space="preserve"> Create the “observability score” figure/table showing which Accelerate capabilities are observable via GitHub/Sonar data.</w:t>
-      </w:r>
-      <w:r>
-        <w:br/>
-      </w:r>
-      <w:r>
-        <w:rPr>
-          <w:b/>
-          <w:bCs/>
-        </w:rPr>
-        <w:t>Output:</w:t>
-      </w:r>
-      <w:r>
-        <w:t xml:space="preserve"> figures/Observability_of_capabilities.png (or similar)</w:t>
-      </w:r>
-    </w:p>
-    <w:p>
-      <w:pPr>
-        <w:pStyle w:val="NormalWeb"/>
-      </w:pPr>
-      <w:r>
-        <w:pict w14:anchorId="100580D3">
-          <v:rect id="_x0000_i1040" style="width:0;height:1.5pt" o:hralign="center" o:hrstd="t" o:hr="t" fillcolor="#a0a0a0" stroked="f"/>
-        </w:pict>
-      </w:r>
-    </w:p>
-    <w:p>
-      <w:pPr>
-        <w:pStyle w:val="NormalWeb"/>
-        <w:rPr>
-          <w:b/>
-          <w:bCs/>
-        </w:rPr>
-      </w:pPr>
-      <w:r>
-        <w:rPr>
-          <w:b/>
-          <w:bCs/>
-        </w:rPr>
-        <w:t>Research_Design.py</w:t>
-      </w:r>
-    </w:p>
-    <w:p>
-      <w:pPr>
-        <w:pStyle w:val="NormalWeb"/>
-      </w:pPr>
-      <w:r>
-        <w:rPr>
-          <w:b/>
-          <w:bCs/>
-        </w:rPr>
-        <w:t>Category:</w:t>
-      </w:r>
-      <w:r>
-        <w:t xml:space="preserve"> Methodology Figure</w:t>
-      </w:r>
-      <w:r>
-        <w:br/>
-      </w:r>
-      <w:r>
-        <w:rPr>
-          <w:b/>
-          <w:bCs/>
-        </w:rPr>
-        <w:t>Goal:</w:t>
-      </w:r>
-      <w:r>
-        <w:t xml:space="preserve"> Generate the research design diagram (data sources → metrics → capability analysis).</w:t>
-      </w:r>
-      <w:r>
-        <w:br/>
-      </w:r>
-      <w:r>
-        <w:rPr>
-          <w:b/>
-          <w:bCs/>
-        </w:rPr>
-        <w:t>Output:</w:t>
-      </w:r>
-      <w:r>
-        <w:t xml:space="preserve"> research design figure for your Methodology chapter.</w:t>
-      </w:r>
-    </w:p>
-    <w:p>
-      <w:pPr>
-        <w:pStyle w:val="NormalWeb"/>
-      </w:pPr>
-      <w:r>
-        <w:pict w14:anchorId="3E2BC6F7">
-          <v:rect id="_x0000_i1041" style="width:0;height:1.5pt" o:hralign="center" o:hrstd="t" o:hr="t" fillcolor="#a0a0a0" stroked="f"/>
-        </w:pict>
-      </w:r>
-    </w:p>
-    <w:p>
-      <w:pPr>
-        <w:pStyle w:val="NormalWeb"/>
-        <w:rPr>
-          <w:b/>
-          <w:bCs/>
-        </w:rPr>
-      </w:pPr>
-      <w:r>
-        <w:rPr>
-          <w:b/>
-          <w:bCs/>
-        </w:rPr>
-        <w:t>plot_ci_flakiness.py</w:t>
-      </w:r>
-    </w:p>
-    <w:p>
-      <w:pPr>
-        <w:pStyle w:val="NormalWeb"/>
-      </w:pPr>
-      <w:r>
-        <w:rPr>
-          <w:b/>
-          <w:bCs/>
-        </w:rPr>
-        <w:t>Category:</w:t>
-      </w:r>
-      <w:r>
-        <w:t xml:space="preserve"> Visualization</w:t>
-      </w:r>
-      <w:r>
-        <w:br/>
-      </w:r>
-      <w:r>
-        <w:rPr>
-          <w:b/>
-          <w:bCs/>
-        </w:rPr>
-        <w:t>Goal:</w:t>
-      </w:r>
-      <w:r>
-        <w:t xml:space="preserve"> Plot ci_flakiness_retry_weekly.csv (or similar) as a time series.</w:t>
-      </w:r>
-    </w:p>
-    <w:p>
-      <w:pPr>
-        <w:pStyle w:val="NormalWeb"/>
-      </w:pPr>
-      <w:r>
-        <w:pict w14:anchorId="307CC0EE">
-          <v:rect id="_x0000_i1042" style="width:0;height:1.5pt" o:hralign="center" o:hrstd="t" o:hr="t" fillcolor="#a0a0a0" stroked="f"/>
-        </w:pict>
-      </w:r>
-    </w:p>
-    <w:p>
-      <w:pPr>
-        <w:pStyle w:val="NormalWeb"/>
-        <w:rPr>
-          <w:b/>
-          <w:bCs/>
-        </w:rPr>
-      </w:pPr>
-      <w:r>
-        <w:rPr>
-          <w:b/>
-          <w:bCs/>
-        </w:rPr>
-        <w:lastRenderedPageBreak/>
+        <w:pStyle w:val="NormalWeb"/>
+        <w:rPr>
+          <w:b/>
+          <w:bCs/>
+        </w:rPr>
+      </w:pPr>
+      <w:r>
+        <w:rPr>
+          <w:b/>
+          <w:bCs/>
+        </w:rPr>
         <w:t>Quick Mapping Table (CI vs CD vs TD)</w:t>
       </w:r>
     </w:p>
@@ -4215,6 +4154,7 @@
         </w:numPr>
       </w:pPr>
       <w:r>
+        <w:lastRenderedPageBreak/>
         <w:t>Research_Design.py</w:t>
       </w:r>
     </w:p>
@@ -4224,7 +4164,7 @@
       </w:pPr>
       <w:r>
         <w:pict w14:anchorId="3D024413">
-          <v:rect id="_x0000_i1043" style="width:0;height:1.5pt" o:hralign="center" o:hrstd="t" o:hr="t" fillcolor="#a0a0a0" stroked="f"/>
+          <v:rect id="_x0000_i1051" style="width:0;height:1.5pt" o:hralign="center" o:hrstd="t" o:hr="t" fillcolor="#a0a0a0" stroked="f"/>
         </w:pict>
       </w:r>
     </w:p>
@@ -4293,7 +4233,6 @@
         <w:rPr>
           <w:noProof/>
         </w:rPr>
-        <w:lastRenderedPageBreak/>
         <w:drawing>
           <wp:inline distT="0" distB="0" distL="0" distR="0" wp14:anchorId="38D530B1" wp14:editId="4DCC8281">
             <wp:extent cx="6294755" cy="2867025"/>
@@ -4310,7 +4249,7 @@
                     <pic:cNvPicPr/>
                   </pic:nvPicPr>
                   <pic:blipFill>
-                    <a:blip r:embed="rId15" cstate="print">
+                    <a:blip r:embed="rId16" cstate="print">
                       <a:extLst>
                         <a:ext uri="{28A0092B-C50C-407E-A947-70E740481C1C}">
                           <a14:useLocalDpi xmlns:a14="http://schemas.microsoft.com/office/drawing/2010/main" val="0"/>
@@ -4513,7 +4452,14 @@
         <w:rPr>
           <w:noProof/>
         </w:rPr>
-        <w:t xml:space="preserve"> are also highly observable, as they can be inferred from pull request practices, merge frequency, test execution in CI pipelines, and review dynamics.</w:t>
+        <w:t xml:space="preserve"> are also highly observable, as they can be </w:t>
+      </w:r>
+      <w:r>
+        <w:rPr>
+          <w:noProof/>
+        </w:rPr>
+        <w:lastRenderedPageBreak/>
+        <w:t>inferred from pull request practices, merge frequency, test execution in CI pipelines, and review dynamics.</w:t>
       </w:r>
     </w:p>
     <w:p>
@@ -4601,34 +4547,27 @@
         <w:rPr>
           <w:noProof/>
         </w:rPr>
-        <w:t xml:space="preserve"> for studying the Accelerate model. While technical and process-</w:t>
-      </w:r>
-      <w:r>
+        <w:t xml:space="preserve"> for studying the Accelerate model. While technical and process-oriented capabilities are highly measurable, organizational and cultural capabilities remain largely opaque when relying solely on GitHub-based metrics.</w:t>
+      </w:r>
+    </w:p>
+    <w:p>
+      <w:pPr>
+        <w:tabs>
+          <w:tab w:val="left" w:pos="1896"/>
+        </w:tabs>
         <w:rPr>
           <w:noProof/>
         </w:rPr>
-        <w:lastRenderedPageBreak/>
-        <w:t>oriented capabilities are highly measurable, organizational and cultural capabilities remain largely opaque when relying solely on GitHub-based metrics.</w:t>
-      </w:r>
-    </w:p>
-    <w:p>
-      <w:pPr>
-        <w:tabs>
-          <w:tab w:val="left" w:pos="1896"/>
-        </w:tabs>
+      </w:pPr>
+      <w:r>
         <w:rPr>
           <w:noProof/>
         </w:rPr>
-      </w:pPr>
-      <w:r>
-        <w:rPr>
-          <w:noProof/>
-        </w:rPr>
         <w:drawing>
-          <wp:inline distT="0" distB="0" distL="0" distR="0" wp14:anchorId="0DD61520" wp14:editId="68F5129D">
+          <wp:inline distT="0" distB="0" distL="0" distR="0" wp14:anchorId="6B8C7950" wp14:editId="4F803572">
             <wp:extent cx="5760720" cy="2289175"/>
             <wp:effectExtent l="0" t="0" r="0" b="0"/>
-            <wp:docPr id="1775868376" name="Bilde 8" descr="Et bilde som inneholder tekst, skjermbilde, diagram, Font&#10;&#10;KI-generert innhold kan være feil."/>
+            <wp:docPr id="839294789" name="Bilde 5" descr="Et bilde som inneholder tekst, skjermbilde, diagram, Font&#10;&#10;KI-generert innhold kan være feil."/>
             <wp:cNvGraphicFramePr>
               <a:graphicFrameLocks xmlns:a="http://schemas.openxmlformats.org/drawingml/2006/main" noChangeAspect="1"/>
             </wp:cNvGraphicFramePr>
@@ -4636,11 +4575,11 @@
               <a:graphicData uri="http://schemas.openxmlformats.org/drawingml/2006/picture">
                 <pic:pic xmlns:pic="http://schemas.openxmlformats.org/drawingml/2006/picture">
                   <pic:nvPicPr>
-                    <pic:cNvPr id="1775868376" name="Bilde 8" descr="Et bilde som inneholder tekst, skjermbilde, diagram, Font&#10;&#10;KI-generert innhold kan være feil."/>
+                    <pic:cNvPr id="839294789" name="Bilde 5" descr="Et bilde som inneholder tekst, skjermbilde, diagram, Font&#10;&#10;KI-generert innhold kan være feil."/>
                     <pic:cNvPicPr/>
                   </pic:nvPicPr>
                   <pic:blipFill>
-                    <a:blip r:embed="rId16" cstate="print">
+                    <a:blip r:embed="rId17" cstate="print">
                       <a:extLst>
                         <a:ext uri="{28A0092B-C50C-407E-A947-70E740481C1C}">
                           <a14:useLocalDpi xmlns:a14="http://schemas.microsoft.com/office/drawing/2010/main" val="0"/>
@@ -4719,66 +4658,6 @@
     </w:p>
     <w:p>
       <w:pPr>
-        <w:tabs>
-          <w:tab w:val="left" w:pos="1896"/>
-        </w:tabs>
-        <w:rPr>
-          <w:noProof/>
-        </w:rPr>
-      </w:pPr>
-    </w:p>
-    <w:p>
-      <w:pPr>
-        <w:tabs>
-          <w:tab w:val="left" w:pos="1896"/>
-        </w:tabs>
-        <w:rPr>
-          <w:noProof/>
-        </w:rPr>
-      </w:pPr>
-    </w:p>
-    <w:p>
-      <w:pPr>
-        <w:tabs>
-          <w:tab w:val="left" w:pos="1896"/>
-        </w:tabs>
-        <w:rPr>
-          <w:noProof/>
-        </w:rPr>
-      </w:pPr>
-    </w:p>
-    <w:p>
-      <w:pPr>
-        <w:tabs>
-          <w:tab w:val="left" w:pos="1896"/>
-        </w:tabs>
-        <w:rPr>
-          <w:noProof/>
-        </w:rPr>
-      </w:pPr>
-    </w:p>
-    <w:p>
-      <w:pPr>
-        <w:tabs>
-          <w:tab w:val="left" w:pos="1896"/>
-        </w:tabs>
-        <w:rPr>
-          <w:noProof/>
-        </w:rPr>
-      </w:pPr>
-    </w:p>
-    <w:p>
-      <w:pPr>
-        <w:tabs>
-          <w:tab w:val="left" w:pos="1896"/>
-        </w:tabs>
-        <w:rPr>
-          <w:noProof/>
-        </w:rPr>
-      </w:pPr>
-    </w:p>
-    <w:p>
-      <w:pPr>
         <w:pStyle w:val="Listeavsnitt"/>
         <w:numPr>
           <w:ilvl w:val="1"/>
@@ -4796,10 +4675,10 @@
         </w:rPr>
         <w:lastRenderedPageBreak/>
         <w:drawing>
-          <wp:inline distT="0" distB="0" distL="0" distR="0" wp14:anchorId="55B90573" wp14:editId="3612E69E">
+          <wp:inline distT="0" distB="0" distL="0" distR="0" wp14:anchorId="3A3A6F30" wp14:editId="3D85C26A">
             <wp:extent cx="5757684" cy="3550927"/>
             <wp:effectExtent l="0" t="0" r="0" b="0"/>
-            <wp:docPr id="534932636" name="Bilde 6" descr="Et bilde som inneholder tekst, skjermbilde, diagram, Font&#10;&#10;KI-generert innhold kan være feil."/>
+            <wp:docPr id="1542699351" name="Bilde 6" descr="Et bilde som inneholder tekst, skjermbilde, diagram, Font&#10;&#10;KI-generert innhold kan være feil."/>
             <wp:cNvGraphicFramePr>
               <a:graphicFrameLocks xmlns:a="http://schemas.openxmlformats.org/drawingml/2006/main" noChangeAspect="1"/>
             </wp:cNvGraphicFramePr>
@@ -4807,11 +4686,11 @@
               <a:graphicData uri="http://schemas.openxmlformats.org/drawingml/2006/picture">
                 <pic:pic xmlns:pic="http://schemas.openxmlformats.org/drawingml/2006/picture">
                   <pic:nvPicPr>
-                    <pic:cNvPr id="534932636" name="Bilde 6" descr="Et bilde som inneholder tekst, skjermbilde, diagram, Font&#10;&#10;KI-generert innhold kan være feil."/>
+                    <pic:cNvPr id="1542699351" name="Bilde 6" descr="Et bilde som inneholder tekst, skjermbilde, diagram, Font&#10;&#10;KI-generert innhold kan være feil."/>
                     <pic:cNvPicPr/>
                   </pic:nvPicPr>
                   <pic:blipFill>
-                    <a:blip r:embed="rId17" cstate="print">
+                    <a:blip r:embed="rId18" cstate="print">
                       <a:extLst>
                         <a:ext uri="{28A0092B-C50C-407E-A947-70E740481C1C}">
                           <a14:useLocalDpi xmlns:a14="http://schemas.microsoft.com/office/drawing/2010/main" val="0"/>
@@ -4902,63 +4781,6 @@
                 <pic:pic xmlns:pic="http://schemas.openxmlformats.org/drawingml/2006/picture">
                   <pic:nvPicPr>
                     <pic:cNvPr id="42124146" name="Bilde 4" descr="Et bilde som inneholder tekst, line, Font, håndskrift&#10;&#10;KI-generert innhold kan være feil."/>
-                    <pic:cNvPicPr/>
-                  </pic:nvPicPr>
-                  <pic:blipFill>
-                    <a:blip r:embed="rId18" cstate="print">
-                      <a:extLst>
-                        <a:ext uri="{28A0092B-C50C-407E-A947-70E740481C1C}">
-                          <a14:useLocalDpi xmlns:a14="http://schemas.microsoft.com/office/drawing/2010/main" val="0"/>
-                        </a:ext>
-                      </a:extLst>
-                    </a:blip>
-                    <a:stretch>
-                      <a:fillRect/>
-                    </a:stretch>
-                  </pic:blipFill>
-                  <pic:spPr>
-                    <a:xfrm>
-                      <a:off x="0" y="0"/>
-                      <a:ext cx="5760720" cy="2582545"/>
-                    </a:xfrm>
-                    <a:prstGeom prst="rect">
-                      <a:avLst/>
-                    </a:prstGeom>
-                  </pic:spPr>
-                </pic:pic>
-              </a:graphicData>
-            </a:graphic>
-          </wp:inline>
-        </w:drawing>
-      </w:r>
-    </w:p>
-    <w:p>
-      <w:r>
-        <w:lastRenderedPageBreak/>
-        <w:t>The f</w:t>
-      </w:r>
-      <w:r>
-        <w:t>igure shows the median CI duration per week for docker/cli and prometheus/prometheus. The results indicate that docker/cli maintains a consistently low and stable CI duration throughout the observation period, whereas prometheus/prometheus exhibits higher variability and longer CI execution times in earlier periods, followed by a gradual stabilization.</w:t>
-      </w:r>
-    </w:p>
-    <w:p>
-      <w:r>
-        <w:rPr>
-          <w:noProof/>
-        </w:rPr>
-        <w:drawing>
-          <wp:inline distT="0" distB="0" distL="0" distR="0" wp14:anchorId="61BD6D46" wp14:editId="3B160B52">
-            <wp:extent cx="5760720" cy="2582545"/>
-            <wp:effectExtent l="0" t="0" r="0" b="8255"/>
-            <wp:docPr id="1173105601" name="Bilde 1" descr="Et bilde som inneholder tekst, Plottdiagram, line, skjermbilde&#10;&#10;KI-generert innhold kan være feil."/>
-            <wp:cNvGraphicFramePr>
-              <a:graphicFrameLocks xmlns:a="http://schemas.openxmlformats.org/drawingml/2006/main" noChangeAspect="1"/>
-            </wp:cNvGraphicFramePr>
-            <a:graphic xmlns:a="http://schemas.openxmlformats.org/drawingml/2006/main">
-              <a:graphicData uri="http://schemas.openxmlformats.org/drawingml/2006/picture">
-                <pic:pic xmlns:pic="http://schemas.openxmlformats.org/drawingml/2006/picture">
-                  <pic:nvPicPr>
-                    <pic:cNvPr id="1173105601" name="Bilde 1" descr="Et bilde som inneholder tekst, Plottdiagram, line, skjermbilde&#10;&#10;KI-generert innhold kan være feil."/>
                     <pic:cNvPicPr/>
                   </pic:nvPicPr>
                   <pic:blipFill>
@@ -4989,59 +4811,32 @@
         </w:drawing>
       </w:r>
     </w:p>
+    <w:p>
+      <w:r>
+        <w:lastRenderedPageBreak/>
+        <w:t>The f</w:t>
+      </w:r>
+      <w:r>
+        <w:t>igure shows the median CI duration per week for docker/cli and prometheus/prometheus. The results indicate that docker/cli maintains a consistently low and stable CI duration throughout the observation period, whereas prometheus/prometheus exhibits higher variability and longer CI execution times in earlier periods, followed by a gradual stabilization.</w:t>
+      </w:r>
+    </w:p>
     <w:p/>
     <w:p>
-      <w:pPr>
-        <w:pStyle w:val="Listeavsnitt"/>
-      </w:pPr>
-    </w:p>
-    <w:p>
-      <w:pPr>
-        <w:pStyle w:val="NormalWeb"/>
-        <w:ind w:left="1440"/>
-      </w:pPr>
-    </w:p>
-    <w:p>
-      <w:pPr>
-        <w:pStyle w:val="NormalWeb"/>
-        <w:numPr>
-          <w:ilvl w:val="1"/>
-          <w:numId w:val="26"/>
-        </w:numPr>
-      </w:pPr>
-      <w:r>
-        <w:t>ci_flakiness_retry_weekly.py</w:t>
-      </w:r>
-    </w:p>
-    <w:p>
-      <w:pPr>
-        <w:tabs>
-          <w:tab w:val="left" w:pos="3825"/>
-        </w:tabs>
-      </w:pPr>
-      <w:r>
-        <w:t>CI flakiness represents a form of pipeline-level technical debt, where intermittent failures reduce the reliability of automated feedback and increase developer waiting time.</w:t>
-      </w:r>
-      <w:r>
-        <w:br/>
-      </w:r>
-    </w:p>
-    <w:p>
-      <w:pPr>
-        <w:tabs>
-          <w:tab w:val="left" w:pos="3825"/>
-        </w:tabs>
-        <w:ind w:left="360"/>
-      </w:pPr>
+      <w:r>
+        <w:t>Time span: Min: 2024-11-26 21:47:24+00:00 Max: 2026-01-26 17:21:34+00:00 Days: 425 Rows: 64798 Repos: ['prometheus/prometheus' 'docker/cli' 'tektoncd/pipeline'] Outlier filter: removed 3262 rows using MAX_CI_MINUTES=360</w:t>
+      </w:r>
+    </w:p>
+    <w:p/>
+    <w:p>
       <w:r>
         <w:rPr>
           <w:noProof/>
         </w:rPr>
         <w:drawing>
-          <wp:inline distT="0" distB="0" distL="0" distR="0" wp14:anchorId="1AEA76D7" wp14:editId="2FDDE84E">
+          <wp:inline distT="0" distB="0" distL="0" distR="0" wp14:anchorId="4333E007" wp14:editId="7D40E45D">
             <wp:extent cx="5760720" cy="2582545"/>
             <wp:effectExtent l="0" t="0" r="0" b="8255"/>
-            <wp:docPr id="830993987" name="Bilde 6" descr="Et bilde som inneholder tekst, Plottdiagram, line, diagram&#10;&#10;KI-generert innhold kan være feil."/>
+            <wp:docPr id="1107280057" name="Bilde 4" descr="Et bilde som inneholder tekst, skjermbilde, Plottdiagram, line&#10;&#10;KI-generert innhold kan være feil."/>
             <wp:cNvGraphicFramePr>
               <a:graphicFrameLocks xmlns:a="http://schemas.openxmlformats.org/drawingml/2006/main" noChangeAspect="1"/>
             </wp:cNvGraphicFramePr>
@@ -5049,7 +4844,7 @@
               <a:graphicData uri="http://schemas.openxmlformats.org/drawingml/2006/picture">
                 <pic:pic xmlns:pic="http://schemas.openxmlformats.org/drawingml/2006/picture">
                   <pic:nvPicPr>
-                    <pic:cNvPr id="830993987" name="Bilde 6" descr="Et bilde som inneholder tekst, Plottdiagram, line, diagram&#10;&#10;KI-generert innhold kan være feil."/>
+                    <pic:cNvPr id="1107280057" name="Bilde 4" descr="Et bilde som inneholder tekst, skjermbilde, Plottdiagram, line&#10;&#10;KI-generert innhold kan være feil."/>
                     <pic:cNvPicPr/>
                   </pic:nvPicPr>
                   <pic:blipFill>
@@ -5081,38 +4876,15 @@
       </w:r>
     </w:p>
     <w:p>
-      <w:pPr>
-        <w:pStyle w:val="NormalWeb"/>
-        <w:ind w:left="1440"/>
-      </w:pPr>
-    </w:p>
-    <w:p>
-      <w:pPr>
-        <w:pStyle w:val="NormalWeb"/>
-        <w:numPr>
-          <w:ilvl w:val="1"/>
-          <w:numId w:val="26"/>
-        </w:numPr>
-      </w:pPr>
-      <w:r>
-        <w:t>ci_failure_volatility_weekly.py</w:t>
-      </w:r>
-    </w:p>
-    <w:p>
-      <w:pPr>
-        <w:pStyle w:val="NormalWeb"/>
-        <w:ind w:left="1080"/>
-      </w:pPr>
       <w:r>
         <w:rPr>
           <w:noProof/>
-          <w14:ligatures w14:val="standardContextual"/>
         </w:rPr>
         <w:drawing>
-          <wp:inline distT="0" distB="0" distL="0" distR="0" wp14:anchorId="6DCAF033" wp14:editId="0D772DBE">
+          <wp:inline distT="0" distB="0" distL="0" distR="0" wp14:anchorId="61BD6D46" wp14:editId="3B160B52">
             <wp:extent cx="5760720" cy="2582545"/>
             <wp:effectExtent l="0" t="0" r="0" b="8255"/>
-            <wp:docPr id="1582682859" name="Bilde 1" descr="Et bilde som inneholder tekst, diagram, line, Plottdiagram&#10;&#10;KI-generert innhold kan være feil."/>
+            <wp:docPr id="1173105601" name="Bilde 1" descr="Et bilde som inneholder tekst, Plottdiagram, line, skjermbilde&#10;&#10;KI-generert innhold kan være feil."/>
             <wp:cNvGraphicFramePr>
               <a:graphicFrameLocks xmlns:a="http://schemas.openxmlformats.org/drawingml/2006/main" noChangeAspect="1"/>
             </wp:cNvGraphicFramePr>
@@ -5120,7 +4892,7 @@
               <a:graphicData uri="http://schemas.openxmlformats.org/drawingml/2006/picture">
                 <pic:pic xmlns:pic="http://schemas.openxmlformats.org/drawingml/2006/picture">
                   <pic:nvPicPr>
-                    <pic:cNvPr id="1582682859" name="Bilde 1" descr="Et bilde som inneholder tekst, diagram, line, Plottdiagram&#10;&#10;KI-generert innhold kan være feil."/>
+                    <pic:cNvPr id="1173105601" name="Bilde 1" descr="Et bilde som inneholder tekst, Plottdiagram, line, skjermbilde&#10;&#10;KI-generert innhold kan være feil."/>
                     <pic:cNvPicPr/>
                   </pic:nvPicPr>
                   <pic:blipFill>
@@ -5151,19 +4923,93 @@
         </w:drawing>
       </w:r>
     </w:p>
-    <w:p>
-      <w:pPr>
-        <w:pStyle w:val="NormalWeb"/>
+    <w:p/>
+    <w:p>
+      <w:pPr>
+        <w:pStyle w:val="Listeavsnitt"/>
+      </w:pPr>
+    </w:p>
+    <w:p>
+      <w:pPr>
+        <w:pStyle w:val="NormalWeb"/>
+        <w:ind w:left="1440"/>
+      </w:pPr>
+    </w:p>
+    <w:p>
+      <w:pPr>
+        <w:pStyle w:val="NormalWeb"/>
+        <w:numPr>
+          <w:ilvl w:val="1"/>
+          <w:numId w:val="26"/>
+        </w:numPr>
+      </w:pPr>
+      <w:r>
+        <w:lastRenderedPageBreak/>
+        <w:t>ci_flakiness_retry_weekly.py</w:t>
+      </w:r>
+    </w:p>
+    <w:p>
+      <w:pPr>
+        <w:tabs>
+          <w:tab w:val="left" w:pos="3825"/>
+        </w:tabs>
+      </w:pPr>
+      <w:r>
+        <w:t>CI flakiness represents a form of pipeline-level technical debt, where intermittent failures reduce the reliability of automated feedback and increase developer waiting time.</w:t>
+      </w:r>
+      <w:r>
+        <w:br/>
+      </w:r>
+      <w:r>
+        <w:br/>
+        <w:t>Sanity check summary (overall):</w:t>
+      </w:r>
+    </w:p>
+    <w:p>
+      <w:pPr>
+        <w:tabs>
+          <w:tab w:val="left" w:pos="3825"/>
+        </w:tabs>
+      </w:pPr>
+      <w:r>
+        <w:t>docker/cli {'count': 15241.0, 'mean': 1.2324650613476806, 'std': 0.9119135762671765, 'min': 1.0, '50%': 1.0, '90%': 1.0, '95%': 3.0, '99%': 6.0, 'max': 13.0}</w:t>
+      </w:r>
+    </w:p>
+    <w:p>
+      <w:pPr>
+        <w:tabs>
+          <w:tab w:val="left" w:pos="3825"/>
+        </w:tabs>
+      </w:pPr>
+      <w:r>
+        <w:t>prometheus/prometheus {'count': 25135.0, 'mean': 1.08116172667595, 'std': 0.4420068096728035, 'min': 1.0, '50%': 1.0, '90%': 1.0, '95%': 2.0, '99%': 3.0, 'max': 18.0}</w:t>
+      </w:r>
+    </w:p>
+    <w:p>
+      <w:pPr>
+        <w:tabs>
+          <w:tab w:val="left" w:pos="3825"/>
+        </w:tabs>
+      </w:pPr>
+      <w:r>
+        <w:t>tektoncd/pipeline {'count': 11514.0, 'mean': 1.6361820392565571, 'std': 3.960556049098804, 'min': 1.0, '50%': 1.0, '90%': 1.0, '95%': 3.0, '99%': 17.0, 'max': 109.0}</w:t>
+      </w:r>
+    </w:p>
+    <w:p>
+      <w:pPr>
+        <w:tabs>
+          <w:tab w:val="left" w:pos="3825"/>
+        </w:tabs>
       </w:pPr>
       <w:r>
         <w:rPr>
           <w:noProof/>
         </w:rPr>
         <w:drawing>
-          <wp:inline distT="0" distB="0" distL="0" distR="0" wp14:anchorId="58E1D4A4" wp14:editId="3EBBBC69">
-            <wp:extent cx="5760720" cy="3562985"/>
-            <wp:effectExtent l="0" t="0" r="0" b="0"/>
-            <wp:docPr id="2002005179" name="Bilde 5" descr="Et bilde som inneholder tekst, skjermbilde, diagram, line&#10;&#10;KI-generert innhold kan være feil."/>
+          <wp:inline distT="0" distB="0" distL="0" distR="0" wp14:anchorId="782999B4" wp14:editId="04F6705A">
+            <wp:extent cx="5760720" cy="2582545"/>
+            <wp:effectExtent l="0" t="0" r="0" b="8255"/>
+            <wp:docPr id="846922477" name="Bilde 7" descr="Et bilde som inneholder tekst, Plottdiagram, line, diagram&#10;&#10;KI-generert innhold kan være feil."/>
             <wp:cNvGraphicFramePr>
               <a:graphicFrameLocks xmlns:a="http://schemas.openxmlformats.org/drawingml/2006/main" noChangeAspect="1"/>
             </wp:cNvGraphicFramePr>
@@ -5171,7 +5017,7 @@
               <a:graphicData uri="http://schemas.openxmlformats.org/drawingml/2006/picture">
                 <pic:pic xmlns:pic="http://schemas.openxmlformats.org/drawingml/2006/picture">
                   <pic:nvPicPr>
-                    <pic:cNvPr id="2002005179" name="Bilde 5" descr="Et bilde som inneholder tekst, skjermbilde, diagram, line&#10;&#10;KI-generert innhold kan være feil."/>
+                    <pic:cNvPr id="846922477" name="Bilde 7" descr="Et bilde som inneholder tekst, Plottdiagram, line, diagram&#10;&#10;KI-generert innhold kan være feil."/>
                     <pic:cNvPicPr/>
                   </pic:nvPicPr>
                   <pic:blipFill>
@@ -5189,7 +5035,7 @@
                   <pic:spPr>
                     <a:xfrm>
                       <a:off x="0" y="0"/>
-                      <a:ext cx="5760720" cy="3562985"/>
+                      <a:ext cx="5760720" cy="2582545"/>
                     </a:xfrm>
                     <a:prstGeom prst="rect">
                       <a:avLst/>
@@ -5204,79 +5050,19 @@
     </w:p>
     <w:p>
       <w:pPr>
-        <w:pStyle w:val="NormalWeb"/>
-        <w:ind w:left="1440"/>
-      </w:pPr>
-    </w:p>
-    <w:p>
-      <w:pPr>
-        <w:pStyle w:val="NormalWeb"/>
-        <w:rPr>
-          <w:b/>
-          <w:bCs/>
-        </w:rPr>
-      </w:pPr>
-      <w:r>
-        <w:rPr>
-          <w:b/>
-          <w:bCs/>
-        </w:rPr>
-        <w:t>CD (proxies)</w:t>
-      </w:r>
-    </w:p>
-    <w:p>
-      <w:pPr>
-        <w:pStyle w:val="NormalWeb"/>
-        <w:numPr>
-          <w:ilvl w:val="1"/>
-          <w:numId w:val="25"/>
-        </w:numPr>
-      </w:pPr>
-      <w:r>
-        <w:t>release_frequency_monthly.py</w:t>
-      </w:r>
-    </w:p>
-    <w:p>
-      <w:pPr>
-        <w:tabs>
-          <w:tab w:val="left" w:pos="3630"/>
-        </w:tabs>
-      </w:pPr>
-      <w:r>
-        <w:t>the f</w:t>
-      </w:r>
-      <w:r>
-        <w:t>igure shows the weekly</w:t>
-      </w:r>
-      <w:r>
-        <w:t xml:space="preserve"> and monthly</w:t>
-      </w:r>
-      <w:r>
-        <w:t xml:space="preserve"> merge frequency for the studied projects. The results indicate that docker/cli maintains a relatively stable and high merge throughput, while prometheus/prometheus exhibits greater variability. The rolling average highlights </w:t>
-      </w:r>
-      <w:r>
-        <w:lastRenderedPageBreak/>
-        <w:t>longer-term trends and mitigates short-term fluctuations caused by release cycles or contributor activity.</w:t>
-      </w:r>
-    </w:p>
-    <w:p>
-      <w:pPr>
-        <w:pStyle w:val="NormalWeb"/>
-      </w:pPr>
-    </w:p>
-    <w:p>
-      <w:pPr>
-        <w:pStyle w:val="NormalWeb"/>
+        <w:tabs>
+          <w:tab w:val="left" w:pos="3825"/>
+        </w:tabs>
       </w:pPr>
       <w:r>
         <w:rPr>
           <w:noProof/>
         </w:rPr>
         <w:drawing>
-          <wp:inline distT="0" distB="0" distL="0" distR="0" wp14:anchorId="45D8A5F2" wp14:editId="6CF61AA6">
+          <wp:inline distT="0" distB="0" distL="0" distR="0" wp14:anchorId="13D0F3E0" wp14:editId="1BC58E72">
             <wp:extent cx="5760720" cy="2582545"/>
             <wp:effectExtent l="0" t="0" r="0" b="8255"/>
-            <wp:docPr id="159452106" name="Bilde 7" descr="Et bilde som inneholder tekst, line, Plottdiagram, Font&#10;&#10;KI-generert innhold kan være feil."/>
+            <wp:docPr id="1064984439" name="Bilde 8" descr="Et bilde som inneholder tekst, Plottdiagram, line, diagram&#10;&#10;KI-generert innhold kan være feil."/>
             <wp:cNvGraphicFramePr>
               <a:graphicFrameLocks xmlns:a="http://schemas.openxmlformats.org/drawingml/2006/main" noChangeAspect="1"/>
             </wp:cNvGraphicFramePr>
@@ -5284,7 +5070,7 @@
               <a:graphicData uri="http://schemas.openxmlformats.org/drawingml/2006/picture">
                 <pic:pic xmlns:pic="http://schemas.openxmlformats.org/drawingml/2006/picture">
                   <pic:nvPicPr>
-                    <pic:cNvPr id="159452106" name="Bilde 7" descr="Et bilde som inneholder tekst, line, Plottdiagram, Font&#10;&#10;KI-generert innhold kan være feil."/>
+                    <pic:cNvPr id="1064984439" name="Bilde 8" descr="Et bilde som inneholder tekst, Plottdiagram, line, diagram&#10;&#10;KI-generert innhold kan være feil."/>
                     <pic:cNvPicPr/>
                   </pic:nvPicPr>
                   <pic:blipFill>
@@ -5317,30 +5103,20 @@
     </w:p>
     <w:p>
       <w:pPr>
-        <w:pStyle w:val="NormalWeb"/>
-        <w:numPr>
-          <w:ilvl w:val="1"/>
-          <w:numId w:val="25"/>
-        </w:numPr>
-      </w:pPr>
-      <w:r>
-        <w:t>time_to_release_monthly.py</w:t>
-      </w:r>
-    </w:p>
-    <w:p>
-      <w:pPr>
-        <w:pStyle w:val="NormalWeb"/>
+        <w:tabs>
+          <w:tab w:val="left" w:pos="3825"/>
+        </w:tabs>
       </w:pPr>
       <w:r>
         <w:rPr>
           <w:noProof/>
-          <w14:ligatures w14:val="standardContextual"/>
-        </w:rPr>
+        </w:rPr>
+        <w:lastRenderedPageBreak/>
         <w:drawing>
-          <wp:inline distT="0" distB="0" distL="0" distR="0" wp14:anchorId="20CC898B" wp14:editId="7BA540FA">
+          <wp:inline distT="0" distB="0" distL="0" distR="0" wp14:anchorId="48371084" wp14:editId="480FA8A5">
             <wp:extent cx="5760720" cy="2582545"/>
             <wp:effectExtent l="0" t="0" r="0" b="8255"/>
-            <wp:docPr id="802022049" name="Bilde 2" descr="Et bilde som inneholder tekst, line, Plottdiagram, diagram&#10;&#10;KI-generert innhold kan være feil."/>
+            <wp:docPr id="897742859" name="Bilde 9" descr="Et bilde som inneholder tekst, Plottdiagram, line, diagram&#10;&#10;KI-generert innhold kan være feil."/>
             <wp:cNvGraphicFramePr>
               <a:graphicFrameLocks xmlns:a="http://schemas.openxmlformats.org/drawingml/2006/main" noChangeAspect="1"/>
             </wp:cNvGraphicFramePr>
@@ -5348,7 +5124,7 @@
               <a:graphicData uri="http://schemas.openxmlformats.org/drawingml/2006/picture">
                 <pic:pic xmlns:pic="http://schemas.openxmlformats.org/drawingml/2006/picture">
                   <pic:nvPicPr>
-                    <pic:cNvPr id="802022049" name="Bilde 2" descr="Et bilde som inneholder tekst, line, Plottdiagram, diagram&#10;&#10;KI-generert innhold kan være feil."/>
+                    <pic:cNvPr id="897742859" name="Bilde 9" descr="Et bilde som inneholder tekst, Plottdiagram, line, diagram&#10;&#10;KI-generert innhold kan være feil."/>
                     <pic:cNvPicPr/>
                   </pic:nvPicPr>
                   <pic:blipFill>
@@ -5381,30 +5157,19 @@
     </w:p>
     <w:p>
       <w:pPr>
-        <w:pStyle w:val="NormalWeb"/>
-        <w:numPr>
-          <w:ilvl w:val="1"/>
-          <w:numId w:val="25"/>
-        </w:numPr>
-      </w:pPr>
-      <w:r>
-        <w:t>cd_workflow_success_weekly.py</w:t>
-      </w:r>
-    </w:p>
-    <w:p>
-      <w:pPr>
-        <w:pStyle w:val="NormalWeb"/>
+        <w:tabs>
+          <w:tab w:val="left" w:pos="3825"/>
+        </w:tabs>
       </w:pPr>
       <w:r>
         <w:rPr>
           <w:noProof/>
         </w:rPr>
-        <w:lastRenderedPageBreak/>
         <w:drawing>
-          <wp:inline distT="0" distB="0" distL="0" distR="0" wp14:anchorId="5094B90D" wp14:editId="3BA95656">
+          <wp:inline distT="0" distB="0" distL="0" distR="0" wp14:anchorId="23EB5E31" wp14:editId="12F7D0BD">
             <wp:extent cx="5760720" cy="2582545"/>
             <wp:effectExtent l="0" t="0" r="0" b="8255"/>
-            <wp:docPr id="240123357" name="Bilde 3" descr="Et bilde som inneholder tekst, line, Plottdiagram, diagram&#10;&#10;KI-generert innhold kan være feil."/>
+            <wp:docPr id="388056726" name="Bilde 10" descr="Et bilde som inneholder tekst, Plottdiagram, line, diagram&#10;&#10;KI-generert innhold kan være feil."/>
             <wp:cNvGraphicFramePr>
               <a:graphicFrameLocks xmlns:a="http://schemas.openxmlformats.org/drawingml/2006/main" noChangeAspect="1"/>
             </wp:cNvGraphicFramePr>
@@ -5412,7 +5177,7 @@
               <a:graphicData uri="http://schemas.openxmlformats.org/drawingml/2006/picture">
                 <pic:pic xmlns:pic="http://schemas.openxmlformats.org/drawingml/2006/picture">
                   <pic:nvPicPr>
-                    <pic:cNvPr id="240123357" name="Bilde 3" descr="Et bilde som inneholder tekst, line, Plottdiagram, diagram&#10;&#10;KI-generert innhold kan være feil."/>
+                    <pic:cNvPr id="388056726" name="Bilde 10" descr="Et bilde som inneholder tekst, Plottdiagram, line, diagram&#10;&#10;KI-generert innhold kan være feil."/>
                     <pic:cNvPicPr/>
                   </pic:nvPicPr>
                   <pic:blipFill>
@@ -5444,25 +5209,29 @@
       </w:r>
     </w:p>
     <w:p>
-      <w:r>
-        <w:br/>
-      </w:r>
-    </w:p>
-    <w:p>
-      <w:pPr>
+      <w:pPr>
+        <w:tabs>
+          <w:tab w:val="left" w:pos="3825"/>
+        </w:tabs>
+      </w:pPr>
+    </w:p>
+    <w:p>
+      <w:pPr>
+        <w:tabs>
+          <w:tab w:val="left" w:pos="3825"/>
+        </w:tabs>
+        <w:ind w:left="360"/>
+      </w:pPr>
+      <w:r>
         <w:rPr>
           <w:noProof/>
         </w:rPr>
-      </w:pPr>
-      <w:r>
-        <w:rPr>
-          <w:noProof/>
-        </w:rPr>
+        <w:lastRenderedPageBreak/>
         <w:drawing>
-          <wp:inline distT="0" distB="0" distL="0" distR="0" wp14:anchorId="52D0770E" wp14:editId="65A1EBF7">
-            <wp:extent cx="5760720" cy="2582545"/>
-            <wp:effectExtent l="0" t="0" r="0" b="8255"/>
-            <wp:docPr id="949710842" name="Bilde 2" descr="Et bilde som inneholder tekst, skjermbilde, Plottdiagram, line&#10;&#10;KI-generert innhold kan være feil."/>
+          <wp:inline distT="0" distB="0" distL="0" distR="0" wp14:anchorId="6340DF13" wp14:editId="3F9A067D">
+            <wp:extent cx="5760720" cy="3562985"/>
+            <wp:effectExtent l="0" t="0" r="0" b="0"/>
+            <wp:docPr id="2134078711" name="Bilde 11" descr="Et bilde som inneholder tekst, diagram, skjermbilde, line&#10;&#10;KI-generert innhold kan være feil."/>
             <wp:cNvGraphicFramePr>
               <a:graphicFrameLocks xmlns:a="http://schemas.openxmlformats.org/drawingml/2006/main" noChangeAspect="1"/>
             </wp:cNvGraphicFramePr>
@@ -5470,7 +5239,7 @@
               <a:graphicData uri="http://schemas.openxmlformats.org/drawingml/2006/picture">
                 <pic:pic xmlns:pic="http://schemas.openxmlformats.org/drawingml/2006/picture">
                   <pic:nvPicPr>
-                    <pic:cNvPr id="949710842" name="Bilde 2" descr="Et bilde som inneholder tekst, skjermbilde, Plottdiagram, line&#10;&#10;KI-generert innhold kan være feil."/>
+                    <pic:cNvPr id="2134078711" name="Bilde 11" descr="Et bilde som inneholder tekst, diagram, skjermbilde, line&#10;&#10;KI-generert innhold kan være feil."/>
                     <pic:cNvPicPr/>
                   </pic:nvPicPr>
                   <pic:blipFill>
@@ -5488,7 +5257,7 @@
                   <pic:spPr>
                     <a:xfrm>
                       <a:off x="0" y="0"/>
-                      <a:ext cx="5760720" cy="2582545"/>
+                      <a:ext cx="5760720" cy="3562985"/>
                     </a:xfrm>
                     <a:prstGeom prst="rect">
                       <a:avLst/>
@@ -5503,118 +5272,37 @@
     </w:p>
     <w:p>
       <w:pPr>
-        <w:tabs>
-          <w:tab w:val="left" w:pos="1896"/>
-        </w:tabs>
-      </w:pPr>
-    </w:p>
-    <w:p>
-      <w:pPr>
-        <w:pStyle w:val="Overskrift3"/>
-        <w:rPr>
-          <w:rFonts w:eastAsia="Times New Roman"/>
-        </w:rPr>
-      </w:pPr>
-      <w:r>
-        <w:rPr>
-          <w:rFonts w:eastAsia="Times New Roman"/>
-        </w:rPr>
-        <w:t>Technical Debt</w:t>
-      </w:r>
-    </w:p>
-    <w:p>
-      <w:pPr>
-        <w:pStyle w:val="NormalWeb"/>
-      </w:pPr>
-      <w:r>
-        <w:t>1.</w:t>
-      </w:r>
-      <w:r>
-        <w:t>pr_churn.py</w:t>
-      </w:r>
-    </w:p>
-    <w:p>
-      <w:pPr>
-        <w:tabs>
-          <w:tab w:val="left" w:pos="5100"/>
-        </w:tabs>
-      </w:pPr>
-      <w:r>
-        <w:rPr>
-          <w:b/>
-          <w:bCs/>
-        </w:rPr>
-        <w:t xml:space="preserve">Figur </w:t>
-      </w:r>
-      <w:r>
-        <w:rPr>
-          <w:b/>
-          <w:bCs/>
-        </w:rPr>
-        <w:t>10</w:t>
-      </w:r>
-      <w:r>
-        <w:rPr>
-          <w:b/>
-          <w:bCs/>
-        </w:rPr>
-        <w:t xml:space="preserve"> viser median Pull Request (PR) cycle time per uke for docker/cli og prometheus/prometheus.</w:t>
-      </w:r>
-      <w:r>
-        <w:br/>
-        <w:t xml:space="preserve">Over tid har </w:t>
-      </w:r>
-      <w:r>
-        <w:rPr>
-          <w:i/>
-          <w:iCs/>
-        </w:rPr>
-        <w:t>docker/cli</w:t>
-      </w:r>
-      <w:r>
-        <w:t xml:space="preserve"> generelt lav og stabil PR cycle time, noe som indikerer rask feedback og effektiv gjennomstrømning. Enkelte ekstreme topper (f.eks. midten av 2025) skyldes trolig enkelt-PR-er som har vært åpne over lang tid, og påvirker medianen i uker med få PR-er.</w:t>
-      </w:r>
-    </w:p>
-    <w:p>
-      <w:pPr>
-        <w:tabs>
-          <w:tab w:val="left" w:pos="5100"/>
-        </w:tabs>
-      </w:pPr>
-      <w:r>
-        <w:rPr>
-          <w:i/>
-          <w:iCs/>
-        </w:rPr>
-        <w:lastRenderedPageBreak/>
-        <w:t>prometheus/prometheus</w:t>
-      </w:r>
-      <w:r>
-        <w:t xml:space="preserve"> viser høyere variabilitet og flere perioder med forhøyet PR cycle time, noe som kan indikere mer komplekse endringer, strengere review-prosesser eller høyere koordinasjonskostnader. Samlet sett illustrerer figuren tydelige forskjeller i utviklingsflyt mellom prosjektene, til tross for at begge følger moderne DevOps-praksiser.</w:t>
-      </w:r>
-    </w:p>
-    <w:p>
-      <w:pPr>
-        <w:tabs>
-          <w:tab w:val="left" w:pos="5100"/>
-        </w:tabs>
-      </w:pPr>
-    </w:p>
-    <w:p>
-      <w:pPr>
-        <w:tabs>
-          <w:tab w:val="left" w:pos="5100"/>
-        </w:tabs>
+        <w:pStyle w:val="NormalWeb"/>
+        <w:ind w:left="1440"/>
+      </w:pPr>
+    </w:p>
+    <w:p>
+      <w:pPr>
+        <w:pStyle w:val="NormalWeb"/>
+        <w:numPr>
+          <w:ilvl w:val="1"/>
+          <w:numId w:val="26"/>
+        </w:numPr>
+      </w:pPr>
+      <w:r>
+        <w:t>ci_failure_volatility_weekly.py</w:t>
+      </w:r>
+    </w:p>
+    <w:p>
+      <w:pPr>
+        <w:pStyle w:val="NormalWeb"/>
+        <w:ind w:left="1080"/>
       </w:pPr>
       <w:r>
         <w:rPr>
           <w:noProof/>
+          <w14:ligatures w14:val="standardContextual"/>
         </w:rPr>
         <w:drawing>
-          <wp:inline distT="0" distB="0" distL="0" distR="0" wp14:anchorId="5EC398F5" wp14:editId="10CFDFC6">
+          <wp:inline distT="0" distB="0" distL="0" distR="0" wp14:anchorId="6DCAF033" wp14:editId="0D772DBE">
             <wp:extent cx="5760720" cy="2582545"/>
             <wp:effectExtent l="0" t="0" r="0" b="8255"/>
-            <wp:docPr id="332839705" name="Bilde 9" descr="Et bilde som inneholder tekst, skjermbilde, Plottdiagram, line&#10;&#10;KI-generert innhold kan være feil."/>
+            <wp:docPr id="1582682859" name="Bilde 1" descr="Et bilde som inneholder tekst, diagram, line, Plottdiagram&#10;&#10;KI-generert innhold kan være feil."/>
             <wp:cNvGraphicFramePr>
               <a:graphicFrameLocks xmlns:a="http://schemas.openxmlformats.org/drawingml/2006/main" noChangeAspect="1"/>
             </wp:cNvGraphicFramePr>
@@ -5622,7 +5310,7 @@
               <a:graphicData uri="http://schemas.openxmlformats.org/drawingml/2006/picture">
                 <pic:pic xmlns:pic="http://schemas.openxmlformats.org/drawingml/2006/picture">
                   <pic:nvPicPr>
-                    <pic:cNvPr id="332839705" name="Bilde 9" descr="Et bilde som inneholder tekst, skjermbilde, Plottdiagram, line&#10;&#10;KI-generert innhold kan være feil."/>
+                    <pic:cNvPr id="1582682859" name="Bilde 1" descr="Et bilde som inneholder tekst, diagram, line, Plottdiagram&#10;&#10;KI-generert innhold kan være feil."/>
                     <pic:cNvPicPr/>
                   </pic:nvPicPr>
                   <pic:blipFill>
@@ -5657,16 +5345,158 @@
       <w:pPr>
         <w:pStyle w:val="NormalWeb"/>
       </w:pPr>
+    </w:p>
+    <w:p>
+      <w:pPr>
+        <w:pStyle w:val="NormalWeb"/>
+        <w:ind w:left="1440"/>
+      </w:pPr>
+    </w:p>
+    <w:p>
+      <w:pPr>
+        <w:pStyle w:val="NormalWeb"/>
+      </w:pPr>
+      <w:r>
+        <w:rPr>
+          <w:b/>
+          <w:bCs/>
+        </w:rPr>
+        <w:t>CD (proxies)</w:t>
+      </w:r>
+      <w:r>
+        <w:rPr>
+          <w:b/>
+          <w:bCs/>
+        </w:rPr>
+        <w:br/>
+      </w:r>
+      <w:r>
+        <w:t>I</w:t>
+      </w:r>
+      <w:r>
+        <w:t xml:space="preserve">n this study, Continuous Delivery (CD) workflows were identified using an event-based proxy derived from GitHub Actions metadata. Specifically, workflows triggered by post-merge events—such as push, release, or workflow_dispatch—were classified as CD-related, </w:t>
+      </w:r>
+      <w:r>
+        <w:lastRenderedPageBreak/>
+        <w:t>as they represent automation executed after code integration and are commonly associated with delivery or deployment activities.</w:t>
+      </w:r>
+    </w:p>
+    <w:p>
+      <w:pPr>
+        <w:pStyle w:val="NormalWeb"/>
+      </w:pPr>
+    </w:p>
+    <w:p>
+      <w:pPr>
+        <w:pStyle w:val="NormalWeb"/>
+      </w:pPr>
+      <w:r>
+        <w:t>Using this definition, CD data were observed exclusively for the prometheus/prometheus repository, while no CD workflows were detected for docker/cli and tektoncd/pipeline within the analyzed dataset. This outcome is attributable to substantive differences in CI/CD practices across the studied repositories rather than limitations of the data collection or analysis approach.</w:t>
+      </w:r>
+    </w:p>
+    <w:p>
+      <w:pPr>
+        <w:pStyle w:val="NormalWeb"/>
+      </w:pPr>
+    </w:p>
+    <w:p>
+      <w:pPr>
+        <w:pStyle w:val="NormalWeb"/>
+      </w:pPr>
+      <w:r>
+        <w:t>The prometheus/prometheus repository includes GitHub Actions workflows triggered by push events on the main branch. These workflows are executed after code integration and perform repository-level automation tasks, such as security checks and post-merge validation. From a DevOps and CI/CD perspective, such workflows qualify as Continuous Delivery–related automation, as they operate beyond pull-request validation and contribute to post-merge pipeline reliability and release readiness.</w:t>
+      </w:r>
+    </w:p>
+    <w:p>
+      <w:pPr>
+        <w:pStyle w:val="NormalWeb"/>
+      </w:pPr>
+    </w:p>
+    <w:p>
+      <w:pPr>
+        <w:pStyle w:val="NormalWeb"/>
+      </w:pPr>
+      <w:r>
+        <w:t>In contrast, the docker/cli repository relies exclusively on workflows triggered by pull_request events, such as build and validation pipelines. These workflows are confined to pre-merge verification and represent Continuous Integration (CI) activities only. No workflows triggered by post-merge events (e.g., push or release) were observed in the dataset, indicating that CD practices are either not implemented via GitHub Actions for this repository or are managed through external release infrastructure outside the scope of the collected data.</w:t>
+      </w:r>
+    </w:p>
+    <w:p>
+      <w:pPr>
+        <w:pStyle w:val="NormalWeb"/>
+      </w:pPr>
+    </w:p>
+    <w:p>
+      <w:pPr>
+        <w:pStyle w:val="NormalWeb"/>
+      </w:pPr>
+      <w:r>
+        <w:t>Similarly, the tektoncd/pipeline repository primarily employs workflows triggered by schedule and issue_comment events, corresponding to nightly builds and tooling automation. While these workflows support maintenance and continuous testing, they do not constitute Continuous Delivery in the strict sense, as they are not directly associated with post-merge delivery or release execution. Consequently, they were excluded from the CD classification in this study.</w:t>
+      </w:r>
+    </w:p>
+    <w:p>
+      <w:pPr>
+        <w:pStyle w:val="NormalWeb"/>
+      </w:pPr>
+    </w:p>
+    <w:p>
+      <w:pPr>
+        <w:pStyle w:val="NormalWeb"/>
+      </w:pPr>
+      <w:r>
+        <w:t>Overall, the presence of CD data for only one repository reflects heterogeneous CI/CD adoption patterns across open-source projects. While some repositories integrate delivery-oriented automation directly within GitHub Actions, others restrict GitHub Actions usage to CI or auxiliary automation, delegating CD responsibilities to alternative tooling or organizational processes. This heterogeneity represents an empirical finding of the study and highlights the importance of repository-specific CI/CD architectures when analyzing delivery performance metrics.</w:t>
+      </w:r>
+    </w:p>
+    <w:p>
+      <w:pPr>
+        <w:pStyle w:val="NormalWeb"/>
+        <w:numPr>
+          <w:ilvl w:val="1"/>
+          <w:numId w:val="25"/>
+        </w:numPr>
+      </w:pPr>
+      <w:r>
+        <w:t>release_frequency_monthly.py</w:t>
+      </w:r>
+    </w:p>
+    <w:p>
+      <w:pPr>
+        <w:tabs>
+          <w:tab w:val="left" w:pos="3630"/>
+        </w:tabs>
+      </w:pPr>
+      <w:r>
+        <w:lastRenderedPageBreak/>
+        <w:t>the f</w:t>
+      </w:r>
+      <w:r>
+        <w:t>igure shows the weekly</w:t>
+      </w:r>
+      <w:r>
+        <w:t xml:space="preserve"> and monthly</w:t>
+      </w:r>
+      <w:r>
+        <w:t xml:space="preserve"> merge frequency for the studied projects. The results indicate that docker/cli maintains a relatively stable and high merge throughput, while prometheus/prometheus exhibits greater variability. The rolling average highlights longer-term trends and mitigates short-term fluctuations caused by release cycles or contributor activity.</w:t>
+      </w:r>
+    </w:p>
+    <w:p>
+      <w:pPr>
+        <w:pStyle w:val="NormalWeb"/>
+      </w:pPr>
+    </w:p>
+    <w:p>
+      <w:pPr>
+        <w:pStyle w:val="NormalWeb"/>
+      </w:pPr>
       <w:r>
         <w:rPr>
           <w:noProof/>
           <w14:ligatures w14:val="standardContextual"/>
         </w:rPr>
         <w:drawing>
-          <wp:inline distT="0" distB="0" distL="0" distR="0" wp14:anchorId="533252DA" wp14:editId="1E0F7137">
-            <wp:extent cx="5760720" cy="3600450"/>
-            <wp:effectExtent l="0" t="0" r="0" b="0"/>
-            <wp:docPr id="1621712111" name="Bilde 3" descr="Et bilde som inneholder tekst, skjermbilde, diagram, display&#10;&#10;KI-generert innhold kan være feil."/>
+          <wp:inline distT="0" distB="0" distL="0" distR="0" wp14:anchorId="61624898" wp14:editId="79E4315E">
+            <wp:extent cx="5760720" cy="4876165"/>
+            <wp:effectExtent l="0" t="0" r="0" b="635"/>
+            <wp:docPr id="121233338" name="Bilde 12" descr="Et bilde som inneholder tekst, diagram, Plottdiagram, line&#10;&#10;KI-generert innhold kan være feil."/>
             <wp:cNvGraphicFramePr>
               <a:graphicFrameLocks xmlns:a="http://schemas.openxmlformats.org/drawingml/2006/main" noChangeAspect="1"/>
             </wp:cNvGraphicFramePr>
@@ -5674,11 +5504,466 @@
               <a:graphicData uri="http://schemas.openxmlformats.org/drawingml/2006/picture">
                 <pic:pic xmlns:pic="http://schemas.openxmlformats.org/drawingml/2006/picture">
                   <pic:nvPicPr>
-                    <pic:cNvPr id="1621712111" name="Bilde 3" descr="Et bilde som inneholder tekst, skjermbilde, diagram, display&#10;&#10;KI-generert innhold kan være feil."/>
+                    <pic:cNvPr id="121233338" name="Bilde 12" descr="Et bilde som inneholder tekst, diagram, Plottdiagram, line&#10;&#10;KI-generert innhold kan være feil."/>
                     <pic:cNvPicPr/>
                   </pic:nvPicPr>
                   <pic:blipFill>
                     <a:blip r:embed="rId28" cstate="print">
+                      <a:extLst>
+                        <a:ext uri="{28A0092B-C50C-407E-A947-70E740481C1C}">
+                          <a14:useLocalDpi xmlns:a14="http://schemas.microsoft.com/office/drawing/2010/main" val="0"/>
+                        </a:ext>
+                      </a:extLst>
+                    </a:blip>
+                    <a:stretch>
+                      <a:fillRect/>
+                    </a:stretch>
+                  </pic:blipFill>
+                  <pic:spPr>
+                    <a:xfrm>
+                      <a:off x="0" y="0"/>
+                      <a:ext cx="5760720" cy="4876165"/>
+                    </a:xfrm>
+                    <a:prstGeom prst="rect">
+                      <a:avLst/>
+                    </a:prstGeom>
+                  </pic:spPr>
+                </pic:pic>
+              </a:graphicData>
+            </a:graphic>
+          </wp:inline>
+        </w:drawing>
+      </w:r>
+    </w:p>
+    <w:p>
+      <w:pPr>
+        <w:pStyle w:val="NormalWeb"/>
+      </w:pPr>
+      <w:r>
+        <w:rPr>
+          <w:noProof/>
+          <w14:ligatures w14:val="standardContextual"/>
+        </w:rPr>
+        <w:lastRenderedPageBreak/>
+        <w:drawing>
+          <wp:inline distT="0" distB="0" distL="0" distR="0" wp14:anchorId="1FBADCB6" wp14:editId="4FEAB30F">
+            <wp:extent cx="5760720" cy="2582545"/>
+            <wp:effectExtent l="0" t="0" r="0" b="8255"/>
+            <wp:docPr id="95884460" name="Bilde 13" descr="Et bilde som inneholder tekst, Font, line, Plottdiagram&#10;&#10;KI-generert innhold kan være feil."/>
+            <wp:cNvGraphicFramePr>
+              <a:graphicFrameLocks xmlns:a="http://schemas.openxmlformats.org/drawingml/2006/main" noChangeAspect="1"/>
+            </wp:cNvGraphicFramePr>
+            <a:graphic xmlns:a="http://schemas.openxmlformats.org/drawingml/2006/main">
+              <a:graphicData uri="http://schemas.openxmlformats.org/drawingml/2006/picture">
+                <pic:pic xmlns:pic="http://schemas.openxmlformats.org/drawingml/2006/picture">
+                  <pic:nvPicPr>
+                    <pic:cNvPr id="95884460" name="Bilde 13" descr="Et bilde som inneholder tekst, Font, line, Plottdiagram&#10;&#10;KI-generert innhold kan være feil."/>
+                    <pic:cNvPicPr/>
+                  </pic:nvPicPr>
+                  <pic:blipFill>
+                    <a:blip r:embed="rId29" cstate="print">
+                      <a:extLst>
+                        <a:ext uri="{28A0092B-C50C-407E-A947-70E740481C1C}">
+                          <a14:useLocalDpi xmlns:a14="http://schemas.microsoft.com/office/drawing/2010/main" val="0"/>
+                        </a:ext>
+                      </a:extLst>
+                    </a:blip>
+                    <a:stretch>
+                      <a:fillRect/>
+                    </a:stretch>
+                  </pic:blipFill>
+                  <pic:spPr>
+                    <a:xfrm>
+                      <a:off x="0" y="0"/>
+                      <a:ext cx="5760720" cy="2582545"/>
+                    </a:xfrm>
+                    <a:prstGeom prst="rect">
+                      <a:avLst/>
+                    </a:prstGeom>
+                  </pic:spPr>
+                </pic:pic>
+              </a:graphicData>
+            </a:graphic>
+          </wp:inline>
+        </w:drawing>
+      </w:r>
+    </w:p>
+    <w:p>
+      <w:pPr>
+        <w:pStyle w:val="NormalWeb"/>
+        <w:numPr>
+          <w:ilvl w:val="1"/>
+          <w:numId w:val="25"/>
+        </w:numPr>
+      </w:pPr>
+      <w:r>
+        <w:t>time_to_release_monthly.py</w:t>
+      </w:r>
+      <w:r>
+        <w:br/>
+      </w:r>
+      <w:r>
+        <w:br/>
+      </w:r>
+      <w:r>
+        <w:t>Time-to-Release was computed as the elapsed time between the merge date of a pull request and the publication date of the subsequent GitHub release in which the change was included. This metric relies exclusively on pull request and release metadata and does not require the presence of automated CD workflows.</w:t>
+      </w:r>
+      <w:r>
+        <w:br/>
+        <w:t>Repositories exposing regular release signals, such as prometheus/prometheus and tektoncd/pipeline, were therefore eligible for Time-to-Release analysis, whereas repositories without a stable release cadence were excluded from this metric.</w:t>
+      </w:r>
+    </w:p>
+    <w:p>
+      <w:pPr>
+        <w:pStyle w:val="NormalWeb"/>
+        <w:ind w:left="1440"/>
+        <w:rPr>
+          <w:noProof/>
+          <w14:ligatures w14:val="standardContextual"/>
+        </w:rPr>
+      </w:pPr>
+      <w:r>
+        <w:rPr>
+          <w:noProof/>
+          <w14:ligatures w14:val="standardContextual"/>
+        </w:rPr>
+        <w:drawing>
+          <wp:inline distT="0" distB="0" distL="0" distR="0" wp14:anchorId="02CB1C1C" wp14:editId="28A7C27B">
+            <wp:extent cx="5345854" cy="3799840"/>
+            <wp:effectExtent l="0" t="0" r="7620" b="0"/>
+            <wp:docPr id="725108895" name="Bilde 15" descr="Et bilde som inneholder tekst, line, Plottdiagram, diagram&#10;&#10;KI-generert innhold kan være feil."/>
+            <wp:cNvGraphicFramePr>
+              <a:graphicFrameLocks xmlns:a="http://schemas.openxmlformats.org/drawingml/2006/main" noChangeAspect="1"/>
+            </wp:cNvGraphicFramePr>
+            <a:graphic xmlns:a="http://schemas.openxmlformats.org/drawingml/2006/main">
+              <a:graphicData uri="http://schemas.openxmlformats.org/drawingml/2006/picture">
+                <pic:pic xmlns:pic="http://schemas.openxmlformats.org/drawingml/2006/picture">
+                  <pic:nvPicPr>
+                    <pic:cNvPr id="725108895" name="Bilde 15" descr="Et bilde som inneholder tekst, line, Plottdiagram, diagram&#10;&#10;KI-generert innhold kan være feil."/>
+                    <pic:cNvPicPr/>
+                  </pic:nvPicPr>
+                  <pic:blipFill>
+                    <a:blip r:embed="rId30" cstate="print">
+                      <a:extLst>
+                        <a:ext uri="{28A0092B-C50C-407E-A947-70E740481C1C}">
+                          <a14:useLocalDpi xmlns:a14="http://schemas.microsoft.com/office/drawing/2010/main" val="0"/>
+                        </a:ext>
+                      </a:extLst>
+                    </a:blip>
+                    <a:stretch>
+                      <a:fillRect/>
+                    </a:stretch>
+                  </pic:blipFill>
+                  <pic:spPr>
+                    <a:xfrm>
+                      <a:off x="0" y="0"/>
+                      <a:ext cx="5348862" cy="3801978"/>
+                    </a:xfrm>
+                    <a:prstGeom prst="rect">
+                      <a:avLst/>
+                    </a:prstGeom>
+                  </pic:spPr>
+                </pic:pic>
+              </a:graphicData>
+            </a:graphic>
+          </wp:inline>
+        </w:drawing>
+      </w:r>
+    </w:p>
+    <w:p>
+      <w:pPr>
+        <w:pStyle w:val="NormalWeb"/>
+        <w:ind w:left="1440"/>
+      </w:pPr>
+      <w:r>
+        <w:rPr>
+          <w:noProof/>
+          <w14:ligatures w14:val="standardContextual"/>
+        </w:rPr>
+        <w:lastRenderedPageBreak/>
+        <w:drawing>
+          <wp:inline distT="0" distB="0" distL="0" distR="0" wp14:anchorId="05B80F7F" wp14:editId="658C5252">
+            <wp:extent cx="5760720" cy="2582545"/>
+            <wp:effectExtent l="0" t="0" r="0" b="8255"/>
+            <wp:docPr id="917532003" name="Bilde 14" descr="Et bilde som inneholder tekst, line, Plottdiagram, diagram&#10;&#10;KI-generert innhold kan være feil."/>
+            <wp:cNvGraphicFramePr>
+              <a:graphicFrameLocks xmlns:a="http://schemas.openxmlformats.org/drawingml/2006/main" noChangeAspect="1"/>
+            </wp:cNvGraphicFramePr>
+            <a:graphic xmlns:a="http://schemas.openxmlformats.org/drawingml/2006/main">
+              <a:graphicData uri="http://schemas.openxmlformats.org/drawingml/2006/picture">
+                <pic:pic xmlns:pic="http://schemas.openxmlformats.org/drawingml/2006/picture">
+                  <pic:nvPicPr>
+                    <pic:cNvPr id="917532003" name="Bilde 14" descr="Et bilde som inneholder tekst, line, Plottdiagram, diagram&#10;&#10;KI-generert innhold kan være feil."/>
+                    <pic:cNvPicPr/>
+                  </pic:nvPicPr>
+                  <pic:blipFill>
+                    <a:blip r:embed="rId31" cstate="print">
+                      <a:extLst>
+                        <a:ext uri="{28A0092B-C50C-407E-A947-70E740481C1C}">
+                          <a14:useLocalDpi xmlns:a14="http://schemas.microsoft.com/office/drawing/2010/main" val="0"/>
+                        </a:ext>
+                      </a:extLst>
+                    </a:blip>
+                    <a:stretch>
+                      <a:fillRect/>
+                    </a:stretch>
+                  </pic:blipFill>
+                  <pic:spPr>
+                    <a:xfrm>
+                      <a:off x="0" y="0"/>
+                      <a:ext cx="5760720" cy="2582545"/>
+                    </a:xfrm>
+                    <a:prstGeom prst="rect">
+                      <a:avLst/>
+                    </a:prstGeom>
+                  </pic:spPr>
+                </pic:pic>
+              </a:graphicData>
+            </a:graphic>
+          </wp:inline>
+        </w:drawing>
+      </w:r>
+    </w:p>
+    <w:p>
+      <w:pPr>
+        <w:pStyle w:val="NormalWeb"/>
+        <w:numPr>
+          <w:ilvl w:val="1"/>
+          <w:numId w:val="25"/>
+        </w:numPr>
+      </w:pPr>
+      <w:r>
+        <w:t>cd_workflow_success_weekly.py</w:t>
+      </w:r>
+    </w:p>
+    <w:p>
+      <w:pPr>
+        <w:pStyle w:val="NormalWeb"/>
+      </w:pPr>
+      <w:r>
+        <w:rPr>
+          <w:noProof/>
+        </w:rPr>
+        <w:drawing>
+          <wp:inline distT="0" distB="0" distL="0" distR="0" wp14:anchorId="5094B90D" wp14:editId="3BA95656">
+            <wp:extent cx="5760720" cy="2582545"/>
+            <wp:effectExtent l="0" t="0" r="0" b="8255"/>
+            <wp:docPr id="240123357" name="Bilde 3" descr="Et bilde som inneholder tekst, line, Plottdiagram, diagram&#10;&#10;KI-generert innhold kan være feil."/>
+            <wp:cNvGraphicFramePr>
+              <a:graphicFrameLocks xmlns:a="http://schemas.openxmlformats.org/drawingml/2006/main" noChangeAspect="1"/>
+            </wp:cNvGraphicFramePr>
+            <a:graphic xmlns:a="http://schemas.openxmlformats.org/drawingml/2006/main">
+              <a:graphicData uri="http://schemas.openxmlformats.org/drawingml/2006/picture">
+                <pic:pic xmlns:pic="http://schemas.openxmlformats.org/drawingml/2006/picture">
+                  <pic:nvPicPr>
+                    <pic:cNvPr id="240123357" name="Bilde 3" descr="Et bilde som inneholder tekst, line, Plottdiagram, diagram&#10;&#10;KI-generert innhold kan være feil."/>
+                    <pic:cNvPicPr/>
+                  </pic:nvPicPr>
+                  <pic:blipFill>
+                    <a:blip r:embed="rId32" cstate="print">
+                      <a:extLst>
+                        <a:ext uri="{28A0092B-C50C-407E-A947-70E740481C1C}">
+                          <a14:useLocalDpi xmlns:a14="http://schemas.microsoft.com/office/drawing/2010/main" val="0"/>
+                        </a:ext>
+                      </a:extLst>
+                    </a:blip>
+                    <a:stretch>
+                      <a:fillRect/>
+                    </a:stretch>
+                  </pic:blipFill>
+                  <pic:spPr>
+                    <a:xfrm>
+                      <a:off x="0" y="0"/>
+                      <a:ext cx="5760720" cy="2582545"/>
+                    </a:xfrm>
+                    <a:prstGeom prst="rect">
+                      <a:avLst/>
+                    </a:prstGeom>
+                  </pic:spPr>
+                </pic:pic>
+              </a:graphicData>
+            </a:graphic>
+          </wp:inline>
+        </w:drawing>
+      </w:r>
+    </w:p>
+    <w:p>
+      <w:r>
+        <w:br/>
+      </w:r>
+    </w:p>
+    <w:p>
+      <w:pPr>
+        <w:rPr>
+          <w:noProof/>
+        </w:rPr>
+      </w:pPr>
+      <w:r>
+        <w:rPr>
+          <w:noProof/>
+        </w:rPr>
+        <w:lastRenderedPageBreak/>
+        <w:drawing>
+          <wp:inline distT="0" distB="0" distL="0" distR="0" wp14:anchorId="52D0770E" wp14:editId="65A1EBF7">
+            <wp:extent cx="5760720" cy="2582545"/>
+            <wp:effectExtent l="0" t="0" r="0" b="8255"/>
+            <wp:docPr id="949710842" name="Bilde 2" descr="Et bilde som inneholder tekst, skjermbilde, Plottdiagram, line&#10;&#10;KI-generert innhold kan være feil."/>
+            <wp:cNvGraphicFramePr>
+              <a:graphicFrameLocks xmlns:a="http://schemas.openxmlformats.org/drawingml/2006/main" noChangeAspect="1"/>
+            </wp:cNvGraphicFramePr>
+            <a:graphic xmlns:a="http://schemas.openxmlformats.org/drawingml/2006/main">
+              <a:graphicData uri="http://schemas.openxmlformats.org/drawingml/2006/picture">
+                <pic:pic xmlns:pic="http://schemas.openxmlformats.org/drawingml/2006/picture">
+                  <pic:nvPicPr>
+                    <pic:cNvPr id="949710842" name="Bilde 2" descr="Et bilde som inneholder tekst, skjermbilde, Plottdiagram, line&#10;&#10;KI-generert innhold kan være feil."/>
+                    <pic:cNvPicPr/>
+                  </pic:nvPicPr>
+                  <pic:blipFill>
+                    <a:blip r:embed="rId33" cstate="print">
+                      <a:extLst>
+                        <a:ext uri="{28A0092B-C50C-407E-A947-70E740481C1C}">
+                          <a14:useLocalDpi xmlns:a14="http://schemas.microsoft.com/office/drawing/2010/main" val="0"/>
+                        </a:ext>
+                      </a:extLst>
+                    </a:blip>
+                    <a:stretch>
+                      <a:fillRect/>
+                    </a:stretch>
+                  </pic:blipFill>
+                  <pic:spPr>
+                    <a:xfrm>
+                      <a:off x="0" y="0"/>
+                      <a:ext cx="5760720" cy="2582545"/>
+                    </a:xfrm>
+                    <a:prstGeom prst="rect">
+                      <a:avLst/>
+                    </a:prstGeom>
+                  </pic:spPr>
+                </pic:pic>
+              </a:graphicData>
+            </a:graphic>
+          </wp:inline>
+        </w:drawing>
+      </w:r>
+    </w:p>
+    <w:p>
+      <w:pPr>
+        <w:tabs>
+          <w:tab w:val="left" w:pos="1896"/>
+        </w:tabs>
+      </w:pPr>
+    </w:p>
+    <w:p>
+      <w:pPr>
+        <w:pStyle w:val="Overskrift3"/>
+        <w:rPr>
+          <w:rFonts w:eastAsia="Times New Roman"/>
+        </w:rPr>
+      </w:pPr>
+      <w:r>
+        <w:rPr>
+          <w:rFonts w:eastAsia="Times New Roman"/>
+        </w:rPr>
+        <w:t>Technical Debt</w:t>
+      </w:r>
+    </w:p>
+    <w:p>
+      <w:pPr>
+        <w:pStyle w:val="NormalWeb"/>
+      </w:pPr>
+      <w:r>
+        <w:t>1.</w:t>
+      </w:r>
+      <w:r>
+        <w:t>pr_churn.py</w:t>
+      </w:r>
+    </w:p>
+    <w:p>
+      <w:pPr>
+        <w:tabs>
+          <w:tab w:val="left" w:pos="5100"/>
+        </w:tabs>
+      </w:pPr>
+      <w:r>
+        <w:rPr>
+          <w:b/>
+          <w:bCs/>
+        </w:rPr>
+        <w:t xml:space="preserve">Figur </w:t>
+      </w:r>
+      <w:r>
+        <w:rPr>
+          <w:b/>
+          <w:bCs/>
+        </w:rPr>
+        <w:t>10</w:t>
+      </w:r>
+      <w:r>
+        <w:rPr>
+          <w:b/>
+          <w:bCs/>
+        </w:rPr>
+        <w:t xml:space="preserve"> viser median Pull Request (PR) cycle time per uke for docker/cli og prometheus/prometheus.</w:t>
+      </w:r>
+      <w:r>
+        <w:br/>
+        <w:t xml:space="preserve">Over tid har </w:t>
+      </w:r>
+      <w:r>
+        <w:rPr>
+          <w:i/>
+          <w:iCs/>
+        </w:rPr>
+        <w:t>docker/cli</w:t>
+      </w:r>
+      <w:r>
+        <w:t xml:space="preserve"> generelt lav og stabil PR cycle time, noe som indikerer rask feedback og effektiv gjennomstrømning. Enkelte ekstreme topper (f.eks. midten av 2025) skyldes trolig enkelt-PR-er som har vært åpne over lang tid, og påvirker medianen i uker med få PR-er.</w:t>
+      </w:r>
+    </w:p>
+    <w:p>
+      <w:pPr>
+        <w:tabs>
+          <w:tab w:val="left" w:pos="5100"/>
+        </w:tabs>
+      </w:pPr>
+      <w:r>
+        <w:rPr>
+          <w:i/>
+          <w:iCs/>
+        </w:rPr>
+        <w:t>prometheus/prometheus</w:t>
+      </w:r>
+      <w:r>
+        <w:t xml:space="preserve"> viser høyere variabilitet og flere perioder med forhøyet PR cycle time, noe som kan indikere mer komplekse endringer, strengere review-prosesser eller høyere koordinasjonskostnader. Samlet sett illustrerer figuren tydelige forskjeller i utviklingsflyt mellom prosjektene, til tross for at begge følger moderne DevOps-praksiser.</w:t>
+      </w:r>
+    </w:p>
+    <w:p>
+      <w:pPr>
+        <w:pStyle w:val="NormalWeb"/>
+      </w:pPr>
+      <w:r>
+        <w:rPr>
+          <w:noProof/>
+          <w14:ligatures w14:val="standardContextual"/>
+        </w:rPr>
+        <w:lastRenderedPageBreak/>
+        <w:drawing>
+          <wp:inline distT="0" distB="0" distL="0" distR="0" wp14:anchorId="0F7813E5" wp14:editId="15553386">
+            <wp:extent cx="5760720" cy="3600450"/>
+            <wp:effectExtent l="0" t="0" r="0" b="0"/>
+            <wp:docPr id="1808171613" name="Bilde 18" descr="Et bilde som inneholder tekst, diagram, skjermbilde, Teknisk tegning&#10;&#10;KI-generert innhold kan være feil."/>
+            <wp:cNvGraphicFramePr>
+              <a:graphicFrameLocks xmlns:a="http://schemas.openxmlformats.org/drawingml/2006/main" noChangeAspect="1"/>
+            </wp:cNvGraphicFramePr>
+            <a:graphic xmlns:a="http://schemas.openxmlformats.org/drawingml/2006/main">
+              <a:graphicData uri="http://schemas.openxmlformats.org/drawingml/2006/picture">
+                <pic:pic xmlns:pic="http://schemas.openxmlformats.org/drawingml/2006/picture">
+                  <pic:nvPicPr>
+                    <pic:cNvPr id="1808171613" name="Bilde 18" descr="Et bilde som inneholder tekst, diagram, skjermbilde, Teknisk tegning&#10;&#10;KI-generert innhold kan være feil."/>
+                    <pic:cNvPicPr/>
+                  </pic:nvPicPr>
+                  <pic:blipFill>
+                    <a:blip r:embed="rId34" cstate="print">
                       <a:extLst>
                         <a:ext uri="{28A0092B-C50C-407E-A947-70E740481C1C}">
                           <a14:useLocalDpi xmlns:a14="http://schemas.microsoft.com/office/drawing/2010/main" val="0"/>
@@ -5728,10 +6013,10 @@
         </w:rPr>
         <w:lastRenderedPageBreak/>
         <w:drawing>
-          <wp:inline distT="0" distB="0" distL="0" distR="0" wp14:anchorId="3A579E99" wp14:editId="3E820BE7">
-            <wp:extent cx="5760720" cy="2618740"/>
-            <wp:effectExtent l="0" t="0" r="0" b="0"/>
-            <wp:docPr id="743732343" name="Bilde 5" descr="Et bilde som inneholder tekst, Plottdiagram, line, skjermbilde&#10;&#10;KI-generert innhold kan være feil."/>
+          <wp:inline distT="0" distB="0" distL="0" distR="0" wp14:anchorId="27DF2AD9" wp14:editId="0CC479B0">
+            <wp:extent cx="5760720" cy="2582545"/>
+            <wp:effectExtent l="0" t="0" r="0" b="8255"/>
+            <wp:docPr id="1229285911" name="Bilde 20" descr="Et bilde som inneholder tekst, skjermbilde, Plottdiagram, diagram&#10;&#10;KI-generert innhold kan være feil."/>
             <wp:cNvGraphicFramePr>
               <a:graphicFrameLocks xmlns:a="http://schemas.openxmlformats.org/drawingml/2006/main" noChangeAspect="1"/>
             </wp:cNvGraphicFramePr>
@@ -5739,11 +6024,111 @@
               <a:graphicData uri="http://schemas.openxmlformats.org/drawingml/2006/picture">
                 <pic:pic xmlns:pic="http://schemas.openxmlformats.org/drawingml/2006/picture">
                   <pic:nvPicPr>
-                    <pic:cNvPr id="743732343" name="Bilde 5" descr="Et bilde som inneholder tekst, Plottdiagram, line, skjermbilde&#10;&#10;KI-generert innhold kan være feil."/>
+                    <pic:cNvPr id="1229285911" name="Bilde 20" descr="Et bilde som inneholder tekst, skjermbilde, Plottdiagram, diagram&#10;&#10;KI-generert innhold kan være feil."/>
                     <pic:cNvPicPr/>
                   </pic:nvPicPr>
                   <pic:blipFill>
-                    <a:blip r:embed="rId29" cstate="print">
+                    <a:blip r:embed="rId35" cstate="print">
+                      <a:extLst>
+                        <a:ext uri="{28A0092B-C50C-407E-A947-70E740481C1C}">
+                          <a14:useLocalDpi xmlns:a14="http://schemas.microsoft.com/office/drawing/2010/main" val="0"/>
+                        </a:ext>
+                      </a:extLst>
+                    </a:blip>
+                    <a:stretch>
+                      <a:fillRect/>
+                    </a:stretch>
+                  </pic:blipFill>
+                  <pic:spPr>
+                    <a:xfrm>
+                      <a:off x="0" y="0"/>
+                      <a:ext cx="5760720" cy="2582545"/>
+                    </a:xfrm>
+                    <a:prstGeom prst="rect">
+                      <a:avLst/>
+                    </a:prstGeom>
+                  </pic:spPr>
+                </pic:pic>
+              </a:graphicData>
+            </a:graphic>
+          </wp:inline>
+        </w:drawing>
+      </w:r>
+      <w:r>
+        <w:rPr>
+          <w:noProof/>
+          <w14:ligatures w14:val="standardContextual"/>
+        </w:rPr>
+        <w:drawing>
+          <wp:inline distT="0" distB="0" distL="0" distR="0" wp14:anchorId="40D5F5CA" wp14:editId="561207DC">
+            <wp:extent cx="5760720" cy="4876165"/>
+            <wp:effectExtent l="0" t="0" r="0" b="635"/>
+            <wp:docPr id="2023840169" name="Bilde 21" descr="Et bilde som inneholder tekst, Plottdiagram, line, diagram&#10;&#10;KI-generert innhold kan være feil."/>
+            <wp:cNvGraphicFramePr>
+              <a:graphicFrameLocks xmlns:a="http://schemas.openxmlformats.org/drawingml/2006/main" noChangeAspect="1"/>
+            </wp:cNvGraphicFramePr>
+            <a:graphic xmlns:a="http://schemas.openxmlformats.org/drawingml/2006/main">
+              <a:graphicData uri="http://schemas.openxmlformats.org/drawingml/2006/picture">
+                <pic:pic xmlns:pic="http://schemas.openxmlformats.org/drawingml/2006/picture">
+                  <pic:nvPicPr>
+                    <pic:cNvPr id="2023840169" name="Bilde 21" descr="Et bilde som inneholder tekst, Plottdiagram, line, diagram&#10;&#10;KI-generert innhold kan være feil."/>
+                    <pic:cNvPicPr/>
+                  </pic:nvPicPr>
+                  <pic:blipFill>
+                    <a:blip r:embed="rId36" cstate="print">
+                      <a:extLst>
+                        <a:ext uri="{28A0092B-C50C-407E-A947-70E740481C1C}">
+                          <a14:useLocalDpi xmlns:a14="http://schemas.microsoft.com/office/drawing/2010/main" val="0"/>
+                        </a:ext>
+                      </a:extLst>
+                    </a:blip>
+                    <a:stretch>
+                      <a:fillRect/>
+                    </a:stretch>
+                  </pic:blipFill>
+                  <pic:spPr>
+                    <a:xfrm>
+                      <a:off x="0" y="0"/>
+                      <a:ext cx="5760720" cy="4876165"/>
+                    </a:xfrm>
+                    <a:prstGeom prst="rect">
+                      <a:avLst/>
+                    </a:prstGeom>
+                  </pic:spPr>
+                </pic:pic>
+              </a:graphicData>
+            </a:graphic>
+          </wp:inline>
+        </w:drawing>
+      </w:r>
+    </w:p>
+    <w:p>
+      <w:pPr>
+        <w:pStyle w:val="NormalWeb"/>
+      </w:pPr>
+      <w:r>
+        <w:rPr>
+          <w:noProof/>
+          <w14:ligatures w14:val="standardContextual"/>
+        </w:rPr>
+        <w:lastRenderedPageBreak/>
+        <w:drawing>
+          <wp:inline distT="0" distB="0" distL="0" distR="0" wp14:anchorId="5D15A7B7" wp14:editId="7702B90C">
+            <wp:extent cx="5760720" cy="2618740"/>
+            <wp:effectExtent l="0" t="0" r="0" b="0"/>
+            <wp:docPr id="1002979929" name="Bilde 4" descr="Et bilde som inneholder tekst, line, Plottdiagram, skjermbilde&#10;&#10;KI-generert innhold kan være feil."/>
+            <wp:cNvGraphicFramePr>
+              <a:graphicFrameLocks xmlns:a="http://schemas.openxmlformats.org/drawingml/2006/main" noChangeAspect="1"/>
+            </wp:cNvGraphicFramePr>
+            <a:graphic xmlns:a="http://schemas.openxmlformats.org/drawingml/2006/main">
+              <a:graphicData uri="http://schemas.openxmlformats.org/drawingml/2006/picture">
+                <pic:pic xmlns:pic="http://schemas.openxmlformats.org/drawingml/2006/picture">
+                  <pic:nvPicPr>
+                    <pic:cNvPr id="1002979929" name="Bilde 4" descr="Et bilde som inneholder tekst, line, Plottdiagram, skjermbilde&#10;&#10;KI-generert innhold kan være feil."/>
+                    <pic:cNvPicPr/>
+                  </pic:nvPicPr>
+                  <pic:blipFill>
+                    <a:blip r:embed="rId37" cstate="print">
                       <a:extLst>
                         <a:ext uri="{28A0092B-C50C-407E-A947-70E740481C1C}">
                           <a14:useLocalDpi xmlns:a14="http://schemas.microsoft.com/office/drawing/2010/main" val="0"/>
@@ -5773,6 +6158,52 @@
     <w:p>
       <w:pPr>
         <w:pStyle w:val="NormalWeb"/>
+        <w:numPr>
+          <w:ilvl w:val="1"/>
+          <w:numId w:val="24"/>
+        </w:numPr>
+      </w:pPr>
+      <w:r>
+        <w:t>ci_flakiness_retry_weekly.py (proxy for test/pipeline debt)</w:t>
+      </w:r>
+    </w:p>
+    <w:p>
+      <w:pPr>
+        <w:pStyle w:val="NormalWeb"/>
+        <w:numPr>
+          <w:ilvl w:val="1"/>
+          <w:numId w:val="24"/>
+        </w:numPr>
+      </w:pPr>
+      <w:r>
+        <w:t>ci_failure_volatility_weekly.py (proxy for pipeline instability)</w:t>
+      </w:r>
+    </w:p>
+    <w:p>
+      <w:pPr>
+        <w:pStyle w:val="NormalWeb"/>
+        <w:numPr>
+          <w:ilvl w:val="1"/>
+          <w:numId w:val="24"/>
+        </w:numPr>
+      </w:pPr>
+      <w:r>
+        <w:t>sonar_snapshots_tidy.py (direct/static TD measures)</w:t>
+      </w:r>
+    </w:p>
+    <w:p>
+      <w:pPr>
+        <w:pStyle w:val="NormalWeb"/>
+        <w:ind w:left="720"/>
+      </w:pPr>
+      <w:r>
+        <w:t>????</w:t>
+      </w:r>
+    </w:p>
+    <w:p>
+      <w:pPr>
+        <w:pStyle w:val="NormalWeb"/>
+        <w:ind w:left="720"/>
       </w:pPr>
       <w:r>
         <w:rPr>
@@ -5780,10 +6211,10 @@
           <w14:ligatures w14:val="standardContextual"/>
         </w:rPr>
         <w:drawing>
-          <wp:inline distT="0" distB="0" distL="0" distR="0" wp14:anchorId="5D15A7B7" wp14:editId="7702B90C">
-            <wp:extent cx="5760720" cy="2618740"/>
+          <wp:inline distT="0" distB="0" distL="0" distR="0" wp14:anchorId="0103C6F7" wp14:editId="3399F731">
+            <wp:extent cx="5760720" cy="2255520"/>
             <wp:effectExtent l="0" t="0" r="0" b="0"/>
-            <wp:docPr id="1002979929" name="Bilde 4" descr="Et bilde som inneholder tekst, line, Plottdiagram, skjermbilde&#10;&#10;KI-generert innhold kan være feil."/>
+            <wp:docPr id="470660329" name="Bilde 1" descr="Et bilde som inneholder tekst, Nettside, programvare, skjermbilde&#10;&#10;KI-generert innhold kan være feil."/>
             <wp:cNvGraphicFramePr>
               <a:graphicFrameLocks xmlns:a="http://schemas.openxmlformats.org/drawingml/2006/main" noChangeAspect="1"/>
             </wp:cNvGraphicFramePr>
@@ -5791,11 +6222,1078 @@
               <a:graphicData uri="http://schemas.openxmlformats.org/drawingml/2006/picture">
                 <pic:pic xmlns:pic="http://schemas.openxmlformats.org/drawingml/2006/picture">
                   <pic:nvPicPr>
-                    <pic:cNvPr id="1002979929" name="Bilde 4" descr="Et bilde som inneholder tekst, line, Plottdiagram, skjermbilde&#10;&#10;KI-generert innhold kan være feil."/>
+                    <pic:cNvPr id="470660329" name="Bilde 1" descr="Et bilde som inneholder tekst, Nettside, programvare, skjermbilde&#10;&#10;KI-generert innhold kan være feil."/>
                     <pic:cNvPicPr/>
                   </pic:nvPicPr>
                   <pic:blipFill>
-                    <a:blip r:embed="rId30" cstate="print">
+                    <a:blip r:embed="rId38" cstate="print">
+                      <a:extLst>
+                        <a:ext uri="{28A0092B-C50C-407E-A947-70E740481C1C}">
+                          <a14:useLocalDpi xmlns:a14="http://schemas.microsoft.com/office/drawing/2010/main" val="0"/>
+                        </a:ext>
+                      </a:extLst>
+                    </a:blip>
+                    <a:stretch>
+                      <a:fillRect/>
+                    </a:stretch>
+                  </pic:blipFill>
+                  <pic:spPr>
+                    <a:xfrm>
+                      <a:off x="0" y="0"/>
+                      <a:ext cx="5760720" cy="2255520"/>
+                    </a:xfrm>
+                    <a:prstGeom prst="rect">
+                      <a:avLst/>
+                    </a:prstGeom>
+                  </pic:spPr>
+                </pic:pic>
+              </a:graphicData>
+            </a:graphic>
+          </wp:inline>
+        </w:drawing>
+      </w:r>
+      <w:r>
+        <w:br/>
+      </w:r>
+      <w:r>
+        <w:rPr>
+          <w:noProof/>
+          <w14:ligatures w14:val="standardContextual"/>
+        </w:rPr>
+        <w:drawing>
+          <wp:inline distT="0" distB="0" distL="0" distR="0" wp14:anchorId="62B9BC69" wp14:editId="68F5AA7A">
+            <wp:extent cx="5760720" cy="2686050"/>
+            <wp:effectExtent l="0" t="0" r="0" b="0"/>
+            <wp:docPr id="110366474" name="Bilde 2" descr="Et bilde som inneholder tekst, programvare, Font, nummer&#10;&#10;KI-generert innhold kan være feil."/>
+            <wp:cNvGraphicFramePr>
+              <a:graphicFrameLocks xmlns:a="http://schemas.openxmlformats.org/drawingml/2006/main" noChangeAspect="1"/>
+            </wp:cNvGraphicFramePr>
+            <a:graphic xmlns:a="http://schemas.openxmlformats.org/drawingml/2006/main">
+              <a:graphicData uri="http://schemas.openxmlformats.org/drawingml/2006/picture">
+                <pic:pic xmlns:pic="http://schemas.openxmlformats.org/drawingml/2006/picture">
+                  <pic:nvPicPr>
+                    <pic:cNvPr id="110366474" name="Bilde 2" descr="Et bilde som inneholder tekst, programvare, Font, nummer&#10;&#10;KI-generert innhold kan være feil."/>
+                    <pic:cNvPicPr/>
+                  </pic:nvPicPr>
+                  <pic:blipFill>
+                    <a:blip r:embed="rId39" cstate="print">
+                      <a:extLst>
+                        <a:ext uri="{28A0092B-C50C-407E-A947-70E740481C1C}">
+                          <a14:useLocalDpi xmlns:a14="http://schemas.microsoft.com/office/drawing/2010/main" val="0"/>
+                        </a:ext>
+                      </a:extLst>
+                    </a:blip>
+                    <a:stretch>
+                      <a:fillRect/>
+                    </a:stretch>
+                  </pic:blipFill>
+                  <pic:spPr>
+                    <a:xfrm>
+                      <a:off x="0" y="0"/>
+                      <a:ext cx="5760720" cy="2686050"/>
+                    </a:xfrm>
+                    <a:prstGeom prst="rect">
+                      <a:avLst/>
+                    </a:prstGeom>
+                  </pic:spPr>
+                </pic:pic>
+              </a:graphicData>
+            </a:graphic>
+          </wp:inline>
+        </w:drawing>
+      </w:r>
+    </w:p>
+    <w:p>
+      <w:pPr>
+        <w:pStyle w:val="NormalWeb"/>
+        <w:ind w:left="720"/>
+      </w:pPr>
+      <w:r>
+        <w:rPr>
+          <w:noProof/>
+          <w14:ligatures w14:val="standardContextual"/>
+        </w:rPr>
+        <w:lastRenderedPageBreak/>
+        <w:drawing>
+          <wp:inline distT="0" distB="0" distL="0" distR="0" wp14:anchorId="36205401" wp14:editId="303419E5">
+            <wp:extent cx="5760720" cy="2657475"/>
+            <wp:effectExtent l="0" t="0" r="0" b="9525"/>
+            <wp:docPr id="642247634" name="Bilde 3" descr="Et bilde som inneholder tekst, programvare, Dataikon, nummer&#10;&#10;KI-generert innhold kan være feil."/>
+            <wp:cNvGraphicFramePr>
+              <a:graphicFrameLocks xmlns:a="http://schemas.openxmlformats.org/drawingml/2006/main" noChangeAspect="1"/>
+            </wp:cNvGraphicFramePr>
+            <a:graphic xmlns:a="http://schemas.openxmlformats.org/drawingml/2006/main">
+              <a:graphicData uri="http://schemas.openxmlformats.org/drawingml/2006/picture">
+                <pic:pic xmlns:pic="http://schemas.openxmlformats.org/drawingml/2006/picture">
+                  <pic:nvPicPr>
+                    <pic:cNvPr id="642247634" name="Bilde 3" descr="Et bilde som inneholder tekst, programvare, Dataikon, nummer&#10;&#10;KI-generert innhold kan være feil."/>
+                    <pic:cNvPicPr/>
+                  </pic:nvPicPr>
+                  <pic:blipFill>
+                    <a:blip r:embed="rId40" cstate="print">
+                      <a:extLst>
+                        <a:ext uri="{28A0092B-C50C-407E-A947-70E740481C1C}">
+                          <a14:useLocalDpi xmlns:a14="http://schemas.microsoft.com/office/drawing/2010/main" val="0"/>
+                        </a:ext>
+                      </a:extLst>
+                    </a:blip>
+                    <a:stretch>
+                      <a:fillRect/>
+                    </a:stretch>
+                  </pic:blipFill>
+                  <pic:spPr>
+                    <a:xfrm>
+                      <a:off x="0" y="0"/>
+                      <a:ext cx="5760720" cy="2657475"/>
+                    </a:xfrm>
+                    <a:prstGeom prst="rect">
+                      <a:avLst/>
+                    </a:prstGeom>
+                  </pic:spPr>
+                </pic:pic>
+              </a:graphicData>
+            </a:graphic>
+          </wp:inline>
+        </w:drawing>
+      </w:r>
+    </w:p>
+    <w:p>
+      <w:pPr>
+        <w:pStyle w:val="NormalWeb"/>
+        <w:ind w:left="720"/>
+      </w:pPr>
+      <w:r>
+        <w:rPr>
+          <w:noProof/>
+          <w14:ligatures w14:val="standardContextual"/>
+        </w:rPr>
+        <w:drawing>
+          <wp:inline distT="0" distB="0" distL="0" distR="0" wp14:anchorId="6D440186" wp14:editId="79F26A4E">
+            <wp:extent cx="6022794" cy="3258515"/>
+            <wp:effectExtent l="0" t="0" r="0" b="0"/>
+            <wp:docPr id="1344335185" name="Bilde 1" descr="Et bilde som inneholder tekst, skjermbilde, programvare, Dataikon&#10;&#10;KI-generert innhold kan være feil."/>
+            <wp:cNvGraphicFramePr>
+              <a:graphicFrameLocks xmlns:a="http://schemas.openxmlformats.org/drawingml/2006/main" noChangeAspect="1"/>
+            </wp:cNvGraphicFramePr>
+            <a:graphic xmlns:a="http://schemas.openxmlformats.org/drawingml/2006/main">
+              <a:graphicData uri="http://schemas.openxmlformats.org/drawingml/2006/picture">
+                <pic:pic xmlns:pic="http://schemas.openxmlformats.org/drawingml/2006/picture">
+                  <pic:nvPicPr>
+                    <pic:cNvPr id="1344335185" name="Bilde 1" descr="Et bilde som inneholder tekst, skjermbilde, programvare, Dataikon&#10;&#10;KI-generert innhold kan være feil."/>
+                    <pic:cNvPicPr/>
+                  </pic:nvPicPr>
+                  <pic:blipFill>
+                    <a:blip r:embed="rId41" cstate="print">
+                      <a:extLst>
+                        <a:ext uri="{28A0092B-C50C-407E-A947-70E740481C1C}">
+                          <a14:useLocalDpi xmlns:a14="http://schemas.microsoft.com/office/drawing/2010/main" val="0"/>
+                        </a:ext>
+                      </a:extLst>
+                    </a:blip>
+                    <a:stretch>
+                      <a:fillRect/>
+                    </a:stretch>
+                  </pic:blipFill>
+                  <pic:spPr>
+                    <a:xfrm>
+                      <a:off x="0" y="0"/>
+                      <a:ext cx="6044656" cy="3270343"/>
+                    </a:xfrm>
+                    <a:prstGeom prst="rect">
+                      <a:avLst/>
+                    </a:prstGeom>
+                  </pic:spPr>
+                </pic:pic>
+              </a:graphicData>
+            </a:graphic>
+          </wp:inline>
+        </w:drawing>
+      </w:r>
+    </w:p>
+    <w:p>
+      <w:pPr>
+        <w:pStyle w:val="NormalWeb"/>
+        <w:ind w:left="720"/>
+        <w:rPr>
+          <w:b/>
+          <w:bCs/>
+        </w:rPr>
+      </w:pPr>
+      <w:r>
+        <w:rPr>
+          <w:b/>
+          <w:bCs/>
+        </w:rPr>
+        <w:t>Project 1: Docker CLI (docker/cli)</w:t>
+      </w:r>
+    </w:p>
+    <w:p>
+      <w:pPr>
+        <w:pStyle w:val="NormalWeb"/>
+        <w:ind w:left="720"/>
+      </w:pPr>
+      <w:r>
+        <w:rPr>
+          <w:b/>
+          <w:bCs/>
+        </w:rPr>
+        <w:t>Last analysis:</w:t>
+      </w:r>
+      <w:r>
+        <w:t xml:space="preserve"> 26 January 2026</w:t>
+      </w:r>
+      <w:r>
+        <w:br/>
+      </w:r>
+      <w:r>
+        <w:rPr>
+          <w:b/>
+          <w:bCs/>
+        </w:rPr>
+        <w:t>Lines of Code (LoC):</w:t>
+      </w:r>
+      <w:r>
+        <w:t xml:space="preserve"> ~88,000</w:t>
+      </w:r>
+      <w:r>
+        <w:br/>
+      </w:r>
+      <w:r>
+        <w:rPr>
+          <w:b/>
+          <w:bCs/>
+        </w:rPr>
+        <w:t>Languages:</w:t>
+      </w:r>
+      <w:r>
+        <w:t xml:space="preserve"> Go, YAML</w:t>
+      </w:r>
+    </w:p>
+    <w:p>
+      <w:pPr>
+        <w:pStyle w:val="NormalWeb"/>
+        <w:numPr>
+          <w:ilvl w:val="0"/>
+          <w:numId w:val="42"/>
+        </w:numPr>
+      </w:pPr>
+      <w:r>
+        <w:rPr>
+          <w:b/>
+          <w:bCs/>
+        </w:rPr>
+        <w:t>Maintainability:</w:t>
+      </w:r>
+      <w:r>
+        <w:t xml:space="preserve"> A</w:t>
+      </w:r>
+    </w:p>
+    <w:p>
+      <w:pPr>
+        <w:pStyle w:val="NormalWeb"/>
+        <w:numPr>
+          <w:ilvl w:val="1"/>
+          <w:numId w:val="42"/>
+        </w:numPr>
+      </w:pPr>
+      <w:r>
+        <w:t xml:space="preserve">Approximately </w:t>
+      </w:r>
+      <w:r>
+        <w:rPr>
+          <w:b/>
+          <w:bCs/>
+        </w:rPr>
+        <w:t>1,100 code smells</w:t>
+      </w:r>
+      <w:r>
+        <w:t>, representing code-level technical debt as estimated by SonarQube.</w:t>
+      </w:r>
+    </w:p>
+    <w:p>
+      <w:pPr>
+        <w:pStyle w:val="NormalWeb"/>
+        <w:numPr>
+          <w:ilvl w:val="0"/>
+          <w:numId w:val="42"/>
+        </w:numPr>
+      </w:pPr>
+      <w:r>
+        <w:rPr>
+          <w:b/>
+          <w:bCs/>
+        </w:rPr>
+        <w:t>Reliability:</w:t>
+      </w:r>
+      <w:r>
+        <w:t xml:space="preserve"> A</w:t>
+      </w:r>
+    </w:p>
+    <w:p>
+      <w:pPr>
+        <w:pStyle w:val="NormalWeb"/>
+        <w:numPr>
+          <w:ilvl w:val="1"/>
+          <w:numId w:val="42"/>
+        </w:numPr>
+      </w:pPr>
+      <w:r>
+        <w:t>24 reliability-related issues (bugs).</w:t>
+      </w:r>
+    </w:p>
+    <w:p>
+      <w:pPr>
+        <w:pStyle w:val="NormalWeb"/>
+        <w:numPr>
+          <w:ilvl w:val="0"/>
+          <w:numId w:val="42"/>
+        </w:numPr>
+      </w:pPr>
+      <w:r>
+        <w:rPr>
+          <w:b/>
+          <w:bCs/>
+        </w:rPr>
+        <w:t>Security:</w:t>
+      </w:r>
+      <w:r>
+        <w:t xml:space="preserve"> C</w:t>
+      </w:r>
+    </w:p>
+    <w:p>
+      <w:pPr>
+        <w:pStyle w:val="NormalWeb"/>
+        <w:numPr>
+          <w:ilvl w:val="1"/>
+          <w:numId w:val="42"/>
+        </w:numPr>
+      </w:pPr>
+      <w:r>
+        <w:t>5 security-related issues.</w:t>
+      </w:r>
+    </w:p>
+    <w:p>
+      <w:pPr>
+        <w:pStyle w:val="NormalWeb"/>
+        <w:numPr>
+          <w:ilvl w:val="0"/>
+          <w:numId w:val="42"/>
+        </w:numPr>
+      </w:pPr>
+      <w:r>
+        <w:rPr>
+          <w:b/>
+          <w:bCs/>
+        </w:rPr>
+        <w:t>Code Duplications:</w:t>
+      </w:r>
+      <w:r>
+        <w:t xml:space="preserve"> </w:t>
+      </w:r>
+      <w:r>
+        <w:rPr>
+          <w:b/>
+          <w:bCs/>
+        </w:rPr>
+        <w:t>4.1%</w:t>
+      </w:r>
+    </w:p>
+    <w:p>
+      <w:pPr>
+        <w:pStyle w:val="NormalWeb"/>
+        <w:ind w:left="720"/>
+      </w:pPr>
+      <w:r>
+        <w:rPr>
+          <w:b/>
+          <w:bCs/>
+        </w:rPr>
+        <w:lastRenderedPageBreak/>
+        <w:t>Interpretation:</w:t>
+      </w:r>
+      <w:r>
+        <w:br/>
+        <w:t xml:space="preserve">The Docker CLI project exhibits </w:t>
+      </w:r>
+      <w:r>
+        <w:rPr>
+          <w:b/>
+          <w:bCs/>
+        </w:rPr>
+        <w:t>low to moderate code-level technical debt</w:t>
+      </w:r>
+      <w:r>
+        <w:t>, with a strong maintainability rating and relatively low duplication density. The results suggest that, despite its size, the project maintains a generally healthy codebase with manageable technical debt.</w:t>
+      </w:r>
+    </w:p>
+    <w:p>
+      <w:pPr>
+        <w:pStyle w:val="NormalWeb"/>
+        <w:ind w:left="720"/>
+      </w:pPr>
+      <w:r>
+        <w:pict w14:anchorId="0EE08865">
+          <v:rect id="_x0000_i1052" style="width:0;height:1.5pt" o:hralign="center" o:hrstd="t" o:hr="t" fillcolor="#a0a0a0" stroked="f"/>
+        </w:pict>
+      </w:r>
+    </w:p>
+    <w:p>
+      <w:pPr>
+        <w:pStyle w:val="NormalWeb"/>
+        <w:ind w:left="720"/>
+        <w:rPr>
+          <w:b/>
+          <w:bCs/>
+        </w:rPr>
+      </w:pPr>
+      <w:r>
+        <w:rPr>
+          <w:b/>
+          <w:bCs/>
+        </w:rPr>
+        <w:t>Project 2: Prometheus (prometheus/prometheus)</w:t>
+      </w:r>
+    </w:p>
+    <w:p>
+      <w:pPr>
+        <w:pStyle w:val="NormalWeb"/>
+        <w:ind w:left="720"/>
+      </w:pPr>
+      <w:r>
+        <w:rPr>
+          <w:b/>
+          <w:bCs/>
+        </w:rPr>
+        <w:t>Last analysis:</w:t>
+      </w:r>
+      <w:r>
+        <w:t xml:space="preserve"> 26 January 2026</w:t>
+      </w:r>
+      <w:r>
+        <w:br/>
+      </w:r>
+      <w:r>
+        <w:rPr>
+          <w:b/>
+          <w:bCs/>
+        </w:rPr>
+        <w:t>Lines of Code (LoC):</w:t>
+      </w:r>
+      <w:r>
+        <w:t xml:space="preserve"> ~297,000</w:t>
+      </w:r>
+      <w:r>
+        <w:br/>
+      </w:r>
+      <w:r>
+        <w:rPr>
+          <w:b/>
+          <w:bCs/>
+        </w:rPr>
+        <w:t>Languages:</w:t>
+      </w:r>
+      <w:r>
+        <w:t xml:space="preserve"> Go, TypeScript</w:t>
+      </w:r>
+    </w:p>
+    <w:p>
+      <w:pPr>
+        <w:pStyle w:val="NormalWeb"/>
+        <w:numPr>
+          <w:ilvl w:val="0"/>
+          <w:numId w:val="43"/>
+        </w:numPr>
+      </w:pPr>
+      <w:r>
+        <w:rPr>
+          <w:b/>
+          <w:bCs/>
+        </w:rPr>
+        <w:t>Maintainability:</w:t>
+      </w:r>
+      <w:r>
+        <w:t xml:space="preserve"> A</w:t>
+      </w:r>
+    </w:p>
+    <w:p>
+      <w:pPr>
+        <w:pStyle w:val="NormalWeb"/>
+        <w:numPr>
+          <w:ilvl w:val="1"/>
+          <w:numId w:val="43"/>
+        </w:numPr>
+      </w:pPr>
+      <w:r>
+        <w:t xml:space="preserve">Approximately </w:t>
+      </w:r>
+      <w:r>
+        <w:rPr>
+          <w:b/>
+          <w:bCs/>
+        </w:rPr>
+        <w:t>3,400 code smells</w:t>
+      </w:r>
+      <w:r>
+        <w:t>, indicating a higher absolute volume of technical debt compared to Docker CLI.</w:t>
+      </w:r>
+    </w:p>
+    <w:p>
+      <w:pPr>
+        <w:pStyle w:val="NormalWeb"/>
+        <w:numPr>
+          <w:ilvl w:val="0"/>
+          <w:numId w:val="43"/>
+        </w:numPr>
+      </w:pPr>
+      <w:r>
+        <w:rPr>
+          <w:b/>
+          <w:bCs/>
+        </w:rPr>
+        <w:t>Reliability:</w:t>
+      </w:r>
+      <w:r>
+        <w:t xml:space="preserve"> D</w:t>
+      </w:r>
+    </w:p>
+    <w:p>
+      <w:pPr>
+        <w:pStyle w:val="NormalWeb"/>
+        <w:numPr>
+          <w:ilvl w:val="1"/>
+          <w:numId w:val="43"/>
+        </w:numPr>
+      </w:pPr>
+      <w:r>
+        <w:t>410 reliability-related issues (bugs).</w:t>
+      </w:r>
+    </w:p>
+    <w:p>
+      <w:pPr>
+        <w:pStyle w:val="NormalWeb"/>
+        <w:numPr>
+          <w:ilvl w:val="0"/>
+          <w:numId w:val="43"/>
+        </w:numPr>
+      </w:pPr>
+      <w:r>
+        <w:rPr>
+          <w:b/>
+          <w:bCs/>
+        </w:rPr>
+        <w:t>Security:</w:t>
+      </w:r>
+      <w:r>
+        <w:t xml:space="preserve"> E</w:t>
+      </w:r>
+    </w:p>
+    <w:p>
+      <w:pPr>
+        <w:pStyle w:val="NormalWeb"/>
+        <w:numPr>
+          <w:ilvl w:val="1"/>
+          <w:numId w:val="43"/>
+        </w:numPr>
+      </w:pPr>
+      <w:r>
+        <w:t>19 security-related issues.</w:t>
+      </w:r>
+    </w:p>
+    <w:p>
+      <w:pPr>
+        <w:pStyle w:val="NormalWeb"/>
+        <w:numPr>
+          <w:ilvl w:val="0"/>
+          <w:numId w:val="43"/>
+        </w:numPr>
+      </w:pPr>
+      <w:r>
+        <w:rPr>
+          <w:b/>
+          <w:bCs/>
+        </w:rPr>
+        <w:t>Code Duplications:</w:t>
+      </w:r>
+      <w:r>
+        <w:t xml:space="preserve"> </w:t>
+      </w:r>
+      <w:r>
+        <w:rPr>
+          <w:b/>
+          <w:bCs/>
+        </w:rPr>
+        <w:t>14.6%</w:t>
+      </w:r>
+    </w:p>
+    <w:p>
+      <w:pPr>
+        <w:pStyle w:val="NormalWeb"/>
+        <w:ind w:left="720"/>
+      </w:pPr>
+      <w:r>
+        <w:rPr>
+          <w:b/>
+          <w:bCs/>
+        </w:rPr>
+        <w:t>Interpretation:</w:t>
+      </w:r>
+      <w:r>
+        <w:br/>
+        <w:t xml:space="preserve">Although Prometheus achieves a high maintainability rating, the project shows </w:t>
+      </w:r>
+      <w:r>
+        <w:rPr>
+          <w:b/>
+          <w:bCs/>
+        </w:rPr>
+        <w:t>substantially higher levels of code duplication and reliability issues</w:t>
+      </w:r>
+      <w:r>
+        <w:t>. This suggests a more complex and heterogeneous codebase, where technical debt accumulates at a larger scale, likely influenced by project size, architectural complexity, and long-term evolution.</w:t>
+      </w:r>
+    </w:p>
+    <w:p>
+      <w:pPr>
+        <w:pStyle w:val="Overskrift5"/>
+        <w:rPr>
+          <w:rFonts w:eastAsia="Times New Roman"/>
+        </w:rPr>
+      </w:pPr>
+      <w:r>
+        <w:rPr>
+          <w:rFonts w:eastAsia="Times New Roman"/>
+        </w:rPr>
+        <w:t>Cross-Project Comparison</w:t>
+      </w:r>
+    </w:p>
+    <w:p>
+      <w:pPr>
+        <w:pStyle w:val="NormalWeb"/>
+        <w:numPr>
+          <w:ilvl w:val="0"/>
+          <w:numId w:val="44"/>
+        </w:numPr>
+      </w:pPr>
+      <w:r>
+        <w:t xml:space="preserve">Both projects achieve </w:t>
+      </w:r>
+      <w:r>
+        <w:rPr>
+          <w:b/>
+          <w:bCs/>
+        </w:rPr>
+        <w:t>Maintainability grade A</w:t>
+      </w:r>
+      <w:r>
+        <w:t>, indicating acceptable overall maintainability according to SonarQube.</w:t>
+      </w:r>
+    </w:p>
+    <w:p>
+      <w:pPr>
+        <w:pStyle w:val="NormalWeb"/>
+        <w:numPr>
+          <w:ilvl w:val="0"/>
+          <w:numId w:val="44"/>
+        </w:numPr>
+      </w:pPr>
+      <w:r>
+        <w:rPr>
+          <w:b/>
+          <w:bCs/>
+        </w:rPr>
+        <w:t>Prometheus exhibits significantly higher technical debt volume</w:t>
+      </w:r>
+      <w:r>
+        <w:t xml:space="preserve"> in absolute terms (code smells and duplication), which correlates with its larger size and complexity.</w:t>
+      </w:r>
+    </w:p>
+    <w:p>
+      <w:pPr>
+        <w:pStyle w:val="NormalWeb"/>
+        <w:numPr>
+          <w:ilvl w:val="0"/>
+          <w:numId w:val="44"/>
+        </w:numPr>
+      </w:pPr>
+      <w:r>
+        <w:t xml:space="preserve">Docker CLI demonstrates </w:t>
+      </w:r>
+      <w:r>
+        <w:rPr>
+          <w:b/>
+          <w:bCs/>
+        </w:rPr>
+        <w:t>lower duplication and fewer reliability issues</w:t>
+      </w:r>
+      <w:r>
+        <w:t>, suggesting more stable internal structure relative to its size.</w:t>
+      </w:r>
+    </w:p>
+    <w:p>
+      <w:pPr>
+        <w:pStyle w:val="NormalWeb"/>
+        <w:ind w:left="720"/>
+      </w:pPr>
+    </w:p>
+    <w:p>
+      <w:pPr>
+        <w:pStyle w:val="NormalWeb"/>
+        <w:rPr>
+          <w:b/>
+          <w:bCs/>
+        </w:rPr>
+      </w:pPr>
+      <w:r>
+        <w:rPr>
+          <w:b/>
+          <w:bCs/>
+        </w:rPr>
+        <w:t>Engineering Velocity / Flow</w:t>
+      </w:r>
+    </w:p>
+    <w:p>
+      <w:pPr>
+        <w:pStyle w:val="NormalWeb"/>
+        <w:numPr>
+          <w:ilvl w:val="0"/>
+          <w:numId w:val="26"/>
+        </w:numPr>
+      </w:pPr>
+      <w:r>
+        <w:t>PR_Cycle.py</w:t>
+      </w:r>
+    </w:p>
+    <w:p>
+      <w:pPr>
+        <w:pStyle w:val="NormalWeb"/>
+        <w:ind w:left="360"/>
+      </w:pPr>
+      <w:r>
+        <w:rPr>
+          <w:noProof/>
+          <w14:ligatures w14:val="standardContextual"/>
+        </w:rPr>
+        <w:lastRenderedPageBreak/>
+        <w:drawing>
+          <wp:inline distT="0" distB="0" distL="0" distR="0" wp14:anchorId="39E8FFAA" wp14:editId="1A9305E0">
+            <wp:extent cx="5760720" cy="2582545"/>
+            <wp:effectExtent l="0" t="0" r="0" b="8255"/>
+            <wp:docPr id="1889833998" name="Bilde 16" descr="Et bilde som inneholder tekst, Plottdiagram, diagram, line&#10;&#10;KI-generert innhold kan være feil."/>
+            <wp:cNvGraphicFramePr>
+              <a:graphicFrameLocks xmlns:a="http://schemas.openxmlformats.org/drawingml/2006/main" noChangeAspect="1"/>
+            </wp:cNvGraphicFramePr>
+            <a:graphic xmlns:a="http://schemas.openxmlformats.org/drawingml/2006/main">
+              <a:graphicData uri="http://schemas.openxmlformats.org/drawingml/2006/picture">
+                <pic:pic xmlns:pic="http://schemas.openxmlformats.org/drawingml/2006/picture">
+                  <pic:nvPicPr>
+                    <pic:cNvPr id="1889833998" name="Bilde 16" descr="Et bilde som inneholder tekst, Plottdiagram, diagram, line&#10;&#10;KI-generert innhold kan være feil."/>
+                    <pic:cNvPicPr/>
+                  </pic:nvPicPr>
+                  <pic:blipFill>
+                    <a:blip r:embed="rId42" cstate="print">
+                      <a:extLst>
+                        <a:ext uri="{28A0092B-C50C-407E-A947-70E740481C1C}">
+                          <a14:useLocalDpi xmlns:a14="http://schemas.microsoft.com/office/drawing/2010/main" val="0"/>
+                        </a:ext>
+                      </a:extLst>
+                    </a:blip>
+                    <a:stretch>
+                      <a:fillRect/>
+                    </a:stretch>
+                  </pic:blipFill>
+                  <pic:spPr>
+                    <a:xfrm>
+                      <a:off x="0" y="0"/>
+                      <a:ext cx="5760720" cy="2582545"/>
+                    </a:xfrm>
+                    <a:prstGeom prst="rect">
+                      <a:avLst/>
+                    </a:prstGeom>
+                  </pic:spPr>
+                </pic:pic>
+              </a:graphicData>
+            </a:graphic>
+          </wp:inline>
+        </w:drawing>
+      </w:r>
+      <w:r>
+        <w:rPr>
+          <w:noProof/>
+          <w14:ligatures w14:val="standardContextual"/>
+        </w:rPr>
+        <w:drawing>
+          <wp:inline distT="0" distB="0" distL="0" distR="0" wp14:anchorId="13721B6E" wp14:editId="082F5315">
+            <wp:extent cx="5760720" cy="4876165"/>
+            <wp:effectExtent l="0" t="0" r="0" b="635"/>
+            <wp:docPr id="110206212" name="Bilde 17" descr="Et bilde som inneholder tekst, diagram, Plottdiagram, line&#10;&#10;KI-generert innhold kan være feil."/>
+            <wp:cNvGraphicFramePr>
+              <a:graphicFrameLocks xmlns:a="http://schemas.openxmlformats.org/drawingml/2006/main" noChangeAspect="1"/>
+            </wp:cNvGraphicFramePr>
+            <a:graphic xmlns:a="http://schemas.openxmlformats.org/drawingml/2006/main">
+              <a:graphicData uri="http://schemas.openxmlformats.org/drawingml/2006/picture">
+                <pic:pic xmlns:pic="http://schemas.openxmlformats.org/drawingml/2006/picture">
+                  <pic:nvPicPr>
+                    <pic:cNvPr id="110206212" name="Bilde 17" descr="Et bilde som inneholder tekst, diagram, Plottdiagram, line&#10;&#10;KI-generert innhold kan være feil."/>
+                    <pic:cNvPicPr/>
+                  </pic:nvPicPr>
+                  <pic:blipFill>
+                    <a:blip r:embed="rId43" cstate="print">
+                      <a:extLst>
+                        <a:ext uri="{28A0092B-C50C-407E-A947-70E740481C1C}">
+                          <a14:useLocalDpi xmlns:a14="http://schemas.microsoft.com/office/drawing/2010/main" val="0"/>
+                        </a:ext>
+                      </a:extLst>
+                    </a:blip>
+                    <a:stretch>
+                      <a:fillRect/>
+                    </a:stretch>
+                  </pic:blipFill>
+                  <pic:spPr>
+                    <a:xfrm>
+                      <a:off x="0" y="0"/>
+                      <a:ext cx="5760720" cy="4876165"/>
+                    </a:xfrm>
+                    <a:prstGeom prst="rect">
+                      <a:avLst/>
+                    </a:prstGeom>
+                  </pic:spPr>
+                </pic:pic>
+              </a:graphicData>
+            </a:graphic>
+          </wp:inline>
+        </w:drawing>
+      </w:r>
+    </w:p>
+    <w:p>
+      <w:pPr>
+        <w:pStyle w:val="NormalWeb"/>
+      </w:pPr>
+    </w:p>
+    <w:p>
+      <w:pPr>
+        <w:pStyle w:val="NormalWeb"/>
+        <w:numPr>
+          <w:ilvl w:val="0"/>
+          <w:numId w:val="26"/>
+        </w:numPr>
+      </w:pPr>
+      <w:r>
+        <w:t>Review_Latency.py</w:t>
+      </w:r>
+    </w:p>
+    <w:p>
+      <w:pPr>
+        <w:tabs>
+          <w:tab w:val="left" w:pos="5100"/>
+        </w:tabs>
+        <w:ind w:left="360"/>
+      </w:pPr>
+      <w:r>
+        <w:rPr>
+          <w:b/>
+          <w:bCs/>
+        </w:rPr>
+        <w:t xml:space="preserve"> Review Latency Distribution by Project</w:t>
+      </w:r>
+    </w:p>
+    <w:p>
+      <w:pPr>
+        <w:tabs>
+          <w:tab w:val="left" w:pos="5100"/>
+        </w:tabs>
+        <w:ind w:left="360"/>
+      </w:pPr>
+      <w:r>
+        <w:lastRenderedPageBreak/>
+        <w:t xml:space="preserve">This figure shows the distribution of pull request review latency (time from PR creation to first review) for </w:t>
+      </w:r>
+      <w:r>
+        <w:rPr>
+          <w:i/>
+          <w:iCs/>
+        </w:rPr>
+        <w:t>docker/cli</w:t>
+      </w:r>
+      <w:r>
+        <w:t xml:space="preserve"> and </w:t>
+      </w:r>
+      <w:r>
+        <w:rPr>
+          <w:i/>
+          <w:iCs/>
+        </w:rPr>
+        <w:t>prometheus/prometheus</w:t>
+      </w:r>
+      <w:r>
+        <w:t xml:space="preserve">. The results indicate a clear difference in review dynamics between the two projects. </w:t>
+      </w:r>
+      <w:r>
+        <w:rPr>
+          <w:i/>
+          <w:iCs/>
+        </w:rPr>
+        <w:t>docker/cli</w:t>
+      </w:r>
+      <w:r>
+        <w:t xml:space="preserve"> exhibits a consistently low review latency with a narrow interquartile range, suggesting fast and predictable reviewer feedback. In contrast, </w:t>
+      </w:r>
+      <w:r>
+        <w:rPr>
+          <w:i/>
+          <w:iCs/>
+        </w:rPr>
+        <w:t>prometheus/prometheus</w:t>
+      </w:r>
+      <w:r>
+        <w:t xml:space="preserve"> shows substantially higher median review latency and a much wider distribution, indicating greater variability and longer delays before reviews occur. This suggests differences in project scale, reviewer availability, and review processes, which directly impact feedback speed and engineering velocity.</w:t>
+      </w:r>
+    </w:p>
+    <w:p>
+      <w:pPr>
+        <w:pStyle w:val="Listeavsnitt"/>
+        <w:tabs>
+          <w:tab w:val="left" w:pos="5100"/>
+        </w:tabs>
+        <w:rPr>
+          <w:noProof/>
+        </w:rPr>
+      </w:pPr>
+      <w:r>
+        <w:rPr>
+          <w:noProof/>
+        </w:rPr>
+        <w:drawing>
+          <wp:inline distT="0" distB="0" distL="0" distR="0" wp14:anchorId="23285076" wp14:editId="76EC02A4">
+            <wp:extent cx="5760720" cy="3562985"/>
+            <wp:effectExtent l="0" t="0" r="0" b="0"/>
+            <wp:docPr id="1405217479" name="Bilde 19" descr="Et bilde som inneholder tekst, diagram, Rektangel, skjermbilde&#10;&#10;KI-generert innhold kan være feil."/>
+            <wp:cNvGraphicFramePr>
+              <a:graphicFrameLocks xmlns:a="http://schemas.openxmlformats.org/drawingml/2006/main" noChangeAspect="1"/>
+            </wp:cNvGraphicFramePr>
+            <a:graphic xmlns:a="http://schemas.openxmlformats.org/drawingml/2006/main">
+              <a:graphicData uri="http://schemas.openxmlformats.org/drawingml/2006/picture">
+                <pic:pic xmlns:pic="http://schemas.openxmlformats.org/drawingml/2006/picture">
+                  <pic:nvPicPr>
+                    <pic:cNvPr id="1405217479" name="Bilde 19" descr="Et bilde som inneholder tekst, diagram, Rektangel, skjermbilde&#10;&#10;KI-generert innhold kan være feil."/>
+                    <pic:cNvPicPr/>
+                  </pic:nvPicPr>
+                  <pic:blipFill>
+                    <a:blip r:embed="rId44" cstate="print">
+                      <a:extLst>
+                        <a:ext uri="{28A0092B-C50C-407E-A947-70E740481C1C}">
+                          <a14:useLocalDpi xmlns:a14="http://schemas.microsoft.com/office/drawing/2010/main" val="0"/>
+                        </a:ext>
+                      </a:extLst>
+                    </a:blip>
+                    <a:stretch>
+                      <a:fillRect/>
+                    </a:stretch>
+                  </pic:blipFill>
+                  <pic:spPr>
+                    <a:xfrm>
+                      <a:off x="0" y="0"/>
+                      <a:ext cx="5760720" cy="3562985"/>
+                    </a:xfrm>
+                    <a:prstGeom prst="rect">
+                      <a:avLst/>
+                    </a:prstGeom>
+                  </pic:spPr>
+                </pic:pic>
+              </a:graphicData>
+            </a:graphic>
+          </wp:inline>
+        </w:drawing>
+      </w:r>
+    </w:p>
+    <w:p>
+      <w:pPr>
+        <w:pStyle w:val="Listeavsnitt"/>
+        <w:tabs>
+          <w:tab w:val="left" w:pos="5100"/>
+        </w:tabs>
+        <w:rPr>
+          <w:noProof/>
+        </w:rPr>
+      </w:pPr>
+      <w:r>
+        <w:rPr>
+          <w:noProof/>
+        </w:rPr>
+        <w:lastRenderedPageBreak/>
+        <w:drawing>
+          <wp:inline distT="0" distB="0" distL="0" distR="0" wp14:anchorId="3C3B9721" wp14:editId="111BDB13">
+            <wp:extent cx="5760720" cy="4876165"/>
+            <wp:effectExtent l="0" t="0" r="0" b="635"/>
+            <wp:docPr id="250902006" name="Bilde 24" descr="Et bilde som inneholder tekst, line, diagram, Plottdiagram&#10;&#10;KI-generert innhold kan være feil."/>
+            <wp:cNvGraphicFramePr>
+              <a:graphicFrameLocks xmlns:a="http://schemas.openxmlformats.org/drawingml/2006/main" noChangeAspect="1"/>
+            </wp:cNvGraphicFramePr>
+            <a:graphic xmlns:a="http://schemas.openxmlformats.org/drawingml/2006/main">
+              <a:graphicData uri="http://schemas.openxmlformats.org/drawingml/2006/picture">
+                <pic:pic xmlns:pic="http://schemas.openxmlformats.org/drawingml/2006/picture">
+                  <pic:nvPicPr>
+                    <pic:cNvPr id="250902006" name="Bilde 24" descr="Et bilde som inneholder tekst, line, diagram, Plottdiagram&#10;&#10;KI-generert innhold kan være feil."/>
+                    <pic:cNvPicPr/>
+                  </pic:nvPicPr>
+                  <pic:blipFill>
+                    <a:blip r:embed="rId45" cstate="print">
+                      <a:extLst>
+                        <a:ext uri="{28A0092B-C50C-407E-A947-70E740481C1C}">
+                          <a14:useLocalDpi xmlns:a14="http://schemas.microsoft.com/office/drawing/2010/main" val="0"/>
+                        </a:ext>
+                      </a:extLst>
+                    </a:blip>
+                    <a:stretch>
+                      <a:fillRect/>
+                    </a:stretch>
+                  </pic:blipFill>
+                  <pic:spPr>
+                    <a:xfrm>
+                      <a:off x="0" y="0"/>
+                      <a:ext cx="5760720" cy="4876165"/>
+                    </a:xfrm>
+                    <a:prstGeom prst="rect">
+                      <a:avLst/>
+                    </a:prstGeom>
+                  </pic:spPr>
+                </pic:pic>
+              </a:graphicData>
+            </a:graphic>
+          </wp:inline>
+        </w:drawing>
+      </w:r>
+    </w:p>
+    <w:p>
+      <w:pPr>
+        <w:pStyle w:val="Listeavsnitt"/>
+        <w:tabs>
+          <w:tab w:val="left" w:pos="5100"/>
+        </w:tabs>
+        <w:rPr>
+          <w:noProof/>
+        </w:rPr>
+      </w:pPr>
+      <w:r>
+        <w:rPr>
+          <w:noProof/>
+        </w:rPr>
+        <w:drawing>
+          <wp:inline distT="0" distB="0" distL="0" distR="0" wp14:anchorId="7D469177" wp14:editId="7235B2DE">
+            <wp:extent cx="5760720" cy="2618740"/>
+            <wp:effectExtent l="0" t="0" r="0" b="0"/>
+            <wp:docPr id="1663003678" name="Bilde 25" descr="Et bilde som inneholder tekst, Plottdiagram, line, skjermbilde&#10;&#10;KI-generert innhold kan være feil."/>
+            <wp:cNvGraphicFramePr>
+              <a:graphicFrameLocks xmlns:a="http://schemas.openxmlformats.org/drawingml/2006/main" noChangeAspect="1"/>
+            </wp:cNvGraphicFramePr>
+            <a:graphic xmlns:a="http://schemas.openxmlformats.org/drawingml/2006/main">
+              <a:graphicData uri="http://schemas.openxmlformats.org/drawingml/2006/picture">
+                <pic:pic xmlns:pic="http://schemas.openxmlformats.org/drawingml/2006/picture">
+                  <pic:nvPicPr>
+                    <pic:cNvPr id="1663003678" name="Bilde 25" descr="Et bilde som inneholder tekst, Plottdiagram, line, skjermbilde&#10;&#10;KI-generert innhold kan være feil."/>
+                    <pic:cNvPicPr/>
+                  </pic:nvPicPr>
+                  <pic:blipFill>
+                    <a:blip r:embed="rId46" cstate="print">
                       <a:extLst>
                         <a:ext uri="{28A0092B-C50C-407E-A947-70E740481C1C}">
                           <a14:useLocalDpi xmlns:a14="http://schemas.microsoft.com/office/drawing/2010/main" val="0"/>
@@ -5826,73 +7324,12 @@
       <w:pPr>
         <w:pStyle w:val="NormalWeb"/>
         <w:numPr>
-          <w:ilvl w:val="1"/>
-          <w:numId w:val="24"/>
-        </w:numPr>
-      </w:pPr>
-      <w:r>
-        <w:t>ci_flakiness_retry_weekly.py (proxy for test/pipeline debt)</w:t>
-      </w:r>
-    </w:p>
-    <w:p>
-      <w:pPr>
-        <w:pStyle w:val="NormalWeb"/>
-        <w:numPr>
-          <w:ilvl w:val="1"/>
-          <w:numId w:val="24"/>
-        </w:numPr>
-      </w:pPr>
-      <w:r>
-        <w:t>ci_failure_volatility_weekly.py (proxy for pipeline instability)</w:t>
-      </w:r>
-    </w:p>
-    <w:p>
-      <w:pPr>
-        <w:pStyle w:val="NormalWeb"/>
-        <w:numPr>
-          <w:ilvl w:val="1"/>
-          <w:numId w:val="24"/>
-        </w:numPr>
-      </w:pPr>
-      <w:r>
-        <w:t>sonar_snapshots_tidy.py (direct/static TD measures)</w:t>
-      </w:r>
-    </w:p>
-    <w:p>
-      <w:pPr>
-        <w:pStyle w:val="NormalWeb"/>
-        <w:ind w:left="720"/>
-      </w:pPr>
-      <w:r>
-        <w:t>????</w:t>
-      </w:r>
-    </w:p>
-    <w:p>
-      <w:pPr>
-        <w:pStyle w:val="NormalWeb"/>
-        <w:rPr>
-          <w:b/>
-          <w:bCs/>
-        </w:rPr>
-      </w:pPr>
-      <w:r>
-        <w:rPr>
-          <w:b/>
-          <w:bCs/>
-        </w:rPr>
-        <w:t>Engineering Velocity / Flow</w:t>
-      </w:r>
-    </w:p>
-    <w:p>
-      <w:pPr>
-        <w:pStyle w:val="NormalWeb"/>
-        <w:numPr>
           <w:ilvl w:val="0"/>
           <w:numId w:val="26"/>
         </w:numPr>
       </w:pPr>
       <w:r>
-        <w:t>PR_Cycle.py</w:t>
+        <w:t>review_duration.py</w:t>
       </w:r>
     </w:p>
     <w:p>
@@ -5907,10 +7344,10 @@
         </w:rPr>
         <w:lastRenderedPageBreak/>
         <w:drawing>
-          <wp:inline distT="0" distB="0" distL="0" distR="0" wp14:anchorId="3FB52FD0" wp14:editId="792E4C40">
-            <wp:extent cx="5760720" cy="2618740"/>
-            <wp:effectExtent l="0" t="0" r="0" b="0"/>
-            <wp:docPr id="47219403" name="Bilde 2" descr="Et bilde som inneholder tekst, line, Plottdiagram, skjermbilde&#10;&#10;KI-generert innhold kan være feil."/>
+          <wp:inline distT="0" distB="0" distL="0" distR="0" wp14:anchorId="1D787AB4" wp14:editId="7B0A912A">
+            <wp:extent cx="5760720" cy="2582545"/>
+            <wp:effectExtent l="0" t="0" r="0" b="8255"/>
+            <wp:docPr id="1848322776" name="Bilde 26" descr="Et bilde som inneholder tekst, skjermbilde, Plottdiagram, diagram&#10;&#10;KI-generert innhold kan være feil."/>
             <wp:cNvGraphicFramePr>
               <a:graphicFrameLocks xmlns:a="http://schemas.openxmlformats.org/drawingml/2006/main" noChangeAspect="1"/>
             </wp:cNvGraphicFramePr>
@@ -5918,283 +7355,11 @@
               <a:graphicData uri="http://schemas.openxmlformats.org/drawingml/2006/picture">
                 <pic:pic xmlns:pic="http://schemas.openxmlformats.org/drawingml/2006/picture">
                   <pic:nvPicPr>
-                    <pic:cNvPr id="47219403" name="Bilde 2" descr="Et bilde som inneholder tekst, line, Plottdiagram, skjermbilde&#10;&#10;KI-generert innhold kan være feil."/>
+                    <pic:cNvPr id="1848322776" name="Bilde 26" descr="Et bilde som inneholder tekst, skjermbilde, Plottdiagram, diagram&#10;&#10;KI-generert innhold kan være feil."/>
                     <pic:cNvPicPr/>
                   </pic:nvPicPr>
                   <pic:blipFill>
-                    <a:blip r:embed="rId30" cstate="print">
-                      <a:extLst>
-                        <a:ext uri="{28A0092B-C50C-407E-A947-70E740481C1C}">
-                          <a14:useLocalDpi xmlns:a14="http://schemas.microsoft.com/office/drawing/2010/main" val="0"/>
-                        </a:ext>
-                      </a:extLst>
-                    </a:blip>
-                    <a:stretch>
-                      <a:fillRect/>
-                    </a:stretch>
-                  </pic:blipFill>
-                  <pic:spPr>
-                    <a:xfrm>
-                      <a:off x="0" y="0"/>
-                      <a:ext cx="5760720" cy="2618740"/>
-                    </a:xfrm>
-                    <a:prstGeom prst="rect">
-                      <a:avLst/>
-                    </a:prstGeom>
-                  </pic:spPr>
-                </pic:pic>
-              </a:graphicData>
-            </a:graphic>
-          </wp:inline>
-        </w:drawing>
-      </w:r>
-    </w:p>
-    <w:p>
-      <w:pPr>
-        <w:pStyle w:val="NormalWeb"/>
-      </w:pPr>
-    </w:p>
-    <w:p>
-      <w:pPr>
-        <w:pStyle w:val="NormalWeb"/>
-        <w:numPr>
-          <w:ilvl w:val="0"/>
-          <w:numId w:val="26"/>
-        </w:numPr>
-      </w:pPr>
-      <w:r>
-        <w:t>Review_Latency.py</w:t>
-      </w:r>
-    </w:p>
-    <w:p>
-      <w:pPr>
-        <w:tabs>
-          <w:tab w:val="left" w:pos="5100"/>
-        </w:tabs>
-        <w:ind w:left="360"/>
-      </w:pPr>
-      <w:r>
-        <w:rPr>
-          <w:b/>
-          <w:bCs/>
-        </w:rPr>
-        <w:t xml:space="preserve"> Review Latency Distribution by Project</w:t>
-      </w:r>
-    </w:p>
-    <w:p>
-      <w:pPr>
-        <w:tabs>
-          <w:tab w:val="left" w:pos="5100"/>
-        </w:tabs>
-        <w:ind w:left="360"/>
-      </w:pPr>
-      <w:r>
-        <w:t xml:space="preserve">This figure shows the distribution of pull request review latency (time from PR creation to first review) for </w:t>
-      </w:r>
-      <w:r>
-        <w:rPr>
-          <w:i/>
-          <w:iCs/>
-        </w:rPr>
-        <w:t>docker/cli</w:t>
-      </w:r>
-      <w:r>
-        <w:t xml:space="preserve"> and </w:t>
-      </w:r>
-      <w:r>
-        <w:rPr>
-          <w:i/>
-          <w:iCs/>
-        </w:rPr>
-        <w:t>prometheus/prometheus</w:t>
-      </w:r>
-      <w:r>
-        <w:t xml:space="preserve">. The results indicate a clear difference in review dynamics between the two projects. </w:t>
-      </w:r>
-      <w:r>
-        <w:rPr>
-          <w:i/>
-          <w:iCs/>
-        </w:rPr>
-        <w:t>docker/cli</w:t>
-      </w:r>
-      <w:r>
-        <w:t xml:space="preserve"> exhibits a consistently low review latency with a narrow interquartile range, suggesting fast and predictable reviewer feedback. In contrast, </w:t>
-      </w:r>
-      <w:r>
-        <w:rPr>
-          <w:i/>
-          <w:iCs/>
-        </w:rPr>
-        <w:t>prometheus/prometheus</w:t>
-      </w:r>
-      <w:r>
-        <w:t xml:space="preserve"> shows substantially higher median review latency and a much wider distribution, indicating greater variability and longer delays before reviews occur. This suggests differences in project scale, reviewer availability, and review processes, which directly impact feedback speed and engineering velocity.</w:t>
-      </w:r>
-    </w:p>
-    <w:p>
-      <w:pPr>
-        <w:pStyle w:val="Listeavsnitt"/>
-        <w:tabs>
-          <w:tab w:val="left" w:pos="5100"/>
-        </w:tabs>
-        <w:rPr>
-          <w:noProof/>
-        </w:rPr>
-      </w:pPr>
-      <w:r>
-        <w:rPr>
-          <w:noProof/>
-        </w:rPr>
-        <w:lastRenderedPageBreak/>
-        <w:drawing>
-          <wp:inline distT="0" distB="0" distL="0" distR="0" wp14:anchorId="07BA805A" wp14:editId="18DAA888">
-            <wp:extent cx="5760720" cy="3562985"/>
-            <wp:effectExtent l="0" t="0" r="0" b="0"/>
-            <wp:docPr id="1403382071" name="Bilde 11" descr="Et bilde som inneholder tekst, diagram, skjermbilde, Rektangel&#10;&#10;KI-generert innhold kan være feil."/>
-            <wp:cNvGraphicFramePr>
-              <a:graphicFrameLocks xmlns:a="http://schemas.openxmlformats.org/drawingml/2006/main" noChangeAspect="1"/>
-            </wp:cNvGraphicFramePr>
-            <a:graphic xmlns:a="http://schemas.openxmlformats.org/drawingml/2006/main">
-              <a:graphicData uri="http://schemas.openxmlformats.org/drawingml/2006/picture">
-                <pic:pic xmlns:pic="http://schemas.openxmlformats.org/drawingml/2006/picture">
-                  <pic:nvPicPr>
-                    <pic:cNvPr id="1403382071" name="Bilde 11" descr="Et bilde som inneholder tekst, diagram, skjermbilde, Rektangel&#10;&#10;KI-generert innhold kan være feil."/>
-                    <pic:cNvPicPr/>
-                  </pic:nvPicPr>
-                  <pic:blipFill>
-                    <a:blip r:embed="rId31" cstate="print">
-                      <a:extLst>
-                        <a:ext uri="{28A0092B-C50C-407E-A947-70E740481C1C}">
-                          <a14:useLocalDpi xmlns:a14="http://schemas.microsoft.com/office/drawing/2010/main" val="0"/>
-                        </a:ext>
-                      </a:extLst>
-                    </a:blip>
-                    <a:stretch>
-                      <a:fillRect/>
-                    </a:stretch>
-                  </pic:blipFill>
-                  <pic:spPr>
-                    <a:xfrm>
-                      <a:off x="0" y="0"/>
-                      <a:ext cx="5760720" cy="3562985"/>
-                    </a:xfrm>
-                    <a:prstGeom prst="rect">
-                      <a:avLst/>
-                    </a:prstGeom>
-                  </pic:spPr>
-                </pic:pic>
-              </a:graphicData>
-            </a:graphic>
-          </wp:inline>
-        </w:drawing>
-      </w:r>
-    </w:p>
-    <w:p>
-      <w:pPr>
-        <w:pStyle w:val="NormalWeb"/>
-        <w:numPr>
-          <w:ilvl w:val="0"/>
-          <w:numId w:val="26"/>
-        </w:numPr>
-      </w:pPr>
-      <w:r>
-        <w:t>review_duration.py</w:t>
-      </w:r>
-    </w:p>
-    <w:p>
-      <w:pPr>
-        <w:pStyle w:val="NormalWeb"/>
-        <w:ind w:left="360"/>
-      </w:pPr>
-      <w:r>
-        <w:rPr>
-          <w:noProof/>
-          <w14:ligatures w14:val="standardContextual"/>
-        </w:rPr>
-        <w:drawing>
-          <wp:inline distT="0" distB="0" distL="0" distR="0" wp14:anchorId="47A3ED11" wp14:editId="51F32DBB">
-            <wp:extent cx="5760720" cy="2618740"/>
-            <wp:effectExtent l="0" t="0" r="0" b="0"/>
-            <wp:docPr id="1264569569" name="Bilde 1" descr="Et bilde som inneholder tekst, Plottdiagram, line, skjermbilde&#10;&#10;KI-generert innhold kan være feil."/>
-            <wp:cNvGraphicFramePr>
-              <a:graphicFrameLocks xmlns:a="http://schemas.openxmlformats.org/drawingml/2006/main" noChangeAspect="1"/>
-            </wp:cNvGraphicFramePr>
-            <a:graphic xmlns:a="http://schemas.openxmlformats.org/drawingml/2006/main">
-              <a:graphicData uri="http://schemas.openxmlformats.org/drawingml/2006/picture">
-                <pic:pic xmlns:pic="http://schemas.openxmlformats.org/drawingml/2006/picture">
-                  <pic:nvPicPr>
-                    <pic:cNvPr id="1264569569" name="Bilde 1" descr="Et bilde som inneholder tekst, Plottdiagram, line, skjermbilde&#10;&#10;KI-generert innhold kan være feil."/>
-                    <pic:cNvPicPr/>
-                  </pic:nvPicPr>
-                  <pic:blipFill>
-                    <a:blip r:embed="rId29" cstate="print">
-                      <a:extLst>
-                        <a:ext uri="{28A0092B-C50C-407E-A947-70E740481C1C}">
-                          <a14:useLocalDpi xmlns:a14="http://schemas.microsoft.com/office/drawing/2010/main" val="0"/>
-                        </a:ext>
-                      </a:extLst>
-                    </a:blip>
-                    <a:stretch>
-                      <a:fillRect/>
-                    </a:stretch>
-                  </pic:blipFill>
-                  <pic:spPr>
-                    <a:xfrm>
-                      <a:off x="0" y="0"/>
-                      <a:ext cx="5760720" cy="2618740"/>
-                    </a:xfrm>
-                    <a:prstGeom prst="rect">
-                      <a:avLst/>
-                    </a:prstGeom>
-                  </pic:spPr>
-                </pic:pic>
-              </a:graphicData>
-            </a:graphic>
-          </wp:inline>
-        </w:drawing>
-      </w:r>
-    </w:p>
-    <w:p>
-      <w:pPr>
-        <w:pStyle w:val="NormalWeb"/>
-        <w:numPr>
-          <w:ilvl w:val="0"/>
-          <w:numId w:val="26"/>
-        </w:numPr>
-      </w:pPr>
-      <w:r>
-        <w:t>merge_frequency_weekly.py</w:t>
-      </w:r>
-    </w:p>
-    <w:p>
-      <w:pPr>
-        <w:pStyle w:val="NormalWeb"/>
-        <w:ind w:left="360"/>
-      </w:pPr>
-      <w:r>
-        <w:rPr>
-          <w:noProof/>
-          <w14:ligatures w14:val="standardContextual"/>
-        </w:rPr>
-        <w:lastRenderedPageBreak/>
-        <w:drawing>
-          <wp:inline distT="0" distB="0" distL="0" distR="0" wp14:anchorId="2A77D1BC" wp14:editId="715E83CC">
-            <wp:extent cx="5760720" cy="2582545"/>
-            <wp:effectExtent l="0" t="0" r="0" b="8255"/>
-            <wp:docPr id="1455729962" name="Bilde 3" descr="Et bilde som inneholder tekst, line, Plottdiagram, Font&#10;&#10;KI-generert innhold kan være feil."/>
-            <wp:cNvGraphicFramePr>
-              <a:graphicFrameLocks xmlns:a="http://schemas.openxmlformats.org/drawingml/2006/main" noChangeAspect="1"/>
-            </wp:cNvGraphicFramePr>
-            <a:graphic xmlns:a="http://schemas.openxmlformats.org/drawingml/2006/main">
-              <a:graphicData uri="http://schemas.openxmlformats.org/drawingml/2006/picture">
-                <pic:pic xmlns:pic="http://schemas.openxmlformats.org/drawingml/2006/picture">
-                  <pic:nvPicPr>
-                    <pic:cNvPr id="1455729962" name="Bilde 3" descr="Et bilde som inneholder tekst, line, Plottdiagram, Font&#10;&#10;KI-generert innhold kan være feil."/>
-                    <pic:cNvPicPr/>
-                  </pic:nvPicPr>
-                  <pic:blipFill>
-                    <a:blip r:embed="rId23" cstate="print">
+                    <a:blip r:embed="rId35" cstate="print">
                       <a:extLst>
                         <a:ext uri="{28A0092B-C50C-407E-A947-70E740481C1C}">
                           <a14:useLocalDpi xmlns:a14="http://schemas.microsoft.com/office/drawing/2010/main" val="0"/>
@@ -6220,6 +7385,119 @@
           </wp:inline>
         </w:drawing>
       </w:r>
+      <w:r>
+        <w:rPr>
+          <w:noProof/>
+          <w14:ligatures w14:val="standardContextual"/>
+        </w:rPr>
+        <w:drawing>
+          <wp:inline distT="0" distB="0" distL="0" distR="0" wp14:anchorId="5CB3B325" wp14:editId="3DBF9D83">
+            <wp:extent cx="5760720" cy="4876165"/>
+            <wp:effectExtent l="0" t="0" r="0" b="635"/>
+            <wp:docPr id="1668619290" name="Bilde 27" descr="Et bilde som inneholder tekst, Plottdiagram, line, diagram&#10;&#10;KI-generert innhold kan være feil."/>
+            <wp:cNvGraphicFramePr>
+              <a:graphicFrameLocks xmlns:a="http://schemas.openxmlformats.org/drawingml/2006/main" noChangeAspect="1"/>
+            </wp:cNvGraphicFramePr>
+            <a:graphic xmlns:a="http://schemas.openxmlformats.org/drawingml/2006/main">
+              <a:graphicData uri="http://schemas.openxmlformats.org/drawingml/2006/picture">
+                <pic:pic xmlns:pic="http://schemas.openxmlformats.org/drawingml/2006/picture">
+                  <pic:nvPicPr>
+                    <pic:cNvPr id="1668619290" name="Bilde 27" descr="Et bilde som inneholder tekst, Plottdiagram, line, diagram&#10;&#10;KI-generert innhold kan være feil."/>
+                    <pic:cNvPicPr/>
+                  </pic:nvPicPr>
+                  <pic:blipFill>
+                    <a:blip r:embed="rId36" cstate="print">
+                      <a:extLst>
+                        <a:ext uri="{28A0092B-C50C-407E-A947-70E740481C1C}">
+                          <a14:useLocalDpi xmlns:a14="http://schemas.microsoft.com/office/drawing/2010/main" val="0"/>
+                        </a:ext>
+                      </a:extLst>
+                    </a:blip>
+                    <a:stretch>
+                      <a:fillRect/>
+                    </a:stretch>
+                  </pic:blipFill>
+                  <pic:spPr>
+                    <a:xfrm>
+                      <a:off x="0" y="0"/>
+                      <a:ext cx="5760720" cy="4876165"/>
+                    </a:xfrm>
+                    <a:prstGeom prst="rect">
+                      <a:avLst/>
+                    </a:prstGeom>
+                  </pic:spPr>
+                </pic:pic>
+              </a:graphicData>
+            </a:graphic>
+          </wp:inline>
+        </w:drawing>
+      </w:r>
+    </w:p>
+    <w:p>
+      <w:pPr>
+        <w:pStyle w:val="NormalWeb"/>
+        <w:numPr>
+          <w:ilvl w:val="0"/>
+          <w:numId w:val="26"/>
+        </w:numPr>
+      </w:pPr>
+      <w:r>
+        <w:t>merge_frequency_weekly.py</w:t>
+      </w:r>
+    </w:p>
+    <w:p>
+      <w:pPr>
+        <w:pStyle w:val="NormalWeb"/>
+        <w:ind w:left="360"/>
+      </w:pPr>
+      <w:r>
+        <w:rPr>
+          <w:noProof/>
+          <w14:ligatures w14:val="standardContextual"/>
+        </w:rPr>
+        <w:lastRenderedPageBreak/>
+        <w:drawing>
+          <wp:inline distT="0" distB="0" distL="0" distR="0" wp14:anchorId="2A77D1BC" wp14:editId="715E83CC">
+            <wp:extent cx="5760720" cy="2582545"/>
+            <wp:effectExtent l="0" t="0" r="0" b="8255"/>
+            <wp:docPr id="1455729962" name="Bilde 3" descr="Et bilde som inneholder tekst, line, Plottdiagram, Font&#10;&#10;KI-generert innhold kan være feil."/>
+            <wp:cNvGraphicFramePr>
+              <a:graphicFrameLocks xmlns:a="http://schemas.openxmlformats.org/drawingml/2006/main" noChangeAspect="1"/>
+            </wp:cNvGraphicFramePr>
+            <a:graphic xmlns:a="http://schemas.openxmlformats.org/drawingml/2006/main">
+              <a:graphicData uri="http://schemas.openxmlformats.org/drawingml/2006/picture">
+                <pic:pic xmlns:pic="http://schemas.openxmlformats.org/drawingml/2006/picture">
+                  <pic:nvPicPr>
+                    <pic:cNvPr id="1455729962" name="Bilde 3" descr="Et bilde som inneholder tekst, line, Plottdiagram, Font&#10;&#10;KI-generert innhold kan være feil."/>
+                    <pic:cNvPicPr/>
+                  </pic:nvPicPr>
+                  <pic:blipFill>
+                    <a:blip r:embed="rId47" cstate="print">
+                      <a:extLst>
+                        <a:ext uri="{28A0092B-C50C-407E-A947-70E740481C1C}">
+                          <a14:useLocalDpi xmlns:a14="http://schemas.microsoft.com/office/drawing/2010/main" val="0"/>
+                        </a:ext>
+                      </a:extLst>
+                    </a:blip>
+                    <a:stretch>
+                      <a:fillRect/>
+                    </a:stretch>
+                  </pic:blipFill>
+                  <pic:spPr>
+                    <a:xfrm>
+                      <a:off x="0" y="0"/>
+                      <a:ext cx="5760720" cy="2582545"/>
+                    </a:xfrm>
+                    <a:prstGeom prst="rect">
+                      <a:avLst/>
+                    </a:prstGeom>
+                  </pic:spPr>
+                </pic:pic>
+              </a:graphicData>
+            </a:graphic>
+          </wp:inline>
+        </w:drawing>
+      </w:r>
     </w:p>
     <w:p/>
     <w:p>
@@ -6282,113 +7560,224 @@
         <w:tabs>
           <w:tab w:val="left" w:pos="5100"/>
         </w:tabs>
-      </w:pPr>
-      <w:r>
         <w:rPr>
           <w:i/>
           <w:iCs/>
         </w:rPr>
-        <w:t>Review duration was calculated as the time between the first code review and the completion of the pull request. To reduce noise and outliers, weekly median values were used in the analysis.</w:t>
-      </w:r>
-    </w:p>
-    <w:p>
-      <w:pPr>
-        <w:tabs>
-          <w:tab w:val="left" w:pos="5100"/>
-        </w:tabs>
-        <w:rPr>
-          <w:b/>
-          <w:bCs/>
-        </w:rPr>
-      </w:pPr>
-    </w:p>
-    <w:p>
-      <w:pPr>
-        <w:tabs>
-          <w:tab w:val="left" w:pos="5100"/>
-        </w:tabs>
-        <w:rPr>
-          <w:b/>
-          <w:bCs/>
-        </w:rPr>
-      </w:pPr>
-      <w:r>
-        <w:rPr>
-          <w:b/>
-          <w:bCs/>
-        </w:rPr>
-        <w:t>13</w:t>
-      </w:r>
-    </w:p>
-    <w:p>
-      <w:pPr>
-        <w:tabs>
-          <w:tab w:val="left" w:pos="5100"/>
-        </w:tabs>
-        <w:rPr>
-          <w:b/>
-          <w:bCs/>
-        </w:rPr>
-      </w:pPr>
-      <w:r>
-        <w:rPr>
-          <w:b/>
-          <w:bCs/>
-        </w:rPr>
-        <w:t>Release Frequency (Results)</w:t>
-      </w:r>
-    </w:p>
-    <w:p>
-      <w:pPr>
-        <w:tabs>
-          <w:tab w:val="left" w:pos="5100"/>
-        </w:tabs>
       </w:pPr>
       <w:r>
         <w:rPr>
           <w:i/>
           <w:iCs/>
         </w:rPr>
+        <w:t>Review duration was calculated as the time between the first code review and the completion of the pull request. To reduce noise and outliers, weekly median values were used in the analysis.</w:t>
+      </w:r>
+    </w:p>
+    <w:p>
+      <w:pPr>
+        <w:tabs>
+          <w:tab w:val="left" w:pos="5100"/>
+        </w:tabs>
+      </w:pPr>
+      <w:r>
+        <w:rPr>
+          <w:noProof/>
+        </w:rPr>
+        <w:lastRenderedPageBreak/>
+        <w:drawing>
+          <wp:inline distT="0" distB="0" distL="0" distR="0" wp14:anchorId="44EEB5B9" wp14:editId="3B16BBF6">
+            <wp:extent cx="5760720" cy="2582545"/>
+            <wp:effectExtent l="0" t="0" r="0" b="8255"/>
+            <wp:docPr id="1170383412" name="Bilde 22" descr="Et bilde som inneholder tekst, skjermbilde, Plottdiagram, diagram&#10;&#10;KI-generert innhold kan være feil."/>
+            <wp:cNvGraphicFramePr>
+              <a:graphicFrameLocks xmlns:a="http://schemas.openxmlformats.org/drawingml/2006/main" noChangeAspect="1"/>
+            </wp:cNvGraphicFramePr>
+            <a:graphic xmlns:a="http://schemas.openxmlformats.org/drawingml/2006/main">
+              <a:graphicData uri="http://schemas.openxmlformats.org/drawingml/2006/picture">
+                <pic:pic xmlns:pic="http://schemas.openxmlformats.org/drawingml/2006/picture">
+                  <pic:nvPicPr>
+                    <pic:cNvPr id="1170383412" name="Bilde 22" descr="Et bilde som inneholder tekst, skjermbilde, Plottdiagram, diagram&#10;&#10;KI-generert innhold kan være feil."/>
+                    <pic:cNvPicPr/>
+                  </pic:nvPicPr>
+                  <pic:blipFill>
+                    <a:blip r:embed="rId35" cstate="print">
+                      <a:extLst>
+                        <a:ext uri="{28A0092B-C50C-407E-A947-70E740481C1C}">
+                          <a14:useLocalDpi xmlns:a14="http://schemas.microsoft.com/office/drawing/2010/main" val="0"/>
+                        </a:ext>
+                      </a:extLst>
+                    </a:blip>
+                    <a:stretch>
+                      <a:fillRect/>
+                    </a:stretch>
+                  </pic:blipFill>
+                  <pic:spPr>
+                    <a:xfrm>
+                      <a:off x="0" y="0"/>
+                      <a:ext cx="5760720" cy="2582545"/>
+                    </a:xfrm>
+                    <a:prstGeom prst="rect">
+                      <a:avLst/>
+                    </a:prstGeom>
+                  </pic:spPr>
+                </pic:pic>
+              </a:graphicData>
+            </a:graphic>
+          </wp:inline>
+        </w:drawing>
+      </w:r>
+      <w:r>
+        <w:rPr>
+          <w:noProof/>
+        </w:rPr>
+        <w:drawing>
+          <wp:inline distT="0" distB="0" distL="0" distR="0" wp14:anchorId="3F733FE1" wp14:editId="2B74CE2F">
+            <wp:extent cx="5760720" cy="4876165"/>
+            <wp:effectExtent l="0" t="0" r="0" b="635"/>
+            <wp:docPr id="899183838" name="Bilde 23" descr="Et bilde som inneholder tekst, Plottdiagram, line, diagram&#10;&#10;KI-generert innhold kan være feil."/>
+            <wp:cNvGraphicFramePr>
+              <a:graphicFrameLocks xmlns:a="http://schemas.openxmlformats.org/drawingml/2006/main" noChangeAspect="1"/>
+            </wp:cNvGraphicFramePr>
+            <a:graphic xmlns:a="http://schemas.openxmlformats.org/drawingml/2006/main">
+              <a:graphicData uri="http://schemas.openxmlformats.org/drawingml/2006/picture">
+                <pic:pic xmlns:pic="http://schemas.openxmlformats.org/drawingml/2006/picture">
+                  <pic:nvPicPr>
+                    <pic:cNvPr id="899183838" name="Bilde 23" descr="Et bilde som inneholder tekst, Plottdiagram, line, diagram&#10;&#10;KI-generert innhold kan være feil."/>
+                    <pic:cNvPicPr/>
+                  </pic:nvPicPr>
+                  <pic:blipFill>
+                    <a:blip r:embed="rId36" cstate="print">
+                      <a:extLst>
+                        <a:ext uri="{28A0092B-C50C-407E-A947-70E740481C1C}">
+                          <a14:useLocalDpi xmlns:a14="http://schemas.microsoft.com/office/drawing/2010/main" val="0"/>
+                        </a:ext>
+                      </a:extLst>
+                    </a:blip>
+                    <a:stretch>
+                      <a:fillRect/>
+                    </a:stretch>
+                  </pic:blipFill>
+                  <pic:spPr>
+                    <a:xfrm>
+                      <a:off x="0" y="0"/>
+                      <a:ext cx="5760720" cy="4876165"/>
+                    </a:xfrm>
+                    <a:prstGeom prst="rect">
+                      <a:avLst/>
+                    </a:prstGeom>
+                  </pic:spPr>
+                </pic:pic>
+              </a:graphicData>
+            </a:graphic>
+          </wp:inline>
+        </w:drawing>
+      </w:r>
+    </w:p>
+    <w:p>
+      <w:pPr>
+        <w:tabs>
+          <w:tab w:val="left" w:pos="5100"/>
+        </w:tabs>
+        <w:rPr>
+          <w:b/>
+          <w:bCs/>
+        </w:rPr>
+      </w:pPr>
+    </w:p>
+    <w:p>
+      <w:pPr>
+        <w:tabs>
+          <w:tab w:val="left" w:pos="5100"/>
+        </w:tabs>
+        <w:rPr>
+          <w:b/>
+          <w:bCs/>
+        </w:rPr>
+      </w:pPr>
+      <w:r>
+        <w:rPr>
+          <w:b/>
+          <w:bCs/>
+        </w:rPr>
+        <w:t>13</w:t>
+      </w:r>
+    </w:p>
+    <w:p>
+      <w:pPr>
+        <w:tabs>
+          <w:tab w:val="left" w:pos="5100"/>
+        </w:tabs>
+        <w:rPr>
+          <w:b/>
+          <w:bCs/>
+        </w:rPr>
+      </w:pPr>
+      <w:r>
+        <w:rPr>
+          <w:b/>
+          <w:bCs/>
+        </w:rPr>
+        <w:t>Release Frequency (Results)</w:t>
+      </w:r>
+    </w:p>
+    <w:p>
+      <w:pPr>
+        <w:tabs>
+          <w:tab w:val="left" w:pos="5100"/>
+        </w:tabs>
+      </w:pPr>
+      <w:r>
+        <w:rPr>
+          <w:i/>
+          <w:iCs/>
+        </w:rPr>
+        <w:lastRenderedPageBreak/>
         <w:t>Release frequency was measured as the number of GitHub releases per month. The results indicate differences in release cadence across the analyzed repositories.</w:t>
       </w:r>
     </w:p>
-    <w:p>
-      <w:pPr>
-        <w:tabs>
-          <w:tab w:val="left" w:pos="5100"/>
-        </w:tabs>
-      </w:pPr>
-    </w:p>
-    <w:p>
-      <w:pPr>
-        <w:tabs>
-          <w:tab w:val="left" w:pos="5100"/>
-        </w:tabs>
-      </w:pPr>
-      <w:r>
-        <w:t>14</w:t>
-      </w:r>
-    </w:p>
     <w:p/>
+    <w:p>
+      <w:pPr>
+        <w:rPr>
+          <w:noProof/>
+        </w:rPr>
+      </w:pPr>
+      <w:r>
+        <w:rPr>
+          <w:noProof/>
+        </w:rPr>
+        <w:t>15.</w:t>
+      </w:r>
+    </w:p>
+    <w:p>
+      <w:r>
+        <w:t>The review overhead metrics reveal substantial differences in feedback dynamics over time. While review latency reflects how quickly feedback is initiated, review duration captures the overall effort and coordination required to complete the review process. Periods of increased review duration and churn indicate higher coordination costs and may suggest growing technical debt or architectural complexity.</w:t>
+      </w:r>
+    </w:p>
     <w:p/>
-    <w:p/>
-    <w:p/>
-    <w:p>
-      <w:pPr>
-        <w:rPr>
-          <w:noProof/>
-        </w:rPr>
-      </w:pPr>
-      <w:r>
-        <w:rPr>
-          <w:noProof/>
-        </w:rPr>
-        <w:t>15.</w:t>
-      </w:r>
-    </w:p>
-    <w:p>
-      <w:r>
-        <w:t>The review overhead metrics reveal substantial differences in feedback dynamics over time. While review latency reflects how quickly feedback is initiated, review duration captures the overall effort and coordination required to complete the review process. Periods of increased review duration and churn indicate higher coordination costs and may suggest growing technical debt or architectural complexity.</w:t>
+    <w:p>
+      <w:r>
+        <w:t>Table A preview:</w:t>
+      </w:r>
+    </w:p>
+    <w:p>
+      <w:r>
+        <w:t xml:space="preserve">            Repository  Median CI Duration (min)  Median Failure Rate  Median PR Cycle (h)</w:t>
+      </w:r>
+    </w:p>
+    <w:p>
+      <w:r>
+        <w:t xml:space="preserve">           docker/cli                  1.933333             0.149254             7.827222</w:t>
+      </w:r>
+    </w:p>
+    <w:p>
+      <w:r>
+        <w:t>prometheus/prometheus                  0.941667             0.173946            82.031250</w:t>
+      </w:r>
+    </w:p>
+    <w:p>
+      <w:r>
+        <w:t xml:space="preserve">    tektoncd/pipeline                  0.554167             0.073788            61.196250</w:t>
       </w:r>
     </w:p>
     <w:p/>
@@ -6684,6 +8073,129 @@
     </w:p>
     <w:p>
       <w:pPr>
+        <w:pStyle w:val="Overskrift3"/>
+      </w:pPr>
+      <w:r>
+        <w:t>Measuring Software Delivery Performance using the Four Key Metrics of DevOps</w:t>
+      </w:r>
+    </w:p>
+    <w:p>
+      <w:r>
+        <w:t xml:space="preserve">(Marc Sallin et al., 2021) </w:t>
+      </w:r>
+    </w:p>
+    <w:p>
+      <w:r>
+        <w:t xml:space="preserve">The study by </w:t>
+      </w:r>
+      <w:r>
+        <w:rPr>
+          <w:b/>
+          <w:bCs/>
+        </w:rPr>
+        <w:t>Sallin et al. (2021)</w:t>
+      </w:r>
+      <w:r>
+        <w:t xml:space="preserve"> investigates how software delivery performance in DevOps environments can be measured using the </w:t>
+      </w:r>
+      <w:r>
+        <w:rPr>
+          <w:i/>
+          <w:iCs/>
+        </w:rPr>
+        <w:t>Four Key Metrics of DevOps</w:t>
+      </w:r>
+      <w:r>
+        <w:t xml:space="preserve"> (FKM):</w:t>
+      </w:r>
+    </w:p>
+    <w:p>
+      <w:pPr>
+        <w:pStyle w:val="Listeavsnitt"/>
+        <w:numPr>
+          <w:ilvl w:val="0"/>
+          <w:numId w:val="49"/>
+        </w:numPr>
+      </w:pPr>
+      <w:r>
+        <w:lastRenderedPageBreak/>
+        <w:t xml:space="preserve">deployment frequency, </w:t>
+      </w:r>
+    </w:p>
+    <w:p>
+      <w:pPr>
+        <w:pStyle w:val="Listeavsnitt"/>
+        <w:numPr>
+          <w:ilvl w:val="0"/>
+          <w:numId w:val="49"/>
+        </w:numPr>
+      </w:pPr>
+      <w:r>
+        <w:t xml:space="preserve">lead time for change, </w:t>
+      </w:r>
+    </w:p>
+    <w:p>
+      <w:pPr>
+        <w:pStyle w:val="Listeavsnitt"/>
+        <w:numPr>
+          <w:ilvl w:val="0"/>
+          <w:numId w:val="49"/>
+        </w:numPr>
+      </w:pPr>
+      <w:r>
+        <w:t xml:space="preserve">time to restore service, and </w:t>
+      </w:r>
+    </w:p>
+    <w:p>
+      <w:pPr>
+        <w:pStyle w:val="Listeavsnitt"/>
+        <w:numPr>
+          <w:ilvl w:val="0"/>
+          <w:numId w:val="49"/>
+        </w:numPr>
+      </w:pPr>
+      <w:r>
+        <w:t xml:space="preserve">change failure rate. </w:t>
+      </w:r>
+    </w:p>
+    <w:p>
+      <w:r>
+        <w:t>While these metrics are widely adopted in industry—primarily through survey-based approaches such as the State of DevOps reports—the authors argue that surveys provide limited, subjective, and non-continuous insights.</w:t>
+      </w:r>
+    </w:p>
+    <w:p>
+      <w:r>
+        <w:t xml:space="preserve">To address these limitations, the study explores how the Four Key Metrics can be </w:t>
+      </w:r>
+      <w:r>
+        <w:rPr>
+          <w:b/>
+          <w:bCs/>
+        </w:rPr>
+        <w:t>automatically measured using development toolchain data</w:t>
+      </w:r>
+      <w:r>
+        <w:t>, including version control systems, CI/CD pipelines, deployment logs, and incident management systems. The authors conduct a multivocal literature review to identify existing definitions and measurement approaches, followed by the implementation of a prototype that collects and aggregates delivery-related data from an industrial DevOps toolchain.</w:t>
+      </w:r>
+    </w:p>
+    <w:p>
+      <w:r>
+        <w:t xml:space="preserve">The prototype is evaluated through an industrial case study at Swiss Post, where practitioners used the automatically collected metrics over several weeks. The results show that </w:t>
+      </w:r>
+      <w:r>
+        <w:rPr>
+          <w:b/>
+          <w:bCs/>
+        </w:rPr>
+        <w:t>automated measurement of delivery performance metrics is feasible, practical, and perceived as valuable by development teams</w:t>
+      </w:r>
+      <w:r>
+        <w:t>. In particular, velocity-related metrics such as deployment frequency and lead time for change were found to be easier to define and automate than stability-related metrics.</w:t>
+      </w:r>
+    </w:p>
+    <w:p/>
+    <w:p>
+      <w:pPr>
         <w:pStyle w:val="Overskrift2"/>
       </w:pPr>
       <w:r>
@@ -6692,19 +8204,26 @@
     </w:p>
     <w:p>
       <w:r>
-        <w:t>While code-level technical debt metrics were initially planned using SonarQube, tooling constraints led this study to focus on process-based technical debt proxies derived from GitHub data. These proxies provide continuous, scalable, and repository-independent indicators of rework and instability, making them well suited for large-scale open-source analysis.</w:t>
-      </w:r>
-    </w:p>
-    <w:p>
-      <w:r>
-        <w:t xml:space="preserve">Future work </w:t>
-      </w:r>
-      <w:r>
-        <w:t>may incorporate code-level technical debt measurements using tools such as SonarQube to complement the process-based proxies analyzed in this study.</w:t>
-      </w:r>
-    </w:p>
+        <w:t xml:space="preserve">While this study focused on engineering workflow and CI/CD performance using GitHub repository artefacts and GitHub Actions pipeline data, future work could improve generalizability by replicating the analysis across other industrial DevOps toolchains and CI/CD platforms. In particular, Azure DevOps and Azure Pipelines could be used to collect comparable pipeline execution data (e.g., build and release logs) and evaluate whether the observed patterns remain consistent beyond GitHub-hosted ecosystems. </w:t>
+      </w:r>
+    </w:p>
+    <w:p>
+      <w:r>
+        <w:t xml:space="preserve">Future work may also expand the metric set by incorporating deployment- and operations-oriented signals that are typically not available through GitHub alone. Examples include deployment telemetry (deployment frequency, rollback rate, change failure rate), infrastructure/runtime metrics (availability, incident frequency, MTTR), and observability traces from monitoring stacks (e.g., Azure Monitor/Application Insights or OpenTelemetry-based instrumentation). Such data would enable a stronger linkage between CI behavior and downstream delivery outcomes, moving closer to end-to-end delivery performance. </w:t>
+      </w:r>
+    </w:p>
+    <w:p>
+      <w:r>
+        <w:t xml:space="preserve">Finally, the study could be extended by integrating additional quality and risk signals, such as dependency/security alerts (e.g., Dependabot-style vulnerability signals) and </w:t>
+      </w:r>
+      <w:r>
+        <w:lastRenderedPageBreak/>
+        <w:t xml:space="preserve">broader static analysis coverage (e.g., extending SonarCloud snapshots over longer periods or complementing with other analyzers). This would support richer triangulation between workflow dynamics, pipeline stability, and codebase characteristics. </w:t>
+      </w:r>
+    </w:p>
+    <w:p/>
     <w:sectPr>
-      <w:headerReference w:type="default" r:id="rId32"/>
+      <w:headerReference w:type="default" r:id="rId48"/>
       <w:pgSz w:w="11906" w:h="16838"/>
       <w:pgMar w:top="1417" w:right="1417" w:bottom="1417" w:left="1417" w:header="708" w:footer="708" w:gutter="0"/>
       <w:cols w:space="708"/>
@@ -7080,6 +8599,119 @@
     </w:lvl>
   </w:abstractNum>
   <w:abstractNum w:abstractNumId="1" w15:restartNumberingAfterBreak="0">
+    <w:nsid w:val="016A667F"/>
+    <w:multiLevelType w:val="hybridMultilevel"/>
+    <w:tmpl w:val="CCF8D81E"/>
+    <w:lvl w:ilvl="0" w:tplc="04140001">
+      <w:start w:val="1"/>
+      <w:numFmt w:val="bullet"/>
+      <w:lvlText w:val=""/>
+      <w:lvlJc w:val="left"/>
+      <w:pPr>
+        <w:ind w:left="773" w:hanging="360"/>
+      </w:pPr>
+      <w:rPr>
+        <w:rFonts w:ascii="Symbol" w:hAnsi="Symbol" w:hint="default"/>
+      </w:rPr>
+    </w:lvl>
+    <w:lvl w:ilvl="1" w:tplc="04140003" w:tentative="1">
+      <w:start w:val="1"/>
+      <w:numFmt w:val="bullet"/>
+      <w:lvlText w:val="o"/>
+      <w:lvlJc w:val="left"/>
+      <w:pPr>
+        <w:ind w:left="1493" w:hanging="360"/>
+      </w:pPr>
+      <w:rPr>
+        <w:rFonts w:ascii="Courier New" w:hAnsi="Courier New" w:cs="Courier New" w:hint="default"/>
+      </w:rPr>
+    </w:lvl>
+    <w:lvl w:ilvl="2" w:tplc="04140005" w:tentative="1">
+      <w:start w:val="1"/>
+      <w:numFmt w:val="bullet"/>
+      <w:lvlText w:val=""/>
+      <w:lvlJc w:val="left"/>
+      <w:pPr>
+        <w:ind w:left="2213" w:hanging="360"/>
+      </w:pPr>
+      <w:rPr>
+        <w:rFonts w:ascii="Wingdings" w:hAnsi="Wingdings" w:hint="default"/>
+      </w:rPr>
+    </w:lvl>
+    <w:lvl w:ilvl="3" w:tplc="04140001" w:tentative="1">
+      <w:start w:val="1"/>
+      <w:numFmt w:val="bullet"/>
+      <w:lvlText w:val=""/>
+      <w:lvlJc w:val="left"/>
+      <w:pPr>
+        <w:ind w:left="2933" w:hanging="360"/>
+      </w:pPr>
+      <w:rPr>
+        <w:rFonts w:ascii="Symbol" w:hAnsi="Symbol" w:hint="default"/>
+      </w:rPr>
+    </w:lvl>
+    <w:lvl w:ilvl="4" w:tplc="04140003" w:tentative="1">
+      <w:start w:val="1"/>
+      <w:numFmt w:val="bullet"/>
+      <w:lvlText w:val="o"/>
+      <w:lvlJc w:val="left"/>
+      <w:pPr>
+        <w:ind w:left="3653" w:hanging="360"/>
+      </w:pPr>
+      <w:rPr>
+        <w:rFonts w:ascii="Courier New" w:hAnsi="Courier New" w:cs="Courier New" w:hint="default"/>
+      </w:rPr>
+    </w:lvl>
+    <w:lvl w:ilvl="5" w:tplc="04140005" w:tentative="1">
+      <w:start w:val="1"/>
+      <w:numFmt w:val="bullet"/>
+      <w:lvlText w:val=""/>
+      <w:lvlJc w:val="left"/>
+      <w:pPr>
+        <w:ind w:left="4373" w:hanging="360"/>
+      </w:pPr>
+      <w:rPr>
+        <w:rFonts w:ascii="Wingdings" w:hAnsi="Wingdings" w:hint="default"/>
+      </w:rPr>
+    </w:lvl>
+    <w:lvl w:ilvl="6" w:tplc="04140001" w:tentative="1">
+      <w:start w:val="1"/>
+      <w:numFmt w:val="bullet"/>
+      <w:lvlText w:val=""/>
+      <w:lvlJc w:val="left"/>
+      <w:pPr>
+        <w:ind w:left="5093" w:hanging="360"/>
+      </w:pPr>
+      <w:rPr>
+        <w:rFonts w:ascii="Symbol" w:hAnsi="Symbol" w:hint="default"/>
+      </w:rPr>
+    </w:lvl>
+    <w:lvl w:ilvl="7" w:tplc="04140003" w:tentative="1">
+      <w:start w:val="1"/>
+      <w:numFmt w:val="bullet"/>
+      <w:lvlText w:val="o"/>
+      <w:lvlJc w:val="left"/>
+      <w:pPr>
+        <w:ind w:left="5813" w:hanging="360"/>
+      </w:pPr>
+      <w:rPr>
+        <w:rFonts w:ascii="Courier New" w:hAnsi="Courier New" w:cs="Courier New" w:hint="default"/>
+      </w:rPr>
+    </w:lvl>
+    <w:lvl w:ilvl="8" w:tplc="04140005" w:tentative="1">
+      <w:start w:val="1"/>
+      <w:numFmt w:val="bullet"/>
+      <w:lvlText w:val=""/>
+      <w:lvlJc w:val="left"/>
+      <w:pPr>
+        <w:ind w:left="6533" w:hanging="360"/>
+      </w:pPr>
+      <w:rPr>
+        <w:rFonts w:ascii="Wingdings" w:hAnsi="Wingdings" w:hint="default"/>
+      </w:rPr>
+    </w:lvl>
+  </w:abstractNum>
+  <w:abstractNum w:abstractNumId="2" w15:restartNumberingAfterBreak="0">
     <w:nsid w:val="057B7666"/>
     <w:multiLevelType w:val="multilevel"/>
     <w:tmpl w:val="5A6A2D32"/>
@@ -7224,7 +8856,7 @@
       </w:rPr>
     </w:lvl>
   </w:abstractNum>
-  <w:abstractNum w:abstractNumId="2" w15:restartNumberingAfterBreak="0">
+  <w:abstractNum w:abstractNumId="3" w15:restartNumberingAfterBreak="0">
     <w:nsid w:val="085F47F5"/>
     <w:multiLevelType w:val="multilevel"/>
     <w:tmpl w:val="AD2E5C2A"/>
@@ -7341,7 +8973,7 @@
       </w:pPr>
     </w:lvl>
   </w:abstractNum>
-  <w:abstractNum w:abstractNumId="3" w15:restartNumberingAfterBreak="0">
+  <w:abstractNum w:abstractNumId="4" w15:restartNumberingAfterBreak="0">
     <w:nsid w:val="0A213DC7"/>
     <w:multiLevelType w:val="multilevel"/>
     <w:tmpl w:val="74AA389C"/>
@@ -7490,7 +9122,7 @@
       </w:rPr>
     </w:lvl>
   </w:abstractNum>
-  <w:abstractNum w:abstractNumId="4" w15:restartNumberingAfterBreak="0">
+  <w:abstractNum w:abstractNumId="5" w15:restartNumberingAfterBreak="0">
     <w:nsid w:val="0C3D365F"/>
     <w:multiLevelType w:val="multilevel"/>
     <w:tmpl w:val="109CA414"/>
@@ -7639,7 +9271,7 @@
       </w:rPr>
     </w:lvl>
   </w:abstractNum>
-  <w:abstractNum w:abstractNumId="5" w15:restartNumberingAfterBreak="0">
+  <w:abstractNum w:abstractNumId="6" w15:restartNumberingAfterBreak="0">
     <w:nsid w:val="0DDC71B5"/>
     <w:multiLevelType w:val="multilevel"/>
     <w:tmpl w:val="FBCE9F28"/>
@@ -7788,7 +9420,7 @@
       </w:rPr>
     </w:lvl>
   </w:abstractNum>
-  <w:abstractNum w:abstractNumId="6" w15:restartNumberingAfterBreak="0">
+  <w:abstractNum w:abstractNumId="7" w15:restartNumberingAfterBreak="0">
     <w:nsid w:val="11B87A9B"/>
     <w:multiLevelType w:val="multilevel"/>
     <w:tmpl w:val="B3A2D764"/>
@@ -7937,7 +9569,233 @@
       </w:rPr>
     </w:lvl>
   </w:abstractNum>
-  <w:abstractNum w:abstractNumId="7" w15:restartNumberingAfterBreak="0">
+  <w:abstractNum w:abstractNumId="8" w15:restartNumberingAfterBreak="0">
+    <w:nsid w:val="122D6FEF"/>
+    <w:multiLevelType w:val="hybridMultilevel"/>
+    <w:tmpl w:val="D3BC496C"/>
+    <w:lvl w:ilvl="0" w:tplc="04140001">
+      <w:start w:val="1"/>
+      <w:numFmt w:val="bullet"/>
+      <w:lvlText w:val=""/>
+      <w:lvlJc w:val="left"/>
+      <w:pPr>
+        <w:ind w:left="720" w:hanging="360"/>
+      </w:pPr>
+      <w:rPr>
+        <w:rFonts w:ascii="Symbol" w:hAnsi="Symbol" w:hint="default"/>
+      </w:rPr>
+    </w:lvl>
+    <w:lvl w:ilvl="1" w:tplc="04140003" w:tentative="1">
+      <w:start w:val="1"/>
+      <w:numFmt w:val="bullet"/>
+      <w:lvlText w:val="o"/>
+      <w:lvlJc w:val="left"/>
+      <w:pPr>
+        <w:ind w:left="1440" w:hanging="360"/>
+      </w:pPr>
+      <w:rPr>
+        <w:rFonts w:ascii="Courier New" w:hAnsi="Courier New" w:cs="Courier New" w:hint="default"/>
+      </w:rPr>
+    </w:lvl>
+    <w:lvl w:ilvl="2" w:tplc="04140005" w:tentative="1">
+      <w:start w:val="1"/>
+      <w:numFmt w:val="bullet"/>
+      <w:lvlText w:val=""/>
+      <w:lvlJc w:val="left"/>
+      <w:pPr>
+        <w:ind w:left="2160" w:hanging="360"/>
+      </w:pPr>
+      <w:rPr>
+        <w:rFonts w:ascii="Wingdings" w:hAnsi="Wingdings" w:hint="default"/>
+      </w:rPr>
+    </w:lvl>
+    <w:lvl w:ilvl="3" w:tplc="04140001" w:tentative="1">
+      <w:start w:val="1"/>
+      <w:numFmt w:val="bullet"/>
+      <w:lvlText w:val=""/>
+      <w:lvlJc w:val="left"/>
+      <w:pPr>
+        <w:ind w:left="2880" w:hanging="360"/>
+      </w:pPr>
+      <w:rPr>
+        <w:rFonts w:ascii="Symbol" w:hAnsi="Symbol" w:hint="default"/>
+      </w:rPr>
+    </w:lvl>
+    <w:lvl w:ilvl="4" w:tplc="04140003" w:tentative="1">
+      <w:start w:val="1"/>
+      <w:numFmt w:val="bullet"/>
+      <w:lvlText w:val="o"/>
+      <w:lvlJc w:val="left"/>
+      <w:pPr>
+        <w:ind w:left="3600" w:hanging="360"/>
+      </w:pPr>
+      <w:rPr>
+        <w:rFonts w:ascii="Courier New" w:hAnsi="Courier New" w:cs="Courier New" w:hint="default"/>
+      </w:rPr>
+    </w:lvl>
+    <w:lvl w:ilvl="5" w:tplc="04140005" w:tentative="1">
+      <w:start w:val="1"/>
+      <w:numFmt w:val="bullet"/>
+      <w:lvlText w:val=""/>
+      <w:lvlJc w:val="left"/>
+      <w:pPr>
+        <w:ind w:left="4320" w:hanging="360"/>
+      </w:pPr>
+      <w:rPr>
+        <w:rFonts w:ascii="Wingdings" w:hAnsi="Wingdings" w:hint="default"/>
+      </w:rPr>
+    </w:lvl>
+    <w:lvl w:ilvl="6" w:tplc="04140001" w:tentative="1">
+      <w:start w:val="1"/>
+      <w:numFmt w:val="bullet"/>
+      <w:lvlText w:val=""/>
+      <w:lvlJc w:val="left"/>
+      <w:pPr>
+        <w:ind w:left="5040" w:hanging="360"/>
+      </w:pPr>
+      <w:rPr>
+        <w:rFonts w:ascii="Symbol" w:hAnsi="Symbol" w:hint="default"/>
+      </w:rPr>
+    </w:lvl>
+    <w:lvl w:ilvl="7" w:tplc="04140003" w:tentative="1">
+      <w:start w:val="1"/>
+      <w:numFmt w:val="bullet"/>
+      <w:lvlText w:val="o"/>
+      <w:lvlJc w:val="left"/>
+      <w:pPr>
+        <w:ind w:left="5760" w:hanging="360"/>
+      </w:pPr>
+      <w:rPr>
+        <w:rFonts w:ascii="Courier New" w:hAnsi="Courier New" w:cs="Courier New" w:hint="default"/>
+      </w:rPr>
+    </w:lvl>
+    <w:lvl w:ilvl="8" w:tplc="04140005" w:tentative="1">
+      <w:start w:val="1"/>
+      <w:numFmt w:val="bullet"/>
+      <w:lvlText w:val=""/>
+      <w:lvlJc w:val="left"/>
+      <w:pPr>
+        <w:ind w:left="6480" w:hanging="360"/>
+      </w:pPr>
+      <w:rPr>
+        <w:rFonts w:ascii="Wingdings" w:hAnsi="Wingdings" w:hint="default"/>
+      </w:rPr>
+    </w:lvl>
+  </w:abstractNum>
+  <w:abstractNum w:abstractNumId="9" w15:restartNumberingAfterBreak="0">
+    <w:nsid w:val="1669777B"/>
+    <w:multiLevelType w:val="hybridMultilevel"/>
+    <w:tmpl w:val="F26E142E"/>
+    <w:lvl w:ilvl="0" w:tplc="04140001">
+      <w:start w:val="1"/>
+      <w:numFmt w:val="bullet"/>
+      <w:lvlText w:val=""/>
+      <w:lvlJc w:val="left"/>
+      <w:pPr>
+        <w:ind w:left="773" w:hanging="360"/>
+      </w:pPr>
+      <w:rPr>
+        <w:rFonts w:ascii="Symbol" w:hAnsi="Symbol" w:hint="default"/>
+      </w:rPr>
+    </w:lvl>
+    <w:lvl w:ilvl="1" w:tplc="04140003" w:tentative="1">
+      <w:start w:val="1"/>
+      <w:numFmt w:val="bullet"/>
+      <w:lvlText w:val="o"/>
+      <w:lvlJc w:val="left"/>
+      <w:pPr>
+        <w:ind w:left="1493" w:hanging="360"/>
+      </w:pPr>
+      <w:rPr>
+        <w:rFonts w:ascii="Courier New" w:hAnsi="Courier New" w:cs="Courier New" w:hint="default"/>
+      </w:rPr>
+    </w:lvl>
+    <w:lvl w:ilvl="2" w:tplc="04140005" w:tentative="1">
+      <w:start w:val="1"/>
+      <w:numFmt w:val="bullet"/>
+      <w:lvlText w:val=""/>
+      <w:lvlJc w:val="left"/>
+      <w:pPr>
+        <w:ind w:left="2213" w:hanging="360"/>
+      </w:pPr>
+      <w:rPr>
+        <w:rFonts w:ascii="Wingdings" w:hAnsi="Wingdings" w:hint="default"/>
+      </w:rPr>
+    </w:lvl>
+    <w:lvl w:ilvl="3" w:tplc="04140001" w:tentative="1">
+      <w:start w:val="1"/>
+      <w:numFmt w:val="bullet"/>
+      <w:lvlText w:val=""/>
+      <w:lvlJc w:val="left"/>
+      <w:pPr>
+        <w:ind w:left="2933" w:hanging="360"/>
+      </w:pPr>
+      <w:rPr>
+        <w:rFonts w:ascii="Symbol" w:hAnsi="Symbol" w:hint="default"/>
+      </w:rPr>
+    </w:lvl>
+    <w:lvl w:ilvl="4" w:tplc="04140003" w:tentative="1">
+      <w:start w:val="1"/>
+      <w:numFmt w:val="bullet"/>
+      <w:lvlText w:val="o"/>
+      <w:lvlJc w:val="left"/>
+      <w:pPr>
+        <w:ind w:left="3653" w:hanging="360"/>
+      </w:pPr>
+      <w:rPr>
+        <w:rFonts w:ascii="Courier New" w:hAnsi="Courier New" w:cs="Courier New" w:hint="default"/>
+      </w:rPr>
+    </w:lvl>
+    <w:lvl w:ilvl="5" w:tplc="04140005" w:tentative="1">
+      <w:start w:val="1"/>
+      <w:numFmt w:val="bullet"/>
+      <w:lvlText w:val=""/>
+      <w:lvlJc w:val="left"/>
+      <w:pPr>
+        <w:ind w:left="4373" w:hanging="360"/>
+      </w:pPr>
+      <w:rPr>
+        <w:rFonts w:ascii="Wingdings" w:hAnsi="Wingdings" w:hint="default"/>
+      </w:rPr>
+    </w:lvl>
+    <w:lvl w:ilvl="6" w:tplc="04140001" w:tentative="1">
+      <w:start w:val="1"/>
+      <w:numFmt w:val="bullet"/>
+      <w:lvlText w:val=""/>
+      <w:lvlJc w:val="left"/>
+      <w:pPr>
+        <w:ind w:left="5093" w:hanging="360"/>
+      </w:pPr>
+      <w:rPr>
+        <w:rFonts w:ascii="Symbol" w:hAnsi="Symbol" w:hint="default"/>
+      </w:rPr>
+    </w:lvl>
+    <w:lvl w:ilvl="7" w:tplc="04140003" w:tentative="1">
+      <w:start w:val="1"/>
+      <w:numFmt w:val="bullet"/>
+      <w:lvlText w:val="o"/>
+      <w:lvlJc w:val="left"/>
+      <w:pPr>
+        <w:ind w:left="5813" w:hanging="360"/>
+      </w:pPr>
+      <w:rPr>
+        <w:rFonts w:ascii="Courier New" w:hAnsi="Courier New" w:cs="Courier New" w:hint="default"/>
+      </w:rPr>
+    </w:lvl>
+    <w:lvl w:ilvl="8" w:tplc="04140005" w:tentative="1">
+      <w:start w:val="1"/>
+      <w:numFmt w:val="bullet"/>
+      <w:lvlText w:val=""/>
+      <w:lvlJc w:val="left"/>
+      <w:pPr>
+        <w:ind w:left="6533" w:hanging="360"/>
+      </w:pPr>
+      <w:rPr>
+        <w:rFonts w:ascii="Wingdings" w:hAnsi="Wingdings" w:hint="default"/>
+      </w:rPr>
+    </w:lvl>
+  </w:abstractNum>
+  <w:abstractNum w:abstractNumId="10" w15:restartNumberingAfterBreak="0">
     <w:nsid w:val="1DE933A5"/>
     <w:multiLevelType w:val="multilevel"/>
     <w:tmpl w:val="9094F6E2"/>
@@ -8082,7 +9940,7 @@
       </w:rPr>
     </w:lvl>
   </w:abstractNum>
-  <w:abstractNum w:abstractNumId="8" w15:restartNumberingAfterBreak="0">
+  <w:abstractNum w:abstractNumId="11" w15:restartNumberingAfterBreak="0">
     <w:nsid w:val="1F676F5F"/>
     <w:multiLevelType w:val="multilevel"/>
     <w:tmpl w:val="D5B62E4C"/>
@@ -8231,7 +10089,7 @@
       </w:rPr>
     </w:lvl>
   </w:abstractNum>
-  <w:abstractNum w:abstractNumId="9" w15:restartNumberingAfterBreak="0">
+  <w:abstractNum w:abstractNumId="12" w15:restartNumberingAfterBreak="0">
     <w:nsid w:val="21462E7E"/>
     <w:multiLevelType w:val="multilevel"/>
     <w:tmpl w:val="C3EEFFF8"/>
@@ -8380,7 +10238,7 @@
       </w:rPr>
     </w:lvl>
   </w:abstractNum>
-  <w:abstractNum w:abstractNumId="10" w15:restartNumberingAfterBreak="0">
+  <w:abstractNum w:abstractNumId="13" w15:restartNumberingAfterBreak="0">
     <w:nsid w:val="21810C7B"/>
     <w:multiLevelType w:val="multilevel"/>
     <w:tmpl w:val="E458B96A"/>
@@ -8529,7 +10387,7 @@
       </w:rPr>
     </w:lvl>
   </w:abstractNum>
-  <w:abstractNum w:abstractNumId="11" w15:restartNumberingAfterBreak="0">
+  <w:abstractNum w:abstractNumId="14" w15:restartNumberingAfterBreak="0">
     <w:nsid w:val="219D455F"/>
     <w:multiLevelType w:val="multilevel"/>
     <w:tmpl w:val="45148B5A"/>
@@ -8678,7 +10536,156 @@
       </w:rPr>
     </w:lvl>
   </w:abstractNum>
-  <w:abstractNum w:abstractNumId="12" w15:restartNumberingAfterBreak="0">
+  <w:abstractNum w:abstractNumId="15" w15:restartNumberingAfterBreak="0">
+    <w:nsid w:val="227064F8"/>
+    <w:multiLevelType w:val="multilevel"/>
+    <w:tmpl w:val="72B2A288"/>
+    <w:lvl w:ilvl="0">
+      <w:start w:val="1"/>
+      <w:numFmt w:val="bullet"/>
+      <w:lvlText w:val=""/>
+      <w:lvlJc w:val="left"/>
+      <w:pPr>
+        <w:tabs>
+          <w:tab w:val="num" w:pos="720"/>
+        </w:tabs>
+        <w:ind w:left="720" w:hanging="360"/>
+      </w:pPr>
+      <w:rPr>
+        <w:rFonts w:ascii="Symbol" w:hAnsi="Symbol" w:hint="default"/>
+        <w:sz w:val="20"/>
+      </w:rPr>
+    </w:lvl>
+    <w:lvl w:ilvl="1">
+      <w:start w:val="1"/>
+      <w:numFmt w:val="bullet"/>
+      <w:lvlText w:val="o"/>
+      <w:lvlJc w:val="left"/>
+      <w:pPr>
+        <w:tabs>
+          <w:tab w:val="num" w:pos="1440"/>
+        </w:tabs>
+        <w:ind w:left="1440" w:hanging="360"/>
+      </w:pPr>
+      <w:rPr>
+        <w:rFonts w:ascii="Courier New" w:hAnsi="Courier New" w:hint="default"/>
+        <w:sz w:val="20"/>
+      </w:rPr>
+    </w:lvl>
+    <w:lvl w:ilvl="2" w:tentative="1">
+      <w:start w:val="1"/>
+      <w:numFmt w:val="bullet"/>
+      <w:lvlText w:val=""/>
+      <w:lvlJc w:val="left"/>
+      <w:pPr>
+        <w:tabs>
+          <w:tab w:val="num" w:pos="2160"/>
+        </w:tabs>
+        <w:ind w:left="2160" w:hanging="360"/>
+      </w:pPr>
+      <w:rPr>
+        <w:rFonts w:ascii="Wingdings" w:hAnsi="Wingdings" w:hint="default"/>
+        <w:sz w:val="20"/>
+      </w:rPr>
+    </w:lvl>
+    <w:lvl w:ilvl="3" w:tentative="1">
+      <w:start w:val="1"/>
+      <w:numFmt w:val="bullet"/>
+      <w:lvlText w:val=""/>
+      <w:lvlJc w:val="left"/>
+      <w:pPr>
+        <w:tabs>
+          <w:tab w:val="num" w:pos="2880"/>
+        </w:tabs>
+        <w:ind w:left="2880" w:hanging="360"/>
+      </w:pPr>
+      <w:rPr>
+        <w:rFonts w:ascii="Wingdings" w:hAnsi="Wingdings" w:hint="default"/>
+        <w:sz w:val="20"/>
+      </w:rPr>
+    </w:lvl>
+    <w:lvl w:ilvl="4" w:tentative="1">
+      <w:start w:val="1"/>
+      <w:numFmt w:val="bullet"/>
+      <w:lvlText w:val=""/>
+      <w:lvlJc w:val="left"/>
+      <w:pPr>
+        <w:tabs>
+          <w:tab w:val="num" w:pos="3600"/>
+        </w:tabs>
+        <w:ind w:left="3600" w:hanging="360"/>
+      </w:pPr>
+      <w:rPr>
+        <w:rFonts w:ascii="Wingdings" w:hAnsi="Wingdings" w:hint="default"/>
+        <w:sz w:val="20"/>
+      </w:rPr>
+    </w:lvl>
+    <w:lvl w:ilvl="5" w:tentative="1">
+      <w:start w:val="1"/>
+      <w:numFmt w:val="bullet"/>
+      <w:lvlText w:val=""/>
+      <w:lvlJc w:val="left"/>
+      <w:pPr>
+        <w:tabs>
+          <w:tab w:val="num" w:pos="4320"/>
+        </w:tabs>
+        <w:ind w:left="4320" w:hanging="360"/>
+      </w:pPr>
+      <w:rPr>
+        <w:rFonts w:ascii="Wingdings" w:hAnsi="Wingdings" w:hint="default"/>
+        <w:sz w:val="20"/>
+      </w:rPr>
+    </w:lvl>
+    <w:lvl w:ilvl="6" w:tentative="1">
+      <w:start w:val="1"/>
+      <w:numFmt w:val="bullet"/>
+      <w:lvlText w:val=""/>
+      <w:lvlJc w:val="left"/>
+      <w:pPr>
+        <w:tabs>
+          <w:tab w:val="num" w:pos="5040"/>
+        </w:tabs>
+        <w:ind w:left="5040" w:hanging="360"/>
+      </w:pPr>
+      <w:rPr>
+        <w:rFonts w:ascii="Wingdings" w:hAnsi="Wingdings" w:hint="default"/>
+        <w:sz w:val="20"/>
+      </w:rPr>
+    </w:lvl>
+    <w:lvl w:ilvl="7" w:tentative="1">
+      <w:start w:val="1"/>
+      <w:numFmt w:val="bullet"/>
+      <w:lvlText w:val=""/>
+      <w:lvlJc w:val="left"/>
+      <w:pPr>
+        <w:tabs>
+          <w:tab w:val="num" w:pos="5760"/>
+        </w:tabs>
+        <w:ind w:left="5760" w:hanging="360"/>
+      </w:pPr>
+      <w:rPr>
+        <w:rFonts w:ascii="Wingdings" w:hAnsi="Wingdings" w:hint="default"/>
+        <w:sz w:val="20"/>
+      </w:rPr>
+    </w:lvl>
+    <w:lvl w:ilvl="8" w:tentative="1">
+      <w:start w:val="1"/>
+      <w:numFmt w:val="bullet"/>
+      <w:lvlText w:val=""/>
+      <w:lvlJc w:val="left"/>
+      <w:pPr>
+        <w:tabs>
+          <w:tab w:val="num" w:pos="6480"/>
+        </w:tabs>
+        <w:ind w:left="6480" w:hanging="360"/>
+      </w:pPr>
+      <w:rPr>
+        <w:rFonts w:ascii="Wingdings" w:hAnsi="Wingdings" w:hint="default"/>
+        <w:sz w:val="20"/>
+      </w:rPr>
+    </w:lvl>
+  </w:abstractNum>
+  <w:abstractNum w:abstractNumId="16" w15:restartNumberingAfterBreak="0">
     <w:nsid w:val="24C72E41"/>
     <w:multiLevelType w:val="multilevel"/>
     <w:tmpl w:val="7ED67954"/>
@@ -8827,7 +10834,7 @@
       </w:rPr>
     </w:lvl>
   </w:abstractNum>
-  <w:abstractNum w:abstractNumId="13" w15:restartNumberingAfterBreak="0">
+  <w:abstractNum w:abstractNumId="17" w15:restartNumberingAfterBreak="0">
     <w:nsid w:val="2F482398"/>
     <w:multiLevelType w:val="multilevel"/>
     <w:tmpl w:val="7BA4D5C2"/>
@@ -8976,7 +10983,7 @@
       </w:rPr>
     </w:lvl>
   </w:abstractNum>
-  <w:abstractNum w:abstractNumId="14" w15:restartNumberingAfterBreak="0">
+  <w:abstractNum w:abstractNumId="18" w15:restartNumberingAfterBreak="0">
     <w:nsid w:val="304C7E44"/>
     <w:multiLevelType w:val="multilevel"/>
     <w:tmpl w:val="8A3A3EF0"/>
@@ -9125,7 +11132,7 @@
       </w:rPr>
     </w:lvl>
   </w:abstractNum>
-  <w:abstractNum w:abstractNumId="15" w15:restartNumberingAfterBreak="0">
+  <w:abstractNum w:abstractNumId="19" w15:restartNumberingAfterBreak="0">
     <w:nsid w:val="30DC2979"/>
     <w:multiLevelType w:val="multilevel"/>
     <w:tmpl w:val="9454DEF6"/>
@@ -9274,7 +11281,7 @@
       </w:rPr>
     </w:lvl>
   </w:abstractNum>
-  <w:abstractNum w:abstractNumId="16" w15:restartNumberingAfterBreak="0">
+  <w:abstractNum w:abstractNumId="20" w15:restartNumberingAfterBreak="0">
     <w:nsid w:val="31467780"/>
     <w:multiLevelType w:val="multilevel"/>
     <w:tmpl w:val="74508218"/>
@@ -9423,7 +11430,7 @@
       </w:rPr>
     </w:lvl>
   </w:abstractNum>
-  <w:abstractNum w:abstractNumId="17" w15:restartNumberingAfterBreak="0">
+  <w:abstractNum w:abstractNumId="21" w15:restartNumberingAfterBreak="0">
     <w:nsid w:val="348A4695"/>
     <w:multiLevelType w:val="multilevel"/>
     <w:tmpl w:val="E7229DE0"/>
@@ -9572,7 +11579,7 @@
       </w:rPr>
     </w:lvl>
   </w:abstractNum>
-  <w:abstractNum w:abstractNumId="18" w15:restartNumberingAfterBreak="0">
+  <w:abstractNum w:abstractNumId="22" w15:restartNumberingAfterBreak="0">
     <w:nsid w:val="34A83CBE"/>
     <w:multiLevelType w:val="multilevel"/>
     <w:tmpl w:val="FA4849F0"/>
@@ -9721,7 +11728,7 @@
       </w:rPr>
     </w:lvl>
   </w:abstractNum>
-  <w:abstractNum w:abstractNumId="19" w15:restartNumberingAfterBreak="0">
+  <w:abstractNum w:abstractNumId="23" w15:restartNumberingAfterBreak="0">
     <w:nsid w:val="35606B5F"/>
     <w:multiLevelType w:val="multilevel"/>
     <w:tmpl w:val="EFD674CE"/>
@@ -9870,7 +11877,7 @@
       </w:rPr>
     </w:lvl>
   </w:abstractNum>
-  <w:abstractNum w:abstractNumId="20" w15:restartNumberingAfterBreak="0">
+  <w:abstractNum w:abstractNumId="24" w15:restartNumberingAfterBreak="0">
     <w:nsid w:val="377540AC"/>
     <w:multiLevelType w:val="multilevel"/>
     <w:tmpl w:val="85A6DC2A"/>
@@ -10019,7 +12026,7 @@
       </w:rPr>
     </w:lvl>
   </w:abstractNum>
-  <w:abstractNum w:abstractNumId="21" w15:restartNumberingAfterBreak="0">
+  <w:abstractNum w:abstractNumId="25" w15:restartNumberingAfterBreak="0">
     <w:nsid w:val="3EA92AC6"/>
     <w:multiLevelType w:val="multilevel"/>
     <w:tmpl w:val="57E210CA"/>
@@ -10168,7 +12175,7 @@
       </w:rPr>
     </w:lvl>
   </w:abstractNum>
-  <w:abstractNum w:abstractNumId="22" w15:restartNumberingAfterBreak="0">
+  <w:abstractNum w:abstractNumId="26" w15:restartNumberingAfterBreak="0">
     <w:nsid w:val="42B132DF"/>
     <w:multiLevelType w:val="multilevel"/>
     <w:tmpl w:val="7F2679EC"/>
@@ -10317,7 +12324,156 @@
       </w:rPr>
     </w:lvl>
   </w:abstractNum>
-  <w:abstractNum w:abstractNumId="23" w15:restartNumberingAfterBreak="0">
+  <w:abstractNum w:abstractNumId="27" w15:restartNumberingAfterBreak="0">
+    <w:nsid w:val="4A3F2525"/>
+    <w:multiLevelType w:val="multilevel"/>
+    <w:tmpl w:val="631A3E8E"/>
+    <w:lvl w:ilvl="0">
+      <w:start w:val="1"/>
+      <w:numFmt w:val="bullet"/>
+      <w:lvlText w:val=""/>
+      <w:lvlJc w:val="left"/>
+      <w:pPr>
+        <w:tabs>
+          <w:tab w:val="num" w:pos="720"/>
+        </w:tabs>
+        <w:ind w:left="720" w:hanging="360"/>
+      </w:pPr>
+      <w:rPr>
+        <w:rFonts w:ascii="Symbol" w:hAnsi="Symbol" w:hint="default"/>
+        <w:sz w:val="20"/>
+      </w:rPr>
+    </w:lvl>
+    <w:lvl w:ilvl="1" w:tentative="1">
+      <w:start w:val="1"/>
+      <w:numFmt w:val="bullet"/>
+      <w:lvlText w:val="o"/>
+      <w:lvlJc w:val="left"/>
+      <w:pPr>
+        <w:tabs>
+          <w:tab w:val="num" w:pos="1440"/>
+        </w:tabs>
+        <w:ind w:left="1440" w:hanging="360"/>
+      </w:pPr>
+      <w:rPr>
+        <w:rFonts w:ascii="Courier New" w:hAnsi="Courier New" w:hint="default"/>
+        <w:sz w:val="20"/>
+      </w:rPr>
+    </w:lvl>
+    <w:lvl w:ilvl="2" w:tentative="1">
+      <w:start w:val="1"/>
+      <w:numFmt w:val="bullet"/>
+      <w:lvlText w:val=""/>
+      <w:lvlJc w:val="left"/>
+      <w:pPr>
+        <w:tabs>
+          <w:tab w:val="num" w:pos="2160"/>
+        </w:tabs>
+        <w:ind w:left="2160" w:hanging="360"/>
+      </w:pPr>
+      <w:rPr>
+        <w:rFonts w:ascii="Wingdings" w:hAnsi="Wingdings" w:hint="default"/>
+        <w:sz w:val="20"/>
+      </w:rPr>
+    </w:lvl>
+    <w:lvl w:ilvl="3" w:tentative="1">
+      <w:start w:val="1"/>
+      <w:numFmt w:val="bullet"/>
+      <w:lvlText w:val=""/>
+      <w:lvlJc w:val="left"/>
+      <w:pPr>
+        <w:tabs>
+          <w:tab w:val="num" w:pos="2880"/>
+        </w:tabs>
+        <w:ind w:left="2880" w:hanging="360"/>
+      </w:pPr>
+      <w:rPr>
+        <w:rFonts w:ascii="Wingdings" w:hAnsi="Wingdings" w:hint="default"/>
+        <w:sz w:val="20"/>
+      </w:rPr>
+    </w:lvl>
+    <w:lvl w:ilvl="4" w:tentative="1">
+      <w:start w:val="1"/>
+      <w:numFmt w:val="bullet"/>
+      <w:lvlText w:val=""/>
+      <w:lvlJc w:val="left"/>
+      <w:pPr>
+        <w:tabs>
+          <w:tab w:val="num" w:pos="3600"/>
+        </w:tabs>
+        <w:ind w:left="3600" w:hanging="360"/>
+      </w:pPr>
+      <w:rPr>
+        <w:rFonts w:ascii="Wingdings" w:hAnsi="Wingdings" w:hint="default"/>
+        <w:sz w:val="20"/>
+      </w:rPr>
+    </w:lvl>
+    <w:lvl w:ilvl="5" w:tentative="1">
+      <w:start w:val="1"/>
+      <w:numFmt w:val="bullet"/>
+      <w:lvlText w:val=""/>
+      <w:lvlJc w:val="left"/>
+      <w:pPr>
+        <w:tabs>
+          <w:tab w:val="num" w:pos="4320"/>
+        </w:tabs>
+        <w:ind w:left="4320" w:hanging="360"/>
+      </w:pPr>
+      <w:rPr>
+        <w:rFonts w:ascii="Wingdings" w:hAnsi="Wingdings" w:hint="default"/>
+        <w:sz w:val="20"/>
+      </w:rPr>
+    </w:lvl>
+    <w:lvl w:ilvl="6" w:tentative="1">
+      <w:start w:val="1"/>
+      <w:numFmt w:val="bullet"/>
+      <w:lvlText w:val=""/>
+      <w:lvlJc w:val="left"/>
+      <w:pPr>
+        <w:tabs>
+          <w:tab w:val="num" w:pos="5040"/>
+        </w:tabs>
+        <w:ind w:left="5040" w:hanging="360"/>
+      </w:pPr>
+      <w:rPr>
+        <w:rFonts w:ascii="Wingdings" w:hAnsi="Wingdings" w:hint="default"/>
+        <w:sz w:val="20"/>
+      </w:rPr>
+    </w:lvl>
+    <w:lvl w:ilvl="7" w:tentative="1">
+      <w:start w:val="1"/>
+      <w:numFmt w:val="bullet"/>
+      <w:lvlText w:val=""/>
+      <w:lvlJc w:val="left"/>
+      <w:pPr>
+        <w:tabs>
+          <w:tab w:val="num" w:pos="5760"/>
+        </w:tabs>
+        <w:ind w:left="5760" w:hanging="360"/>
+      </w:pPr>
+      <w:rPr>
+        <w:rFonts w:ascii="Wingdings" w:hAnsi="Wingdings" w:hint="default"/>
+        <w:sz w:val="20"/>
+      </w:rPr>
+    </w:lvl>
+    <w:lvl w:ilvl="8" w:tentative="1">
+      <w:start w:val="1"/>
+      <w:numFmt w:val="bullet"/>
+      <w:lvlText w:val=""/>
+      <w:lvlJc w:val="left"/>
+      <w:pPr>
+        <w:tabs>
+          <w:tab w:val="num" w:pos="6480"/>
+        </w:tabs>
+        <w:ind w:left="6480" w:hanging="360"/>
+      </w:pPr>
+      <w:rPr>
+        <w:rFonts w:ascii="Wingdings" w:hAnsi="Wingdings" w:hint="default"/>
+        <w:sz w:val="20"/>
+      </w:rPr>
+    </w:lvl>
+  </w:abstractNum>
+  <w:abstractNum w:abstractNumId="28" w15:restartNumberingAfterBreak="0">
     <w:nsid w:val="4D364D7A"/>
     <w:multiLevelType w:val="multilevel"/>
     <w:tmpl w:val="1DDAB24E"/>
@@ -10466,7 +12622,7 @@
       </w:rPr>
     </w:lvl>
   </w:abstractNum>
-  <w:abstractNum w:abstractNumId="24" w15:restartNumberingAfterBreak="0">
+  <w:abstractNum w:abstractNumId="29" w15:restartNumberingAfterBreak="0">
     <w:nsid w:val="508B3368"/>
     <w:multiLevelType w:val="multilevel"/>
     <w:tmpl w:val="A76E906C"/>
@@ -10615,7 +12771,120 @@
       </w:rPr>
     </w:lvl>
   </w:abstractNum>
-  <w:abstractNum w:abstractNumId="25" w15:restartNumberingAfterBreak="0">
+  <w:abstractNum w:abstractNumId="30" w15:restartNumberingAfterBreak="0">
+    <w:nsid w:val="513D4701"/>
+    <w:multiLevelType w:val="hybridMultilevel"/>
+    <w:tmpl w:val="873CB410"/>
+    <w:lvl w:ilvl="0" w:tplc="04140001">
+      <w:start w:val="1"/>
+      <w:numFmt w:val="bullet"/>
+      <w:lvlText w:val=""/>
+      <w:lvlJc w:val="left"/>
+      <w:pPr>
+        <w:ind w:left="720" w:hanging="360"/>
+      </w:pPr>
+      <w:rPr>
+        <w:rFonts w:ascii="Symbol" w:hAnsi="Symbol" w:hint="default"/>
+      </w:rPr>
+    </w:lvl>
+    <w:lvl w:ilvl="1" w:tplc="04140003" w:tentative="1">
+      <w:start w:val="1"/>
+      <w:numFmt w:val="bullet"/>
+      <w:lvlText w:val="o"/>
+      <w:lvlJc w:val="left"/>
+      <w:pPr>
+        <w:ind w:left="1440" w:hanging="360"/>
+      </w:pPr>
+      <w:rPr>
+        <w:rFonts w:ascii="Courier New" w:hAnsi="Courier New" w:cs="Courier New" w:hint="default"/>
+      </w:rPr>
+    </w:lvl>
+    <w:lvl w:ilvl="2" w:tplc="04140005" w:tentative="1">
+      <w:start w:val="1"/>
+      <w:numFmt w:val="bullet"/>
+      <w:lvlText w:val=""/>
+      <w:lvlJc w:val="left"/>
+      <w:pPr>
+        <w:ind w:left="2160" w:hanging="360"/>
+      </w:pPr>
+      <w:rPr>
+        <w:rFonts w:ascii="Wingdings" w:hAnsi="Wingdings" w:hint="default"/>
+      </w:rPr>
+    </w:lvl>
+    <w:lvl w:ilvl="3" w:tplc="04140001" w:tentative="1">
+      <w:start w:val="1"/>
+      <w:numFmt w:val="bullet"/>
+      <w:lvlText w:val=""/>
+      <w:lvlJc w:val="left"/>
+      <w:pPr>
+        <w:ind w:left="2880" w:hanging="360"/>
+      </w:pPr>
+      <w:rPr>
+        <w:rFonts w:ascii="Symbol" w:hAnsi="Symbol" w:hint="default"/>
+      </w:rPr>
+    </w:lvl>
+    <w:lvl w:ilvl="4" w:tplc="04140003" w:tentative="1">
+      <w:start w:val="1"/>
+      <w:numFmt w:val="bullet"/>
+      <w:lvlText w:val="o"/>
+      <w:lvlJc w:val="left"/>
+      <w:pPr>
+        <w:ind w:left="3600" w:hanging="360"/>
+      </w:pPr>
+      <w:rPr>
+        <w:rFonts w:ascii="Courier New" w:hAnsi="Courier New" w:cs="Courier New" w:hint="default"/>
+      </w:rPr>
+    </w:lvl>
+    <w:lvl w:ilvl="5" w:tplc="04140005" w:tentative="1">
+      <w:start w:val="1"/>
+      <w:numFmt w:val="bullet"/>
+      <w:lvlText w:val=""/>
+      <w:lvlJc w:val="left"/>
+      <w:pPr>
+        <w:ind w:left="4320" w:hanging="360"/>
+      </w:pPr>
+      <w:rPr>
+        <w:rFonts w:ascii="Wingdings" w:hAnsi="Wingdings" w:hint="default"/>
+      </w:rPr>
+    </w:lvl>
+    <w:lvl w:ilvl="6" w:tplc="04140001" w:tentative="1">
+      <w:start w:val="1"/>
+      <w:numFmt w:val="bullet"/>
+      <w:lvlText w:val=""/>
+      <w:lvlJc w:val="left"/>
+      <w:pPr>
+        <w:ind w:left="5040" w:hanging="360"/>
+      </w:pPr>
+      <w:rPr>
+        <w:rFonts w:ascii="Symbol" w:hAnsi="Symbol" w:hint="default"/>
+      </w:rPr>
+    </w:lvl>
+    <w:lvl w:ilvl="7" w:tplc="04140003" w:tentative="1">
+      <w:start w:val="1"/>
+      <w:numFmt w:val="bullet"/>
+      <w:lvlText w:val="o"/>
+      <w:lvlJc w:val="left"/>
+      <w:pPr>
+        <w:ind w:left="5760" w:hanging="360"/>
+      </w:pPr>
+      <w:rPr>
+        <w:rFonts w:ascii="Courier New" w:hAnsi="Courier New" w:cs="Courier New" w:hint="default"/>
+      </w:rPr>
+    </w:lvl>
+    <w:lvl w:ilvl="8" w:tplc="04140005" w:tentative="1">
+      <w:start w:val="1"/>
+      <w:numFmt w:val="bullet"/>
+      <w:lvlText w:val=""/>
+      <w:lvlJc w:val="left"/>
+      <w:pPr>
+        <w:ind w:left="6480" w:hanging="360"/>
+      </w:pPr>
+      <w:rPr>
+        <w:rFonts w:ascii="Wingdings" w:hAnsi="Wingdings" w:hint="default"/>
+      </w:rPr>
+    </w:lvl>
+  </w:abstractNum>
+  <w:abstractNum w:abstractNumId="31" w15:restartNumberingAfterBreak="0">
     <w:nsid w:val="546D2BDA"/>
     <w:multiLevelType w:val="multilevel"/>
     <w:tmpl w:val="F9503B5C"/>
@@ -10764,7 +13033,7 @@
       </w:rPr>
     </w:lvl>
   </w:abstractNum>
-  <w:abstractNum w:abstractNumId="26" w15:restartNumberingAfterBreak="0">
+  <w:abstractNum w:abstractNumId="32" w15:restartNumberingAfterBreak="0">
     <w:nsid w:val="549B1419"/>
     <w:multiLevelType w:val="multilevel"/>
     <w:tmpl w:val="55368F62"/>
@@ -10913,7 +13182,7 @@
       </w:rPr>
     </w:lvl>
   </w:abstractNum>
-  <w:abstractNum w:abstractNumId="27" w15:restartNumberingAfterBreak="0">
+  <w:abstractNum w:abstractNumId="33" w15:restartNumberingAfterBreak="0">
     <w:nsid w:val="54DA775F"/>
     <w:multiLevelType w:val="multilevel"/>
     <w:tmpl w:val="8AC41776"/>
@@ -11062,7 +13331,120 @@
       </w:rPr>
     </w:lvl>
   </w:abstractNum>
-  <w:abstractNum w:abstractNumId="28" w15:restartNumberingAfterBreak="0">
+  <w:abstractNum w:abstractNumId="34" w15:restartNumberingAfterBreak="0">
+    <w:nsid w:val="5897591F"/>
+    <w:multiLevelType w:val="hybridMultilevel"/>
+    <w:tmpl w:val="983CAC50"/>
+    <w:lvl w:ilvl="0" w:tplc="04140001">
+      <w:start w:val="1"/>
+      <w:numFmt w:val="bullet"/>
+      <w:lvlText w:val=""/>
+      <w:lvlJc w:val="left"/>
+      <w:pPr>
+        <w:ind w:left="773" w:hanging="360"/>
+      </w:pPr>
+      <w:rPr>
+        <w:rFonts w:ascii="Symbol" w:hAnsi="Symbol" w:hint="default"/>
+      </w:rPr>
+    </w:lvl>
+    <w:lvl w:ilvl="1" w:tplc="04140003" w:tentative="1">
+      <w:start w:val="1"/>
+      <w:numFmt w:val="bullet"/>
+      <w:lvlText w:val="o"/>
+      <w:lvlJc w:val="left"/>
+      <w:pPr>
+        <w:ind w:left="1493" w:hanging="360"/>
+      </w:pPr>
+      <w:rPr>
+        <w:rFonts w:ascii="Courier New" w:hAnsi="Courier New" w:cs="Courier New" w:hint="default"/>
+      </w:rPr>
+    </w:lvl>
+    <w:lvl w:ilvl="2" w:tplc="04140005" w:tentative="1">
+      <w:start w:val="1"/>
+      <w:numFmt w:val="bullet"/>
+      <w:lvlText w:val=""/>
+      <w:lvlJc w:val="left"/>
+      <w:pPr>
+        <w:ind w:left="2213" w:hanging="360"/>
+      </w:pPr>
+      <w:rPr>
+        <w:rFonts w:ascii="Wingdings" w:hAnsi="Wingdings" w:hint="default"/>
+      </w:rPr>
+    </w:lvl>
+    <w:lvl w:ilvl="3" w:tplc="04140001" w:tentative="1">
+      <w:start w:val="1"/>
+      <w:numFmt w:val="bullet"/>
+      <w:lvlText w:val=""/>
+      <w:lvlJc w:val="left"/>
+      <w:pPr>
+        <w:ind w:left="2933" w:hanging="360"/>
+      </w:pPr>
+      <w:rPr>
+        <w:rFonts w:ascii="Symbol" w:hAnsi="Symbol" w:hint="default"/>
+      </w:rPr>
+    </w:lvl>
+    <w:lvl w:ilvl="4" w:tplc="04140003" w:tentative="1">
+      <w:start w:val="1"/>
+      <w:numFmt w:val="bullet"/>
+      <w:lvlText w:val="o"/>
+      <w:lvlJc w:val="left"/>
+      <w:pPr>
+        <w:ind w:left="3653" w:hanging="360"/>
+      </w:pPr>
+      <w:rPr>
+        <w:rFonts w:ascii="Courier New" w:hAnsi="Courier New" w:cs="Courier New" w:hint="default"/>
+      </w:rPr>
+    </w:lvl>
+    <w:lvl w:ilvl="5" w:tplc="04140005" w:tentative="1">
+      <w:start w:val="1"/>
+      <w:numFmt w:val="bullet"/>
+      <w:lvlText w:val=""/>
+      <w:lvlJc w:val="left"/>
+      <w:pPr>
+        <w:ind w:left="4373" w:hanging="360"/>
+      </w:pPr>
+      <w:rPr>
+        <w:rFonts w:ascii="Wingdings" w:hAnsi="Wingdings" w:hint="default"/>
+      </w:rPr>
+    </w:lvl>
+    <w:lvl w:ilvl="6" w:tplc="04140001" w:tentative="1">
+      <w:start w:val="1"/>
+      <w:numFmt w:val="bullet"/>
+      <w:lvlText w:val=""/>
+      <w:lvlJc w:val="left"/>
+      <w:pPr>
+        <w:ind w:left="5093" w:hanging="360"/>
+      </w:pPr>
+      <w:rPr>
+        <w:rFonts w:ascii="Symbol" w:hAnsi="Symbol" w:hint="default"/>
+      </w:rPr>
+    </w:lvl>
+    <w:lvl w:ilvl="7" w:tplc="04140003" w:tentative="1">
+      <w:start w:val="1"/>
+      <w:numFmt w:val="bullet"/>
+      <w:lvlText w:val="o"/>
+      <w:lvlJc w:val="left"/>
+      <w:pPr>
+        <w:ind w:left="5813" w:hanging="360"/>
+      </w:pPr>
+      <w:rPr>
+        <w:rFonts w:ascii="Courier New" w:hAnsi="Courier New" w:cs="Courier New" w:hint="default"/>
+      </w:rPr>
+    </w:lvl>
+    <w:lvl w:ilvl="8" w:tplc="04140005" w:tentative="1">
+      <w:start w:val="1"/>
+      <w:numFmt w:val="bullet"/>
+      <w:lvlText w:val=""/>
+      <w:lvlJc w:val="left"/>
+      <w:pPr>
+        <w:ind w:left="6533" w:hanging="360"/>
+      </w:pPr>
+      <w:rPr>
+        <w:rFonts w:ascii="Wingdings" w:hAnsi="Wingdings" w:hint="default"/>
+      </w:rPr>
+    </w:lvl>
+  </w:abstractNum>
+  <w:abstractNum w:abstractNumId="35" w15:restartNumberingAfterBreak="0">
     <w:nsid w:val="5B66222B"/>
     <w:multiLevelType w:val="hybridMultilevel"/>
     <w:tmpl w:val="570A9D90"/>
@@ -11175,7 +13557,7 @@
       </w:rPr>
     </w:lvl>
   </w:abstractNum>
-  <w:abstractNum w:abstractNumId="29" w15:restartNumberingAfterBreak="0">
+  <w:abstractNum w:abstractNumId="36" w15:restartNumberingAfterBreak="0">
     <w:nsid w:val="603E6B6D"/>
     <w:multiLevelType w:val="multilevel"/>
     <w:tmpl w:val="E3D01FC6"/>
@@ -11324,7 +13706,7 @@
       </w:rPr>
     </w:lvl>
   </w:abstractNum>
-  <w:abstractNum w:abstractNumId="30" w15:restartNumberingAfterBreak="0">
+  <w:abstractNum w:abstractNumId="37" w15:restartNumberingAfterBreak="0">
     <w:nsid w:val="60CA72BC"/>
     <w:multiLevelType w:val="multilevel"/>
     <w:tmpl w:val="ADA63ECE"/>
@@ -11473,7 +13855,7 @@
       </w:rPr>
     </w:lvl>
   </w:abstractNum>
-  <w:abstractNum w:abstractNumId="31" w15:restartNumberingAfterBreak="0">
+  <w:abstractNum w:abstractNumId="38" w15:restartNumberingAfterBreak="0">
     <w:nsid w:val="6BC36B19"/>
     <w:multiLevelType w:val="multilevel"/>
     <w:tmpl w:val="E1949E76"/>
@@ -11622,7 +14004,7 @@
       </w:rPr>
     </w:lvl>
   </w:abstractNum>
-  <w:abstractNum w:abstractNumId="32" w15:restartNumberingAfterBreak="0">
+  <w:abstractNum w:abstractNumId="39" w15:restartNumberingAfterBreak="0">
     <w:nsid w:val="6BF866B6"/>
     <w:multiLevelType w:val="multilevel"/>
     <w:tmpl w:val="88246756"/>
@@ -11767,7 +14149,7 @@
       </w:rPr>
     </w:lvl>
   </w:abstractNum>
-  <w:abstractNum w:abstractNumId="33" w15:restartNumberingAfterBreak="0">
+  <w:abstractNum w:abstractNumId="40" w15:restartNumberingAfterBreak="0">
     <w:nsid w:val="6DC442CF"/>
     <w:multiLevelType w:val="multilevel"/>
     <w:tmpl w:val="6C64A536"/>
@@ -11916,7 +14298,7 @@
       </w:rPr>
     </w:lvl>
   </w:abstractNum>
-  <w:abstractNum w:abstractNumId="34" w15:restartNumberingAfterBreak="0">
+  <w:abstractNum w:abstractNumId="41" w15:restartNumberingAfterBreak="0">
     <w:nsid w:val="6DEB1AE6"/>
     <w:multiLevelType w:val="multilevel"/>
     <w:tmpl w:val="1A741C6A"/>
@@ -12061,7 +14443,156 @@
       </w:rPr>
     </w:lvl>
   </w:abstractNum>
-  <w:abstractNum w:abstractNumId="35" w15:restartNumberingAfterBreak="0">
+  <w:abstractNum w:abstractNumId="42" w15:restartNumberingAfterBreak="0">
+    <w:nsid w:val="70FB0B67"/>
+    <w:multiLevelType w:val="multilevel"/>
+    <w:tmpl w:val="58E02192"/>
+    <w:lvl w:ilvl="0">
+      <w:start w:val="1"/>
+      <w:numFmt w:val="bullet"/>
+      <w:lvlText w:val=""/>
+      <w:lvlJc w:val="left"/>
+      <w:pPr>
+        <w:tabs>
+          <w:tab w:val="num" w:pos="720"/>
+        </w:tabs>
+        <w:ind w:left="720" w:hanging="360"/>
+      </w:pPr>
+      <w:rPr>
+        <w:rFonts w:ascii="Symbol" w:hAnsi="Symbol" w:hint="default"/>
+        <w:sz w:val="20"/>
+      </w:rPr>
+    </w:lvl>
+    <w:lvl w:ilvl="1">
+      <w:start w:val="1"/>
+      <w:numFmt w:val="bullet"/>
+      <w:lvlText w:val="o"/>
+      <w:lvlJc w:val="left"/>
+      <w:pPr>
+        <w:tabs>
+          <w:tab w:val="num" w:pos="1440"/>
+        </w:tabs>
+        <w:ind w:left="1440" w:hanging="360"/>
+      </w:pPr>
+      <w:rPr>
+        <w:rFonts w:ascii="Courier New" w:hAnsi="Courier New" w:hint="default"/>
+        <w:sz w:val="20"/>
+      </w:rPr>
+    </w:lvl>
+    <w:lvl w:ilvl="2" w:tentative="1">
+      <w:start w:val="1"/>
+      <w:numFmt w:val="bullet"/>
+      <w:lvlText w:val=""/>
+      <w:lvlJc w:val="left"/>
+      <w:pPr>
+        <w:tabs>
+          <w:tab w:val="num" w:pos="2160"/>
+        </w:tabs>
+        <w:ind w:left="2160" w:hanging="360"/>
+      </w:pPr>
+      <w:rPr>
+        <w:rFonts w:ascii="Wingdings" w:hAnsi="Wingdings" w:hint="default"/>
+        <w:sz w:val="20"/>
+      </w:rPr>
+    </w:lvl>
+    <w:lvl w:ilvl="3" w:tentative="1">
+      <w:start w:val="1"/>
+      <w:numFmt w:val="bullet"/>
+      <w:lvlText w:val=""/>
+      <w:lvlJc w:val="left"/>
+      <w:pPr>
+        <w:tabs>
+          <w:tab w:val="num" w:pos="2880"/>
+        </w:tabs>
+        <w:ind w:left="2880" w:hanging="360"/>
+      </w:pPr>
+      <w:rPr>
+        <w:rFonts w:ascii="Wingdings" w:hAnsi="Wingdings" w:hint="default"/>
+        <w:sz w:val="20"/>
+      </w:rPr>
+    </w:lvl>
+    <w:lvl w:ilvl="4" w:tentative="1">
+      <w:start w:val="1"/>
+      <w:numFmt w:val="bullet"/>
+      <w:lvlText w:val=""/>
+      <w:lvlJc w:val="left"/>
+      <w:pPr>
+        <w:tabs>
+          <w:tab w:val="num" w:pos="3600"/>
+        </w:tabs>
+        <w:ind w:left="3600" w:hanging="360"/>
+      </w:pPr>
+      <w:rPr>
+        <w:rFonts w:ascii="Wingdings" w:hAnsi="Wingdings" w:hint="default"/>
+        <w:sz w:val="20"/>
+      </w:rPr>
+    </w:lvl>
+    <w:lvl w:ilvl="5" w:tentative="1">
+      <w:start w:val="1"/>
+      <w:numFmt w:val="bullet"/>
+      <w:lvlText w:val=""/>
+      <w:lvlJc w:val="left"/>
+      <w:pPr>
+        <w:tabs>
+          <w:tab w:val="num" w:pos="4320"/>
+        </w:tabs>
+        <w:ind w:left="4320" w:hanging="360"/>
+      </w:pPr>
+      <w:rPr>
+        <w:rFonts w:ascii="Wingdings" w:hAnsi="Wingdings" w:hint="default"/>
+        <w:sz w:val="20"/>
+      </w:rPr>
+    </w:lvl>
+    <w:lvl w:ilvl="6" w:tentative="1">
+      <w:start w:val="1"/>
+      <w:numFmt w:val="bullet"/>
+      <w:lvlText w:val=""/>
+      <w:lvlJc w:val="left"/>
+      <w:pPr>
+        <w:tabs>
+          <w:tab w:val="num" w:pos="5040"/>
+        </w:tabs>
+        <w:ind w:left="5040" w:hanging="360"/>
+      </w:pPr>
+      <w:rPr>
+        <w:rFonts w:ascii="Wingdings" w:hAnsi="Wingdings" w:hint="default"/>
+        <w:sz w:val="20"/>
+      </w:rPr>
+    </w:lvl>
+    <w:lvl w:ilvl="7" w:tentative="1">
+      <w:start w:val="1"/>
+      <w:numFmt w:val="bullet"/>
+      <w:lvlText w:val=""/>
+      <w:lvlJc w:val="left"/>
+      <w:pPr>
+        <w:tabs>
+          <w:tab w:val="num" w:pos="5760"/>
+        </w:tabs>
+        <w:ind w:left="5760" w:hanging="360"/>
+      </w:pPr>
+      <w:rPr>
+        <w:rFonts w:ascii="Wingdings" w:hAnsi="Wingdings" w:hint="default"/>
+        <w:sz w:val="20"/>
+      </w:rPr>
+    </w:lvl>
+    <w:lvl w:ilvl="8" w:tentative="1">
+      <w:start w:val="1"/>
+      <w:numFmt w:val="bullet"/>
+      <w:lvlText w:val=""/>
+      <w:lvlJc w:val="left"/>
+      <w:pPr>
+        <w:tabs>
+          <w:tab w:val="num" w:pos="6480"/>
+        </w:tabs>
+        <w:ind w:left="6480" w:hanging="360"/>
+      </w:pPr>
+      <w:rPr>
+        <w:rFonts w:ascii="Wingdings" w:hAnsi="Wingdings" w:hint="default"/>
+        <w:sz w:val="20"/>
+      </w:rPr>
+    </w:lvl>
+  </w:abstractNum>
+  <w:abstractNum w:abstractNumId="43" w15:restartNumberingAfterBreak="0">
     <w:nsid w:val="750C1442"/>
     <w:multiLevelType w:val="multilevel"/>
     <w:tmpl w:val="C89A5734"/>
@@ -12210,7 +14741,7 @@
       </w:rPr>
     </w:lvl>
   </w:abstractNum>
-  <w:abstractNum w:abstractNumId="36" w15:restartNumberingAfterBreak="0">
+  <w:abstractNum w:abstractNumId="44" w15:restartNumberingAfterBreak="0">
     <w:nsid w:val="751B5EE7"/>
     <w:multiLevelType w:val="multilevel"/>
     <w:tmpl w:val="1F8E070C"/>
@@ -12359,7 +14890,7 @@
       </w:rPr>
     </w:lvl>
   </w:abstractNum>
-  <w:abstractNum w:abstractNumId="37" w15:restartNumberingAfterBreak="0">
+  <w:abstractNum w:abstractNumId="45" w15:restartNumberingAfterBreak="0">
     <w:nsid w:val="781C153D"/>
     <w:multiLevelType w:val="multilevel"/>
     <w:tmpl w:val="D7705FAC"/>
@@ -12508,7 +15039,7 @@
       </w:rPr>
     </w:lvl>
   </w:abstractNum>
-  <w:abstractNum w:abstractNumId="38" w15:restartNumberingAfterBreak="0">
+  <w:abstractNum w:abstractNumId="46" w15:restartNumberingAfterBreak="0">
     <w:nsid w:val="782C0A72"/>
     <w:multiLevelType w:val="multilevel"/>
     <w:tmpl w:val="F21CB59C"/>
@@ -12657,7 +15188,156 @@
       </w:rPr>
     </w:lvl>
   </w:abstractNum>
-  <w:abstractNum w:abstractNumId="39" w15:restartNumberingAfterBreak="0">
+  <w:abstractNum w:abstractNumId="47" w15:restartNumberingAfterBreak="0">
+    <w:nsid w:val="795C1451"/>
+    <w:multiLevelType w:val="multilevel"/>
+    <w:tmpl w:val="4E684D68"/>
+    <w:lvl w:ilvl="0">
+      <w:start w:val="1"/>
+      <w:numFmt w:val="bullet"/>
+      <w:lvlText w:val=""/>
+      <w:lvlJc w:val="left"/>
+      <w:pPr>
+        <w:tabs>
+          <w:tab w:val="num" w:pos="720"/>
+        </w:tabs>
+        <w:ind w:left="720" w:hanging="360"/>
+      </w:pPr>
+      <w:rPr>
+        <w:rFonts w:ascii="Symbol" w:hAnsi="Symbol" w:hint="default"/>
+        <w:sz w:val="20"/>
+      </w:rPr>
+    </w:lvl>
+    <w:lvl w:ilvl="1" w:tentative="1">
+      <w:start w:val="1"/>
+      <w:numFmt w:val="bullet"/>
+      <w:lvlText w:val="o"/>
+      <w:lvlJc w:val="left"/>
+      <w:pPr>
+        <w:tabs>
+          <w:tab w:val="num" w:pos="1440"/>
+        </w:tabs>
+        <w:ind w:left="1440" w:hanging="360"/>
+      </w:pPr>
+      <w:rPr>
+        <w:rFonts w:ascii="Courier New" w:hAnsi="Courier New" w:hint="default"/>
+        <w:sz w:val="20"/>
+      </w:rPr>
+    </w:lvl>
+    <w:lvl w:ilvl="2" w:tentative="1">
+      <w:start w:val="1"/>
+      <w:numFmt w:val="bullet"/>
+      <w:lvlText w:val=""/>
+      <w:lvlJc w:val="left"/>
+      <w:pPr>
+        <w:tabs>
+          <w:tab w:val="num" w:pos="2160"/>
+        </w:tabs>
+        <w:ind w:left="2160" w:hanging="360"/>
+      </w:pPr>
+      <w:rPr>
+        <w:rFonts w:ascii="Wingdings" w:hAnsi="Wingdings" w:hint="default"/>
+        <w:sz w:val="20"/>
+      </w:rPr>
+    </w:lvl>
+    <w:lvl w:ilvl="3" w:tentative="1">
+      <w:start w:val="1"/>
+      <w:numFmt w:val="bullet"/>
+      <w:lvlText w:val=""/>
+      <w:lvlJc w:val="left"/>
+      <w:pPr>
+        <w:tabs>
+          <w:tab w:val="num" w:pos="2880"/>
+        </w:tabs>
+        <w:ind w:left="2880" w:hanging="360"/>
+      </w:pPr>
+      <w:rPr>
+        <w:rFonts w:ascii="Wingdings" w:hAnsi="Wingdings" w:hint="default"/>
+        <w:sz w:val="20"/>
+      </w:rPr>
+    </w:lvl>
+    <w:lvl w:ilvl="4" w:tentative="1">
+      <w:start w:val="1"/>
+      <w:numFmt w:val="bullet"/>
+      <w:lvlText w:val=""/>
+      <w:lvlJc w:val="left"/>
+      <w:pPr>
+        <w:tabs>
+          <w:tab w:val="num" w:pos="3600"/>
+        </w:tabs>
+        <w:ind w:left="3600" w:hanging="360"/>
+      </w:pPr>
+      <w:rPr>
+        <w:rFonts w:ascii="Wingdings" w:hAnsi="Wingdings" w:hint="default"/>
+        <w:sz w:val="20"/>
+      </w:rPr>
+    </w:lvl>
+    <w:lvl w:ilvl="5" w:tentative="1">
+      <w:start w:val="1"/>
+      <w:numFmt w:val="bullet"/>
+      <w:lvlText w:val=""/>
+      <w:lvlJc w:val="left"/>
+      <w:pPr>
+        <w:tabs>
+          <w:tab w:val="num" w:pos="4320"/>
+        </w:tabs>
+        <w:ind w:left="4320" w:hanging="360"/>
+      </w:pPr>
+      <w:rPr>
+        <w:rFonts w:ascii="Wingdings" w:hAnsi="Wingdings" w:hint="default"/>
+        <w:sz w:val="20"/>
+      </w:rPr>
+    </w:lvl>
+    <w:lvl w:ilvl="6" w:tentative="1">
+      <w:start w:val="1"/>
+      <w:numFmt w:val="bullet"/>
+      <w:lvlText w:val=""/>
+      <w:lvlJc w:val="left"/>
+      <w:pPr>
+        <w:tabs>
+          <w:tab w:val="num" w:pos="5040"/>
+        </w:tabs>
+        <w:ind w:left="5040" w:hanging="360"/>
+      </w:pPr>
+      <w:rPr>
+        <w:rFonts w:ascii="Wingdings" w:hAnsi="Wingdings" w:hint="default"/>
+        <w:sz w:val="20"/>
+      </w:rPr>
+    </w:lvl>
+    <w:lvl w:ilvl="7" w:tentative="1">
+      <w:start w:val="1"/>
+      <w:numFmt w:val="bullet"/>
+      <w:lvlText w:val=""/>
+      <w:lvlJc w:val="left"/>
+      <w:pPr>
+        <w:tabs>
+          <w:tab w:val="num" w:pos="5760"/>
+        </w:tabs>
+        <w:ind w:left="5760" w:hanging="360"/>
+      </w:pPr>
+      <w:rPr>
+        <w:rFonts w:ascii="Wingdings" w:hAnsi="Wingdings" w:hint="default"/>
+        <w:sz w:val="20"/>
+      </w:rPr>
+    </w:lvl>
+    <w:lvl w:ilvl="8" w:tentative="1">
+      <w:start w:val="1"/>
+      <w:numFmt w:val="bullet"/>
+      <w:lvlText w:val=""/>
+      <w:lvlJc w:val="left"/>
+      <w:pPr>
+        <w:tabs>
+          <w:tab w:val="num" w:pos="6480"/>
+        </w:tabs>
+        <w:ind w:left="6480" w:hanging="360"/>
+      </w:pPr>
+      <w:rPr>
+        <w:rFonts w:ascii="Wingdings" w:hAnsi="Wingdings" w:hint="default"/>
+        <w:sz w:val="20"/>
+      </w:rPr>
+    </w:lvl>
+  </w:abstractNum>
+  <w:abstractNum w:abstractNumId="48" w15:restartNumberingAfterBreak="0">
     <w:nsid w:val="7B414E6C"/>
     <w:multiLevelType w:val="multilevel"/>
     <w:tmpl w:val="B3A8A158"/>
@@ -12806,7 +15486,7 @@
       </w:rPr>
     </w:lvl>
   </w:abstractNum>
-  <w:abstractNum w:abstractNumId="40" w15:restartNumberingAfterBreak="0">
+  <w:abstractNum w:abstractNumId="49" w15:restartNumberingAfterBreak="0">
     <w:nsid w:val="7E5268A2"/>
     <w:multiLevelType w:val="multilevel"/>
     <w:tmpl w:val="D3AE6A62"/>
@@ -12956,127 +15636,154 @@
     </w:lvl>
   </w:abstractNum>
   <w:num w:numId="1" w16cid:durableId="1397514841">
+    <w:abstractNumId w:val="45"/>
+  </w:num>
+  <w:num w:numId="2" w16cid:durableId="919368084">
+    <w:abstractNumId w:val="20"/>
+  </w:num>
+  <w:num w:numId="3" w16cid:durableId="1553881958">
+    <w:abstractNumId w:val="46"/>
+  </w:num>
+  <w:num w:numId="4" w16cid:durableId="163666294">
+    <w:abstractNumId w:val="17"/>
+  </w:num>
+  <w:num w:numId="5" w16cid:durableId="196360146">
+    <w:abstractNumId w:val="21"/>
+  </w:num>
+  <w:num w:numId="6" w16cid:durableId="1460564998">
+    <w:abstractNumId w:val="35"/>
+  </w:num>
+  <w:num w:numId="7" w16cid:durableId="619338111">
+    <w:abstractNumId w:val="3"/>
+  </w:num>
+  <w:num w:numId="8" w16cid:durableId="1756199808">
+    <w:abstractNumId w:val="18"/>
+  </w:num>
+  <w:num w:numId="9" w16cid:durableId="1944915979">
     <w:abstractNumId w:val="37"/>
   </w:num>
-  <w:num w:numId="2" w16cid:durableId="919368084">
-    <w:abstractNumId w:val="16"/>
-  </w:num>
-  <w:num w:numId="3" w16cid:durableId="1553881958">
-    <w:abstractNumId w:val="38"/>
-  </w:num>
-  <w:num w:numId="4" w16cid:durableId="163666294">
+  <w:num w:numId="10" w16cid:durableId="1731535400">
     <w:abstractNumId w:val="13"/>
   </w:num>
-  <w:num w:numId="5" w16cid:durableId="196360146">
-    <w:abstractNumId w:val="17"/>
+  <w:num w:numId="11" w16cid:durableId="1279098194">
+    <w:abstractNumId w:val="14"/>
   </w:num>
-  <w:num w:numId="6" w16cid:durableId="1460564998">
+  <w:num w:numId="12" w16cid:durableId="419569628">
+    <w:abstractNumId w:val="4"/>
+  </w:num>
+  <w:num w:numId="13" w16cid:durableId="574046790">
+    <w:abstractNumId w:val="36"/>
+  </w:num>
+  <w:num w:numId="14" w16cid:durableId="800226448">
+    <w:abstractNumId w:val="25"/>
+  </w:num>
+  <w:num w:numId="15" w16cid:durableId="3559684">
+    <w:abstractNumId w:val="43"/>
+  </w:num>
+  <w:num w:numId="16" w16cid:durableId="1352949742">
+    <w:abstractNumId w:val="31"/>
+  </w:num>
+  <w:num w:numId="17" w16cid:durableId="551311698">
+    <w:abstractNumId w:val="48"/>
+  </w:num>
+  <w:num w:numId="18" w16cid:durableId="1180772539">
+    <w:abstractNumId w:val="33"/>
+  </w:num>
+  <w:num w:numId="19" w16cid:durableId="1510212399">
+    <w:abstractNumId w:val="26"/>
+  </w:num>
+  <w:num w:numId="20" w16cid:durableId="2119984651">
     <w:abstractNumId w:val="28"/>
   </w:num>
-  <w:num w:numId="7" w16cid:durableId="619338111">
-    <w:abstractNumId w:val="2"/>
+  <w:num w:numId="21" w16cid:durableId="896358891">
+    <w:abstractNumId w:val="6"/>
   </w:num>
-  <w:num w:numId="8" w16cid:durableId="1756199808">
-    <w:abstractNumId w:val="14"/>
+  <w:num w:numId="22" w16cid:durableId="51273076">
+    <w:abstractNumId w:val="29"/>
   </w:num>
-  <w:num w:numId="9" w16cid:durableId="1944915979">
-    <w:abstractNumId w:val="30"/>
+  <w:num w:numId="23" w16cid:durableId="1649020040">
+    <w:abstractNumId w:val="44"/>
   </w:num>
-  <w:num w:numId="10" w16cid:durableId="1731535400">
+  <w:num w:numId="24" w16cid:durableId="2085252766">
+    <w:abstractNumId w:val="41"/>
+  </w:num>
+  <w:num w:numId="25" w16cid:durableId="1752852841">
+    <w:abstractNumId w:val="39"/>
+  </w:num>
+  <w:num w:numId="26" w16cid:durableId="218899718">
     <w:abstractNumId w:val="10"/>
   </w:num>
-  <w:num w:numId="11" w16cid:durableId="1279098194">
-    <w:abstractNumId w:val="11"/>
-  </w:num>
-  <w:num w:numId="12" w16cid:durableId="419569628">
-    <w:abstractNumId w:val="3"/>
-  </w:num>
-  <w:num w:numId="13" w16cid:durableId="574046790">
-    <w:abstractNumId w:val="29"/>
-  </w:num>
-  <w:num w:numId="14" w16cid:durableId="800226448">
-    <w:abstractNumId w:val="21"/>
-  </w:num>
-  <w:num w:numId="15" w16cid:durableId="3559684">
-    <w:abstractNumId w:val="35"/>
-  </w:num>
-  <w:num w:numId="16" w16cid:durableId="1352949742">
-    <w:abstractNumId w:val="25"/>
-  </w:num>
-  <w:num w:numId="17" w16cid:durableId="551311698">
-    <w:abstractNumId w:val="39"/>
-  </w:num>
-  <w:num w:numId="18" w16cid:durableId="1180772539">
-    <w:abstractNumId w:val="27"/>
-  </w:num>
-  <w:num w:numId="19" w16cid:durableId="1510212399">
-    <w:abstractNumId w:val="22"/>
-  </w:num>
-  <w:num w:numId="20" w16cid:durableId="2119984651">
-    <w:abstractNumId w:val="23"/>
-  </w:num>
-  <w:num w:numId="21" w16cid:durableId="896358891">
-    <w:abstractNumId w:val="5"/>
-  </w:num>
-  <w:num w:numId="22" w16cid:durableId="51273076">
-    <w:abstractNumId w:val="24"/>
-  </w:num>
-  <w:num w:numId="23" w16cid:durableId="1649020040">
-    <w:abstractNumId w:val="36"/>
-  </w:num>
-  <w:num w:numId="24" w16cid:durableId="2085252766">
-    <w:abstractNumId w:val="34"/>
-  </w:num>
-  <w:num w:numId="25" w16cid:durableId="1752852841">
-    <w:abstractNumId w:val="32"/>
-  </w:num>
-  <w:num w:numId="26" w16cid:durableId="218899718">
-    <w:abstractNumId w:val="7"/>
-  </w:num>
   <w:num w:numId="27" w16cid:durableId="1319117540">
-    <w:abstractNumId w:val="1"/>
+    <w:abstractNumId w:val="2"/>
   </w:num>
   <w:num w:numId="28" w16cid:durableId="70736718">
     <w:abstractNumId w:val="0"/>
   </w:num>
   <w:num w:numId="29" w16cid:durableId="126169725">
-    <w:abstractNumId w:val="4"/>
+    <w:abstractNumId w:val="5"/>
   </w:num>
   <w:num w:numId="30" w16cid:durableId="1096554791">
+    <w:abstractNumId w:val="23"/>
+  </w:num>
+  <w:num w:numId="31" w16cid:durableId="1649940195">
+    <w:abstractNumId w:val="7"/>
+  </w:num>
+  <w:num w:numId="32" w16cid:durableId="1515339150">
+    <w:abstractNumId w:val="24"/>
+  </w:num>
+  <w:num w:numId="33" w16cid:durableId="994920485">
+    <w:abstractNumId w:val="11"/>
+  </w:num>
+  <w:num w:numId="34" w16cid:durableId="1147934230">
+    <w:abstractNumId w:val="38"/>
+  </w:num>
+  <w:num w:numId="35" w16cid:durableId="1690713079">
+    <w:abstractNumId w:val="49"/>
+  </w:num>
+  <w:num w:numId="36" w16cid:durableId="1842698828">
+    <w:abstractNumId w:val="22"/>
+  </w:num>
+  <w:num w:numId="37" w16cid:durableId="1240407226">
+    <w:abstractNumId w:val="40"/>
+  </w:num>
+  <w:num w:numId="38" w16cid:durableId="289090743">
     <w:abstractNumId w:val="19"/>
   </w:num>
-  <w:num w:numId="31" w16cid:durableId="1649940195">
-    <w:abstractNumId w:val="6"/>
+  <w:num w:numId="39" w16cid:durableId="392043546">
+    <w:abstractNumId w:val="16"/>
   </w:num>
-  <w:num w:numId="32" w16cid:durableId="1515339150">
-    <w:abstractNumId w:val="20"/>
+  <w:num w:numId="40" w16cid:durableId="288323625">
+    <w:abstractNumId w:val="32"/>
   </w:num>
-  <w:num w:numId="33" w16cid:durableId="994920485">
+  <w:num w:numId="41" w16cid:durableId="861818669">
+    <w:abstractNumId w:val="12"/>
+  </w:num>
+  <w:num w:numId="42" w16cid:durableId="1485046916">
+    <w:abstractNumId w:val="15"/>
+  </w:num>
+  <w:num w:numId="43" w16cid:durableId="681278149">
+    <w:abstractNumId w:val="42"/>
+  </w:num>
+  <w:num w:numId="44" w16cid:durableId="1861165412">
+    <w:abstractNumId w:val="47"/>
+  </w:num>
+  <w:num w:numId="45" w16cid:durableId="726302326">
+    <w:abstractNumId w:val="30"/>
+  </w:num>
+  <w:num w:numId="46" w16cid:durableId="1581021010">
+    <w:abstractNumId w:val="34"/>
+  </w:num>
+  <w:num w:numId="47" w16cid:durableId="1154562518">
     <w:abstractNumId w:val="8"/>
   </w:num>
-  <w:num w:numId="34" w16cid:durableId="1147934230">
-    <w:abstractNumId w:val="31"/>
+  <w:num w:numId="48" w16cid:durableId="401410755">
+    <w:abstractNumId w:val="1"/>
   </w:num>
-  <w:num w:numId="35" w16cid:durableId="1690713079">
-    <w:abstractNumId w:val="40"/>
+  <w:num w:numId="49" w16cid:durableId="1606960306">
+    <w:abstractNumId w:val="9"/>
   </w:num>
-  <w:num w:numId="36" w16cid:durableId="1842698828">
-    <w:abstractNumId w:val="18"/>
-  </w:num>
-  <w:num w:numId="37" w16cid:durableId="1240407226">
-    <w:abstractNumId w:val="33"/>
-  </w:num>
-  <w:num w:numId="38" w16cid:durableId="289090743">
-    <w:abstractNumId w:val="15"/>
-  </w:num>
-  <w:num w:numId="39" w16cid:durableId="392043546">
-    <w:abstractNumId w:val="12"/>
-  </w:num>
-  <w:num w:numId="40" w16cid:durableId="288323625">
-    <w:abstractNumId w:val="26"/>
-  </w:num>
-  <w:num w:numId="41" w16cid:durableId="861818669">
-    <w:abstractNumId w:val="9"/>
+  <w:num w:numId="50" w16cid:durableId="197016025">
+    <w:abstractNumId w:val="27"/>
   </w:num>
 </w:numbering>
 </file>
@@ -13584,7 +16291,6 @@
     <w:next w:val="Normal"/>
     <w:link w:val="Overskrift5Tegn"/>
     <w:uiPriority w:val="9"/>
-    <w:semiHidden/>
     <w:unhideWhenUsed/>
     <w:qFormat/>
     <w:rsid w:val="00C233E2"/>
@@ -13770,7 +16476,6 @@
     <w:basedOn w:val="Standardskriftforavsnitt"/>
     <w:link w:val="Overskrift5"/>
     <w:uiPriority w:val="9"/>
-    <w:semiHidden/>
     <w:rsid w:val="00C233E2"/>
     <w:rPr>
       <w:rFonts w:eastAsiaTheme="majorEastAsia" w:cstheme="majorBidi"/>
@@ -14169,7 +16874,6 @@
     <w:name w:val="Normal (Web)"/>
     <w:basedOn w:val="Normal"/>
     <w:uiPriority w:val="99"/>
-    <w:semiHidden/>
     <w:unhideWhenUsed/>
     <w:rsid w:val="0087712E"/>
     <w:pPr>

--- a/Draft.docx
+++ b/Draft.docx
@@ -33,7 +33,7 @@
           <w:sz w:val="40"/>
           <w:szCs w:val="40"/>
         </w:rPr>
-        <w:t xml:space="preserve">Technical Debt, </w:t>
+        <w:t>Engineering Velocity</w:t>
       </w:r>
       <w:r>
         <w:rPr>
@@ -44,7 +44,40 @@
           <w:sz w:val="40"/>
           <w:szCs w:val="40"/>
         </w:rPr>
-        <w:t>and Engineering Velocity in DevOps</w:t>
+        <w:t xml:space="preserve"> </w:t>
+      </w:r>
+      <w:r>
+        <w:rPr>
+          <w:rFonts w:asciiTheme="majorHAnsi" w:eastAsiaTheme="majorEastAsia" w:hAnsiTheme="majorHAnsi" w:cstheme="majorBidi"/>
+          <w:color w:val="0F4761" w:themeColor="accent1" w:themeShade="BF"/>
+          <w:spacing w:val="-10"/>
+          <w:kern w:val="28"/>
+          <w:sz w:val="40"/>
+          <w:szCs w:val="40"/>
+        </w:rPr>
+        <w:t xml:space="preserve">and </w:t>
+      </w:r>
+      <w:r>
+        <w:rPr>
+          <w:rFonts w:asciiTheme="majorHAnsi" w:eastAsiaTheme="majorEastAsia" w:hAnsiTheme="majorHAnsi" w:cstheme="majorBidi"/>
+          <w:color w:val="0F4761" w:themeColor="accent1" w:themeShade="BF"/>
+          <w:spacing w:val="-10"/>
+          <w:kern w:val="28"/>
+          <w:sz w:val="40"/>
+          <w:szCs w:val="40"/>
+        </w:rPr>
+        <w:t xml:space="preserve">Technical Debt, </w:t>
+      </w:r>
+      <w:r>
+        <w:rPr>
+          <w:rFonts w:asciiTheme="majorHAnsi" w:eastAsiaTheme="majorEastAsia" w:hAnsiTheme="majorHAnsi" w:cstheme="majorBidi"/>
+          <w:color w:val="0F4761" w:themeColor="accent1" w:themeShade="BF"/>
+          <w:spacing w:val="-10"/>
+          <w:kern w:val="28"/>
+          <w:sz w:val="40"/>
+          <w:szCs w:val="40"/>
+        </w:rPr>
+        <w:t xml:space="preserve"> in DevOps</w:t>
       </w:r>
     </w:p>
     <w:p>
@@ -64,6 +97,71 @@
         <w:t>An Empirical Analysis Study of Open-Source DevOps Projects Using Engineering Velocity, Pipeline, and Static Analysis Metrics</w:t>
       </w:r>
     </w:p>
+    <w:p>
+      <w:pPr>
+        <w:rPr>
+          <w:rFonts w:ascii="Abadi ExtraLight" w:hAnsi="Abadi ExtraLight"/>
+          <w:i/>
+          <w:iCs/>
+        </w:rPr>
+      </w:pPr>
+      <w:r>
+        <w:t>“DevOps integrates collaboration, automation, and continuous improvement, enhancing agility, reducing time to market, and ensuring consistent software releases.” (Kansaba et al., n.d., p. 1)</w:t>
+      </w:r>
+    </w:p>
+    <w:p>
+      <w:r>
+        <w:rPr>
+          <w:rStyle w:val="Overskrift2Tegn"/>
+        </w:rPr>
+        <w:t>Abstract</w:t>
+      </w:r>
+      <w:r>
+        <w:t>:</w:t>
+      </w:r>
+      <w:r>
+        <w:br/>
+      </w:r>
+      <w:r>
+        <w:br/>
+      </w:r>
+      <w:r>
+        <w:t>This study examines pull request, workflow, release, and static analysis data collected from three large-scale open-source DevOps repositories: prometheus/prometheus, docker/cli, and tektoncd/pipeline. The dataset covers a</w:t>
+      </w:r>
+      <w:r>
+        <w:t>bout</w:t>
+      </w:r>
+      <w:r>
+        <w:t xml:space="preserve"> </w:t>
+      </w:r>
+      <w:r>
+        <w:t>tow years</w:t>
+      </w:r>
+      <w:r>
+        <w:t xml:space="preserve"> observation period and includes 64,798 GitHub Actions workflow runs, comprehensive pull request metadata, release events, and SonarQube-based maintainability and technical debt indicators.</w:t>
+      </w:r>
+    </w:p>
+    <w:p>
+      <w:r>
+        <w:t>By combining workflow-level CI/CD telemetry with repository mining and static code analysis, the study enables a multi-dimensional analysis of engineering velocity, pipeline stability, delivery cadence, and code-level technical debt.</w:t>
+      </w:r>
+    </w:p>
+    <w:p>
+      <w:r>
+        <w:t xml:space="preserve">The empirical dataset consists of pull request metadata (prs.csv), GitHub Actions workflow execution logs (workflow_runs.csv), and release metadata (releases.csv), collected via the GitHub GraphQL and REST APIs. In total, 64,798 workflow executions were analyzed across the three repositories during the observation window. </w:t>
+      </w:r>
+    </w:p>
+    <w:p>
+      <w:r>
+        <w:t>Static code analysis snapshots were obtained using SonarQube to measure maintainability, code smells, duplication density, reliability, and security issues.</w:t>
+      </w:r>
+      <w:r>
+        <w:br/>
+      </w:r>
+      <w:r>
+        <w:t>The selected repositories vary in CI/CD maturity and architectural complexity, enabling comparative analysis across heterogeneous DevOps contexts.</w:t>
+      </w:r>
+    </w:p>
     <w:p/>
     <w:p>
       <w:pPr>
@@ -74,62 +172,22 @@
       </w:r>
     </w:p>
     <w:p>
+      <w:r>
+        <w:t xml:space="preserve">The objective of this research is to investigate how Engineering Velocity and CI/CD-related metrics derived from GitHub repository data can be used to analyze </w:t>
+      </w:r>
+      <w:r>
+        <w:t>DevOps delivery performance and engineering workflow characteristics</w:t>
+      </w:r>
+      <w:r>
+        <w:t xml:space="preserve"> in open-source projects. In particular, the study examines how these workflow and pipeline measures relate to delivery performance proxies aligned with the Four Key Metrics of DevOps and to code-level technical debt indicators measured using SonarQube static analysis.</w:t>
+      </w:r>
+    </w:p>
+    <w:p>
       <w:pPr>
         <w:pStyle w:val="Overskrift2"/>
-        <w:rPr>
-          <w:rFonts w:asciiTheme="minorHAnsi" w:eastAsiaTheme="minorHAnsi" w:hAnsiTheme="minorHAnsi" w:cstheme="minorBidi"/>
-          <w:color w:val="auto"/>
-          <w:sz w:val="24"/>
-          <w:szCs w:val="24"/>
-        </w:rPr>
-      </w:pPr>
-      <w:r>
-        <w:rPr>
-          <w:rFonts w:asciiTheme="minorHAnsi" w:eastAsiaTheme="minorHAnsi" w:hAnsiTheme="minorHAnsi" w:cstheme="minorBidi"/>
-          <w:color w:val="auto"/>
-          <w:sz w:val="24"/>
-          <w:szCs w:val="24"/>
-        </w:rPr>
-        <w:t>“DevOps integrates collaboration, automation, and continuous improvement, enhancing agility, reducing time to market, and ensuring consistent software releases.”</w:t>
-      </w:r>
-      <w:r>
-        <w:t xml:space="preserve"> </w:t>
-      </w:r>
-      <w:r>
-        <w:rPr>
-          <w:rFonts w:asciiTheme="minorHAnsi" w:eastAsiaTheme="minorHAnsi" w:hAnsiTheme="minorHAnsi" w:cstheme="minorBidi"/>
-          <w:color w:val="auto"/>
-          <w:sz w:val="24"/>
-          <w:szCs w:val="24"/>
-        </w:rPr>
-        <w:t>(Kansaba et al., n.d., p. 1)</w:t>
-      </w:r>
-    </w:p>
-    <w:p>
-      <w:pPr>
-        <w:pStyle w:val="Overskrift2"/>
-        <w:rPr>
-          <w:rFonts w:asciiTheme="minorHAnsi" w:eastAsiaTheme="minorHAnsi" w:hAnsiTheme="minorHAnsi" w:cstheme="minorBidi"/>
-          <w:color w:val="auto"/>
-          <w:sz w:val="24"/>
-          <w:szCs w:val="24"/>
-        </w:rPr>
-      </w:pPr>
-      <w:r>
-        <w:rPr>
-          <w:rFonts w:asciiTheme="minorHAnsi" w:eastAsiaTheme="minorHAnsi" w:hAnsiTheme="minorHAnsi" w:cstheme="minorBidi"/>
-          <w:color w:val="auto"/>
-          <w:sz w:val="24"/>
-          <w:szCs w:val="24"/>
-        </w:rPr>
-        <w:t>The objective of this research is to investigate how Engineering Velocity and CI/CD-related metrics derived from GitHub data can be used to analyze CI/CD performance and engineering workflow characteristics, as well as process-based indicators of technical debt in open-source software projects. The study explores the extent to which process-based technical debt indicators and delivery performance metrics can be continuously observed using repository and CI/CD pipeline data.</w:t>
-      </w:r>
-    </w:p>
-    <w:p>
-      <w:pPr>
-        <w:pStyle w:val="Overskrift2"/>
-      </w:pPr>
-      <w:r>
+      </w:pPr>
+      <w:r>
+        <w:lastRenderedPageBreak/>
         <w:t>Research Questions</w:t>
       </w:r>
     </w:p>
@@ -152,7 +210,7 @@
         <w:t xml:space="preserve"> </w:t>
       </w:r>
       <w:r>
-        <w:t>How can Engineering Velocity and CI/CD performance metrics derived from GitHub repositories be used to continuously analyze delivery performance in open-source DevOps projects?</w:t>
+        <w:t>How do pull request workflow dynamics and CI/CD pipeline performance evolve over time in open-source DevOps projects?</w:t>
       </w:r>
     </w:p>
     <w:p>
@@ -174,12 +232,616 @@
         <w:t xml:space="preserve"> </w:t>
       </w:r>
       <w:r>
-        <w:t>How do process-based technical debt indicators observed in pull request workflows and CI/CD pipelines relate to CI/CD performance and Engineering Velocity in open-source DevOps projects?</w:t>
-      </w:r>
-    </w:p>
+        <w:t xml:space="preserve">How do differences in workflow structure and CI/CD automation across projects influence Engineering Velocity and </w:t>
+      </w:r>
+      <w:r>
+        <w:t>DevOps</w:t>
+      </w:r>
+      <w:r>
+        <w:t xml:space="preserve"> </w:t>
+      </w:r>
+      <w:r>
+        <w:t xml:space="preserve">delivery performance, and </w:t>
+      </w:r>
+      <w:r>
+        <w:t>how</w:t>
+      </w:r>
+      <w:r>
+        <w:t xml:space="preserve"> do</w:t>
+      </w:r>
+      <w:r>
+        <w:t xml:space="preserve"> these differences align with SonarQube-based maintainability and technical debt indicators</w:t>
+      </w:r>
+      <w:r>
+        <w:t>?</w:t>
+      </w:r>
+    </w:p>
+    <w:p>
+      <w:pPr>
+        <w:pStyle w:val="Overskrift3"/>
+      </w:pPr>
+      <w:r>
+        <w:t>Metric Categories in this Study</w:t>
+      </w:r>
+    </w:p>
+    <w:p>
+      <w:r>
+        <w:t>The empirical analysis in this study combines three categories of metrics:</w:t>
+      </w:r>
+    </w:p>
+    <w:p>
+      <w:pPr>
+        <w:pStyle w:val="Listeavsnitt"/>
+        <w:numPr>
+          <w:ilvl w:val="0"/>
+          <w:numId w:val="57"/>
+        </w:numPr>
+      </w:pPr>
+      <w:r>
+        <w:rPr>
+          <w:b/>
+          <w:bCs/>
+        </w:rPr>
+        <w:t xml:space="preserve">DevOps delivery performance metrics </w:t>
+      </w:r>
+      <w:r>
+        <w:t xml:space="preserve">aligned with the </w:t>
+      </w:r>
+      <w:r>
+        <w:rPr>
+          <w:b/>
+          <w:bCs/>
+        </w:rPr>
+        <w:t xml:space="preserve">Four Key Metrics </w:t>
+      </w:r>
+      <w:r>
+        <w:t>(deployment frequency proxies, lead time proxies, and change failure rate proxies).</w:t>
+      </w:r>
+    </w:p>
+    <w:p>
+      <w:pPr>
+        <w:pStyle w:val="Listeavsnitt"/>
+        <w:numPr>
+          <w:ilvl w:val="0"/>
+          <w:numId w:val="57"/>
+        </w:numPr>
+      </w:pPr>
+      <w:r>
+        <w:rPr>
+          <w:b/>
+          <w:bCs/>
+        </w:rPr>
+        <w:t>Engineering Velocity metrics</w:t>
+      </w:r>
+      <w:r>
+        <w:t xml:space="preserve"> derived from pull request workflows, including PR cycle time, review latency, review duration, and merge frequency.</w:t>
+      </w:r>
+    </w:p>
+    <w:p>
+      <w:pPr>
+        <w:pStyle w:val="Listeavsnitt"/>
+        <w:numPr>
+          <w:ilvl w:val="0"/>
+          <w:numId w:val="57"/>
+        </w:numPr>
+      </w:pPr>
+      <w:r>
+        <w:rPr>
+          <w:b/>
+          <w:bCs/>
+        </w:rPr>
+        <w:t>Code-level technical debt indicators</w:t>
+      </w:r>
+      <w:r>
+        <w:t xml:space="preserve"> derived from SonarQube static analysis, including maintainability rating, code smells, duplication density, reliability issues, and security issues.</w:t>
+      </w:r>
+    </w:p>
+    <w:p>
+      <w:pPr>
+        <w:pStyle w:val="Overskrift3"/>
+      </w:pPr>
+      <w:r>
+        <w:t xml:space="preserve">Relation to the Four Key Metrics of DevOps </w:t>
+      </w:r>
+      <w:r>
+        <w:t>(DORA Metrics)</w:t>
+      </w:r>
+    </w:p>
+    <w:p>
+      <w:r>
+        <w:t>The Four Key Metrics of DevOps—deployment frequency, lead time for change, time to restore service, and change failure rate—are widely used indicators for assessing DevOps delivery performance and are commonly referred to as the DORA metrics. In the context of open-source GitHub repositories, not all FKM dimensions are directly observable. Therefore, this study partially operationalizes the Four Key Metrics using repository artefacts and extends them with Engineering Velocity metrics and static analysis–based technical debt indicators to better capture the mechanisms that influence delivery performance.</w:t>
+      </w:r>
+      <w:r>
+        <w:br/>
+      </w:r>
+      <w:r>
+        <w:br/>
+        <w:t>In this study:</w:t>
+      </w:r>
+    </w:p>
+    <w:p>
+      <w:pPr>
+        <w:pStyle w:val="Listeavsnitt"/>
+        <w:numPr>
+          <w:ilvl w:val="0"/>
+          <w:numId w:val="55"/>
+        </w:numPr>
+      </w:pPr>
+      <w:r>
+        <w:rPr>
+          <w:b/>
+          <w:bCs/>
+        </w:rPr>
+        <w:t>Deployment Frequency</w:t>
+      </w:r>
+      <w:r>
+        <w:t xml:space="preserve"> is approximated using Release Frequency and delivery-related GitHub Actions workflows where available. </w:t>
+      </w:r>
+    </w:p>
+    <w:p>
+      <w:pPr>
+        <w:pStyle w:val="Listeavsnitt"/>
+        <w:numPr>
+          <w:ilvl w:val="0"/>
+          <w:numId w:val="55"/>
+        </w:numPr>
+      </w:pPr>
+      <w:r>
+        <w:rPr>
+          <w:b/>
+          <w:bCs/>
+        </w:rPr>
+        <w:t>Lead Time for Change</w:t>
+      </w:r>
+      <w:r>
+        <w:t xml:space="preserve"> is approximated using </w:t>
+      </w:r>
+      <w:r>
+        <w:rPr>
+          <w:b/>
+          <w:bCs/>
+        </w:rPr>
+        <w:t>PR Cycle Time</w:t>
+      </w:r>
+      <w:r>
+        <w:t xml:space="preserve"> and </w:t>
+      </w:r>
+      <w:r>
+        <w:rPr>
+          <w:b/>
+          <w:bCs/>
+        </w:rPr>
+        <w:t>Time-to-Release</w:t>
+      </w:r>
+      <w:r>
+        <w:t xml:space="preserve"> (when release signals are available). </w:t>
+      </w:r>
+    </w:p>
+    <w:p>
+      <w:pPr>
+        <w:pStyle w:val="Listeavsnitt"/>
+        <w:numPr>
+          <w:ilvl w:val="0"/>
+          <w:numId w:val="55"/>
+        </w:numPr>
+      </w:pPr>
+      <w:r>
+        <w:rPr>
+          <w:b/>
+          <w:bCs/>
+        </w:rPr>
+        <w:t xml:space="preserve">Change Failure Rate </w:t>
+      </w:r>
+      <w:r>
+        <w:t xml:space="preserve">is approximated using CI Failure Rate and complemented by CI flakiness and failure volatility metrics to capture pipeline instability beyond binary build failures. </w:t>
+      </w:r>
+    </w:p>
+    <w:p>
+      <w:pPr>
+        <w:pStyle w:val="Listeavsnitt"/>
+        <w:numPr>
+          <w:ilvl w:val="0"/>
+          <w:numId w:val="55"/>
+        </w:numPr>
+      </w:pPr>
+      <w:r>
+        <w:rPr>
+          <w:b/>
+          <w:bCs/>
+        </w:rPr>
+        <w:t>Time to Restore Service (MTTR)</w:t>
+      </w:r>
+      <w:r>
+        <w:t xml:space="preserve"> cannot be measured because incident and recovery data are not available through GitHub repository metadata alone.</w:t>
+      </w:r>
+    </w:p>
+    <w:p>
+      <w:pPr>
+        <w:ind w:left="360"/>
+      </w:pPr>
+      <w:r>
+        <w:lastRenderedPageBreak/>
+        <w:t>This extension is necessary because the Four Key Metrics primarily capture delivery performance outcomes, while workflow dynamics and technical debt indicators provide insight into the underlying engineering mechanisms that influence delivery speed, integration stability, and CI/CD reliability.</w:t>
+      </w:r>
+    </w:p>
+    <w:p/>
     <w:p>
       <w:pPr>
         <w:pStyle w:val="Overskrift2"/>
+        <w:rPr>
+          <w:rStyle w:val="Overskrift2Tegn"/>
+        </w:rPr>
+      </w:pPr>
+      <w:r>
+        <w:rPr>
+          <w:rStyle w:val="Overskrift2Tegn"/>
+        </w:rPr>
+        <w:t>Results</w:t>
+      </w:r>
+    </w:p>
+    <w:p>
+      <w:pPr>
+        <w:pStyle w:val="Overskrift3"/>
+      </w:pPr>
+      <w:r>
+        <w:t>RQ1</w:t>
+      </w:r>
+    </w:p>
+    <w:p>
+      <w:pPr>
+        <w:rPr>
+          <w:i/>
+          <w:iCs/>
+        </w:rPr>
+      </w:pPr>
+      <w:r>
+        <w:t>RQ1 investigates how pull request workflow metrics and CI/CD pipeline performance indicators evolve over the selected observation period in order to identify temporal trends and cross-project differences</w:t>
+      </w:r>
+      <w:r>
+        <w:t>.</w:t>
+      </w:r>
+    </w:p>
+    <w:p>
+      <w:pPr>
+        <w:pStyle w:val="Overskrift4"/>
+      </w:pPr>
+      <w:r>
+        <w:t>Motivation</w:t>
+      </w:r>
+    </w:p>
+    <w:p>
+      <w:r>
+        <w:t xml:space="preserve">In modern open-source DevOps environments, pull requests and CI/CD pipelines form the backbone of collaborative development and automated delivery. Over time, workflow dynamics may evolve due to project growth, increased contributor activity, or changes in automation practices. </w:t>
+      </w:r>
+      <w:r>
+        <w:t>Understanding how pull request cycle time, review latency, and CI pipeline stability evolve provides insight into DevOps delivery efficiency and workflow maturity.</w:t>
+      </w:r>
+    </w:p>
+    <w:p>
+      <w:r>
+        <w:t>This research question investigates whether workflow and CI/CD performance indicators exhibit stabilization, volatility, or improvement over the observation period.</w:t>
+      </w:r>
+    </w:p>
+    <w:p>
+      <w:pPr>
+        <w:pStyle w:val="Overskrift4"/>
+      </w:pPr>
+      <w:r>
+        <w:t>Approach</w:t>
+      </w:r>
+    </w:p>
+    <w:p>
+      <w:r>
+        <w:t>To address this research question, we analyze GitHub-derived metrics over a 425-day observation period. The analysis is conducted at a weekly granularity.</w:t>
+      </w:r>
+    </w:p>
+    <w:p>
+      <w:r>
+        <w:t>The analysis focuses on three analytical dimensions</w:t>
+      </w:r>
+      <w:r>
+        <w:t>:</w:t>
+      </w:r>
+    </w:p>
+    <w:p>
+      <w:r>
+        <w:t>• Workflow efficiency: measured using PR cycle time, review latency, review duration, and merge frequency.</w:t>
+      </w:r>
+      <w:r>
+        <w:br/>
+        <w:t>• CI/CD performance: measured using CI duration, CI failure rate, CI volatility, and CI flakiness indicators.</w:t>
+      </w:r>
+      <w:r>
+        <w:br/>
+        <w:t>• Delivery behavior: measured using release frequency and CD workflow triggers where applicable.</w:t>
+      </w:r>
+    </w:p>
+    <w:p>
+      <w:r>
+        <w:t>For each metric, we compute median and variability statistics per week and analyze temporal trends across the three selected repositories.</w:t>
+      </w:r>
+    </w:p>
+    <w:p>
+      <w:r>
+        <w:t>These measures partially operationalize the Four Key Metrics of DevOps (DORA metrics).</w:t>
+      </w:r>
+      <w:r>
+        <w:t xml:space="preserve"> </w:t>
+      </w:r>
+      <w:r>
+        <w:t xml:space="preserve">Release frequency approximates deployment frequency, </w:t>
+      </w:r>
+      <w:r>
+        <w:t>PR cycle time and time-to-release approximate the DORA metric lead time for change</w:t>
+      </w:r>
+      <w:r>
+        <w:t xml:space="preserve">, and CI failure rate </w:t>
+      </w:r>
+      <w:r>
+        <w:lastRenderedPageBreak/>
+        <w:t>serves as a proxy for change failure rate. Time to restore service (MTTR) cannot be observed using GitHub repository data alone.</w:t>
+      </w:r>
+    </w:p>
+    <w:p/>
+    <w:p>
+      <w:pPr>
+        <w:pStyle w:val="Overskrift4"/>
+      </w:pPr>
+      <w:r>
+        <w:t>Results</w:t>
+      </w:r>
+    </w:p>
+    <w:p>
+      <w:r>
+        <w:t xml:space="preserve">PR cycle time exhibits clear differences in workflow efficiency across the three analyzed </w:t>
+      </w:r>
+      <w:commentRangeStart w:id="0"/>
+      <w:r>
+        <w:t>repositories</w:t>
+      </w:r>
+      <w:commentRangeEnd w:id="0"/>
+      <w:r>
+        <w:rPr>
+          <w:rStyle w:val="Merknadsreferanse"/>
+          <w:sz w:val="24"/>
+          <w:szCs w:val="24"/>
+        </w:rPr>
+        <w:commentReference w:id="0"/>
+      </w:r>
+      <w:r>
+        <w:t xml:space="preserve"> over the observation period.</w:t>
+      </w:r>
+      <w:r>
+        <w:t xml:space="preserve"> </w:t>
+      </w:r>
+      <w:r>
+        <w:t>Docker/cli maintains relatively short and stable cycle times throughout the observation period, indicating efficient integration flow and rapid feedback. In contrast, prometheus/prometheus demonstrates higher variability and occasional spikes, suggesting more complex coordination and review dynamics.</w:t>
+      </w:r>
+    </w:p>
+    <w:p>
+      <w:r>
+        <w:t>Review latency and review duration reveal structural differences in feedback processes. Docker/cli consistently shows faster initial review response and shorter review completion times compared to prometheus, indicating lower coordination overhead. These findings reflect differences in contributor structure, architectural complexity, and review practices.</w:t>
+      </w:r>
+    </w:p>
+    <w:p>
+      <w:r>
+        <w:t>Merge frequency highlights variations in integration throughput and delivery cadence</w:t>
+      </w:r>
+      <w:r>
+        <w:t>. Docker/cli demonstrates steady integration throughput, while prometheus shows greater fluctuation across months, potentially influenced by release cycles and project scale.</w:t>
+      </w:r>
+    </w:p>
+    <w:p>
+      <w:r>
+        <w:t>CI-related metrics further differentiate repository behavior and provide insight into change failure risk within the CI pipeline</w:t>
+      </w:r>
+      <w:r>
+        <w:t>. Prometheus and docker/cli exhibit moderate but persistent CI failure rates, with periodic spikes indicating temporary instability. Tektoncd/pipeline shows comparatively lower baseline failure rates but occasional volatility linked to infrastructure-heavy workflows.</w:t>
+      </w:r>
+    </w:p>
+    <w:p>
+      <w:r>
+        <w:t>CI flakiness and failure volatility complement the change failure rate proxy by capturing instability beyond binary failure outcomes. These metrics indicate that pipeline reliability evolves differently across repositories and is not solely determined by code-level changes.</w:t>
+      </w:r>
+    </w:p>
+    <w:p>
+      <w:r>
+        <w:t>Continuous Delivery–related workflows were observed primarily in prometheus/prometheus, while docker/cli and tektoncd/pipeline relied primarily on CI-oriented automation within the analyzed dataset.</w:t>
+      </w:r>
+    </w:p>
+    <w:p/>
+    <w:p>
+      <w:pPr>
+        <w:pStyle w:val="Overskrift4"/>
+      </w:pPr>
+      <w:r>
+        <w:t>Summary</w:t>
+      </w:r>
+    </w:p>
+    <w:p>
+      <w:r>
+        <w:t xml:space="preserve">RQ1 demonstrates that delivery performance and workflow stability evolve differently across repositories. </w:t>
+      </w:r>
+      <w:r>
+        <w:t>FKM-aligned indicators such as lead time for change (approximated by PR cycle time and time-to-release)</w:t>
+      </w:r>
+      <w:r>
+        <w:t xml:space="preserve"> </w:t>
+      </w:r>
+      <w:r>
+        <w:t>and change failure rate (approximated by CI failure rate) show repository-specific temporal patterns</w:t>
+      </w:r>
+      <w:r>
+        <w:t xml:space="preserve">. Complementary workflow and </w:t>
+      </w:r>
+      <w:r>
+        <w:lastRenderedPageBreak/>
+        <w:t>pipeline stability metrics reveal that variations in review dynamics and CI reliability contribute to differences in observed delivery performance. These findings suggest that delivery outcomes are shaped not only by integration speed, but also by feedback efficiency and automation stability.</w:t>
+      </w:r>
+    </w:p>
+    <w:p>
+      <w:pPr>
+        <w:rPr>
+          <w:rFonts w:eastAsiaTheme="majorEastAsia" w:cstheme="majorBidi"/>
+          <w:color w:val="0F4761" w:themeColor="accent1" w:themeShade="BF"/>
+        </w:rPr>
+      </w:pPr>
+    </w:p>
+    <w:p>
+      <w:pPr>
+        <w:pStyle w:val="Overskrift3"/>
+      </w:pPr>
+      <w:r>
+        <w:t>RQ2</w:t>
+      </w:r>
+    </w:p>
+    <w:p>
+      <w:r>
+        <w:t>To address RQ2, we compared workflow structure and CI/CD automation characteristics across projects and examined how these differences align with SonarQube-based maintainability and technical debt indicators.</w:t>
+      </w:r>
+    </w:p>
+    <w:p>
+      <w:pPr>
+        <w:pStyle w:val="Overskrift4"/>
+      </w:pPr>
+      <w:r>
+        <w:t>Motivation</w:t>
+      </w:r>
+    </w:p>
+    <w:p>
+      <w:r>
+        <w:t>Beyond temporal evolution, structural differences across repositories may shape workflow efficiency and delivery performance. Projects differ in contributor base, review practices, CI/CD automation maturity, and release management strategies.</w:t>
+      </w:r>
+    </w:p>
+    <w:p>
+      <w:r>
+        <w:t>At the same time, code-level technical debt, measured through SonarQube static analysis, reflects structural maintainability characteristics such as code smells, duplication, reliability, and security ratings.</w:t>
+      </w:r>
+    </w:p>
+    <w:p>
+      <w:r>
+        <w:t>In this research question, we investigate whether observable workflow and automation differences across repositories align with variations in SonarQube-based technical debt indicators.</w:t>
+      </w:r>
+    </w:p>
+    <w:p>
+      <w:pPr>
+        <w:pStyle w:val="Overskrift4"/>
+      </w:pPr>
+      <w:r>
+        <w:t>Approach</w:t>
+      </w:r>
+    </w:p>
+    <w:p>
+      <w:r>
+        <w:t>We compare repositories along two dimensions:</w:t>
+      </w:r>
+    </w:p>
+    <w:p>
+      <w:r>
+        <w:t>• Workflow and CI/CD structure: PR cycle time, review overhead, CI duration, CI failure rate, and CD automation presence.</w:t>
+      </w:r>
+      <w:r>
+        <w:br/>
+        <w:t>• Code-level technical debt: SonarQube maintainability rating, duplication percentage, code smells count, reliability and security ratings.</w:t>
+      </w:r>
+    </w:p>
+    <w:p>
+      <w:r>
+        <w:t>We analyze cross-project differences using median values and descriptive statistics, focusing on alignment patterns rather than causal inference.</w:t>
+      </w:r>
+    </w:p>
+    <w:p>
+      <w:r>
+        <w:t>In addition, cross-project differences are interpreted through the lens of the Four Key Metrics, focusing on lead time for change (PR cycle time), change failure rate (CI failure rate), and deployment frequency (release frequency where observable), before examining their alignment with SonarQube-based maintainability indicators.</w:t>
+      </w:r>
+    </w:p>
+    <w:p>
+      <w:pPr>
+        <w:pStyle w:val="Overskrift4"/>
+      </w:pPr>
+      <w:r>
+        <w:t>Results</w:t>
+      </w:r>
+    </w:p>
+    <w:p>
+      <w:r>
+        <w:t xml:space="preserve">The cross-project comparison aims to reveal how differences in workflow structure and </w:t>
+      </w:r>
+      <w:commentRangeStart w:id="1"/>
+      <w:r>
+        <w:t>CI</w:t>
+      </w:r>
+      <w:commentRangeEnd w:id="1"/>
+      <w:r>
+        <w:rPr>
+          <w:rStyle w:val="Merknadsreferanse"/>
+          <w:sz w:val="24"/>
+          <w:szCs w:val="24"/>
+        </w:rPr>
+        <w:commentReference w:id="1"/>
+      </w:r>
+      <w:r>
+        <w:t>/CD automation relate to engineering velocity, delivery performance proxies, and SonarQube-based technical debt indicators</w:t>
+      </w:r>
+      <w:r>
+        <w:t xml:space="preserve">. Prometheus demonstrates a higher </w:t>
+      </w:r>
+      <w:r>
+        <w:lastRenderedPageBreak/>
+        <w:t>duplication percentage and a larger number of code smells compared to docker/cli. These structural characteristics coincide with longer PR cycle times and higher CI volatility, suggesting a potential association between architectural complexity, extended lead time, and increased integration instability.</w:t>
+      </w:r>
+    </w:p>
+    <w:p/>
+    <w:p>
+      <w:r>
+        <w:t>Docker/cli maintains strong maintainability ratings and lower duplication percentages, alongside shorter median PR cycle times and more stable CI duration, indicating more efficient workflow dynamics and stable change integration.</w:t>
+      </w:r>
+    </w:p>
+    <w:p>
+      <w:r>
+        <w:t>Tekton exhibits elevated CI flakiness and failure rate despite comparable SonarQube maintainability ratings. This indicates that change failure rate proxies may be influenced by infrastructure and pipeline architecture rather than code-level technical debt alone, highlighting the multi-dimensional nature of DevOps performance.</w:t>
+      </w:r>
+    </w:p>
+    <w:p>
+      <w:r>
+        <w:t>Overall, the findings suggest partial alignment between FKM-aligned delivery proxies (lead time and change failure rate) and static maintainability indicators. While certain repositories show co-variation between duplication density and review overhead, pipeline instability does not consistently correspond to code-level technical debt, underscoring the importance of analyzing workflow, automation, and structural quality jointly.</w:t>
+      </w:r>
+    </w:p>
+    <w:p>
+      <w:pPr>
+        <w:pStyle w:val="Overskrift4"/>
+      </w:pPr>
+      <w:r>
+        <w:t xml:space="preserve">RQ2 </w:t>
+      </w:r>
+      <w:r>
+        <w:t>Summary</w:t>
+      </w:r>
+    </w:p>
+    <w:p>
+      <w:r>
+        <w:t xml:space="preserve">RQ2 reveals partial alignment between delivery performance proxies and static technical debt indicators. While repositories with higher duplication and code smell density tend to exhibit longer review durations and extended lead time, CI instability is not consistently explained by maintainability metrics alone. These findings suggest that </w:t>
+      </w:r>
+      <w:commentRangeStart w:id="2"/>
+      <w:r>
+        <w:t>improving</w:t>
+      </w:r>
+      <w:commentRangeEnd w:id="2"/>
+      <w:r>
+        <w:rPr>
+          <w:rStyle w:val="Merknadsreferanse"/>
+          <w:sz w:val="24"/>
+          <w:szCs w:val="24"/>
+        </w:rPr>
+        <w:commentReference w:id="2"/>
+      </w:r>
+      <w:r>
+        <w:t xml:space="preserve"> DevOps performance requires simultaneous attention to workflow efficiency, automation stability, and structural code quality. By identifying whether bottlenecks originate from review processes, pipeline reliability, or codebase complexity, organizations can better prioritize refactoring, CI stabilization, and process improvements.</w:t>
+      </w:r>
+    </w:p>
+    <w:p>
+      <w:pPr>
+        <w:pStyle w:val="Overskrift2"/>
       </w:pPr>
       <w:r>
         <w:t>Use of GitHub Data in This Study</w:t>
@@ -187,27 +849,16 @@
     </w:p>
     <w:p>
       <w:r>
-        <w:t xml:space="preserve">This study relies on data mined from GitHub repositories in order to empirically analyze </w:t>
-      </w:r>
-      <w:r>
-        <w:rPr>
-          <w:b/>
-          <w:bCs/>
-        </w:rPr>
-        <w:t>technical debt</w:t>
-      </w:r>
-      <w:r>
-        <w:t xml:space="preserve"> and </w:t>
-      </w:r>
-      <w:r>
-        <w:rPr>
-          <w:b/>
-          <w:bCs/>
-        </w:rPr>
-        <w:t>CI/CD performance</w:t>
-      </w:r>
-      <w:r>
-        <w:t xml:space="preserve"> in open-source DevOps projects. GitHub was selected as the primary data source because it provides rich, structured, and publicly accessible information about software development practices, including pull requests, code reviews, CI/CD pipelines, and releases.</w:t>
+        <w:t>This study relies on data mined from GitHub repositories to empirically analyze delivery performance, engineering workflow dynamics, and CI/CD pipeline behavior in open-source DevOps projects. In addition, the study examines how these GitHub-based measures relate to code-level technical debt and maintainability indicators measured using SonarQube static analysis snapshots.</w:t>
+      </w:r>
+    </w:p>
+    <w:p>
+      <w:r>
+        <w:t xml:space="preserve">GitHub was selected as the primary data source because it provides rich, structured, and publicly accessible information about software development practices, including </w:t>
+      </w:r>
+      <w:r>
+        <w:lastRenderedPageBreak/>
+        <w:t>pull requests, code reviews, CI/CD pipelines, and releases. These artefacts capture workflow and delivery behavior rather than direct technical debt measures.</w:t>
       </w:r>
     </w:p>
     <w:p/>
@@ -216,7 +867,6 @@
         <w:rPr>
           <w:noProof/>
         </w:rPr>
-        <w:lastRenderedPageBreak/>
         <w:drawing>
           <wp:inline distT="0" distB="0" distL="0" distR="0" wp14:anchorId="6AC397A4" wp14:editId="1D5BFF46">
             <wp:extent cx="6570133" cy="1331543"/>
@@ -233,7 +883,7 @@
                     <pic:cNvPicPr/>
                   </pic:nvPicPr>
                   <pic:blipFill>
-                    <a:blip r:embed="rId8">
+                    <a:blip r:embed="rId12">
                       <a:extLst>
                         <a:ext uri="{28A0092B-C50C-407E-A947-70E740481C1C}">
                           <a14:useLocalDpi xmlns:a14="http://schemas.microsoft.com/office/drawing/2010/main" val="0"/>
@@ -264,27 +914,10 @@
     <w:p/>
     <w:p>
       <w:r>
-        <w:t xml:space="preserve">The following subsections describe </w:t>
-      </w:r>
-      <w:r>
-        <w:rPr>
-          <w:b/>
-          <w:bCs/>
-        </w:rPr>
-        <w:t>which GitHub artefacts were collected</w:t>
-      </w:r>
-      <w:r>
-        <w:t xml:space="preserve"> and </w:t>
-      </w:r>
-      <w:r>
-        <w:rPr>
-          <w:b/>
-          <w:bCs/>
-        </w:rPr>
-        <w:t>how each was used</w:t>
-      </w:r>
-      <w:r>
-        <w:t xml:space="preserve"> in the analysis.</w:t>
+        <w:t>The following subsections describe which GitHub artefacts were collected and how each was used to measure workflow dynamics and CI/CD performance</w:t>
+      </w:r>
+      <w:r>
+        <w:t>.</w:t>
       </w:r>
     </w:p>
     <w:p>
@@ -509,6 +1142,7 @@
           <w:b/>
           <w:bCs/>
         </w:rPr>
+        <w:lastRenderedPageBreak/>
         <w:t>Review Duration</w:t>
       </w:r>
       <w:r>
@@ -545,7 +1179,6 @@
           <w:b/>
           <w:bCs/>
         </w:rPr>
-        <w:lastRenderedPageBreak/>
         <w:t>PR Churn</w:t>
       </w:r>
       <w:r>
@@ -841,6 +1474,7 @@
         </w:numPr>
       </w:pPr>
       <w:r>
+        <w:lastRenderedPageBreak/>
         <w:t>Execution duration</w:t>
       </w:r>
     </w:p>
@@ -863,7 +1497,6 @@
         </w:numPr>
       </w:pPr>
       <w:r>
-        <w:lastRenderedPageBreak/>
         <w:t>Associated commit SHA (head_sha)</w:t>
       </w:r>
     </w:p>
@@ -1191,6 +1824,7 @@
     </w:p>
     <w:p>
       <w:r>
+        <w:lastRenderedPageBreak/>
         <w:t>These metrics approximate delivery cadence and the speed at which integrated changes reach end users.</w:t>
       </w:r>
     </w:p>
@@ -1213,7 +1847,6 @@
           <w:b/>
           <w:bCs/>
         </w:rPr>
-        <w:lastRenderedPageBreak/>
         <w:t>5. Repository Metadata</w:t>
       </w:r>
     </w:p>
@@ -1364,68 +1997,72 @@
     <w:p/>
     <w:p>
       <w:r>
-        <w:t>The prometheus/prometheus repository represents a project that employs GitHub Actions for both Continuous Integration and post-merge automation workflows triggered by push events. These workflows operate beyond pull-request validation and are therefore treated as Continuous Delivery–related automation within the scope of this study. As such, Prometheus serves as a reference case for repositories that integrate CI and CD practices directly within GitHub Actions.</w:t>
+        <w:t xml:space="preserve">The prometheus/prometheus repository represents a project that employs GitHub Actions for both Continuous Integration and post-merge automation workflows triggered by push events. These workflows operate beyond pull-request validation and are therefore treated as Continuous Delivery–related automation within the scope of this </w:t>
+      </w:r>
+      <w:r>
+        <w:lastRenderedPageBreak/>
+        <w:t>study. As such, Prometheus serves as a reference case for repositories that integrate CI and CD practices directly within GitHub Actions.</w:t>
       </w:r>
     </w:p>
     <w:p/>
     <w:p>
       <w:r>
+        <w:t>In contrast, the docker/cli repository relies exclusively on pull-request–triggered workflows for build and validation purposes. All observed workflows in this repository correspond to pre-merge Continuous Integration activities, with no evidence of post-merge or release-oriented automation implemented via GitHub Actions. This repository thus functions as a CI-only case, enabling the study to contrast CI performance and stability in the absence of CD practices.</w:t>
+      </w:r>
+    </w:p>
+    <w:p/>
+    <w:p>
+      <w:r>
+        <w:t>The tektoncd/pipeline repository introduces a third, qualitatively different CI/CD configuration. Rather than focusing on application-level CI or deployment workflows, Tekton represents a cloud-native pipeline framework whose development itself depends on complex, long-running CI pipelines, including scheduled workflows and infrastructure-intensive automation. Although Tekton does not implement Continuous Delivery through GitHub Actions, its pipelines exhibit higher execution times, greater architectural complexity, and stronger dependence on cloud infrastructure compared to the other repositories.</w:t>
+      </w:r>
+    </w:p>
+    <w:p/>
+    <w:p>
+      <w:r>
+        <w:t>Including tektoncd/pipeline strengthens the study by expanding the empirical scope beyond traditional GitHub Actions–based CI pipelines. It enables the analysis of CI stability, flakiness, and retry behavior in a cloud-native context, where failures may arise from infrastructure and environment-related factors rather than code changes alone. This variation allows the study to capture distinct failure modes and performance characteristics that are not observable in simpler, pull-request–centric CI pipelines.</w:t>
+      </w:r>
+    </w:p>
+    <w:p/>
+    <w:p>
+      <w:r>
+        <w:t>Overall, the selection of these three repositories enhances the robustness of the study by covering a spectrum of DevOps maturity and pipeline architectures: (1) CI combined with CD automation, (2) CI-only workflows, and (3) advanced, infrastructure-heavy CI pipelines. The observed absence of CD workflows in some repositories is treated as an empirical finding rather than a limitation, reflecting heterogeneous CI/CD adoption patterns in contemporary open-source projects. This diversity strengthens the external validity of the results and supports more nuanced conclusions regarding the relationship between CI/CD practices, pipeline stability, and engineering velocity.</w:t>
+      </w:r>
+    </w:p>
+    <w:p/>
+    <w:p>
+      <w:pPr>
+        <w:rPr>
+          <w:b/>
+          <w:bCs/>
+        </w:rPr>
+      </w:pPr>
+      <w:r>
+        <w:rPr>
+          <w:b/>
+          <w:bCs/>
+        </w:rPr>
+        <w:t xml:space="preserve">1. </w:t>
+      </w:r>
+      <w:r>
+        <w:rPr>
+          <w:rStyle w:val="Overskrift3Tegn"/>
+        </w:rPr>
+        <w:t>Prometheus</w:t>
+      </w:r>
+    </w:p>
+    <w:p>
+      <w:r>
+        <w:rPr>
+          <w:b/>
+          <w:bCs/>
+        </w:rPr>
         <w:lastRenderedPageBreak/>
-        <w:t>In contrast, the docker/cli repository relies exclusively on pull-request–triggered workflows for build and validation purposes. All observed workflows in this repository correspond to pre-merge Continuous Integration activities, with no evidence of post-merge or release-oriented automation implemented via GitHub Actions. This repository thus functions as a CI-only case, enabling the study to contrast CI performance and stability in the absence of CD practices.</w:t>
-      </w:r>
-    </w:p>
-    <w:p/>
-    <w:p>
-      <w:r>
-        <w:t>The tektoncd/pipeline repository introduces a third, qualitatively different CI/CD configuration. Rather than focusing on application-level CI or deployment workflows, Tekton represents a cloud-native pipeline framework whose development itself depends on complex, long-running CI pipelines, including scheduled workflows and infrastructure-intensive automation. Although Tekton does not implement Continuous Delivery through GitHub Actions, its pipelines exhibit higher execution times, greater architectural complexity, and stronger dependence on cloud infrastructure compared to the other repositories.</w:t>
-      </w:r>
-    </w:p>
-    <w:p/>
-    <w:p>
-      <w:r>
-        <w:t>Including tektoncd/pipeline strengthens the study by expanding the empirical scope beyond traditional GitHub Actions–based CI pipelines. It enables the analysis of CI stability, flakiness, and retry behavior in a cloud-native context, where failures may arise from infrastructure and environment-related factors rather than code changes alone. This variation allows the study to capture distinct failure modes and performance characteristics that are not observable in simpler, pull-request–centric CI pipelines.</w:t>
-      </w:r>
-    </w:p>
-    <w:p/>
-    <w:p>
-      <w:r>
-        <w:t>Overall, the selection of these three repositories enhances the robustness of the study by covering a spectrum of DevOps maturity and pipeline architectures: (1) CI combined with CD automation, (2) CI-only workflows, and (3) advanced, infrastructure-heavy CI pipelines. The observed absence of CD workflows in some repositories is treated as an empirical finding rather than a limitation, reflecting heterogeneous CI/CD adoption patterns in contemporary open-source projects. This diversity strengthens the external validity of the results and supports more nuanced conclusions regarding the relationship between CI/CD practices, pipeline stability, and engineering velocity.</w:t>
-      </w:r>
-    </w:p>
-    <w:p/>
-    <w:p>
-      <w:pPr>
-        <w:rPr>
-          <w:b/>
-          <w:bCs/>
-        </w:rPr>
-      </w:pPr>
-      <w:r>
-        <w:rPr>
-          <w:b/>
-          <w:bCs/>
-        </w:rPr>
-        <w:t xml:space="preserve">1. </w:t>
-      </w:r>
-      <w:r>
-        <w:rPr>
-          <w:rStyle w:val="Overskrift3Tegn"/>
-        </w:rPr>
-        <w:t>Prometheus</w:t>
-      </w:r>
-    </w:p>
-    <w:p>
-      <w:r>
-        <w:rPr>
-          <w:b/>
-          <w:bCs/>
-        </w:rPr>
         <w:t>Repository:</w:t>
       </w:r>
       <w:r>
         <w:br/>
       </w:r>
-      <w:hyperlink r:id="rId9" w:tgtFrame="_new" w:history="1">
+      <w:hyperlink r:id="rId13" w:tgtFrame="_new" w:history="1">
         <w:r>
           <w:rPr>
             <w:rStyle w:val="Hyperkobling"/>
@@ -1440,7 +2077,6 @@
           <w:b/>
           <w:bCs/>
         </w:rPr>
-        <w:lastRenderedPageBreak/>
         <w:t>Project description:</w:t>
       </w:r>
       <w:r>
@@ -1552,7 +2188,7 @@
       <w:r>
         <w:br/>
       </w:r>
-      <w:hyperlink r:id="rId10" w:tgtFrame="_new" w:history="1">
+      <w:hyperlink r:id="rId14" w:tgtFrame="_new" w:history="1">
         <w:r>
           <w:rPr>
             <w:rStyle w:val="Hyperkobling"/>
@@ -1571,16 +2207,19 @@
       </w:r>
       <w:r>
         <w:br/>
-        <w:t>Docker CLI is the command-line interface for the Docker platform and constitutes a central component of the Docker ecosystem. It enables users to manage containers, images, volumes, and registries, and plays a critical role in container-based development and deployment workflows commonly used in DevOps practices.</w:t>
-      </w:r>
-    </w:p>
-    <w:p>
-      <w:r>
-        <w:rPr>
-          <w:b/>
-          <w:bCs/>
-        </w:rPr>
+        <w:t xml:space="preserve">Docker CLI is the command-line interface for the Docker platform and constitutes a central component of the Docker ecosystem. It enables users to manage containers, </w:t>
+      </w:r>
+      <w:r>
         <w:lastRenderedPageBreak/>
+        <w:t>images, volumes, and registries, and plays a critical role in container-based development and deployment workflows commonly used in DevOps practices.</w:t>
+      </w:r>
+    </w:p>
+    <w:p>
+      <w:r>
+        <w:rPr>
+          <w:b/>
+          <w:bCs/>
+        </w:rPr>
         <w:t>Relevance to this study:</w:t>
       </w:r>
       <w:r>
@@ -1669,7 +2308,7 @@
       <w:r>
         <w:br/>
       </w:r>
-      <w:hyperlink r:id="rId11" w:tgtFrame="_new" w:history="1">
+      <w:hyperlink r:id="rId15" w:tgtFrame="_new" w:history="1">
         <w:r>
           <w:rPr>
             <w:rStyle w:val="Hyperkobling"/>
@@ -1715,11 +2354,11 @@
     </w:p>
     <w:p>
       <w:r>
-        <w:t>TektonCD Pipeline represents a mature and infrastructure-intensive open-source DevOps project whose primary purpose is the development of CI/CD pipeline technology itself. Unlike application-focused repositories, Tekton Pipelines is characterized by complex build and test workflows that validate a distributed, Kubernetes-native system. The project employs automated CI pipelines, including pull-</w:t>
+        <w:t xml:space="preserve">TektonCD Pipeline represents a mature and infrastructure-intensive open-source DevOps project whose primary purpose is the development of CI/CD pipeline technology itself. Unlike application-focused repositories, Tekton Pipelines is characterized by complex build and test workflows that validate a distributed, </w:t>
       </w:r>
       <w:r>
         <w:lastRenderedPageBreak/>
-        <w:t>request–triggered workflows, scheduled executions, and auxiliary automation implemented through GitHub Actions.</w:t>
+        <w:t>Kubernetes-native system. The project employs automated CI pipelines, including pull-request–triggered workflows, scheduled executions, and auxiliary automation implemented through GitHub Actions.</w:t>
       </w:r>
     </w:p>
     <w:p>
@@ -1812,31 +2451,31 @@
         </w:rPr>
         <w:t xml:space="preserve">1. </w:t>
       </w:r>
-      <w:commentRangeStart w:id="0"/>
+      <w:commentRangeStart w:id="3"/>
       <w:r>
         <w:rPr>
           <w:rStyle w:val="Overskrift4Tegn"/>
         </w:rPr>
         <w:t>Graph QL</w:t>
       </w:r>
-      <w:commentRangeEnd w:id="0"/>
+      <w:commentRangeEnd w:id="3"/>
       <w:r>
         <w:rPr>
           <w:rStyle w:val="Merknadsreferanse"/>
           <w:sz w:val="24"/>
           <w:szCs w:val="24"/>
         </w:rPr>
-        <w:commentReference w:id="0"/>
+        <w:commentReference w:id="3"/>
       </w:r>
       <w:r>
         <w:br/>
       </w:r>
       <w:r>
-        <w:t xml:space="preserve">Pull request data was collected using the GitHub GraphQL API. A custom GraphQL query was used to retrieve pull request metadata, review events, and size-related attributes. Pagination was handled using cursor-based traversal to ensure complete </w:t>
+        <w:t xml:space="preserve">Pull request data was collected using the GitHub GraphQL API. A custom GraphQL query was used to retrieve pull request metadata, review events, and size-related </w:t>
       </w:r>
       <w:r>
         <w:lastRenderedPageBreak/>
-        <w:t>data retrieval within the defined time window.</w:t>
+        <w:t>attributes. Pagination was handled using cursor-based traversal to ensure complete data retrieval within the defined time window.</w:t>
       </w:r>
       <w:r>
         <w:br/>
@@ -4875,16 +5514,94 @@
         </w:drawing>
       </w:r>
     </w:p>
-    <w:p>
+    <w:p/>
+    <w:p/>
+    <w:p>
+      <w:pPr>
+        <w:pStyle w:val="Listeavsnitt"/>
+      </w:pPr>
+    </w:p>
+    <w:p>
+      <w:pPr>
+        <w:pStyle w:val="NormalWeb"/>
+        <w:ind w:left="1440"/>
+      </w:pPr>
+    </w:p>
+    <w:p>
+      <w:pPr>
+        <w:pStyle w:val="NormalWeb"/>
+        <w:numPr>
+          <w:ilvl w:val="1"/>
+          <w:numId w:val="26"/>
+        </w:numPr>
+      </w:pPr>
+      <w:r>
+        <w:t>ci_flakiness_retry_weekly.py</w:t>
+      </w:r>
+    </w:p>
+    <w:p>
+      <w:pPr>
+        <w:tabs>
+          <w:tab w:val="left" w:pos="3825"/>
+        </w:tabs>
+      </w:pPr>
+      <w:r>
+        <w:t>CI flakiness represents a form of pipeline-level technical debt, where intermittent failures reduce the reliability of automated feedback and increase developer waiting time.</w:t>
+      </w:r>
+      <w:r>
+        <w:br/>
+      </w:r>
+      <w:r>
+        <w:br/>
+        <w:t>Sanity check summary (overall):</w:t>
+      </w:r>
+    </w:p>
+    <w:p>
+      <w:pPr>
+        <w:tabs>
+          <w:tab w:val="left" w:pos="3825"/>
+        </w:tabs>
+      </w:pPr>
+      <w:r>
+        <w:t>docker/cli {'count': 15241.0, 'mean': 1.2324650613476806, 'std': 0.9119135762671765, 'min': 1.0, '50%': 1.0, '90%': 1.0, '95%': 3.0, '99%': 6.0, 'max': 13.0}</w:t>
+      </w:r>
+    </w:p>
+    <w:p>
+      <w:pPr>
+        <w:tabs>
+          <w:tab w:val="left" w:pos="3825"/>
+        </w:tabs>
+      </w:pPr>
+      <w:r>
+        <w:lastRenderedPageBreak/>
+        <w:t>prometheus/prometheus {'count': 25135.0, 'mean': 1.08116172667595, 'std': 0.4420068096728035, 'min': 1.0, '50%': 1.0, '90%': 1.0, '95%': 2.0, '99%': 3.0, 'max': 18.0}</w:t>
+      </w:r>
+    </w:p>
+    <w:p>
+      <w:pPr>
+        <w:tabs>
+          <w:tab w:val="left" w:pos="3825"/>
+        </w:tabs>
+      </w:pPr>
+      <w:r>
+        <w:t>tektoncd/pipeline {'count': 11514.0, 'mean': 1.6361820392565571, 'std': 3.960556049098804, 'min': 1.0, '50%': 1.0, '90%': 1.0, '95%': 3.0, '99%': 17.0, 'max': 109.0}</w:t>
+      </w:r>
+    </w:p>
+    <w:p>
+      <w:pPr>
+        <w:tabs>
+          <w:tab w:val="left" w:pos="3825"/>
+        </w:tabs>
+      </w:pPr>
       <w:r>
         <w:rPr>
           <w:noProof/>
         </w:rPr>
         <w:drawing>
-          <wp:inline distT="0" distB="0" distL="0" distR="0" wp14:anchorId="61BD6D46" wp14:editId="3B160B52">
+          <wp:inline distT="0" distB="0" distL="0" distR="0" wp14:anchorId="782999B4" wp14:editId="04F6705A">
             <wp:extent cx="5760720" cy="2582545"/>
             <wp:effectExtent l="0" t="0" r="0" b="8255"/>
-            <wp:docPr id="1173105601" name="Bilde 1" descr="Et bilde som inneholder tekst, Plottdiagram, line, skjermbilde&#10;&#10;KI-generert innhold kan være feil."/>
+            <wp:docPr id="846922477" name="Bilde 7" descr="Et bilde som inneholder tekst, Plottdiagram, line, diagram&#10;&#10;KI-generert innhold kan være feil."/>
             <wp:cNvGraphicFramePr>
               <a:graphicFrameLocks xmlns:a="http://schemas.openxmlformats.org/drawingml/2006/main" noChangeAspect="1"/>
             </wp:cNvGraphicFramePr>
@@ -4892,7 +5609,7 @@
               <a:graphicData uri="http://schemas.openxmlformats.org/drawingml/2006/picture">
                 <pic:pic xmlns:pic="http://schemas.openxmlformats.org/drawingml/2006/picture">
                   <pic:nvPicPr>
-                    <pic:cNvPr id="1173105601" name="Bilde 1" descr="Et bilde som inneholder tekst, Plottdiagram, line, skjermbilde&#10;&#10;KI-generert innhold kan være feil."/>
+                    <pic:cNvPr id="846922477" name="Bilde 7" descr="Et bilde som inneholder tekst, Plottdiagram, line, diagram&#10;&#10;KI-generert innhold kan være feil."/>
                     <pic:cNvPicPr/>
                   </pic:nvPicPr>
                   <pic:blipFill>
@@ -4923,31 +5640,6 @@
         </w:drawing>
       </w:r>
     </w:p>
-    <w:p/>
-    <w:p>
-      <w:pPr>
-        <w:pStyle w:val="Listeavsnitt"/>
-      </w:pPr>
-    </w:p>
-    <w:p>
-      <w:pPr>
-        <w:pStyle w:val="NormalWeb"/>
-        <w:ind w:left="1440"/>
-      </w:pPr>
-    </w:p>
-    <w:p>
-      <w:pPr>
-        <w:pStyle w:val="NormalWeb"/>
-        <w:numPr>
-          <w:ilvl w:val="1"/>
-          <w:numId w:val="26"/>
-        </w:numPr>
-      </w:pPr>
-      <w:r>
-        <w:lastRenderedPageBreak/>
-        <w:t>ci_flakiness_retry_weekly.py</w:t>
-      </w:r>
-    </w:p>
     <w:p>
       <w:pPr>
         <w:tabs>
@@ -4955,61 +5647,14 @@
         </w:tabs>
       </w:pPr>
       <w:r>
-        <w:t>CI flakiness represents a form of pipeline-level technical debt, where intermittent failures reduce the reliability of automated feedback and increase developer waiting time.</w:t>
-      </w:r>
-      <w:r>
-        <w:br/>
-      </w:r>
-      <w:r>
-        <w:br/>
-        <w:t>Sanity check summary (overall):</w:t>
-      </w:r>
-    </w:p>
-    <w:p>
-      <w:pPr>
-        <w:tabs>
-          <w:tab w:val="left" w:pos="3825"/>
-        </w:tabs>
-      </w:pPr>
-      <w:r>
-        <w:t>docker/cli {'count': 15241.0, 'mean': 1.2324650613476806, 'std': 0.9119135762671765, 'min': 1.0, '50%': 1.0, '90%': 1.0, '95%': 3.0, '99%': 6.0, 'max': 13.0}</w:t>
-      </w:r>
-    </w:p>
-    <w:p>
-      <w:pPr>
-        <w:tabs>
-          <w:tab w:val="left" w:pos="3825"/>
-        </w:tabs>
-      </w:pPr>
-      <w:r>
-        <w:t>prometheus/prometheus {'count': 25135.0, 'mean': 1.08116172667595, 'std': 0.4420068096728035, 'min': 1.0, '50%': 1.0, '90%': 1.0, '95%': 2.0, '99%': 3.0, 'max': 18.0}</w:t>
-      </w:r>
-    </w:p>
-    <w:p>
-      <w:pPr>
-        <w:tabs>
-          <w:tab w:val="left" w:pos="3825"/>
-        </w:tabs>
-      </w:pPr>
-      <w:r>
-        <w:t>tektoncd/pipeline {'count': 11514.0, 'mean': 1.6361820392565571, 'std': 3.960556049098804, 'min': 1.0, '50%': 1.0, '90%': 1.0, '95%': 3.0, '99%': 17.0, 'max': 109.0}</w:t>
-      </w:r>
-    </w:p>
-    <w:p>
-      <w:pPr>
-        <w:tabs>
-          <w:tab w:val="left" w:pos="3825"/>
-        </w:tabs>
-      </w:pPr>
-      <w:r>
         <w:rPr>
           <w:noProof/>
         </w:rPr>
         <w:drawing>
-          <wp:inline distT="0" distB="0" distL="0" distR="0" wp14:anchorId="782999B4" wp14:editId="04F6705A">
+          <wp:inline distT="0" distB="0" distL="0" distR="0" wp14:anchorId="13D0F3E0" wp14:editId="1BC58E72">
             <wp:extent cx="5760720" cy="2582545"/>
             <wp:effectExtent l="0" t="0" r="0" b="8255"/>
-            <wp:docPr id="846922477" name="Bilde 7" descr="Et bilde som inneholder tekst, Plottdiagram, line, diagram&#10;&#10;KI-generert innhold kan være feil."/>
+            <wp:docPr id="1064984439" name="Bilde 8" descr="Et bilde som inneholder tekst, Plottdiagram, line, diagram&#10;&#10;KI-generert innhold kan være feil."/>
             <wp:cNvGraphicFramePr>
               <a:graphicFrameLocks xmlns:a="http://schemas.openxmlformats.org/drawingml/2006/main" noChangeAspect="1"/>
             </wp:cNvGraphicFramePr>
@@ -5017,7 +5662,7 @@
               <a:graphicData uri="http://schemas.openxmlformats.org/drawingml/2006/picture">
                 <pic:pic xmlns:pic="http://schemas.openxmlformats.org/drawingml/2006/picture">
                   <pic:nvPicPr>
-                    <pic:cNvPr id="846922477" name="Bilde 7" descr="Et bilde som inneholder tekst, Plottdiagram, line, diagram&#10;&#10;KI-generert innhold kan være feil."/>
+                    <pic:cNvPr id="1064984439" name="Bilde 8" descr="Et bilde som inneholder tekst, Plottdiagram, line, diagram&#10;&#10;KI-generert innhold kan være feil."/>
                     <pic:cNvPicPr/>
                   </pic:nvPicPr>
                   <pic:blipFill>
@@ -5058,11 +5703,12 @@
         <w:rPr>
           <w:noProof/>
         </w:rPr>
+        <w:lastRenderedPageBreak/>
         <w:drawing>
-          <wp:inline distT="0" distB="0" distL="0" distR="0" wp14:anchorId="13D0F3E0" wp14:editId="1BC58E72">
+          <wp:inline distT="0" distB="0" distL="0" distR="0" wp14:anchorId="48371084" wp14:editId="480FA8A5">
             <wp:extent cx="5760720" cy="2582545"/>
             <wp:effectExtent l="0" t="0" r="0" b="8255"/>
-            <wp:docPr id="1064984439" name="Bilde 8" descr="Et bilde som inneholder tekst, Plottdiagram, line, diagram&#10;&#10;KI-generert innhold kan være feil."/>
+            <wp:docPr id="897742859" name="Bilde 9" descr="Et bilde som inneholder tekst, Plottdiagram, line, diagram&#10;&#10;KI-generert innhold kan være feil."/>
             <wp:cNvGraphicFramePr>
               <a:graphicFrameLocks xmlns:a="http://schemas.openxmlformats.org/drawingml/2006/main" noChangeAspect="1"/>
             </wp:cNvGraphicFramePr>
@@ -5070,7 +5716,7 @@
               <a:graphicData uri="http://schemas.openxmlformats.org/drawingml/2006/picture">
                 <pic:pic xmlns:pic="http://schemas.openxmlformats.org/drawingml/2006/picture">
                   <pic:nvPicPr>
-                    <pic:cNvPr id="1064984439" name="Bilde 8" descr="Et bilde som inneholder tekst, Plottdiagram, line, diagram&#10;&#10;KI-generert innhold kan være feil."/>
+                    <pic:cNvPr id="897742859" name="Bilde 9" descr="Et bilde som inneholder tekst, Plottdiagram, line, diagram&#10;&#10;KI-generert innhold kan være feil."/>
                     <pic:cNvPicPr/>
                   </pic:nvPicPr>
                   <pic:blipFill>
@@ -5111,12 +5757,11 @@
         <w:rPr>
           <w:noProof/>
         </w:rPr>
-        <w:lastRenderedPageBreak/>
         <w:drawing>
-          <wp:inline distT="0" distB="0" distL="0" distR="0" wp14:anchorId="48371084" wp14:editId="480FA8A5">
+          <wp:inline distT="0" distB="0" distL="0" distR="0" wp14:anchorId="23EB5E31" wp14:editId="12F7D0BD">
             <wp:extent cx="5760720" cy="2582545"/>
             <wp:effectExtent l="0" t="0" r="0" b="8255"/>
-            <wp:docPr id="897742859" name="Bilde 9" descr="Et bilde som inneholder tekst, Plottdiagram, line, diagram&#10;&#10;KI-generert innhold kan være feil."/>
+            <wp:docPr id="388056726" name="Bilde 10" descr="Et bilde som inneholder tekst, Plottdiagram, line, diagram&#10;&#10;KI-generert innhold kan være feil."/>
             <wp:cNvGraphicFramePr>
               <a:graphicFrameLocks xmlns:a="http://schemas.openxmlformats.org/drawingml/2006/main" noChangeAspect="1"/>
             </wp:cNvGraphicFramePr>
@@ -5124,7 +5769,7 @@
               <a:graphicData uri="http://schemas.openxmlformats.org/drawingml/2006/picture">
                 <pic:pic xmlns:pic="http://schemas.openxmlformats.org/drawingml/2006/picture">
                   <pic:nvPicPr>
-                    <pic:cNvPr id="897742859" name="Bilde 9" descr="Et bilde som inneholder tekst, Plottdiagram, line, diagram&#10;&#10;KI-generert innhold kan være feil."/>
+                    <pic:cNvPr id="388056726" name="Bilde 10" descr="Et bilde som inneholder tekst, Plottdiagram, line, diagram&#10;&#10;KI-generert innhold kan være feil."/>
                     <pic:cNvPicPr/>
                   </pic:nvPicPr>
                   <pic:blipFill>
@@ -5161,15 +5806,24 @@
           <w:tab w:val="left" w:pos="3825"/>
         </w:tabs>
       </w:pPr>
+    </w:p>
+    <w:p>
+      <w:pPr>
+        <w:tabs>
+          <w:tab w:val="left" w:pos="3825"/>
+        </w:tabs>
+        <w:ind w:left="360"/>
+      </w:pPr>
       <w:r>
         <w:rPr>
           <w:noProof/>
         </w:rPr>
+        <w:lastRenderedPageBreak/>
         <w:drawing>
-          <wp:inline distT="0" distB="0" distL="0" distR="0" wp14:anchorId="23EB5E31" wp14:editId="12F7D0BD">
-            <wp:extent cx="5760720" cy="2582545"/>
-            <wp:effectExtent l="0" t="0" r="0" b="8255"/>
-            <wp:docPr id="388056726" name="Bilde 10" descr="Et bilde som inneholder tekst, Plottdiagram, line, diagram&#10;&#10;KI-generert innhold kan være feil."/>
+          <wp:inline distT="0" distB="0" distL="0" distR="0" wp14:anchorId="6340DF13" wp14:editId="3F9A067D">
+            <wp:extent cx="5760720" cy="3562985"/>
+            <wp:effectExtent l="0" t="0" r="0" b="0"/>
+            <wp:docPr id="2134078711" name="Bilde 11" descr="Et bilde som inneholder tekst, diagram, skjermbilde, line&#10;&#10;KI-generert innhold kan være feil."/>
             <wp:cNvGraphicFramePr>
               <a:graphicFrameLocks xmlns:a="http://schemas.openxmlformats.org/drawingml/2006/main" noChangeAspect="1"/>
             </wp:cNvGraphicFramePr>
@@ -5177,11 +5831,82 @@
               <a:graphicData uri="http://schemas.openxmlformats.org/drawingml/2006/picture">
                 <pic:pic xmlns:pic="http://schemas.openxmlformats.org/drawingml/2006/picture">
                   <pic:nvPicPr>
-                    <pic:cNvPr id="388056726" name="Bilde 10" descr="Et bilde som inneholder tekst, Plottdiagram, line, diagram&#10;&#10;KI-generert innhold kan være feil."/>
+                    <pic:cNvPr id="2134078711" name="Bilde 11" descr="Et bilde som inneholder tekst, diagram, skjermbilde, line&#10;&#10;KI-generert innhold kan være feil."/>
                     <pic:cNvPicPr/>
                   </pic:nvPicPr>
                   <pic:blipFill>
                     <a:blip r:embed="rId25" cstate="print">
+                      <a:extLst>
+                        <a:ext uri="{28A0092B-C50C-407E-A947-70E740481C1C}">
+                          <a14:useLocalDpi xmlns:a14="http://schemas.microsoft.com/office/drawing/2010/main" val="0"/>
+                        </a:ext>
+                      </a:extLst>
+                    </a:blip>
+                    <a:stretch>
+                      <a:fillRect/>
+                    </a:stretch>
+                  </pic:blipFill>
+                  <pic:spPr>
+                    <a:xfrm>
+                      <a:off x="0" y="0"/>
+                      <a:ext cx="5760720" cy="3562985"/>
+                    </a:xfrm>
+                    <a:prstGeom prst="rect">
+                      <a:avLst/>
+                    </a:prstGeom>
+                  </pic:spPr>
+                </pic:pic>
+              </a:graphicData>
+            </a:graphic>
+          </wp:inline>
+        </w:drawing>
+      </w:r>
+    </w:p>
+    <w:p>
+      <w:pPr>
+        <w:pStyle w:val="NormalWeb"/>
+        <w:ind w:left="1440"/>
+      </w:pPr>
+    </w:p>
+    <w:p>
+      <w:pPr>
+        <w:pStyle w:val="NormalWeb"/>
+        <w:numPr>
+          <w:ilvl w:val="1"/>
+          <w:numId w:val="26"/>
+        </w:numPr>
+      </w:pPr>
+      <w:r>
+        <w:t>ci_failure_volatility_weekly.py</w:t>
+      </w:r>
+    </w:p>
+    <w:p>
+      <w:pPr>
+        <w:pStyle w:val="NormalWeb"/>
+        <w:ind w:left="1080"/>
+      </w:pPr>
+      <w:r>
+        <w:rPr>
+          <w:noProof/>
+          <w14:ligatures w14:val="standardContextual"/>
+        </w:rPr>
+        <w:drawing>
+          <wp:inline distT="0" distB="0" distL="0" distR="0" wp14:anchorId="6DCAF033" wp14:editId="0D772DBE">
+            <wp:extent cx="5760720" cy="2582545"/>
+            <wp:effectExtent l="0" t="0" r="0" b="8255"/>
+            <wp:docPr id="1582682859" name="Bilde 1" descr="Et bilde som inneholder tekst, diagram, line, Plottdiagram&#10;&#10;KI-generert innhold kan være feil."/>
+            <wp:cNvGraphicFramePr>
+              <a:graphicFrameLocks xmlns:a="http://schemas.openxmlformats.org/drawingml/2006/main" noChangeAspect="1"/>
+            </wp:cNvGraphicFramePr>
+            <a:graphic xmlns:a="http://schemas.openxmlformats.org/drawingml/2006/main">
+              <a:graphicData uri="http://schemas.openxmlformats.org/drawingml/2006/picture">
+                <pic:pic xmlns:pic="http://schemas.openxmlformats.org/drawingml/2006/picture">
+                  <pic:nvPicPr>
+                    <pic:cNvPr id="1582682859" name="Bilde 1" descr="Et bilde som inneholder tekst, diagram, line, Plottdiagram&#10;&#10;KI-generert innhold kan være feil."/>
+                    <pic:cNvPicPr/>
+                  </pic:nvPicPr>
+                  <pic:blipFill>
+                    <a:blip r:embed="rId26" cstate="print">
                       <a:extLst>
                         <a:ext uri="{28A0092B-C50C-407E-A947-70E740481C1C}">
                           <a14:useLocalDpi xmlns:a14="http://schemas.microsoft.com/office/drawing/2010/main" val="0"/>
@@ -5210,28 +5935,160 @@
     </w:p>
     <w:p>
       <w:pPr>
-        <w:tabs>
-          <w:tab w:val="left" w:pos="3825"/>
-        </w:tabs>
-      </w:pPr>
-    </w:p>
-    <w:p>
-      <w:pPr>
-        <w:tabs>
-          <w:tab w:val="left" w:pos="3825"/>
-        </w:tabs>
-        <w:ind w:left="360"/>
+        <w:pStyle w:val="NormalWeb"/>
+      </w:pPr>
+    </w:p>
+    <w:p>
+      <w:pPr>
+        <w:pStyle w:val="NormalWeb"/>
+        <w:ind w:left="1440"/>
+      </w:pPr>
+    </w:p>
+    <w:p>
+      <w:pPr>
+        <w:pStyle w:val="NormalWeb"/>
+      </w:pPr>
+      <w:r>
+        <w:rPr>
+          <w:b/>
+          <w:bCs/>
+        </w:rPr>
+        <w:t>CD (proxies)</w:t>
+      </w:r>
+      <w:r>
+        <w:rPr>
+          <w:b/>
+          <w:bCs/>
+        </w:rPr>
+        <w:br/>
+      </w:r>
+      <w:r>
+        <w:t>I</w:t>
+      </w:r>
+      <w:r>
+        <w:t xml:space="preserve">n this study, Continuous Delivery (CD) workflows were identified using an event-based proxy derived from GitHub Actions metadata. Specifically, workflows triggered by post-merge events—such as push, release, or workflow_dispatch—were classified as CD-related, </w:t>
+      </w:r>
+      <w:r>
+        <w:lastRenderedPageBreak/>
+        <w:t>as they represent automation executed after code integration and are commonly associated with delivery or deployment activities.</w:t>
+      </w:r>
+    </w:p>
+    <w:p>
+      <w:pPr>
+        <w:pStyle w:val="NormalWeb"/>
+      </w:pPr>
+    </w:p>
+    <w:p>
+      <w:pPr>
+        <w:pStyle w:val="NormalWeb"/>
+      </w:pPr>
+      <w:r>
+        <w:t>Using this definition, CD data were observed exclusively for the prometheus repository, while no CD workflows were detected for docker/cli and tektoncd/pipeline within the analyzed dataset. This outcome is attributable to substantive differences in CI/CD practices across the studied repositories rather than limitations of the data collection or analysis approach.</w:t>
+      </w:r>
+    </w:p>
+    <w:p>
+      <w:pPr>
+        <w:pStyle w:val="NormalWeb"/>
+      </w:pPr>
+    </w:p>
+    <w:p>
+      <w:pPr>
+        <w:pStyle w:val="NormalWeb"/>
+      </w:pPr>
+      <w:r>
+        <w:t>The prometheus/prometheus repository includes GitHub Actions workflows triggered by push events on the main branch. These workflows are executed after code integration and perform repository-level automation tasks, such as security checks and post-merge validation. From a DevOps and CI/CD perspective, such workflows qualify as Continuous Delivery–related automation, as they operate beyond pull-request validation and contribute to post-merge pipeline reliability and release readiness.</w:t>
+      </w:r>
+    </w:p>
+    <w:p>
+      <w:pPr>
+        <w:pStyle w:val="NormalWeb"/>
+      </w:pPr>
+    </w:p>
+    <w:p>
+      <w:pPr>
+        <w:pStyle w:val="NormalWeb"/>
+      </w:pPr>
+      <w:r>
+        <w:t>In contrast, the docker/cli repository relies exclusively on workflows triggered by pull_request events, such as build and validation pipelines. These workflows are confined to pre-merge verification and represent Continuous Integration (CI) activities only. No workflows triggered by post-merge events (e.g., push or release) were observed in the dataset, indicating that CD practices are either not implemented via GitHub Actions for this repository or are managed through external release infrastructure outside the scope of the collected data.</w:t>
+      </w:r>
+    </w:p>
+    <w:p>
+      <w:pPr>
+        <w:pStyle w:val="NormalWeb"/>
+      </w:pPr>
+    </w:p>
+    <w:p>
+      <w:pPr>
+        <w:pStyle w:val="NormalWeb"/>
+      </w:pPr>
+      <w:r>
+        <w:t>Similarly, the tektoncd/pipeline repository primarily employs workflows triggered by schedule and issue_comment events, corresponding to nightly builds and tooling automation. While these workflows support maintenance and continuous testing, they do not constitute Continuous Delivery in the strict sense, as they are not directly associated with post-merge delivery or release execution. Consequently, they were excluded from the CD classification in this study.</w:t>
+      </w:r>
+    </w:p>
+    <w:p>
+      <w:pPr>
+        <w:pStyle w:val="NormalWeb"/>
+      </w:pPr>
+    </w:p>
+    <w:p>
+      <w:pPr>
+        <w:pStyle w:val="NormalWeb"/>
+      </w:pPr>
+      <w:r>
+        <w:t>Overall, the presence of CD data for only one repository reflects heterogeneous CI/CD adoption patterns across open-source projects. While some repositories integrate delivery-oriented automation directly within GitHub Actions, others restrict GitHub Actions usage to CI or auxiliary automation, delegating CD responsibilities to alternative tooling or organizational processes. This heterogeneity represents an empirical finding of the study and highlights the importance of repository-specific CI/CD architectures when analyzing delivery performance metrics.</w:t>
+      </w:r>
+    </w:p>
+    <w:p>
+      <w:pPr>
+        <w:pStyle w:val="NormalWeb"/>
+        <w:numPr>
+          <w:ilvl w:val="1"/>
+          <w:numId w:val="25"/>
+        </w:numPr>
+      </w:pPr>
+      <w:r>
+        <w:t>release_frequency_monthly.py</w:t>
+      </w:r>
+    </w:p>
+    <w:p>
+      <w:pPr>
+        <w:tabs>
+          <w:tab w:val="left" w:pos="3630"/>
+        </w:tabs>
+      </w:pPr>
+      <w:r>
+        <w:lastRenderedPageBreak/>
+        <w:t>the f</w:t>
+      </w:r>
+      <w:r>
+        <w:t>igure shows the weekly</w:t>
+      </w:r>
+      <w:r>
+        <w:t xml:space="preserve"> and monthly</w:t>
+      </w:r>
+      <w:r>
+        <w:t xml:space="preserve"> merge frequency for the studied projects. The results indicate that docker/cli maintains a relatively stable and high merge throughput, while prometheus/prometheus exhibits greater variability. The rolling average highlights longer-term trends and mitigates short-term fluctuations caused by release cycles or contributor activity.</w:t>
+      </w:r>
+    </w:p>
+    <w:p>
+      <w:pPr>
+        <w:pStyle w:val="NormalWeb"/>
+      </w:pPr>
+    </w:p>
+    <w:p>
+      <w:pPr>
+        <w:pStyle w:val="NormalWeb"/>
       </w:pPr>
       <w:r>
         <w:rPr>
           <w:noProof/>
-        </w:rPr>
-        <w:lastRenderedPageBreak/>
+          <w14:ligatures w14:val="standardContextual"/>
+        </w:rPr>
         <w:drawing>
-          <wp:inline distT="0" distB="0" distL="0" distR="0" wp14:anchorId="6340DF13" wp14:editId="3F9A067D">
-            <wp:extent cx="5760720" cy="3562985"/>
-            <wp:effectExtent l="0" t="0" r="0" b="0"/>
-            <wp:docPr id="2134078711" name="Bilde 11" descr="Et bilde som inneholder tekst, diagram, skjermbilde, line&#10;&#10;KI-generert innhold kan være feil."/>
+          <wp:inline distT="0" distB="0" distL="0" distR="0" wp14:anchorId="61624898" wp14:editId="79E4315E">
+            <wp:extent cx="5760720" cy="4876165"/>
+            <wp:effectExtent l="0" t="0" r="0" b="635"/>
+            <wp:docPr id="121233338" name="Bilde 12" descr="Et bilde som inneholder tekst, diagram, Plottdiagram, line&#10;&#10;KI-generert innhold kan være feil."/>
             <wp:cNvGraphicFramePr>
               <a:graphicFrameLocks xmlns:a="http://schemas.openxmlformats.org/drawingml/2006/main" noChangeAspect="1"/>
             </wp:cNvGraphicFramePr>
@@ -5239,11 +6096,11 @@
               <a:graphicData uri="http://schemas.openxmlformats.org/drawingml/2006/picture">
                 <pic:pic xmlns:pic="http://schemas.openxmlformats.org/drawingml/2006/picture">
                   <pic:nvPicPr>
-                    <pic:cNvPr id="2134078711" name="Bilde 11" descr="Et bilde som inneholder tekst, diagram, skjermbilde, line&#10;&#10;KI-generert innhold kan være feil."/>
+                    <pic:cNvPr id="121233338" name="Bilde 12" descr="Et bilde som inneholder tekst, diagram, Plottdiagram, line&#10;&#10;KI-generert innhold kan være feil."/>
                     <pic:cNvPicPr/>
                   </pic:nvPicPr>
                   <pic:blipFill>
-                    <a:blip r:embed="rId26" cstate="print">
+                    <a:blip r:embed="rId27" cstate="print">
                       <a:extLst>
                         <a:ext uri="{28A0092B-C50C-407E-A947-70E740481C1C}">
                           <a14:useLocalDpi xmlns:a14="http://schemas.microsoft.com/office/drawing/2010/main" val="0"/>
@@ -5257,7 +6114,7 @@
                   <pic:spPr>
                     <a:xfrm>
                       <a:off x="0" y="0"/>
-                      <a:ext cx="5760720" cy="3562985"/>
+                      <a:ext cx="5760720" cy="4876165"/>
                     </a:xfrm>
                     <a:prstGeom prst="rect">
                       <a:avLst/>
@@ -5273,36 +6130,18 @@
     <w:p>
       <w:pPr>
         <w:pStyle w:val="NormalWeb"/>
-        <w:ind w:left="1440"/>
-      </w:pPr>
-    </w:p>
-    <w:p>
-      <w:pPr>
-        <w:pStyle w:val="NormalWeb"/>
-        <w:numPr>
-          <w:ilvl w:val="1"/>
-          <w:numId w:val="26"/>
-        </w:numPr>
-      </w:pPr>
-      <w:r>
-        <w:t>ci_failure_volatility_weekly.py</w:t>
-      </w:r>
-    </w:p>
-    <w:p>
-      <w:pPr>
-        <w:pStyle w:val="NormalWeb"/>
-        <w:ind w:left="1080"/>
       </w:pPr>
       <w:r>
         <w:rPr>
           <w:noProof/>
           <w14:ligatures w14:val="standardContextual"/>
         </w:rPr>
+        <w:lastRenderedPageBreak/>
         <w:drawing>
-          <wp:inline distT="0" distB="0" distL="0" distR="0" wp14:anchorId="6DCAF033" wp14:editId="0D772DBE">
+          <wp:inline distT="0" distB="0" distL="0" distR="0" wp14:anchorId="1FBADCB6" wp14:editId="4FEAB30F">
             <wp:extent cx="5760720" cy="2582545"/>
             <wp:effectExtent l="0" t="0" r="0" b="8255"/>
-            <wp:docPr id="1582682859" name="Bilde 1" descr="Et bilde som inneholder tekst, diagram, line, Plottdiagram&#10;&#10;KI-generert innhold kan være feil."/>
+            <wp:docPr id="95884460" name="Bilde 13" descr="Et bilde som inneholder tekst, Font, line, Plottdiagram&#10;&#10;KI-generert innhold kan være feil."/>
             <wp:cNvGraphicFramePr>
               <a:graphicFrameLocks xmlns:a="http://schemas.openxmlformats.org/drawingml/2006/main" noChangeAspect="1"/>
             </wp:cNvGraphicFramePr>
@@ -5310,11 +6149,11 @@
               <a:graphicData uri="http://schemas.openxmlformats.org/drawingml/2006/picture">
                 <pic:pic xmlns:pic="http://schemas.openxmlformats.org/drawingml/2006/picture">
                   <pic:nvPicPr>
-                    <pic:cNvPr id="1582682859" name="Bilde 1" descr="Et bilde som inneholder tekst, diagram, line, Plottdiagram&#10;&#10;KI-generert innhold kan være feil."/>
+                    <pic:cNvPr id="95884460" name="Bilde 13" descr="Et bilde som inneholder tekst, Font, line, Plottdiagram&#10;&#10;KI-generert innhold kan være feil."/>
                     <pic:cNvPicPr/>
                   </pic:nvPicPr>
                   <pic:blipFill>
-                    <a:blip r:embed="rId27" cstate="print">
+                    <a:blip r:embed="rId28" cstate="print">
                       <a:extLst>
                         <a:ext uri="{28A0092B-C50C-407E-A947-70E740481C1C}">
                           <a14:useLocalDpi xmlns:a14="http://schemas.microsoft.com/office/drawing/2010/main" val="0"/>
@@ -5344,159 +6183,47 @@
     <w:p>
       <w:pPr>
         <w:pStyle w:val="NormalWeb"/>
-      </w:pPr>
-    </w:p>
-    <w:p>
-      <w:pPr>
-        <w:pStyle w:val="NormalWeb"/>
-        <w:ind w:left="1440"/>
-      </w:pPr>
-    </w:p>
-    <w:p>
-      <w:pPr>
-        <w:pStyle w:val="NormalWeb"/>
-      </w:pPr>
-      <w:r>
-        <w:rPr>
-          <w:b/>
-          <w:bCs/>
-        </w:rPr>
-        <w:t>CD (proxies)</w:t>
-      </w:r>
-      <w:r>
-        <w:rPr>
-          <w:b/>
-          <w:bCs/>
-        </w:rPr>
-        <w:br/>
-      </w:r>
-      <w:r>
-        <w:t>I</w:t>
-      </w:r>
-      <w:r>
-        <w:t xml:space="preserve">n this study, Continuous Delivery (CD) workflows were identified using an event-based proxy derived from GitHub Actions metadata. Specifically, workflows triggered by post-merge events—such as push, release, or workflow_dispatch—were classified as CD-related, </w:t>
-      </w:r>
-      <w:r>
-        <w:lastRenderedPageBreak/>
-        <w:t>as they represent automation executed after code integration and are commonly associated with delivery or deployment activities.</w:t>
-      </w:r>
-    </w:p>
-    <w:p>
-      <w:pPr>
-        <w:pStyle w:val="NormalWeb"/>
-      </w:pPr>
-    </w:p>
-    <w:p>
-      <w:pPr>
-        <w:pStyle w:val="NormalWeb"/>
-      </w:pPr>
-      <w:r>
-        <w:t>Using this definition, CD data were observed exclusively for the prometheus/prometheus repository, while no CD workflows were detected for docker/cli and tektoncd/pipeline within the analyzed dataset. This outcome is attributable to substantive differences in CI/CD practices across the studied repositories rather than limitations of the data collection or analysis approach.</w:t>
-      </w:r>
-    </w:p>
-    <w:p>
-      <w:pPr>
-        <w:pStyle w:val="NormalWeb"/>
-      </w:pPr>
-    </w:p>
-    <w:p>
-      <w:pPr>
-        <w:pStyle w:val="NormalWeb"/>
-      </w:pPr>
-      <w:r>
-        <w:t>The prometheus/prometheus repository includes GitHub Actions workflows triggered by push events on the main branch. These workflows are executed after code integration and perform repository-level automation tasks, such as security checks and post-merge validation. From a DevOps and CI/CD perspective, such workflows qualify as Continuous Delivery–related automation, as they operate beyond pull-request validation and contribute to post-merge pipeline reliability and release readiness.</w:t>
-      </w:r>
-    </w:p>
-    <w:p>
-      <w:pPr>
-        <w:pStyle w:val="NormalWeb"/>
-      </w:pPr>
-    </w:p>
-    <w:p>
-      <w:pPr>
-        <w:pStyle w:val="NormalWeb"/>
-      </w:pPr>
-      <w:r>
-        <w:t>In contrast, the docker/cli repository relies exclusively on workflows triggered by pull_request events, such as build and validation pipelines. These workflows are confined to pre-merge verification and represent Continuous Integration (CI) activities only. No workflows triggered by post-merge events (e.g., push or release) were observed in the dataset, indicating that CD practices are either not implemented via GitHub Actions for this repository or are managed through external release infrastructure outside the scope of the collected data.</w:t>
-      </w:r>
-    </w:p>
-    <w:p>
-      <w:pPr>
-        <w:pStyle w:val="NormalWeb"/>
-      </w:pPr>
-    </w:p>
-    <w:p>
-      <w:pPr>
-        <w:pStyle w:val="NormalWeb"/>
-      </w:pPr>
-      <w:r>
-        <w:t>Similarly, the tektoncd/pipeline repository primarily employs workflows triggered by schedule and issue_comment events, corresponding to nightly builds and tooling automation. While these workflows support maintenance and continuous testing, they do not constitute Continuous Delivery in the strict sense, as they are not directly associated with post-merge delivery or release execution. Consequently, they were excluded from the CD classification in this study.</w:t>
-      </w:r>
-    </w:p>
-    <w:p>
-      <w:pPr>
-        <w:pStyle w:val="NormalWeb"/>
-      </w:pPr>
-    </w:p>
-    <w:p>
-      <w:pPr>
-        <w:pStyle w:val="NormalWeb"/>
-      </w:pPr>
-      <w:r>
-        <w:t>Overall, the presence of CD data for only one repository reflects heterogeneous CI/CD adoption patterns across open-source projects. While some repositories integrate delivery-oriented automation directly within GitHub Actions, others restrict GitHub Actions usage to CI or auxiliary automation, delegating CD responsibilities to alternative tooling or organizational processes. This heterogeneity represents an empirical finding of the study and highlights the importance of repository-specific CI/CD architectures when analyzing delivery performance metrics.</w:t>
-      </w:r>
-    </w:p>
-    <w:p>
-      <w:pPr>
-        <w:pStyle w:val="NormalWeb"/>
         <w:numPr>
           <w:ilvl w:val="1"/>
           <w:numId w:val="25"/>
         </w:numPr>
       </w:pPr>
       <w:r>
-        <w:t>release_frequency_monthly.py</w:t>
-      </w:r>
-    </w:p>
-    <w:p>
-      <w:pPr>
-        <w:tabs>
-          <w:tab w:val="left" w:pos="3630"/>
-        </w:tabs>
-      </w:pPr>
-      <w:r>
-        <w:lastRenderedPageBreak/>
-        <w:t>the f</w:t>
-      </w:r>
-      <w:r>
-        <w:t>igure shows the weekly</w:t>
-      </w:r>
-      <w:r>
-        <w:t xml:space="preserve"> and monthly</w:t>
-      </w:r>
-      <w:r>
-        <w:t xml:space="preserve"> merge frequency for the studied projects. The results indicate that docker/cli maintains a relatively stable and high merge throughput, while prometheus/prometheus exhibits greater variability. The rolling average highlights longer-term trends and mitigates short-term fluctuations caused by release cycles or contributor activity.</w:t>
+        <w:t>time_to_release_monthly.py</w:t>
+      </w:r>
+      <w:r>
+        <w:br/>
+      </w:r>
+      <w:r>
+        <w:br/>
+      </w:r>
+      <w:r>
+        <w:t>Time-to-Release was computed as the elapsed time between the merge date of a pull request and the publication date of the subsequent GitHub release in which the change was included. This metric relies exclusively on pull request and release metadata and does not require the presence of automated CD workflows.</w:t>
+      </w:r>
+      <w:r>
+        <w:br/>
+        <w:t>Repositories exposing regular release signals, such as prometheus/prometheus and tektoncd/pipeline, were therefore eligible for Time-to-Release analysis, whereas repositories without a stable release cadence were excluded from this metric.</w:t>
       </w:r>
     </w:p>
     <w:p>
       <w:pPr>
         <w:pStyle w:val="NormalWeb"/>
-      </w:pPr>
-    </w:p>
-    <w:p>
-      <w:pPr>
-        <w:pStyle w:val="NormalWeb"/>
-      </w:pPr>
-      <w:r>
+        <w:ind w:left="1440"/>
         <w:rPr>
           <w:noProof/>
           <w14:ligatures w14:val="standardContextual"/>
         </w:rPr>
+      </w:pPr>
+      <w:r>
+        <w:rPr>
+          <w:noProof/>
+          <w14:ligatures w14:val="standardContextual"/>
+        </w:rPr>
         <w:drawing>
-          <wp:inline distT="0" distB="0" distL="0" distR="0" wp14:anchorId="61624898" wp14:editId="79E4315E">
-            <wp:extent cx="5760720" cy="4876165"/>
-            <wp:effectExtent l="0" t="0" r="0" b="635"/>
-            <wp:docPr id="121233338" name="Bilde 12" descr="Et bilde som inneholder tekst, diagram, Plottdiagram, line&#10;&#10;KI-generert innhold kan være feil."/>
+          <wp:inline distT="0" distB="0" distL="0" distR="0" wp14:anchorId="02CB1C1C" wp14:editId="28A7C27B">
+            <wp:extent cx="5345854" cy="3799840"/>
+            <wp:effectExtent l="0" t="0" r="7620" b="0"/>
+            <wp:docPr id="725108895" name="Bilde 15" descr="Et bilde som inneholder tekst, line, Plottdiagram, diagram&#10;&#10;KI-generert innhold kan være feil."/>
             <wp:cNvGraphicFramePr>
               <a:graphicFrameLocks xmlns:a="http://schemas.openxmlformats.org/drawingml/2006/main" noChangeAspect="1"/>
             </wp:cNvGraphicFramePr>
@@ -5504,11 +6231,11 @@
               <a:graphicData uri="http://schemas.openxmlformats.org/drawingml/2006/picture">
                 <pic:pic xmlns:pic="http://schemas.openxmlformats.org/drawingml/2006/picture">
                   <pic:nvPicPr>
-                    <pic:cNvPr id="121233338" name="Bilde 12" descr="Et bilde som inneholder tekst, diagram, Plottdiagram, line&#10;&#10;KI-generert innhold kan være feil."/>
+                    <pic:cNvPr id="725108895" name="Bilde 15" descr="Et bilde som inneholder tekst, line, Plottdiagram, diagram&#10;&#10;KI-generert innhold kan være feil."/>
                     <pic:cNvPicPr/>
                   </pic:nvPicPr>
                   <pic:blipFill>
-                    <a:blip r:embed="rId28" cstate="print">
+                    <a:blip r:embed="rId29" cstate="print">
                       <a:extLst>
                         <a:ext uri="{28A0092B-C50C-407E-A947-70E740481C1C}">
                           <a14:useLocalDpi xmlns:a14="http://schemas.microsoft.com/office/drawing/2010/main" val="0"/>
@@ -5522,7 +6249,7 @@
                   <pic:spPr>
                     <a:xfrm>
                       <a:off x="0" y="0"/>
-                      <a:ext cx="5760720" cy="4876165"/>
+                      <a:ext cx="5348862" cy="3801978"/>
                     </a:xfrm>
                     <a:prstGeom prst="rect">
                       <a:avLst/>
@@ -5538,6 +6265,7 @@
     <w:p>
       <w:pPr>
         <w:pStyle w:val="NormalWeb"/>
+        <w:ind w:left="1440"/>
       </w:pPr>
       <w:r>
         <w:rPr>
@@ -5546,10 +6274,10 @@
         </w:rPr>
         <w:lastRenderedPageBreak/>
         <w:drawing>
-          <wp:inline distT="0" distB="0" distL="0" distR="0" wp14:anchorId="1FBADCB6" wp14:editId="4FEAB30F">
+          <wp:inline distT="0" distB="0" distL="0" distR="0" wp14:anchorId="05B80F7F" wp14:editId="658C5252">
             <wp:extent cx="5760720" cy="2582545"/>
             <wp:effectExtent l="0" t="0" r="0" b="8255"/>
-            <wp:docPr id="95884460" name="Bilde 13" descr="Et bilde som inneholder tekst, Font, line, Plottdiagram&#10;&#10;KI-generert innhold kan være feil."/>
+            <wp:docPr id="917532003" name="Bilde 14" descr="Et bilde som inneholder tekst, line, Plottdiagram, diagram&#10;&#10;KI-generert innhold kan være feil."/>
             <wp:cNvGraphicFramePr>
               <a:graphicFrameLocks xmlns:a="http://schemas.openxmlformats.org/drawingml/2006/main" noChangeAspect="1"/>
             </wp:cNvGraphicFramePr>
@@ -5557,11 +6285,11 @@
               <a:graphicData uri="http://schemas.openxmlformats.org/drawingml/2006/picture">
                 <pic:pic xmlns:pic="http://schemas.openxmlformats.org/drawingml/2006/picture">
                   <pic:nvPicPr>
-                    <pic:cNvPr id="95884460" name="Bilde 13" descr="Et bilde som inneholder tekst, Font, line, Plottdiagram&#10;&#10;KI-generert innhold kan være feil."/>
+                    <pic:cNvPr id="917532003" name="Bilde 14" descr="Et bilde som inneholder tekst, line, Plottdiagram, diagram&#10;&#10;KI-generert innhold kan være feil."/>
                     <pic:cNvPicPr/>
                   </pic:nvPicPr>
                   <pic:blipFill>
-                    <a:blip r:embed="rId29" cstate="print">
+                    <a:blip r:embed="rId30" cstate="print">
                       <a:extLst>
                         <a:ext uri="{28A0092B-C50C-407E-A947-70E740481C1C}">
                           <a14:useLocalDpi xmlns:a14="http://schemas.microsoft.com/office/drawing/2010/main" val="0"/>
@@ -5597,41 +6325,22 @@
         </w:numPr>
       </w:pPr>
       <w:r>
-        <w:t>time_to_release_monthly.py</w:t>
-      </w:r>
-      <w:r>
-        <w:br/>
-      </w:r>
-      <w:r>
-        <w:br/>
-      </w:r>
-      <w:r>
-        <w:t>Time-to-Release was computed as the elapsed time between the merge date of a pull request and the publication date of the subsequent GitHub release in which the change was included. This metric relies exclusively on pull request and release metadata and does not require the presence of automated CD workflows.</w:t>
-      </w:r>
-      <w:r>
-        <w:br/>
-        <w:t>Repositories exposing regular release signals, such as prometheus/prometheus and tektoncd/pipeline, were therefore eligible for Time-to-Release analysis, whereas repositories without a stable release cadence were excluded from this metric.</w:t>
+        <w:t>cd_workflow_success_weekly.py</w:t>
       </w:r>
     </w:p>
     <w:p>
       <w:pPr>
         <w:pStyle w:val="NormalWeb"/>
-        <w:ind w:left="1440"/>
+      </w:pPr>
+      <w:r>
         <w:rPr>
           <w:noProof/>
-          <w14:ligatures w14:val="standardContextual"/>
-        </w:rPr>
-      </w:pPr>
-      <w:r>
-        <w:rPr>
-          <w:noProof/>
-          <w14:ligatures w14:val="standardContextual"/>
         </w:rPr>
         <w:drawing>
-          <wp:inline distT="0" distB="0" distL="0" distR="0" wp14:anchorId="02CB1C1C" wp14:editId="28A7C27B">
-            <wp:extent cx="5345854" cy="3799840"/>
-            <wp:effectExtent l="0" t="0" r="7620" b="0"/>
-            <wp:docPr id="725108895" name="Bilde 15" descr="Et bilde som inneholder tekst, line, Plottdiagram, diagram&#10;&#10;KI-generert innhold kan være feil."/>
+          <wp:inline distT="0" distB="0" distL="0" distR="0" wp14:anchorId="5094B90D" wp14:editId="3BA95656">
+            <wp:extent cx="5760720" cy="2582545"/>
+            <wp:effectExtent l="0" t="0" r="0" b="8255"/>
+            <wp:docPr id="240123357" name="Bilde 3" descr="Et bilde som inneholder tekst, line, Plottdiagram, diagram&#10;&#10;KI-generert innhold kan være feil."/>
             <wp:cNvGraphicFramePr>
               <a:graphicFrameLocks xmlns:a="http://schemas.openxmlformats.org/drawingml/2006/main" noChangeAspect="1"/>
             </wp:cNvGraphicFramePr>
@@ -5639,61 +6348,7 @@
               <a:graphicData uri="http://schemas.openxmlformats.org/drawingml/2006/picture">
                 <pic:pic xmlns:pic="http://schemas.openxmlformats.org/drawingml/2006/picture">
                   <pic:nvPicPr>
-                    <pic:cNvPr id="725108895" name="Bilde 15" descr="Et bilde som inneholder tekst, line, Plottdiagram, diagram&#10;&#10;KI-generert innhold kan være feil."/>
-                    <pic:cNvPicPr/>
-                  </pic:nvPicPr>
-                  <pic:blipFill>
-                    <a:blip r:embed="rId30" cstate="print">
-                      <a:extLst>
-                        <a:ext uri="{28A0092B-C50C-407E-A947-70E740481C1C}">
-                          <a14:useLocalDpi xmlns:a14="http://schemas.microsoft.com/office/drawing/2010/main" val="0"/>
-                        </a:ext>
-                      </a:extLst>
-                    </a:blip>
-                    <a:stretch>
-                      <a:fillRect/>
-                    </a:stretch>
-                  </pic:blipFill>
-                  <pic:spPr>
-                    <a:xfrm>
-                      <a:off x="0" y="0"/>
-                      <a:ext cx="5348862" cy="3801978"/>
-                    </a:xfrm>
-                    <a:prstGeom prst="rect">
-                      <a:avLst/>
-                    </a:prstGeom>
-                  </pic:spPr>
-                </pic:pic>
-              </a:graphicData>
-            </a:graphic>
-          </wp:inline>
-        </w:drawing>
-      </w:r>
-    </w:p>
-    <w:p>
-      <w:pPr>
-        <w:pStyle w:val="NormalWeb"/>
-        <w:ind w:left="1440"/>
-      </w:pPr>
-      <w:r>
-        <w:rPr>
-          <w:noProof/>
-          <w14:ligatures w14:val="standardContextual"/>
-        </w:rPr>
-        <w:lastRenderedPageBreak/>
-        <w:drawing>
-          <wp:inline distT="0" distB="0" distL="0" distR="0" wp14:anchorId="05B80F7F" wp14:editId="658C5252">
-            <wp:extent cx="5760720" cy="2582545"/>
-            <wp:effectExtent l="0" t="0" r="0" b="8255"/>
-            <wp:docPr id="917532003" name="Bilde 14" descr="Et bilde som inneholder tekst, line, Plottdiagram, diagram&#10;&#10;KI-generert innhold kan være feil."/>
-            <wp:cNvGraphicFramePr>
-              <a:graphicFrameLocks xmlns:a="http://schemas.openxmlformats.org/drawingml/2006/main" noChangeAspect="1"/>
-            </wp:cNvGraphicFramePr>
-            <a:graphic xmlns:a="http://schemas.openxmlformats.org/drawingml/2006/main">
-              <a:graphicData uri="http://schemas.openxmlformats.org/drawingml/2006/picture">
-                <pic:pic xmlns:pic="http://schemas.openxmlformats.org/drawingml/2006/picture">
-                  <pic:nvPicPr>
-                    <pic:cNvPr id="917532003" name="Bilde 14" descr="Et bilde som inneholder tekst, line, Plottdiagram, diagram&#10;&#10;KI-generert innhold kan være feil."/>
+                    <pic:cNvPr id="240123357" name="Bilde 3" descr="Et bilde som inneholder tekst, line, Plottdiagram, diagram&#10;&#10;KI-generert innhold kan være feil."/>
                     <pic:cNvPicPr/>
                   </pic:nvPicPr>
                   <pic:blipFill>
@@ -5725,30 +6380,26 @@
       </w:r>
     </w:p>
     <w:p>
-      <w:pPr>
-        <w:pStyle w:val="NormalWeb"/>
-        <w:numPr>
-          <w:ilvl w:val="1"/>
-          <w:numId w:val="25"/>
-        </w:numPr>
-      </w:pPr>
-      <w:r>
-        <w:t>cd_workflow_success_weekly.py</w:t>
-      </w:r>
-    </w:p>
-    <w:p>
-      <w:pPr>
-        <w:pStyle w:val="NormalWeb"/>
-      </w:pPr>
-      <w:r>
+      <w:r>
+        <w:br/>
+      </w:r>
+    </w:p>
+    <w:p>
+      <w:pPr>
         <w:rPr>
           <w:noProof/>
         </w:rPr>
+      </w:pPr>
+      <w:r>
+        <w:rPr>
+          <w:noProof/>
+        </w:rPr>
+        <w:lastRenderedPageBreak/>
         <w:drawing>
-          <wp:inline distT="0" distB="0" distL="0" distR="0" wp14:anchorId="5094B90D" wp14:editId="3BA95656">
+          <wp:inline distT="0" distB="0" distL="0" distR="0" wp14:anchorId="52D0770E" wp14:editId="65A1EBF7">
             <wp:extent cx="5760720" cy="2582545"/>
             <wp:effectExtent l="0" t="0" r="0" b="8255"/>
-            <wp:docPr id="240123357" name="Bilde 3" descr="Et bilde som inneholder tekst, line, Plottdiagram, diagram&#10;&#10;KI-generert innhold kan være feil."/>
+            <wp:docPr id="949710842" name="Bilde 2" descr="Et bilde som inneholder tekst, skjermbilde, Plottdiagram, line&#10;&#10;KI-generert innhold kan være feil."/>
             <wp:cNvGraphicFramePr>
               <a:graphicFrameLocks xmlns:a="http://schemas.openxmlformats.org/drawingml/2006/main" noChangeAspect="1"/>
             </wp:cNvGraphicFramePr>
@@ -5756,7 +6407,7 @@
               <a:graphicData uri="http://schemas.openxmlformats.org/drawingml/2006/picture">
                 <pic:pic xmlns:pic="http://schemas.openxmlformats.org/drawingml/2006/picture">
                   <pic:nvPicPr>
-                    <pic:cNvPr id="240123357" name="Bilde 3" descr="Et bilde som inneholder tekst, line, Plottdiagram, diagram&#10;&#10;KI-generert innhold kan være feil."/>
+                    <pic:cNvPr id="949710842" name="Bilde 2" descr="Et bilde som inneholder tekst, skjermbilde, Plottdiagram, line&#10;&#10;KI-generert innhold kan være feil."/>
                     <pic:cNvPicPr/>
                   </pic:nvPicPr>
                   <pic:blipFill>
@@ -5788,26 +6439,111 @@
       </w:r>
     </w:p>
     <w:p>
+      <w:pPr>
+        <w:tabs>
+          <w:tab w:val="left" w:pos="1896"/>
+        </w:tabs>
+      </w:pPr>
+    </w:p>
+    <w:p>
+      <w:pPr>
+        <w:pStyle w:val="Overskrift3"/>
+        <w:rPr>
+          <w:rFonts w:eastAsia="Times New Roman"/>
+        </w:rPr>
+      </w:pPr>
+      <w:r>
+        <w:rPr>
+          <w:rFonts w:eastAsia="Times New Roman"/>
+        </w:rPr>
+        <w:t>Technical Debt</w:t>
+      </w:r>
+    </w:p>
+    <w:p>
+      <w:pPr>
+        <w:pStyle w:val="NormalWeb"/>
+      </w:pPr>
+      <w:r>
+        <w:t>1.</w:t>
+      </w:r>
+      <w:r>
+        <w:t>pr_churn.py</w:t>
+      </w:r>
+    </w:p>
+    <w:p>
+      <w:pPr>
+        <w:tabs>
+          <w:tab w:val="left" w:pos="5100"/>
+        </w:tabs>
+      </w:pPr>
+      <w:r>
+        <w:rPr>
+          <w:b/>
+          <w:bCs/>
+        </w:rPr>
+        <w:t xml:space="preserve">Figur </w:t>
+      </w:r>
+      <w:r>
+        <w:rPr>
+          <w:b/>
+          <w:bCs/>
+        </w:rPr>
+        <w:t>10</w:t>
+      </w:r>
+      <w:r>
+        <w:rPr>
+          <w:b/>
+          <w:bCs/>
+        </w:rPr>
+        <w:t xml:space="preserve"> viser median Pull Request (PR) cycle time per uke for docker/cli og prometheus/prometheus.</w:t>
+      </w:r>
       <w:r>
         <w:br/>
-      </w:r>
-    </w:p>
-    <w:p>
-      <w:pPr>
+        <w:t xml:space="preserve">Over tid har </w:t>
+      </w:r>
+      <w:r>
+        <w:rPr>
+          <w:i/>
+          <w:iCs/>
+        </w:rPr>
+        <w:t>docker/cli</w:t>
+      </w:r>
+      <w:r>
+        <w:t xml:space="preserve"> generelt lav og stabil PR cycle time, noe som indikerer rask feedback og effektiv gjennomstrømning. Enkelte ekstreme topper (f.eks. midten av 2025) skyldes trolig enkelt-PR-er som har vært åpne over lang tid, og påvirker medianen i uker med få PR-er.</w:t>
+      </w:r>
+    </w:p>
+    <w:p>
+      <w:pPr>
+        <w:tabs>
+          <w:tab w:val="left" w:pos="5100"/>
+        </w:tabs>
+      </w:pPr>
+      <w:r>
+        <w:rPr>
+          <w:i/>
+          <w:iCs/>
+        </w:rPr>
+        <w:t>prometheus/prometheus</w:t>
+      </w:r>
+      <w:r>
+        <w:t xml:space="preserve"> viser høyere variabilitet og flere perioder med forhøyet PR cycle time, noe som kan indikere mer komplekse endringer, strengere review-prosesser eller høyere koordinasjonskostnader. Samlet sett illustrerer figuren tydelige forskjeller i utviklingsflyt mellom prosjektene, til tross for at begge følger moderne DevOps-praksiser.</w:t>
+      </w:r>
+    </w:p>
+    <w:p>
+      <w:pPr>
+        <w:pStyle w:val="NormalWeb"/>
+      </w:pPr>
+      <w:r>
         <w:rPr>
           <w:noProof/>
-        </w:rPr>
-      </w:pPr>
-      <w:r>
-        <w:rPr>
-          <w:noProof/>
+          <w14:ligatures w14:val="standardContextual"/>
         </w:rPr>
         <w:lastRenderedPageBreak/>
         <w:drawing>
-          <wp:inline distT="0" distB="0" distL="0" distR="0" wp14:anchorId="52D0770E" wp14:editId="65A1EBF7">
-            <wp:extent cx="5760720" cy="2582545"/>
-            <wp:effectExtent l="0" t="0" r="0" b="8255"/>
-            <wp:docPr id="949710842" name="Bilde 2" descr="Et bilde som inneholder tekst, skjermbilde, Plottdiagram, line&#10;&#10;KI-generert innhold kan være feil."/>
+          <wp:inline distT="0" distB="0" distL="0" distR="0" wp14:anchorId="0F7813E5" wp14:editId="15553386">
+            <wp:extent cx="5760720" cy="3600450"/>
+            <wp:effectExtent l="0" t="0" r="0" b="0"/>
+            <wp:docPr id="1808171613" name="Bilde 18" descr="Et bilde som inneholder tekst, diagram, skjermbilde, Teknisk tegning&#10;&#10;KI-generert innhold kan være feil."/>
             <wp:cNvGraphicFramePr>
               <a:graphicFrameLocks xmlns:a="http://schemas.openxmlformats.org/drawingml/2006/main" noChangeAspect="1"/>
             </wp:cNvGraphicFramePr>
@@ -5815,11 +6551,76 @@
               <a:graphicData uri="http://schemas.openxmlformats.org/drawingml/2006/picture">
                 <pic:pic xmlns:pic="http://schemas.openxmlformats.org/drawingml/2006/picture">
                   <pic:nvPicPr>
-                    <pic:cNvPr id="949710842" name="Bilde 2" descr="Et bilde som inneholder tekst, skjermbilde, Plottdiagram, line&#10;&#10;KI-generert innhold kan være feil."/>
+                    <pic:cNvPr id="1808171613" name="Bilde 18" descr="Et bilde som inneholder tekst, diagram, skjermbilde, Teknisk tegning&#10;&#10;KI-generert innhold kan være feil."/>
                     <pic:cNvPicPr/>
                   </pic:nvPicPr>
                   <pic:blipFill>
                     <a:blip r:embed="rId33" cstate="print">
+                      <a:extLst>
+                        <a:ext uri="{28A0092B-C50C-407E-A947-70E740481C1C}">
+                          <a14:useLocalDpi xmlns:a14="http://schemas.microsoft.com/office/drawing/2010/main" val="0"/>
+                        </a:ext>
+                      </a:extLst>
+                    </a:blip>
+                    <a:stretch>
+                      <a:fillRect/>
+                    </a:stretch>
+                  </pic:blipFill>
+                  <pic:spPr>
+                    <a:xfrm>
+                      <a:off x="0" y="0"/>
+                      <a:ext cx="5760720" cy="3600450"/>
+                    </a:xfrm>
+                    <a:prstGeom prst="rect">
+                      <a:avLst/>
+                    </a:prstGeom>
+                  </pic:spPr>
+                </pic:pic>
+              </a:graphicData>
+            </a:graphic>
+          </wp:inline>
+        </w:drawing>
+      </w:r>
+    </w:p>
+    <w:p>
+      <w:pPr>
+        <w:pStyle w:val="NormalWeb"/>
+        <w:numPr>
+          <w:ilvl w:val="1"/>
+          <w:numId w:val="24"/>
+        </w:numPr>
+      </w:pPr>
+      <w:r>
+        <w:t>review_overhead_weekly.py</w:t>
+      </w:r>
+    </w:p>
+    <w:p>
+      <w:pPr>
+        <w:pStyle w:val="NormalWeb"/>
+      </w:pPr>
+      <w:r>
+        <w:rPr>
+          <w:noProof/>
+          <w14:ligatures w14:val="standardContextual"/>
+        </w:rPr>
+        <w:lastRenderedPageBreak/>
+        <w:drawing>
+          <wp:inline distT="0" distB="0" distL="0" distR="0" wp14:anchorId="27DF2AD9" wp14:editId="0CC479B0">
+            <wp:extent cx="5760720" cy="2582545"/>
+            <wp:effectExtent l="0" t="0" r="0" b="8255"/>
+            <wp:docPr id="1229285911" name="Bilde 20" descr="Et bilde som inneholder tekst, skjermbilde, Plottdiagram, diagram&#10;&#10;KI-generert innhold kan være feil."/>
+            <wp:cNvGraphicFramePr>
+              <a:graphicFrameLocks xmlns:a="http://schemas.openxmlformats.org/drawingml/2006/main" noChangeAspect="1"/>
+            </wp:cNvGraphicFramePr>
+            <a:graphic xmlns:a="http://schemas.openxmlformats.org/drawingml/2006/main">
+              <a:graphicData uri="http://schemas.openxmlformats.org/drawingml/2006/picture">
+                <pic:pic xmlns:pic="http://schemas.openxmlformats.org/drawingml/2006/picture">
+                  <pic:nvPicPr>
+                    <pic:cNvPr id="1229285911" name="Bilde 20" descr="Et bilde som inneholder tekst, skjermbilde, Plottdiagram, diagram&#10;&#10;KI-generert innhold kan være feil."/>
+                    <pic:cNvPicPr/>
+                  </pic:nvPicPr>
+                  <pic:blipFill>
+                    <a:blip r:embed="rId34" cstate="print">
                       <a:extLst>
                         <a:ext uri="{28A0092B-C50C-407E-A947-70E740481C1C}">
                           <a14:useLocalDpi xmlns:a14="http://schemas.microsoft.com/office/drawing/2010/main" val="0"/>
@@ -5845,113 +6646,16 @@
           </wp:inline>
         </w:drawing>
       </w:r>
-    </w:p>
-    <w:p>
-      <w:pPr>
-        <w:tabs>
-          <w:tab w:val="left" w:pos="1896"/>
-        </w:tabs>
-      </w:pPr>
-    </w:p>
-    <w:p>
-      <w:pPr>
-        <w:pStyle w:val="Overskrift3"/>
-        <w:rPr>
-          <w:rFonts w:eastAsia="Times New Roman"/>
-        </w:rPr>
-      </w:pPr>
-      <w:r>
-        <w:rPr>
-          <w:rFonts w:eastAsia="Times New Roman"/>
-        </w:rPr>
-        <w:t>Technical Debt</w:t>
-      </w:r>
-    </w:p>
-    <w:p>
-      <w:pPr>
-        <w:pStyle w:val="NormalWeb"/>
-      </w:pPr>
-      <w:r>
-        <w:t>1.</w:t>
-      </w:r>
-      <w:r>
-        <w:t>pr_churn.py</w:t>
-      </w:r>
-    </w:p>
-    <w:p>
-      <w:pPr>
-        <w:tabs>
-          <w:tab w:val="left" w:pos="5100"/>
-        </w:tabs>
-      </w:pPr>
-      <w:r>
-        <w:rPr>
-          <w:b/>
-          <w:bCs/>
-        </w:rPr>
-        <w:t xml:space="preserve">Figur </w:t>
-      </w:r>
-      <w:r>
-        <w:rPr>
-          <w:b/>
-          <w:bCs/>
-        </w:rPr>
-        <w:t>10</w:t>
-      </w:r>
-      <w:r>
-        <w:rPr>
-          <w:b/>
-          <w:bCs/>
-        </w:rPr>
-        <w:t xml:space="preserve"> viser median Pull Request (PR) cycle time per uke for docker/cli og prometheus/prometheus.</w:t>
-      </w:r>
-      <w:r>
-        <w:br/>
-        <w:t xml:space="preserve">Over tid har </w:t>
-      </w:r>
-      <w:r>
-        <w:rPr>
-          <w:i/>
-          <w:iCs/>
-        </w:rPr>
-        <w:t>docker/cli</w:t>
-      </w:r>
-      <w:r>
-        <w:t xml:space="preserve"> generelt lav og stabil PR cycle time, noe som indikerer rask feedback og effektiv gjennomstrømning. Enkelte ekstreme topper (f.eks. midten av 2025) skyldes trolig enkelt-PR-er som har vært åpne over lang tid, og påvirker medianen i uker med få PR-er.</w:t>
-      </w:r>
-    </w:p>
-    <w:p>
-      <w:pPr>
-        <w:tabs>
-          <w:tab w:val="left" w:pos="5100"/>
-        </w:tabs>
-      </w:pPr>
-      <w:r>
-        <w:rPr>
-          <w:i/>
-          <w:iCs/>
-        </w:rPr>
-        <w:t>prometheus/prometheus</w:t>
-      </w:r>
-      <w:r>
-        <w:t xml:space="preserve"> viser høyere variabilitet og flere perioder med forhøyet PR cycle time, noe som kan indikere mer komplekse endringer, strengere review-prosesser eller høyere koordinasjonskostnader. Samlet sett illustrerer figuren tydelige forskjeller i utviklingsflyt mellom prosjektene, til tross for at begge følger moderne DevOps-praksiser.</w:t>
-      </w:r>
-    </w:p>
-    <w:p>
-      <w:pPr>
-        <w:pStyle w:val="NormalWeb"/>
-      </w:pPr>
       <w:r>
         <w:rPr>
           <w:noProof/>
           <w14:ligatures w14:val="standardContextual"/>
         </w:rPr>
-        <w:lastRenderedPageBreak/>
         <w:drawing>
-          <wp:inline distT="0" distB="0" distL="0" distR="0" wp14:anchorId="0F7813E5" wp14:editId="15553386">
-            <wp:extent cx="5760720" cy="3600450"/>
-            <wp:effectExtent l="0" t="0" r="0" b="0"/>
-            <wp:docPr id="1808171613" name="Bilde 18" descr="Et bilde som inneholder tekst, diagram, skjermbilde, Teknisk tegning&#10;&#10;KI-generert innhold kan være feil."/>
+          <wp:inline distT="0" distB="0" distL="0" distR="0" wp14:anchorId="40D5F5CA" wp14:editId="561207DC">
+            <wp:extent cx="5760720" cy="4876165"/>
+            <wp:effectExtent l="0" t="0" r="0" b="635"/>
+            <wp:docPr id="2023840169" name="Bilde 21" descr="Et bilde som inneholder tekst, Plottdiagram, line, diagram&#10;&#10;KI-generert innhold kan være feil."/>
             <wp:cNvGraphicFramePr>
               <a:graphicFrameLocks xmlns:a="http://schemas.openxmlformats.org/drawingml/2006/main" noChangeAspect="1"/>
             </wp:cNvGraphicFramePr>
@@ -5959,11 +6663,11 @@
               <a:graphicData uri="http://schemas.openxmlformats.org/drawingml/2006/picture">
                 <pic:pic xmlns:pic="http://schemas.openxmlformats.org/drawingml/2006/picture">
                   <pic:nvPicPr>
-                    <pic:cNvPr id="1808171613" name="Bilde 18" descr="Et bilde som inneholder tekst, diagram, skjermbilde, Teknisk tegning&#10;&#10;KI-generert innhold kan være feil."/>
+                    <pic:cNvPr id="2023840169" name="Bilde 21" descr="Et bilde som inneholder tekst, Plottdiagram, line, diagram&#10;&#10;KI-generert innhold kan være feil."/>
                     <pic:cNvPicPr/>
                   </pic:nvPicPr>
                   <pic:blipFill>
-                    <a:blip r:embed="rId34" cstate="print">
+                    <a:blip r:embed="rId35" cstate="print">
                       <a:extLst>
                         <a:ext uri="{28A0092B-C50C-407E-A947-70E740481C1C}">
                           <a14:useLocalDpi xmlns:a14="http://schemas.microsoft.com/office/drawing/2010/main" val="0"/>
@@ -5977,7 +6681,7 @@
                   <pic:spPr>
                     <a:xfrm>
                       <a:off x="0" y="0"/>
-                      <a:ext cx="5760720" cy="3600450"/>
+                      <a:ext cx="5760720" cy="4876165"/>
                     </a:xfrm>
                     <a:prstGeom prst="rect">
                       <a:avLst/>
@@ -5993,18 +6697,6 @@
     <w:p>
       <w:pPr>
         <w:pStyle w:val="NormalWeb"/>
-        <w:numPr>
-          <w:ilvl w:val="1"/>
-          <w:numId w:val="24"/>
-        </w:numPr>
-      </w:pPr>
-      <w:r>
-        <w:t>review_overhead_weekly.py</w:t>
-      </w:r>
-    </w:p>
-    <w:p>
-      <w:pPr>
-        <w:pStyle w:val="NormalWeb"/>
       </w:pPr>
       <w:r>
         <w:rPr>
@@ -6013,10 +6705,10 @@
         </w:rPr>
         <w:lastRenderedPageBreak/>
         <w:drawing>
-          <wp:inline distT="0" distB="0" distL="0" distR="0" wp14:anchorId="27DF2AD9" wp14:editId="0CC479B0">
-            <wp:extent cx="5760720" cy="2582545"/>
-            <wp:effectExtent l="0" t="0" r="0" b="8255"/>
-            <wp:docPr id="1229285911" name="Bilde 20" descr="Et bilde som inneholder tekst, skjermbilde, Plottdiagram, diagram&#10;&#10;KI-generert innhold kan være feil."/>
+          <wp:inline distT="0" distB="0" distL="0" distR="0" wp14:anchorId="5D15A7B7" wp14:editId="7702B90C">
+            <wp:extent cx="5760720" cy="2618740"/>
+            <wp:effectExtent l="0" t="0" r="0" b="0"/>
+            <wp:docPr id="1002979929" name="Bilde 4" descr="Et bilde som inneholder tekst, line, Plottdiagram, skjermbilde&#10;&#10;KI-generert innhold kan være feil."/>
             <wp:cNvGraphicFramePr>
               <a:graphicFrameLocks xmlns:a="http://schemas.openxmlformats.org/drawingml/2006/main" noChangeAspect="1"/>
             </wp:cNvGraphicFramePr>
@@ -6024,11 +6716,873 @@
               <a:graphicData uri="http://schemas.openxmlformats.org/drawingml/2006/picture">
                 <pic:pic xmlns:pic="http://schemas.openxmlformats.org/drawingml/2006/picture">
                   <pic:nvPicPr>
-                    <pic:cNvPr id="1229285911" name="Bilde 20" descr="Et bilde som inneholder tekst, skjermbilde, Plottdiagram, diagram&#10;&#10;KI-generert innhold kan være feil."/>
+                    <pic:cNvPr id="1002979929" name="Bilde 4" descr="Et bilde som inneholder tekst, line, Plottdiagram, skjermbilde&#10;&#10;KI-generert innhold kan være feil."/>
                     <pic:cNvPicPr/>
                   </pic:nvPicPr>
                   <pic:blipFill>
-                    <a:blip r:embed="rId35" cstate="print">
+                    <a:blip r:embed="rId36" cstate="print">
+                      <a:extLst>
+                        <a:ext uri="{28A0092B-C50C-407E-A947-70E740481C1C}">
+                          <a14:useLocalDpi xmlns:a14="http://schemas.microsoft.com/office/drawing/2010/main" val="0"/>
+                        </a:ext>
+                      </a:extLst>
+                    </a:blip>
+                    <a:stretch>
+                      <a:fillRect/>
+                    </a:stretch>
+                  </pic:blipFill>
+                  <pic:spPr>
+                    <a:xfrm>
+                      <a:off x="0" y="0"/>
+                      <a:ext cx="5760720" cy="2618740"/>
+                    </a:xfrm>
+                    <a:prstGeom prst="rect">
+                      <a:avLst/>
+                    </a:prstGeom>
+                  </pic:spPr>
+                </pic:pic>
+              </a:graphicData>
+            </a:graphic>
+          </wp:inline>
+        </w:drawing>
+      </w:r>
+    </w:p>
+    <w:p>
+      <w:pPr>
+        <w:pStyle w:val="NormalWeb"/>
+        <w:numPr>
+          <w:ilvl w:val="1"/>
+          <w:numId w:val="24"/>
+        </w:numPr>
+      </w:pPr>
+      <w:r>
+        <w:t>ci_flakiness_retry_weekly.py (proxy for test/pipeline debt)</w:t>
+      </w:r>
+    </w:p>
+    <w:p>
+      <w:pPr>
+        <w:pStyle w:val="NormalWeb"/>
+        <w:numPr>
+          <w:ilvl w:val="1"/>
+          <w:numId w:val="24"/>
+        </w:numPr>
+      </w:pPr>
+      <w:r>
+        <w:t>ci_failure_volatility_weekly.py (proxy for pipeline instability)</w:t>
+      </w:r>
+    </w:p>
+    <w:p>
+      <w:pPr>
+        <w:pStyle w:val="NormalWeb"/>
+        <w:numPr>
+          <w:ilvl w:val="1"/>
+          <w:numId w:val="24"/>
+        </w:numPr>
+      </w:pPr>
+      <w:r>
+        <w:t>sonar_snapshots_tidy.py (direct/static TD measures)</w:t>
+      </w:r>
+    </w:p>
+    <w:p>
+      <w:pPr>
+        <w:pStyle w:val="NormalWeb"/>
+        <w:ind w:left="720"/>
+      </w:pPr>
+      <w:r>
+        <w:t>????</w:t>
+      </w:r>
+    </w:p>
+    <w:p>
+      <w:pPr>
+        <w:pStyle w:val="NormalWeb"/>
+        <w:ind w:left="720"/>
+      </w:pPr>
+      <w:r>
+        <w:rPr>
+          <w:noProof/>
+          <w14:ligatures w14:val="standardContextual"/>
+        </w:rPr>
+        <w:drawing>
+          <wp:inline distT="0" distB="0" distL="0" distR="0" wp14:anchorId="0103C6F7" wp14:editId="3399F731">
+            <wp:extent cx="5760720" cy="2255520"/>
+            <wp:effectExtent l="0" t="0" r="0" b="0"/>
+            <wp:docPr id="470660329" name="Bilde 1" descr="Et bilde som inneholder tekst, Nettside, programvare, skjermbilde&#10;&#10;KI-generert innhold kan være feil."/>
+            <wp:cNvGraphicFramePr>
+              <a:graphicFrameLocks xmlns:a="http://schemas.openxmlformats.org/drawingml/2006/main" noChangeAspect="1"/>
+            </wp:cNvGraphicFramePr>
+            <a:graphic xmlns:a="http://schemas.openxmlformats.org/drawingml/2006/main">
+              <a:graphicData uri="http://schemas.openxmlformats.org/drawingml/2006/picture">
+                <pic:pic xmlns:pic="http://schemas.openxmlformats.org/drawingml/2006/picture">
+                  <pic:nvPicPr>
+                    <pic:cNvPr id="470660329" name="Bilde 1" descr="Et bilde som inneholder tekst, Nettside, programvare, skjermbilde&#10;&#10;KI-generert innhold kan være feil."/>
+                    <pic:cNvPicPr/>
+                  </pic:nvPicPr>
+                  <pic:blipFill>
+                    <a:blip r:embed="rId37" cstate="print">
+                      <a:extLst>
+                        <a:ext uri="{28A0092B-C50C-407E-A947-70E740481C1C}">
+                          <a14:useLocalDpi xmlns:a14="http://schemas.microsoft.com/office/drawing/2010/main" val="0"/>
+                        </a:ext>
+                      </a:extLst>
+                    </a:blip>
+                    <a:stretch>
+                      <a:fillRect/>
+                    </a:stretch>
+                  </pic:blipFill>
+                  <pic:spPr>
+                    <a:xfrm>
+                      <a:off x="0" y="0"/>
+                      <a:ext cx="5760720" cy="2255520"/>
+                    </a:xfrm>
+                    <a:prstGeom prst="rect">
+                      <a:avLst/>
+                    </a:prstGeom>
+                  </pic:spPr>
+                </pic:pic>
+              </a:graphicData>
+            </a:graphic>
+          </wp:inline>
+        </w:drawing>
+      </w:r>
+      <w:r>
+        <w:br/>
+      </w:r>
+      <w:r>
+        <w:rPr>
+          <w:noProof/>
+          <w14:ligatures w14:val="standardContextual"/>
+        </w:rPr>
+        <w:drawing>
+          <wp:inline distT="0" distB="0" distL="0" distR="0" wp14:anchorId="62B9BC69" wp14:editId="68F5AA7A">
+            <wp:extent cx="5760720" cy="2686050"/>
+            <wp:effectExtent l="0" t="0" r="0" b="0"/>
+            <wp:docPr id="110366474" name="Bilde 2" descr="Et bilde som inneholder tekst, programvare, Font, nummer&#10;&#10;KI-generert innhold kan være feil."/>
+            <wp:cNvGraphicFramePr>
+              <a:graphicFrameLocks xmlns:a="http://schemas.openxmlformats.org/drawingml/2006/main" noChangeAspect="1"/>
+            </wp:cNvGraphicFramePr>
+            <a:graphic xmlns:a="http://schemas.openxmlformats.org/drawingml/2006/main">
+              <a:graphicData uri="http://schemas.openxmlformats.org/drawingml/2006/picture">
+                <pic:pic xmlns:pic="http://schemas.openxmlformats.org/drawingml/2006/picture">
+                  <pic:nvPicPr>
+                    <pic:cNvPr id="110366474" name="Bilde 2" descr="Et bilde som inneholder tekst, programvare, Font, nummer&#10;&#10;KI-generert innhold kan være feil."/>
+                    <pic:cNvPicPr/>
+                  </pic:nvPicPr>
+                  <pic:blipFill>
+                    <a:blip r:embed="rId38" cstate="print">
+                      <a:extLst>
+                        <a:ext uri="{28A0092B-C50C-407E-A947-70E740481C1C}">
+                          <a14:useLocalDpi xmlns:a14="http://schemas.microsoft.com/office/drawing/2010/main" val="0"/>
+                        </a:ext>
+                      </a:extLst>
+                    </a:blip>
+                    <a:stretch>
+                      <a:fillRect/>
+                    </a:stretch>
+                  </pic:blipFill>
+                  <pic:spPr>
+                    <a:xfrm>
+                      <a:off x="0" y="0"/>
+                      <a:ext cx="5760720" cy="2686050"/>
+                    </a:xfrm>
+                    <a:prstGeom prst="rect">
+                      <a:avLst/>
+                    </a:prstGeom>
+                  </pic:spPr>
+                </pic:pic>
+              </a:graphicData>
+            </a:graphic>
+          </wp:inline>
+        </w:drawing>
+      </w:r>
+    </w:p>
+    <w:p>
+      <w:pPr>
+        <w:pStyle w:val="NormalWeb"/>
+        <w:ind w:left="720"/>
+      </w:pPr>
+      <w:r>
+        <w:rPr>
+          <w:noProof/>
+          <w14:ligatures w14:val="standardContextual"/>
+        </w:rPr>
+        <w:lastRenderedPageBreak/>
+        <w:drawing>
+          <wp:inline distT="0" distB="0" distL="0" distR="0" wp14:anchorId="36205401" wp14:editId="303419E5">
+            <wp:extent cx="5760720" cy="2657475"/>
+            <wp:effectExtent l="0" t="0" r="0" b="9525"/>
+            <wp:docPr id="642247634" name="Bilde 3" descr="Et bilde som inneholder tekst, programvare, Dataikon, nummer&#10;&#10;KI-generert innhold kan være feil."/>
+            <wp:cNvGraphicFramePr>
+              <a:graphicFrameLocks xmlns:a="http://schemas.openxmlformats.org/drawingml/2006/main" noChangeAspect="1"/>
+            </wp:cNvGraphicFramePr>
+            <a:graphic xmlns:a="http://schemas.openxmlformats.org/drawingml/2006/main">
+              <a:graphicData uri="http://schemas.openxmlformats.org/drawingml/2006/picture">
+                <pic:pic xmlns:pic="http://schemas.openxmlformats.org/drawingml/2006/picture">
+                  <pic:nvPicPr>
+                    <pic:cNvPr id="642247634" name="Bilde 3" descr="Et bilde som inneholder tekst, programvare, Dataikon, nummer&#10;&#10;KI-generert innhold kan være feil."/>
+                    <pic:cNvPicPr/>
+                  </pic:nvPicPr>
+                  <pic:blipFill>
+                    <a:blip r:embed="rId39" cstate="print">
+                      <a:extLst>
+                        <a:ext uri="{28A0092B-C50C-407E-A947-70E740481C1C}">
+                          <a14:useLocalDpi xmlns:a14="http://schemas.microsoft.com/office/drawing/2010/main" val="0"/>
+                        </a:ext>
+                      </a:extLst>
+                    </a:blip>
+                    <a:stretch>
+                      <a:fillRect/>
+                    </a:stretch>
+                  </pic:blipFill>
+                  <pic:spPr>
+                    <a:xfrm>
+                      <a:off x="0" y="0"/>
+                      <a:ext cx="5760720" cy="2657475"/>
+                    </a:xfrm>
+                    <a:prstGeom prst="rect">
+                      <a:avLst/>
+                    </a:prstGeom>
+                  </pic:spPr>
+                </pic:pic>
+              </a:graphicData>
+            </a:graphic>
+          </wp:inline>
+        </w:drawing>
+      </w:r>
+    </w:p>
+    <w:p>
+      <w:pPr>
+        <w:pStyle w:val="NormalWeb"/>
+        <w:ind w:left="720"/>
+      </w:pPr>
+      <w:r>
+        <w:rPr>
+          <w:noProof/>
+          <w14:ligatures w14:val="standardContextual"/>
+        </w:rPr>
+        <w:drawing>
+          <wp:inline distT="0" distB="0" distL="0" distR="0" wp14:anchorId="6D440186" wp14:editId="79F26A4E">
+            <wp:extent cx="6022794" cy="3258515"/>
+            <wp:effectExtent l="0" t="0" r="0" b="0"/>
+            <wp:docPr id="1344335185" name="Bilde 1" descr="Et bilde som inneholder tekst, skjermbilde, programvare, Dataikon&#10;&#10;KI-generert innhold kan være feil."/>
+            <wp:cNvGraphicFramePr>
+              <a:graphicFrameLocks xmlns:a="http://schemas.openxmlformats.org/drawingml/2006/main" noChangeAspect="1"/>
+            </wp:cNvGraphicFramePr>
+            <a:graphic xmlns:a="http://schemas.openxmlformats.org/drawingml/2006/main">
+              <a:graphicData uri="http://schemas.openxmlformats.org/drawingml/2006/picture">
+                <pic:pic xmlns:pic="http://schemas.openxmlformats.org/drawingml/2006/picture">
+                  <pic:nvPicPr>
+                    <pic:cNvPr id="1344335185" name="Bilde 1" descr="Et bilde som inneholder tekst, skjermbilde, programvare, Dataikon&#10;&#10;KI-generert innhold kan være feil."/>
+                    <pic:cNvPicPr/>
+                  </pic:nvPicPr>
+                  <pic:blipFill>
+                    <a:blip r:embed="rId40" cstate="print">
+                      <a:extLst>
+                        <a:ext uri="{28A0092B-C50C-407E-A947-70E740481C1C}">
+                          <a14:useLocalDpi xmlns:a14="http://schemas.microsoft.com/office/drawing/2010/main" val="0"/>
+                        </a:ext>
+                      </a:extLst>
+                    </a:blip>
+                    <a:stretch>
+                      <a:fillRect/>
+                    </a:stretch>
+                  </pic:blipFill>
+                  <pic:spPr>
+                    <a:xfrm>
+                      <a:off x="0" y="0"/>
+                      <a:ext cx="6044656" cy="3270343"/>
+                    </a:xfrm>
+                    <a:prstGeom prst="rect">
+                      <a:avLst/>
+                    </a:prstGeom>
+                  </pic:spPr>
+                </pic:pic>
+              </a:graphicData>
+            </a:graphic>
+          </wp:inline>
+        </w:drawing>
+      </w:r>
+    </w:p>
+    <w:p>
+      <w:pPr>
+        <w:pStyle w:val="NormalWeb"/>
+        <w:ind w:left="720"/>
+        <w:rPr>
+          <w:b/>
+          <w:bCs/>
+        </w:rPr>
+      </w:pPr>
+      <w:r>
+        <w:rPr>
+          <w:b/>
+          <w:bCs/>
+        </w:rPr>
+        <w:t>Project 1: Docker CLI (docker/cli)</w:t>
+      </w:r>
+    </w:p>
+    <w:p>
+      <w:pPr>
+        <w:pStyle w:val="NormalWeb"/>
+        <w:ind w:left="720"/>
+      </w:pPr>
+      <w:r>
+        <w:rPr>
+          <w:b/>
+          <w:bCs/>
+        </w:rPr>
+        <w:t>Last analysis:</w:t>
+      </w:r>
+      <w:r>
+        <w:t xml:space="preserve"> 26 January 2026</w:t>
+      </w:r>
+      <w:r>
+        <w:br/>
+      </w:r>
+      <w:r>
+        <w:rPr>
+          <w:b/>
+          <w:bCs/>
+        </w:rPr>
+        <w:t>Lines of Code (LoC):</w:t>
+      </w:r>
+      <w:r>
+        <w:t xml:space="preserve"> ~88,000</w:t>
+      </w:r>
+      <w:r>
+        <w:br/>
+      </w:r>
+      <w:r>
+        <w:rPr>
+          <w:b/>
+          <w:bCs/>
+        </w:rPr>
+        <w:t>Languages:</w:t>
+      </w:r>
+      <w:r>
+        <w:t xml:space="preserve"> Go, YAML</w:t>
+      </w:r>
+    </w:p>
+    <w:p>
+      <w:pPr>
+        <w:pStyle w:val="NormalWeb"/>
+        <w:numPr>
+          <w:ilvl w:val="0"/>
+          <w:numId w:val="42"/>
+        </w:numPr>
+      </w:pPr>
+      <w:r>
+        <w:rPr>
+          <w:b/>
+          <w:bCs/>
+        </w:rPr>
+        <w:t>Maintainability:</w:t>
+      </w:r>
+      <w:r>
+        <w:t xml:space="preserve"> A</w:t>
+      </w:r>
+    </w:p>
+    <w:p>
+      <w:pPr>
+        <w:pStyle w:val="NormalWeb"/>
+        <w:numPr>
+          <w:ilvl w:val="1"/>
+          <w:numId w:val="42"/>
+        </w:numPr>
+      </w:pPr>
+      <w:r>
+        <w:t xml:space="preserve">Approximately </w:t>
+      </w:r>
+      <w:r>
+        <w:rPr>
+          <w:b/>
+          <w:bCs/>
+        </w:rPr>
+        <w:t>1,100 code smells</w:t>
+      </w:r>
+      <w:r>
+        <w:t>, representing code-level technical debt as estimated by SonarQube.</w:t>
+      </w:r>
+    </w:p>
+    <w:p>
+      <w:pPr>
+        <w:pStyle w:val="NormalWeb"/>
+        <w:numPr>
+          <w:ilvl w:val="0"/>
+          <w:numId w:val="42"/>
+        </w:numPr>
+      </w:pPr>
+      <w:r>
+        <w:rPr>
+          <w:b/>
+          <w:bCs/>
+        </w:rPr>
+        <w:t>Reliability:</w:t>
+      </w:r>
+      <w:r>
+        <w:t xml:space="preserve"> A</w:t>
+      </w:r>
+    </w:p>
+    <w:p>
+      <w:pPr>
+        <w:pStyle w:val="NormalWeb"/>
+        <w:numPr>
+          <w:ilvl w:val="1"/>
+          <w:numId w:val="42"/>
+        </w:numPr>
+      </w:pPr>
+      <w:r>
+        <w:t>24 reliability-related issues (bugs).</w:t>
+      </w:r>
+    </w:p>
+    <w:p>
+      <w:pPr>
+        <w:pStyle w:val="NormalWeb"/>
+        <w:numPr>
+          <w:ilvl w:val="0"/>
+          <w:numId w:val="42"/>
+        </w:numPr>
+      </w:pPr>
+      <w:r>
+        <w:rPr>
+          <w:b/>
+          <w:bCs/>
+        </w:rPr>
+        <w:t>Security:</w:t>
+      </w:r>
+      <w:r>
+        <w:t xml:space="preserve"> C</w:t>
+      </w:r>
+    </w:p>
+    <w:p>
+      <w:pPr>
+        <w:pStyle w:val="NormalWeb"/>
+        <w:numPr>
+          <w:ilvl w:val="1"/>
+          <w:numId w:val="42"/>
+        </w:numPr>
+      </w:pPr>
+      <w:r>
+        <w:t>5 security-related issues.</w:t>
+      </w:r>
+    </w:p>
+    <w:p>
+      <w:pPr>
+        <w:pStyle w:val="NormalWeb"/>
+        <w:numPr>
+          <w:ilvl w:val="0"/>
+          <w:numId w:val="42"/>
+        </w:numPr>
+      </w:pPr>
+      <w:r>
+        <w:rPr>
+          <w:b/>
+          <w:bCs/>
+        </w:rPr>
+        <w:t>Code Duplications:</w:t>
+      </w:r>
+      <w:r>
+        <w:t xml:space="preserve"> </w:t>
+      </w:r>
+      <w:r>
+        <w:rPr>
+          <w:b/>
+          <w:bCs/>
+        </w:rPr>
+        <w:t>4.1%</w:t>
+      </w:r>
+    </w:p>
+    <w:p>
+      <w:pPr>
+        <w:pStyle w:val="NormalWeb"/>
+        <w:ind w:left="720"/>
+      </w:pPr>
+      <w:r>
+        <w:rPr>
+          <w:b/>
+          <w:bCs/>
+        </w:rPr>
+        <w:lastRenderedPageBreak/>
+        <w:t>Interpretation:</w:t>
+      </w:r>
+      <w:r>
+        <w:br/>
+        <w:t xml:space="preserve">The Docker CLI project exhibits </w:t>
+      </w:r>
+      <w:r>
+        <w:rPr>
+          <w:b/>
+          <w:bCs/>
+        </w:rPr>
+        <w:t>low to moderate code-level technical debt</w:t>
+      </w:r>
+      <w:r>
+        <w:t>, with a strong maintainability rating and relatively low duplication density. The results suggest that, despite its size, the project maintains a generally healthy codebase with manageable technical debt.</w:t>
+      </w:r>
+    </w:p>
+    <w:p>
+      <w:pPr>
+        <w:pStyle w:val="NormalWeb"/>
+        <w:ind w:left="720"/>
+      </w:pPr>
+      <w:r>
+        <w:pict w14:anchorId="0EE08865">
+          <v:rect id="_x0000_i1052" style="width:0;height:1.5pt" o:hralign="center" o:hrstd="t" o:hr="t" fillcolor="#a0a0a0" stroked="f"/>
+        </w:pict>
+      </w:r>
+    </w:p>
+    <w:p>
+      <w:pPr>
+        <w:pStyle w:val="NormalWeb"/>
+        <w:ind w:left="720"/>
+        <w:rPr>
+          <w:b/>
+          <w:bCs/>
+        </w:rPr>
+      </w:pPr>
+      <w:r>
+        <w:rPr>
+          <w:b/>
+          <w:bCs/>
+        </w:rPr>
+        <w:t>Project 2: Prometheus (prometheus/prometheus)</w:t>
+      </w:r>
+    </w:p>
+    <w:p>
+      <w:pPr>
+        <w:pStyle w:val="NormalWeb"/>
+        <w:ind w:left="720"/>
+      </w:pPr>
+      <w:r>
+        <w:rPr>
+          <w:b/>
+          <w:bCs/>
+        </w:rPr>
+        <w:t>Last analysis:</w:t>
+      </w:r>
+      <w:r>
+        <w:t xml:space="preserve"> 26 January 2026</w:t>
+      </w:r>
+      <w:r>
+        <w:br/>
+      </w:r>
+      <w:r>
+        <w:rPr>
+          <w:b/>
+          <w:bCs/>
+        </w:rPr>
+        <w:t>Lines of Code (LoC):</w:t>
+      </w:r>
+      <w:r>
+        <w:t xml:space="preserve"> ~297,000</w:t>
+      </w:r>
+      <w:r>
+        <w:br/>
+      </w:r>
+      <w:r>
+        <w:rPr>
+          <w:b/>
+          <w:bCs/>
+        </w:rPr>
+        <w:t>Languages:</w:t>
+      </w:r>
+      <w:r>
+        <w:t xml:space="preserve"> Go, TypeScript</w:t>
+      </w:r>
+    </w:p>
+    <w:p>
+      <w:pPr>
+        <w:pStyle w:val="NormalWeb"/>
+        <w:numPr>
+          <w:ilvl w:val="0"/>
+          <w:numId w:val="43"/>
+        </w:numPr>
+      </w:pPr>
+      <w:r>
+        <w:rPr>
+          <w:b/>
+          <w:bCs/>
+        </w:rPr>
+        <w:t>Maintainability:</w:t>
+      </w:r>
+      <w:r>
+        <w:t xml:space="preserve"> A</w:t>
+      </w:r>
+    </w:p>
+    <w:p>
+      <w:pPr>
+        <w:pStyle w:val="NormalWeb"/>
+        <w:numPr>
+          <w:ilvl w:val="1"/>
+          <w:numId w:val="43"/>
+        </w:numPr>
+      </w:pPr>
+      <w:r>
+        <w:t xml:space="preserve">Approximately </w:t>
+      </w:r>
+      <w:r>
+        <w:rPr>
+          <w:b/>
+          <w:bCs/>
+        </w:rPr>
+        <w:t>3,400 code smells</w:t>
+      </w:r>
+      <w:r>
+        <w:t>, indicating a higher absolute volume of technical debt compared to Docker CLI.</w:t>
+      </w:r>
+    </w:p>
+    <w:p>
+      <w:pPr>
+        <w:pStyle w:val="NormalWeb"/>
+        <w:numPr>
+          <w:ilvl w:val="0"/>
+          <w:numId w:val="43"/>
+        </w:numPr>
+      </w:pPr>
+      <w:r>
+        <w:rPr>
+          <w:b/>
+          <w:bCs/>
+        </w:rPr>
+        <w:t>Reliability:</w:t>
+      </w:r>
+      <w:r>
+        <w:t xml:space="preserve"> D</w:t>
+      </w:r>
+    </w:p>
+    <w:p>
+      <w:pPr>
+        <w:pStyle w:val="NormalWeb"/>
+        <w:numPr>
+          <w:ilvl w:val="1"/>
+          <w:numId w:val="43"/>
+        </w:numPr>
+      </w:pPr>
+      <w:r>
+        <w:t>410 reliability-related issues (bugs).</w:t>
+      </w:r>
+    </w:p>
+    <w:p>
+      <w:pPr>
+        <w:pStyle w:val="NormalWeb"/>
+        <w:numPr>
+          <w:ilvl w:val="0"/>
+          <w:numId w:val="43"/>
+        </w:numPr>
+      </w:pPr>
+      <w:r>
+        <w:rPr>
+          <w:b/>
+          <w:bCs/>
+        </w:rPr>
+        <w:t>Security:</w:t>
+      </w:r>
+      <w:r>
+        <w:t xml:space="preserve"> E</w:t>
+      </w:r>
+    </w:p>
+    <w:p>
+      <w:pPr>
+        <w:pStyle w:val="NormalWeb"/>
+        <w:numPr>
+          <w:ilvl w:val="1"/>
+          <w:numId w:val="43"/>
+        </w:numPr>
+      </w:pPr>
+      <w:r>
+        <w:t>19 security-related issues.</w:t>
+      </w:r>
+    </w:p>
+    <w:p>
+      <w:pPr>
+        <w:pStyle w:val="NormalWeb"/>
+        <w:numPr>
+          <w:ilvl w:val="0"/>
+          <w:numId w:val="43"/>
+        </w:numPr>
+      </w:pPr>
+      <w:r>
+        <w:rPr>
+          <w:b/>
+          <w:bCs/>
+        </w:rPr>
+        <w:t>Code Duplications:</w:t>
+      </w:r>
+      <w:r>
+        <w:t xml:space="preserve"> </w:t>
+      </w:r>
+      <w:r>
+        <w:rPr>
+          <w:b/>
+          <w:bCs/>
+        </w:rPr>
+        <w:t>14.6%</w:t>
+      </w:r>
+    </w:p>
+    <w:p>
+      <w:pPr>
+        <w:pStyle w:val="NormalWeb"/>
+        <w:ind w:left="720"/>
+      </w:pPr>
+      <w:r>
+        <w:rPr>
+          <w:b/>
+          <w:bCs/>
+        </w:rPr>
+        <w:t>Interpretation:</w:t>
+      </w:r>
+      <w:r>
+        <w:br/>
+        <w:t xml:space="preserve">Although Prometheus achieves a high maintainability rating, the project shows </w:t>
+      </w:r>
+      <w:r>
+        <w:rPr>
+          <w:b/>
+          <w:bCs/>
+        </w:rPr>
+        <w:t>substantially higher levels of code duplication and reliability issues</w:t>
+      </w:r>
+      <w:r>
+        <w:t>. This suggests a more complex and heterogeneous codebase, where technical debt accumulates at a larger scale, likely influenced by project size, architectural complexity, and long-term evolution.</w:t>
+      </w:r>
+    </w:p>
+    <w:p>
+      <w:pPr>
+        <w:pStyle w:val="Overskrift5"/>
+        <w:rPr>
+          <w:rFonts w:eastAsia="Times New Roman"/>
+        </w:rPr>
+      </w:pPr>
+      <w:r>
+        <w:rPr>
+          <w:rFonts w:eastAsia="Times New Roman"/>
+        </w:rPr>
+        <w:t>Cross-Project Comparison</w:t>
+      </w:r>
+    </w:p>
+    <w:p>
+      <w:pPr>
+        <w:pStyle w:val="NormalWeb"/>
+        <w:numPr>
+          <w:ilvl w:val="0"/>
+          <w:numId w:val="44"/>
+        </w:numPr>
+      </w:pPr>
+      <w:r>
+        <w:t xml:space="preserve">Both projects achieve </w:t>
+      </w:r>
+      <w:r>
+        <w:rPr>
+          <w:b/>
+          <w:bCs/>
+        </w:rPr>
+        <w:t>Maintainability grade A</w:t>
+      </w:r>
+      <w:r>
+        <w:t>, indicating acceptable overall maintainability according to SonarQube.</w:t>
+      </w:r>
+    </w:p>
+    <w:p>
+      <w:pPr>
+        <w:pStyle w:val="NormalWeb"/>
+        <w:numPr>
+          <w:ilvl w:val="0"/>
+          <w:numId w:val="44"/>
+        </w:numPr>
+      </w:pPr>
+      <w:r>
+        <w:rPr>
+          <w:b/>
+          <w:bCs/>
+        </w:rPr>
+        <w:t>Prometheus exhibits significantly higher technical debt volume</w:t>
+      </w:r>
+      <w:r>
+        <w:t xml:space="preserve"> in absolute terms (code smells and duplication), which correlates with its larger size and complexity.</w:t>
+      </w:r>
+    </w:p>
+    <w:p>
+      <w:pPr>
+        <w:pStyle w:val="NormalWeb"/>
+        <w:numPr>
+          <w:ilvl w:val="0"/>
+          <w:numId w:val="44"/>
+        </w:numPr>
+      </w:pPr>
+      <w:r>
+        <w:t xml:space="preserve">Docker CLI demonstrates </w:t>
+      </w:r>
+      <w:r>
+        <w:rPr>
+          <w:b/>
+          <w:bCs/>
+        </w:rPr>
+        <w:t>lower duplication and fewer reliability issues</w:t>
+      </w:r>
+      <w:r>
+        <w:t>, suggesting more stable internal structure relative to its size.</w:t>
+      </w:r>
+    </w:p>
+    <w:p>
+      <w:pPr>
+        <w:pStyle w:val="NormalWeb"/>
+        <w:ind w:left="720"/>
+      </w:pPr>
+    </w:p>
+    <w:p>
+      <w:pPr>
+        <w:pStyle w:val="NormalWeb"/>
+        <w:rPr>
+          <w:b/>
+          <w:bCs/>
+        </w:rPr>
+      </w:pPr>
+      <w:r>
+        <w:rPr>
+          <w:b/>
+          <w:bCs/>
+        </w:rPr>
+        <w:t>Engineering Velocity / Flow</w:t>
+      </w:r>
+    </w:p>
+    <w:p>
+      <w:pPr>
+        <w:pStyle w:val="NormalWeb"/>
+        <w:numPr>
+          <w:ilvl w:val="0"/>
+          <w:numId w:val="26"/>
+        </w:numPr>
+      </w:pPr>
+      <w:r>
+        <w:t>PR_Cycle.py</w:t>
+      </w:r>
+    </w:p>
+    <w:p>
+      <w:pPr>
+        <w:pStyle w:val="NormalWeb"/>
+        <w:ind w:left="360"/>
+      </w:pPr>
+      <w:r>
+        <w:rPr>
+          <w:noProof/>
+          <w14:ligatures w14:val="standardContextual"/>
+        </w:rPr>
+        <w:lastRenderedPageBreak/>
+        <w:drawing>
+          <wp:inline distT="0" distB="0" distL="0" distR="0" wp14:anchorId="39E8FFAA" wp14:editId="1A9305E0">
+            <wp:extent cx="5760720" cy="2582545"/>
+            <wp:effectExtent l="0" t="0" r="0" b="8255"/>
+            <wp:docPr id="1889833998" name="Bilde 16" descr="Et bilde som inneholder tekst, Plottdiagram, diagram, line&#10;&#10;KI-generert innhold kan være feil."/>
+            <wp:cNvGraphicFramePr>
+              <a:graphicFrameLocks xmlns:a="http://schemas.openxmlformats.org/drawingml/2006/main" noChangeAspect="1"/>
+            </wp:cNvGraphicFramePr>
+            <a:graphic xmlns:a="http://schemas.openxmlformats.org/drawingml/2006/main">
+              <a:graphicData uri="http://schemas.openxmlformats.org/drawingml/2006/picture">
+                <pic:pic xmlns:pic="http://schemas.openxmlformats.org/drawingml/2006/picture">
+                  <pic:nvPicPr>
+                    <pic:cNvPr id="1889833998" name="Bilde 16" descr="Et bilde som inneholder tekst, Plottdiagram, diagram, line&#10;&#10;KI-generert innhold kan være feil."/>
+                    <pic:cNvPicPr/>
+                  </pic:nvPicPr>
+                  <pic:blipFill>
+                    <a:blip r:embed="rId41" cstate="print">
                       <a:extLst>
                         <a:ext uri="{28A0092B-C50C-407E-A947-70E740481C1C}">
                           <a14:useLocalDpi xmlns:a14="http://schemas.microsoft.com/office/drawing/2010/main" val="0"/>
@@ -6060,10 +7614,10 @@
           <w14:ligatures w14:val="standardContextual"/>
         </w:rPr>
         <w:drawing>
-          <wp:inline distT="0" distB="0" distL="0" distR="0" wp14:anchorId="40D5F5CA" wp14:editId="561207DC">
+          <wp:inline distT="0" distB="0" distL="0" distR="0" wp14:anchorId="13721B6E" wp14:editId="082F5315">
             <wp:extent cx="5760720" cy="4876165"/>
             <wp:effectExtent l="0" t="0" r="0" b="635"/>
-            <wp:docPr id="2023840169" name="Bilde 21" descr="Et bilde som inneholder tekst, Plottdiagram, line, diagram&#10;&#10;KI-generert innhold kan være feil."/>
+            <wp:docPr id="110206212" name="Bilde 17" descr="Et bilde som inneholder tekst, diagram, Plottdiagram, line&#10;&#10;KI-generert innhold kan være feil."/>
             <wp:cNvGraphicFramePr>
               <a:graphicFrameLocks xmlns:a="http://schemas.openxmlformats.org/drawingml/2006/main" noChangeAspect="1"/>
             </wp:cNvGraphicFramePr>
@@ -6071,11 +7625,11 @@
               <a:graphicData uri="http://schemas.openxmlformats.org/drawingml/2006/picture">
                 <pic:pic xmlns:pic="http://schemas.openxmlformats.org/drawingml/2006/picture">
                   <pic:nvPicPr>
-                    <pic:cNvPr id="2023840169" name="Bilde 21" descr="Et bilde som inneholder tekst, Plottdiagram, line, diagram&#10;&#10;KI-generert innhold kan være feil."/>
+                    <pic:cNvPr id="110206212" name="Bilde 17" descr="Et bilde som inneholder tekst, diagram, Plottdiagram, line&#10;&#10;KI-generert innhold kan være feil."/>
                     <pic:cNvPicPr/>
                   </pic:nvPicPr>
                   <pic:blipFill>
-                    <a:blip r:embed="rId36" cstate="print">
+                    <a:blip r:embed="rId42" cstate="print">
                       <a:extLst>
                         <a:ext uri="{28A0092B-C50C-407E-A947-70E740481C1C}">
                           <a14:useLocalDpi xmlns:a14="http://schemas.microsoft.com/office/drawing/2010/main" val="0"/>
@@ -6106,17 +7660,105 @@
       <w:pPr>
         <w:pStyle w:val="NormalWeb"/>
       </w:pPr>
-      <w:r>
+    </w:p>
+    <w:p>
+      <w:pPr>
+        <w:pStyle w:val="NormalWeb"/>
+        <w:numPr>
+          <w:ilvl w:val="0"/>
+          <w:numId w:val="26"/>
+        </w:numPr>
+      </w:pPr>
+      <w:r>
+        <w:t>Review_Latency.py</w:t>
+      </w:r>
+    </w:p>
+    <w:p>
+      <w:pPr>
+        <w:tabs>
+          <w:tab w:val="left" w:pos="5100"/>
+        </w:tabs>
+        <w:ind w:left="360"/>
+      </w:pPr>
+      <w:r>
+        <w:rPr>
+          <w:b/>
+          <w:bCs/>
+        </w:rPr>
+        <w:t xml:space="preserve"> Review Latency Distribution by Project</w:t>
+      </w:r>
+    </w:p>
+    <w:p>
+      <w:pPr>
+        <w:tabs>
+          <w:tab w:val="left" w:pos="5100"/>
+        </w:tabs>
+        <w:ind w:left="360"/>
+      </w:pPr>
+      <w:r>
+        <w:lastRenderedPageBreak/>
+        <w:t xml:space="preserve">This figure shows the distribution of pull request review latency (time from PR creation to first review) for </w:t>
+      </w:r>
+      <w:r>
+        <w:rPr>
+          <w:i/>
+          <w:iCs/>
+        </w:rPr>
+        <w:t>docker/cli</w:t>
+      </w:r>
+      <w:r>
+        <w:t xml:space="preserve"> and </w:t>
+      </w:r>
+      <w:r>
+        <w:rPr>
+          <w:i/>
+          <w:iCs/>
+        </w:rPr>
+        <w:t>prometheus/prometheus</w:t>
+      </w:r>
+      <w:r>
+        <w:t xml:space="preserve">. The results indicate a clear difference in review dynamics between the two projects. </w:t>
+      </w:r>
+      <w:r>
+        <w:rPr>
+          <w:i/>
+          <w:iCs/>
+        </w:rPr>
+        <w:t>docker/cli</w:t>
+      </w:r>
+      <w:r>
+        <w:t xml:space="preserve"> exhibits a consistently low review latency with a narrow interquartile range, suggesting fast and predictable reviewer feedback. In contrast, </w:t>
+      </w:r>
+      <w:r>
+        <w:rPr>
+          <w:i/>
+          <w:iCs/>
+        </w:rPr>
+        <w:t>prometheus/prometheus</w:t>
+      </w:r>
+      <w:r>
+        <w:t xml:space="preserve"> shows substantially higher median review latency and a much wider distribution, indicating greater variability and longer delays before reviews occur. This suggests differences in project scale, reviewer availability, and review processes, which directly impact feedback speed and engineering velocity.</w:t>
+      </w:r>
+    </w:p>
+    <w:p>
+      <w:pPr>
+        <w:pStyle w:val="Listeavsnitt"/>
+        <w:tabs>
+          <w:tab w:val="left" w:pos="5100"/>
+        </w:tabs>
         <w:rPr>
           <w:noProof/>
-          <w14:ligatures w14:val="standardContextual"/>
-        </w:rPr>
-        <w:lastRenderedPageBreak/>
+        </w:rPr>
+      </w:pPr>
+      <w:r>
+        <w:rPr>
+          <w:noProof/>
+        </w:rPr>
         <w:drawing>
-          <wp:inline distT="0" distB="0" distL="0" distR="0" wp14:anchorId="5D15A7B7" wp14:editId="7702B90C">
-            <wp:extent cx="5760720" cy="2618740"/>
+          <wp:inline distT="0" distB="0" distL="0" distR="0" wp14:anchorId="23285076" wp14:editId="76EC02A4">
+            <wp:extent cx="5760720" cy="3562985"/>
             <wp:effectExtent l="0" t="0" r="0" b="0"/>
-            <wp:docPr id="1002979929" name="Bilde 4" descr="Et bilde som inneholder tekst, line, Plottdiagram, skjermbilde&#10;&#10;KI-generert innhold kan være feil."/>
+            <wp:docPr id="1405217479" name="Bilde 19" descr="Et bilde som inneholder tekst, diagram, Rektangel, skjermbilde&#10;&#10;KI-generert innhold kan være feil."/>
             <wp:cNvGraphicFramePr>
               <a:graphicFrameLocks xmlns:a="http://schemas.openxmlformats.org/drawingml/2006/main" noChangeAspect="1"/>
             </wp:cNvGraphicFramePr>
@@ -6124,11 +7766,126 @@
               <a:graphicData uri="http://schemas.openxmlformats.org/drawingml/2006/picture">
                 <pic:pic xmlns:pic="http://schemas.openxmlformats.org/drawingml/2006/picture">
                   <pic:nvPicPr>
-                    <pic:cNvPr id="1002979929" name="Bilde 4" descr="Et bilde som inneholder tekst, line, Plottdiagram, skjermbilde&#10;&#10;KI-generert innhold kan være feil."/>
+                    <pic:cNvPr id="1405217479" name="Bilde 19" descr="Et bilde som inneholder tekst, diagram, Rektangel, skjermbilde&#10;&#10;KI-generert innhold kan være feil."/>
                     <pic:cNvPicPr/>
                   </pic:nvPicPr>
                   <pic:blipFill>
-                    <a:blip r:embed="rId37" cstate="print">
+                    <a:blip r:embed="rId43" cstate="print">
+                      <a:extLst>
+                        <a:ext uri="{28A0092B-C50C-407E-A947-70E740481C1C}">
+                          <a14:useLocalDpi xmlns:a14="http://schemas.microsoft.com/office/drawing/2010/main" val="0"/>
+                        </a:ext>
+                      </a:extLst>
+                    </a:blip>
+                    <a:stretch>
+                      <a:fillRect/>
+                    </a:stretch>
+                  </pic:blipFill>
+                  <pic:spPr>
+                    <a:xfrm>
+                      <a:off x="0" y="0"/>
+                      <a:ext cx="5760720" cy="3562985"/>
+                    </a:xfrm>
+                    <a:prstGeom prst="rect">
+                      <a:avLst/>
+                    </a:prstGeom>
+                  </pic:spPr>
+                </pic:pic>
+              </a:graphicData>
+            </a:graphic>
+          </wp:inline>
+        </w:drawing>
+      </w:r>
+    </w:p>
+    <w:p>
+      <w:pPr>
+        <w:pStyle w:val="Listeavsnitt"/>
+        <w:tabs>
+          <w:tab w:val="left" w:pos="5100"/>
+        </w:tabs>
+        <w:rPr>
+          <w:noProof/>
+        </w:rPr>
+      </w:pPr>
+      <w:r>
+        <w:rPr>
+          <w:noProof/>
+        </w:rPr>
+        <w:lastRenderedPageBreak/>
+        <w:drawing>
+          <wp:inline distT="0" distB="0" distL="0" distR="0" wp14:anchorId="3C3B9721" wp14:editId="111BDB13">
+            <wp:extent cx="5760720" cy="4876165"/>
+            <wp:effectExtent l="0" t="0" r="0" b="635"/>
+            <wp:docPr id="250902006" name="Bilde 24" descr="Et bilde som inneholder tekst, line, diagram, Plottdiagram&#10;&#10;KI-generert innhold kan være feil."/>
+            <wp:cNvGraphicFramePr>
+              <a:graphicFrameLocks xmlns:a="http://schemas.openxmlformats.org/drawingml/2006/main" noChangeAspect="1"/>
+            </wp:cNvGraphicFramePr>
+            <a:graphic xmlns:a="http://schemas.openxmlformats.org/drawingml/2006/main">
+              <a:graphicData uri="http://schemas.openxmlformats.org/drawingml/2006/picture">
+                <pic:pic xmlns:pic="http://schemas.openxmlformats.org/drawingml/2006/picture">
+                  <pic:nvPicPr>
+                    <pic:cNvPr id="250902006" name="Bilde 24" descr="Et bilde som inneholder tekst, line, diagram, Plottdiagram&#10;&#10;KI-generert innhold kan være feil."/>
+                    <pic:cNvPicPr/>
+                  </pic:nvPicPr>
+                  <pic:blipFill>
+                    <a:blip r:embed="rId44" cstate="print">
+                      <a:extLst>
+                        <a:ext uri="{28A0092B-C50C-407E-A947-70E740481C1C}">
+                          <a14:useLocalDpi xmlns:a14="http://schemas.microsoft.com/office/drawing/2010/main" val="0"/>
+                        </a:ext>
+                      </a:extLst>
+                    </a:blip>
+                    <a:stretch>
+                      <a:fillRect/>
+                    </a:stretch>
+                  </pic:blipFill>
+                  <pic:spPr>
+                    <a:xfrm>
+                      <a:off x="0" y="0"/>
+                      <a:ext cx="5760720" cy="4876165"/>
+                    </a:xfrm>
+                    <a:prstGeom prst="rect">
+                      <a:avLst/>
+                    </a:prstGeom>
+                  </pic:spPr>
+                </pic:pic>
+              </a:graphicData>
+            </a:graphic>
+          </wp:inline>
+        </w:drawing>
+      </w:r>
+    </w:p>
+    <w:p>
+      <w:pPr>
+        <w:pStyle w:val="Listeavsnitt"/>
+        <w:tabs>
+          <w:tab w:val="left" w:pos="5100"/>
+        </w:tabs>
+        <w:rPr>
+          <w:noProof/>
+        </w:rPr>
+      </w:pPr>
+      <w:r>
+        <w:rPr>
+          <w:noProof/>
+        </w:rPr>
+        <w:drawing>
+          <wp:inline distT="0" distB="0" distL="0" distR="0" wp14:anchorId="7D469177" wp14:editId="7235B2DE">
+            <wp:extent cx="5760720" cy="2618740"/>
+            <wp:effectExtent l="0" t="0" r="0" b="0"/>
+            <wp:docPr id="1663003678" name="Bilde 25" descr="Et bilde som inneholder tekst, Plottdiagram, line, skjermbilde&#10;&#10;KI-generert innhold kan være feil."/>
+            <wp:cNvGraphicFramePr>
+              <a:graphicFrameLocks xmlns:a="http://schemas.openxmlformats.org/drawingml/2006/main" noChangeAspect="1"/>
+            </wp:cNvGraphicFramePr>
+            <a:graphic xmlns:a="http://schemas.openxmlformats.org/drawingml/2006/main">
+              <a:graphicData uri="http://schemas.openxmlformats.org/drawingml/2006/picture">
+                <pic:pic xmlns:pic="http://schemas.openxmlformats.org/drawingml/2006/picture">
+                  <pic:nvPicPr>
+                    <pic:cNvPr id="1663003678" name="Bilde 25" descr="Et bilde som inneholder tekst, Plottdiagram, line, skjermbilde&#10;&#10;KI-generert innhold kan være feil."/>
+                    <pic:cNvPicPr/>
+                  </pic:nvPicPr>
+                  <pic:blipFill>
+                    <a:blip r:embed="rId45" cstate="print">
                       <a:extLst>
                         <a:ext uri="{28A0092B-C50C-407E-A947-70E740481C1C}">
                           <a14:useLocalDpi xmlns:a14="http://schemas.microsoft.com/office/drawing/2010/main" val="0"/>
@@ -6159,62 +7916,30 @@
       <w:pPr>
         <w:pStyle w:val="NormalWeb"/>
         <w:numPr>
-          <w:ilvl w:val="1"/>
-          <w:numId w:val="24"/>
+          <w:ilvl w:val="0"/>
+          <w:numId w:val="26"/>
         </w:numPr>
       </w:pPr>
       <w:r>
-        <w:t>ci_flakiness_retry_weekly.py (proxy for test/pipeline debt)</w:t>
+        <w:t>review_duration.py</w:t>
       </w:r>
     </w:p>
     <w:p>
       <w:pPr>
         <w:pStyle w:val="NormalWeb"/>
-        <w:numPr>
-          <w:ilvl w:val="1"/>
-          <w:numId w:val="24"/>
-        </w:numPr>
-      </w:pPr>
-      <w:r>
-        <w:t>ci_failure_volatility_weekly.py (proxy for pipeline instability)</w:t>
-      </w:r>
-    </w:p>
-    <w:p>
-      <w:pPr>
-        <w:pStyle w:val="NormalWeb"/>
-        <w:numPr>
-          <w:ilvl w:val="1"/>
-          <w:numId w:val="24"/>
-        </w:numPr>
-      </w:pPr>
-      <w:r>
-        <w:t>sonar_snapshots_tidy.py (direct/static TD measures)</w:t>
-      </w:r>
-    </w:p>
-    <w:p>
-      <w:pPr>
-        <w:pStyle w:val="NormalWeb"/>
-        <w:ind w:left="720"/>
-      </w:pPr>
-      <w:r>
-        <w:t>????</w:t>
-      </w:r>
-    </w:p>
-    <w:p>
-      <w:pPr>
-        <w:pStyle w:val="NormalWeb"/>
-        <w:ind w:left="720"/>
+        <w:ind w:left="360"/>
       </w:pPr>
       <w:r>
         <w:rPr>
           <w:noProof/>
           <w14:ligatures w14:val="standardContextual"/>
         </w:rPr>
+        <w:lastRenderedPageBreak/>
         <w:drawing>
-          <wp:inline distT="0" distB="0" distL="0" distR="0" wp14:anchorId="0103C6F7" wp14:editId="3399F731">
-            <wp:extent cx="5760720" cy="2255520"/>
-            <wp:effectExtent l="0" t="0" r="0" b="0"/>
-            <wp:docPr id="470660329" name="Bilde 1" descr="Et bilde som inneholder tekst, Nettside, programvare, skjermbilde&#10;&#10;KI-generert innhold kan være feil."/>
+          <wp:inline distT="0" distB="0" distL="0" distR="0" wp14:anchorId="1D787AB4" wp14:editId="7B0A912A">
+            <wp:extent cx="5760720" cy="2582545"/>
+            <wp:effectExtent l="0" t="0" r="0" b="8255"/>
+            <wp:docPr id="1848322776" name="Bilde 26" descr="Et bilde som inneholder tekst, skjermbilde, Plottdiagram, diagram&#10;&#10;KI-generert innhold kan være feil."/>
             <wp:cNvGraphicFramePr>
               <a:graphicFrameLocks xmlns:a="http://schemas.openxmlformats.org/drawingml/2006/main" noChangeAspect="1"/>
             </wp:cNvGraphicFramePr>
@@ -6222,775 +7947,11 @@
               <a:graphicData uri="http://schemas.openxmlformats.org/drawingml/2006/picture">
                 <pic:pic xmlns:pic="http://schemas.openxmlformats.org/drawingml/2006/picture">
                   <pic:nvPicPr>
-                    <pic:cNvPr id="470660329" name="Bilde 1" descr="Et bilde som inneholder tekst, Nettside, programvare, skjermbilde&#10;&#10;KI-generert innhold kan være feil."/>
+                    <pic:cNvPr id="1848322776" name="Bilde 26" descr="Et bilde som inneholder tekst, skjermbilde, Plottdiagram, diagram&#10;&#10;KI-generert innhold kan være feil."/>
                     <pic:cNvPicPr/>
                   </pic:nvPicPr>
                   <pic:blipFill>
-                    <a:blip r:embed="rId38" cstate="print">
-                      <a:extLst>
-                        <a:ext uri="{28A0092B-C50C-407E-A947-70E740481C1C}">
-                          <a14:useLocalDpi xmlns:a14="http://schemas.microsoft.com/office/drawing/2010/main" val="0"/>
-                        </a:ext>
-                      </a:extLst>
-                    </a:blip>
-                    <a:stretch>
-                      <a:fillRect/>
-                    </a:stretch>
-                  </pic:blipFill>
-                  <pic:spPr>
-                    <a:xfrm>
-                      <a:off x="0" y="0"/>
-                      <a:ext cx="5760720" cy="2255520"/>
-                    </a:xfrm>
-                    <a:prstGeom prst="rect">
-                      <a:avLst/>
-                    </a:prstGeom>
-                  </pic:spPr>
-                </pic:pic>
-              </a:graphicData>
-            </a:graphic>
-          </wp:inline>
-        </w:drawing>
-      </w:r>
-      <w:r>
-        <w:br/>
-      </w:r>
-      <w:r>
-        <w:rPr>
-          <w:noProof/>
-          <w14:ligatures w14:val="standardContextual"/>
-        </w:rPr>
-        <w:drawing>
-          <wp:inline distT="0" distB="0" distL="0" distR="0" wp14:anchorId="62B9BC69" wp14:editId="68F5AA7A">
-            <wp:extent cx="5760720" cy="2686050"/>
-            <wp:effectExtent l="0" t="0" r="0" b="0"/>
-            <wp:docPr id="110366474" name="Bilde 2" descr="Et bilde som inneholder tekst, programvare, Font, nummer&#10;&#10;KI-generert innhold kan være feil."/>
-            <wp:cNvGraphicFramePr>
-              <a:graphicFrameLocks xmlns:a="http://schemas.openxmlformats.org/drawingml/2006/main" noChangeAspect="1"/>
-            </wp:cNvGraphicFramePr>
-            <a:graphic xmlns:a="http://schemas.openxmlformats.org/drawingml/2006/main">
-              <a:graphicData uri="http://schemas.openxmlformats.org/drawingml/2006/picture">
-                <pic:pic xmlns:pic="http://schemas.openxmlformats.org/drawingml/2006/picture">
-                  <pic:nvPicPr>
-                    <pic:cNvPr id="110366474" name="Bilde 2" descr="Et bilde som inneholder tekst, programvare, Font, nummer&#10;&#10;KI-generert innhold kan være feil."/>
-                    <pic:cNvPicPr/>
-                  </pic:nvPicPr>
-                  <pic:blipFill>
-                    <a:blip r:embed="rId39" cstate="print">
-                      <a:extLst>
-                        <a:ext uri="{28A0092B-C50C-407E-A947-70E740481C1C}">
-                          <a14:useLocalDpi xmlns:a14="http://schemas.microsoft.com/office/drawing/2010/main" val="0"/>
-                        </a:ext>
-                      </a:extLst>
-                    </a:blip>
-                    <a:stretch>
-                      <a:fillRect/>
-                    </a:stretch>
-                  </pic:blipFill>
-                  <pic:spPr>
-                    <a:xfrm>
-                      <a:off x="0" y="0"/>
-                      <a:ext cx="5760720" cy="2686050"/>
-                    </a:xfrm>
-                    <a:prstGeom prst="rect">
-                      <a:avLst/>
-                    </a:prstGeom>
-                  </pic:spPr>
-                </pic:pic>
-              </a:graphicData>
-            </a:graphic>
-          </wp:inline>
-        </w:drawing>
-      </w:r>
-    </w:p>
-    <w:p>
-      <w:pPr>
-        <w:pStyle w:val="NormalWeb"/>
-        <w:ind w:left="720"/>
-      </w:pPr>
-      <w:r>
-        <w:rPr>
-          <w:noProof/>
-          <w14:ligatures w14:val="standardContextual"/>
-        </w:rPr>
-        <w:lastRenderedPageBreak/>
-        <w:drawing>
-          <wp:inline distT="0" distB="0" distL="0" distR="0" wp14:anchorId="36205401" wp14:editId="303419E5">
-            <wp:extent cx="5760720" cy="2657475"/>
-            <wp:effectExtent l="0" t="0" r="0" b="9525"/>
-            <wp:docPr id="642247634" name="Bilde 3" descr="Et bilde som inneholder tekst, programvare, Dataikon, nummer&#10;&#10;KI-generert innhold kan være feil."/>
-            <wp:cNvGraphicFramePr>
-              <a:graphicFrameLocks xmlns:a="http://schemas.openxmlformats.org/drawingml/2006/main" noChangeAspect="1"/>
-            </wp:cNvGraphicFramePr>
-            <a:graphic xmlns:a="http://schemas.openxmlformats.org/drawingml/2006/main">
-              <a:graphicData uri="http://schemas.openxmlformats.org/drawingml/2006/picture">
-                <pic:pic xmlns:pic="http://schemas.openxmlformats.org/drawingml/2006/picture">
-                  <pic:nvPicPr>
-                    <pic:cNvPr id="642247634" name="Bilde 3" descr="Et bilde som inneholder tekst, programvare, Dataikon, nummer&#10;&#10;KI-generert innhold kan være feil."/>
-                    <pic:cNvPicPr/>
-                  </pic:nvPicPr>
-                  <pic:blipFill>
-                    <a:blip r:embed="rId40" cstate="print">
-                      <a:extLst>
-                        <a:ext uri="{28A0092B-C50C-407E-A947-70E740481C1C}">
-                          <a14:useLocalDpi xmlns:a14="http://schemas.microsoft.com/office/drawing/2010/main" val="0"/>
-                        </a:ext>
-                      </a:extLst>
-                    </a:blip>
-                    <a:stretch>
-                      <a:fillRect/>
-                    </a:stretch>
-                  </pic:blipFill>
-                  <pic:spPr>
-                    <a:xfrm>
-                      <a:off x="0" y="0"/>
-                      <a:ext cx="5760720" cy="2657475"/>
-                    </a:xfrm>
-                    <a:prstGeom prst="rect">
-                      <a:avLst/>
-                    </a:prstGeom>
-                  </pic:spPr>
-                </pic:pic>
-              </a:graphicData>
-            </a:graphic>
-          </wp:inline>
-        </w:drawing>
-      </w:r>
-    </w:p>
-    <w:p>
-      <w:pPr>
-        <w:pStyle w:val="NormalWeb"/>
-        <w:ind w:left="720"/>
-      </w:pPr>
-      <w:r>
-        <w:rPr>
-          <w:noProof/>
-          <w14:ligatures w14:val="standardContextual"/>
-        </w:rPr>
-        <w:drawing>
-          <wp:inline distT="0" distB="0" distL="0" distR="0" wp14:anchorId="6D440186" wp14:editId="79F26A4E">
-            <wp:extent cx="6022794" cy="3258515"/>
-            <wp:effectExtent l="0" t="0" r="0" b="0"/>
-            <wp:docPr id="1344335185" name="Bilde 1" descr="Et bilde som inneholder tekst, skjermbilde, programvare, Dataikon&#10;&#10;KI-generert innhold kan være feil."/>
-            <wp:cNvGraphicFramePr>
-              <a:graphicFrameLocks xmlns:a="http://schemas.openxmlformats.org/drawingml/2006/main" noChangeAspect="1"/>
-            </wp:cNvGraphicFramePr>
-            <a:graphic xmlns:a="http://schemas.openxmlformats.org/drawingml/2006/main">
-              <a:graphicData uri="http://schemas.openxmlformats.org/drawingml/2006/picture">
-                <pic:pic xmlns:pic="http://schemas.openxmlformats.org/drawingml/2006/picture">
-                  <pic:nvPicPr>
-                    <pic:cNvPr id="1344335185" name="Bilde 1" descr="Et bilde som inneholder tekst, skjermbilde, programvare, Dataikon&#10;&#10;KI-generert innhold kan være feil."/>
-                    <pic:cNvPicPr/>
-                  </pic:nvPicPr>
-                  <pic:blipFill>
-                    <a:blip r:embed="rId41" cstate="print">
-                      <a:extLst>
-                        <a:ext uri="{28A0092B-C50C-407E-A947-70E740481C1C}">
-                          <a14:useLocalDpi xmlns:a14="http://schemas.microsoft.com/office/drawing/2010/main" val="0"/>
-                        </a:ext>
-                      </a:extLst>
-                    </a:blip>
-                    <a:stretch>
-                      <a:fillRect/>
-                    </a:stretch>
-                  </pic:blipFill>
-                  <pic:spPr>
-                    <a:xfrm>
-                      <a:off x="0" y="0"/>
-                      <a:ext cx="6044656" cy="3270343"/>
-                    </a:xfrm>
-                    <a:prstGeom prst="rect">
-                      <a:avLst/>
-                    </a:prstGeom>
-                  </pic:spPr>
-                </pic:pic>
-              </a:graphicData>
-            </a:graphic>
-          </wp:inline>
-        </w:drawing>
-      </w:r>
-    </w:p>
-    <w:p>
-      <w:pPr>
-        <w:pStyle w:val="NormalWeb"/>
-        <w:ind w:left="720"/>
-        <w:rPr>
-          <w:b/>
-          <w:bCs/>
-        </w:rPr>
-      </w:pPr>
-      <w:r>
-        <w:rPr>
-          <w:b/>
-          <w:bCs/>
-        </w:rPr>
-        <w:t>Project 1: Docker CLI (docker/cli)</w:t>
-      </w:r>
-    </w:p>
-    <w:p>
-      <w:pPr>
-        <w:pStyle w:val="NormalWeb"/>
-        <w:ind w:left="720"/>
-      </w:pPr>
-      <w:r>
-        <w:rPr>
-          <w:b/>
-          <w:bCs/>
-        </w:rPr>
-        <w:t>Last analysis:</w:t>
-      </w:r>
-      <w:r>
-        <w:t xml:space="preserve"> 26 January 2026</w:t>
-      </w:r>
-      <w:r>
-        <w:br/>
-      </w:r>
-      <w:r>
-        <w:rPr>
-          <w:b/>
-          <w:bCs/>
-        </w:rPr>
-        <w:t>Lines of Code (LoC):</w:t>
-      </w:r>
-      <w:r>
-        <w:t xml:space="preserve"> ~88,000</w:t>
-      </w:r>
-      <w:r>
-        <w:br/>
-      </w:r>
-      <w:r>
-        <w:rPr>
-          <w:b/>
-          <w:bCs/>
-        </w:rPr>
-        <w:t>Languages:</w:t>
-      </w:r>
-      <w:r>
-        <w:t xml:space="preserve"> Go, YAML</w:t>
-      </w:r>
-    </w:p>
-    <w:p>
-      <w:pPr>
-        <w:pStyle w:val="NormalWeb"/>
-        <w:numPr>
-          <w:ilvl w:val="0"/>
-          <w:numId w:val="42"/>
-        </w:numPr>
-      </w:pPr>
-      <w:r>
-        <w:rPr>
-          <w:b/>
-          <w:bCs/>
-        </w:rPr>
-        <w:t>Maintainability:</w:t>
-      </w:r>
-      <w:r>
-        <w:t xml:space="preserve"> A</w:t>
-      </w:r>
-    </w:p>
-    <w:p>
-      <w:pPr>
-        <w:pStyle w:val="NormalWeb"/>
-        <w:numPr>
-          <w:ilvl w:val="1"/>
-          <w:numId w:val="42"/>
-        </w:numPr>
-      </w:pPr>
-      <w:r>
-        <w:t xml:space="preserve">Approximately </w:t>
-      </w:r>
-      <w:r>
-        <w:rPr>
-          <w:b/>
-          <w:bCs/>
-        </w:rPr>
-        <w:t>1,100 code smells</w:t>
-      </w:r>
-      <w:r>
-        <w:t>, representing code-level technical debt as estimated by SonarQube.</w:t>
-      </w:r>
-    </w:p>
-    <w:p>
-      <w:pPr>
-        <w:pStyle w:val="NormalWeb"/>
-        <w:numPr>
-          <w:ilvl w:val="0"/>
-          <w:numId w:val="42"/>
-        </w:numPr>
-      </w:pPr>
-      <w:r>
-        <w:rPr>
-          <w:b/>
-          <w:bCs/>
-        </w:rPr>
-        <w:t>Reliability:</w:t>
-      </w:r>
-      <w:r>
-        <w:t xml:space="preserve"> A</w:t>
-      </w:r>
-    </w:p>
-    <w:p>
-      <w:pPr>
-        <w:pStyle w:val="NormalWeb"/>
-        <w:numPr>
-          <w:ilvl w:val="1"/>
-          <w:numId w:val="42"/>
-        </w:numPr>
-      </w:pPr>
-      <w:r>
-        <w:t>24 reliability-related issues (bugs).</w:t>
-      </w:r>
-    </w:p>
-    <w:p>
-      <w:pPr>
-        <w:pStyle w:val="NormalWeb"/>
-        <w:numPr>
-          <w:ilvl w:val="0"/>
-          <w:numId w:val="42"/>
-        </w:numPr>
-      </w:pPr>
-      <w:r>
-        <w:rPr>
-          <w:b/>
-          <w:bCs/>
-        </w:rPr>
-        <w:t>Security:</w:t>
-      </w:r>
-      <w:r>
-        <w:t xml:space="preserve"> C</w:t>
-      </w:r>
-    </w:p>
-    <w:p>
-      <w:pPr>
-        <w:pStyle w:val="NormalWeb"/>
-        <w:numPr>
-          <w:ilvl w:val="1"/>
-          <w:numId w:val="42"/>
-        </w:numPr>
-      </w:pPr>
-      <w:r>
-        <w:t>5 security-related issues.</w:t>
-      </w:r>
-    </w:p>
-    <w:p>
-      <w:pPr>
-        <w:pStyle w:val="NormalWeb"/>
-        <w:numPr>
-          <w:ilvl w:val="0"/>
-          <w:numId w:val="42"/>
-        </w:numPr>
-      </w:pPr>
-      <w:r>
-        <w:rPr>
-          <w:b/>
-          <w:bCs/>
-        </w:rPr>
-        <w:t>Code Duplications:</w:t>
-      </w:r>
-      <w:r>
-        <w:t xml:space="preserve"> </w:t>
-      </w:r>
-      <w:r>
-        <w:rPr>
-          <w:b/>
-          <w:bCs/>
-        </w:rPr>
-        <w:t>4.1%</w:t>
-      </w:r>
-    </w:p>
-    <w:p>
-      <w:pPr>
-        <w:pStyle w:val="NormalWeb"/>
-        <w:ind w:left="720"/>
-      </w:pPr>
-      <w:r>
-        <w:rPr>
-          <w:b/>
-          <w:bCs/>
-        </w:rPr>
-        <w:lastRenderedPageBreak/>
-        <w:t>Interpretation:</w:t>
-      </w:r>
-      <w:r>
-        <w:br/>
-        <w:t xml:space="preserve">The Docker CLI project exhibits </w:t>
-      </w:r>
-      <w:r>
-        <w:rPr>
-          <w:b/>
-          <w:bCs/>
-        </w:rPr>
-        <w:t>low to moderate code-level technical debt</w:t>
-      </w:r>
-      <w:r>
-        <w:t>, with a strong maintainability rating and relatively low duplication density. The results suggest that, despite its size, the project maintains a generally healthy codebase with manageable technical debt.</w:t>
-      </w:r>
-    </w:p>
-    <w:p>
-      <w:pPr>
-        <w:pStyle w:val="NormalWeb"/>
-        <w:ind w:left="720"/>
-      </w:pPr>
-      <w:r>
-        <w:pict w14:anchorId="0EE08865">
-          <v:rect id="_x0000_i1052" style="width:0;height:1.5pt" o:hralign="center" o:hrstd="t" o:hr="t" fillcolor="#a0a0a0" stroked="f"/>
-        </w:pict>
-      </w:r>
-    </w:p>
-    <w:p>
-      <w:pPr>
-        <w:pStyle w:val="NormalWeb"/>
-        <w:ind w:left="720"/>
-        <w:rPr>
-          <w:b/>
-          <w:bCs/>
-        </w:rPr>
-      </w:pPr>
-      <w:r>
-        <w:rPr>
-          <w:b/>
-          <w:bCs/>
-        </w:rPr>
-        <w:t>Project 2: Prometheus (prometheus/prometheus)</w:t>
-      </w:r>
-    </w:p>
-    <w:p>
-      <w:pPr>
-        <w:pStyle w:val="NormalWeb"/>
-        <w:ind w:left="720"/>
-      </w:pPr>
-      <w:r>
-        <w:rPr>
-          <w:b/>
-          <w:bCs/>
-        </w:rPr>
-        <w:t>Last analysis:</w:t>
-      </w:r>
-      <w:r>
-        <w:t xml:space="preserve"> 26 January 2026</w:t>
-      </w:r>
-      <w:r>
-        <w:br/>
-      </w:r>
-      <w:r>
-        <w:rPr>
-          <w:b/>
-          <w:bCs/>
-        </w:rPr>
-        <w:t>Lines of Code (LoC):</w:t>
-      </w:r>
-      <w:r>
-        <w:t xml:space="preserve"> ~297,000</w:t>
-      </w:r>
-      <w:r>
-        <w:br/>
-      </w:r>
-      <w:r>
-        <w:rPr>
-          <w:b/>
-          <w:bCs/>
-        </w:rPr>
-        <w:t>Languages:</w:t>
-      </w:r>
-      <w:r>
-        <w:t xml:space="preserve"> Go, TypeScript</w:t>
-      </w:r>
-    </w:p>
-    <w:p>
-      <w:pPr>
-        <w:pStyle w:val="NormalWeb"/>
-        <w:numPr>
-          <w:ilvl w:val="0"/>
-          <w:numId w:val="43"/>
-        </w:numPr>
-      </w:pPr>
-      <w:r>
-        <w:rPr>
-          <w:b/>
-          <w:bCs/>
-        </w:rPr>
-        <w:t>Maintainability:</w:t>
-      </w:r>
-      <w:r>
-        <w:t xml:space="preserve"> A</w:t>
-      </w:r>
-    </w:p>
-    <w:p>
-      <w:pPr>
-        <w:pStyle w:val="NormalWeb"/>
-        <w:numPr>
-          <w:ilvl w:val="1"/>
-          <w:numId w:val="43"/>
-        </w:numPr>
-      </w:pPr>
-      <w:r>
-        <w:t xml:space="preserve">Approximately </w:t>
-      </w:r>
-      <w:r>
-        <w:rPr>
-          <w:b/>
-          <w:bCs/>
-        </w:rPr>
-        <w:t>3,400 code smells</w:t>
-      </w:r>
-      <w:r>
-        <w:t>, indicating a higher absolute volume of technical debt compared to Docker CLI.</w:t>
-      </w:r>
-    </w:p>
-    <w:p>
-      <w:pPr>
-        <w:pStyle w:val="NormalWeb"/>
-        <w:numPr>
-          <w:ilvl w:val="0"/>
-          <w:numId w:val="43"/>
-        </w:numPr>
-      </w:pPr>
-      <w:r>
-        <w:rPr>
-          <w:b/>
-          <w:bCs/>
-        </w:rPr>
-        <w:t>Reliability:</w:t>
-      </w:r>
-      <w:r>
-        <w:t xml:space="preserve"> D</w:t>
-      </w:r>
-    </w:p>
-    <w:p>
-      <w:pPr>
-        <w:pStyle w:val="NormalWeb"/>
-        <w:numPr>
-          <w:ilvl w:val="1"/>
-          <w:numId w:val="43"/>
-        </w:numPr>
-      </w:pPr>
-      <w:r>
-        <w:t>410 reliability-related issues (bugs).</w:t>
-      </w:r>
-    </w:p>
-    <w:p>
-      <w:pPr>
-        <w:pStyle w:val="NormalWeb"/>
-        <w:numPr>
-          <w:ilvl w:val="0"/>
-          <w:numId w:val="43"/>
-        </w:numPr>
-      </w:pPr>
-      <w:r>
-        <w:rPr>
-          <w:b/>
-          <w:bCs/>
-        </w:rPr>
-        <w:t>Security:</w:t>
-      </w:r>
-      <w:r>
-        <w:t xml:space="preserve"> E</w:t>
-      </w:r>
-    </w:p>
-    <w:p>
-      <w:pPr>
-        <w:pStyle w:val="NormalWeb"/>
-        <w:numPr>
-          <w:ilvl w:val="1"/>
-          <w:numId w:val="43"/>
-        </w:numPr>
-      </w:pPr>
-      <w:r>
-        <w:t>19 security-related issues.</w:t>
-      </w:r>
-    </w:p>
-    <w:p>
-      <w:pPr>
-        <w:pStyle w:val="NormalWeb"/>
-        <w:numPr>
-          <w:ilvl w:val="0"/>
-          <w:numId w:val="43"/>
-        </w:numPr>
-      </w:pPr>
-      <w:r>
-        <w:rPr>
-          <w:b/>
-          <w:bCs/>
-        </w:rPr>
-        <w:t>Code Duplications:</w:t>
-      </w:r>
-      <w:r>
-        <w:t xml:space="preserve"> </w:t>
-      </w:r>
-      <w:r>
-        <w:rPr>
-          <w:b/>
-          <w:bCs/>
-        </w:rPr>
-        <w:t>14.6%</w:t>
-      </w:r>
-    </w:p>
-    <w:p>
-      <w:pPr>
-        <w:pStyle w:val="NormalWeb"/>
-        <w:ind w:left="720"/>
-      </w:pPr>
-      <w:r>
-        <w:rPr>
-          <w:b/>
-          <w:bCs/>
-        </w:rPr>
-        <w:t>Interpretation:</w:t>
-      </w:r>
-      <w:r>
-        <w:br/>
-        <w:t xml:space="preserve">Although Prometheus achieves a high maintainability rating, the project shows </w:t>
-      </w:r>
-      <w:r>
-        <w:rPr>
-          <w:b/>
-          <w:bCs/>
-        </w:rPr>
-        <w:t>substantially higher levels of code duplication and reliability issues</w:t>
-      </w:r>
-      <w:r>
-        <w:t>. This suggests a more complex and heterogeneous codebase, where technical debt accumulates at a larger scale, likely influenced by project size, architectural complexity, and long-term evolution.</w:t>
-      </w:r>
-    </w:p>
-    <w:p>
-      <w:pPr>
-        <w:pStyle w:val="Overskrift5"/>
-        <w:rPr>
-          <w:rFonts w:eastAsia="Times New Roman"/>
-        </w:rPr>
-      </w:pPr>
-      <w:r>
-        <w:rPr>
-          <w:rFonts w:eastAsia="Times New Roman"/>
-        </w:rPr>
-        <w:t>Cross-Project Comparison</w:t>
-      </w:r>
-    </w:p>
-    <w:p>
-      <w:pPr>
-        <w:pStyle w:val="NormalWeb"/>
-        <w:numPr>
-          <w:ilvl w:val="0"/>
-          <w:numId w:val="44"/>
-        </w:numPr>
-      </w:pPr>
-      <w:r>
-        <w:t xml:space="preserve">Both projects achieve </w:t>
-      </w:r>
-      <w:r>
-        <w:rPr>
-          <w:b/>
-          <w:bCs/>
-        </w:rPr>
-        <w:t>Maintainability grade A</w:t>
-      </w:r>
-      <w:r>
-        <w:t>, indicating acceptable overall maintainability according to SonarQube.</w:t>
-      </w:r>
-    </w:p>
-    <w:p>
-      <w:pPr>
-        <w:pStyle w:val="NormalWeb"/>
-        <w:numPr>
-          <w:ilvl w:val="0"/>
-          <w:numId w:val="44"/>
-        </w:numPr>
-      </w:pPr>
-      <w:r>
-        <w:rPr>
-          <w:b/>
-          <w:bCs/>
-        </w:rPr>
-        <w:t>Prometheus exhibits significantly higher technical debt volume</w:t>
-      </w:r>
-      <w:r>
-        <w:t xml:space="preserve"> in absolute terms (code smells and duplication), which correlates with its larger size and complexity.</w:t>
-      </w:r>
-    </w:p>
-    <w:p>
-      <w:pPr>
-        <w:pStyle w:val="NormalWeb"/>
-        <w:numPr>
-          <w:ilvl w:val="0"/>
-          <w:numId w:val="44"/>
-        </w:numPr>
-      </w:pPr>
-      <w:r>
-        <w:t xml:space="preserve">Docker CLI demonstrates </w:t>
-      </w:r>
-      <w:r>
-        <w:rPr>
-          <w:b/>
-          <w:bCs/>
-        </w:rPr>
-        <w:t>lower duplication and fewer reliability issues</w:t>
-      </w:r>
-      <w:r>
-        <w:t>, suggesting more stable internal structure relative to its size.</w:t>
-      </w:r>
-    </w:p>
-    <w:p>
-      <w:pPr>
-        <w:pStyle w:val="NormalWeb"/>
-        <w:ind w:left="720"/>
-      </w:pPr>
-    </w:p>
-    <w:p>
-      <w:pPr>
-        <w:pStyle w:val="NormalWeb"/>
-        <w:rPr>
-          <w:b/>
-          <w:bCs/>
-        </w:rPr>
-      </w:pPr>
-      <w:r>
-        <w:rPr>
-          <w:b/>
-          <w:bCs/>
-        </w:rPr>
-        <w:t>Engineering Velocity / Flow</w:t>
-      </w:r>
-    </w:p>
-    <w:p>
-      <w:pPr>
-        <w:pStyle w:val="NormalWeb"/>
-        <w:numPr>
-          <w:ilvl w:val="0"/>
-          <w:numId w:val="26"/>
-        </w:numPr>
-      </w:pPr>
-      <w:r>
-        <w:t>PR_Cycle.py</w:t>
-      </w:r>
-    </w:p>
-    <w:p>
-      <w:pPr>
-        <w:pStyle w:val="NormalWeb"/>
-        <w:ind w:left="360"/>
-      </w:pPr>
-      <w:r>
-        <w:rPr>
-          <w:noProof/>
-          <w14:ligatures w14:val="standardContextual"/>
-        </w:rPr>
-        <w:lastRenderedPageBreak/>
-        <w:drawing>
-          <wp:inline distT="0" distB="0" distL="0" distR="0" wp14:anchorId="39E8FFAA" wp14:editId="1A9305E0">
-            <wp:extent cx="5760720" cy="2582545"/>
-            <wp:effectExtent l="0" t="0" r="0" b="8255"/>
-            <wp:docPr id="1889833998" name="Bilde 16" descr="Et bilde som inneholder tekst, Plottdiagram, diagram, line&#10;&#10;KI-generert innhold kan være feil."/>
-            <wp:cNvGraphicFramePr>
-              <a:graphicFrameLocks xmlns:a="http://schemas.openxmlformats.org/drawingml/2006/main" noChangeAspect="1"/>
-            </wp:cNvGraphicFramePr>
-            <a:graphic xmlns:a="http://schemas.openxmlformats.org/drawingml/2006/main">
-              <a:graphicData uri="http://schemas.openxmlformats.org/drawingml/2006/picture">
-                <pic:pic xmlns:pic="http://schemas.openxmlformats.org/drawingml/2006/picture">
-                  <pic:nvPicPr>
-                    <pic:cNvPr id="1889833998" name="Bilde 16" descr="Et bilde som inneholder tekst, Plottdiagram, diagram, line&#10;&#10;KI-generert innhold kan være feil."/>
-                    <pic:cNvPicPr/>
-                  </pic:nvPicPr>
-                  <pic:blipFill>
-                    <a:blip r:embed="rId42" cstate="print">
+                    <a:blip r:embed="rId34" cstate="print">
                       <a:extLst>
                         <a:ext uri="{28A0092B-C50C-407E-A947-70E740481C1C}">
                           <a14:useLocalDpi xmlns:a14="http://schemas.microsoft.com/office/drawing/2010/main" val="0"/>
@@ -7022,10 +7983,10 @@
           <w14:ligatures w14:val="standardContextual"/>
         </w:rPr>
         <w:drawing>
-          <wp:inline distT="0" distB="0" distL="0" distR="0" wp14:anchorId="13721B6E" wp14:editId="082F5315">
+          <wp:inline distT="0" distB="0" distL="0" distR="0" wp14:anchorId="5CB3B325" wp14:editId="3DBF9D83">
             <wp:extent cx="5760720" cy="4876165"/>
             <wp:effectExtent l="0" t="0" r="0" b="635"/>
-            <wp:docPr id="110206212" name="Bilde 17" descr="Et bilde som inneholder tekst, diagram, Plottdiagram, line&#10;&#10;KI-generert innhold kan være feil."/>
+            <wp:docPr id="1668619290" name="Bilde 27" descr="Et bilde som inneholder tekst, Plottdiagram, line, diagram&#10;&#10;KI-generert innhold kan være feil."/>
             <wp:cNvGraphicFramePr>
               <a:graphicFrameLocks xmlns:a="http://schemas.openxmlformats.org/drawingml/2006/main" noChangeAspect="1"/>
             </wp:cNvGraphicFramePr>
@@ -7033,11 +7994,11 @@
               <a:graphicData uri="http://schemas.openxmlformats.org/drawingml/2006/picture">
                 <pic:pic xmlns:pic="http://schemas.openxmlformats.org/drawingml/2006/picture">
                   <pic:nvPicPr>
-                    <pic:cNvPr id="110206212" name="Bilde 17" descr="Et bilde som inneholder tekst, diagram, Plottdiagram, line&#10;&#10;KI-generert innhold kan være feil."/>
+                    <pic:cNvPr id="1668619290" name="Bilde 27" descr="Et bilde som inneholder tekst, Plottdiagram, line, diagram&#10;&#10;KI-generert innhold kan være feil."/>
                     <pic:cNvPicPr/>
                   </pic:nvPicPr>
                   <pic:blipFill>
-                    <a:blip r:embed="rId43" cstate="print">
+                    <a:blip r:embed="rId35" cstate="print">
                       <a:extLst>
                         <a:ext uri="{28A0092B-C50C-407E-A947-70E740481C1C}">
                           <a14:useLocalDpi xmlns:a14="http://schemas.microsoft.com/office/drawing/2010/main" val="0"/>
@@ -7067,106 +8028,31 @@
     <w:p>
       <w:pPr>
         <w:pStyle w:val="NormalWeb"/>
-      </w:pPr>
-    </w:p>
-    <w:p>
-      <w:pPr>
-        <w:pStyle w:val="NormalWeb"/>
         <w:numPr>
           <w:ilvl w:val="0"/>
           <w:numId w:val="26"/>
         </w:numPr>
       </w:pPr>
       <w:r>
-        <w:t>Review_Latency.py</w:t>
-      </w:r>
-    </w:p>
-    <w:p>
-      <w:pPr>
-        <w:tabs>
-          <w:tab w:val="left" w:pos="5100"/>
-        </w:tabs>
+        <w:t>merge_frequency_weekly.py</w:t>
+      </w:r>
+    </w:p>
+    <w:p>
+      <w:pPr>
+        <w:pStyle w:val="NormalWeb"/>
         <w:ind w:left="360"/>
       </w:pPr>
       <w:r>
         <w:rPr>
-          <w:b/>
-          <w:bCs/>
-        </w:rPr>
-        <w:t xml:space="preserve"> Review Latency Distribution by Project</w:t>
-      </w:r>
-    </w:p>
-    <w:p>
-      <w:pPr>
-        <w:tabs>
-          <w:tab w:val="left" w:pos="5100"/>
-        </w:tabs>
-        <w:ind w:left="360"/>
-      </w:pPr>
-      <w:r>
+          <w:noProof/>
+          <w14:ligatures w14:val="standardContextual"/>
+        </w:rPr>
         <w:lastRenderedPageBreak/>
-        <w:t xml:space="preserve">This figure shows the distribution of pull request review latency (time from PR creation to first review) for </w:t>
-      </w:r>
-      <w:r>
-        <w:rPr>
-          <w:i/>
-          <w:iCs/>
-        </w:rPr>
-        <w:t>docker/cli</w:t>
-      </w:r>
-      <w:r>
-        <w:t xml:space="preserve"> and </w:t>
-      </w:r>
-      <w:r>
-        <w:rPr>
-          <w:i/>
-          <w:iCs/>
-        </w:rPr>
-        <w:t>prometheus/prometheus</w:t>
-      </w:r>
-      <w:r>
-        <w:t xml:space="preserve">. The results indicate a clear difference in review dynamics between the two projects. </w:t>
-      </w:r>
-      <w:r>
-        <w:rPr>
-          <w:i/>
-          <w:iCs/>
-        </w:rPr>
-        <w:t>docker/cli</w:t>
-      </w:r>
-      <w:r>
-        <w:t xml:space="preserve"> exhibits a consistently low review latency with a narrow interquartile range, suggesting fast and predictable reviewer feedback. In contrast, </w:t>
-      </w:r>
-      <w:r>
-        <w:rPr>
-          <w:i/>
-          <w:iCs/>
-        </w:rPr>
-        <w:t>prometheus/prometheus</w:t>
-      </w:r>
-      <w:r>
-        <w:t xml:space="preserve"> shows substantially higher median review latency and a much wider distribution, indicating greater variability and longer delays before reviews occur. This suggests differences in project scale, reviewer availability, and review processes, which directly impact feedback speed and engineering velocity.</w:t>
-      </w:r>
-    </w:p>
-    <w:p>
-      <w:pPr>
-        <w:pStyle w:val="Listeavsnitt"/>
-        <w:tabs>
-          <w:tab w:val="left" w:pos="5100"/>
-        </w:tabs>
-        <w:rPr>
-          <w:noProof/>
-        </w:rPr>
-      </w:pPr>
-      <w:r>
-        <w:rPr>
-          <w:noProof/>
-        </w:rPr>
         <w:drawing>
-          <wp:inline distT="0" distB="0" distL="0" distR="0" wp14:anchorId="23285076" wp14:editId="76EC02A4">
-            <wp:extent cx="5760720" cy="3562985"/>
-            <wp:effectExtent l="0" t="0" r="0" b="0"/>
-            <wp:docPr id="1405217479" name="Bilde 19" descr="Et bilde som inneholder tekst, diagram, Rektangel, skjermbilde&#10;&#10;KI-generert innhold kan være feil."/>
+          <wp:inline distT="0" distB="0" distL="0" distR="0" wp14:anchorId="2A77D1BC" wp14:editId="715E83CC">
+            <wp:extent cx="5760720" cy="2582545"/>
+            <wp:effectExtent l="0" t="0" r="0" b="8255"/>
+            <wp:docPr id="1455729962" name="Bilde 3" descr="Et bilde som inneholder tekst, line, Plottdiagram, Font&#10;&#10;KI-generert innhold kan være feil."/>
             <wp:cNvGraphicFramePr>
               <a:graphicFrameLocks xmlns:a="http://schemas.openxmlformats.org/drawingml/2006/main" noChangeAspect="1"/>
             </wp:cNvGraphicFramePr>
@@ -7174,192 +8060,11 @@
               <a:graphicData uri="http://schemas.openxmlformats.org/drawingml/2006/picture">
                 <pic:pic xmlns:pic="http://schemas.openxmlformats.org/drawingml/2006/picture">
                   <pic:nvPicPr>
-                    <pic:cNvPr id="1405217479" name="Bilde 19" descr="Et bilde som inneholder tekst, diagram, Rektangel, skjermbilde&#10;&#10;KI-generert innhold kan være feil."/>
-                    <pic:cNvPicPr/>
-                  </pic:nvPicPr>
-                  <pic:blipFill>
-                    <a:blip r:embed="rId44" cstate="print">
-                      <a:extLst>
-                        <a:ext uri="{28A0092B-C50C-407E-A947-70E740481C1C}">
-                          <a14:useLocalDpi xmlns:a14="http://schemas.microsoft.com/office/drawing/2010/main" val="0"/>
-                        </a:ext>
-                      </a:extLst>
-                    </a:blip>
-                    <a:stretch>
-                      <a:fillRect/>
-                    </a:stretch>
-                  </pic:blipFill>
-                  <pic:spPr>
-                    <a:xfrm>
-                      <a:off x="0" y="0"/>
-                      <a:ext cx="5760720" cy="3562985"/>
-                    </a:xfrm>
-                    <a:prstGeom prst="rect">
-                      <a:avLst/>
-                    </a:prstGeom>
-                  </pic:spPr>
-                </pic:pic>
-              </a:graphicData>
-            </a:graphic>
-          </wp:inline>
-        </w:drawing>
-      </w:r>
-    </w:p>
-    <w:p>
-      <w:pPr>
-        <w:pStyle w:val="Listeavsnitt"/>
-        <w:tabs>
-          <w:tab w:val="left" w:pos="5100"/>
-        </w:tabs>
-        <w:rPr>
-          <w:noProof/>
-        </w:rPr>
-      </w:pPr>
-      <w:r>
-        <w:rPr>
-          <w:noProof/>
-        </w:rPr>
-        <w:lastRenderedPageBreak/>
-        <w:drawing>
-          <wp:inline distT="0" distB="0" distL="0" distR="0" wp14:anchorId="3C3B9721" wp14:editId="111BDB13">
-            <wp:extent cx="5760720" cy="4876165"/>
-            <wp:effectExtent l="0" t="0" r="0" b="635"/>
-            <wp:docPr id="250902006" name="Bilde 24" descr="Et bilde som inneholder tekst, line, diagram, Plottdiagram&#10;&#10;KI-generert innhold kan være feil."/>
-            <wp:cNvGraphicFramePr>
-              <a:graphicFrameLocks xmlns:a="http://schemas.openxmlformats.org/drawingml/2006/main" noChangeAspect="1"/>
-            </wp:cNvGraphicFramePr>
-            <a:graphic xmlns:a="http://schemas.openxmlformats.org/drawingml/2006/main">
-              <a:graphicData uri="http://schemas.openxmlformats.org/drawingml/2006/picture">
-                <pic:pic xmlns:pic="http://schemas.openxmlformats.org/drawingml/2006/picture">
-                  <pic:nvPicPr>
-                    <pic:cNvPr id="250902006" name="Bilde 24" descr="Et bilde som inneholder tekst, line, diagram, Plottdiagram&#10;&#10;KI-generert innhold kan være feil."/>
-                    <pic:cNvPicPr/>
-                  </pic:nvPicPr>
-                  <pic:blipFill>
-                    <a:blip r:embed="rId45" cstate="print">
-                      <a:extLst>
-                        <a:ext uri="{28A0092B-C50C-407E-A947-70E740481C1C}">
-                          <a14:useLocalDpi xmlns:a14="http://schemas.microsoft.com/office/drawing/2010/main" val="0"/>
-                        </a:ext>
-                      </a:extLst>
-                    </a:blip>
-                    <a:stretch>
-                      <a:fillRect/>
-                    </a:stretch>
-                  </pic:blipFill>
-                  <pic:spPr>
-                    <a:xfrm>
-                      <a:off x="0" y="0"/>
-                      <a:ext cx="5760720" cy="4876165"/>
-                    </a:xfrm>
-                    <a:prstGeom prst="rect">
-                      <a:avLst/>
-                    </a:prstGeom>
-                  </pic:spPr>
-                </pic:pic>
-              </a:graphicData>
-            </a:graphic>
-          </wp:inline>
-        </w:drawing>
-      </w:r>
-    </w:p>
-    <w:p>
-      <w:pPr>
-        <w:pStyle w:val="Listeavsnitt"/>
-        <w:tabs>
-          <w:tab w:val="left" w:pos="5100"/>
-        </w:tabs>
-        <w:rPr>
-          <w:noProof/>
-        </w:rPr>
-      </w:pPr>
-      <w:r>
-        <w:rPr>
-          <w:noProof/>
-        </w:rPr>
-        <w:drawing>
-          <wp:inline distT="0" distB="0" distL="0" distR="0" wp14:anchorId="7D469177" wp14:editId="7235B2DE">
-            <wp:extent cx="5760720" cy="2618740"/>
-            <wp:effectExtent l="0" t="0" r="0" b="0"/>
-            <wp:docPr id="1663003678" name="Bilde 25" descr="Et bilde som inneholder tekst, Plottdiagram, line, skjermbilde&#10;&#10;KI-generert innhold kan være feil."/>
-            <wp:cNvGraphicFramePr>
-              <a:graphicFrameLocks xmlns:a="http://schemas.openxmlformats.org/drawingml/2006/main" noChangeAspect="1"/>
-            </wp:cNvGraphicFramePr>
-            <a:graphic xmlns:a="http://schemas.openxmlformats.org/drawingml/2006/main">
-              <a:graphicData uri="http://schemas.openxmlformats.org/drawingml/2006/picture">
-                <pic:pic xmlns:pic="http://schemas.openxmlformats.org/drawingml/2006/picture">
-                  <pic:nvPicPr>
-                    <pic:cNvPr id="1663003678" name="Bilde 25" descr="Et bilde som inneholder tekst, Plottdiagram, line, skjermbilde&#10;&#10;KI-generert innhold kan være feil."/>
+                    <pic:cNvPr id="1455729962" name="Bilde 3" descr="Et bilde som inneholder tekst, line, Plottdiagram, Font&#10;&#10;KI-generert innhold kan være feil."/>
                     <pic:cNvPicPr/>
                   </pic:nvPicPr>
                   <pic:blipFill>
                     <a:blip r:embed="rId46" cstate="print">
-                      <a:extLst>
-                        <a:ext uri="{28A0092B-C50C-407E-A947-70E740481C1C}">
-                          <a14:useLocalDpi xmlns:a14="http://schemas.microsoft.com/office/drawing/2010/main" val="0"/>
-                        </a:ext>
-                      </a:extLst>
-                    </a:blip>
-                    <a:stretch>
-                      <a:fillRect/>
-                    </a:stretch>
-                  </pic:blipFill>
-                  <pic:spPr>
-                    <a:xfrm>
-                      <a:off x="0" y="0"/>
-                      <a:ext cx="5760720" cy="2618740"/>
-                    </a:xfrm>
-                    <a:prstGeom prst="rect">
-                      <a:avLst/>
-                    </a:prstGeom>
-                  </pic:spPr>
-                </pic:pic>
-              </a:graphicData>
-            </a:graphic>
-          </wp:inline>
-        </w:drawing>
-      </w:r>
-    </w:p>
-    <w:p>
-      <w:pPr>
-        <w:pStyle w:val="NormalWeb"/>
-        <w:numPr>
-          <w:ilvl w:val="0"/>
-          <w:numId w:val="26"/>
-        </w:numPr>
-      </w:pPr>
-      <w:r>
-        <w:t>review_duration.py</w:t>
-      </w:r>
-    </w:p>
-    <w:p>
-      <w:pPr>
-        <w:pStyle w:val="NormalWeb"/>
-        <w:ind w:left="360"/>
-      </w:pPr>
-      <w:r>
-        <w:rPr>
-          <w:noProof/>
-          <w14:ligatures w14:val="standardContextual"/>
-        </w:rPr>
-        <w:lastRenderedPageBreak/>
-        <w:drawing>
-          <wp:inline distT="0" distB="0" distL="0" distR="0" wp14:anchorId="1D787AB4" wp14:editId="7B0A912A">
-            <wp:extent cx="5760720" cy="2582545"/>
-            <wp:effectExtent l="0" t="0" r="0" b="8255"/>
-            <wp:docPr id="1848322776" name="Bilde 26" descr="Et bilde som inneholder tekst, skjermbilde, Plottdiagram, diagram&#10;&#10;KI-generert innhold kan være feil."/>
-            <wp:cNvGraphicFramePr>
-              <a:graphicFrameLocks xmlns:a="http://schemas.openxmlformats.org/drawingml/2006/main" noChangeAspect="1"/>
-            </wp:cNvGraphicFramePr>
-            <a:graphic xmlns:a="http://schemas.openxmlformats.org/drawingml/2006/main">
-              <a:graphicData uri="http://schemas.openxmlformats.org/drawingml/2006/picture">
-                <pic:pic xmlns:pic="http://schemas.openxmlformats.org/drawingml/2006/picture">
-                  <pic:nvPicPr>
-                    <pic:cNvPr id="1848322776" name="Bilde 26" descr="Et bilde som inneholder tekst, skjermbilde, Plottdiagram, diagram&#10;&#10;KI-generert innhold kan være feil."/>
-                    <pic:cNvPicPr/>
-                  </pic:nvPicPr>
-                  <pic:blipFill>
-                    <a:blip r:embed="rId35" cstate="print">
                       <a:extLst>
                         <a:ext uri="{28A0092B-C50C-407E-A947-70E740481C1C}">
                           <a14:useLocalDpi xmlns:a14="http://schemas.microsoft.com/office/drawing/2010/main" val="0"/>
@@ -7385,16 +8090,97 @@
           </wp:inline>
         </w:drawing>
       </w:r>
+    </w:p>
+    <w:p/>
+    <w:p>
+      <w:pPr>
+        <w:tabs>
+          <w:tab w:val="left" w:pos="5100"/>
+        </w:tabs>
+      </w:pPr>
+      <w:r>
+        <w:t>10.</w:t>
+      </w:r>
+    </w:p>
+    <w:p>
+      <w:pPr>
+        <w:tabs>
+          <w:tab w:val="left" w:pos="5100"/>
+        </w:tabs>
+      </w:pPr>
+      <w:r>
+        <w:t>PR churn was used as a proxy for rework and potential technical debt. It was computed as the sum of added and deleted lines per pull request. Weekly median PR churn values were analyzed to identify long-term trends and differences across repositories.</w:t>
+      </w:r>
+    </w:p>
+    <w:p>
+      <w:pPr>
+        <w:tabs>
+          <w:tab w:val="left" w:pos="5100"/>
+        </w:tabs>
+      </w:pPr>
+    </w:p>
+    <w:p>
+      <w:pPr>
+        <w:tabs>
+          <w:tab w:val="left" w:pos="5100"/>
+        </w:tabs>
+      </w:pPr>
+      <w:r>
+        <w:t>12</w:t>
+      </w:r>
+    </w:p>
+    <w:p>
+      <w:pPr>
+        <w:tabs>
+          <w:tab w:val="left" w:pos="5100"/>
+        </w:tabs>
+        <w:rPr>
+          <w:b/>
+          <w:bCs/>
+        </w:rPr>
+      </w:pPr>
+      <w:r>
+        <w:rPr>
+          <w:b/>
+          <w:bCs/>
+        </w:rPr>
+        <w:t>Review Duration (Methods)</w:t>
+      </w:r>
+    </w:p>
+    <w:p>
+      <w:pPr>
+        <w:tabs>
+          <w:tab w:val="left" w:pos="5100"/>
+        </w:tabs>
+        <w:rPr>
+          <w:i/>
+          <w:iCs/>
+        </w:rPr>
+      </w:pPr>
+      <w:r>
+        <w:rPr>
+          <w:i/>
+          <w:iCs/>
+        </w:rPr>
+        <w:t>Review duration was calculated as the time between the first code review and the completion of the pull request. To reduce noise and outliers, weekly median values were used in the analysis.</w:t>
+      </w:r>
+    </w:p>
+    <w:p>
+      <w:pPr>
+        <w:tabs>
+          <w:tab w:val="left" w:pos="5100"/>
+        </w:tabs>
+      </w:pPr>
       <w:r>
         <w:rPr>
           <w:noProof/>
-          <w14:ligatures w14:val="standardContextual"/>
-        </w:rPr>
+        </w:rPr>
+        <w:lastRenderedPageBreak/>
         <w:drawing>
-          <wp:inline distT="0" distB="0" distL="0" distR="0" wp14:anchorId="5CB3B325" wp14:editId="3DBF9D83">
-            <wp:extent cx="5760720" cy="4876165"/>
-            <wp:effectExtent l="0" t="0" r="0" b="635"/>
-            <wp:docPr id="1668619290" name="Bilde 27" descr="Et bilde som inneholder tekst, Plottdiagram, line, diagram&#10;&#10;KI-generert innhold kan være feil."/>
+          <wp:inline distT="0" distB="0" distL="0" distR="0" wp14:anchorId="44EEB5B9" wp14:editId="3B16BBF6">
+            <wp:extent cx="5760720" cy="2582545"/>
+            <wp:effectExtent l="0" t="0" r="0" b="8255"/>
+            <wp:docPr id="1170383412" name="Bilde 22" descr="Et bilde som inneholder tekst, skjermbilde, Plottdiagram, diagram&#10;&#10;KI-generert innhold kan være feil."/>
             <wp:cNvGraphicFramePr>
               <a:graphicFrameLocks xmlns:a="http://schemas.openxmlformats.org/drawingml/2006/main" noChangeAspect="1"/>
             </wp:cNvGraphicFramePr>
@@ -7402,77 +8188,11 @@
               <a:graphicData uri="http://schemas.openxmlformats.org/drawingml/2006/picture">
                 <pic:pic xmlns:pic="http://schemas.openxmlformats.org/drawingml/2006/picture">
                   <pic:nvPicPr>
-                    <pic:cNvPr id="1668619290" name="Bilde 27" descr="Et bilde som inneholder tekst, Plottdiagram, line, diagram&#10;&#10;KI-generert innhold kan være feil."/>
+                    <pic:cNvPr id="1170383412" name="Bilde 22" descr="Et bilde som inneholder tekst, skjermbilde, Plottdiagram, diagram&#10;&#10;KI-generert innhold kan være feil."/>
                     <pic:cNvPicPr/>
                   </pic:nvPicPr>
                   <pic:blipFill>
-                    <a:blip r:embed="rId36" cstate="print">
-                      <a:extLst>
-                        <a:ext uri="{28A0092B-C50C-407E-A947-70E740481C1C}">
-                          <a14:useLocalDpi xmlns:a14="http://schemas.microsoft.com/office/drawing/2010/main" val="0"/>
-                        </a:ext>
-                      </a:extLst>
-                    </a:blip>
-                    <a:stretch>
-                      <a:fillRect/>
-                    </a:stretch>
-                  </pic:blipFill>
-                  <pic:spPr>
-                    <a:xfrm>
-                      <a:off x="0" y="0"/>
-                      <a:ext cx="5760720" cy="4876165"/>
-                    </a:xfrm>
-                    <a:prstGeom prst="rect">
-                      <a:avLst/>
-                    </a:prstGeom>
-                  </pic:spPr>
-                </pic:pic>
-              </a:graphicData>
-            </a:graphic>
-          </wp:inline>
-        </w:drawing>
-      </w:r>
-    </w:p>
-    <w:p>
-      <w:pPr>
-        <w:pStyle w:val="NormalWeb"/>
-        <w:numPr>
-          <w:ilvl w:val="0"/>
-          <w:numId w:val="26"/>
-        </w:numPr>
-      </w:pPr>
-      <w:r>
-        <w:t>merge_frequency_weekly.py</w:t>
-      </w:r>
-    </w:p>
-    <w:p>
-      <w:pPr>
-        <w:pStyle w:val="NormalWeb"/>
-        <w:ind w:left="360"/>
-      </w:pPr>
-      <w:r>
-        <w:rPr>
-          <w:noProof/>
-          <w14:ligatures w14:val="standardContextual"/>
-        </w:rPr>
-        <w:lastRenderedPageBreak/>
-        <w:drawing>
-          <wp:inline distT="0" distB="0" distL="0" distR="0" wp14:anchorId="2A77D1BC" wp14:editId="715E83CC">
-            <wp:extent cx="5760720" cy="2582545"/>
-            <wp:effectExtent l="0" t="0" r="0" b="8255"/>
-            <wp:docPr id="1455729962" name="Bilde 3" descr="Et bilde som inneholder tekst, line, Plottdiagram, Font&#10;&#10;KI-generert innhold kan være feil."/>
-            <wp:cNvGraphicFramePr>
-              <a:graphicFrameLocks xmlns:a="http://schemas.openxmlformats.org/drawingml/2006/main" noChangeAspect="1"/>
-            </wp:cNvGraphicFramePr>
-            <a:graphic xmlns:a="http://schemas.openxmlformats.org/drawingml/2006/main">
-              <a:graphicData uri="http://schemas.openxmlformats.org/drawingml/2006/picture">
-                <pic:pic xmlns:pic="http://schemas.openxmlformats.org/drawingml/2006/picture">
-                  <pic:nvPicPr>
-                    <pic:cNvPr id="1455729962" name="Bilde 3" descr="Et bilde som inneholder tekst, line, Plottdiagram, Font&#10;&#10;KI-generert innhold kan være feil."/>
-                    <pic:cNvPicPr/>
-                  </pic:nvPicPr>
-                  <pic:blipFill>
-                    <a:blip r:embed="rId47" cstate="print">
+                    <a:blip r:embed="rId34" cstate="print">
                       <a:extLst>
                         <a:ext uri="{28A0092B-C50C-407E-A947-70E740481C1C}">
                           <a14:useLocalDpi xmlns:a14="http://schemas.microsoft.com/office/drawing/2010/main" val="0"/>
@@ -7498,134 +8218,6 @@
           </wp:inline>
         </w:drawing>
       </w:r>
-    </w:p>
-    <w:p/>
-    <w:p>
-      <w:pPr>
-        <w:tabs>
-          <w:tab w:val="left" w:pos="5100"/>
-        </w:tabs>
-      </w:pPr>
-      <w:r>
-        <w:t>10.</w:t>
-      </w:r>
-    </w:p>
-    <w:p>
-      <w:pPr>
-        <w:tabs>
-          <w:tab w:val="left" w:pos="5100"/>
-        </w:tabs>
-      </w:pPr>
-      <w:r>
-        <w:t>PR churn was used as a proxy for rework and potential technical debt. It was computed as the sum of added and deleted lines per pull request. Weekly median PR churn values were analyzed to identify long-term trends and differences across repositories.</w:t>
-      </w:r>
-    </w:p>
-    <w:p>
-      <w:pPr>
-        <w:tabs>
-          <w:tab w:val="left" w:pos="5100"/>
-        </w:tabs>
-      </w:pPr>
-    </w:p>
-    <w:p>
-      <w:pPr>
-        <w:tabs>
-          <w:tab w:val="left" w:pos="5100"/>
-        </w:tabs>
-      </w:pPr>
-      <w:r>
-        <w:t>12</w:t>
-      </w:r>
-    </w:p>
-    <w:p>
-      <w:pPr>
-        <w:tabs>
-          <w:tab w:val="left" w:pos="5100"/>
-        </w:tabs>
-        <w:rPr>
-          <w:b/>
-          <w:bCs/>
-        </w:rPr>
-      </w:pPr>
-      <w:r>
-        <w:rPr>
-          <w:b/>
-          <w:bCs/>
-        </w:rPr>
-        <w:t>Review Duration (Methods)</w:t>
-      </w:r>
-    </w:p>
-    <w:p>
-      <w:pPr>
-        <w:tabs>
-          <w:tab w:val="left" w:pos="5100"/>
-        </w:tabs>
-        <w:rPr>
-          <w:i/>
-          <w:iCs/>
-        </w:rPr>
-      </w:pPr>
-      <w:r>
-        <w:rPr>
-          <w:i/>
-          <w:iCs/>
-        </w:rPr>
-        <w:t>Review duration was calculated as the time between the first code review and the completion of the pull request. To reduce noise and outliers, weekly median values were used in the analysis.</w:t>
-      </w:r>
-    </w:p>
-    <w:p>
-      <w:pPr>
-        <w:tabs>
-          <w:tab w:val="left" w:pos="5100"/>
-        </w:tabs>
-      </w:pPr>
-      <w:r>
-        <w:rPr>
-          <w:noProof/>
-        </w:rPr>
-        <w:lastRenderedPageBreak/>
-        <w:drawing>
-          <wp:inline distT="0" distB="0" distL="0" distR="0" wp14:anchorId="44EEB5B9" wp14:editId="3B16BBF6">
-            <wp:extent cx="5760720" cy="2582545"/>
-            <wp:effectExtent l="0" t="0" r="0" b="8255"/>
-            <wp:docPr id="1170383412" name="Bilde 22" descr="Et bilde som inneholder tekst, skjermbilde, Plottdiagram, diagram&#10;&#10;KI-generert innhold kan være feil."/>
-            <wp:cNvGraphicFramePr>
-              <a:graphicFrameLocks xmlns:a="http://schemas.openxmlformats.org/drawingml/2006/main" noChangeAspect="1"/>
-            </wp:cNvGraphicFramePr>
-            <a:graphic xmlns:a="http://schemas.openxmlformats.org/drawingml/2006/main">
-              <a:graphicData uri="http://schemas.openxmlformats.org/drawingml/2006/picture">
-                <pic:pic xmlns:pic="http://schemas.openxmlformats.org/drawingml/2006/picture">
-                  <pic:nvPicPr>
-                    <pic:cNvPr id="1170383412" name="Bilde 22" descr="Et bilde som inneholder tekst, skjermbilde, Plottdiagram, diagram&#10;&#10;KI-generert innhold kan være feil."/>
-                    <pic:cNvPicPr/>
-                  </pic:nvPicPr>
-                  <pic:blipFill>
-                    <a:blip r:embed="rId35" cstate="print">
-                      <a:extLst>
-                        <a:ext uri="{28A0092B-C50C-407E-A947-70E740481C1C}">
-                          <a14:useLocalDpi xmlns:a14="http://schemas.microsoft.com/office/drawing/2010/main" val="0"/>
-                        </a:ext>
-                      </a:extLst>
-                    </a:blip>
-                    <a:stretch>
-                      <a:fillRect/>
-                    </a:stretch>
-                  </pic:blipFill>
-                  <pic:spPr>
-                    <a:xfrm>
-                      <a:off x="0" y="0"/>
-                      <a:ext cx="5760720" cy="2582545"/>
-                    </a:xfrm>
-                    <a:prstGeom prst="rect">
-                      <a:avLst/>
-                    </a:prstGeom>
-                  </pic:spPr>
-                </pic:pic>
-              </a:graphicData>
-            </a:graphic>
-          </wp:inline>
-        </w:drawing>
-      </w:r>
       <w:r>
         <w:rPr>
           <w:noProof/>
@@ -7646,7 +8238,7 @@
                     <pic:cNvPicPr/>
                   </pic:nvPicPr>
                   <pic:blipFill>
-                    <a:blip r:embed="rId36" cstate="print">
+                    <a:blip r:embed="rId35" cstate="print">
                       <a:extLst>
                         <a:ext uri="{28A0092B-C50C-407E-A947-70E740481C1C}">
                           <a14:useLocalDpi xmlns:a14="http://schemas.microsoft.com/office/drawing/2010/main" val="0"/>
@@ -8222,8 +8814,58 @@
       </w:r>
     </w:p>
     <w:p/>
+    <w:p/>
+    <w:p>
+      <w:pPr>
+        <w:pStyle w:val="Overskrift3"/>
+      </w:pPr>
+    </w:p>
+    <w:p>
+      <w:pPr>
+        <w:pStyle w:val="Overskrift3"/>
+      </w:pPr>
+      <w:r>
+        <w:t>python .\time_to_release_monthly.py</w:t>
+      </w:r>
+    </w:p>
+    <w:p>
+      <w:r>
+        <w:t>PR repos: 3 ['prometheus/prometheus' 'docker/cli' 'tektoncd/pipeline']</w:t>
+      </w:r>
+    </w:p>
+    <w:p>
+      <w:r>
+        <w:t>Release repos: 2 ['prometheus/prometheus' 'tektoncd/pipeline']</w:t>
+      </w:r>
+    </w:p>
+    <w:p>
+      <w:r>
+        <w:t>Merged PR rows: 4804</w:t>
+      </w:r>
+    </w:p>
+    <w:p>
+      <w:r>
+        <w:t>Release rows: 148</w:t>
+      </w:r>
+    </w:p>
+    <w:p>
+      <w:r>
+        <w:t>[WARN] No releases for docker/cli -&gt; skipping</w:t>
+      </w:r>
+    </w:p>
+    <w:p>
+      <w:r>
+        <w:t>Matched PR-&gt;Release rows: 3299</w:t>
+      </w:r>
+    </w:p>
+    <w:p>
+      <w:r>
+        <w:t>[INFO] Missing repos in Time-to-Release output: ['docker/cli']</w:t>
+      </w:r>
+    </w:p>
+    <w:p/>
     <w:sectPr>
-      <w:headerReference w:type="default" r:id="rId48"/>
+      <w:headerReference w:type="default" r:id="rId47"/>
       <w:pgSz w:w="11906" w:h="16838"/>
       <w:pgMar w:top="1417" w:right="1417" w:bottom="1417" w:left="1417" w:header="708" w:footer="708" w:gutter="0"/>
       <w:cols w:space="708"/>
@@ -8235,7 +8877,653 @@
 
 <file path=word/comments.xml><?xml version="1.0" encoding="utf-8"?>
 <w:comments xmlns:wpc="http://schemas.microsoft.com/office/word/2010/wordprocessingCanvas" xmlns:cx="http://schemas.microsoft.com/office/drawing/2014/chartex" xmlns:cx1="http://schemas.microsoft.com/office/drawing/2015/9/8/chartex" xmlns:cx2="http://schemas.microsoft.com/office/drawing/2015/10/21/chartex" xmlns:cx3="http://schemas.microsoft.com/office/drawing/2016/5/9/chartex" xmlns:cx4="http://schemas.microsoft.com/office/drawing/2016/5/10/chartex" xmlns:cx5="http://schemas.microsoft.com/office/drawing/2016/5/11/chartex" xmlns:cx6="http://schemas.microsoft.com/office/drawing/2016/5/12/chartex" xmlns:cx7="http://schemas.microsoft.com/office/drawing/2016/5/13/chartex" xmlns:cx8="http://schemas.microsoft.com/office/drawing/2016/5/14/chartex" xmlns:mc="http://schemas.openxmlformats.org/markup-compatibility/2006" xmlns:aink="http://schemas.microsoft.com/office/drawing/2016/ink" xmlns:am3d="http://schemas.microsoft.com/office/drawing/2017/model3d" xmlns:o="urn:schemas-microsoft-com:office:office" xmlns:oel="http://schemas.microsoft.com/office/2019/extlst" xmlns:r="http://schemas.openxmlformats.org/officeDocument/2006/relationships" xmlns:m="http://schemas.openxmlformats.org/officeDocument/2006/math" xmlns:v="urn:schemas-microsoft-com:vml" xmlns:wp14="http://schemas.microsoft.com/office/word/2010/wordprocessingDrawing" xmlns:wp="http://schemas.openxmlformats.org/drawingml/2006/wordprocessingDrawing" xmlns:w10="urn:schemas-microsoft-com:office:word" xmlns:w="http://schemas.openxmlformats.org/wordprocessingml/2006/main" xmlns:w14="http://schemas.microsoft.com/office/word/2010/wordml" xmlns:w15="http://schemas.microsoft.com/office/word/2012/wordml" xmlns:w16cex="http://schemas.microsoft.com/office/word/2018/wordml/cex" xmlns:w16cid="http://schemas.microsoft.com/office/word/2016/wordml/cid" xmlns:w16="http://schemas.microsoft.com/office/word/2018/wordml" xmlns:w16du="http://schemas.microsoft.com/office/word/2023/wordml/word16du" xmlns:w16sdtdh="http://schemas.microsoft.com/office/word/2020/wordml/sdtdatahash" xmlns:w16sdtfl="http://schemas.microsoft.com/office/word/2024/wordml/sdtformatlock" xmlns:w16se="http://schemas.microsoft.com/office/word/2015/wordml/symex" xmlns:wpg="http://schemas.microsoft.com/office/word/2010/wordprocessingGroup" xmlns:wpi="http://schemas.microsoft.com/office/word/2010/wordprocessingInk" xmlns:wne="http://schemas.microsoft.com/office/word/2006/wordml" xmlns:wps="http://schemas.microsoft.com/office/word/2010/wordprocessingShape" mc:Ignorable="w14 w15 w16se w16cid w16 w16cex w16sdtdh w16sdtfl w16du wp14">
-  <w:comment w:id="0" w:author="Kenan Hasan Abou Shakra" w:date="2026-01-20T01:52:00Z" w:initials="KS">
+  <w:comment w:id="0" w:author="Kenan Hasan Abou Shakra" w:date="2026-03-10T11:20:00Z" w:initials="KA">
+    <w:p>
+      <w:pPr>
+        <w:pStyle w:val="Merknadstekst"/>
+      </w:pPr>
+      <w:r>
+        <w:rPr>
+          <w:rStyle w:val="Merknadsreferanse"/>
+        </w:rPr>
+        <w:annotationRef/>
+      </w:r>
+      <w:r>
+        <w:rPr>
+          <w:b/>
+          <w:bCs/>
+        </w:rPr>
+        <w:t>Engineering Velocity</w:t>
+      </w:r>
+    </w:p>
+    <w:p>
+      <w:pPr>
+        <w:pStyle w:val="Merknadstekst"/>
+        <w:numPr>
+          <w:ilvl w:val="0"/>
+          <w:numId w:val="58"/>
+        </w:numPr>
+      </w:pPr>
+      <w:r>
+        <w:t>PR cycle time</w:t>
+      </w:r>
+    </w:p>
+    <w:p>
+      <w:pPr>
+        <w:pStyle w:val="Merknadstekst"/>
+        <w:numPr>
+          <w:ilvl w:val="0"/>
+          <w:numId w:val="58"/>
+        </w:numPr>
+      </w:pPr>
+      <w:r>
+        <w:t>review latency</w:t>
+      </w:r>
+    </w:p>
+    <w:p>
+      <w:pPr>
+        <w:pStyle w:val="Merknadstekst"/>
+        <w:numPr>
+          <w:ilvl w:val="0"/>
+          <w:numId w:val="58"/>
+        </w:numPr>
+      </w:pPr>
+      <w:r>
+        <w:t>review duration</w:t>
+      </w:r>
+    </w:p>
+    <w:p>
+      <w:pPr>
+        <w:pStyle w:val="Merknadstekst"/>
+        <w:numPr>
+          <w:ilvl w:val="0"/>
+          <w:numId w:val="58"/>
+        </w:numPr>
+      </w:pPr>
+      <w:r>
+        <w:t>merge frequency</w:t>
+      </w:r>
+    </w:p>
+    <w:p>
+      <w:pPr>
+        <w:pStyle w:val="Merknadstekst"/>
+      </w:pPr>
+      <w:r>
+        <w:rPr>
+          <w:b/>
+          <w:bCs/>
+        </w:rPr>
+        <w:t>CI/CD performance</w:t>
+      </w:r>
+    </w:p>
+    <w:p>
+      <w:pPr>
+        <w:pStyle w:val="Merknadstekst"/>
+        <w:numPr>
+          <w:ilvl w:val="0"/>
+          <w:numId w:val="59"/>
+        </w:numPr>
+      </w:pPr>
+      <w:r>
+        <w:t>CI duration</w:t>
+      </w:r>
+    </w:p>
+    <w:p>
+      <w:pPr>
+        <w:pStyle w:val="Merknadstekst"/>
+        <w:numPr>
+          <w:ilvl w:val="0"/>
+          <w:numId w:val="59"/>
+        </w:numPr>
+      </w:pPr>
+      <w:r>
+        <w:t>CI failure rate</w:t>
+      </w:r>
+    </w:p>
+    <w:p>
+      <w:pPr>
+        <w:pStyle w:val="Merknadstekst"/>
+        <w:numPr>
+          <w:ilvl w:val="0"/>
+          <w:numId w:val="59"/>
+        </w:numPr>
+      </w:pPr>
+      <w:r>
+        <w:t>CI volatility</w:t>
+      </w:r>
+    </w:p>
+    <w:p>
+      <w:pPr>
+        <w:pStyle w:val="Merknadstekst"/>
+        <w:numPr>
+          <w:ilvl w:val="0"/>
+          <w:numId w:val="59"/>
+        </w:numPr>
+      </w:pPr>
+      <w:r>
+        <w:t>CI flakiness</w:t>
+      </w:r>
+    </w:p>
+    <w:p>
+      <w:pPr>
+        <w:pStyle w:val="Merknadstekst"/>
+      </w:pPr>
+      <w:r>
+        <w:rPr>
+          <w:b/>
+          <w:bCs/>
+        </w:rPr>
+        <w:t>DevOps delivery performance (DORA proxies)</w:t>
+      </w:r>
+    </w:p>
+    <w:p>
+      <w:pPr>
+        <w:pStyle w:val="Merknadstekst"/>
+        <w:numPr>
+          <w:ilvl w:val="0"/>
+          <w:numId w:val="60"/>
+        </w:numPr>
+      </w:pPr>
+      <w:r>
+        <w:t>release frequency → deployment frequency</w:t>
+      </w:r>
+    </w:p>
+    <w:p>
+      <w:pPr>
+        <w:pStyle w:val="Merknadstekst"/>
+        <w:numPr>
+          <w:ilvl w:val="0"/>
+          <w:numId w:val="60"/>
+        </w:numPr>
+      </w:pPr>
+      <w:r>
+        <w:t>PR cycle time / time-to-release → lead time for change</w:t>
+      </w:r>
+    </w:p>
+    <w:p>
+      <w:pPr>
+        <w:pStyle w:val="Merknadstekst"/>
+        <w:numPr>
+          <w:ilvl w:val="0"/>
+          <w:numId w:val="60"/>
+        </w:numPr>
+      </w:pPr>
+      <w:r>
+        <w:t>CI failure rate → change failure rate</w:t>
+      </w:r>
+    </w:p>
+  </w:comment>
+  <w:comment w:id="1" w:author="Kenan Hasan Abou Shakra" w:date="2026-03-10T11:30:00Z" w:initials="KA">
+    <w:p>
+      <w:pPr>
+        <w:pStyle w:val="Merknadstekst"/>
+      </w:pPr>
+      <w:r>
+        <w:rPr>
+          <w:rStyle w:val="Merknadsreferanse"/>
+        </w:rPr>
+        <w:annotationRef/>
+      </w:r>
+      <w:r>
+        <w:rPr>
+          <w:b/>
+          <w:bCs/>
+        </w:rPr>
+        <w:t>Workflow and CI/CD structure</w:t>
+      </w:r>
+    </w:p>
+    <w:p>
+      <w:pPr>
+        <w:pStyle w:val="Merknadstekst"/>
+      </w:pPr>
+      <w:r>
+        <w:rPr>
+          <w:lang/>
+        </w:rPr>
+        <w:t>⦁</w:t>
+      </w:r>
+      <w:r>
+        <w:t xml:space="preserve"> PR cycle time</w:t>
+      </w:r>
+      <w:r>
+        <w:br/>
+      </w:r>
+      <w:r>
+        <w:rPr>
+          <w:lang/>
+        </w:rPr>
+        <w:t>⦁</w:t>
+      </w:r>
+      <w:r>
+        <w:t xml:space="preserve"> review overhead</w:t>
+      </w:r>
+      <w:r>
+        <w:br/>
+      </w:r>
+      <w:r>
+        <w:rPr>
+          <w:lang/>
+        </w:rPr>
+        <w:t>⦁</w:t>
+      </w:r>
+      <w:r>
+        <w:t xml:space="preserve"> merge frequency</w:t>
+      </w:r>
+      <w:r>
+        <w:br/>
+      </w:r>
+      <w:r>
+        <w:rPr>
+          <w:lang/>
+        </w:rPr>
+        <w:t>⦁</w:t>
+      </w:r>
+      <w:r>
+        <w:t xml:space="preserve"> CI duration</w:t>
+      </w:r>
+      <w:r>
+        <w:br/>
+      </w:r>
+      <w:r>
+        <w:rPr>
+          <w:lang/>
+        </w:rPr>
+        <w:t>⦁</w:t>
+      </w:r>
+      <w:r>
+        <w:t xml:space="preserve"> CI failure rate</w:t>
+      </w:r>
+      <w:r>
+        <w:br/>
+      </w:r>
+      <w:r>
+        <w:rPr>
+          <w:lang/>
+        </w:rPr>
+        <w:t>⦁</w:t>
+      </w:r>
+      <w:r>
+        <w:t xml:space="preserve"> CI flakiness / volatility</w:t>
+      </w:r>
+      <w:r>
+        <w:br/>
+      </w:r>
+      <w:r>
+        <w:rPr>
+          <w:lang/>
+        </w:rPr>
+        <w:t>⦁</w:t>
+      </w:r>
+      <w:r>
+        <w:t xml:space="preserve"> CD automation presence</w:t>
+      </w:r>
+    </w:p>
+    <w:p>
+      <w:pPr>
+        <w:pStyle w:val="Merknadstekst"/>
+      </w:pPr>
+      <w:r>
+        <w:rPr>
+          <w:b/>
+          <w:bCs/>
+        </w:rPr>
+        <w:t>Engineering Velocity indicators</w:t>
+      </w:r>
+    </w:p>
+    <w:p>
+      <w:pPr>
+        <w:pStyle w:val="Merknadstekst"/>
+      </w:pPr>
+      <w:r>
+        <w:rPr>
+          <w:lang/>
+        </w:rPr>
+        <w:t>⦁</w:t>
+      </w:r>
+      <w:r>
+        <w:t xml:space="preserve"> PR cycle time</w:t>
+      </w:r>
+      <w:r>
+        <w:br/>
+      </w:r>
+      <w:r>
+        <w:rPr>
+          <w:lang/>
+        </w:rPr>
+        <w:t>⦁</w:t>
+      </w:r>
+      <w:r>
+        <w:t xml:space="preserve"> review latency</w:t>
+      </w:r>
+      <w:r>
+        <w:br/>
+      </w:r>
+      <w:r>
+        <w:rPr>
+          <w:lang/>
+        </w:rPr>
+        <w:t>⦁</w:t>
+      </w:r>
+      <w:r>
+        <w:t xml:space="preserve"> review duration</w:t>
+      </w:r>
+      <w:r>
+        <w:br/>
+      </w:r>
+      <w:r>
+        <w:rPr>
+          <w:lang/>
+        </w:rPr>
+        <w:t>⦁</w:t>
+      </w:r>
+      <w:r>
+        <w:t xml:space="preserve"> merge frequency</w:t>
+      </w:r>
+    </w:p>
+    <w:p>
+      <w:pPr>
+        <w:pStyle w:val="Merknadstekst"/>
+      </w:pPr>
+      <w:r>
+        <w:rPr>
+          <w:b/>
+          <w:bCs/>
+        </w:rPr>
+        <w:t>DevOps delivery performance (DORA proxies)</w:t>
+      </w:r>
+    </w:p>
+    <w:p>
+      <w:pPr>
+        <w:pStyle w:val="Merknadstekst"/>
+      </w:pPr>
+      <w:r>
+        <w:rPr>
+          <w:lang/>
+        </w:rPr>
+        <w:t>⦁</w:t>
+      </w:r>
+      <w:r>
+        <w:t xml:space="preserve"> release frequency → deployment frequency</w:t>
+      </w:r>
+      <w:r>
+        <w:br/>
+      </w:r>
+      <w:r>
+        <w:rPr>
+          <w:lang/>
+        </w:rPr>
+        <w:t>⦁</w:t>
+      </w:r>
+      <w:r>
+        <w:t xml:space="preserve"> PR cycle time / time-to-release → lead time for change</w:t>
+      </w:r>
+      <w:r>
+        <w:br/>
+      </w:r>
+      <w:r>
+        <w:rPr>
+          <w:lang/>
+        </w:rPr>
+        <w:t>⦁</w:t>
+      </w:r>
+      <w:r>
+        <w:t xml:space="preserve"> CI failure rate → change failure rate</w:t>
+      </w:r>
+    </w:p>
+    <w:p>
+      <w:pPr>
+        <w:pStyle w:val="Merknadstekst"/>
+      </w:pPr>
+      <w:r>
+        <w:rPr>
+          <w:b/>
+          <w:bCs/>
+        </w:rPr>
+        <w:t>Technical debt indicators (SonarQube)</w:t>
+      </w:r>
+    </w:p>
+    <w:p>
+      <w:pPr>
+        <w:pStyle w:val="Merknadstekst"/>
+      </w:pPr>
+      <w:r>
+        <w:rPr>
+          <w:lang/>
+        </w:rPr>
+        <w:t>⦁</w:t>
+      </w:r>
+      <w:r>
+        <w:t xml:space="preserve"> maintainability rating</w:t>
+      </w:r>
+      <w:r>
+        <w:br/>
+      </w:r>
+      <w:r>
+        <w:rPr>
+          <w:lang/>
+        </w:rPr>
+        <w:t>⦁</w:t>
+      </w:r>
+      <w:r>
+        <w:t xml:space="preserve"> code smells</w:t>
+      </w:r>
+      <w:r>
+        <w:br/>
+      </w:r>
+      <w:r>
+        <w:rPr>
+          <w:lang/>
+        </w:rPr>
+        <w:t>⦁</w:t>
+      </w:r>
+      <w:r>
+        <w:t xml:space="preserve"> duplication density</w:t>
+      </w:r>
+      <w:r>
+        <w:br/>
+      </w:r>
+      <w:r>
+        <w:rPr>
+          <w:lang/>
+        </w:rPr>
+        <w:t>⦁</w:t>
+      </w:r>
+      <w:r>
+        <w:t xml:space="preserve"> reliability issues</w:t>
+      </w:r>
+      <w:r>
+        <w:br/>
+      </w:r>
+      <w:r>
+        <w:rPr>
+          <w:lang/>
+        </w:rPr>
+        <w:t>⦁</w:t>
+      </w:r>
+      <w:r>
+        <w:t xml:space="preserve"> security issues</w:t>
+      </w:r>
+    </w:p>
+    <w:p>
+      <w:pPr>
+        <w:pStyle w:val="Merknadstekst"/>
+      </w:pPr>
+      <w:r>
+        <w:rPr>
+          <w:b/>
+          <w:bCs/>
+        </w:rPr>
+        <w:t>Cross-project comparison focus</w:t>
+      </w:r>
+    </w:p>
+    <w:p>
+      <w:pPr>
+        <w:pStyle w:val="Merknadstekst"/>
+      </w:pPr>
+      <w:r>
+        <w:rPr>
+          <w:lang/>
+        </w:rPr>
+        <w:t>⦁</w:t>
+      </w:r>
+      <w:r>
+        <w:t xml:space="preserve"> workflow efficiency differences</w:t>
+      </w:r>
+      <w:r>
+        <w:br/>
+      </w:r>
+      <w:r>
+        <w:rPr>
+          <w:lang/>
+        </w:rPr>
+        <w:t>⦁</w:t>
+      </w:r>
+      <w:r>
+        <w:t xml:space="preserve"> CI/CD pipeline stability differences</w:t>
+      </w:r>
+      <w:r>
+        <w:br/>
+      </w:r>
+      <w:r>
+        <w:rPr>
+          <w:lang/>
+        </w:rPr>
+        <w:t>⦁</w:t>
+      </w:r>
+      <w:r>
+        <w:t xml:space="preserve"> alignment between delivery performance and technical debt</w:t>
+      </w:r>
+    </w:p>
+  </w:comment>
+  <w:comment w:id="2" w:author="Kenan Hasan Abou Shakra" w:date="2026-03-10T11:23:00Z" w:initials="KA">
+    <w:p>
+      <w:pPr>
+        <w:pStyle w:val="Merknadstekst"/>
+      </w:pPr>
+      <w:r>
+        <w:rPr>
+          <w:rStyle w:val="Merknadsreferanse"/>
+        </w:rPr>
+        <w:annotationRef/>
+      </w:r>
+      <w:r>
+        <w:rPr>
+          <w:b/>
+          <w:bCs/>
+        </w:rPr>
+        <w:t>Workflow</w:t>
+      </w:r>
+    </w:p>
+    <w:p>
+      <w:pPr>
+        <w:pStyle w:val="Merknadstekst"/>
+        <w:numPr>
+          <w:ilvl w:val="0"/>
+          <w:numId w:val="61"/>
+        </w:numPr>
+      </w:pPr>
+      <w:r>
+        <w:t>review overhead</w:t>
+      </w:r>
+    </w:p>
+    <w:p>
+      <w:pPr>
+        <w:pStyle w:val="Merknadstekst"/>
+        <w:numPr>
+          <w:ilvl w:val="0"/>
+          <w:numId w:val="61"/>
+        </w:numPr>
+      </w:pPr>
+      <w:r>
+        <w:t>PR cycle</w:t>
+      </w:r>
+    </w:p>
+    <w:p>
+      <w:pPr>
+        <w:pStyle w:val="Merknadstekst"/>
+      </w:pPr>
+      <w:r>
+        <w:rPr>
+          <w:b/>
+          <w:bCs/>
+        </w:rPr>
+        <w:t>CI/CD</w:t>
+      </w:r>
+    </w:p>
+    <w:p>
+      <w:pPr>
+        <w:pStyle w:val="Merknadstekst"/>
+        <w:numPr>
+          <w:ilvl w:val="0"/>
+          <w:numId w:val="62"/>
+        </w:numPr>
+      </w:pPr>
+      <w:r>
+        <w:t>failure rate</w:t>
+      </w:r>
+    </w:p>
+    <w:p>
+      <w:pPr>
+        <w:pStyle w:val="Merknadstekst"/>
+        <w:numPr>
+          <w:ilvl w:val="0"/>
+          <w:numId w:val="62"/>
+        </w:numPr>
+      </w:pPr>
+      <w:r>
+        <w:t>flakiness</w:t>
+      </w:r>
+    </w:p>
+    <w:p>
+      <w:pPr>
+        <w:pStyle w:val="Merknadstekst"/>
+      </w:pPr>
+      <w:r>
+        <w:rPr>
+          <w:b/>
+          <w:bCs/>
+        </w:rPr>
+        <w:t>Technical debt</w:t>
+      </w:r>
+    </w:p>
+    <w:p>
+      <w:pPr>
+        <w:pStyle w:val="Merknadstekst"/>
+        <w:numPr>
+          <w:ilvl w:val="0"/>
+          <w:numId w:val="63"/>
+        </w:numPr>
+      </w:pPr>
+      <w:r>
+        <w:t>duplication</w:t>
+      </w:r>
+    </w:p>
+    <w:p>
+      <w:pPr>
+        <w:pStyle w:val="Merknadstekst"/>
+        <w:numPr>
+          <w:ilvl w:val="0"/>
+          <w:numId w:val="63"/>
+        </w:numPr>
+      </w:pPr>
+      <w:r>
+        <w:t>code smells</w:t>
+      </w:r>
+    </w:p>
+    <w:p>
+      <w:pPr>
+        <w:pStyle w:val="Merknadstekst"/>
+        <w:numPr>
+          <w:ilvl w:val="0"/>
+          <w:numId w:val="63"/>
+        </w:numPr>
+      </w:pPr>
+      <w:r>
+        <w:t>maintainability</w:t>
+      </w:r>
+    </w:p>
+  </w:comment>
+  <w:comment w:id="3" w:author="Kenan Hasan Abou Shakra" w:date="2026-01-20T01:52:00Z" w:initials="KS">
     <w:p>
       <w:pPr>
         <w:pStyle w:val="Merknadstekst"/>
@@ -8366,18 +9654,27 @@
 
 <file path=word/commentsExtended.xml><?xml version="1.0" encoding="utf-8"?>
 <w15:commentsEx xmlns:wpc="http://schemas.microsoft.com/office/word/2010/wordprocessingCanvas" xmlns:cx="http://schemas.microsoft.com/office/drawing/2014/chartex" xmlns:cx1="http://schemas.microsoft.com/office/drawing/2015/9/8/chartex" xmlns:cx2="http://schemas.microsoft.com/office/drawing/2015/10/21/chartex" xmlns:cx3="http://schemas.microsoft.com/office/drawing/2016/5/9/chartex" xmlns:cx4="http://schemas.microsoft.com/office/drawing/2016/5/10/chartex" xmlns:cx5="http://schemas.microsoft.com/office/drawing/2016/5/11/chartex" xmlns:cx6="http://schemas.microsoft.com/office/drawing/2016/5/12/chartex" xmlns:cx7="http://schemas.microsoft.com/office/drawing/2016/5/13/chartex" xmlns:cx8="http://schemas.microsoft.com/office/drawing/2016/5/14/chartex" xmlns:mc="http://schemas.openxmlformats.org/markup-compatibility/2006" xmlns:aink="http://schemas.microsoft.com/office/drawing/2016/ink" xmlns:am3d="http://schemas.microsoft.com/office/drawing/2017/model3d" xmlns:o="urn:schemas-microsoft-com:office:office" xmlns:oel="http://schemas.microsoft.com/office/2019/extlst" xmlns:r="http://schemas.openxmlformats.org/officeDocument/2006/relationships" xmlns:m="http://schemas.openxmlformats.org/officeDocument/2006/math" xmlns:v="urn:schemas-microsoft-com:vml" xmlns:wp14="http://schemas.microsoft.com/office/word/2010/wordprocessingDrawing" xmlns:wp="http://schemas.openxmlformats.org/drawingml/2006/wordprocessingDrawing" xmlns:w10="urn:schemas-microsoft-com:office:word" xmlns:w="http://schemas.openxmlformats.org/wordprocessingml/2006/main" xmlns:w14="http://schemas.microsoft.com/office/word/2010/wordml" xmlns:w15="http://schemas.microsoft.com/office/word/2012/wordml" xmlns:w16cex="http://schemas.microsoft.com/office/word/2018/wordml/cex" xmlns:w16cid="http://schemas.microsoft.com/office/word/2016/wordml/cid" xmlns:w16="http://schemas.microsoft.com/office/word/2018/wordml" xmlns:w16du="http://schemas.microsoft.com/office/word/2023/wordml/word16du" xmlns:w16sdtdh="http://schemas.microsoft.com/office/word/2020/wordml/sdtdatahash" xmlns:w16sdtfl="http://schemas.microsoft.com/office/word/2024/wordml/sdtformatlock" xmlns:w16se="http://schemas.microsoft.com/office/word/2015/wordml/symex" xmlns:wpg="http://schemas.microsoft.com/office/word/2010/wordprocessingGroup" xmlns:wpi="http://schemas.microsoft.com/office/word/2010/wordprocessingInk" xmlns:wne="http://schemas.microsoft.com/office/word/2006/wordml" xmlns:wps="http://schemas.microsoft.com/office/word/2010/wordprocessingShape" mc:Ignorable="w14 w15 w16se w16cid w16 w16cex w16sdtdh w16sdtfl w16du wp14">
+  <w15:commentEx w15:paraId="602A12D0" w15:done="0"/>
+  <w15:commentEx w15:paraId="4DBCEB33" w15:done="0"/>
+  <w15:commentEx w15:paraId="7EA5BE1A" w15:done="0"/>
   <w15:commentEx w15:paraId="7F74F799" w15:done="0"/>
 </w15:commentsEx>
 </file>
 
 <file path=word/commentsExtensible.xml><?xml version="1.0" encoding="utf-8"?>
 <w16cex:commentsExtensible xmlns:wpc="http://schemas.microsoft.com/office/word/2010/wordprocessingCanvas" xmlns:cx="http://schemas.microsoft.com/office/drawing/2014/chartex" xmlns:cx1="http://schemas.microsoft.com/office/drawing/2015/9/8/chartex" xmlns:cx2="http://schemas.microsoft.com/office/drawing/2015/10/21/chartex" xmlns:cx3="http://schemas.microsoft.com/office/drawing/2016/5/9/chartex" xmlns:cx4="http://schemas.microsoft.com/office/drawing/2016/5/10/chartex" xmlns:cx5="http://schemas.microsoft.com/office/drawing/2016/5/11/chartex" xmlns:cx6="http://schemas.microsoft.com/office/drawing/2016/5/12/chartex" xmlns:cx7="http://schemas.microsoft.com/office/drawing/2016/5/13/chartex" xmlns:cx8="http://schemas.microsoft.com/office/drawing/2016/5/14/chartex" xmlns:cr="http://schemas.microsoft.com/office/comments/2020/reactions" xmlns:mc="http://schemas.openxmlformats.org/markup-compatibility/2006" xmlns:aink="http://schemas.microsoft.com/office/drawing/2016/ink" xmlns:am3d="http://schemas.microsoft.com/office/drawing/2017/model3d" xmlns:o="urn:schemas-microsoft-com:office:office" xmlns:oel="http://schemas.microsoft.com/office/2019/extlst" xmlns:r="http://schemas.openxmlformats.org/officeDocument/2006/relationships" xmlns:m="http://schemas.openxmlformats.org/officeDocument/2006/math" xmlns:v="urn:schemas-microsoft-com:vml" xmlns:wp14="http://schemas.microsoft.com/office/word/2010/wordprocessingDrawing" xmlns:wp="http://schemas.openxmlformats.org/drawingml/2006/wordprocessingDrawing" xmlns:w10="urn:schemas-microsoft-com:office:word" xmlns:w="http://schemas.openxmlformats.org/wordprocessingml/2006/main" xmlns:w14="http://schemas.microsoft.com/office/word/2010/wordml" xmlns:w15="http://schemas.microsoft.com/office/word/2012/wordml" xmlns:w16cex="http://schemas.microsoft.com/office/word/2018/wordml/cex" xmlns:w16cid="http://schemas.microsoft.com/office/word/2016/wordml/cid" xmlns:w16="http://schemas.microsoft.com/office/word/2018/wordml" xmlns:w16du="http://schemas.microsoft.com/office/word/2023/wordml/word16du" xmlns:w16sdtdh="http://schemas.microsoft.com/office/word/2020/wordml/sdtdatahash" xmlns:w16sdtfl="http://schemas.microsoft.com/office/word/2024/wordml/sdtformatlock" xmlns:w16se="http://schemas.microsoft.com/office/word/2015/wordml/symex" xmlns:wpg="http://schemas.microsoft.com/office/word/2010/wordprocessingGroup" xmlns:wpi="http://schemas.microsoft.com/office/word/2010/wordprocessingInk" xmlns:wne="http://schemas.microsoft.com/office/word/2006/wordml" xmlns:wps="http://schemas.microsoft.com/office/word/2010/wordprocessingShape" mc:Ignorable="w14 w15 w16se w16cid w16 w16cex w16sdtdh w16sdtfl cr w16du wp14">
+  <w16cex:commentExtensible w16cex:durableId="64B27713" w16cex:dateUtc="2026-03-10T10:20:00Z"/>
+  <w16cex:commentExtensible w16cex:durableId="3D3BA991" w16cex:dateUtc="2026-03-10T10:30:00Z"/>
+  <w16cex:commentExtensible w16cex:durableId="5036E6C6" w16cex:dateUtc="2026-03-10T10:23:00Z"/>
   <w16cex:commentExtensible w16cex:durableId="4F1AC5C9" w16cex:dateUtc="2026-01-20T00:52:00Z"/>
 </w16cex:commentsExtensible>
 </file>
 
 <file path=word/commentsIds.xml><?xml version="1.0" encoding="utf-8"?>
 <w16cid:commentsIds xmlns:wpc="http://schemas.microsoft.com/office/word/2010/wordprocessingCanvas" xmlns:cx="http://schemas.microsoft.com/office/drawing/2014/chartex" xmlns:cx1="http://schemas.microsoft.com/office/drawing/2015/9/8/chartex" xmlns:cx2="http://schemas.microsoft.com/office/drawing/2015/10/21/chartex" xmlns:cx3="http://schemas.microsoft.com/office/drawing/2016/5/9/chartex" xmlns:cx4="http://schemas.microsoft.com/office/drawing/2016/5/10/chartex" xmlns:cx5="http://schemas.microsoft.com/office/drawing/2016/5/11/chartex" xmlns:cx6="http://schemas.microsoft.com/office/drawing/2016/5/12/chartex" xmlns:cx7="http://schemas.microsoft.com/office/drawing/2016/5/13/chartex" xmlns:cx8="http://schemas.microsoft.com/office/drawing/2016/5/14/chartex" xmlns:mc="http://schemas.openxmlformats.org/markup-compatibility/2006" xmlns:aink="http://schemas.microsoft.com/office/drawing/2016/ink" xmlns:am3d="http://schemas.microsoft.com/office/drawing/2017/model3d" xmlns:o="urn:schemas-microsoft-com:office:office" xmlns:oel="http://schemas.microsoft.com/office/2019/extlst" xmlns:r="http://schemas.openxmlformats.org/officeDocument/2006/relationships" xmlns:m="http://schemas.openxmlformats.org/officeDocument/2006/math" xmlns:v="urn:schemas-microsoft-com:vml" xmlns:wp14="http://schemas.microsoft.com/office/word/2010/wordprocessingDrawing" xmlns:wp="http://schemas.openxmlformats.org/drawingml/2006/wordprocessingDrawing" xmlns:w10="urn:schemas-microsoft-com:office:word" xmlns:w="http://schemas.openxmlformats.org/wordprocessingml/2006/main" xmlns:w14="http://schemas.microsoft.com/office/word/2010/wordml" xmlns:w15="http://schemas.microsoft.com/office/word/2012/wordml" xmlns:w16cex="http://schemas.microsoft.com/office/word/2018/wordml/cex" xmlns:w16cid="http://schemas.microsoft.com/office/word/2016/wordml/cid" xmlns:w16="http://schemas.microsoft.com/office/word/2018/wordml" xmlns:w16du="http://schemas.microsoft.com/office/word/2023/wordml/word16du" xmlns:w16sdtdh="http://schemas.microsoft.com/office/word/2020/wordml/sdtdatahash" xmlns:w16sdtfl="http://schemas.microsoft.com/office/word/2024/wordml/sdtformatlock" xmlns:w16se="http://schemas.microsoft.com/office/word/2015/wordml/symex" xmlns:wpg="http://schemas.microsoft.com/office/word/2010/wordprocessingGroup" xmlns:wpi="http://schemas.microsoft.com/office/word/2010/wordprocessingInk" xmlns:wne="http://schemas.microsoft.com/office/word/2006/wordml" xmlns:wps="http://schemas.microsoft.com/office/word/2010/wordprocessingShape" mc:Ignorable="w14 w15 w16se w16cid w16 w16cex w16sdtdh w16sdtfl w16du wp14">
+  <w16cid:commentId w16cid:paraId="602A12D0" w16cid:durableId="64B27713"/>
+  <w16cid:commentId w16cid:paraId="4DBCEB33" w16cid:durableId="3D3BA991"/>
+  <w16cid:commentId w16cid:paraId="7EA5BE1A" w16cid:durableId="5036E6C6"/>
   <w16cid:commentId w16cid:paraId="7F74F799" w16cid:durableId="4F1AC5C9"/>
 </w16cid:commentsIds>
 </file>
@@ -8599,6 +9896,119 @@
     </w:lvl>
   </w:abstractNum>
   <w:abstractNum w:abstractNumId="1" w15:restartNumberingAfterBreak="0">
+    <w:nsid w:val="013D344C"/>
+    <w:multiLevelType w:val="hybridMultilevel"/>
+    <w:tmpl w:val="E68C3DC2"/>
+    <w:lvl w:ilvl="0" w:tplc="04140001">
+      <w:start w:val="1"/>
+      <w:numFmt w:val="bullet"/>
+      <w:lvlText w:val=""/>
+      <w:lvlJc w:val="left"/>
+      <w:pPr>
+        <w:ind w:left="720" w:hanging="360"/>
+      </w:pPr>
+      <w:rPr>
+        <w:rFonts w:ascii="Symbol" w:hAnsi="Symbol" w:hint="default"/>
+      </w:rPr>
+    </w:lvl>
+    <w:lvl w:ilvl="1" w:tplc="04140003" w:tentative="1">
+      <w:start w:val="1"/>
+      <w:numFmt w:val="bullet"/>
+      <w:lvlText w:val="o"/>
+      <w:lvlJc w:val="left"/>
+      <w:pPr>
+        <w:ind w:left="1440" w:hanging="360"/>
+      </w:pPr>
+      <w:rPr>
+        <w:rFonts w:ascii="Courier New" w:hAnsi="Courier New" w:cs="Courier New" w:hint="default"/>
+      </w:rPr>
+    </w:lvl>
+    <w:lvl w:ilvl="2" w:tplc="04140005" w:tentative="1">
+      <w:start w:val="1"/>
+      <w:numFmt w:val="bullet"/>
+      <w:lvlText w:val=""/>
+      <w:lvlJc w:val="left"/>
+      <w:pPr>
+        <w:ind w:left="2160" w:hanging="360"/>
+      </w:pPr>
+      <w:rPr>
+        <w:rFonts w:ascii="Wingdings" w:hAnsi="Wingdings" w:hint="default"/>
+      </w:rPr>
+    </w:lvl>
+    <w:lvl w:ilvl="3" w:tplc="04140001" w:tentative="1">
+      <w:start w:val="1"/>
+      <w:numFmt w:val="bullet"/>
+      <w:lvlText w:val=""/>
+      <w:lvlJc w:val="left"/>
+      <w:pPr>
+        <w:ind w:left="2880" w:hanging="360"/>
+      </w:pPr>
+      <w:rPr>
+        <w:rFonts w:ascii="Symbol" w:hAnsi="Symbol" w:hint="default"/>
+      </w:rPr>
+    </w:lvl>
+    <w:lvl w:ilvl="4" w:tplc="04140003" w:tentative="1">
+      <w:start w:val="1"/>
+      <w:numFmt w:val="bullet"/>
+      <w:lvlText w:val="o"/>
+      <w:lvlJc w:val="left"/>
+      <w:pPr>
+        <w:ind w:left="3600" w:hanging="360"/>
+      </w:pPr>
+      <w:rPr>
+        <w:rFonts w:ascii="Courier New" w:hAnsi="Courier New" w:cs="Courier New" w:hint="default"/>
+      </w:rPr>
+    </w:lvl>
+    <w:lvl w:ilvl="5" w:tplc="04140005" w:tentative="1">
+      <w:start w:val="1"/>
+      <w:numFmt w:val="bullet"/>
+      <w:lvlText w:val=""/>
+      <w:lvlJc w:val="left"/>
+      <w:pPr>
+        <w:ind w:left="4320" w:hanging="360"/>
+      </w:pPr>
+      <w:rPr>
+        <w:rFonts w:ascii="Wingdings" w:hAnsi="Wingdings" w:hint="default"/>
+      </w:rPr>
+    </w:lvl>
+    <w:lvl w:ilvl="6" w:tplc="04140001" w:tentative="1">
+      <w:start w:val="1"/>
+      <w:numFmt w:val="bullet"/>
+      <w:lvlText w:val=""/>
+      <w:lvlJc w:val="left"/>
+      <w:pPr>
+        <w:ind w:left="5040" w:hanging="360"/>
+      </w:pPr>
+      <w:rPr>
+        <w:rFonts w:ascii="Symbol" w:hAnsi="Symbol" w:hint="default"/>
+      </w:rPr>
+    </w:lvl>
+    <w:lvl w:ilvl="7" w:tplc="04140003" w:tentative="1">
+      <w:start w:val="1"/>
+      <w:numFmt w:val="bullet"/>
+      <w:lvlText w:val="o"/>
+      <w:lvlJc w:val="left"/>
+      <w:pPr>
+        <w:ind w:left="5760" w:hanging="360"/>
+      </w:pPr>
+      <w:rPr>
+        <w:rFonts w:ascii="Courier New" w:hAnsi="Courier New" w:cs="Courier New" w:hint="default"/>
+      </w:rPr>
+    </w:lvl>
+    <w:lvl w:ilvl="8" w:tplc="04140005" w:tentative="1">
+      <w:start w:val="1"/>
+      <w:numFmt w:val="bullet"/>
+      <w:lvlText w:val=""/>
+      <w:lvlJc w:val="left"/>
+      <w:pPr>
+        <w:ind w:left="6480" w:hanging="360"/>
+      </w:pPr>
+      <w:rPr>
+        <w:rFonts w:ascii="Wingdings" w:hAnsi="Wingdings" w:hint="default"/>
+      </w:rPr>
+    </w:lvl>
+  </w:abstractNum>
+  <w:abstractNum w:abstractNumId="2" w15:restartNumberingAfterBreak="0">
     <w:nsid w:val="016A667F"/>
     <w:multiLevelType w:val="hybridMultilevel"/>
     <w:tmpl w:val="CCF8D81E"/>
@@ -8711,7 +10121,120 @@
       </w:rPr>
     </w:lvl>
   </w:abstractNum>
-  <w:abstractNum w:abstractNumId="2" w15:restartNumberingAfterBreak="0">
+  <w:abstractNum w:abstractNumId="3" w15:restartNumberingAfterBreak="0">
+    <w:nsid w:val="04E32C51"/>
+    <w:multiLevelType w:val="hybridMultilevel"/>
+    <w:tmpl w:val="D2DCDA4C"/>
+    <w:lvl w:ilvl="0" w:tplc="04140001">
+      <w:start w:val="1"/>
+      <w:numFmt w:val="bullet"/>
+      <w:lvlText w:val=""/>
+      <w:lvlJc w:val="left"/>
+      <w:pPr>
+        <w:ind w:left="720" w:hanging="360"/>
+      </w:pPr>
+      <w:rPr>
+        <w:rFonts w:ascii="Symbol" w:hAnsi="Symbol" w:hint="default"/>
+      </w:rPr>
+    </w:lvl>
+    <w:lvl w:ilvl="1" w:tplc="04140003" w:tentative="1">
+      <w:start w:val="1"/>
+      <w:numFmt w:val="bullet"/>
+      <w:lvlText w:val="o"/>
+      <w:lvlJc w:val="left"/>
+      <w:pPr>
+        <w:ind w:left="1440" w:hanging="360"/>
+      </w:pPr>
+      <w:rPr>
+        <w:rFonts w:ascii="Courier New" w:hAnsi="Courier New" w:cs="Courier New" w:hint="default"/>
+      </w:rPr>
+    </w:lvl>
+    <w:lvl w:ilvl="2" w:tplc="04140005" w:tentative="1">
+      <w:start w:val="1"/>
+      <w:numFmt w:val="bullet"/>
+      <w:lvlText w:val=""/>
+      <w:lvlJc w:val="left"/>
+      <w:pPr>
+        <w:ind w:left="2160" w:hanging="360"/>
+      </w:pPr>
+      <w:rPr>
+        <w:rFonts w:ascii="Wingdings" w:hAnsi="Wingdings" w:hint="default"/>
+      </w:rPr>
+    </w:lvl>
+    <w:lvl w:ilvl="3" w:tplc="04140001" w:tentative="1">
+      <w:start w:val="1"/>
+      <w:numFmt w:val="bullet"/>
+      <w:lvlText w:val=""/>
+      <w:lvlJc w:val="left"/>
+      <w:pPr>
+        <w:ind w:left="2880" w:hanging="360"/>
+      </w:pPr>
+      <w:rPr>
+        <w:rFonts w:ascii="Symbol" w:hAnsi="Symbol" w:hint="default"/>
+      </w:rPr>
+    </w:lvl>
+    <w:lvl w:ilvl="4" w:tplc="04140003" w:tentative="1">
+      <w:start w:val="1"/>
+      <w:numFmt w:val="bullet"/>
+      <w:lvlText w:val="o"/>
+      <w:lvlJc w:val="left"/>
+      <w:pPr>
+        <w:ind w:left="3600" w:hanging="360"/>
+      </w:pPr>
+      <w:rPr>
+        <w:rFonts w:ascii="Courier New" w:hAnsi="Courier New" w:cs="Courier New" w:hint="default"/>
+      </w:rPr>
+    </w:lvl>
+    <w:lvl w:ilvl="5" w:tplc="04140005" w:tentative="1">
+      <w:start w:val="1"/>
+      <w:numFmt w:val="bullet"/>
+      <w:lvlText w:val=""/>
+      <w:lvlJc w:val="left"/>
+      <w:pPr>
+        <w:ind w:left="4320" w:hanging="360"/>
+      </w:pPr>
+      <w:rPr>
+        <w:rFonts w:ascii="Wingdings" w:hAnsi="Wingdings" w:hint="default"/>
+      </w:rPr>
+    </w:lvl>
+    <w:lvl w:ilvl="6" w:tplc="04140001" w:tentative="1">
+      <w:start w:val="1"/>
+      <w:numFmt w:val="bullet"/>
+      <w:lvlText w:val=""/>
+      <w:lvlJc w:val="left"/>
+      <w:pPr>
+        <w:ind w:left="5040" w:hanging="360"/>
+      </w:pPr>
+      <w:rPr>
+        <w:rFonts w:ascii="Symbol" w:hAnsi="Symbol" w:hint="default"/>
+      </w:rPr>
+    </w:lvl>
+    <w:lvl w:ilvl="7" w:tplc="04140003" w:tentative="1">
+      <w:start w:val="1"/>
+      <w:numFmt w:val="bullet"/>
+      <w:lvlText w:val="o"/>
+      <w:lvlJc w:val="left"/>
+      <w:pPr>
+        <w:ind w:left="5760" w:hanging="360"/>
+      </w:pPr>
+      <w:rPr>
+        <w:rFonts w:ascii="Courier New" w:hAnsi="Courier New" w:cs="Courier New" w:hint="default"/>
+      </w:rPr>
+    </w:lvl>
+    <w:lvl w:ilvl="8" w:tplc="04140005" w:tentative="1">
+      <w:start w:val="1"/>
+      <w:numFmt w:val="bullet"/>
+      <w:lvlText w:val=""/>
+      <w:lvlJc w:val="left"/>
+      <w:pPr>
+        <w:ind w:left="6480" w:hanging="360"/>
+      </w:pPr>
+      <w:rPr>
+        <w:rFonts w:ascii="Wingdings" w:hAnsi="Wingdings" w:hint="default"/>
+      </w:rPr>
+    </w:lvl>
+  </w:abstractNum>
+  <w:abstractNum w:abstractNumId="4" w15:restartNumberingAfterBreak="0">
     <w:nsid w:val="057B7666"/>
     <w:multiLevelType w:val="multilevel"/>
     <w:tmpl w:val="5A6A2D32"/>
@@ -8856,7 +10379,7 @@
       </w:rPr>
     </w:lvl>
   </w:abstractNum>
-  <w:abstractNum w:abstractNumId="3" w15:restartNumberingAfterBreak="0">
+  <w:abstractNum w:abstractNumId="5" w15:restartNumberingAfterBreak="0">
     <w:nsid w:val="085F47F5"/>
     <w:multiLevelType w:val="multilevel"/>
     <w:tmpl w:val="AD2E5C2A"/>
@@ -8973,7 +10496,7 @@
       </w:pPr>
     </w:lvl>
   </w:abstractNum>
-  <w:abstractNum w:abstractNumId="4" w15:restartNumberingAfterBreak="0">
+  <w:abstractNum w:abstractNumId="6" w15:restartNumberingAfterBreak="0">
     <w:nsid w:val="0A213DC7"/>
     <w:multiLevelType w:val="multilevel"/>
     <w:tmpl w:val="74AA389C"/>
@@ -9122,7 +10645,120 @@
       </w:rPr>
     </w:lvl>
   </w:abstractNum>
-  <w:abstractNum w:abstractNumId="5" w15:restartNumberingAfterBreak="0">
+  <w:abstractNum w:abstractNumId="7" w15:restartNumberingAfterBreak="0">
+    <w:nsid w:val="0BF27E01"/>
+    <w:multiLevelType w:val="hybridMultilevel"/>
+    <w:tmpl w:val="82824CE8"/>
+    <w:lvl w:ilvl="0" w:tplc="C4D24CC4">
+      <w:start w:val="1"/>
+      <w:numFmt w:val="bullet"/>
+      <w:lvlText w:val=""/>
+      <w:lvlJc w:val="left"/>
+      <w:pPr>
+        <w:ind w:left="1080" w:hanging="360"/>
+      </w:pPr>
+      <w:rPr>
+        <w:rFonts w:ascii="Symbol" w:hAnsi="Symbol"/>
+      </w:rPr>
+    </w:lvl>
+    <w:lvl w:ilvl="1" w:tplc="80386234">
+      <w:start w:val="1"/>
+      <w:numFmt w:val="bullet"/>
+      <w:lvlText w:val=""/>
+      <w:lvlJc w:val="left"/>
+      <w:pPr>
+        <w:ind w:left="1080" w:hanging="360"/>
+      </w:pPr>
+      <w:rPr>
+        <w:rFonts w:ascii="Symbol" w:hAnsi="Symbol"/>
+      </w:rPr>
+    </w:lvl>
+    <w:lvl w:ilvl="2" w:tplc="C8A03D70">
+      <w:start w:val="1"/>
+      <w:numFmt w:val="bullet"/>
+      <w:lvlText w:val=""/>
+      <w:lvlJc w:val="left"/>
+      <w:pPr>
+        <w:ind w:left="1080" w:hanging="360"/>
+      </w:pPr>
+      <w:rPr>
+        <w:rFonts w:ascii="Symbol" w:hAnsi="Symbol"/>
+      </w:rPr>
+    </w:lvl>
+    <w:lvl w:ilvl="3" w:tplc="4832F838">
+      <w:start w:val="1"/>
+      <w:numFmt w:val="bullet"/>
+      <w:lvlText w:val=""/>
+      <w:lvlJc w:val="left"/>
+      <w:pPr>
+        <w:ind w:left="1080" w:hanging="360"/>
+      </w:pPr>
+      <w:rPr>
+        <w:rFonts w:ascii="Symbol" w:hAnsi="Symbol"/>
+      </w:rPr>
+    </w:lvl>
+    <w:lvl w:ilvl="4" w:tplc="46885F4A">
+      <w:start w:val="1"/>
+      <w:numFmt w:val="bullet"/>
+      <w:lvlText w:val=""/>
+      <w:lvlJc w:val="left"/>
+      <w:pPr>
+        <w:ind w:left="1080" w:hanging="360"/>
+      </w:pPr>
+      <w:rPr>
+        <w:rFonts w:ascii="Symbol" w:hAnsi="Symbol"/>
+      </w:rPr>
+    </w:lvl>
+    <w:lvl w:ilvl="5" w:tplc="F49CB968">
+      <w:start w:val="1"/>
+      <w:numFmt w:val="bullet"/>
+      <w:lvlText w:val=""/>
+      <w:lvlJc w:val="left"/>
+      <w:pPr>
+        <w:ind w:left="1080" w:hanging="360"/>
+      </w:pPr>
+      <w:rPr>
+        <w:rFonts w:ascii="Symbol" w:hAnsi="Symbol"/>
+      </w:rPr>
+    </w:lvl>
+    <w:lvl w:ilvl="6" w:tplc="47B20314">
+      <w:start w:val="1"/>
+      <w:numFmt w:val="bullet"/>
+      <w:lvlText w:val=""/>
+      <w:lvlJc w:val="left"/>
+      <w:pPr>
+        <w:ind w:left="1080" w:hanging="360"/>
+      </w:pPr>
+      <w:rPr>
+        <w:rFonts w:ascii="Symbol" w:hAnsi="Symbol"/>
+      </w:rPr>
+    </w:lvl>
+    <w:lvl w:ilvl="7" w:tplc="746CC068">
+      <w:start w:val="1"/>
+      <w:numFmt w:val="bullet"/>
+      <w:lvlText w:val=""/>
+      <w:lvlJc w:val="left"/>
+      <w:pPr>
+        <w:ind w:left="1080" w:hanging="360"/>
+      </w:pPr>
+      <w:rPr>
+        <w:rFonts w:ascii="Symbol" w:hAnsi="Symbol"/>
+      </w:rPr>
+    </w:lvl>
+    <w:lvl w:ilvl="8" w:tplc="E7A09BF0">
+      <w:start w:val="1"/>
+      <w:numFmt w:val="bullet"/>
+      <w:lvlText w:val=""/>
+      <w:lvlJc w:val="left"/>
+      <w:pPr>
+        <w:ind w:left="1080" w:hanging="360"/>
+      </w:pPr>
+      <w:rPr>
+        <w:rFonts w:ascii="Symbol" w:hAnsi="Symbol"/>
+      </w:rPr>
+    </w:lvl>
+  </w:abstractNum>
+  <w:abstractNum w:abstractNumId="8" w15:restartNumberingAfterBreak="0">
     <w:nsid w:val="0C3D365F"/>
     <w:multiLevelType w:val="multilevel"/>
     <w:tmpl w:val="109CA414"/>
@@ -9271,7 +10907,7 @@
       </w:rPr>
     </w:lvl>
   </w:abstractNum>
-  <w:abstractNum w:abstractNumId="6" w15:restartNumberingAfterBreak="0">
+  <w:abstractNum w:abstractNumId="9" w15:restartNumberingAfterBreak="0">
     <w:nsid w:val="0DDC71B5"/>
     <w:multiLevelType w:val="multilevel"/>
     <w:tmpl w:val="FBCE9F28"/>
@@ -9420,7 +11056,7 @@
       </w:rPr>
     </w:lvl>
   </w:abstractNum>
-  <w:abstractNum w:abstractNumId="7" w15:restartNumberingAfterBreak="0">
+  <w:abstractNum w:abstractNumId="10" w15:restartNumberingAfterBreak="0">
     <w:nsid w:val="11B87A9B"/>
     <w:multiLevelType w:val="multilevel"/>
     <w:tmpl w:val="B3A2D764"/>
@@ -9569,7 +11205,7 @@
       </w:rPr>
     </w:lvl>
   </w:abstractNum>
-  <w:abstractNum w:abstractNumId="8" w15:restartNumberingAfterBreak="0">
+  <w:abstractNum w:abstractNumId="11" w15:restartNumberingAfterBreak="0">
     <w:nsid w:val="122D6FEF"/>
     <w:multiLevelType w:val="hybridMultilevel"/>
     <w:tmpl w:val="D3BC496C"/>
@@ -9682,7 +11318,7 @@
       </w:rPr>
     </w:lvl>
   </w:abstractNum>
-  <w:abstractNum w:abstractNumId="9" w15:restartNumberingAfterBreak="0">
+  <w:abstractNum w:abstractNumId="12" w15:restartNumberingAfterBreak="0">
     <w:nsid w:val="1669777B"/>
     <w:multiLevelType w:val="hybridMultilevel"/>
     <w:tmpl w:val="F26E142E"/>
@@ -9795,7 +11431,120 @@
       </w:rPr>
     </w:lvl>
   </w:abstractNum>
-  <w:abstractNum w:abstractNumId="10" w15:restartNumberingAfterBreak="0">
+  <w:abstractNum w:abstractNumId="13" w15:restartNumberingAfterBreak="0">
+    <w:nsid w:val="1C2039A0"/>
+    <w:multiLevelType w:val="hybridMultilevel"/>
+    <w:tmpl w:val="D11A6648"/>
+    <w:lvl w:ilvl="0" w:tplc="679AED84">
+      <w:start w:val="1"/>
+      <w:numFmt w:val="bullet"/>
+      <w:lvlText w:val=""/>
+      <w:lvlJc w:val="left"/>
+      <w:pPr>
+        <w:ind w:left="1080" w:hanging="360"/>
+      </w:pPr>
+      <w:rPr>
+        <w:rFonts w:ascii="Symbol" w:hAnsi="Symbol"/>
+      </w:rPr>
+    </w:lvl>
+    <w:lvl w:ilvl="1" w:tplc="92925800">
+      <w:start w:val="1"/>
+      <w:numFmt w:val="bullet"/>
+      <w:lvlText w:val=""/>
+      <w:lvlJc w:val="left"/>
+      <w:pPr>
+        <w:ind w:left="1080" w:hanging="360"/>
+      </w:pPr>
+      <w:rPr>
+        <w:rFonts w:ascii="Symbol" w:hAnsi="Symbol"/>
+      </w:rPr>
+    </w:lvl>
+    <w:lvl w:ilvl="2" w:tplc="729C57A8">
+      <w:start w:val="1"/>
+      <w:numFmt w:val="bullet"/>
+      <w:lvlText w:val=""/>
+      <w:lvlJc w:val="left"/>
+      <w:pPr>
+        <w:ind w:left="1080" w:hanging="360"/>
+      </w:pPr>
+      <w:rPr>
+        <w:rFonts w:ascii="Symbol" w:hAnsi="Symbol"/>
+      </w:rPr>
+    </w:lvl>
+    <w:lvl w:ilvl="3" w:tplc="4D2E5078">
+      <w:start w:val="1"/>
+      <w:numFmt w:val="bullet"/>
+      <w:lvlText w:val=""/>
+      <w:lvlJc w:val="left"/>
+      <w:pPr>
+        <w:ind w:left="1080" w:hanging="360"/>
+      </w:pPr>
+      <w:rPr>
+        <w:rFonts w:ascii="Symbol" w:hAnsi="Symbol"/>
+      </w:rPr>
+    </w:lvl>
+    <w:lvl w:ilvl="4" w:tplc="8E9EB366">
+      <w:start w:val="1"/>
+      <w:numFmt w:val="bullet"/>
+      <w:lvlText w:val=""/>
+      <w:lvlJc w:val="left"/>
+      <w:pPr>
+        <w:ind w:left="1080" w:hanging="360"/>
+      </w:pPr>
+      <w:rPr>
+        <w:rFonts w:ascii="Symbol" w:hAnsi="Symbol"/>
+      </w:rPr>
+    </w:lvl>
+    <w:lvl w:ilvl="5" w:tplc="E8C44084">
+      <w:start w:val="1"/>
+      <w:numFmt w:val="bullet"/>
+      <w:lvlText w:val=""/>
+      <w:lvlJc w:val="left"/>
+      <w:pPr>
+        <w:ind w:left="1080" w:hanging="360"/>
+      </w:pPr>
+      <w:rPr>
+        <w:rFonts w:ascii="Symbol" w:hAnsi="Symbol"/>
+      </w:rPr>
+    </w:lvl>
+    <w:lvl w:ilvl="6" w:tplc="77101D32">
+      <w:start w:val="1"/>
+      <w:numFmt w:val="bullet"/>
+      <w:lvlText w:val=""/>
+      <w:lvlJc w:val="left"/>
+      <w:pPr>
+        <w:ind w:left="1080" w:hanging="360"/>
+      </w:pPr>
+      <w:rPr>
+        <w:rFonts w:ascii="Symbol" w:hAnsi="Symbol"/>
+      </w:rPr>
+    </w:lvl>
+    <w:lvl w:ilvl="7" w:tplc="85AEEB3C">
+      <w:start w:val="1"/>
+      <w:numFmt w:val="bullet"/>
+      <w:lvlText w:val=""/>
+      <w:lvlJc w:val="left"/>
+      <w:pPr>
+        <w:ind w:left="1080" w:hanging="360"/>
+      </w:pPr>
+      <w:rPr>
+        <w:rFonts w:ascii="Symbol" w:hAnsi="Symbol"/>
+      </w:rPr>
+    </w:lvl>
+    <w:lvl w:ilvl="8" w:tplc="1C5C54A6">
+      <w:start w:val="1"/>
+      <w:numFmt w:val="bullet"/>
+      <w:lvlText w:val=""/>
+      <w:lvlJc w:val="left"/>
+      <w:pPr>
+        <w:ind w:left="1080" w:hanging="360"/>
+      </w:pPr>
+      <w:rPr>
+        <w:rFonts w:ascii="Symbol" w:hAnsi="Symbol"/>
+      </w:rPr>
+    </w:lvl>
+  </w:abstractNum>
+  <w:abstractNum w:abstractNumId="14" w15:restartNumberingAfterBreak="0">
     <w:nsid w:val="1DE933A5"/>
     <w:multiLevelType w:val="multilevel"/>
     <w:tmpl w:val="9094F6E2"/>
@@ -9940,7 +11689,7 @@
       </w:rPr>
     </w:lvl>
   </w:abstractNum>
-  <w:abstractNum w:abstractNumId="11" w15:restartNumberingAfterBreak="0">
+  <w:abstractNum w:abstractNumId="15" w15:restartNumberingAfterBreak="0">
     <w:nsid w:val="1F676F5F"/>
     <w:multiLevelType w:val="multilevel"/>
     <w:tmpl w:val="D5B62E4C"/>
@@ -10089,7 +11838,7 @@
       </w:rPr>
     </w:lvl>
   </w:abstractNum>
-  <w:abstractNum w:abstractNumId="12" w15:restartNumberingAfterBreak="0">
+  <w:abstractNum w:abstractNumId="16" w15:restartNumberingAfterBreak="0">
     <w:nsid w:val="21462E7E"/>
     <w:multiLevelType w:val="multilevel"/>
     <w:tmpl w:val="C3EEFFF8"/>
@@ -10238,7 +11987,7 @@
       </w:rPr>
     </w:lvl>
   </w:abstractNum>
-  <w:abstractNum w:abstractNumId="13" w15:restartNumberingAfterBreak="0">
+  <w:abstractNum w:abstractNumId="17" w15:restartNumberingAfterBreak="0">
     <w:nsid w:val="21810C7B"/>
     <w:multiLevelType w:val="multilevel"/>
     <w:tmpl w:val="E458B96A"/>
@@ -10387,7 +12136,7 @@
       </w:rPr>
     </w:lvl>
   </w:abstractNum>
-  <w:abstractNum w:abstractNumId="14" w15:restartNumberingAfterBreak="0">
+  <w:abstractNum w:abstractNumId="18" w15:restartNumberingAfterBreak="0">
     <w:nsid w:val="219D455F"/>
     <w:multiLevelType w:val="multilevel"/>
     <w:tmpl w:val="45148B5A"/>
@@ -10536,7 +12285,120 @@
       </w:rPr>
     </w:lvl>
   </w:abstractNum>
-  <w:abstractNum w:abstractNumId="15" w15:restartNumberingAfterBreak="0">
+  <w:abstractNum w:abstractNumId="19" w15:restartNumberingAfterBreak="0">
+    <w:nsid w:val="22346F49"/>
+    <w:multiLevelType w:val="hybridMultilevel"/>
+    <w:tmpl w:val="294CC130"/>
+    <w:lvl w:ilvl="0" w:tplc="C2EC6B12">
+      <w:start w:val="1"/>
+      <w:numFmt w:val="bullet"/>
+      <w:lvlText w:val=""/>
+      <w:lvlJc w:val="left"/>
+      <w:pPr>
+        <w:ind w:left="1080" w:hanging="360"/>
+      </w:pPr>
+      <w:rPr>
+        <w:rFonts w:ascii="Symbol" w:hAnsi="Symbol"/>
+      </w:rPr>
+    </w:lvl>
+    <w:lvl w:ilvl="1" w:tplc="F3328990">
+      <w:start w:val="1"/>
+      <w:numFmt w:val="bullet"/>
+      <w:lvlText w:val=""/>
+      <w:lvlJc w:val="left"/>
+      <w:pPr>
+        <w:ind w:left="1080" w:hanging="360"/>
+      </w:pPr>
+      <w:rPr>
+        <w:rFonts w:ascii="Symbol" w:hAnsi="Symbol"/>
+      </w:rPr>
+    </w:lvl>
+    <w:lvl w:ilvl="2" w:tplc="D19CC49E">
+      <w:start w:val="1"/>
+      <w:numFmt w:val="bullet"/>
+      <w:lvlText w:val=""/>
+      <w:lvlJc w:val="left"/>
+      <w:pPr>
+        <w:ind w:left="1080" w:hanging="360"/>
+      </w:pPr>
+      <w:rPr>
+        <w:rFonts w:ascii="Symbol" w:hAnsi="Symbol"/>
+      </w:rPr>
+    </w:lvl>
+    <w:lvl w:ilvl="3" w:tplc="7AE88530">
+      <w:start w:val="1"/>
+      <w:numFmt w:val="bullet"/>
+      <w:lvlText w:val=""/>
+      <w:lvlJc w:val="left"/>
+      <w:pPr>
+        <w:ind w:left="1080" w:hanging="360"/>
+      </w:pPr>
+      <w:rPr>
+        <w:rFonts w:ascii="Symbol" w:hAnsi="Symbol"/>
+      </w:rPr>
+    </w:lvl>
+    <w:lvl w:ilvl="4" w:tplc="06D476F6">
+      <w:start w:val="1"/>
+      <w:numFmt w:val="bullet"/>
+      <w:lvlText w:val=""/>
+      <w:lvlJc w:val="left"/>
+      <w:pPr>
+        <w:ind w:left="1080" w:hanging="360"/>
+      </w:pPr>
+      <w:rPr>
+        <w:rFonts w:ascii="Symbol" w:hAnsi="Symbol"/>
+      </w:rPr>
+    </w:lvl>
+    <w:lvl w:ilvl="5" w:tplc="244E0FAE">
+      <w:start w:val="1"/>
+      <w:numFmt w:val="bullet"/>
+      <w:lvlText w:val=""/>
+      <w:lvlJc w:val="left"/>
+      <w:pPr>
+        <w:ind w:left="1080" w:hanging="360"/>
+      </w:pPr>
+      <w:rPr>
+        <w:rFonts w:ascii="Symbol" w:hAnsi="Symbol"/>
+      </w:rPr>
+    </w:lvl>
+    <w:lvl w:ilvl="6" w:tplc="FC3E84F2">
+      <w:start w:val="1"/>
+      <w:numFmt w:val="bullet"/>
+      <w:lvlText w:val=""/>
+      <w:lvlJc w:val="left"/>
+      <w:pPr>
+        <w:ind w:left="1080" w:hanging="360"/>
+      </w:pPr>
+      <w:rPr>
+        <w:rFonts w:ascii="Symbol" w:hAnsi="Symbol"/>
+      </w:rPr>
+    </w:lvl>
+    <w:lvl w:ilvl="7" w:tplc="9B02056A">
+      <w:start w:val="1"/>
+      <w:numFmt w:val="bullet"/>
+      <w:lvlText w:val=""/>
+      <w:lvlJc w:val="left"/>
+      <w:pPr>
+        <w:ind w:left="1080" w:hanging="360"/>
+      </w:pPr>
+      <w:rPr>
+        <w:rFonts w:ascii="Symbol" w:hAnsi="Symbol"/>
+      </w:rPr>
+    </w:lvl>
+    <w:lvl w:ilvl="8" w:tplc="0BC61870">
+      <w:start w:val="1"/>
+      <w:numFmt w:val="bullet"/>
+      <w:lvlText w:val=""/>
+      <w:lvlJc w:val="left"/>
+      <w:pPr>
+        <w:ind w:left="1080" w:hanging="360"/>
+      </w:pPr>
+      <w:rPr>
+        <w:rFonts w:ascii="Symbol" w:hAnsi="Symbol"/>
+      </w:rPr>
+    </w:lvl>
+  </w:abstractNum>
+  <w:abstractNum w:abstractNumId="20" w15:restartNumberingAfterBreak="0">
     <w:nsid w:val="227064F8"/>
     <w:multiLevelType w:val="multilevel"/>
     <w:tmpl w:val="72B2A288"/>
@@ -10685,7 +12547,269 @@
       </w:rPr>
     </w:lvl>
   </w:abstractNum>
-  <w:abstractNum w:abstractNumId="16" w15:restartNumberingAfterBreak="0">
+  <w:abstractNum w:abstractNumId="21" w15:restartNumberingAfterBreak="0">
+    <w:nsid w:val="22C63BB2"/>
+    <w:multiLevelType w:val="hybridMultilevel"/>
+    <w:tmpl w:val="9E104032"/>
+    <w:lvl w:ilvl="0" w:tplc="04140001">
+      <w:start w:val="1"/>
+      <w:numFmt w:val="bullet"/>
+      <w:lvlText w:val=""/>
+      <w:lvlJc w:val="left"/>
+      <w:pPr>
+        <w:ind w:left="720" w:hanging="360"/>
+      </w:pPr>
+      <w:rPr>
+        <w:rFonts w:ascii="Symbol" w:hAnsi="Symbol" w:hint="default"/>
+      </w:rPr>
+    </w:lvl>
+    <w:lvl w:ilvl="1" w:tplc="04140003" w:tentative="1">
+      <w:start w:val="1"/>
+      <w:numFmt w:val="bullet"/>
+      <w:lvlText w:val="o"/>
+      <w:lvlJc w:val="left"/>
+      <w:pPr>
+        <w:ind w:left="1440" w:hanging="360"/>
+      </w:pPr>
+      <w:rPr>
+        <w:rFonts w:ascii="Courier New" w:hAnsi="Courier New" w:cs="Courier New" w:hint="default"/>
+      </w:rPr>
+    </w:lvl>
+    <w:lvl w:ilvl="2" w:tplc="04140005" w:tentative="1">
+      <w:start w:val="1"/>
+      <w:numFmt w:val="bullet"/>
+      <w:lvlText w:val=""/>
+      <w:lvlJc w:val="left"/>
+      <w:pPr>
+        <w:ind w:left="2160" w:hanging="360"/>
+      </w:pPr>
+      <w:rPr>
+        <w:rFonts w:ascii="Wingdings" w:hAnsi="Wingdings" w:hint="default"/>
+      </w:rPr>
+    </w:lvl>
+    <w:lvl w:ilvl="3" w:tplc="04140001" w:tentative="1">
+      <w:start w:val="1"/>
+      <w:numFmt w:val="bullet"/>
+      <w:lvlText w:val=""/>
+      <w:lvlJc w:val="left"/>
+      <w:pPr>
+        <w:ind w:left="2880" w:hanging="360"/>
+      </w:pPr>
+      <w:rPr>
+        <w:rFonts w:ascii="Symbol" w:hAnsi="Symbol" w:hint="default"/>
+      </w:rPr>
+    </w:lvl>
+    <w:lvl w:ilvl="4" w:tplc="04140003" w:tentative="1">
+      <w:start w:val="1"/>
+      <w:numFmt w:val="bullet"/>
+      <w:lvlText w:val="o"/>
+      <w:lvlJc w:val="left"/>
+      <w:pPr>
+        <w:ind w:left="3600" w:hanging="360"/>
+      </w:pPr>
+      <w:rPr>
+        <w:rFonts w:ascii="Courier New" w:hAnsi="Courier New" w:cs="Courier New" w:hint="default"/>
+      </w:rPr>
+    </w:lvl>
+    <w:lvl w:ilvl="5" w:tplc="04140005" w:tentative="1">
+      <w:start w:val="1"/>
+      <w:numFmt w:val="bullet"/>
+      <w:lvlText w:val=""/>
+      <w:lvlJc w:val="left"/>
+      <w:pPr>
+        <w:ind w:left="4320" w:hanging="360"/>
+      </w:pPr>
+      <w:rPr>
+        <w:rFonts w:ascii="Wingdings" w:hAnsi="Wingdings" w:hint="default"/>
+      </w:rPr>
+    </w:lvl>
+    <w:lvl w:ilvl="6" w:tplc="04140001" w:tentative="1">
+      <w:start w:val="1"/>
+      <w:numFmt w:val="bullet"/>
+      <w:lvlText w:val=""/>
+      <w:lvlJc w:val="left"/>
+      <w:pPr>
+        <w:ind w:left="5040" w:hanging="360"/>
+      </w:pPr>
+      <w:rPr>
+        <w:rFonts w:ascii="Symbol" w:hAnsi="Symbol" w:hint="default"/>
+      </w:rPr>
+    </w:lvl>
+    <w:lvl w:ilvl="7" w:tplc="04140003" w:tentative="1">
+      <w:start w:val="1"/>
+      <w:numFmt w:val="bullet"/>
+      <w:lvlText w:val="o"/>
+      <w:lvlJc w:val="left"/>
+      <w:pPr>
+        <w:ind w:left="5760" w:hanging="360"/>
+      </w:pPr>
+      <w:rPr>
+        <w:rFonts w:ascii="Courier New" w:hAnsi="Courier New" w:cs="Courier New" w:hint="default"/>
+      </w:rPr>
+    </w:lvl>
+    <w:lvl w:ilvl="8" w:tplc="04140005" w:tentative="1">
+      <w:start w:val="1"/>
+      <w:numFmt w:val="bullet"/>
+      <w:lvlText w:val=""/>
+      <w:lvlJc w:val="left"/>
+      <w:pPr>
+        <w:ind w:left="6480" w:hanging="360"/>
+      </w:pPr>
+      <w:rPr>
+        <w:rFonts w:ascii="Wingdings" w:hAnsi="Wingdings" w:hint="default"/>
+      </w:rPr>
+    </w:lvl>
+  </w:abstractNum>
+  <w:abstractNum w:abstractNumId="22" w15:restartNumberingAfterBreak="0">
+    <w:nsid w:val="24AE6342"/>
+    <w:multiLevelType w:val="multilevel"/>
+    <w:tmpl w:val="51B4C072"/>
+    <w:lvl w:ilvl="0">
+      <w:start w:val="1"/>
+      <w:numFmt w:val="bullet"/>
+      <w:lvlText w:val=""/>
+      <w:lvlJc w:val="left"/>
+      <w:pPr>
+        <w:tabs>
+          <w:tab w:val="num" w:pos="720"/>
+        </w:tabs>
+        <w:ind w:left="720" w:hanging="360"/>
+      </w:pPr>
+      <w:rPr>
+        <w:rFonts w:ascii="Symbol" w:hAnsi="Symbol" w:hint="default"/>
+        <w:sz w:val="20"/>
+      </w:rPr>
+    </w:lvl>
+    <w:lvl w:ilvl="1" w:tentative="1">
+      <w:start w:val="1"/>
+      <w:numFmt w:val="bullet"/>
+      <w:lvlText w:val="o"/>
+      <w:lvlJc w:val="left"/>
+      <w:pPr>
+        <w:tabs>
+          <w:tab w:val="num" w:pos="1440"/>
+        </w:tabs>
+        <w:ind w:left="1440" w:hanging="360"/>
+      </w:pPr>
+      <w:rPr>
+        <w:rFonts w:ascii="Courier New" w:hAnsi="Courier New" w:hint="default"/>
+        <w:sz w:val="20"/>
+      </w:rPr>
+    </w:lvl>
+    <w:lvl w:ilvl="2" w:tentative="1">
+      <w:start w:val="1"/>
+      <w:numFmt w:val="bullet"/>
+      <w:lvlText w:val=""/>
+      <w:lvlJc w:val="left"/>
+      <w:pPr>
+        <w:tabs>
+          <w:tab w:val="num" w:pos="2160"/>
+        </w:tabs>
+        <w:ind w:left="2160" w:hanging="360"/>
+      </w:pPr>
+      <w:rPr>
+        <w:rFonts w:ascii="Wingdings" w:hAnsi="Wingdings" w:hint="default"/>
+        <w:sz w:val="20"/>
+      </w:rPr>
+    </w:lvl>
+    <w:lvl w:ilvl="3" w:tentative="1">
+      <w:start w:val="1"/>
+      <w:numFmt w:val="bullet"/>
+      <w:lvlText w:val=""/>
+      <w:lvlJc w:val="left"/>
+      <w:pPr>
+        <w:tabs>
+          <w:tab w:val="num" w:pos="2880"/>
+        </w:tabs>
+        <w:ind w:left="2880" w:hanging="360"/>
+      </w:pPr>
+      <w:rPr>
+        <w:rFonts w:ascii="Wingdings" w:hAnsi="Wingdings" w:hint="default"/>
+        <w:sz w:val="20"/>
+      </w:rPr>
+    </w:lvl>
+    <w:lvl w:ilvl="4" w:tentative="1">
+      <w:start w:val="1"/>
+      <w:numFmt w:val="bullet"/>
+      <w:lvlText w:val=""/>
+      <w:lvlJc w:val="left"/>
+      <w:pPr>
+        <w:tabs>
+          <w:tab w:val="num" w:pos="3600"/>
+        </w:tabs>
+        <w:ind w:left="3600" w:hanging="360"/>
+      </w:pPr>
+      <w:rPr>
+        <w:rFonts w:ascii="Wingdings" w:hAnsi="Wingdings" w:hint="default"/>
+        <w:sz w:val="20"/>
+      </w:rPr>
+    </w:lvl>
+    <w:lvl w:ilvl="5" w:tentative="1">
+      <w:start w:val="1"/>
+      <w:numFmt w:val="bullet"/>
+      <w:lvlText w:val=""/>
+      <w:lvlJc w:val="left"/>
+      <w:pPr>
+        <w:tabs>
+          <w:tab w:val="num" w:pos="4320"/>
+        </w:tabs>
+        <w:ind w:left="4320" w:hanging="360"/>
+      </w:pPr>
+      <w:rPr>
+        <w:rFonts w:ascii="Wingdings" w:hAnsi="Wingdings" w:hint="default"/>
+        <w:sz w:val="20"/>
+      </w:rPr>
+    </w:lvl>
+    <w:lvl w:ilvl="6" w:tentative="1">
+      <w:start w:val="1"/>
+      <w:numFmt w:val="bullet"/>
+      <w:lvlText w:val=""/>
+      <w:lvlJc w:val="left"/>
+      <w:pPr>
+        <w:tabs>
+          <w:tab w:val="num" w:pos="5040"/>
+        </w:tabs>
+        <w:ind w:left="5040" w:hanging="360"/>
+      </w:pPr>
+      <w:rPr>
+        <w:rFonts w:ascii="Wingdings" w:hAnsi="Wingdings" w:hint="default"/>
+        <w:sz w:val="20"/>
+      </w:rPr>
+    </w:lvl>
+    <w:lvl w:ilvl="7" w:tentative="1">
+      <w:start w:val="1"/>
+      <w:numFmt w:val="bullet"/>
+      <w:lvlText w:val=""/>
+      <w:lvlJc w:val="left"/>
+      <w:pPr>
+        <w:tabs>
+          <w:tab w:val="num" w:pos="5760"/>
+        </w:tabs>
+        <w:ind w:left="5760" w:hanging="360"/>
+      </w:pPr>
+      <w:rPr>
+        <w:rFonts w:ascii="Wingdings" w:hAnsi="Wingdings" w:hint="default"/>
+        <w:sz w:val="20"/>
+      </w:rPr>
+    </w:lvl>
+    <w:lvl w:ilvl="8" w:tentative="1">
+      <w:start w:val="1"/>
+      <w:numFmt w:val="bullet"/>
+      <w:lvlText w:val=""/>
+      <w:lvlJc w:val="left"/>
+      <w:pPr>
+        <w:tabs>
+          <w:tab w:val="num" w:pos="6480"/>
+        </w:tabs>
+        <w:ind w:left="6480" w:hanging="360"/>
+      </w:pPr>
+      <w:rPr>
+        <w:rFonts w:ascii="Wingdings" w:hAnsi="Wingdings" w:hint="default"/>
+        <w:sz w:val="20"/>
+      </w:rPr>
+    </w:lvl>
+  </w:abstractNum>
+  <w:abstractNum w:abstractNumId="23" w15:restartNumberingAfterBreak="0">
     <w:nsid w:val="24C72E41"/>
     <w:multiLevelType w:val="multilevel"/>
     <w:tmpl w:val="7ED67954"/>
@@ -10834,7 +12958,7 @@
       </w:rPr>
     </w:lvl>
   </w:abstractNum>
-  <w:abstractNum w:abstractNumId="17" w15:restartNumberingAfterBreak="0">
+  <w:abstractNum w:abstractNumId="24" w15:restartNumberingAfterBreak="0">
     <w:nsid w:val="2F482398"/>
     <w:multiLevelType w:val="multilevel"/>
     <w:tmpl w:val="7BA4D5C2"/>
@@ -10983,7 +13107,7 @@
       </w:rPr>
     </w:lvl>
   </w:abstractNum>
-  <w:abstractNum w:abstractNumId="18" w15:restartNumberingAfterBreak="0">
+  <w:abstractNum w:abstractNumId="25" w15:restartNumberingAfterBreak="0">
     <w:nsid w:val="304C7E44"/>
     <w:multiLevelType w:val="multilevel"/>
     <w:tmpl w:val="8A3A3EF0"/>
@@ -11132,7 +13256,7 @@
       </w:rPr>
     </w:lvl>
   </w:abstractNum>
-  <w:abstractNum w:abstractNumId="19" w15:restartNumberingAfterBreak="0">
+  <w:abstractNum w:abstractNumId="26" w15:restartNumberingAfterBreak="0">
     <w:nsid w:val="30DC2979"/>
     <w:multiLevelType w:val="multilevel"/>
     <w:tmpl w:val="9454DEF6"/>
@@ -11281,7 +13405,7 @@
       </w:rPr>
     </w:lvl>
   </w:abstractNum>
-  <w:abstractNum w:abstractNumId="20" w15:restartNumberingAfterBreak="0">
+  <w:abstractNum w:abstractNumId="27" w15:restartNumberingAfterBreak="0">
     <w:nsid w:val="31467780"/>
     <w:multiLevelType w:val="multilevel"/>
     <w:tmpl w:val="74508218"/>
@@ -11430,7 +13554,120 @@
       </w:rPr>
     </w:lvl>
   </w:abstractNum>
-  <w:abstractNum w:abstractNumId="21" w15:restartNumberingAfterBreak="0">
+  <w:abstractNum w:abstractNumId="28" w15:restartNumberingAfterBreak="0">
+    <w:nsid w:val="32FA600F"/>
+    <w:multiLevelType w:val="hybridMultilevel"/>
+    <w:tmpl w:val="D50A7CE6"/>
+    <w:lvl w:ilvl="0" w:tplc="04140001">
+      <w:start w:val="1"/>
+      <w:numFmt w:val="bullet"/>
+      <w:lvlText w:val=""/>
+      <w:lvlJc w:val="left"/>
+      <w:pPr>
+        <w:ind w:left="720" w:hanging="360"/>
+      </w:pPr>
+      <w:rPr>
+        <w:rFonts w:ascii="Symbol" w:hAnsi="Symbol" w:hint="default"/>
+      </w:rPr>
+    </w:lvl>
+    <w:lvl w:ilvl="1" w:tplc="04140003" w:tentative="1">
+      <w:start w:val="1"/>
+      <w:numFmt w:val="bullet"/>
+      <w:lvlText w:val="o"/>
+      <w:lvlJc w:val="left"/>
+      <w:pPr>
+        <w:ind w:left="1440" w:hanging="360"/>
+      </w:pPr>
+      <w:rPr>
+        <w:rFonts w:ascii="Courier New" w:hAnsi="Courier New" w:cs="Courier New" w:hint="default"/>
+      </w:rPr>
+    </w:lvl>
+    <w:lvl w:ilvl="2" w:tplc="04140005" w:tentative="1">
+      <w:start w:val="1"/>
+      <w:numFmt w:val="bullet"/>
+      <w:lvlText w:val=""/>
+      <w:lvlJc w:val="left"/>
+      <w:pPr>
+        <w:ind w:left="2160" w:hanging="360"/>
+      </w:pPr>
+      <w:rPr>
+        <w:rFonts w:ascii="Wingdings" w:hAnsi="Wingdings" w:hint="default"/>
+      </w:rPr>
+    </w:lvl>
+    <w:lvl w:ilvl="3" w:tplc="04140001" w:tentative="1">
+      <w:start w:val="1"/>
+      <w:numFmt w:val="bullet"/>
+      <w:lvlText w:val=""/>
+      <w:lvlJc w:val="left"/>
+      <w:pPr>
+        <w:ind w:left="2880" w:hanging="360"/>
+      </w:pPr>
+      <w:rPr>
+        <w:rFonts w:ascii="Symbol" w:hAnsi="Symbol" w:hint="default"/>
+      </w:rPr>
+    </w:lvl>
+    <w:lvl w:ilvl="4" w:tplc="04140003" w:tentative="1">
+      <w:start w:val="1"/>
+      <w:numFmt w:val="bullet"/>
+      <w:lvlText w:val="o"/>
+      <w:lvlJc w:val="left"/>
+      <w:pPr>
+        <w:ind w:left="3600" w:hanging="360"/>
+      </w:pPr>
+      <w:rPr>
+        <w:rFonts w:ascii="Courier New" w:hAnsi="Courier New" w:cs="Courier New" w:hint="default"/>
+      </w:rPr>
+    </w:lvl>
+    <w:lvl w:ilvl="5" w:tplc="04140005" w:tentative="1">
+      <w:start w:val="1"/>
+      <w:numFmt w:val="bullet"/>
+      <w:lvlText w:val=""/>
+      <w:lvlJc w:val="left"/>
+      <w:pPr>
+        <w:ind w:left="4320" w:hanging="360"/>
+      </w:pPr>
+      <w:rPr>
+        <w:rFonts w:ascii="Wingdings" w:hAnsi="Wingdings" w:hint="default"/>
+      </w:rPr>
+    </w:lvl>
+    <w:lvl w:ilvl="6" w:tplc="04140001" w:tentative="1">
+      <w:start w:val="1"/>
+      <w:numFmt w:val="bullet"/>
+      <w:lvlText w:val=""/>
+      <w:lvlJc w:val="left"/>
+      <w:pPr>
+        <w:ind w:left="5040" w:hanging="360"/>
+      </w:pPr>
+      <w:rPr>
+        <w:rFonts w:ascii="Symbol" w:hAnsi="Symbol" w:hint="default"/>
+      </w:rPr>
+    </w:lvl>
+    <w:lvl w:ilvl="7" w:tplc="04140003" w:tentative="1">
+      <w:start w:val="1"/>
+      <w:numFmt w:val="bullet"/>
+      <w:lvlText w:val="o"/>
+      <w:lvlJc w:val="left"/>
+      <w:pPr>
+        <w:ind w:left="5760" w:hanging="360"/>
+      </w:pPr>
+      <w:rPr>
+        <w:rFonts w:ascii="Courier New" w:hAnsi="Courier New" w:cs="Courier New" w:hint="default"/>
+      </w:rPr>
+    </w:lvl>
+    <w:lvl w:ilvl="8" w:tplc="04140005" w:tentative="1">
+      <w:start w:val="1"/>
+      <w:numFmt w:val="bullet"/>
+      <w:lvlText w:val=""/>
+      <w:lvlJc w:val="left"/>
+      <w:pPr>
+        <w:ind w:left="6480" w:hanging="360"/>
+      </w:pPr>
+      <w:rPr>
+        <w:rFonts w:ascii="Wingdings" w:hAnsi="Wingdings" w:hint="default"/>
+      </w:rPr>
+    </w:lvl>
+  </w:abstractNum>
+  <w:abstractNum w:abstractNumId="29" w15:restartNumberingAfterBreak="0">
     <w:nsid w:val="348A4695"/>
     <w:multiLevelType w:val="multilevel"/>
     <w:tmpl w:val="E7229DE0"/>
@@ -11579,7 +13816,7 @@
       </w:rPr>
     </w:lvl>
   </w:abstractNum>
-  <w:abstractNum w:abstractNumId="22" w15:restartNumberingAfterBreak="0">
+  <w:abstractNum w:abstractNumId="30" w15:restartNumberingAfterBreak="0">
     <w:nsid w:val="34A83CBE"/>
     <w:multiLevelType w:val="multilevel"/>
     <w:tmpl w:val="FA4849F0"/>
@@ -11728,7 +13965,7 @@
       </w:rPr>
     </w:lvl>
   </w:abstractNum>
-  <w:abstractNum w:abstractNumId="23" w15:restartNumberingAfterBreak="0">
+  <w:abstractNum w:abstractNumId="31" w15:restartNumberingAfterBreak="0">
     <w:nsid w:val="35606B5F"/>
     <w:multiLevelType w:val="multilevel"/>
     <w:tmpl w:val="EFD674CE"/>
@@ -11877,7 +14114,7 @@
       </w:rPr>
     </w:lvl>
   </w:abstractNum>
-  <w:abstractNum w:abstractNumId="24" w15:restartNumberingAfterBreak="0">
+  <w:abstractNum w:abstractNumId="32" w15:restartNumberingAfterBreak="0">
     <w:nsid w:val="377540AC"/>
     <w:multiLevelType w:val="multilevel"/>
     <w:tmpl w:val="85A6DC2A"/>
@@ -12026,7 +14263,7 @@
       </w:rPr>
     </w:lvl>
   </w:abstractNum>
-  <w:abstractNum w:abstractNumId="25" w15:restartNumberingAfterBreak="0">
+  <w:abstractNum w:abstractNumId="33" w15:restartNumberingAfterBreak="0">
     <w:nsid w:val="3EA92AC6"/>
     <w:multiLevelType w:val="multilevel"/>
     <w:tmpl w:val="57E210CA"/>
@@ -12175,7 +14412,7 @@
       </w:rPr>
     </w:lvl>
   </w:abstractNum>
-  <w:abstractNum w:abstractNumId="26" w15:restartNumberingAfterBreak="0">
+  <w:abstractNum w:abstractNumId="34" w15:restartNumberingAfterBreak="0">
     <w:nsid w:val="42B132DF"/>
     <w:multiLevelType w:val="multilevel"/>
     <w:tmpl w:val="7F2679EC"/>
@@ -12324,7 +14561,7 @@
       </w:rPr>
     </w:lvl>
   </w:abstractNum>
-  <w:abstractNum w:abstractNumId="27" w15:restartNumberingAfterBreak="0">
+  <w:abstractNum w:abstractNumId="35" w15:restartNumberingAfterBreak="0">
     <w:nsid w:val="4A3F2525"/>
     <w:multiLevelType w:val="multilevel"/>
     <w:tmpl w:val="631A3E8E"/>
@@ -12473,7 +14710,7 @@
       </w:rPr>
     </w:lvl>
   </w:abstractNum>
-  <w:abstractNum w:abstractNumId="28" w15:restartNumberingAfterBreak="0">
+  <w:abstractNum w:abstractNumId="36" w15:restartNumberingAfterBreak="0">
     <w:nsid w:val="4D364D7A"/>
     <w:multiLevelType w:val="multilevel"/>
     <w:tmpl w:val="1DDAB24E"/>
@@ -12622,7 +14859,7 @@
       </w:rPr>
     </w:lvl>
   </w:abstractNum>
-  <w:abstractNum w:abstractNumId="29" w15:restartNumberingAfterBreak="0">
+  <w:abstractNum w:abstractNumId="37" w15:restartNumberingAfterBreak="0">
     <w:nsid w:val="508B3368"/>
     <w:multiLevelType w:val="multilevel"/>
     <w:tmpl w:val="A76E906C"/>
@@ -12771,7 +15008,7 @@
       </w:rPr>
     </w:lvl>
   </w:abstractNum>
-  <w:abstractNum w:abstractNumId="30" w15:restartNumberingAfterBreak="0">
+  <w:abstractNum w:abstractNumId="38" w15:restartNumberingAfterBreak="0">
     <w:nsid w:val="513D4701"/>
     <w:multiLevelType w:val="hybridMultilevel"/>
     <w:tmpl w:val="873CB410"/>
@@ -12884,7 +15121,7 @@
       </w:rPr>
     </w:lvl>
   </w:abstractNum>
-  <w:abstractNum w:abstractNumId="31" w15:restartNumberingAfterBreak="0">
+  <w:abstractNum w:abstractNumId="39" w15:restartNumberingAfterBreak="0">
     <w:nsid w:val="546D2BDA"/>
     <w:multiLevelType w:val="multilevel"/>
     <w:tmpl w:val="F9503B5C"/>
@@ -13033,7 +15270,7 @@
       </w:rPr>
     </w:lvl>
   </w:abstractNum>
-  <w:abstractNum w:abstractNumId="32" w15:restartNumberingAfterBreak="0">
+  <w:abstractNum w:abstractNumId="40" w15:restartNumberingAfterBreak="0">
     <w:nsid w:val="549B1419"/>
     <w:multiLevelType w:val="multilevel"/>
     <w:tmpl w:val="55368F62"/>
@@ -13182,7 +15419,7 @@
       </w:rPr>
     </w:lvl>
   </w:abstractNum>
-  <w:abstractNum w:abstractNumId="33" w15:restartNumberingAfterBreak="0">
+  <w:abstractNum w:abstractNumId="41" w15:restartNumberingAfterBreak="0">
     <w:nsid w:val="54DA775F"/>
     <w:multiLevelType w:val="multilevel"/>
     <w:tmpl w:val="8AC41776"/>
@@ -13331,7 +15568,7 @@
       </w:rPr>
     </w:lvl>
   </w:abstractNum>
-  <w:abstractNum w:abstractNumId="34" w15:restartNumberingAfterBreak="0">
+  <w:abstractNum w:abstractNumId="42" w15:restartNumberingAfterBreak="0">
     <w:nsid w:val="5897591F"/>
     <w:multiLevelType w:val="hybridMultilevel"/>
     <w:tmpl w:val="983CAC50"/>
@@ -13444,7 +15681,7 @@
       </w:rPr>
     </w:lvl>
   </w:abstractNum>
-  <w:abstractNum w:abstractNumId="35" w15:restartNumberingAfterBreak="0">
+  <w:abstractNum w:abstractNumId="43" w15:restartNumberingAfterBreak="0">
     <w:nsid w:val="5B66222B"/>
     <w:multiLevelType w:val="hybridMultilevel"/>
     <w:tmpl w:val="570A9D90"/>
@@ -13557,7 +15794,120 @@
       </w:rPr>
     </w:lvl>
   </w:abstractNum>
-  <w:abstractNum w:abstractNumId="36" w15:restartNumberingAfterBreak="0">
+  <w:abstractNum w:abstractNumId="44" w15:restartNumberingAfterBreak="0">
+    <w:nsid w:val="5F7556C8"/>
+    <w:multiLevelType w:val="hybridMultilevel"/>
+    <w:tmpl w:val="F5C052F6"/>
+    <w:lvl w:ilvl="0" w:tplc="06987962">
+      <w:start w:val="1"/>
+      <w:numFmt w:val="bullet"/>
+      <w:lvlText w:val=""/>
+      <w:lvlJc w:val="left"/>
+      <w:pPr>
+        <w:ind w:left="1080" w:hanging="360"/>
+      </w:pPr>
+      <w:rPr>
+        <w:rFonts w:ascii="Symbol" w:hAnsi="Symbol"/>
+      </w:rPr>
+    </w:lvl>
+    <w:lvl w:ilvl="1" w:tplc="24ECB51C">
+      <w:start w:val="1"/>
+      <w:numFmt w:val="bullet"/>
+      <w:lvlText w:val=""/>
+      <w:lvlJc w:val="left"/>
+      <w:pPr>
+        <w:ind w:left="1080" w:hanging="360"/>
+      </w:pPr>
+      <w:rPr>
+        <w:rFonts w:ascii="Symbol" w:hAnsi="Symbol"/>
+      </w:rPr>
+    </w:lvl>
+    <w:lvl w:ilvl="2" w:tplc="720A8062">
+      <w:start w:val="1"/>
+      <w:numFmt w:val="bullet"/>
+      <w:lvlText w:val=""/>
+      <w:lvlJc w:val="left"/>
+      <w:pPr>
+        <w:ind w:left="1080" w:hanging="360"/>
+      </w:pPr>
+      <w:rPr>
+        <w:rFonts w:ascii="Symbol" w:hAnsi="Symbol"/>
+      </w:rPr>
+    </w:lvl>
+    <w:lvl w:ilvl="3" w:tplc="AA3A0B9E">
+      <w:start w:val="1"/>
+      <w:numFmt w:val="bullet"/>
+      <w:lvlText w:val=""/>
+      <w:lvlJc w:val="left"/>
+      <w:pPr>
+        <w:ind w:left="1080" w:hanging="360"/>
+      </w:pPr>
+      <w:rPr>
+        <w:rFonts w:ascii="Symbol" w:hAnsi="Symbol"/>
+      </w:rPr>
+    </w:lvl>
+    <w:lvl w:ilvl="4" w:tplc="21480B58">
+      <w:start w:val="1"/>
+      <w:numFmt w:val="bullet"/>
+      <w:lvlText w:val=""/>
+      <w:lvlJc w:val="left"/>
+      <w:pPr>
+        <w:ind w:left="1080" w:hanging="360"/>
+      </w:pPr>
+      <w:rPr>
+        <w:rFonts w:ascii="Symbol" w:hAnsi="Symbol"/>
+      </w:rPr>
+    </w:lvl>
+    <w:lvl w:ilvl="5" w:tplc="6AA4736A">
+      <w:start w:val="1"/>
+      <w:numFmt w:val="bullet"/>
+      <w:lvlText w:val=""/>
+      <w:lvlJc w:val="left"/>
+      <w:pPr>
+        <w:ind w:left="1080" w:hanging="360"/>
+      </w:pPr>
+      <w:rPr>
+        <w:rFonts w:ascii="Symbol" w:hAnsi="Symbol"/>
+      </w:rPr>
+    </w:lvl>
+    <w:lvl w:ilvl="6" w:tplc="16065204">
+      <w:start w:val="1"/>
+      <w:numFmt w:val="bullet"/>
+      <w:lvlText w:val=""/>
+      <w:lvlJc w:val="left"/>
+      <w:pPr>
+        <w:ind w:left="1080" w:hanging="360"/>
+      </w:pPr>
+      <w:rPr>
+        <w:rFonts w:ascii="Symbol" w:hAnsi="Symbol"/>
+      </w:rPr>
+    </w:lvl>
+    <w:lvl w:ilvl="7" w:tplc="F3D03530">
+      <w:start w:val="1"/>
+      <w:numFmt w:val="bullet"/>
+      <w:lvlText w:val=""/>
+      <w:lvlJc w:val="left"/>
+      <w:pPr>
+        <w:ind w:left="1080" w:hanging="360"/>
+      </w:pPr>
+      <w:rPr>
+        <w:rFonts w:ascii="Symbol" w:hAnsi="Symbol"/>
+      </w:rPr>
+    </w:lvl>
+    <w:lvl w:ilvl="8" w:tplc="00FACB4A">
+      <w:start w:val="1"/>
+      <w:numFmt w:val="bullet"/>
+      <w:lvlText w:val=""/>
+      <w:lvlJc w:val="left"/>
+      <w:pPr>
+        <w:ind w:left="1080" w:hanging="360"/>
+      </w:pPr>
+      <w:rPr>
+        <w:rFonts w:ascii="Symbol" w:hAnsi="Symbol"/>
+      </w:rPr>
+    </w:lvl>
+  </w:abstractNum>
+  <w:abstractNum w:abstractNumId="45" w15:restartNumberingAfterBreak="0">
     <w:nsid w:val="603E6B6D"/>
     <w:multiLevelType w:val="multilevel"/>
     <w:tmpl w:val="E3D01FC6"/>
@@ -13706,7 +16056,7 @@
       </w:rPr>
     </w:lvl>
   </w:abstractNum>
-  <w:abstractNum w:abstractNumId="37" w15:restartNumberingAfterBreak="0">
+  <w:abstractNum w:abstractNumId="46" w15:restartNumberingAfterBreak="0">
     <w:nsid w:val="60CA72BC"/>
     <w:multiLevelType w:val="multilevel"/>
     <w:tmpl w:val="ADA63ECE"/>
@@ -13855,7 +16205,382 @@
       </w:rPr>
     </w:lvl>
   </w:abstractNum>
-  <w:abstractNum w:abstractNumId="38" w15:restartNumberingAfterBreak="0">
+  <w:abstractNum w:abstractNumId="47" w15:restartNumberingAfterBreak="0">
+    <w:nsid w:val="67BF50CB"/>
+    <w:multiLevelType w:val="multilevel"/>
+    <w:tmpl w:val="898EA070"/>
+    <w:lvl w:ilvl="0">
+      <w:start w:val="1"/>
+      <w:numFmt w:val="bullet"/>
+      <w:lvlText w:val=""/>
+      <w:lvlJc w:val="left"/>
+      <w:pPr>
+        <w:tabs>
+          <w:tab w:val="num" w:pos="720"/>
+        </w:tabs>
+        <w:ind w:left="720" w:hanging="360"/>
+      </w:pPr>
+      <w:rPr>
+        <w:rFonts w:ascii="Symbol" w:hAnsi="Symbol" w:hint="default"/>
+        <w:sz w:val="20"/>
+      </w:rPr>
+    </w:lvl>
+    <w:lvl w:ilvl="1" w:tentative="1">
+      <w:start w:val="1"/>
+      <w:numFmt w:val="bullet"/>
+      <w:lvlText w:val="o"/>
+      <w:lvlJc w:val="left"/>
+      <w:pPr>
+        <w:tabs>
+          <w:tab w:val="num" w:pos="1440"/>
+        </w:tabs>
+        <w:ind w:left="1440" w:hanging="360"/>
+      </w:pPr>
+      <w:rPr>
+        <w:rFonts w:ascii="Courier New" w:hAnsi="Courier New" w:hint="default"/>
+        <w:sz w:val="20"/>
+      </w:rPr>
+    </w:lvl>
+    <w:lvl w:ilvl="2" w:tentative="1">
+      <w:start w:val="1"/>
+      <w:numFmt w:val="bullet"/>
+      <w:lvlText w:val=""/>
+      <w:lvlJc w:val="left"/>
+      <w:pPr>
+        <w:tabs>
+          <w:tab w:val="num" w:pos="2160"/>
+        </w:tabs>
+        <w:ind w:left="2160" w:hanging="360"/>
+      </w:pPr>
+      <w:rPr>
+        <w:rFonts w:ascii="Wingdings" w:hAnsi="Wingdings" w:hint="default"/>
+        <w:sz w:val="20"/>
+      </w:rPr>
+    </w:lvl>
+    <w:lvl w:ilvl="3" w:tentative="1">
+      <w:start w:val="1"/>
+      <w:numFmt w:val="bullet"/>
+      <w:lvlText w:val=""/>
+      <w:lvlJc w:val="left"/>
+      <w:pPr>
+        <w:tabs>
+          <w:tab w:val="num" w:pos="2880"/>
+        </w:tabs>
+        <w:ind w:left="2880" w:hanging="360"/>
+      </w:pPr>
+      <w:rPr>
+        <w:rFonts w:ascii="Wingdings" w:hAnsi="Wingdings" w:hint="default"/>
+        <w:sz w:val="20"/>
+      </w:rPr>
+    </w:lvl>
+    <w:lvl w:ilvl="4" w:tentative="1">
+      <w:start w:val="1"/>
+      <w:numFmt w:val="bullet"/>
+      <w:lvlText w:val=""/>
+      <w:lvlJc w:val="left"/>
+      <w:pPr>
+        <w:tabs>
+          <w:tab w:val="num" w:pos="3600"/>
+        </w:tabs>
+        <w:ind w:left="3600" w:hanging="360"/>
+      </w:pPr>
+      <w:rPr>
+        <w:rFonts w:ascii="Wingdings" w:hAnsi="Wingdings" w:hint="default"/>
+        <w:sz w:val="20"/>
+      </w:rPr>
+    </w:lvl>
+    <w:lvl w:ilvl="5" w:tentative="1">
+      <w:start w:val="1"/>
+      <w:numFmt w:val="bullet"/>
+      <w:lvlText w:val=""/>
+      <w:lvlJc w:val="left"/>
+      <w:pPr>
+        <w:tabs>
+          <w:tab w:val="num" w:pos="4320"/>
+        </w:tabs>
+        <w:ind w:left="4320" w:hanging="360"/>
+      </w:pPr>
+      <w:rPr>
+        <w:rFonts w:ascii="Wingdings" w:hAnsi="Wingdings" w:hint="default"/>
+        <w:sz w:val="20"/>
+      </w:rPr>
+    </w:lvl>
+    <w:lvl w:ilvl="6" w:tentative="1">
+      <w:start w:val="1"/>
+      <w:numFmt w:val="bullet"/>
+      <w:lvlText w:val=""/>
+      <w:lvlJc w:val="left"/>
+      <w:pPr>
+        <w:tabs>
+          <w:tab w:val="num" w:pos="5040"/>
+        </w:tabs>
+        <w:ind w:left="5040" w:hanging="360"/>
+      </w:pPr>
+      <w:rPr>
+        <w:rFonts w:ascii="Wingdings" w:hAnsi="Wingdings" w:hint="default"/>
+        <w:sz w:val="20"/>
+      </w:rPr>
+    </w:lvl>
+    <w:lvl w:ilvl="7" w:tentative="1">
+      <w:start w:val="1"/>
+      <w:numFmt w:val="bullet"/>
+      <w:lvlText w:val=""/>
+      <w:lvlJc w:val="left"/>
+      <w:pPr>
+        <w:tabs>
+          <w:tab w:val="num" w:pos="5760"/>
+        </w:tabs>
+        <w:ind w:left="5760" w:hanging="360"/>
+      </w:pPr>
+      <w:rPr>
+        <w:rFonts w:ascii="Wingdings" w:hAnsi="Wingdings" w:hint="default"/>
+        <w:sz w:val="20"/>
+      </w:rPr>
+    </w:lvl>
+    <w:lvl w:ilvl="8" w:tentative="1">
+      <w:start w:val="1"/>
+      <w:numFmt w:val="bullet"/>
+      <w:lvlText w:val=""/>
+      <w:lvlJc w:val="left"/>
+      <w:pPr>
+        <w:tabs>
+          <w:tab w:val="num" w:pos="6480"/>
+        </w:tabs>
+        <w:ind w:left="6480" w:hanging="360"/>
+      </w:pPr>
+      <w:rPr>
+        <w:rFonts w:ascii="Wingdings" w:hAnsi="Wingdings" w:hint="default"/>
+        <w:sz w:val="20"/>
+      </w:rPr>
+    </w:lvl>
+  </w:abstractNum>
+  <w:abstractNum w:abstractNumId="48" w15:restartNumberingAfterBreak="0">
+    <w:nsid w:val="69EF5140"/>
+    <w:multiLevelType w:val="hybridMultilevel"/>
+    <w:tmpl w:val="B6824CF6"/>
+    <w:lvl w:ilvl="0" w:tplc="D2CC5C0A">
+      <w:start w:val="1"/>
+      <w:numFmt w:val="bullet"/>
+      <w:lvlText w:val=""/>
+      <w:lvlJc w:val="left"/>
+      <w:pPr>
+        <w:ind w:left="1080" w:hanging="360"/>
+      </w:pPr>
+      <w:rPr>
+        <w:rFonts w:ascii="Symbol" w:hAnsi="Symbol"/>
+      </w:rPr>
+    </w:lvl>
+    <w:lvl w:ilvl="1" w:tplc="6E8A1BC6">
+      <w:start w:val="1"/>
+      <w:numFmt w:val="bullet"/>
+      <w:lvlText w:val=""/>
+      <w:lvlJc w:val="left"/>
+      <w:pPr>
+        <w:ind w:left="1080" w:hanging="360"/>
+      </w:pPr>
+      <w:rPr>
+        <w:rFonts w:ascii="Symbol" w:hAnsi="Symbol"/>
+      </w:rPr>
+    </w:lvl>
+    <w:lvl w:ilvl="2" w:tplc="E13EB2E2">
+      <w:start w:val="1"/>
+      <w:numFmt w:val="bullet"/>
+      <w:lvlText w:val=""/>
+      <w:lvlJc w:val="left"/>
+      <w:pPr>
+        <w:ind w:left="1080" w:hanging="360"/>
+      </w:pPr>
+      <w:rPr>
+        <w:rFonts w:ascii="Symbol" w:hAnsi="Symbol"/>
+      </w:rPr>
+    </w:lvl>
+    <w:lvl w:ilvl="3" w:tplc="2660AE6A">
+      <w:start w:val="1"/>
+      <w:numFmt w:val="bullet"/>
+      <w:lvlText w:val=""/>
+      <w:lvlJc w:val="left"/>
+      <w:pPr>
+        <w:ind w:left="1080" w:hanging="360"/>
+      </w:pPr>
+      <w:rPr>
+        <w:rFonts w:ascii="Symbol" w:hAnsi="Symbol"/>
+      </w:rPr>
+    </w:lvl>
+    <w:lvl w:ilvl="4" w:tplc="C824901A">
+      <w:start w:val="1"/>
+      <w:numFmt w:val="bullet"/>
+      <w:lvlText w:val=""/>
+      <w:lvlJc w:val="left"/>
+      <w:pPr>
+        <w:ind w:left="1080" w:hanging="360"/>
+      </w:pPr>
+      <w:rPr>
+        <w:rFonts w:ascii="Symbol" w:hAnsi="Symbol"/>
+      </w:rPr>
+    </w:lvl>
+    <w:lvl w:ilvl="5" w:tplc="BC0A508A">
+      <w:start w:val="1"/>
+      <w:numFmt w:val="bullet"/>
+      <w:lvlText w:val=""/>
+      <w:lvlJc w:val="left"/>
+      <w:pPr>
+        <w:ind w:left="1080" w:hanging="360"/>
+      </w:pPr>
+      <w:rPr>
+        <w:rFonts w:ascii="Symbol" w:hAnsi="Symbol"/>
+      </w:rPr>
+    </w:lvl>
+    <w:lvl w:ilvl="6" w:tplc="13B6A968">
+      <w:start w:val="1"/>
+      <w:numFmt w:val="bullet"/>
+      <w:lvlText w:val=""/>
+      <w:lvlJc w:val="left"/>
+      <w:pPr>
+        <w:ind w:left="1080" w:hanging="360"/>
+      </w:pPr>
+      <w:rPr>
+        <w:rFonts w:ascii="Symbol" w:hAnsi="Symbol"/>
+      </w:rPr>
+    </w:lvl>
+    <w:lvl w:ilvl="7" w:tplc="90AEE552">
+      <w:start w:val="1"/>
+      <w:numFmt w:val="bullet"/>
+      <w:lvlText w:val=""/>
+      <w:lvlJc w:val="left"/>
+      <w:pPr>
+        <w:ind w:left="1080" w:hanging="360"/>
+      </w:pPr>
+      <w:rPr>
+        <w:rFonts w:ascii="Symbol" w:hAnsi="Symbol"/>
+      </w:rPr>
+    </w:lvl>
+    <w:lvl w:ilvl="8" w:tplc="37041834">
+      <w:start w:val="1"/>
+      <w:numFmt w:val="bullet"/>
+      <w:lvlText w:val=""/>
+      <w:lvlJc w:val="left"/>
+      <w:pPr>
+        <w:ind w:left="1080" w:hanging="360"/>
+      </w:pPr>
+      <w:rPr>
+        <w:rFonts w:ascii="Symbol" w:hAnsi="Symbol"/>
+      </w:rPr>
+    </w:lvl>
+  </w:abstractNum>
+  <w:abstractNum w:abstractNumId="49" w15:restartNumberingAfterBreak="0">
+    <w:nsid w:val="6B9877B5"/>
+    <w:multiLevelType w:val="hybridMultilevel"/>
+    <w:tmpl w:val="771613CA"/>
+    <w:lvl w:ilvl="0" w:tplc="866C5B04">
+      <w:start w:val="1"/>
+      <w:numFmt w:val="bullet"/>
+      <w:lvlText w:val=""/>
+      <w:lvlJc w:val="left"/>
+      <w:pPr>
+        <w:ind w:left="1080" w:hanging="360"/>
+      </w:pPr>
+      <w:rPr>
+        <w:rFonts w:ascii="Symbol" w:hAnsi="Symbol"/>
+      </w:rPr>
+    </w:lvl>
+    <w:lvl w:ilvl="1" w:tplc="0882DF4A">
+      <w:start w:val="1"/>
+      <w:numFmt w:val="bullet"/>
+      <w:lvlText w:val=""/>
+      <w:lvlJc w:val="left"/>
+      <w:pPr>
+        <w:ind w:left="1080" w:hanging="360"/>
+      </w:pPr>
+      <w:rPr>
+        <w:rFonts w:ascii="Symbol" w:hAnsi="Symbol"/>
+      </w:rPr>
+    </w:lvl>
+    <w:lvl w:ilvl="2" w:tplc="B52E2C3C">
+      <w:start w:val="1"/>
+      <w:numFmt w:val="bullet"/>
+      <w:lvlText w:val=""/>
+      <w:lvlJc w:val="left"/>
+      <w:pPr>
+        <w:ind w:left="1080" w:hanging="360"/>
+      </w:pPr>
+      <w:rPr>
+        <w:rFonts w:ascii="Symbol" w:hAnsi="Symbol"/>
+      </w:rPr>
+    </w:lvl>
+    <w:lvl w:ilvl="3" w:tplc="5ED8ED46">
+      <w:start w:val="1"/>
+      <w:numFmt w:val="bullet"/>
+      <w:lvlText w:val=""/>
+      <w:lvlJc w:val="left"/>
+      <w:pPr>
+        <w:ind w:left="1080" w:hanging="360"/>
+      </w:pPr>
+      <w:rPr>
+        <w:rFonts w:ascii="Symbol" w:hAnsi="Symbol"/>
+      </w:rPr>
+    </w:lvl>
+    <w:lvl w:ilvl="4" w:tplc="2042CEC4">
+      <w:start w:val="1"/>
+      <w:numFmt w:val="bullet"/>
+      <w:lvlText w:val=""/>
+      <w:lvlJc w:val="left"/>
+      <w:pPr>
+        <w:ind w:left="1080" w:hanging="360"/>
+      </w:pPr>
+      <w:rPr>
+        <w:rFonts w:ascii="Symbol" w:hAnsi="Symbol"/>
+      </w:rPr>
+    </w:lvl>
+    <w:lvl w:ilvl="5" w:tplc="E0B89EC4">
+      <w:start w:val="1"/>
+      <w:numFmt w:val="bullet"/>
+      <w:lvlText w:val=""/>
+      <w:lvlJc w:val="left"/>
+      <w:pPr>
+        <w:ind w:left="1080" w:hanging="360"/>
+      </w:pPr>
+      <w:rPr>
+        <w:rFonts w:ascii="Symbol" w:hAnsi="Symbol"/>
+      </w:rPr>
+    </w:lvl>
+    <w:lvl w:ilvl="6" w:tplc="76563954">
+      <w:start w:val="1"/>
+      <w:numFmt w:val="bullet"/>
+      <w:lvlText w:val=""/>
+      <w:lvlJc w:val="left"/>
+      <w:pPr>
+        <w:ind w:left="1080" w:hanging="360"/>
+      </w:pPr>
+      <w:rPr>
+        <w:rFonts w:ascii="Symbol" w:hAnsi="Symbol"/>
+      </w:rPr>
+    </w:lvl>
+    <w:lvl w:ilvl="7" w:tplc="A0A09F88">
+      <w:start w:val="1"/>
+      <w:numFmt w:val="bullet"/>
+      <w:lvlText w:val=""/>
+      <w:lvlJc w:val="left"/>
+      <w:pPr>
+        <w:ind w:left="1080" w:hanging="360"/>
+      </w:pPr>
+      <w:rPr>
+        <w:rFonts w:ascii="Symbol" w:hAnsi="Symbol"/>
+      </w:rPr>
+    </w:lvl>
+    <w:lvl w:ilvl="8" w:tplc="C254AC2C">
+      <w:start w:val="1"/>
+      <w:numFmt w:val="bullet"/>
+      <w:lvlText w:val=""/>
+      <w:lvlJc w:val="left"/>
+      <w:pPr>
+        <w:ind w:left="1080" w:hanging="360"/>
+      </w:pPr>
+      <w:rPr>
+        <w:rFonts w:ascii="Symbol" w:hAnsi="Symbol"/>
+      </w:rPr>
+    </w:lvl>
+  </w:abstractNum>
+  <w:abstractNum w:abstractNumId="50" w15:restartNumberingAfterBreak="0">
     <w:nsid w:val="6BC36B19"/>
     <w:multiLevelType w:val="multilevel"/>
     <w:tmpl w:val="E1949E76"/>
@@ -14004,7 +16729,7 @@
       </w:rPr>
     </w:lvl>
   </w:abstractNum>
-  <w:abstractNum w:abstractNumId="39" w15:restartNumberingAfterBreak="0">
+  <w:abstractNum w:abstractNumId="51" w15:restartNumberingAfterBreak="0">
     <w:nsid w:val="6BF866B6"/>
     <w:multiLevelType w:val="multilevel"/>
     <w:tmpl w:val="88246756"/>
@@ -14149,7 +16874,120 @@
       </w:rPr>
     </w:lvl>
   </w:abstractNum>
-  <w:abstractNum w:abstractNumId="40" w15:restartNumberingAfterBreak="0">
+  <w:abstractNum w:abstractNumId="52" w15:restartNumberingAfterBreak="0">
+    <w:nsid w:val="6CAE1CC9"/>
+    <w:multiLevelType w:val="hybridMultilevel"/>
+    <w:tmpl w:val="E0166998"/>
+    <w:lvl w:ilvl="0" w:tplc="04140001">
+      <w:start w:val="1"/>
+      <w:numFmt w:val="bullet"/>
+      <w:lvlText w:val=""/>
+      <w:lvlJc w:val="left"/>
+      <w:pPr>
+        <w:ind w:left="720" w:hanging="360"/>
+      </w:pPr>
+      <w:rPr>
+        <w:rFonts w:ascii="Symbol" w:hAnsi="Symbol" w:hint="default"/>
+      </w:rPr>
+    </w:lvl>
+    <w:lvl w:ilvl="1" w:tplc="04140003" w:tentative="1">
+      <w:start w:val="1"/>
+      <w:numFmt w:val="bullet"/>
+      <w:lvlText w:val="o"/>
+      <w:lvlJc w:val="left"/>
+      <w:pPr>
+        <w:ind w:left="1440" w:hanging="360"/>
+      </w:pPr>
+      <w:rPr>
+        <w:rFonts w:ascii="Courier New" w:hAnsi="Courier New" w:cs="Courier New" w:hint="default"/>
+      </w:rPr>
+    </w:lvl>
+    <w:lvl w:ilvl="2" w:tplc="04140005" w:tentative="1">
+      <w:start w:val="1"/>
+      <w:numFmt w:val="bullet"/>
+      <w:lvlText w:val=""/>
+      <w:lvlJc w:val="left"/>
+      <w:pPr>
+        <w:ind w:left="2160" w:hanging="360"/>
+      </w:pPr>
+      <w:rPr>
+        <w:rFonts w:ascii="Wingdings" w:hAnsi="Wingdings" w:hint="default"/>
+      </w:rPr>
+    </w:lvl>
+    <w:lvl w:ilvl="3" w:tplc="04140001" w:tentative="1">
+      <w:start w:val="1"/>
+      <w:numFmt w:val="bullet"/>
+      <w:lvlText w:val=""/>
+      <w:lvlJc w:val="left"/>
+      <w:pPr>
+        <w:ind w:left="2880" w:hanging="360"/>
+      </w:pPr>
+      <w:rPr>
+        <w:rFonts w:ascii="Symbol" w:hAnsi="Symbol" w:hint="default"/>
+      </w:rPr>
+    </w:lvl>
+    <w:lvl w:ilvl="4" w:tplc="04140003" w:tentative="1">
+      <w:start w:val="1"/>
+      <w:numFmt w:val="bullet"/>
+      <w:lvlText w:val="o"/>
+      <w:lvlJc w:val="left"/>
+      <w:pPr>
+        <w:ind w:left="3600" w:hanging="360"/>
+      </w:pPr>
+      <w:rPr>
+        <w:rFonts w:ascii="Courier New" w:hAnsi="Courier New" w:cs="Courier New" w:hint="default"/>
+      </w:rPr>
+    </w:lvl>
+    <w:lvl w:ilvl="5" w:tplc="04140005" w:tentative="1">
+      <w:start w:val="1"/>
+      <w:numFmt w:val="bullet"/>
+      <w:lvlText w:val=""/>
+      <w:lvlJc w:val="left"/>
+      <w:pPr>
+        <w:ind w:left="4320" w:hanging="360"/>
+      </w:pPr>
+      <w:rPr>
+        <w:rFonts w:ascii="Wingdings" w:hAnsi="Wingdings" w:hint="default"/>
+      </w:rPr>
+    </w:lvl>
+    <w:lvl w:ilvl="6" w:tplc="04140001" w:tentative="1">
+      <w:start w:val="1"/>
+      <w:numFmt w:val="bullet"/>
+      <w:lvlText w:val=""/>
+      <w:lvlJc w:val="left"/>
+      <w:pPr>
+        <w:ind w:left="5040" w:hanging="360"/>
+      </w:pPr>
+      <w:rPr>
+        <w:rFonts w:ascii="Symbol" w:hAnsi="Symbol" w:hint="default"/>
+      </w:rPr>
+    </w:lvl>
+    <w:lvl w:ilvl="7" w:tplc="04140003" w:tentative="1">
+      <w:start w:val="1"/>
+      <w:numFmt w:val="bullet"/>
+      <w:lvlText w:val="o"/>
+      <w:lvlJc w:val="left"/>
+      <w:pPr>
+        <w:ind w:left="5760" w:hanging="360"/>
+      </w:pPr>
+      <w:rPr>
+        <w:rFonts w:ascii="Courier New" w:hAnsi="Courier New" w:cs="Courier New" w:hint="default"/>
+      </w:rPr>
+    </w:lvl>
+    <w:lvl w:ilvl="8" w:tplc="04140005" w:tentative="1">
+      <w:start w:val="1"/>
+      <w:numFmt w:val="bullet"/>
+      <w:lvlText w:val=""/>
+      <w:lvlJc w:val="left"/>
+      <w:pPr>
+        <w:ind w:left="6480" w:hanging="360"/>
+      </w:pPr>
+      <w:rPr>
+        <w:rFonts w:ascii="Wingdings" w:hAnsi="Wingdings" w:hint="default"/>
+      </w:rPr>
+    </w:lvl>
+  </w:abstractNum>
+  <w:abstractNum w:abstractNumId="53" w15:restartNumberingAfterBreak="0">
     <w:nsid w:val="6DC442CF"/>
     <w:multiLevelType w:val="multilevel"/>
     <w:tmpl w:val="6C64A536"/>
@@ -14298,7 +17136,7 @@
       </w:rPr>
     </w:lvl>
   </w:abstractNum>
-  <w:abstractNum w:abstractNumId="41" w15:restartNumberingAfterBreak="0">
+  <w:abstractNum w:abstractNumId="54" w15:restartNumberingAfterBreak="0">
     <w:nsid w:val="6DEB1AE6"/>
     <w:multiLevelType w:val="multilevel"/>
     <w:tmpl w:val="1A741C6A"/>
@@ -14443,7 +17281,7 @@
       </w:rPr>
     </w:lvl>
   </w:abstractNum>
-  <w:abstractNum w:abstractNumId="42" w15:restartNumberingAfterBreak="0">
+  <w:abstractNum w:abstractNumId="55" w15:restartNumberingAfterBreak="0">
     <w:nsid w:val="70FB0B67"/>
     <w:multiLevelType w:val="multilevel"/>
     <w:tmpl w:val="58E02192"/>
@@ -14592,7 +17430,7 @@
       </w:rPr>
     </w:lvl>
   </w:abstractNum>
-  <w:abstractNum w:abstractNumId="43" w15:restartNumberingAfterBreak="0">
+  <w:abstractNum w:abstractNumId="56" w15:restartNumberingAfterBreak="0">
     <w:nsid w:val="750C1442"/>
     <w:multiLevelType w:val="multilevel"/>
     <w:tmpl w:val="C89A5734"/>
@@ -14741,7 +17579,7 @@
       </w:rPr>
     </w:lvl>
   </w:abstractNum>
-  <w:abstractNum w:abstractNumId="44" w15:restartNumberingAfterBreak="0">
+  <w:abstractNum w:abstractNumId="57" w15:restartNumberingAfterBreak="0">
     <w:nsid w:val="751B5EE7"/>
     <w:multiLevelType w:val="multilevel"/>
     <w:tmpl w:val="1F8E070C"/>
@@ -14890,7 +17728,7 @@
       </w:rPr>
     </w:lvl>
   </w:abstractNum>
-  <w:abstractNum w:abstractNumId="45" w15:restartNumberingAfterBreak="0">
+  <w:abstractNum w:abstractNumId="58" w15:restartNumberingAfterBreak="0">
     <w:nsid w:val="781C153D"/>
     <w:multiLevelType w:val="multilevel"/>
     <w:tmpl w:val="D7705FAC"/>
@@ -15039,7 +17877,7 @@
       </w:rPr>
     </w:lvl>
   </w:abstractNum>
-  <w:abstractNum w:abstractNumId="46" w15:restartNumberingAfterBreak="0">
+  <w:abstractNum w:abstractNumId="59" w15:restartNumberingAfterBreak="0">
     <w:nsid w:val="782C0A72"/>
     <w:multiLevelType w:val="multilevel"/>
     <w:tmpl w:val="F21CB59C"/>
@@ -15188,7 +18026,7 @@
       </w:rPr>
     </w:lvl>
   </w:abstractNum>
-  <w:abstractNum w:abstractNumId="47" w15:restartNumberingAfterBreak="0">
+  <w:abstractNum w:abstractNumId="60" w15:restartNumberingAfterBreak="0">
     <w:nsid w:val="795C1451"/>
     <w:multiLevelType w:val="multilevel"/>
     <w:tmpl w:val="4E684D68"/>
@@ -15337,7 +18175,7 @@
       </w:rPr>
     </w:lvl>
   </w:abstractNum>
-  <w:abstractNum w:abstractNumId="48" w15:restartNumberingAfterBreak="0">
+  <w:abstractNum w:abstractNumId="61" w15:restartNumberingAfterBreak="0">
     <w:nsid w:val="7B414E6C"/>
     <w:multiLevelType w:val="multilevel"/>
     <w:tmpl w:val="B3A8A158"/>
@@ -15486,7 +18324,7 @@
       </w:rPr>
     </w:lvl>
   </w:abstractNum>
-  <w:abstractNum w:abstractNumId="49" w15:restartNumberingAfterBreak="0">
+  <w:abstractNum w:abstractNumId="62" w15:restartNumberingAfterBreak="0">
     <w:nsid w:val="7E5268A2"/>
     <w:multiLevelType w:val="multilevel"/>
     <w:tmpl w:val="D3AE6A62"/>
@@ -15636,154 +18474,193 @@
     </w:lvl>
   </w:abstractNum>
   <w:num w:numId="1" w16cid:durableId="1397514841">
+    <w:abstractNumId w:val="58"/>
+  </w:num>
+  <w:num w:numId="2" w16cid:durableId="919368084">
+    <w:abstractNumId w:val="27"/>
+  </w:num>
+  <w:num w:numId="3" w16cid:durableId="1553881958">
+    <w:abstractNumId w:val="59"/>
+  </w:num>
+  <w:num w:numId="4" w16cid:durableId="163666294">
+    <w:abstractNumId w:val="24"/>
+  </w:num>
+  <w:num w:numId="5" w16cid:durableId="196360146">
+    <w:abstractNumId w:val="29"/>
+  </w:num>
+  <w:num w:numId="6" w16cid:durableId="1460564998">
+    <w:abstractNumId w:val="43"/>
+  </w:num>
+  <w:num w:numId="7" w16cid:durableId="619338111">
+    <w:abstractNumId w:val="5"/>
+  </w:num>
+  <w:num w:numId="8" w16cid:durableId="1756199808">
+    <w:abstractNumId w:val="25"/>
+  </w:num>
+  <w:num w:numId="9" w16cid:durableId="1944915979">
+    <w:abstractNumId w:val="46"/>
+  </w:num>
+  <w:num w:numId="10" w16cid:durableId="1731535400">
+    <w:abstractNumId w:val="17"/>
+  </w:num>
+  <w:num w:numId="11" w16cid:durableId="1279098194">
+    <w:abstractNumId w:val="18"/>
+  </w:num>
+  <w:num w:numId="12" w16cid:durableId="419569628">
+    <w:abstractNumId w:val="6"/>
+  </w:num>
+  <w:num w:numId="13" w16cid:durableId="574046790">
     <w:abstractNumId w:val="45"/>
   </w:num>
-  <w:num w:numId="2" w16cid:durableId="919368084">
-    <w:abstractNumId w:val="20"/>
+  <w:num w:numId="14" w16cid:durableId="800226448">
+    <w:abstractNumId w:val="33"/>
   </w:num>
-  <w:num w:numId="3" w16cid:durableId="1553881958">
-    <w:abstractNumId w:val="46"/>
+  <w:num w:numId="15" w16cid:durableId="3559684">
+    <w:abstractNumId w:val="56"/>
   </w:num>
-  <w:num w:numId="4" w16cid:durableId="163666294">
-    <w:abstractNumId w:val="17"/>
+  <w:num w:numId="16" w16cid:durableId="1352949742">
+    <w:abstractNumId w:val="39"/>
   </w:num>
-  <w:num w:numId="5" w16cid:durableId="196360146">
-    <w:abstractNumId w:val="21"/>
+  <w:num w:numId="17" w16cid:durableId="551311698">
+    <w:abstractNumId w:val="61"/>
   </w:num>
-  <w:num w:numId="6" w16cid:durableId="1460564998">
-    <w:abstractNumId w:val="35"/>
+  <w:num w:numId="18" w16cid:durableId="1180772539">
+    <w:abstractNumId w:val="41"/>
   </w:num>
-  <w:num w:numId="7" w16cid:durableId="619338111">
-    <w:abstractNumId w:val="3"/>
+  <w:num w:numId="19" w16cid:durableId="1510212399">
+    <w:abstractNumId w:val="34"/>
   </w:num>
-  <w:num w:numId="8" w16cid:durableId="1756199808">
-    <w:abstractNumId w:val="18"/>
+  <w:num w:numId="20" w16cid:durableId="2119984651">
+    <w:abstractNumId w:val="36"/>
   </w:num>
-  <w:num w:numId="9" w16cid:durableId="1944915979">
+  <w:num w:numId="21" w16cid:durableId="896358891">
+    <w:abstractNumId w:val="9"/>
+  </w:num>
+  <w:num w:numId="22" w16cid:durableId="51273076">
     <w:abstractNumId w:val="37"/>
   </w:num>
-  <w:num w:numId="10" w16cid:durableId="1731535400">
-    <w:abstractNumId w:val="13"/>
+  <w:num w:numId="23" w16cid:durableId="1649020040">
+    <w:abstractNumId w:val="57"/>
   </w:num>
-  <w:num w:numId="11" w16cid:durableId="1279098194">
+  <w:num w:numId="24" w16cid:durableId="2085252766">
+    <w:abstractNumId w:val="54"/>
+  </w:num>
+  <w:num w:numId="25" w16cid:durableId="1752852841">
+    <w:abstractNumId w:val="51"/>
+  </w:num>
+  <w:num w:numId="26" w16cid:durableId="218899718">
     <w:abstractNumId w:val="14"/>
   </w:num>
-  <w:num w:numId="12" w16cid:durableId="419569628">
+  <w:num w:numId="27" w16cid:durableId="1319117540">
     <w:abstractNumId w:val="4"/>
-  </w:num>
-  <w:num w:numId="13" w16cid:durableId="574046790">
-    <w:abstractNumId w:val="36"/>
-  </w:num>
-  <w:num w:numId="14" w16cid:durableId="800226448">
-    <w:abstractNumId w:val="25"/>
-  </w:num>
-  <w:num w:numId="15" w16cid:durableId="3559684">
-    <w:abstractNumId w:val="43"/>
-  </w:num>
-  <w:num w:numId="16" w16cid:durableId="1352949742">
-    <w:abstractNumId w:val="31"/>
-  </w:num>
-  <w:num w:numId="17" w16cid:durableId="551311698">
-    <w:abstractNumId w:val="48"/>
-  </w:num>
-  <w:num w:numId="18" w16cid:durableId="1180772539">
-    <w:abstractNumId w:val="33"/>
-  </w:num>
-  <w:num w:numId="19" w16cid:durableId="1510212399">
-    <w:abstractNumId w:val="26"/>
-  </w:num>
-  <w:num w:numId="20" w16cid:durableId="2119984651">
-    <w:abstractNumId w:val="28"/>
-  </w:num>
-  <w:num w:numId="21" w16cid:durableId="896358891">
-    <w:abstractNumId w:val="6"/>
-  </w:num>
-  <w:num w:numId="22" w16cid:durableId="51273076">
-    <w:abstractNumId w:val="29"/>
-  </w:num>
-  <w:num w:numId="23" w16cid:durableId="1649020040">
-    <w:abstractNumId w:val="44"/>
-  </w:num>
-  <w:num w:numId="24" w16cid:durableId="2085252766">
-    <w:abstractNumId w:val="41"/>
-  </w:num>
-  <w:num w:numId="25" w16cid:durableId="1752852841">
-    <w:abstractNumId w:val="39"/>
-  </w:num>
-  <w:num w:numId="26" w16cid:durableId="218899718">
-    <w:abstractNumId w:val="10"/>
-  </w:num>
-  <w:num w:numId="27" w16cid:durableId="1319117540">
-    <w:abstractNumId w:val="2"/>
   </w:num>
   <w:num w:numId="28" w16cid:durableId="70736718">
     <w:abstractNumId w:val="0"/>
   </w:num>
   <w:num w:numId="29" w16cid:durableId="126169725">
-    <w:abstractNumId w:val="5"/>
+    <w:abstractNumId w:val="8"/>
   </w:num>
   <w:num w:numId="30" w16cid:durableId="1096554791">
+    <w:abstractNumId w:val="31"/>
+  </w:num>
+  <w:num w:numId="31" w16cid:durableId="1649940195">
+    <w:abstractNumId w:val="10"/>
+  </w:num>
+  <w:num w:numId="32" w16cid:durableId="1515339150">
+    <w:abstractNumId w:val="32"/>
+  </w:num>
+  <w:num w:numId="33" w16cid:durableId="994920485">
+    <w:abstractNumId w:val="15"/>
+  </w:num>
+  <w:num w:numId="34" w16cid:durableId="1147934230">
+    <w:abstractNumId w:val="50"/>
+  </w:num>
+  <w:num w:numId="35" w16cid:durableId="1690713079">
+    <w:abstractNumId w:val="62"/>
+  </w:num>
+  <w:num w:numId="36" w16cid:durableId="1842698828">
+    <w:abstractNumId w:val="30"/>
+  </w:num>
+  <w:num w:numId="37" w16cid:durableId="1240407226">
+    <w:abstractNumId w:val="53"/>
+  </w:num>
+  <w:num w:numId="38" w16cid:durableId="289090743">
+    <w:abstractNumId w:val="26"/>
+  </w:num>
+  <w:num w:numId="39" w16cid:durableId="392043546">
     <w:abstractNumId w:val="23"/>
   </w:num>
-  <w:num w:numId="31" w16cid:durableId="1649940195">
+  <w:num w:numId="40" w16cid:durableId="288323625">
+    <w:abstractNumId w:val="40"/>
+  </w:num>
+  <w:num w:numId="41" w16cid:durableId="861818669">
+    <w:abstractNumId w:val="16"/>
+  </w:num>
+  <w:num w:numId="42" w16cid:durableId="1485046916">
+    <w:abstractNumId w:val="20"/>
+  </w:num>
+  <w:num w:numId="43" w16cid:durableId="681278149">
+    <w:abstractNumId w:val="55"/>
+  </w:num>
+  <w:num w:numId="44" w16cid:durableId="1861165412">
+    <w:abstractNumId w:val="60"/>
+  </w:num>
+  <w:num w:numId="45" w16cid:durableId="726302326">
+    <w:abstractNumId w:val="38"/>
+  </w:num>
+  <w:num w:numId="46" w16cid:durableId="1581021010">
+    <w:abstractNumId w:val="42"/>
+  </w:num>
+  <w:num w:numId="47" w16cid:durableId="1154562518">
+    <w:abstractNumId w:val="11"/>
+  </w:num>
+  <w:num w:numId="48" w16cid:durableId="401410755">
+    <w:abstractNumId w:val="2"/>
+  </w:num>
+  <w:num w:numId="49" w16cid:durableId="1606960306">
+    <w:abstractNumId w:val="12"/>
+  </w:num>
+  <w:num w:numId="50" w16cid:durableId="197016025">
+    <w:abstractNumId w:val="35"/>
+  </w:num>
+  <w:num w:numId="51" w16cid:durableId="861868145">
+    <w:abstractNumId w:val="47"/>
+  </w:num>
+  <w:num w:numId="52" w16cid:durableId="1144856366">
+    <w:abstractNumId w:val="22"/>
+  </w:num>
+  <w:num w:numId="53" w16cid:durableId="843129984">
+    <w:abstractNumId w:val="3"/>
+  </w:num>
+  <w:num w:numId="54" w16cid:durableId="792867633">
+    <w:abstractNumId w:val="21"/>
+  </w:num>
+  <w:num w:numId="55" w16cid:durableId="542403594">
+    <w:abstractNumId w:val="1"/>
+  </w:num>
+  <w:num w:numId="56" w16cid:durableId="802845834">
+    <w:abstractNumId w:val="28"/>
+  </w:num>
+  <w:num w:numId="57" w16cid:durableId="529294969">
+    <w:abstractNumId w:val="52"/>
+  </w:num>
+  <w:num w:numId="58" w16cid:durableId="1009672962">
+    <w:abstractNumId w:val="44"/>
+  </w:num>
+  <w:num w:numId="59" w16cid:durableId="1810317789">
+    <w:abstractNumId w:val="13"/>
+  </w:num>
+  <w:num w:numId="60" w16cid:durableId="1475103940">
+    <w:abstractNumId w:val="49"/>
+  </w:num>
+  <w:num w:numId="61" w16cid:durableId="1751392741">
+    <w:abstractNumId w:val="19"/>
+  </w:num>
+  <w:num w:numId="62" w16cid:durableId="1672903345">
     <w:abstractNumId w:val="7"/>
   </w:num>
-  <w:num w:numId="32" w16cid:durableId="1515339150">
-    <w:abstractNumId w:val="24"/>
-  </w:num>
-  <w:num w:numId="33" w16cid:durableId="994920485">
-    <w:abstractNumId w:val="11"/>
-  </w:num>
-  <w:num w:numId="34" w16cid:durableId="1147934230">
-    <w:abstractNumId w:val="38"/>
-  </w:num>
-  <w:num w:numId="35" w16cid:durableId="1690713079">
-    <w:abstractNumId w:val="49"/>
-  </w:num>
-  <w:num w:numId="36" w16cid:durableId="1842698828">
-    <w:abstractNumId w:val="22"/>
-  </w:num>
-  <w:num w:numId="37" w16cid:durableId="1240407226">
-    <w:abstractNumId w:val="40"/>
-  </w:num>
-  <w:num w:numId="38" w16cid:durableId="289090743">
-    <w:abstractNumId w:val="19"/>
-  </w:num>
-  <w:num w:numId="39" w16cid:durableId="392043546">
-    <w:abstractNumId w:val="16"/>
-  </w:num>
-  <w:num w:numId="40" w16cid:durableId="288323625">
-    <w:abstractNumId w:val="32"/>
-  </w:num>
-  <w:num w:numId="41" w16cid:durableId="861818669">
-    <w:abstractNumId w:val="12"/>
-  </w:num>
-  <w:num w:numId="42" w16cid:durableId="1485046916">
-    <w:abstractNumId w:val="15"/>
-  </w:num>
-  <w:num w:numId="43" w16cid:durableId="681278149">
-    <w:abstractNumId w:val="42"/>
-  </w:num>
-  <w:num w:numId="44" w16cid:durableId="1861165412">
-    <w:abstractNumId w:val="47"/>
-  </w:num>
-  <w:num w:numId="45" w16cid:durableId="726302326">
-    <w:abstractNumId w:val="30"/>
-  </w:num>
-  <w:num w:numId="46" w16cid:durableId="1581021010">
-    <w:abstractNumId w:val="34"/>
-  </w:num>
-  <w:num w:numId="47" w16cid:durableId="1154562518">
-    <w:abstractNumId w:val="8"/>
-  </w:num>
-  <w:num w:numId="48" w16cid:durableId="401410755">
-    <w:abstractNumId w:val="1"/>
-  </w:num>
-  <w:num w:numId="49" w16cid:durableId="1606960306">
-    <w:abstractNumId w:val="9"/>
-  </w:num>
-  <w:num w:numId="50" w16cid:durableId="197016025">
-    <w:abstractNumId w:val="27"/>
+  <w:num w:numId="63" w16cid:durableId="2020741836">
+    <w:abstractNumId w:val="48"/>
   </w:num>
 </w:numbering>
 </file>
@@ -16952,6 +19829,18 @@
       <w:shd w:val="clear" w:color="auto" w:fill="E1DFDD"/>
     </w:rPr>
   </w:style>
+  <w:style w:type="character" w:styleId="Fulgthyperkobling">
+    <w:name w:val="FollowedHyperlink"/>
+    <w:basedOn w:val="Standardskriftforavsnitt"/>
+    <w:uiPriority w:val="99"/>
+    <w:semiHidden/>
+    <w:unhideWhenUsed/>
+    <w:rsid w:val="00594FBA"/>
+    <w:rPr>
+      <w:color w:val="96607D" w:themeColor="followedHyperlink"/>
+      <w:u w:val="single"/>
+    </w:rPr>
+  </w:style>
 </w:styles>
 </file>
 

--- a/Draft.docx
+++ b/Draft.docx
@@ -2562,7 +2562,21 @@
                 <w:rStyle w:val="Hyperkobling"/>
                 <w:noProof/>
               </w:rPr>
-              <w:t>5.2 Results for RQ2: Cross-Project Comparison of Workflow, CI/CD Behavior, and Code Quality</w:t>
+              <w:t>5.2 Re</w:t>
+            </w:r>
+            <w:r>
+              <w:rPr>
+                <w:rStyle w:val="Hyperkobling"/>
+                <w:noProof/>
+              </w:rPr>
+              <w:t>s</w:t>
+            </w:r>
+            <w:r>
+              <w:rPr>
+                <w:rStyle w:val="Hyperkobling"/>
+                <w:noProof/>
+              </w:rPr>
+              <w:t>ults for RQ2: Cross-Project Comparison of Workflow, CI/CD Behavior, and Code Quality</w:t>
             </w:r>
             <w:r>
               <w:rPr>
@@ -6466,14 +6480,27 @@
       <w:r>
         <w:t xml:space="preserve">Figur </w:t>
       </w:r>
-      <w:fldSimple w:instr=" SEQ Figur \* ARABIC ">
-        <w:r>
-          <w:rPr>
-            <w:noProof/>
-          </w:rPr>
-          <w:t>1</w:t>
-        </w:r>
-      </w:fldSimple>
+      <w:r>
+        <w:fldChar w:fldCharType="begin"/>
+      </w:r>
+      <w:r>
+        <w:instrText xml:space="preserve"> SEQ Figur \* ARABIC </w:instrText>
+      </w:r>
+      <w:r>
+        <w:fldChar w:fldCharType="separate"/>
+      </w:r>
+      <w:r>
+        <w:rPr>
+          <w:noProof/>
+        </w:rPr>
+        <w:t>1</w:t>
+      </w:r>
+      <w:r>
+        <w:rPr>
+          <w:noProof/>
+        </w:rPr>
+        <w:fldChar w:fldCharType="end"/>
+      </w:r>
       <w:r>
         <w:t>. DevOps lifecycle illustrating the integration of continuous integration (CI) and continuous delivery (CD) processes.</w:t>
       </w:r>
@@ -6596,7 +6623,7 @@
           <w:noProof/>
         </w:rPr>
         <w:drawing>
-          <wp:inline distT="0" distB="0" distL="0" distR="0" wp14:anchorId="72CFB9B9" wp14:editId="7F4874C6">
+          <wp:inline distT="0" distB="0" distL="0" distR="0" wp14:anchorId="72CFB9B9" wp14:editId="7477845D">
             <wp:extent cx="5760720" cy="2068195"/>
             <wp:effectExtent l="0" t="0" r="0" b="8255"/>
             <wp:docPr id="1924650606" name="Bilde 3"/>
@@ -6646,14 +6673,27 @@
       <w:r>
         <w:t xml:space="preserve">Figur </w:t>
       </w:r>
-      <w:fldSimple w:instr=" SEQ Figur \* ARABIC ">
-        <w:r>
-          <w:rPr>
-            <w:noProof/>
-          </w:rPr>
-          <w:t>2</w:t>
-        </w:r>
-      </w:fldSimple>
+      <w:r>
+        <w:fldChar w:fldCharType="begin"/>
+      </w:r>
+      <w:r>
+        <w:instrText xml:space="preserve"> SEQ Figur \* ARABIC </w:instrText>
+      </w:r>
+      <w:r>
+        <w:fldChar w:fldCharType="separate"/>
+      </w:r>
+      <w:r>
+        <w:rPr>
+          <w:noProof/>
+        </w:rPr>
+        <w:t>2</w:t>
+      </w:r>
+      <w:r>
+        <w:rPr>
+          <w:noProof/>
+        </w:rPr>
+        <w:fldChar w:fldCharType="end"/>
+      </w:r>
       <w:r>
         <w:t>. Example architecture of a CI/CD pipeline with automated build, testing, and deployment stages.</w:t>
       </w:r>
@@ -6811,14 +6851,27 @@
       <w:r>
         <w:t xml:space="preserve">Figur </w:t>
       </w:r>
-      <w:fldSimple w:instr=" SEQ Figur \* ARABIC ">
-        <w:r>
-          <w:rPr>
-            <w:noProof/>
-          </w:rPr>
-          <w:t>3</w:t>
-        </w:r>
-      </w:fldSimple>
+      <w:r>
+        <w:fldChar w:fldCharType="begin"/>
+      </w:r>
+      <w:r>
+        <w:instrText xml:space="preserve"> SEQ Figur \* ARABIC </w:instrText>
+      </w:r>
+      <w:r>
+        <w:fldChar w:fldCharType="separate"/>
+      </w:r>
+      <w:r>
+        <w:rPr>
+          <w:noProof/>
+        </w:rPr>
+        <w:t>3</w:t>
+      </w:r>
+      <w:r>
+        <w:rPr>
+          <w:noProof/>
+        </w:rPr>
+        <w:fldChar w:fldCharType="end"/>
+      </w:r>
       <w:r>
         <w:t xml:space="preserve">. </w:t>
       </w:r>
@@ -7737,14 +7790,27 @@
       <w:r>
         <w:t xml:space="preserve">Figur </w:t>
       </w:r>
-      <w:fldSimple w:instr=" SEQ Figur \* ARABIC ">
-        <w:r>
-          <w:rPr>
-            <w:noProof/>
-          </w:rPr>
-          <w:t>4</w:t>
-        </w:r>
-      </w:fldSimple>
+      <w:r>
+        <w:fldChar w:fldCharType="begin"/>
+      </w:r>
+      <w:r>
+        <w:instrText xml:space="preserve"> SEQ Figur \* ARABIC </w:instrText>
+      </w:r>
+      <w:r>
+        <w:fldChar w:fldCharType="separate"/>
+      </w:r>
+      <w:r>
+        <w:rPr>
+          <w:noProof/>
+        </w:rPr>
+        <w:t>4</w:t>
+      </w:r>
+      <w:r>
+        <w:rPr>
+          <w:noProof/>
+        </w:rPr>
+        <w:fldChar w:fldCharType="end"/>
+      </w:r>
       <w:r>
         <w:t>.</w:t>
       </w:r>
@@ -7849,14 +7915,27 @@
         <w:lastRenderedPageBreak/>
         <w:t xml:space="preserve">Tabell </w:t>
       </w:r>
-      <w:fldSimple w:instr=" SEQ Tabell \* ARABIC ">
-        <w:r>
-          <w:rPr>
-            <w:noProof/>
-          </w:rPr>
-          <w:t>1</w:t>
-        </w:r>
-      </w:fldSimple>
+      <w:r>
+        <w:fldChar w:fldCharType="begin"/>
+      </w:r>
+      <w:r>
+        <w:instrText xml:space="preserve"> SEQ Tabell \* ARABIC </w:instrText>
+      </w:r>
+      <w:r>
+        <w:fldChar w:fldCharType="separate"/>
+      </w:r>
+      <w:r>
+        <w:rPr>
+          <w:noProof/>
+        </w:rPr>
+        <w:t>1</w:t>
+      </w:r>
+      <w:r>
+        <w:rPr>
+          <w:noProof/>
+        </w:rPr>
+        <w:fldChar w:fldCharType="end"/>
+      </w:r>
       <w:r>
         <w:t xml:space="preserve">. </w:t>
       </w:r>
@@ -9179,14 +9258,27 @@
       <w:r>
         <w:t xml:space="preserve">Figur </w:t>
       </w:r>
-      <w:fldSimple w:instr=" SEQ Figur \* ARABIC ">
-        <w:r>
-          <w:rPr>
-            <w:noProof/>
-          </w:rPr>
-          <w:t>5</w:t>
-        </w:r>
-      </w:fldSimple>
+      <w:r>
+        <w:fldChar w:fldCharType="begin"/>
+      </w:r>
+      <w:r>
+        <w:instrText xml:space="preserve"> SEQ Figur \* ARABIC </w:instrText>
+      </w:r>
+      <w:r>
+        <w:fldChar w:fldCharType="separate"/>
+      </w:r>
+      <w:r>
+        <w:rPr>
+          <w:noProof/>
+        </w:rPr>
+        <w:t>5</w:t>
+      </w:r>
+      <w:r>
+        <w:rPr>
+          <w:noProof/>
+        </w:rPr>
+        <w:fldChar w:fldCharType="end"/>
+      </w:r>
       <w:r>
         <w:t xml:space="preserve">. </w:t>
       </w:r>
@@ -9256,14 +9348,27 @@
       <w:r>
         <w:t xml:space="preserve">Figur </w:t>
       </w:r>
-      <w:fldSimple w:instr=" SEQ Figur \* ARABIC ">
-        <w:r>
-          <w:rPr>
-            <w:noProof/>
-          </w:rPr>
-          <w:t>6</w:t>
-        </w:r>
-      </w:fldSimple>
+      <w:r>
+        <w:fldChar w:fldCharType="begin"/>
+      </w:r>
+      <w:r>
+        <w:instrText xml:space="preserve"> SEQ Figur \* ARABIC </w:instrText>
+      </w:r>
+      <w:r>
+        <w:fldChar w:fldCharType="separate"/>
+      </w:r>
+      <w:r>
+        <w:rPr>
+          <w:noProof/>
+        </w:rPr>
+        <w:t>6</w:t>
+      </w:r>
+      <w:r>
+        <w:rPr>
+          <w:noProof/>
+        </w:rPr>
+        <w:fldChar w:fldCharType="end"/>
+      </w:r>
       <w:r>
         <w:t xml:space="preserve">. </w:t>
       </w:r>
@@ -9387,14 +9492,27 @@
       <w:r>
         <w:t xml:space="preserve">Figur </w:t>
       </w:r>
-      <w:fldSimple w:instr=" SEQ Figur \* ARABIC ">
-        <w:r>
-          <w:rPr>
-            <w:noProof/>
-          </w:rPr>
-          <w:t>7</w:t>
-        </w:r>
-      </w:fldSimple>
+      <w:r>
+        <w:fldChar w:fldCharType="begin"/>
+      </w:r>
+      <w:r>
+        <w:instrText xml:space="preserve"> SEQ Figur \* ARABIC </w:instrText>
+      </w:r>
+      <w:r>
+        <w:fldChar w:fldCharType="separate"/>
+      </w:r>
+      <w:r>
+        <w:rPr>
+          <w:noProof/>
+        </w:rPr>
+        <w:t>7</w:t>
+      </w:r>
+      <w:r>
+        <w:rPr>
+          <w:noProof/>
+        </w:rPr>
+        <w:fldChar w:fldCharType="end"/>
+      </w:r>
       <w:r>
         <w:t xml:space="preserve">. </w:t>
       </w:r>
@@ -9463,14 +9581,27 @@
       <w:r>
         <w:t xml:space="preserve">Figur </w:t>
       </w:r>
-      <w:fldSimple w:instr=" SEQ Figur \* ARABIC ">
-        <w:r>
-          <w:rPr>
-            <w:noProof/>
-          </w:rPr>
-          <w:t>8</w:t>
-        </w:r>
-      </w:fldSimple>
+      <w:r>
+        <w:fldChar w:fldCharType="begin"/>
+      </w:r>
+      <w:r>
+        <w:instrText xml:space="preserve"> SEQ Figur \* ARABIC </w:instrText>
+      </w:r>
+      <w:r>
+        <w:fldChar w:fldCharType="separate"/>
+      </w:r>
+      <w:r>
+        <w:rPr>
+          <w:noProof/>
+        </w:rPr>
+        <w:t>8</w:t>
+      </w:r>
+      <w:r>
+        <w:rPr>
+          <w:noProof/>
+        </w:rPr>
+        <w:fldChar w:fldCharType="end"/>
+      </w:r>
       <w:r>
         <w:t xml:space="preserve">. </w:t>
       </w:r>
@@ -9538,14 +9669,27 @@
       <w:r>
         <w:t xml:space="preserve">Figur </w:t>
       </w:r>
-      <w:fldSimple w:instr=" SEQ Figur \* ARABIC ">
-        <w:r>
-          <w:rPr>
-            <w:noProof/>
-          </w:rPr>
-          <w:t>9</w:t>
-        </w:r>
-      </w:fldSimple>
+      <w:r>
+        <w:fldChar w:fldCharType="begin"/>
+      </w:r>
+      <w:r>
+        <w:instrText xml:space="preserve"> SEQ Figur \* ARABIC </w:instrText>
+      </w:r>
+      <w:r>
+        <w:fldChar w:fldCharType="separate"/>
+      </w:r>
+      <w:r>
+        <w:rPr>
+          <w:noProof/>
+        </w:rPr>
+        <w:t>9</w:t>
+      </w:r>
+      <w:r>
+        <w:rPr>
+          <w:noProof/>
+        </w:rPr>
+        <w:fldChar w:fldCharType="end"/>
+      </w:r>
       <w:r>
         <w:t xml:space="preserve">. </w:t>
       </w:r>
@@ -9639,14 +9783,27 @@
       <w:r>
         <w:t xml:space="preserve">Figur </w:t>
       </w:r>
-      <w:fldSimple w:instr=" SEQ Figur \* ARABIC ">
-        <w:r>
-          <w:rPr>
-            <w:noProof/>
-          </w:rPr>
-          <w:t>10</w:t>
-        </w:r>
-      </w:fldSimple>
+      <w:r>
+        <w:fldChar w:fldCharType="begin"/>
+      </w:r>
+      <w:r>
+        <w:instrText xml:space="preserve"> SEQ Figur \* ARABIC </w:instrText>
+      </w:r>
+      <w:r>
+        <w:fldChar w:fldCharType="separate"/>
+      </w:r>
+      <w:r>
+        <w:rPr>
+          <w:noProof/>
+        </w:rPr>
+        <w:t>10</w:t>
+      </w:r>
+      <w:r>
+        <w:rPr>
+          <w:noProof/>
+        </w:rPr>
+        <w:fldChar w:fldCharType="end"/>
+      </w:r>
       <w:r>
         <w:t xml:space="preserve">. </w:t>
       </w:r>
@@ -9715,14 +9872,27 @@
       <w:r>
         <w:t xml:space="preserve">Figur </w:t>
       </w:r>
-      <w:fldSimple w:instr=" SEQ Figur \* ARABIC ">
-        <w:r>
-          <w:rPr>
-            <w:noProof/>
-          </w:rPr>
-          <w:t>11</w:t>
-        </w:r>
-      </w:fldSimple>
+      <w:r>
+        <w:fldChar w:fldCharType="begin"/>
+      </w:r>
+      <w:r>
+        <w:instrText xml:space="preserve"> SEQ Figur \* ARABIC </w:instrText>
+      </w:r>
+      <w:r>
+        <w:fldChar w:fldCharType="separate"/>
+      </w:r>
+      <w:r>
+        <w:rPr>
+          <w:noProof/>
+        </w:rPr>
+        <w:t>11</w:t>
+      </w:r>
+      <w:r>
+        <w:rPr>
+          <w:noProof/>
+        </w:rPr>
+        <w:fldChar w:fldCharType="end"/>
+      </w:r>
       <w:r>
         <w:t xml:space="preserve">. </w:t>
       </w:r>
@@ -9832,14 +10002,27 @@
       <w:r>
         <w:t xml:space="preserve">Figur </w:t>
       </w:r>
-      <w:fldSimple w:instr=" SEQ Figur \* ARABIC ">
-        <w:r>
-          <w:rPr>
-            <w:noProof/>
-          </w:rPr>
-          <w:t>12</w:t>
-        </w:r>
-      </w:fldSimple>
+      <w:r>
+        <w:fldChar w:fldCharType="begin"/>
+      </w:r>
+      <w:r>
+        <w:instrText xml:space="preserve"> SEQ Figur \* ARABIC </w:instrText>
+      </w:r>
+      <w:r>
+        <w:fldChar w:fldCharType="separate"/>
+      </w:r>
+      <w:r>
+        <w:rPr>
+          <w:noProof/>
+        </w:rPr>
+        <w:t>12</w:t>
+      </w:r>
+      <w:r>
+        <w:rPr>
+          <w:noProof/>
+        </w:rPr>
+        <w:fldChar w:fldCharType="end"/>
+      </w:r>
       <w:r>
         <w:t xml:space="preserve">. </w:t>
       </w:r>
@@ -9909,14 +10092,27 @@
       <w:r>
         <w:t xml:space="preserve">Figur </w:t>
       </w:r>
-      <w:fldSimple w:instr=" SEQ Figur \* ARABIC ">
-        <w:r>
-          <w:rPr>
-            <w:noProof/>
-          </w:rPr>
-          <w:t>13</w:t>
-        </w:r>
-      </w:fldSimple>
+      <w:r>
+        <w:fldChar w:fldCharType="begin"/>
+      </w:r>
+      <w:r>
+        <w:instrText xml:space="preserve"> SEQ Figur \* ARABIC </w:instrText>
+      </w:r>
+      <w:r>
+        <w:fldChar w:fldCharType="separate"/>
+      </w:r>
+      <w:r>
+        <w:rPr>
+          <w:noProof/>
+        </w:rPr>
+        <w:t>13</w:t>
+      </w:r>
+      <w:r>
+        <w:rPr>
+          <w:noProof/>
+        </w:rPr>
+        <w:fldChar w:fldCharType="end"/>
+      </w:r>
       <w:r>
         <w:t xml:space="preserve">. </w:t>
       </w:r>
@@ -9949,17 +10145,7 @@
     </w:p>
     <w:p>
       <w:r>
-        <w:t xml:space="preserve">This subsection examines the temporal behavior of CI pipeline performance across the repositories. The analysis focuses on indicators related to </w:t>
-      </w:r>
-      <w:r>
-        <w:rPr>
-          <w:b/>
-          <w:bCs/>
-        </w:rPr>
-        <w:t>pipeline reliability, execution stability, and rerun-related behavior</w:t>
-      </w:r>
-      <w:r>
-        <w:t>.</w:t>
+        <w:t>This subsection examines the temporal behavior of CI pipeline performance across the repositories. The analysis focuses on indicators related to pipeline reliability, execution stability, and rerun-related behavior.</w:t>
       </w:r>
     </w:p>
     <w:p>
@@ -9967,6 +10153,7 @@
         <w:t>The following CI-related metrics are analyzed:</w:t>
       </w:r>
     </w:p>
+    <w:p/>
     <w:p>
       <w:pPr>
         <w:pStyle w:val="Overskrift5"/>
@@ -9980,7 +10167,7 @@
         <w:keepNext/>
       </w:pPr>
       <w:r>
-        <w:t xml:space="preserve">CI failure rate is computed as the proportion of failed CI runs per week, defined as the number of runs with failure-related outcomes divided by the total number of CI runs in the same period. Failures include runs with the conclusions </w:t>
+        <w:t xml:space="preserve">CI failure rate is computed as the proportion of failed CI runs per week, defined as the number of runs with failure-related outcomes divided by the total number of CI runs in the same period. Failures include runs with conclusions of </w:t>
       </w:r>
       <w:r>
         <w:rPr>
@@ -10035,7 +10222,7 @@
         <w:keepNext/>
       </w:pPr>
       <w:r>
-        <w:t>Docker/cli shows higher failure rates, generally ranging between 0.10 and 0.25, with several peaks exceeding 0.30. This corresponds to roughly 10–30% of CI runs failing during certain periods, with more pronounced temporal fluctuations, particularly during mid to late 2025.</w:t>
+        <w:t>Docker/cli shows higher failure rates, generally ranging between 0.10 and 0.25, with several peaks exceeding 0.30, corresponding to roughly 10–30% of CI runs failing during certain periods. The variation is more pronounced, particularly during mid to late 2025.</w:t>
       </w:r>
     </w:p>
     <w:p>
@@ -10047,7 +10234,7 @@
       </w:r>
       <w:r>
         <w:lastRenderedPageBreak/>
-        <w:t>phases of both lower and higher failure levels, indicating less stable CI behavior compared to the other repositories.</w:t>
+        <w:t>phases of both lower and higher failure levels, indicating comparatively less stable CI behavior.</w:t>
       </w:r>
     </w:p>
     <w:p>
@@ -10114,14 +10301,27 @@
       <w:r>
         <w:t xml:space="preserve">Figur </w:t>
       </w:r>
-      <w:fldSimple w:instr=" SEQ Figur \* ARABIC ">
-        <w:r>
-          <w:rPr>
-            <w:noProof/>
-          </w:rPr>
-          <w:t>14</w:t>
-        </w:r>
-      </w:fldSimple>
+      <w:r>
+        <w:fldChar w:fldCharType="begin"/>
+      </w:r>
+      <w:r>
+        <w:instrText xml:space="preserve"> SEQ Figur \* ARABIC </w:instrText>
+      </w:r>
+      <w:r>
+        <w:fldChar w:fldCharType="separate"/>
+      </w:r>
+      <w:r>
+        <w:rPr>
+          <w:noProof/>
+        </w:rPr>
+        <w:t>14</w:t>
+      </w:r>
+      <w:r>
+        <w:rPr>
+          <w:noProof/>
+        </w:rPr>
+        <w:fldChar w:fldCharType="end"/>
+      </w:r>
       <w:r>
         <w:t xml:space="preserve">. </w:t>
       </w:r>
@@ -10130,6 +10330,7 @@
       </w:r>
       <w:bookmarkEnd w:id="48"/>
     </w:p>
+    <w:p/>
     <w:p>
       <w:pPr>
         <w:pStyle w:val="Overskrift5"/>
@@ -10145,21 +10346,18 @@
     </w:p>
     <w:p>
       <w:r>
-        <w:t>As shown in Figure 14, the results reveal clear differences in execution time across the repositories. Docker/cli maintains relatively stable CI durations, typically around 1.7–2.1 minutes, with only minor fluctuations over time. This indicates a consistent and predictable pipeline execution time.</w:t>
-      </w:r>
-    </w:p>
-    <w:p>
-      <w:r>
-        <w:t xml:space="preserve">Tektoncd/pipeline exhibits the lowest CI duration overall, generally ranging between 0.3 and 0.8 minutes. The values remain relatively stable, although occasional spikes are </w:t>
-      </w:r>
+        <w:t>As shown in Figure 15, the repositories exhibit clear differences in execution time. Docker/cli maintains relatively stable CI durations, typically around 1.7–2.1 minutes, with only minor fluctuations over time, indicating a consistent and predictable pipeline execution profile.</w:t>
+      </w:r>
+    </w:p>
+    <w:p>
       <w:r>
         <w:lastRenderedPageBreak/>
-        <w:t>observed. Despite these fluctuations, the overall execution time remains consistently low compared to the other repositories.</w:t>
-      </w:r>
-    </w:p>
-    <w:p>
-      <w:r>
-        <w:t>Prometheus/prometheus shows a markedly different pattern. In the early part of the observation period, CI duration varies substantially, with several spikes exceeding 10 minutes and reaching above 20 minutes. After this initial phase, the duration stabilizes at a much lower level, typically around 0.5–1.0 minutes, and remains relatively consistent for the remainder of the period. This indicates a clear temporal shift from highly variable to more stable pipeline execution behavior.</w:t>
+        <w:t>Tektoncd/pipeline exhibits the lowest CI duration overall, generally ranging between 0.3 and 0.8 minutes. The values remain stable overall, although occasional spikes are observed. Despite these fluctuations, execution time stays consistently low compared to the other repositories.</w:t>
+      </w:r>
+    </w:p>
+    <w:p>
+      <w:r>
+        <w:t>Prometheus/prometheus shows a markedly different pattern. In the early part of the observation period, CI duration varies substantially, with several spikes exceeding 10 minutes and reaching above 20 minutes. After this initial phase, the duration stabilizes at a much lower level, typically around 0.5–1.0 minutes, and remains relatively consistent for the remainder of the period. This reflects a clear shift from highly variable to more stable pipeline execution behavior.</w:t>
       </w:r>
     </w:p>
     <w:p/>
@@ -10222,14 +10420,27 @@
       <w:r>
         <w:t xml:space="preserve">Figur </w:t>
       </w:r>
-      <w:fldSimple w:instr=" SEQ Figur \* ARABIC ">
-        <w:r>
-          <w:rPr>
-            <w:noProof/>
-          </w:rPr>
-          <w:t>15</w:t>
-        </w:r>
-      </w:fldSimple>
+      <w:r>
+        <w:fldChar w:fldCharType="begin"/>
+      </w:r>
+      <w:r>
+        <w:instrText xml:space="preserve"> SEQ Figur \* ARABIC </w:instrText>
+      </w:r>
+      <w:r>
+        <w:fldChar w:fldCharType="separate"/>
+      </w:r>
+      <w:r>
+        <w:rPr>
+          <w:noProof/>
+        </w:rPr>
+        <w:t>15</w:t>
+      </w:r>
+      <w:r>
+        <w:rPr>
+          <w:noProof/>
+        </w:rPr>
+        <w:fldChar w:fldCharType="end"/>
+      </w:r>
       <w:r>
         <w:t xml:space="preserve">. </w:t>
       </w:r>
@@ -10244,21 +10455,30 @@
         <w:pStyle w:val="Overskrift5"/>
       </w:pPr>
       <w:r>
+        <w:lastRenderedPageBreak/>
         <w:t>CI Flakiness</w:t>
       </w:r>
     </w:p>
     <w:p>
       <w:r>
-        <w:t xml:space="preserve">CI flakiness is approximated using a retry-based proxy, defined as the proportion of workflow executions that are repeated for the same commit, workflow, and event. Specifically, runs are grouped by commit identifier, workflow name, and event type, and </w:t>
-      </w:r>
-      <w:r>
-        <w:lastRenderedPageBreak/>
-        <w:t>a retry is identified when multiple runs occur for the same combination. The weekly flakiness value is computed as the share of such cases relative to the total number of workflow executions. A 4-week rolling mean is applied to capture the overall trend over time.</w:t>
-      </w:r>
-    </w:p>
-    <w:p>
-      <w:r>
-        <w:t>As shown in Figures 15 and 16 (combined and per-repository views), the repositories exhibit distinct patterns in retry behavior. Docker/cli maintains a moderate level of flakiness, typically around 0.08–0.12, followed by a pronounced increase toward the end of the observation period, where values exceed 0.20, indicating periods with a higher share of repeated executions.</w:t>
+        <w:t>CI flakiness is approximated using a retry-based proxy, defined as the proportion of workflow executions that are repeated for the same commit, workflow, and event. Specifically, runs are grouped by commit identifier, workflow name, and event type, and a retry is identified when multiple runs occur for the same combination. The weekly flakiness value is computed as the share of such cases relative to the total number of workflow executions. A 4-week rolling mean is applied to capture the overall trend over time.</w:t>
+      </w:r>
+    </w:p>
+    <w:p>
+      <w:r>
+        <w:t>As shown in Figures 1</w:t>
+      </w:r>
+      <w:r>
+        <w:t>6</w:t>
+      </w:r>
+      <w:r>
+        <w:t xml:space="preserve"> and 1</w:t>
+      </w:r>
+      <w:r>
+        <w:t>7</w:t>
+      </w:r>
+      <w:r>
+        <w:t xml:space="preserve"> (combined and per-repository views), the repositories exhibit distinct patterns in retry behavior. Docker/cli maintains a moderate level of flakiness, typically around 0.08–0.12, followed by a pronounced increase toward the end of the observation period, where values exceed 0.20, indicating periods with a higher share of repeated executions.</w:t>
       </w:r>
     </w:p>
     <w:p>
@@ -10336,14 +10556,27 @@
       <w:r>
         <w:t xml:space="preserve">Figur </w:t>
       </w:r>
-      <w:fldSimple w:instr=" SEQ Figur \* ARABIC ">
-        <w:r>
-          <w:rPr>
-            <w:noProof/>
-          </w:rPr>
-          <w:t>16</w:t>
-        </w:r>
-      </w:fldSimple>
+      <w:r>
+        <w:fldChar w:fldCharType="begin"/>
+      </w:r>
+      <w:r>
+        <w:instrText xml:space="preserve"> SEQ Figur \* ARABIC </w:instrText>
+      </w:r>
+      <w:r>
+        <w:fldChar w:fldCharType="separate"/>
+      </w:r>
+      <w:r>
+        <w:rPr>
+          <w:noProof/>
+        </w:rPr>
+        <w:t>16</w:t>
+      </w:r>
+      <w:r>
+        <w:rPr>
+          <w:noProof/>
+        </w:rPr>
+        <w:fldChar w:fldCharType="end"/>
+      </w:r>
       <w:r>
         <w:t xml:space="preserve">. </w:t>
       </w:r>
@@ -10412,14 +10645,27 @@
       <w:r>
         <w:t xml:space="preserve">Figur </w:t>
       </w:r>
-      <w:fldSimple w:instr=" SEQ Figur \* ARABIC ">
-        <w:r>
-          <w:rPr>
-            <w:noProof/>
-          </w:rPr>
-          <w:t>17</w:t>
-        </w:r>
-      </w:fldSimple>
+      <w:r>
+        <w:fldChar w:fldCharType="begin"/>
+      </w:r>
+      <w:r>
+        <w:instrText xml:space="preserve"> SEQ Figur \* ARABIC </w:instrText>
+      </w:r>
+      <w:r>
+        <w:fldChar w:fldCharType="separate"/>
+      </w:r>
+      <w:r>
+        <w:rPr>
+          <w:noProof/>
+        </w:rPr>
+        <w:t>17</w:t>
+      </w:r>
+      <w:r>
+        <w:rPr>
+          <w:noProof/>
+        </w:rPr>
+        <w:fldChar w:fldCharType="end"/>
+      </w:r>
       <w:r>
         <w:t xml:space="preserve">. </w:t>
       </w:r>
@@ -10444,7 +10690,19 @@
     </w:p>
     <w:p>
       <w:r>
-        <w:t>As shown in Figures 17 and 18 (combined and per-repository views), the repositories exhibit distinct patterns in failure rate variability. Docker/cli shows moderate volatility for most of the observation period, typically ranging between 0.03 and 0.05, followed by a pronounced increase toward late 2025, where values approach 0.08. This indicates periods of substantial fluctuation in CI reliability.</w:t>
+        <w:t>As shown in Figures 1</w:t>
+      </w:r>
+      <w:r>
+        <w:t>8</w:t>
+      </w:r>
+      <w:r>
+        <w:t xml:space="preserve"> and 1</w:t>
+      </w:r>
+      <w:r>
+        <w:t>9</w:t>
+      </w:r>
+      <w:r>
+        <w:t xml:space="preserve"> (combined and per-repository views), the repositories exhibit distinct patterns in failure rate variability. Docker/cli shows moderate volatility for most of the observation period, typically ranging between 0.03 and 0.05, followed by a pronounced increase toward late 2025, where values approach 0.08. This indicates periods of substantial fluctuation in CI reliability.</w:t>
       </w:r>
     </w:p>
     <w:p>
@@ -10525,14 +10783,27 @@
       <w:r>
         <w:t xml:space="preserve">Figur </w:t>
       </w:r>
-      <w:fldSimple w:instr=" SEQ Figur \* ARABIC ">
-        <w:r>
-          <w:rPr>
-            <w:noProof/>
-          </w:rPr>
-          <w:t>18</w:t>
-        </w:r>
-      </w:fldSimple>
+      <w:r>
+        <w:fldChar w:fldCharType="begin"/>
+      </w:r>
+      <w:r>
+        <w:instrText xml:space="preserve"> SEQ Figur \* ARABIC </w:instrText>
+      </w:r>
+      <w:r>
+        <w:fldChar w:fldCharType="separate"/>
+      </w:r>
+      <w:r>
+        <w:rPr>
+          <w:noProof/>
+        </w:rPr>
+        <w:t>18</w:t>
+      </w:r>
+      <w:r>
+        <w:rPr>
+          <w:noProof/>
+        </w:rPr>
+        <w:fldChar w:fldCharType="end"/>
+      </w:r>
       <w:r>
         <w:t xml:space="preserve">. </w:t>
       </w:r>
@@ -10601,14 +10872,27 @@
       <w:r>
         <w:t xml:space="preserve">Figur </w:t>
       </w:r>
-      <w:fldSimple w:instr=" SEQ Figur \* ARABIC ">
-        <w:r>
-          <w:rPr>
-            <w:noProof/>
-          </w:rPr>
-          <w:t>19</w:t>
-        </w:r>
-      </w:fldSimple>
+      <w:r>
+        <w:fldChar w:fldCharType="begin"/>
+      </w:r>
+      <w:r>
+        <w:instrText xml:space="preserve"> SEQ Figur \* ARABIC </w:instrText>
+      </w:r>
+      <w:r>
+        <w:fldChar w:fldCharType="separate"/>
+      </w:r>
+      <w:r>
+        <w:rPr>
+          <w:noProof/>
+        </w:rPr>
+        <w:t>19</w:t>
+      </w:r>
+      <w:r>
+        <w:rPr>
+          <w:noProof/>
+        </w:rPr>
+        <w:fldChar w:fldCharType="end"/>
+      </w:r>
       <w:r>
         <w:t xml:space="preserve">. </w:t>
       </w:r>
@@ -10618,13 +10902,7 @@
       <w:bookmarkEnd w:id="53"/>
     </w:p>
     <w:p/>
-    <w:p>
-      <w:r>
-        <w:pict w14:anchorId="63949EA3">
-          <v:rect id="_x0000_i1027" style="width:0;height:1.5pt" o:hralign="center" o:hrstd="t" o:hr="t" fillcolor="#a0a0a0" stroked="f"/>
-        </w:pict>
-      </w:r>
-    </w:p>
+    <w:p/>
     <w:p>
       <w:pPr>
         <w:pStyle w:val="Overskrift4"/>
@@ -10641,7 +10919,10 @@
     </w:p>
     <w:p>
       <w:r>
-        <w:t>These metrics are used to quantify how frequently software is released, how long it takes for changes to reach production, and to what extent delivery pipelines are actively used for automated deployment.</w:t>
+        <w:t>These metrics capture delivery activity by quantifying release frequency, the time required for changes to reach production, and the extent to which automated deployment workflows are used</w:t>
+      </w:r>
+      <w:r>
+        <w:t>.</w:t>
       </w:r>
     </w:p>
     <w:p>
@@ -10669,7 +10950,13 @@
     </w:p>
     <w:p>
       <w:r>
-        <w:t>As shown in Figure 19, the two repositories exhibit different temporal patterns in release activity. Tektoncd/pipeline shows relatively high release frequency during much of 2024, with several months reaching between 4 and 6 releases. However, release activity declines noticeably during 2025, with multiple months showing only 1–2 releases.</w:t>
+        <w:t xml:space="preserve">As shown in Figure </w:t>
+      </w:r>
+      <w:r>
+        <w:t>20</w:t>
+      </w:r>
+      <w:r>
+        <w:t>, the two repositories exhibit different temporal patterns in release activity. Tektoncd/pipeline shows relatively high release frequency during much of 2024, with several months reaching between 4 and 6 releases. However, release activity declines noticeably during 2025, with multiple months showing only 1–2 releases.</w:t>
       </w:r>
     </w:p>
     <w:p>
@@ -10679,11 +10966,13 @@
     </w:p>
     <w:p>
       <w:r>
-        <w:t>Taken together, the results suggest that release cadence differs not only in magnitude but also in temporal stability. Tektoncd/pipeline shows a transition from relatively frequent release activity to a lower release rate, whereas prometheus/prometheus maintains a more variable release pattern throughout the observation period</w:t>
-      </w:r>
-      <w:r>
-        <w:t>.</w:t>
-      </w:r>
+        <w:t>Taken together, the results show that release cadence differs not only in magnitude but also in temporal development. Tektoncd/pipeline exhibits a clear shift from higher to lower release activity, while prometheus/prometheus maintains a more irregular release pattern over time.</w:t>
+      </w:r>
+    </w:p>
+    <w:p>
+      <w:pPr>
+        <w:keepNext/>
+      </w:pPr>
     </w:p>
     <w:p>
       <w:pPr>
@@ -10744,14 +11033,27 @@
       <w:r>
         <w:t xml:space="preserve">Figur </w:t>
       </w:r>
-      <w:fldSimple w:instr=" SEQ Figur \* ARABIC ">
-        <w:r>
-          <w:rPr>
-            <w:noProof/>
-          </w:rPr>
-          <w:t>20</w:t>
-        </w:r>
-      </w:fldSimple>
+      <w:r>
+        <w:fldChar w:fldCharType="begin"/>
+      </w:r>
+      <w:r>
+        <w:instrText xml:space="preserve"> SEQ Figur \* ARABIC </w:instrText>
+      </w:r>
+      <w:r>
+        <w:fldChar w:fldCharType="separate"/>
+      </w:r>
+      <w:r>
+        <w:rPr>
+          <w:noProof/>
+        </w:rPr>
+        <w:t>20</w:t>
+      </w:r>
+      <w:r>
+        <w:rPr>
+          <w:noProof/>
+        </w:rPr>
+        <w:fldChar w:fldCharType="end"/>
+      </w:r>
       <w:r>
         <w:t xml:space="preserve">. </w:t>
       </w:r>
@@ -10774,22 +11076,34 @@
     </w:p>
     <w:p>
       <w:r>
-        <w:t>Time-to-Release was computed as the elapsed time between the merge timestamp of a pull request and the timestamp of the next release in the same repository. For release timestamps, the publication time was used when available; otherwise, the release creation time was used. The metric was then aggregated monthly using the median in order to reduce the influence of extreme values. Repositories without release events in the dataset were excluded from the analysis; accordingly, docker/cli is not computable for this metric .</w:t>
-      </w:r>
-    </w:p>
-    <w:p>
-      <w:r>
-        <w:t>As shown in Figure 20, prometheus/prometheus and tektoncd/pipeline exhibit clearly different temporal patterns. Prometheus/prometheus maintains a comparatively moderate and more stable Time-to-Release, with monthly median values generally falling between approximately 2 and 10 days, despite one pronounced peak around January 2025 reaching nearly 20 days. This indicates that merged changes in prometheus/prometheus typically reached a release within about one week, although occasional longer release delays occurred.</w:t>
-      </w:r>
-    </w:p>
-    <w:p>
-      <w:r>
-        <w:t>Tektoncd/pipeline shows substantially higher variability. While some months exhibit short median times of around 1–5 days, several periods display much longer release delays, including peaks above 15 days and one extreme value exceeding 30 days around late 2024. During much of 2025, the repository remains at a consistently higher level than prometheus/prometheus, often around 10–20 days. This indicates a less stable and less predictable path from merge to release.</w:t>
-      </w:r>
-    </w:p>
-    <w:p>
-      <w:r>
-        <w:t>Taken together, the results suggest that prometheus/prometheus follows a comparatively more regular release path once changes are merged, whereas tektoncd/pipeline exhibits stronger month-to-month variation and more frequent periods of delayed release incorporation. In this dataset, Time-to-Release could not be assessed for docker/cli because no release events were available for matching merged pull requests to subsequent releases .</w:t>
+        <w:t>Time-to-Release was computed as the elapsed time between the merge timestamp of a pull request and the timestamp of the next release in the same repository. For release timestamps, the publication time was used when available; otherwise, the release creation time was used. The metric was then aggregated monthly using the median in order to reduce the influence of extreme values. Repositories without release events in the dataset were excluded from the analysis; accordingly, docker/cli is not computable for this metric.</w:t>
+      </w:r>
+    </w:p>
+    <w:p>
+      <w:r>
+        <w:t>As shown in Figure</w:t>
+      </w:r>
+      <w:r>
+        <w:t>s</w:t>
+      </w:r>
+      <w:r>
+        <w:t xml:space="preserve"> 21</w:t>
+      </w:r>
+      <w:r>
+        <w:t xml:space="preserve"> and 22</w:t>
+      </w:r>
+      <w:r>
+        <w:t>, prometheus/prometheus and tektoncd/pipeline exhibit clearly different temporal patterns. Prometheus/prometheus maintains a relatively moderate and stable Time-to-Release, with monthly median values generally falling between approximately 2 and 10 days, despite one pronounced peak around January 2025 reaching nearly 20 days. This suggests that merged changes in prometheus/prometheus are typically incorporated into releases within a relatively short time frame, although occasional longer delays occur.</w:t>
+      </w:r>
+    </w:p>
+    <w:p>
+      <w:r>
+        <w:t>Tektoncd/pipeline shows substantially higher variability. While some months exhibit short median times of around 1–5 days, several periods display much longer release delays, including peaks above 15 days and one extreme value exceeding 30 days around late 2024. During much of 2025, the repository remains at a consistently higher level than prometheus/prometheus, often around 10–20 days, indicating a less stable and less predictable path from merge to release.</w:t>
+      </w:r>
+    </w:p>
+    <w:p>
+      <w:r>
+        <w:t>Taken together, these results show that prometheus/prometheus follows a more consistent release path once changes are merged, whereas tektoncd/pipeline exhibits stronger month-to-month variation and more frequent periods of delayed release incorporation. In this dataset, Time-to-Release could not be assessed for docker/cli because no release events were available for matching merged pull requests to subsequent releases.</w:t>
       </w:r>
     </w:p>
     <w:p>
@@ -10852,14 +11166,27 @@
       <w:r>
         <w:t xml:space="preserve">Figur </w:t>
       </w:r>
-      <w:fldSimple w:instr=" SEQ Figur \* ARABIC ">
-        <w:r>
-          <w:rPr>
-            <w:noProof/>
-          </w:rPr>
-          <w:t>21</w:t>
-        </w:r>
-      </w:fldSimple>
+      <w:r>
+        <w:fldChar w:fldCharType="begin"/>
+      </w:r>
+      <w:r>
+        <w:instrText xml:space="preserve"> SEQ Figur \* ARABIC </w:instrText>
+      </w:r>
+      <w:r>
+        <w:fldChar w:fldCharType="separate"/>
+      </w:r>
+      <w:r>
+        <w:rPr>
+          <w:noProof/>
+        </w:rPr>
+        <w:t>21</w:t>
+      </w:r>
+      <w:r>
+        <w:rPr>
+          <w:noProof/>
+        </w:rPr>
+        <w:fldChar w:fldCharType="end"/>
+      </w:r>
       <w:r>
         <w:t xml:space="preserve">. </w:t>
       </w:r>
@@ -10931,18 +11258,31 @@
       <w:r>
         <w:t xml:space="preserve">Figur </w:t>
       </w:r>
-      <w:fldSimple w:instr=" SEQ Figur \* ARABIC ">
-        <w:r>
-          <w:rPr>
-            <w:noProof/>
-          </w:rPr>
-          <w:t>22</w:t>
-        </w:r>
-      </w:fldSimple>
+      <w:r>
+        <w:fldChar w:fldCharType="begin"/>
+      </w:r>
+      <w:r>
+        <w:instrText xml:space="preserve"> SEQ Figur \* ARABIC </w:instrText>
+      </w:r>
+      <w:r>
+        <w:fldChar w:fldCharType="separate"/>
+      </w:r>
       <w:r>
         <w:rPr>
           <w:noProof/>
         </w:rPr>
+        <w:t>22</w:t>
+      </w:r>
+      <w:r>
+        <w:rPr>
+          <w:noProof/>
+        </w:rPr>
+        <w:fldChar w:fldCharType="end"/>
+      </w:r>
+      <w:r>
+        <w:rPr>
+          <w:noProof/>
+        </w:rPr>
         <w:t xml:space="preserve">. </w:t>
       </w:r>
       <w:r>
@@ -10973,35 +11313,37 @@
     </w:p>
     <w:p>
       <w:r>
-        <w:t>CD workflow success rate is computed as the proportion of successful workflow executions among workflows identified as deployment-related. CD workflows are approximated using a name-based filtering approach, where workflow names containing terms such as “deploy”, “release”, “publish”, “delivery”, or “cd” are classified as delivery workflows. The success rate is calculated as one minus the proportion of runs with failure-related outcomes (failure, cancelled, or timed_out) :contentReference</w:t>
+        <w:t>CD workflow success rate is computed as the proportion of successful workflow executions among workflows identified as deployment-related. CD workflows are approximated using a name-based filtering approach, where workflow names containing terms such as “deploy”, “release”, “publish”, “delivery”, or “cd” are classified as delivery workflows. The success rate is calculated as one minus the proportion of runs with failure-related outcomes (failure, cancelled, or timed_out).</w:t>
+      </w:r>
+    </w:p>
+    <w:p>
+      <w:r>
+        <w:lastRenderedPageBreak/>
+        <w:t>This proxy-based approach enables the identification of delivery-related automation in the absence of explicit deployment metadata. However, it relies on naming conventions and may therefore not capture all deployment workflows or may include workflows that are not strictly related to production deployment.</w:t>
+      </w:r>
+    </w:p>
+    <w:p>
+      <w:r>
+        <w:t>As shown in Figure 23, CD workflow activity is only observed for prometheus/prometheus in the analyzed dataset. No workflows in docker/cli or tektoncd/pipeline matched the CD-related naming patterns, and these repositories are therefore excluded from this part of the analysis.</w:t>
+      </w:r>
+    </w:p>
+    <w:p>
+      <w:r>
+        <w:t>For prometheus/prometheus, the CD workflow success rate varies over time, typically ranging between approximately 0.55 and 1.00. Several periods exhibit high success rates above 0.80, indicating that most deployment-related workflows complete successfully. However, there are also intervals where the success rate drops to around 0.60, reflecting a non-negligible proportion of failed or interrupted workflow executions.</w:t>
+      </w:r>
+    </w:p>
+    <w:p>
+      <w:r>
+        <w:t>The temporal variation suggests that the reliability of deployment-related workflows is not constant over time. Periods of lower success rates indicate reduced stability in delivery automation.</w:t>
+      </w:r>
+    </w:p>
+    <w:p>
+      <w:r>
+        <w:t>Overall, the results show that observable CD activity is limited to a single repository in this dataset and that even within this repository, delivery pipeline reliability varies over time rather than remaining consistently high. These findings should therefore be interpreted with caution due to the limited coverage of CD-related workflows across repositories.</w:t>
       </w:r>
     </w:p>
     <w:p/>
-    <w:p>
-      <w:r>
-        <w:t>This proxy-based approach enables the identification of delivery-related automation in the absence of explicit deployment metadata. However, it relies on naming conventions and therefore may not capture all deployment workflows or may include workflows that are not strictly related to production deployment.</w:t>
-      </w:r>
-    </w:p>
-    <w:p>
-      <w:r>
-        <w:t>As shown in Figure 22, CD workflow activity is only observed for prometheus/prometheus in the analyzed dataset. No workflows in docker/cli or tektoncd/pipeline matched the CD-related naming patterns, and these repositories are therefore excluded from this part of the analysis.</w:t>
-      </w:r>
-    </w:p>
-    <w:p>
-      <w:r>
-        <w:t>For prometheus/prometheus, the CD workflow success rate varies over time, typically ranging between approximately 0.55 and 1.00. Several periods exhibit high success rates above 0.80, indicating that most deployment-related workflows complete successfully. However, there are also intervals where the success rate drops to around 0.60, reflecting a non-negligible proportion of failed or interrupted workflow executions.</w:t>
-      </w:r>
-    </w:p>
-    <w:p>
-      <w:r>
-        <w:t>The temporal variation suggests that the reliability of deployment-related workflows is not constant over time. Periods of lower success rates indicate reduced stability in delivery automation, potentially caused by infrastructure issues, configuration changes, or instability in deployment pipelines.</w:t>
-      </w:r>
-    </w:p>
-    <w:p>
-      <w:r>
-        <w:t>Overall, the results show that observable CD activity is limited to a single repository in this dataset and that even within this repository, delivery pipeline reliability varies over time rather than remaining consistently high.</w:t>
-      </w:r>
-    </w:p>
+    <w:p/>
     <w:p>
       <w:pPr>
         <w:keepNext/>
@@ -11061,14 +11403,27 @@
       <w:r>
         <w:t xml:space="preserve">Figur </w:t>
       </w:r>
-      <w:fldSimple w:instr=" SEQ Figur \* ARABIC ">
-        <w:r>
-          <w:rPr>
-            <w:noProof/>
-          </w:rPr>
-          <w:t>23</w:t>
-        </w:r>
-      </w:fldSimple>
+      <w:r>
+        <w:fldChar w:fldCharType="begin"/>
+      </w:r>
+      <w:r>
+        <w:instrText xml:space="preserve"> SEQ Figur \* ARABIC </w:instrText>
+      </w:r>
+      <w:r>
+        <w:fldChar w:fldCharType="separate"/>
+      </w:r>
+      <w:r>
+        <w:rPr>
+          <w:noProof/>
+        </w:rPr>
+        <w:t>23</w:t>
+      </w:r>
+      <w:r>
+        <w:rPr>
+          <w:noProof/>
+        </w:rPr>
+        <w:fldChar w:fldCharType="end"/>
+      </w:r>
       <w:r>
         <w:t xml:space="preserve">. </w:t>
       </w:r>
@@ -11081,127 +11436,121 @@
       <w:bookmarkEnd w:id="57"/>
     </w:p>
     <w:p/>
-    <w:p>
-      <w:r>
-        <w:pict w14:anchorId="5796C050">
-          <v:rect id="_x0000_i1028" style="width:0;height:1.5pt" o:hralign="center" o:hrstd="t" o:hr="t" fillcolor="#a0a0a0" stroked="f"/>
-        </w:pict>
-      </w:r>
-    </w:p>
+    <w:p/>
     <w:p>
       <w:pPr>
         <w:pStyle w:val="Overskrift4"/>
       </w:pPr>
+      <w:r>
+        <w:t>5.</w:t>
+      </w:r>
+      <w:r>
+        <w:t>1</w:t>
+      </w:r>
+      <w:r>
+        <w:t>.4 Summary of RQ1 Results</w:t>
+      </w:r>
+    </w:p>
+    <w:p>
+      <w:r>
+        <w:t>The results show that the temporal evolution of software delivery performance is reflected through multiple complementary indicators spanning development workflow, CI pipeline behavior, and delivery activity. Across the analyzed repositories, CI/CD performance emerges as a multi-dimensional phenomenon: pull-request metrics reflect integration responsiveness and workflow efficiency, CI metrics capture pipeline reliability and execution stability, while delivery metrics reflect release cadence and the delay between code integration and release availability.</w:t>
+      </w:r>
+    </w:p>
+    <w:p>
+      <w:r>
+        <w:t>Docker/cli exhibits the most stable development workflow, with consistently low pull request cycle time, short review latency, and limited review overhead. However, this workflow stability is not fully reflected in the CI layer, where higher failure rates, increasing flakiness, and rising failure volatility indicate periods of reduced pipeline reliability. In addition, the absence of release and CD workflow data means that delivery activity cannot be directly observed for this repository within the analyzed dataset.</w:t>
+      </w:r>
+    </w:p>
+    <w:p>
+      <w:r>
+        <w:t>Prometheus/prometheus shows a different pattern, combining comparatively slower and more variable workflow behavior with high merge throughput. Its CI results reveal substantial temporal variation, including periods of instability followed by more stable execution patterns, while delivery activity remains observable but irregular. Release frequency fluctuates across the period, time-to-release remains moderate but not constant, and CD workflow success varies over time. Together, these observations characterize a repository with sustained delivery activity but without a consistently stable release rhythm or uniformly reliable delivery automation.</w:t>
+      </w:r>
+    </w:p>
+    <w:p>
+      <w:r>
+        <w:t>Tektoncd/pipeline displays the strongest temporal variability across workflow and delivery dimensions. Pull-request metrics fluctuate considerably, merge throughput remains relatively low, and both release frequency and time-to-release indicate an inconsistent delivery process. At the same time, CI failure rate remains comparatively low, indicating relatively stable failure proportions. However, increasing flakiness and retry behavior point to variability in execution stability despite low failure frequency.</w:t>
+      </w:r>
+    </w:p>
+    <w:p>
+      <w:r>
+        <w:t>Taken together, the results highlight that development workflow behavior, CI pipeline characteristics, and delivery activity evolve differently over time across repositories. The observed patterns indicate that these dimensions do not necessarily change in a synchronized manner, but instead exhibit partially independent temporal dynamics.</w:t>
+      </w:r>
+    </w:p>
+    <w:p/>
+    <w:p>
+      <w:pPr>
+        <w:pStyle w:val="Overskrift3"/>
+      </w:pPr>
+      <w:bookmarkStart w:id="58" w:name="_Toc225465323"/>
       <w:r>
         <w:lastRenderedPageBreak/>
         <w:t>5.</w:t>
       </w:r>
       <w:r>
-        <w:t>1</w:t>
-      </w:r>
-      <w:r>
-        <w:t>.4 Summary of RQ1 Results</w:t>
-      </w:r>
-    </w:p>
-    <w:p>
-      <w:r>
-        <w:t>The results show that the temporal evolution of software delivery performance is reflected through multiple complementary indicators spanning development workflow, CI pipeline behavior, and delivery activity. Across the analyzed repositories, CI/CD performance emerges as a multi-dimensional phenomenon: pull-request metrics reflect integration responsiveness and workflow efficiency, CI metrics capture pipeline reliability and execution stability, while delivery metrics reflect release cadence and the delay between code integration and release availability.</w:t>
-      </w:r>
-    </w:p>
-    <w:p>
-      <w:r>
-        <w:t>Docker/cli exhibits the most stable development workflow, with consistently low pull request cycle time, short review latency, and limited review overhead. However, this workflow stability is not fully reflected in the CI layer, where higher failure rates, increasing flakiness, and rising failure volatility indicate periods of reduced pipeline reliability. In addition, the absence of release and CD workflow data means that delivery activity cannot be directly observed for this repository within the analyzed dataset.</w:t>
-      </w:r>
-    </w:p>
-    <w:p>
-      <w:r>
-        <w:t>Prometheus/prometheus shows a different pattern, combining comparatively slower and more variable workflow behavior with high merge throughput. Its CI results reveal substantial temporal variation, including periods of instability followed by more stable execution patterns, while delivery activity remains observable but irregular. Release frequency fluctuates across the period, time-to-release remains moderate but not constant, and CD workflow success varies over time. Together, these observations characterize a repository with sustained delivery activity but without a consistently stable release rhythm or uniformly reliable delivery automation.</w:t>
-      </w:r>
-    </w:p>
-    <w:p>
-      <w:r>
-        <w:t>Tektoncd/pipeline displays the strongest temporal variability across workflow and delivery dimensions. Pull-request metrics fluctuate considerably, merge throughput remains relatively low, and both release frequency and time-to-release indicate an inconsistent delivery process. At the same time, CI failure rate remains comparatively low, indicating relatively stable failure proportions. However, increasing flakiness and retry behavior point to variability in execution stability despite low failure frequency.</w:t>
-      </w:r>
-    </w:p>
-    <w:p>
-      <w:r>
-        <w:t>Taken together, the results highlight that development workflow behavior, CI pipeline characteristics, and delivery activity evolve differently over time across repositories. The observed patterns indicate that these dimensions do not necessarily change in a synchronized manner, but instead exhibit partially independent temporal dynamics.</w:t>
+        <w:t>2</w:t>
+      </w:r>
+      <w:r>
+        <w:t xml:space="preserve"> </w:t>
+      </w:r>
+      <w:r>
+        <w:t>Results for RQ2: Cross-Project Comparison of Workflow, CI/CD Behavior, and Code Quality</w:t>
+      </w:r>
+      <w:bookmarkEnd w:id="58"/>
+    </w:p>
+    <w:p>
+      <w:r>
+        <w:t>This section presents the results for RQ2, focusing on cross-project differences at an aggregated level. Unlike the temporal analysis in RQ1, this section examines the structural characteristics of each repository by comparing their overall workflow efficiency, CI/CD performance, and code quality indicators. The objective is to identify systematic differences between the projects and to assess whether variations in delivery performance proxies are reflected in corresponding differences in technical debt indicators derived from static analysis.</w:t>
       </w:r>
     </w:p>
     <w:p/>
     <w:p>
-      <w:r>
-        <w:pict w14:anchorId="4D5C9028">
-          <v:rect id="_x0000_i1029" style="width:0;height:1.5pt" o:hralign="center" o:hrstd="t" o:hr="t" fillcolor="#a0a0a0" stroked="f"/>
-        </w:pict>
-      </w:r>
-    </w:p>
-    <w:p>
-      <w:pPr>
-        <w:pStyle w:val="Overskrift3"/>
-      </w:pPr>
-      <w:bookmarkStart w:id="58" w:name="_Toc225465323"/>
-      <w:r>
-        <w:lastRenderedPageBreak/>
+      <w:pPr>
+        <w:pStyle w:val="Overskrift4"/>
+      </w:pPr>
+      <w:r>
         <w:t>5.</w:t>
       </w:r>
       <w:r>
         <w:t>2</w:t>
       </w:r>
       <w:r>
-        <w:t xml:space="preserve"> </w:t>
-      </w:r>
-      <w:r>
-        <w:t>Results for RQ2: Cross-Project Comparison of Workflow, CI/CD Behavior, and Code Quality</w:t>
-      </w:r>
-      <w:bookmarkEnd w:id="58"/>
-    </w:p>
-    <w:p>
-      <w:r>
-        <w:t>This section presents the results for RQ2, focusing on cross-project differences at an aggregated level. Unlike the temporal analysis in RQ1, this section examines the structural characteristics of each repository by comparing their overall workflow efficiency, CI/CD performance, and code quality indicators. The objective is to identify systematic differences between the projects and to assess whether variations in delivery performance proxies are reflected in corresponding differences in technical debt indicators derived from static analysis.</w:t>
-      </w:r>
-      <w:r>
-        <w:pict w14:anchorId="7313393A">
-          <v:rect id="_x0000_i1030" style="width:0;height:1.5pt" o:hralign="center" o:hrstd="t" o:hr="t" fillcolor="#a0a0a0" stroked="f"/>
-        </w:pict>
-      </w:r>
-    </w:p>
-    <w:p>
-      <w:pPr>
-        <w:pStyle w:val="Overskrift4"/>
-      </w:pPr>
-      <w:r>
-        <w:t>5.</w:t>
+        <w:t>.1 Cross-Project Workflow and CI/CD Comparison</w:t>
+      </w:r>
+    </w:p>
+    <w:p>
+      <w:r>
+        <w:t>This subsection compares the repositories using aggregated workflow and CI/CD metrics, capturing their overall development and integration characteristics. The analysis focuses on differences in integration efficiency, coordination effort, pipeline execution behavior, and pipeline reliability across the projects. To provide a structured comparison, the metrics are grouped into two categories: workflow-related indicators and CI/CD performance indicators. Workflow metrics reflect how efficiently changes are integrated and reviewed, while CI/CD metrics capture the behavior and stability of automated pipelines.</w:t>
+      </w:r>
+    </w:p>
+    <w:p/>
+    <w:p>
+      <w:pPr>
+        <w:pStyle w:val="Overskrift5"/>
+      </w:pPr>
+      <w:r>
+        <w:t>Workflow efficiency and coordination</w:t>
+      </w:r>
+    </w:p>
+    <w:p>
+      <w:r>
+        <w:t>This subsection examines workflow efficiency and coordination across the repositories using aggregated pull-request-based metrics. The analysis focuses on integration responsiveness, review behavior, and change characteristics, as reflected in pull request cycle time, review overhead, and pull request churn.</w:t>
+      </w:r>
+    </w:p>
+    <w:p>
+      <w:r>
+        <w:t xml:space="preserve">Tables </w:t>
       </w:r>
       <w:r>
         <w:t>2</w:t>
       </w:r>
       <w:r>
-        <w:t>.1 Cross-Project Workflow and CI/CD Comparison</w:t>
-      </w:r>
-    </w:p>
-    <w:p>
-      <w:r>
-        <w:t>This subsection compares the repositories using aggregated workflow and CI/CD metrics, capturing their overall development and integration characteristics. The analysis focuses on differences in integration efficiency, coordination effort, pipeline execution behavior, and pipeline reliability across the projects. To provide a structured comparison, the metrics are grouped into two categories: workflow-related indicators and CI/CD performance indicators. Workflow metrics reflect how efficiently changes are integrated and reviewed, while CI/CD metrics capture the behavior and stability of automated pipelines.</w:t>
-      </w:r>
-    </w:p>
-    <w:p/>
-    <w:p>
-      <w:pPr>
-        <w:pStyle w:val="Overskrift5"/>
-      </w:pPr>
-      <w:r>
-        <w:t>Workflow efficiency and coordination</w:t>
-      </w:r>
-    </w:p>
-    <w:p>
-      <w:r>
-        <w:t>This subsection examines workflow efficiency and coordination across the repositories using aggregated pull-request-based metrics. The analysis focuses on integration responsiveness, review behavior, and change characteristics, as reflected in pull request cycle time, review overhead, and pull request churn.</w:t>
-      </w:r>
-    </w:p>
-    <w:p>
-      <w:r>
-        <w:t>Tables 1 and 2 present aggregated workflow-related metrics across the three repositories. Together, these tables highlight differences in how efficiently changes are integrated and reviewed, as well as in the consistency of change size across the projects. The analysis is based on data collected between January 2024 and January 2026. The interquartile range (IQR) represents the spread of the middle 50% of the data and is used to capture variability while reducing the influence of extreme values</w:t>
+        <w:t xml:space="preserve"> and </w:t>
+      </w:r>
+      <w:r>
+        <w:t>3</w:t>
+      </w:r>
+      <w:r>
+        <w:t xml:space="preserve"> present aggregated workflow-related metrics across the three repositories. Together, these tables highlight differences in how efficiently changes are integrated and reviewed, as well as in the consistency of change size across the projects. The analysis is based on data collected between January 2024 and January 2026. The interquartile range (IQR) represents the spread of the middle 50% of the data and is used to capture variability while reducing the influence of extreme values</w:t>
       </w:r>
       <w:r>
         <w:t>.</w:t>
@@ -11216,14 +11565,27 @@
       <w:r>
         <w:t xml:space="preserve">Tabell </w:t>
       </w:r>
-      <w:fldSimple w:instr=" SEQ Tabell \* ARABIC ">
-        <w:r>
-          <w:rPr>
-            <w:noProof/>
-          </w:rPr>
-          <w:t>2</w:t>
-        </w:r>
-      </w:fldSimple>
+      <w:r>
+        <w:fldChar w:fldCharType="begin"/>
+      </w:r>
+      <w:r>
+        <w:instrText xml:space="preserve"> SEQ Tabell \* ARABIC </w:instrText>
+      </w:r>
+      <w:r>
+        <w:fldChar w:fldCharType="separate"/>
+      </w:r>
+      <w:r>
+        <w:rPr>
+          <w:noProof/>
+        </w:rPr>
+        <w:t>2</w:t>
+      </w:r>
+      <w:r>
+        <w:rPr>
+          <w:noProof/>
+        </w:rPr>
+        <w:fldChar w:fldCharType="end"/>
+      </w:r>
       <w:r>
         <w:t xml:space="preserve">. </w:t>
       </w:r>
@@ -11832,14 +12194,34 @@
       </w:tr>
     </w:tbl>
     <w:p/>
-    <w:p/>
     <w:p>
       <w:pPr>
         <w:pStyle w:val="Bildetekst"/>
         <w:keepNext/>
       </w:pPr>
       <w:r>
-        <w:t xml:space="preserve">Tabell 2. </w:t>
+        <w:t xml:space="preserve">Tabell </w:t>
+      </w:r>
+      <w:r>
+        <w:fldChar w:fldCharType="begin"/>
+      </w:r>
+      <w:r>
+        <w:instrText xml:space="preserve"> SEQ Tabell \* ARABIC </w:instrText>
+      </w:r>
+      <w:r>
+        <w:fldChar w:fldCharType="separate"/>
+      </w:r>
+      <w:r>
+        <w:rPr>
+          <w:noProof/>
+        </w:rPr>
+        <w:t>3</w:t>
+      </w:r>
+      <w:r>
+        <w:fldChar w:fldCharType="end"/>
+      </w:r>
+      <w:r>
+        <w:t xml:space="preserve">. </w:t>
       </w:r>
       <w:r>
         <w:t>Aggregated pull request churn across repositories</w:t>
@@ -12106,7 +12488,13 @@
     </w:p>
     <w:p>
       <w:r>
-        <w:t>As shown in Table 1, the repositories exhibit substantial differences in pull request cycle time, indicating clear cross-project variation in integration responsiveness. docker/cli shows the lowest median cycle time (6.87 hours), whereas prometheus/prometheus shows the highest (51.16 hours), with tektoncd/pipeline occupying an intermediate position (36.85 hours). This indicates that pull requests are integrated significantly faster in docker/cli than in the other two repositories.</w:t>
+        <w:t xml:space="preserve">As shown in Table </w:t>
+      </w:r>
+      <w:r>
+        <w:t>2</w:t>
+      </w:r>
+      <w:r>
+        <w:t>, the repositories exhibit substantial differences in pull request cycle time, indicating clear cross-project variation in integration responsiveness. docker/cli shows the lowest median cycle time (6.87 hours), whereas prometheus/prometheus shows the highest (51.16 hours), with tektoncd/pipeline occupying an intermediate position (36.85 hours). This indicates that pull requests are integrated significantly faster in docker/cli than in the other two repositories.</w:t>
       </w:r>
       <w:r>
         <w:br/>
@@ -12128,12 +12516,19 @@
         <w:pStyle w:val="Overskrift6"/>
       </w:pPr>
       <w:r>
+        <w:lastRenderedPageBreak/>
         <w:t>Review Overhead</w:t>
       </w:r>
     </w:p>
     <w:p>
       <w:r>
-        <w:t>As shown in Table 1, the repositories differ substantially in review overhead, indicating clear differences in how quickly pull requests receive initial review attention. docker/cli exhibits the lowest median review overhead (2.48 hours), suggesting that pull requests are typically reviewed shortly after submission. In contrast, prometheus/prometheus shows the highest median value (18.80 hours), while tektoncd/pipeline presents slightly lower values (15.88 hours), but still substantially higher than docker/cli.</w:t>
+        <w:t xml:space="preserve">As shown in Table </w:t>
+      </w:r>
+      <w:r>
+        <w:t>2</w:t>
+      </w:r>
+      <w:r>
+        <w:t>, the repositories differ substantially in review overhead, indicating clear differences in how quickly pull requests receive initial review attention. docker/cli exhibits the lowest median review overhead (2.48 hours), suggesting that pull requests are typically reviewed shortly after submission. In contrast, prometheus/prometheus shows the highest median value (18.80 hours), while tektoncd/pipeline presents slightly lower values (15.88 hours), but still substantially higher than docker/cli.</w:t>
       </w:r>
     </w:p>
     <w:p>
@@ -12172,21 +12567,24 @@
     </w:p>
     <w:p>
       <w:r>
-        <w:t xml:space="preserve">This suggests that development practices differ in how changes are structured and integrated. A wider dispersion of churn may reflect a mix of small incremental updates </w:t>
-      </w:r>
+        <w:t>This suggests that development practices differ in how changes are structured and integrated. A wider dispersion of churn may reflect a mix of small incremental updates and larger, more complex contributions, whereas lower variability indicates more consistent decomposition of changes into similarly sized units.</w:t>
+      </w:r>
+    </w:p>
+    <w:p>
       <w:r>
         <w:lastRenderedPageBreak/>
-        <w:t>and larger, more complex contributions, whereas lower variability indicates more consistent decomposition of changes into similarly sized units.</w:t>
-      </w:r>
-    </w:p>
-    <w:p>
-      <w:r>
         <w:t>Churn should not be interpreted as a direct indicator of quality or efficiency. Larger changes are not inherently problematic, but may require increased review effort and coordination. Accordingly, the observed differences are best understood as variations in change characteristics rather than as indicators of superior or inferior development practices.</w:t>
       </w:r>
     </w:p>
     <w:p>
       <w:r>
-        <w:t>This variability is further illustrated in Figure 23, which presents the distribution of pull request churn across repositories on a logarithmic scale. The y-axis represents the total number of lines added and deleted per pull request. The logarithmic scale highlights the strongly right-skewed distribution, where most pull requests are relatively small, while a limited number of large changes contribute disproportionately to overall churn.</w:t>
+        <w:t>This variability is further illustrated in Figure 2</w:t>
+      </w:r>
+      <w:r>
+        <w:t>4</w:t>
+      </w:r>
+      <w:r>
+        <w:t>, which presents the distribution of pull request churn across repositories on a logarithmic scale. The y-axis represents the total number of lines added and deleted per pull request. The logarithmic scale highlights the strongly right-skewed distribution, where most pull requests are relatively small, while a limited number of large changes contribute disproportionately to overall churn.</w:t>
       </w:r>
     </w:p>
     <w:p>
@@ -12248,14 +12646,27 @@
       <w:r>
         <w:t xml:space="preserve">Figur </w:t>
       </w:r>
-      <w:fldSimple w:instr=" SEQ Figur \* ARABIC ">
-        <w:r>
-          <w:rPr>
-            <w:noProof/>
-          </w:rPr>
-          <w:t>24</w:t>
-        </w:r>
-      </w:fldSimple>
+      <w:r>
+        <w:fldChar w:fldCharType="begin"/>
+      </w:r>
+      <w:r>
+        <w:instrText xml:space="preserve"> SEQ Figur \* ARABIC </w:instrText>
+      </w:r>
+      <w:r>
+        <w:fldChar w:fldCharType="separate"/>
+      </w:r>
+      <w:r>
+        <w:rPr>
+          <w:noProof/>
+        </w:rPr>
+        <w:t>24</w:t>
+      </w:r>
+      <w:r>
+        <w:rPr>
+          <w:noProof/>
+        </w:rPr>
+        <w:fldChar w:fldCharType="end"/>
+      </w:r>
       <w:r>
         <w:t xml:space="preserve">. </w:t>
       </w:r>
@@ -12279,11 +12690,13 @@
       </w:r>
       <w:r>
         <w:br/>
-        <w:t xml:space="preserve">Table 3 presents aggregated CI/CD performance and stability metrics across the three repositories, including pipeline execution duration, failure rates, and flakiness </w:t>
-      </w:r>
-      <w:r>
-        <w:lastRenderedPageBreak/>
-        <w:t>indicators. Together, these metrics provide a multi-dimensional view of pipeline behavior and execution characteristics within the analyzed projects.</w:t>
+        <w:t xml:space="preserve">Table </w:t>
+      </w:r>
+      <w:r>
+        <w:t>4</w:t>
+      </w:r>
+      <w:r>
+        <w:t xml:space="preserve"> presents aggregated CI/CD performance and stability metrics across the three repositories, including pipeline execution duration, failure rates, and flakiness indicators. Together, these metrics provide a multi-dimensional view of pipeline behavior and execution characteristics within the analyzed projects.</w:t>
       </w:r>
     </w:p>
     <w:p/>
@@ -12295,14 +12708,27 @@
       <w:r>
         <w:t xml:space="preserve">Tabell </w:t>
       </w:r>
-      <w:fldSimple w:instr=" SEQ Tabell \* ARABIC ">
-        <w:r>
-          <w:rPr>
-            <w:noProof/>
-          </w:rPr>
-          <w:t>3</w:t>
-        </w:r>
-      </w:fldSimple>
+      <w:r>
+        <w:fldChar w:fldCharType="begin"/>
+      </w:r>
+      <w:r>
+        <w:instrText xml:space="preserve"> SEQ Tabell \* ARABIC </w:instrText>
+      </w:r>
+      <w:r>
+        <w:fldChar w:fldCharType="separate"/>
+      </w:r>
+      <w:r>
+        <w:rPr>
+          <w:noProof/>
+        </w:rPr>
+        <w:t>4</w:t>
+      </w:r>
+      <w:r>
+        <w:rPr>
+          <w:noProof/>
+        </w:rPr>
+        <w:fldChar w:fldCharType="end"/>
+      </w:r>
       <w:r>
         <w:t xml:space="preserve">. </w:t>
       </w:r>
@@ -12550,7 +12976,13 @@
     </w:p>
     <w:p>
       <w:r>
-        <w:t>As shown in Table 3, the repositories differ in median CI duration, although the magnitude of this difference is modest compared to the variability observed in workflow metrics. tektoncd/pipeline exhibits the shortest median CI duration (0.55 minutes), followed by prometheus/prometheus (0.94 minutes), while docker/cli shows the longest duration (1.93 minutes). Thus, CI execution is fastest in tektoncd/pipeline and slowest in docker/cli within the analyzed dataset.</w:t>
+        <w:t xml:space="preserve">As shown in Table </w:t>
+      </w:r>
+      <w:r>
+        <w:t>4</w:t>
+      </w:r>
+      <w:r>
+        <w:t>, the repositories differ in median CI duration, although the magnitude of this difference is modest compared to the variability observed in workflow metrics. tektoncd/pipeline exhibits the shortest median CI duration (0.55 minutes), followed by prometheus/prometheus (0.94 minutes), while docker/cli shows the longest duration (1.93 minutes). Thus, CI execution is fastest in tektoncd/pipeline and slowest in docker/cli within the analyzed dataset.</w:t>
       </w:r>
       <w:r>
         <w:br/>
@@ -12572,19 +13004,25 @@
     </w:p>
     <w:p>
       <w:r>
-        <w:t>As shown in Table 3, the repositories exhibit clear differences in CI failure rates, reflecting variations in pipeline reliability and execution outcomes. tektoncd/pipeline shows the lowest failure rate (0.07), indicating that CI runs in this repository are less likely to result in failure. In contrast, prometheus/prometheus exhibits the highest failure rate (0.17), while docker/cli occupies an intermediate position (0.15).</w:t>
+        <w:t xml:space="preserve">As shown in Table </w:t>
+      </w:r>
+      <w:r>
+        <w:t>4</w:t>
+      </w:r>
+      <w:r>
+        <w:t>, the repositories exhibit clear differences in CI failure rates, reflecting variations in pipeline reliability and execution outcomes. tektoncd/pipeline shows the lowest failure rate (0.07), indicating that CI runs in this repository are less likely to result in failure. In contrast, prometheus/prometheus exhibits the highest failure rate (0.17), while docker/cli occupies an intermediate position (0.15).</w:t>
       </w:r>
       <w:r>
         <w:br/>
-        <w:t xml:space="preserve">These differences indicate that pipeline reliability varies across the repositories. Lower failure rates may reflect more stable execution environments or fewer detected issues, whereas higher failure rates may indicate more comprehensive test coverage or a </w:t>
+        <w:t>These differences indicate that pipeline reliability varies across the repositories. Lower failure rates may reflect more stable execution environments or fewer detected issues, whereas higher failure rates may indicate more comprehensive test coverage or a greater ability to detect faults during integration.</w:t>
+      </w:r>
+      <w:r>
+        <w:br/>
+        <w:t xml:space="preserve">However, failure rate should not be interpreted as a direct indicator of pipeline quality or project maturity. A higher failure rate does not necessarily imply poorer performance, as </w:t>
       </w:r>
       <w:r>
         <w:lastRenderedPageBreak/>
-        <w:t>greater ability to detect faults during integration.</w:t>
-      </w:r>
-      <w:r>
-        <w:br/>
-        <w:t>However, failure rate should not be interpreted as a direct indicator of pipeline quality or project maturity. A higher failure rate does not necessarily imply poorer performance, as it may also indicate that the pipeline is more effective at identifying defects early in the development process.</w:t>
+        <w:t>it may also indicate that the pipeline is more effective at identifying defects early in the development process.</w:t>
       </w:r>
       <w:r>
         <w:br/>
@@ -12602,7 +13040,13 @@
     </w:p>
     <w:p>
       <w:r>
-        <w:t>CI flakiness reflects the extent to which the same code changes trigger multiple CI runs, typically due to retries caused by unstable or non-deterministic behavior in the pipeline. As shown in Table 3, the repositories differ substantially in their flakiness levels. tektoncd/pipeline exhibits the highest flakiness (7.82 runs per SHA), followed by docker/cli (6.84), while prometheus/prometheus shows considerably lower values (3.89).</w:t>
+        <w:t xml:space="preserve">CI flakiness reflects the extent to which the same code changes trigger multiple CI runs, typically due to retries caused by unstable or non-deterministic behavior in the pipeline. As shown in Table </w:t>
+      </w:r>
+      <w:r>
+        <w:t>4</w:t>
+      </w:r>
+      <w:r>
+        <w:t>, the repositories differ substantially in their flakiness levels. tektoncd/pipeline exhibits the highest flakiness (7.82 runs per SHA), followed by docker/cli (6.84), while prometheus/prometheus shows considerably lower values (3.89).</w:t>
       </w:r>
       <w:r>
         <w:br/>
@@ -12634,16 +13078,22 @@
     </w:p>
     <w:p>
       <w:r>
-        <w:t xml:space="preserve">This subsection compares static code quality indicators derived from SonarQube analysis across the three repositories. These indicators provide insight into structural </w:t>
+        <w:t xml:space="preserve">This subsection compares static code quality indicators derived from SonarQube analysis across the three repositories. These indicators provide insight into structural maintainability and broader static quality characteristics by capturing maintainability-related issues, code duplication, reliability issues, and security issues. Unlike the </w:t>
       </w:r>
       <w:r>
         <w:lastRenderedPageBreak/>
-        <w:t>maintainability and broader static quality characteristics by capturing maintainability-related issues, code duplication, reliability issues, and security issues. Unlike the workflow and CI/CD metrics presented earlier, these measures reflect structural properties of the codebase rather than development process behavior.</w:t>
-      </w:r>
-    </w:p>
-    <w:p>
-      <w:r>
-        <w:t>Figure 24 provides an overview of the SonarQube-based comparison of the analyzed repositories. The results show that the repositories differ substantially in their static quality profiles, even where some of the overall ratings appear superficially similar.</w:t>
+        <w:t>workflow and CI/CD metrics presented earlier, these measures reflect structural properties of the codebase rather than development process behavior.</w:t>
+      </w:r>
+    </w:p>
+    <w:p>
+      <w:r>
+        <w:t>Figure 2</w:t>
+      </w:r>
+      <w:r>
+        <w:t>5</w:t>
+      </w:r>
+      <w:r>
+        <w:t xml:space="preserve"> provides an overview of the SonarQube-based comparison of the analyzed repositories. The results show that the repositories differ substantially in their static quality profiles, even where some of the overall ratings appear superficially similar.</w:t>
       </w:r>
     </w:p>
     <w:p/>
@@ -12706,14 +13156,27 @@
       <w:r>
         <w:t xml:space="preserve">Figur </w:t>
       </w:r>
-      <w:fldSimple w:instr=" SEQ Figur \* ARABIC ">
-        <w:r>
-          <w:rPr>
-            <w:noProof/>
-          </w:rPr>
-          <w:t>25</w:t>
-        </w:r>
-      </w:fldSimple>
+      <w:r>
+        <w:fldChar w:fldCharType="begin"/>
+      </w:r>
+      <w:r>
+        <w:instrText xml:space="preserve"> SEQ Figur \* ARABIC </w:instrText>
+      </w:r>
+      <w:r>
+        <w:fldChar w:fldCharType="separate"/>
+      </w:r>
+      <w:r>
+        <w:rPr>
+          <w:noProof/>
+        </w:rPr>
+        <w:t>25</w:t>
+      </w:r>
+      <w:r>
+        <w:rPr>
+          <w:noProof/>
+        </w:rPr>
+        <w:fldChar w:fldCharType="end"/>
+      </w:r>
       <w:r>
         <w:t xml:space="preserve">. </w:t>
       </w:r>
@@ -12739,17 +13202,7 @@
     </w:p>
     <w:p>
       <w:r>
-        <w:t xml:space="preserve">With respect to maintainability, all three repositories receive a maintainability rating of </w:t>
-      </w:r>
-      <w:r>
-        <w:rPr>
-          <w:b/>
-          <w:bCs/>
-        </w:rPr>
-        <w:t>A</w:t>
-      </w:r>
-      <w:r>
-        <w:t xml:space="preserve">. At first glance, this suggests a broadly similar level of structural maintainability. However, the issue counts reveal much clearer differences. </w:t>
+        <w:t xml:space="preserve">With respect to maintainability, all three repositories receive a maintainability rating of A. At first glance, this suggests a broadly similar level of structural maintainability. However, the issue counts reveal much clearer differences. </w:t>
       </w:r>
       <w:r>
         <w:rPr>
@@ -12759,17 +13212,7 @@
         <w:t>docker/cli</w:t>
       </w:r>
       <w:r>
-        <w:t xml:space="preserve"> shows approximately </w:t>
-      </w:r>
-      <w:r>
-        <w:rPr>
-          <w:b/>
-          <w:bCs/>
-        </w:rPr>
-        <w:t>1.1k</w:t>
-      </w:r>
-      <w:r>
-        <w:t xml:space="preserve"> maintainability-related issues, whereas </w:t>
+        <w:t xml:space="preserve"> shows approximately 1.1k maintainability-related issues, whereas </w:t>
       </w:r>
       <w:r>
         <w:rPr>
@@ -12789,27 +13232,7 @@
         <w:t>tektoncd/pipeline</w:t>
       </w:r>
       <w:r>
-        <w:t xml:space="preserve"> show substantially higher counts, with approximately </w:t>
-      </w:r>
-      <w:r>
-        <w:rPr>
-          <w:b/>
-          <w:bCs/>
-        </w:rPr>
-        <w:t>3.4k</w:t>
-      </w:r>
-      <w:r>
-        <w:t xml:space="preserve"> and </w:t>
-      </w:r>
-      <w:r>
-        <w:rPr>
-          <w:b/>
-          <w:bCs/>
-        </w:rPr>
-        <w:t>4.0k</w:t>
-      </w:r>
-      <w:r>
-        <w:t xml:space="preserve"> issues, respectively.</w:t>
+        <w:t xml:space="preserve"> show substantially higher counts, with approximately 3.4k and 4.0k issues, respectively.</w:t>
       </w:r>
     </w:p>
     <w:p>
@@ -12839,17 +13262,7 @@
         <w:t>docker/cli</w:t>
       </w:r>
       <w:r>
-        <w:t xml:space="preserve"> shows the lowest duplication level at </w:t>
-      </w:r>
-      <w:r>
-        <w:rPr>
-          <w:b/>
-          <w:bCs/>
-        </w:rPr>
-        <w:t>4.1%</w:t>
-      </w:r>
-      <w:r>
-        <w:t xml:space="preserve">, indicating comparatively limited structural repetition in the codebase. </w:t>
+        <w:t xml:space="preserve"> shows the lowest duplication level at 4.1%, indicating comparatively limited structural repetition in the codebase. </w:t>
       </w:r>
       <w:r>
         <w:rPr>
@@ -12859,17 +13272,7 @@
         <w:t>prometheus/prometheus</w:t>
       </w:r>
       <w:r>
-        <w:t xml:space="preserve"> occupies an intermediate position with </w:t>
-      </w:r>
-      <w:r>
-        <w:rPr>
-          <w:b/>
-          <w:bCs/>
-        </w:rPr>
-        <w:t>14.6%</w:t>
-      </w:r>
-      <w:r>
-        <w:t xml:space="preserve"> duplication, while </w:t>
+        <w:t xml:space="preserve"> occupies an intermediate position with 14.6% duplication, while </w:t>
       </w:r>
       <w:r>
         <w:rPr>
@@ -12879,17 +13282,7 @@
         <w:t>tektoncd/pipeline</w:t>
       </w:r>
       <w:r>
-        <w:t xml:space="preserve"> shows the highest duplication level by a substantial margin at </w:t>
-      </w:r>
-      <w:r>
-        <w:rPr>
-          <w:b/>
-          <w:bCs/>
-        </w:rPr>
-        <w:t>26.4%</w:t>
-      </w:r>
-      <w:r>
-        <w:t>.</w:t>
+        <w:t xml:space="preserve"> shows the highest duplication level by a substantial margin at 26.4%.</w:t>
       </w:r>
     </w:p>
     <w:p>
@@ -12948,37 +13341,7 @@
         <w:t>tektoncd/pipeline</w:t>
       </w:r>
       <w:r>
-        <w:t xml:space="preserve"> both receive a reliability rating of </w:t>
-      </w:r>
-      <w:r>
-        <w:rPr>
-          <w:b/>
-          <w:bCs/>
-        </w:rPr>
-        <w:t>A</w:t>
-      </w:r>
-      <w:r>
-        <w:t xml:space="preserve">, with </w:t>
-      </w:r>
-      <w:r>
-        <w:rPr>
-          <w:b/>
-          <w:bCs/>
-        </w:rPr>
-        <w:t>24</w:t>
-      </w:r>
-      <w:r>
-        <w:t xml:space="preserve"> and </w:t>
-      </w:r>
-      <w:r>
-        <w:rPr>
-          <w:b/>
-          <w:bCs/>
-        </w:rPr>
-        <w:t>128</w:t>
-      </w:r>
-      <w:r>
-        <w:t xml:space="preserve"> reliability issues, respectively. In contrast, </w:t>
+        <w:t xml:space="preserve"> both receive a reliability rating of A, with 24 and 128 reliability issues, respectively. In contrast, </w:t>
       </w:r>
       <w:r>
         <w:rPr>
@@ -12988,27 +13351,7 @@
         <w:t>prometheus/prometheus</w:t>
       </w:r>
       <w:r>
-        <w:t xml:space="preserve"> receives a reliability rating of </w:t>
-      </w:r>
-      <w:r>
-        <w:rPr>
-          <w:b/>
-          <w:bCs/>
-        </w:rPr>
-        <w:t>D</w:t>
-      </w:r>
-      <w:r>
-        <w:t xml:space="preserve"> and exhibits by far the highest number of reliability issues (</w:t>
-      </w:r>
-      <w:r>
-        <w:rPr>
-          <w:b/>
-          <w:bCs/>
-        </w:rPr>
-        <w:t>410</w:t>
-      </w:r>
-      <w:r>
-        <w:t>).</w:t>
+        <w:t xml:space="preserve"> receives a reliability rating of D and exhibits by far the highest number of reliability issues (410).</w:t>
       </w:r>
     </w:p>
     <w:p>
@@ -13056,6 +13399,11 @@
         <w:t>, by contrast, combines a much larger issue count with a clearly weaker rating, suggesting a structurally less robust static reliability profile.</w:t>
       </w:r>
     </w:p>
+    <w:p>
+      <w:r>
+        <w:t>This contrast highlights a clear separation between prometheus/prometheus and the other repositories in terms of static reliability characteristics.</w:t>
+      </w:r>
+    </w:p>
     <w:p/>
     <w:p>
       <w:pPr>
@@ -13077,27 +13425,7 @@
         <w:t>docker/cli</w:t>
       </w:r>
       <w:r>
-        <w:t xml:space="preserve"> receives a security rating of </w:t>
-      </w:r>
-      <w:r>
-        <w:rPr>
-          <w:b/>
-          <w:bCs/>
-        </w:rPr>
-        <w:t>C</w:t>
-      </w:r>
-      <w:r>
-        <w:t xml:space="preserve"> with </w:t>
-      </w:r>
-      <w:r>
-        <w:rPr>
-          <w:b/>
-          <w:bCs/>
-        </w:rPr>
-        <w:t>5</w:t>
-      </w:r>
-      <w:r>
-        <w:t xml:space="preserve"> issues, </w:t>
+        <w:t xml:space="preserve"> receives a security rating of C with 5 issues, </w:t>
       </w:r>
       <w:r>
         <w:rPr>
@@ -13107,27 +13435,7 @@
         <w:t>tektoncd/pipeline</w:t>
       </w:r>
       <w:r>
-        <w:t xml:space="preserve"> receives </w:t>
-      </w:r>
-      <w:r>
-        <w:rPr>
-          <w:b/>
-          <w:bCs/>
-        </w:rPr>
-        <w:t>D</w:t>
-      </w:r>
-      <w:r>
-        <w:t xml:space="preserve"> with </w:t>
-      </w:r>
-      <w:r>
-        <w:rPr>
-          <w:b/>
-          <w:bCs/>
-        </w:rPr>
-        <w:t>36</w:t>
-      </w:r>
-      <w:r>
-        <w:t xml:space="preserve"> issues, and </w:t>
+        <w:t xml:space="preserve"> receives D with 36 issues, and </w:t>
       </w:r>
       <w:r>
         <w:rPr>
@@ -13137,27 +13445,7 @@
         <w:t>prometheus/prometheus</w:t>
       </w:r>
       <w:r>
-        <w:t xml:space="preserve"> receives </w:t>
-      </w:r>
-      <w:r>
-        <w:rPr>
-          <w:b/>
-          <w:bCs/>
-        </w:rPr>
-        <w:t>E</w:t>
-      </w:r>
-      <w:r>
-        <w:t xml:space="preserve"> with </w:t>
-      </w:r>
-      <w:r>
-        <w:rPr>
-          <w:b/>
-          <w:bCs/>
-        </w:rPr>
-        <w:t>19</w:t>
-      </w:r>
-      <w:r>
-        <w:t xml:space="preserve"> issues.</w:t>
+        <w:t xml:space="preserve"> receives E with 19 issues.</w:t>
       </w:r>
     </w:p>
     <w:p>
@@ -13179,6 +13467,7 @@
           <w:i/>
           <w:iCs/>
         </w:rPr>
+        <w:lastRenderedPageBreak/>
         <w:t>prometheus/prometheus</w:t>
       </w:r>
       <w:r>
@@ -13192,11 +13481,7 @@
         <w:t>prometheus/prometheus</w:t>
       </w:r>
       <w:r>
-        <w:t xml:space="preserve"> </w:t>
-      </w:r>
-      <w:r>
-        <w:lastRenderedPageBreak/>
-        <w:t xml:space="preserve">exhibits fewer security issues than </w:t>
+        <w:t xml:space="preserve"> exhibits fewer security issues than </w:t>
       </w:r>
       <w:r>
         <w:rPr>
@@ -13206,17 +13491,10 @@
         <w:t>tektoncd/pipeline</w:t>
       </w:r>
       <w:r>
-        <w:t>, yet receives the weakest rating (</w:t>
-      </w:r>
-      <w:r>
-        <w:rPr>
-          <w:b/>
-          <w:bCs/>
-        </w:rPr>
-        <w:t>E</w:t>
-      </w:r>
-      <w:r>
-        <w:t>). This indicates that issue counts alone are insufficient for interpreting static security quality, and that issue severity also matters.</w:t>
+        <w:t>, yet receives the weakest rating (E).</w:t>
+      </w:r>
+      <w:r>
+        <w:t xml:space="preserve"> This indicates that issue counts alone are insufficient for interpreting static security quality, and that issue severity also matters.</w:t>
       </w:r>
     </w:p>
     <w:p/>
@@ -13269,13 +13547,7 @@
       </w:r>
     </w:p>
     <w:p/>
-    <w:p>
-      <w:r>
-        <w:pict w14:anchorId="3A7173F0">
-          <v:rect id="_x0000_i1031" style="width:0;height:1.5pt" o:hralign="center" o:hrstd="t" o:hr="t" fillcolor="#a0a0a0" stroked="f"/>
-        </w:pict>
-      </w:r>
-    </w:p>
+    <w:p/>
     <w:p>
       <w:pPr>
         <w:pStyle w:val="Overskrift4"/>
@@ -13292,54 +13564,45 @@
     </w:p>
     <w:p>
       <w:r>
-        <w:t>This subsection examines the relationship between delivery performance proxies—captured through workflow efficiency and CI/CD behavior—and static code quality indicators derived from SonarQube analysis. The objective is to determine whether repositories that exhibit efficient and stable development processes also demonstrate lower levels of structural quality concerns, particularly in terms of maintainability-related issues and code duplication.</w:t>
-      </w:r>
-    </w:p>
-    <w:p>
-      <w:r>
-        <w:t>The results show that alignment between delivery performance and static code quality is uneven and repository-specific rather than systematic.</w:t>
-      </w:r>
-    </w:p>
-    <w:p>
-      <w:r>
-        <w:t>docker/cli represents the clearest case of alignment between process performance and structural code quality. The repository exhibits the lowest median pull request cycle time (6.87 hours), the lowest review overhead (2.48 hours), and relatively stable CI behavior, with moderate failure rate (0.15) and lower variability compared to the other repositories. These characteristics correspond to the strongest static quality profile among the three repositories, including the lowest duplication level (4.1%), the lowest number of maintainability-related issues (~1.1k), and relatively few reliability issues (24).</w:t>
-      </w:r>
-    </w:p>
-    <w:p>
+        <w:t>This subsection examines the relationship between delivery performance proxies—captured through workflow efficiency and CI/CD behavior—and static code quality indicators derived from SonarQube analysis. The objective is to assess whether repositories characterized by efficient and stable development processes also exhibit lower levels of structural quality concerns, particularly with respect to maintainability-related issues and code duplication.</w:t>
+      </w:r>
+    </w:p>
+    <w:p>
+      <w:r>
+        <w:t>The results indicate that alignment between delivery performance and static code quality is uneven and repository-specific rather than systematic.</w:t>
+      </w:r>
+    </w:p>
+    <w:p>
+      <w:r>
+        <w:t xml:space="preserve">docker/cli represents the clearest case of alignment between process performance and structural code quality. The repository exhibits the lowest pull request cycle time (6.87 hours), the lowest review overhead (2.48 hours), and relatively stable CI behavior. These characteristics coincide with the strongest static quality profile among the three repositories, including the lowest duplication level (4.1%), the lowest number of maintainability-related issues (~1.1k), and comparatively few reliability issues (24). This </w:t>
+      </w:r>
       <w:r>
         <w:lastRenderedPageBreak/>
-        <w:t>This combination indicates a consistent pattern where efficient integration and responsive review processes coincide with a lower structural maintenance burden.</w:t>
-      </w:r>
-    </w:p>
-    <w:p>
-      <w:r>
-        <w:t>prometheus/prometheus exhibits a different pattern, where weaker delivery performance aligns only partially with static quality concerns. The repository shows the highest median pull request cycle time (51.16 hours) and the highest review overhead (18.80 hours), indicating slower and less predictable integration processes. In addition, it exhibits the highest CI failure rate (0.17). These characteristics correspond to a clearly weaker static quality profile, particularly in terms of reliability, where the repository shows both the lowest rating (D) and the highest number of reliability issues (410). However, this alignment is not consistent across all indicators. Despite weaker workflow and CI failure performance, prometheus/prometheus exhibits the lowest CI flakiness (3.89 runs per SHA), indicating more deterministic pipeline execution. This suggests that different dimensions of delivery performance—failure frequency and execution stability—do not necessarily align with structural quality in a uniform way.</w:t>
-      </w:r>
-    </w:p>
-    <w:p>
-      <w:r>
-        <w:t>tektoncd/pipeline presents the most pronounced mismatch between delivery performance proxies and static code quality indicators. On the one hand, the repository shows strong CI performance in terms of execution speed (0.55 minutes) and the lowest failure rate (0.07). On the other hand, it exhibits high workflow variability, including a wide pull request cycle time dispersion (IQR 149.94 hours) and the highest variability in pull request churn (IQR 299). These characteristics are reflected in its static quality profile, particularly in its very high duplication level (26.4%) and the highest number of maintainability-related issues (~4.0k). In addition, the repository exhibits the highest CI flakiness (7.82 runs per SHA), indicating unstable execution despite low failure frequency. This combination demonstrates that strong performance in certain CI metrics does not translate into lower structural complexity or reduced maintenance-related concerns.</w:t>
-      </w:r>
-    </w:p>
-    <w:p>
-      <w:r>
-        <w:t>Across the three repositories, no single delivery performance metric consistently predicts static code quality outcomes. Instead, different aspects of workflow and CI/CD behavior relate to different structural properties of the codebase. Workflow efficiency metrics, such as cycle time and review overhead, appear more closely associated with maintainability-related indicators and duplication. In contrast, CI metrics such as failure rate and flakiness capture distinct aspects of pipeline behavior that do not align consistently with static quality measures.</w:t>
-      </w:r>
-    </w:p>
-    <w:p>
-      <w:r>
-        <w:t>Overall, the results indicate that delivery performance and static code quality are only partially aligned and must be interpreted as multi-dimensional constructs. Efficient workflows and stable pipelines may coincide with lower structural complexity in some cases, as observed in docker/cli, but this relationship is not generalizable across repositories. Instead, the interaction between development processes and code quality appears to be context-dependent and shaped by project-specific characteristics.</w:t>
+        <w:t>reflects a consistent pattern in which efficient integration and responsive review processes are associated with a lower structural maintenance burden.</w:t>
+      </w:r>
+    </w:p>
+    <w:p>
+      <w:r>
+        <w:t>prometheus/prometheus exhibits a more complex pattern, where weaker delivery performance aligns only partially with static quality concerns. The repository shows the highest pull request cycle time (51.16 hours) and review overhead (18.80 hours), indicating slower and less predictable integration processes, and also exhibits the highest CI failure rate (0.17). These characteristics correspond to a weaker static quality profile, particularly in terms of reliability, where the repository shows both the lowest rating (D) and the highest number of reliability issues (410). However, this alignment is not consistent across all indicators. Despite weaker workflow and CI failure performance, prometheus/prometheus exhibits the lowest CI flakiness (3.89 runs per SHA), indicating comparatively stable pipeline execution. This demonstrates that different dimensions of delivery performance—such as failure frequency and execution stability—do not align uniformly with structural quality.</w:t>
+      </w:r>
+    </w:p>
+    <w:p>
+      <w:r>
+        <w:t>tektoncd/pipeline presents the most pronounced mismatch between delivery performance proxies and static code quality indicators. While the repository shows strong CI performance in terms of execution speed (0.55 minutes) and the lowest failure rate (0.07), it also exhibits substantial variability in workflow behavior, including wide dispersion in pull request cycle time (IQR 149.94 hours) and the highest variability in pull request churn (IQR 299). These characteristics are reflected in its static quality profile, particularly in its very high duplication level (26.4%) and the highest number of maintainability-related issues (~4.0k). In addition, the repository exhibits the highest CI flakiness (7.82 runs per SHA), indicating unstable execution despite low failure frequency. This combination shows that strong performance in individual CI metrics does not necessarily translate into lower structural complexity or reduced maintenance-related concerns.</w:t>
+      </w:r>
+    </w:p>
+    <w:p>
+      <w:r>
+        <w:t>Across the repositories, no single delivery performance metric consistently predicts static code quality outcomes. Instead, different aspects of workflow and CI/CD behavior relate to different structural properties of the codebase. Workflow efficiency metrics, such as cycle time and review overhead, appear more closely associated with maintainability-related indicators and duplication, whereas CI metrics such as failure rate and flakiness capture distinct aspects of pipeline behavior that do not align consistently with static quality measures.</w:t>
+      </w:r>
+    </w:p>
+    <w:p>
+      <w:r>
+        <w:t>Overall, the findings indicate that delivery performance and static code quality should be interpreted as multi-dimensional constructs. While efficient workflows and stable pipelines may coincide with lower structural complexity in some cases, as observed in docker/cli, this relationship is not generalizable. Rather, the interaction between development processes and code quality appears to be context-dependent and shaped by project-specific characteristics.</w:t>
       </w:r>
     </w:p>
     <w:p/>
     <w:p>
-      <w:r>
-        <w:pict w14:anchorId="2D799AF3">
-          <v:rect id="_x0000_i1032" style="width:0;height:1.5pt" o:hralign="center" o:hrstd="t" o:hr="t" fillcolor="#a0a0a0" stroked="f"/>
-        </w:pict>
-      </w:r>
-    </w:p>
-    <w:p>
       <w:pPr>
         <w:pStyle w:val="Overskrift4"/>
       </w:pPr>
@@ -13355,17 +13618,17 @@
     </w:p>
     <w:p>
       <w:r>
-        <w:t>This subsection summarizes the main findings from the cross-project comparison of workflow efficiency, CI/CD performance, and static code quality.</w:t>
-      </w:r>
-    </w:p>
-    <w:p>
-      <w:r>
-        <w:t>The results show clear structural differences between the repositories across all examined dimensions. docker/cli consistently exhibits the strongest overall profile, characterized by fast and predictable pull request processing, low review overhead, moderate CI failure rates, and comparatively stable pipeline behavior. These characteristics are reflected in its static code quality results, where the repository shows the lowest duplication (4.1%), the lowest number of maintainability-related issues (~1.1k), and relatively few reliability issues. Taken together, docker/cli represents a case where efficient development processes coincide with a comparatively low structural maintenance burden.</w:t>
-      </w:r>
-    </w:p>
-    <w:p>
-      <w:r>
-        <w:t>prometheus/prometheus exhibits the weakest overall profile. The repository shows slow and highly variable workflow behavior, with the highest pull request cycle time and review overhead, as well as the highest CI failure rate. These characteristics align with its static quality results, particularly in terms of reliability, where it shows both the lowest rating (D) and the highest number of reliability issues (410). However, this pattern is not consistent across all CI indicators, as the repository exhibits the lowest flakiness, indicating more stable execution behavior despite frequent failures. This highlights that different CI metrics capture distinct aspects of pipeline performance.</w:t>
+        <w:t>This subsection synthesizes the main findings from the cross-project comparison of workflow efficiency, CI/CD performance, and static code quality.</w:t>
+      </w:r>
+    </w:p>
+    <w:p>
+      <w:r>
+        <w:t>The results reveal clear structural differences between the repositories across all examined dimensions. docker/cli exhibits the strongest overall profile, characterized by fast and predictable pull request processing, low review overhead, moderate CI failure rates, and comparatively stable pipeline behavior. This is reflected in its static code quality results, where the repository shows the lowest duplication (4.1%), the lowest number of maintainability-related issues (~1.1k), and relatively few reliability issues. Taken together, docker/cli represents a case where efficient development processes coincide with a comparatively low structural maintenance burden.</w:t>
+      </w:r>
+    </w:p>
+    <w:p>
+      <w:r>
+        <w:t>In contrast, prometheus/prometheus demonstrates the weakest overall profile. The repository combines slow and highly variable workflow behavior with the highest CI failure rate. This aligns with its static quality results, particularly in terms of reliability, where it shows both the lowest rating (D) and the highest number of reliability issues (410). However, this pattern is not consistent across all CI indicators, as the repository exhibits the lowest flakiness, indicating more deterministic execution despite frequent failures. This highlights that different CI metrics capture distinct aspects of pipeline performance.</w:t>
       </w:r>
     </w:p>
     <w:p>
@@ -13375,28 +13638,13 @@
     </w:p>
     <w:p>
       <w:r>
-        <w:t>Across all repositories, the results demonstrate that both delivery performance and static code quality are inherently multi-dimensional. Workflow efficiency, pipeline reliability, and structural code characteristics do not align consistently across projects, and no single metric is sufficient to explain overall performance. In particular, the findings show that low CI failure rates or fast execution times do not necessarily correspond to lower maintainability-related concerns or reduced duplication.</w:t>
-      </w:r>
-    </w:p>
-    <w:p>
-      <w:r>
-        <w:t xml:space="preserve">Overall, the cross-project comparison indicates that the relationship between delivery performance and structural code quality is complex and context-dependent. While some repositories exhibit partial alignment between efficient processes and stronger </w:t>
-      </w:r>
-      <w:r>
-        <w:lastRenderedPageBreak/>
-        <w:t>code quality, others demonstrate clear mismatches, underscoring the need to evaluate both dimensions jointly rather than in isolation.</w:t>
-      </w:r>
-    </w:p>
-    <w:p/>
-    <w:p>
-      <w:pPr>
-        <w:rPr>
-          <w:rFonts w:asciiTheme="majorHAnsi" w:eastAsiaTheme="majorEastAsia" w:hAnsiTheme="majorHAnsi" w:cstheme="majorBidi"/>
-          <w:color w:val="0F4761" w:themeColor="accent1" w:themeShade="BF"/>
-          <w:sz w:val="32"/>
-          <w:szCs w:val="32"/>
-        </w:rPr>
-      </w:pPr>
+        <w:t>Across all repositories, both delivery performance and static code quality emerge as inherently multi-dimensional. Workflow efficiency, pipeline reliability, and structural code characteristics do not align consistently across projects, and no single metric is sufficient to explain overall performance. In particular, low CI failure rates or fast execution times do not necessarily correspond to lower maintainability-related concerns or reduced duplication.</w:t>
+      </w:r>
+    </w:p>
+    <w:p>
+      <w:r>
+        <w:t>Overall, the findings indicate that the relationship between delivery performance and structural code quality is complex and context-dependent. While some repositories exhibit partial alignment between efficient processes and stronger code quality, others demonstrate clear mismatches, underscoring the need to evaluate these dimensions jointly rather than in isolation.</w:t>
+      </w:r>
       <w:r>
         <w:br w:type="page"/>
       </w:r>
@@ -13414,22 +13662,22 @@
     </w:p>
     <w:p>
       <w:r>
-        <w:t>This chapter interprets the empirical findings through the theoretical lens established in the earlier chapters, with particular emphasis on how engineering workflow dynamics, CI/CD pipeline behavior, and code quality and technical debt indicators relate to one another in open-source DevOps contexts. Rather than reiterating the observed patterns, the discussion focuses on their implications for understanding software delivery as a socio-technical and multi-dimensional phenomenon.</w:t>
-      </w:r>
-    </w:p>
-    <w:p>
-      <w:r>
-        <w:t>The theoretical foundation and related work highlighted that software delivery performance cannot be adequately captured through isolated metrics. Prior research has emphasized pull-request-based collaboration, CI/CD automation, repository-mined delivery proxies, and static-analysis-based assessments of code quality and technical debt, yet these dimensions are typically examined independently. By integrating these perspectives within a single empirical framework, the study enables a more comprehensive interpretation of how development processes, automation mechanisms, and structural code properties interact across heterogeneous project environments.</w:t>
-      </w:r>
-    </w:p>
-    <w:p>
-      <w:r>
-        <w:t>The findings challenge the assumption that improvements in workflow efficiency or pipeline performance necessarily translate into improved code quality outcomes. Instead, they point toward a pattern of partial and uneven alignment between process-oriented and code-oriented indicators. This suggests that software delivery performance should be understood as context-dependent, where similar levels of automation or workflow efficiency may lead to different structural outcomes depending on project characteristics, architectural complexity, and development practices.</w:t>
-      </w:r>
-    </w:p>
-    <w:p>
-      <w:r>
-        <w:t>From a theoretical perspective, the results reinforce the relevance of treating DevOps not as a single practice or measurable capability, but as an interplay between coordination processes, automation infrastructure, and evolving codebases. Consequently, the discussion that follows examines how the empirical findings both support and refine existing conceptualizations of DevOps, CI/CD practices, and technical debt, while also highlighting where the observed patterns diverge from simplified or linear expectations.</w:t>
+        <w:t>This chapter interprets the empirical findings in relation to the theoretical perspectives introduced earlier, with particular emphasis on DevOps-oriented delivery models, DORA-inspired performance metrics, and repository-based analyses of workflow and code quality. Rather than restating the observed results, the discussion focuses on how these findings support, refine, or challenge existing assumptions about software delivery performance in contemporary development environments.</w:t>
+      </w:r>
+    </w:p>
+    <w:p>
+      <w:r>
+        <w:t>Prior research has emphasized delivery performance through metrics such as lead time and deployment frequency, often operationalized using repository and pipeline data. At the same time, studies of pull-request-based workflows and CI/CD automation have examined coordination efficiency and pipeline reliability as separate analytical concerns. Static analysis approaches, including SonarQube-based assessments, have further introduced structural perspectives on maintainability and technical debt. However, these dimensions are typically studied in isolation.</w:t>
+      </w:r>
+    </w:p>
+    <w:p>
+      <w:r>
+        <w:t>By examining these aspects jointly, the findings of this study reveal that delivery performance cannot be understood as a single, unified construct. Instead, they indicate that workflow dynamics, pipeline behavior, and structural code quality interact in complex and only partially aligned ways. This challenges simplified interpretations of DevOps performance in which improvements in automation or workflow efficiency are assumed to produce uniformly positive outcomes across all dimensions of software quality and delivery.</w:t>
+      </w:r>
+    </w:p>
+    <w:p>
+      <w:r>
+        <w:t>From a theoretical perspective, the results support a socio-technical view of software delivery, where coordination processes, automation infrastructure, and codebase characteristics co-evolve but are not tightly coupled. The following sections elaborate on these relationships by examining how different dimensions of delivery performance relate to one another and how they align with structural code quality indicators.</w:t>
       </w:r>
     </w:p>
     <w:p/>
@@ -13448,45 +13696,95 @@
     </w:p>
     <w:p>
       <w:r>
-        <w:t>T</w:t>
-      </w:r>
-      <w:r>
-        <w:t>he findings of this study are best understood through the layered analytical perspective established in the theoretical foundation, in which software delivery performance is examined as the interaction between development workflows, CI/CD pipeline behavior, and structural code quality. Rather than representing a single measurable construct, delivery performance emerges from the interplay between these dimensions, each capturing distinct but interrelated aspects of the software engineering process.</w:t>
-      </w:r>
-    </w:p>
-    <w:p>
+        <w:t>The findings can be interpreted through a layered perspective on software delivery performance, where workflow efficiency, CI/CD pipeline behavior, and structural code quality represent distinct but interacting dimensions. This perspective aligns with DevOps literature that emphasizes the integration of development and operations practices, while also revealing that such integration does not result in a single, coherent performance dimension.</w:t>
+      </w:r>
+    </w:p>
+    <w:p>
+      <w:r>
+        <w:t xml:space="preserve">A key implication concerns the interpretation of DORA-inspired delivery metrics. While metrics such as lead time and deployment frequency are commonly used as indicators of delivery performance, the results suggest that these outcome-level measures do not </w:t>
+      </w:r>
       <w:r>
         <w:lastRenderedPageBreak/>
-        <w:t>From a delivery-performance perspective, the study adopts a DORA-informed framework, where repository-derived and pipeline-based indicators are used to approximate observable aspects of deployment frequency and lead time. However, the empirical results indicate that such delivery-oriented proxies do not form a coherent or self-sufficient representation of system performance. Instead, they capture outcome-level manifestations of underlying development and integration processes, which must be interpreted in conjunction with workflow and pipeline metrics to provide meaningful insight.</w:t>
-      </w:r>
-    </w:p>
-    <w:p>
-      <w:r>
-        <w:t>The integration of workflow metrics into the analysis reveals that delivery performance is strongly influenced by coordination dynamics within pull-request-based development. Metrics such as cycle time, review latency, and merge frequency expose variations in integration responsiveness and processing overhead that are not directly visible in delivery-level indicators. This supports the theoretical view that pull-request workflows function as critical coordination mechanisms in distributed development environments, where delays and inefficiencies at the review and integration stages shape downstream delivery behavior.</w:t>
-      </w:r>
-    </w:p>
-    <w:p>
-      <w:r>
-        <w:t>At the same time, CI/CD pipeline metrics provide a complementary perspective by capturing execution-level characteristics of the delivery system. Indicators such as failure rate, execution duration, flakiness, and volatility reflect the stability and predictability of automated integration processes. The findings suggest that pipeline behavior constitutes an independent analytical dimension, where stability and execution reliability do not necessarily follow improvements in workflow efficiency. This reinforces the conceptual distinction between process coordination and automation performance, both of which contribute to overall delivery capability.</w:t>
-      </w:r>
-    </w:p>
-    <w:p>
-      <w:r>
-        <w:t>When examined in relation to structural code properties, the results further indicate that technical debt—operationalized through SonarQube-based maintainability issues, code smells, and duplication—does not exhibit a uniform relationship with either workflow efficiency or pipeline stability. While static analysis provides measurable indicators of code-level maintainability, these indicators reflect accumulated structural characteristics rather than immediate process performance. Consequently, the presence of technical debt appears as a partially independent dimension, which may influence, but is not directly determined by, observed workflow and CI/CD behavior.</w:t>
-      </w:r>
-    </w:p>
-    <w:p>
-      <w:r>
-        <w:t xml:space="preserve">Taken together, these observations challenge a linear interpretation of DevOps performance in which faster workflows, lower failure rates, or shorter execution times are assumed to correspond to improved code quality. Instead, the findings support a multi-dimensional and non-linear view, where delivery outcomes, process efficiency, pipeline stability, and structural code quality evolve along partially independent trajectories. In this context, DORA-aligned delivery indicators represent high-level approximations of performance, while workflow and pipeline metrics provide </w:t>
-      </w:r>
+        <w:t>fully capture the underlying dynamics of development processes. Instead, they reflect aggregated effects of coordination efficiency, pipeline execution behavior, and codebase characteristics. This indicates that DORA-style metrics should be interpreted as high-level proxies rather than comprehensive representations of system performance.</w:t>
+      </w:r>
+    </w:p>
+    <w:p>
+      <w:r>
+        <w:t>The observed workflow patterns provide insight into coordination mechanisms within pull-request-based development. Faster and more consistent integration processes suggest efficient coordination among contributors, but these improvements do not necessarily translate into stable pipeline behavior. This indicates that coordination efficiency operates largely independently of execution stability, suggesting that improvements in review and integration processes alone are insufficient to ensure reliable delivery outcomes.</w:t>
+      </w:r>
+    </w:p>
+    <w:p>
+      <w:r>
+        <w:t>Similarly, the analysis of CI/CD behavior shows that different indicators capture different aspects of pipeline performance. Failure rate reflects the frequency of unsuccessful executions, whereas flakiness captures instability in repeated runs. The lack of alignment between these metrics indicates that pipeline reliability is not a single property, but a combination of distinct characteristics that must be interpreted together. This challenges common practices that rely on single indicators, such as failure rate, as proxies for overall pipeline health.</w:t>
+      </w:r>
+    </w:p>
+    <w:p>
+      <w:r>
+        <w:t>When considered in relation to structural code quality, the findings further suggest that technical debt—operationalized through maintainability issues, duplication, and related static indicators—does not follow directly from workflow efficiency or CI/CD maturity. While some patterns of alignment are observed, particularly where efficient workflows coincide with lower structural complexity, these relationships are not consistent across repositories. This indicates that structural code quality reflects longer-term accumulation processes that are influenced by factors beyond immediate development performance.</w:t>
+      </w:r>
+    </w:p>
+    <w:p>
+      <w:r>
+        <w:t>Taken together, these findings challenge linear interpretations of DevOps performance in which improvements in workflow speed or pipeline execution are expected to produce corresponding improvements in code quality. Instead, they support a non-linear and context-dependent view, where different dimensions of software delivery evolve along partially independent trajectories. From a theoretical standpoint, this reinforces the need to treat delivery performance as a multi-dimensional construct, where outcome metrics, process indicators, and structural properties each provide complementary but incomplete perspectives.</w:t>
+      </w:r>
+    </w:p>
+    <w:p/>
+    <w:p>
+      <w:pPr>
+        <w:pStyle w:val="Overskrift3"/>
+      </w:pPr>
+      <w:bookmarkStart w:id="63" w:name="_Toc225465326"/>
       <w:r>
         <w:lastRenderedPageBreak/>
-        <w:t>explanatory insight into the mechanisms that produce these outcomes, and technical debt indicators capture longer-term structural implications within the codebase.</w:t>
-      </w:r>
-    </w:p>
-    <w:p>
-      <w:r>
-        <w:t>From a theoretical perspective, the study thus reinforces and extends the conceptualization of DevOps as a socio-technical system in which coordination processes, automation infrastructure, and codebase characteristics interact in complex and context-dependent ways. A comprehensive understanding of software delivery performance therefore requires the joint analysis of these dimensions, rather than reliance on isolated metrics or simplified performance models.</w:t>
+        <w:t>6.2 Interpreting Workflow and CI/CD Dynamics (RQ1)</w:t>
+      </w:r>
+      <w:bookmarkEnd w:id="63"/>
+      <w:r>
+        <w:t xml:space="preserve">  </w:t>
+      </w:r>
+    </w:p>
+    <w:p>
+      <w:r>
+        <w:t>The RQ1 findings indicate that workflow dynamics and CI/CD behavior should not be interpreted as parallel manifestations of a single delivery-performance trajectory, but as partially decoupled dimensions of the software delivery system. Across Figures 4–22, the repositories do not exhibit synchronized movement between pull-request responsiveness, pipeline reliability, and delivery-related activity. Instead, the temporal evolution of DevOps-oriented development is characterized by layered variation, where coordination processes, automation behavior, and delivery cadence evolve at different rates and according to different patterns.</w:t>
+      </w:r>
+    </w:p>
+    <w:p>
+      <w:r>
+        <w:t>This observation aligns with the theoretical foundation established in Chapters 2 and 3, which conceptualizes pull-request workflows as coordination mechanisms, CI/CD pipelines as execution infrastructure, and release-related indicators as observable delivery proxies. The temporal results support this layered view, as each metric family captures a distinct aspect of the system rather than a redundant representation of the same phenomenon. Crucially, the lack of synchronized evolution across these dimensions indicates that DevOps performance is structurally multi-dimensional rather than operationally uniform.</w:t>
+      </w:r>
+    </w:p>
+    <w:p>
+      <w:r>
+        <w:t>The docker/cli case demonstrates that workflow efficiency alone is insufficient to infer delivery-system stability. The repository exhibits consistently fast and predictable integration behavior, yet this stability is not reflected at the CI layer. Increased failure rates, rising flakiness, and higher failure volatility indicate that efficient coordination can coexist with reduced execution stability. This highlights a key theoretical distinction: integration responsiveness and pipeline reliability are governed by different mechanisms and should not be treated as interchangeable constructs.</w:t>
+      </w:r>
+    </w:p>
+    <w:p>
+      <w:r>
+        <w:t>Prometheus/prometheus illustrates a different configuration, where high integration throughput coexists with slower and more variable workflow behavior. This indicates that throughput and responsiveness capture distinct aspects of process performance. The repository sustains a high volume of merged changes despite greater coordination overhead, suggesting a development process shaped by scale and contributor heterogeneity. At the same time, its CI behavior shifts over time, moving from early instability toward partial stabilization. Rather than indicating simple improvement or deterioration, this pattern reflects reconfiguration across dimensions, where workflow, pipeline behavior, and delivery activity evolve unevenly. This supports a socio-technical interpretation of DevOps environments as systems that mature asynchronously.</w:t>
+      </w:r>
+    </w:p>
+    <w:p>
+      <w:r>
+        <w:t xml:space="preserve">Tektoncd/pipeline provides the strongest evidence against a linear interpretation of CI/CD performance. While it exhibits relatively strong performance in terms of failure rate, its workflow dynamics are highly unstable and its flakiness increases over time. This indicates that low failure frequency does not necessarily imply stable execution. Instead, pipeline “success” may occur under conditions of repeated execution and </w:t>
+      </w:r>
+      <w:r>
+        <w:lastRenderedPageBreak/>
+        <w:t>retry-driven instability. This finding is analytically significant because it shows that reliability cannot be reduced to failure incidence alone. Metrics such as flakiness and volatility capture forms of instability that remain invisible in failure-rate-based interpretations.</w:t>
+      </w:r>
+    </w:p>
+    <w:p>
+      <w:r>
+        <w:t>These results refine the interpretation of DORA-aligned delivery proxies. Indicators such as release frequency and time-to-release approximate observable delivery outcomes, but do not explain the mechanisms that produce them. Workflow and CI/CD metrics therefore function as decomposition indicators, revealing how coordination processes and pipeline behavior jointly shape delivery performance. In this sense, the findings do not contradict DORA-based approaches, but demonstrate their limitations when used in isolation.</w:t>
+      </w:r>
+    </w:p>
+    <w:p>
+      <w:r>
+        <w:t>A further implication is that temporal variation itself carries analytical meaning. The observed fluctuations, spikes, and shifts across workflow and CI/CD metrics indicate that development systems cannot be adequately described using average values alone. Instead, instability phases and uneven temporal trajectories reflect the adaptive nature of open-source DevOps projects, where coordination load, contributor activity, and pipeline conditions change over time. This supports a dynamic interpretation of repository-based data as traces of evolving socio-technical processes.</w:t>
+      </w:r>
+    </w:p>
+    <w:p>
+      <w:r>
+        <w:t>Taken together, the RQ1 findings show that workflow dynamics and CI/CD behavior should be understood as related but analytically distinct dimensions of software delivery. Efficient coordination may coexist with unstable automation, high throughput may coexist with slow responsiveness, and low failure rates may coexist with execution instability. Consequently, meaningful evaluation of DevOps performance requires a layered analytical perspective in which workflow efficiency, pipeline behavior, and delivery outcomes are examined jointly, but not collapsed into a single performance dimension.</w:t>
       </w:r>
     </w:p>
     <w:p/>
@@ -13494,73 +13792,71 @@
       <w:pPr>
         <w:pStyle w:val="Overskrift3"/>
       </w:pPr>
-      <w:bookmarkStart w:id="63" w:name="_Toc225465326"/>
-      <w:r>
-        <w:t>6.2 Interpreting Workflow and CI/CD Dynamics (RQ1)</w:t>
-      </w:r>
-      <w:bookmarkEnd w:id="63"/>
+      <w:bookmarkStart w:id="64" w:name="_Toc225465327"/>
+      <w:r>
+        <w:t>6.3 Interpreting the Relationship Between Process and Code Quality (RQ2)</w:t>
+      </w:r>
+      <w:bookmarkEnd w:id="64"/>
       <w:r>
         <w:t xml:space="preserve">  </w:t>
       </w:r>
     </w:p>
     <w:p>
-      <w:pPr>
-        <w:rPr>
-          <w:b/>
-          <w:bCs/>
-        </w:rPr>
-      </w:pPr>
-      <w:r>
-        <w:rPr>
-          <w:b/>
-          <w:bCs/>
-        </w:rPr>
-        <w:t>Interpreting Workflow and CI/CD Dynamics (RQ1)</w:t>
-      </w:r>
-    </w:p>
-    <w:p>
-      <w:r>
-        <w:t xml:space="preserve">The RQ1 findings indicate that workflow dynamics and CI/CD behavior should not be interpreted as parallel manifestations of a single delivery-performance trajectory, but as partially decoupled dimensions of the software delivery system. This is a central implication of the temporal analysis. Across Figures 4–22, the repositories do not exhibit synchronized movement between pull-request responsiveness, pipeline reliability, and delivery-related activity. Instead, the results show that the temporal evolution of DevOps-oriented development is characterized by layered variation, where coordination processes, automation behavior, and delivery cadence shift at different rates and according to different patterns. </w:t>
-      </w:r>
-    </w:p>
-    <w:p>
-      <w:r>
-        <w:t xml:space="preserve">This interpretation is consistent with the theoretical foundation established in Chapters 2 and 3. The study conceptualized pull-request workflows as coordination mechanisms, CI/CD pipelines as automated validation and execution infrastructure, and release-related indicators as observable proxies of delivery performance. The temporal results support this layered conceptualization because each metric family captures a distinct aspect of the system rather than a redundant view of the same phenomenon. Pull request cycle time, review latency, review duration, and merge frequency capture how efficiently code moves through collaborative integration. Failure rate, duration, flakiness, and volatility capture whether the automation layer behaves predictably once that code enters the pipeline. Release frequency, time-to-release, and CD workflow success approximate downstream delivery rhythm. The fact that these dimensions evolve differently over time suggests that DevOps performance is structurally multi-dimensional rather than operationally uniform. </w:t>
-      </w:r>
-    </w:p>
-    <w:p>
-      <w:r>
-        <w:t xml:space="preserve">The docker/cli case is especially important because it shows that workflow efficiency alone is not sufficient to infer delivery-system stability. In the temporal analysis, docker/cli is the clearest example of a repository with consistently low pull request cycle time, low review latency, and limited review overhead, indicating a mature and predictable integration process. However, this stability is not reproduced at the CI layer. </w:t>
+      <w:r>
+        <w:t>The RQ2 findings indicate that the relationship between process performance and structural code quality is not direct or uniform. Instead, it is partial, context-dependent, and varies across repositories. The results do not support a deterministic interpretation in which faster workflows, lower CI failure rates, or shorter execution times automatically correspond to lower technical debt or stronger maintainability. Rather, workflow metrics, pipeline metrics, and SonarQube-based indicators capture distinct but complementary aspects of project condition.</w:t>
+      </w:r>
+    </w:p>
+    <w:p>
+      <w:r>
+        <w:t xml:space="preserve">This distinction follows from the layered nature of the system under study. Workflow efficiency reflects coordination and integration processes, CI/CD metrics capture execution behavior and automation stability, and static analysis indicators describe </w:t>
       </w:r>
       <w:r>
         <w:lastRenderedPageBreak/>
-        <w:t xml:space="preserve">Higher failure rates, increasing flakiness, and late-period growth in failure volatility show that a repository may sustain efficient coordination while still exhibiting reduced execution stability in automation. Analytically, this means that integration responsiveness and pipeline reliability should not be treated as interchangeable constructs. A repository can be socially and procedurally efficient at the review and merge stage while still being technically unstable at the validation stage. That distinction is theoretically important because it supports the separation between workflow coordination and CI infrastructure performance introduced earlier in the thesis. </w:t>
-      </w:r>
-    </w:p>
-    <w:p>
-      <w:r>
-        <w:t xml:space="preserve">Prometheus/prometheus reveals a different type of temporal configuration. Its workflow is slower and more variable, yet it maintains the highest merge throughput for extended periods, which suggests that throughput and responsiveness reflect different aspects of process performance. High merge frequency does not imply short cycle times or fast review initiation; rather, it may indicate that the repository sustains a high volume of integration despite greater coordination overhead. This is a more demanding organizational pattern, likely associated with scale, project maturity, or contributor heterogeneity. The CI results reinforce this interpretation. Prometheus shows substantial early instability in execution time and failure volatility, followed by a later stabilization phase, while release activity remains observable but irregular and CD success varies over time. The analytically important point is that the repository does not display simple deterioration or improvement. Instead, it undergoes reconfiguration across dimensions: throughput remains strong, workflow remains relatively heavy, and pipeline behavior shifts from instability to partial stabilization. This supports an interpretation of DevOps environments as evolving socio-technical systems in which different subsystems mature unevenly. </w:t>
-      </w:r>
-    </w:p>
-    <w:p>
-      <w:r>
-        <w:t xml:space="preserve">Tektoncd/pipeline provides the strongest evidence against a linear understanding of CI/CD performance. In workflow terms, it displays the highest temporal irregularity, with strong fluctuations in cycle time, review latency, and review duration, as well as comparatively low and inconsistent merge throughput. In delivery terms, release frequency and time-to-release also indicate an unstable rhythm. Yet at the CI layer, the repository maintains a comparatively low failure rate. If failure rate were interpreted in isolation, the repository could appear operationally strong. However, the simultaneous increase in flakiness and retry behavior shows that low observed failure frequency does not necessarily imply robust execution stability. Instead, the pipeline seems to remain “successful” partly under conditions of repeated execution and unstable run behavior. This is a critical interpretive result: reliability is not exhausted by failure incidence. A pipeline may fail infrequently while still exhibiting high coordination or execution friction through reruns, retries, and non-deterministic behavior. That makes flakiness and volatility analytically indispensable rather than merely supplementary. </w:t>
-      </w:r>
-    </w:p>
-    <w:p>
+        <w:t>structural properties of the codebase. Because these dimensions operate at different levels, strong performance in one does not imply strong performance in the others. The cross-project comparison empirically confirms this separation.</w:t>
+      </w:r>
+    </w:p>
+    <w:p>
+      <w:r>
+        <w:t>Docker/cli provides the clearest example of partial alignment between process efficiency and code quality. The repository combines fast and predictable pull-request processing with relatively stable CI behavior, and this profile coincides with low duplication, fewer maintainability issues, and limited reliability concerns. This suggests that efficient coordination processes can align with a lower structural maintenance burden. However, this alignment remains partial rather than universal. As shown in the temporal analysis, docker/cli also exhibits periods of CI instability, indicating that workflow efficiency alone does not ensure consistent pipeline reliability. The case therefore supports alignment, but not full convergence across dimensions.</w:t>
+      </w:r>
+    </w:p>
+    <w:p>
+      <w:r>
+        <w:t>Prometheus/prometheus exhibits a more complex configuration. It shows higher workflow burden and elevated CI failure rates, which correspond to weaker results in the static reliability dimension. At first glance, this appears to support a stronger process–quality relationship. However, the presence of low flakiness complicates this interpretation. While failures occur frequently, they do so in a relatively stable and predictable manner rather than through repeated unstable reruns. This indicates that CI behavior is internally differentiated: different metrics capture different aspects of execution quality. As a result, even when process and structural weaknesses appear aligned, the relationship is not consistent across all indicators. Some metrics reinforce the connection, while others qualify it.</w:t>
+      </w:r>
+    </w:p>
+    <w:p>
+      <w:r>
+        <w:t>Tektoncd/pipeline provides the strongest counterexample to simplified assumptions. It combines fast execution and low failure rates with high workflow variability, high flakiness, and substantial structural issues, including high duplication and a large number of maintainability problems. This configuration demonstrates that favorable CI indicators can coexist with a significant structural maintenance burden. In other words, operational efficiency at the pipeline level does not necessarily reflect underlying code quality. The repository is able to execute quickly and fail infrequently, yet still exhibits characteristics associated with accumulated technical debt. This mismatch provides strong evidence that process performance and code quality evolve along only partially overlapping trajectories.</w:t>
+      </w:r>
+    </w:p>
+    <w:p>
+      <w:r>
+        <w:t xml:space="preserve">Duplication plays a particularly important role in this interpretation. It emerges as a clear differentiator between repositories, with low levels in docker/cli and very high levels in tektoncd/pipeline. Because duplication is directly linked to maintenance effort, change propagation, and refactoring complexity, its divergence from CI success indicators highlights a key limitation of pipeline-based metrics. Efficient execution does not guarantee maintainable structure. A system may perform well operationally while still accumulating structural complexity that increases long-term maintenance cost. </w:t>
+      </w:r>
       <w:r>
         <w:lastRenderedPageBreak/>
-        <w:t xml:space="preserve">The temporal analysis therefore strengthens the methodological rationale for going beyond high-level DORA-aligned proxies alone. Delivery-oriented indicators such as release frequency and time-to-release are useful because they approximate visible delivery outcomes, but they do not explain why delivery performance changes or why apparently similar delivery states may be produced by different internal dynamics. The workflow and CI/CD metrics used in this study function as decomposition metrics: they expose the internal mechanisms through which lead time, throughput, and delivery regularity are produced. In that sense, the results do not weaken a DORA-informed perspective; rather, they refine it by showing that repository-based delivery analysis requires finer-grained indicators when full operational telemetry is unavailable. </w:t>
-      </w:r>
-    </w:p>
-    <w:p>
-      <w:r>
-        <w:t xml:space="preserve">A further implication of RQ1 is that temporal variation itself should be interpreted as analytically meaningful rather than as background noise. The repeated spikes, shifts, and alternating stable and unstable phases visible across the workflow and CI figures indicate that development systems are not adequately described by average values alone. Volatility, abrupt changes, and uneven temporal trajectories point to the adaptive nature of open-source DevOps projects, where contributor activity, review load, workflow configuration, and pipeline conditions may shift over time. This is consistent with the repository-mining perspective in the thesis, which treats repository artefacts not as static descriptors, but as traces of an evolving development process. The RQ1 findings therefore support a dynamic interpretation of DevOps performance in which trends, instability phases, and mismatches between workflow and pipeline behavior are themselves key empirical signals. </w:t>
-      </w:r>
-    </w:p>
-    <w:p>
-      <w:r>
-        <w:t>Taken together, the RQ1 findings suggest that workflow dynamics and CI/CD behavior should be understood as related but analytically distinct dimensions of software delivery. Efficient pull-request handling may coexist with unstable automation, high throughput may coexist with slow review responsiveness, and low failure rates may coexist with growing retry-driven instability. Consequently, temporal evaluation of DevOps-oriented repositories requires a layered monitoring perspective in which workflow efficiency, execution reliability, and delivery rhythm are analyzed jointly but not collapsed into a single performance signal.</w:t>
+        <w:t>This illustrates why static analysis provides analytical value beyond workflow and pipeline telemetry.</w:t>
+      </w:r>
+    </w:p>
+    <w:p>
+      <w:r>
+        <w:t>The findings also clarify the role of technical debt in this study. Technical debt is operationalized primarily through SonarQube-based maintainability indicators and duplication, while reliability and security are treated as complementary dimensions. The results show that these structural indicators are not directly inferable from process metrics. Workflow and CI indicators may provide indirect signals under certain conditions, but they do not substitute for direct code-level measurements. This supports the conceptual distinction between process performance and structural quality established in the theoretical foundation.</w:t>
+      </w:r>
+    </w:p>
+    <w:p>
+      <w:r>
+        <w:t>From a theoretical perspective, the RQ2 findings reinforce a layered and non-reductionist view of DevOps performance. Workflow efficiency appears more closely associated with maintainability and structural simplicity, while CI/CD metrics capture execution-level characteristics related to automation and infrastructure behavior. These dimensions interact, but they do not collapse into a single performance construct. This distinction explains why alignment is observed in some cases but not in others.</w:t>
+      </w:r>
+    </w:p>
+    <w:p>
+      <w:r>
+        <w:t>A final implication is methodological. Evaluating code quality solely through static analysis would overlook important aspects of coordination efficiency and pipeline behavior. Conversely, relying only on workflow or CI metrics could obscure substantial structural debt in the codebase. The results therefore justify the integrated analytical design of the study. By combining workflow metrics, CI/CD indicators, delivery proxies, and static analysis measures, the study captures both the outcomes and the underlying mechanisms of software delivery.</w:t>
+      </w:r>
+    </w:p>
+    <w:p>
+      <w:r>
+        <w:t>Taken together, the RQ2 findings show that the relationship between process behavior and code quality is multi-dimensional and context-dependent. Efficient workflows may coincide with lower structural maintenance burden, but strong CI performance alone does not imply a healthy codebase. Consequently, process metrics and code quality indicators must be interpreted jointly, without assuming that one can be directly inferred from the other.</w:t>
       </w:r>
     </w:p>
     <w:p/>
@@ -13568,115 +13864,42 @@
       <w:pPr>
         <w:pStyle w:val="Overskrift3"/>
       </w:pPr>
-      <w:bookmarkStart w:id="64" w:name="_Toc225465327"/>
-      <w:r>
-        <w:t>6.3 Interpreting the Relationship Between Process and Code Quality (RQ2)</w:t>
-      </w:r>
-      <w:bookmarkEnd w:id="64"/>
+      <w:bookmarkStart w:id="65" w:name="_Toc225465328"/>
+      <w:r>
+        <w:t>6.4 Theoretical Implications</w:t>
+      </w:r>
+      <w:bookmarkEnd w:id="65"/>
       <w:r>
         <w:t xml:space="preserve">  </w:t>
       </w:r>
     </w:p>
     <w:p>
       <w:r>
-        <w:t>The RQ2 findings indicate that the relationship between process performance and structural code quality is neither direct nor uniform. This is the central analytical implication of the cross-project comparison. The results do not support a deterministic interpretation in which faster workflows, lower CI failure rates, or shorter execution times automatically correspond to lower technical debt or stronger maintainability. Instead, the relationship is partial, asymmetric, and repository-specific. In theoretical terms, this means that workflow metrics, pipeline metrics, and SonarQube-based code-</w:t>
+        <w:t xml:space="preserve">The findings of this study have several implications for how software delivery performance is conceptualized in DevOps-oriented software engineering research. A central implication is that delivery performance cannot be treated as a unitary construct. While the DORA framework provides an important outcome-oriented perspective on delivery capability, the results show that DORA-aligned proxies alone are insufficient for explaining how delivery performance is produced in repository-based environments. Instead, workflow coordination, CI/CD pipeline behavior, and structural </w:t>
       </w:r>
       <w:r>
         <w:lastRenderedPageBreak/>
-        <w:t xml:space="preserve">quality indicators should be treated as complementary but non-equivalent perspectives on project condition. </w:t>
-      </w:r>
-    </w:p>
-    <w:p>
-      <w:r>
-        <w:t xml:space="preserve">This interpretation follows directly from the conceptual structure of the study. Workflow metrics describe coordination efficiency and integration behavior. CI/CD metrics describe the stability and execution characteristics of automation infrastructure. SonarQube indicators describe structural properties of the codebase, particularly maintainability issues, code smells, duplication, and selected reliability and security concerns. Because these metric families capture different layers of the socio-technical system, strong performance in one layer cannot be assumed to imply strong performance in the others. The cross-project comparison empirically confirms that distinction. </w:t>
-      </w:r>
-    </w:p>
-    <w:p>
-      <w:r>
-        <w:t xml:space="preserve">Docker/cli represents the clearest case of partial alignment between process efficiency and code quality. The repository combines fast and predictable pull-request processing with limited review overhead, moderate CI failure rates, and comparatively stable pipeline behavior. In the SonarQube comparison, this profile coincides with the lowest duplication, the lowest number of maintainability-related issues, and relatively few reliability concerns. The important point is not simply that docker/cli performs well across several metrics, but that it provides empirical support for the proposition that efficient workflow structures can coexist with a lower structural maintenance burden. In this case, workflow efficiency appears to align with maintainability outcomes. However, even this case should not be overstated as proof of a general law, because docker/cli also showed CI instability in the temporal analysis. Its example therefore supports only partial alignment, not full convergence across all process and quality dimensions. </w:t>
-      </w:r>
-    </w:p>
-    <w:p>
-      <w:r>
-        <w:t xml:space="preserve">Prometheus/prometheus illustrates a different relationship. It exhibits the weakest overall cross-project profile in terms of workflow burden and CI failure rate, and these process-side weaknesses are reflected most clearly in the static reliability dimension, where the repository has the lowest rating and the highest number of reliability issues. At first glance, this seems to support a stronger process–quality connection. But the relationship becomes more complex when the other CI indicators are considered. Prometheus also exhibits the lowest flakiness, which indicates comparatively stable execution behavior in retry-related terms despite frequent failures. Analytically, this means that CI “quality” is internally differentiated: a repository may fail often, yet still fail in relatively deterministic ways rather than through repeated unstable reruns. This matters for the code-quality relationship because it shows that even when process-side weakness and structural weakness appear aligned, the alignment does not occur uniformly across all operational indicators. Some metrics support the connection; others qualify it. The repository therefore reinforces the argument that different CI metrics capture distinct aspects of engineering reality and should not be collapsed into a single judgment about quality. </w:t>
-      </w:r>
-    </w:p>
-    <w:p>
-      <w:r>
-        <w:lastRenderedPageBreak/>
-        <w:t xml:space="preserve">Tektoncd/pipeline provides the strongest counterexample to simplistic assumptions. It combines fast CI execution and low failure rates with high workflow variability, the highest flakiness, the highest duplication, and the largest number of maintainability-related issues. This combination is analytically decisive because it demonstrates that favorable CI metrics can coexist with a substantial structural maintenance burden. In other words, selected indicators of operational efficiency do not necessarily reflect deeper properties of the codebase. The repository appears capable of executing quickly and failing infrequently, yet the static-analysis results suggest that this efficiency is not matched by low technical debt in the code-level sense operationalized by SonarQube. This mismatch strengthens the broader conclusion that process performance and code quality evolve along only partially overlapping trajectories. </w:t>
-      </w:r>
-    </w:p>
-    <w:p>
-      <w:r>
-        <w:t xml:space="preserve">The role of duplication is especially important in this interpretation. Among the SonarQube indicators, duplication appears to be one of the clearest separators between repositories, with docker/cli at a low level and tektoncd/pipeline at a very high level. Because duplication is structurally linked to future maintenance effort, change propagation cost, and refactoring burden, its divergence from selected CI success indicators suggests that pipeline smoothness cannot be taken as a proxy for maintainability. A repository may validate and execute efficiently in the present while still carrying code structures that increase future maintenance friction. This is precisely why static-analysis-based technical debt indicators add analytical value beyond workflow and pipeline telemetry alone. </w:t>
-      </w:r>
-    </w:p>
-    <w:p>
-      <w:r>
-        <w:t xml:space="preserve">The findings also sharpen the interpretation of technical debt in this thesis. The study explicitly operationalizes technical debt primarily through SonarQube-based code-level indicators, especially maintainability-related issues and duplication, while treating reliability and security as complementary static quality dimensions. The RQ2 results support this distinction. Maintainability and duplication align more plausibly with workflow burden and structural maintenance cost, whereas CI failure rates and flakiness capture automation behavior that may or may not correspond to code-level debt. Thus, the results do not show that “technical debt” as a broad concept is fully measurable through process metrics. Rather, they show that process metrics may function as indirect signals under some conditions, but they do not substitute for direct code-level indicators. This is consistent with the thesis’ theoretical treatment of technical debt as broader than code, but operationalized here primarily at the static-analysis level. </w:t>
-      </w:r>
-    </w:p>
-    <w:p>
-      <w:r>
-        <w:t xml:space="preserve">From a theoretical standpoint, the RQ2 findings therefore support a layered view of DevOps performance and challenge reductionist interpretations. They support the idea that workflow efficiency matters, because repositories with lower review burden and more predictable integration can also exhibit lower structural maintenance burden. At the same time, they challenge any assumption that strong CI numbers alone </w:t>
-      </w:r>
-      <w:r>
-        <w:lastRenderedPageBreak/>
-        <w:t xml:space="preserve">demonstrate codebase health. The evidence instead suggests a differentiated relationship: workflow metrics seem more closely associated with maintainability and duplication, while CI reliability metrics capture a different class of phenomena related to execution behavior, infrastructure stability, and automation quality. That distinction is one of the strongest contributions of the study because it explains why process and code quality align in some cases yet diverge in others. </w:t>
-      </w:r>
-    </w:p>
-    <w:p>
-      <w:r>
-        <w:t xml:space="preserve">A final implication is methodological. If code quality were evaluated only through SonarQube, one would miss important differences in review efficiency, integration friction, and automation instability. If delivery performance were evaluated only through workflow or CI metrics, one could miss substantial structural debt in the codebase. The cross-project results therefore justify the integrated design of the thesis itself. By combining workflow decomposition metrics, CI/CD behavior indicators, DORA-aligned delivery proxies, and SonarQube-based quality measures, the study is able to show not only where repositories differ, but also why no single metric family is sufficient to characterize overall project health. </w:t>
-      </w:r>
-    </w:p>
-    <w:p>
-      <w:r>
-        <w:t>Taken together, the RQ2 findings show that the relationship between process and code quality is best interpreted as partial, multi-dimensional, and context-dependent. Efficient workflows may coincide with lower code-level technical debt, as in docker/cli, but selected CI strengths may also coexist with substantial maintainability burdens, as in tektoncd/pipeline. Prometheus/prometheus further demonstrates that even when process and code-quality weaknesses appear aligned, the relationship remains internally differentiated across metrics. Consequently, process behavior and structural code quality should be analyzed jointly, but without assuming that one can be inferred directly from the other.</w:t>
-      </w:r>
-    </w:p>
-    <w:p/>
-    <w:p>
-      <w:pPr>
-        <w:pStyle w:val="Overskrift3"/>
-      </w:pPr>
-      <w:bookmarkStart w:id="65" w:name="_Toc225465328"/>
-      <w:r>
-        <w:t>6.4 Theoretical Implications</w:t>
-      </w:r>
-      <w:bookmarkEnd w:id="65"/>
-      <w:r>
-        <w:t xml:space="preserve">  </w:t>
-      </w:r>
-    </w:p>
-    <w:p>
-      <w:r>
-        <w:t xml:space="preserve">The findings have several implications for how software delivery performance should be conceptualized in DevOps-oriented software engineering research. First, they reinforce the view that delivery performance is not a unitary construct. Although the DORA framework provides an important outcome-oriented basis for thinking about software delivery capability, the present results show that DORA-aligned delivery proxies alone are insufficient for explaining how delivery performance is produced in repository-based environments. The empirical patterns indicate that workflow coordination, CI/CD pipeline behavior, and structural code quality capture analytically distinct dimensions of the software delivery system, each of which contributes differently to overall project performance. </w:t>
-      </w:r>
-    </w:p>
-    <w:p>
-      <w:r>
-        <w:t xml:space="preserve">Second, the study refines the theoretical role of workflow metrics within DevOps research. In the theoretical foundation, pull-request-based development was treated as </w:t>
-      </w:r>
-      <w:r>
-        <w:lastRenderedPageBreak/>
-        <w:t xml:space="preserve">a coordination structure through which integration work is organized. The findings strengthen this position by showing that workflow metrics are not merely operational details, but conceptually meaningful indicators of integration responsiveness, review burden, and process friction. In particular, the results suggest that workflow behavior is more than a local characteristic of collaboration; it forms part of the mechanism through which delivery capability is realized or constrained. This extends a purely outcome-based view of delivery performance by showing that delivery should also be understood through the quality of the integration process that precedes release-related outcomes. </w:t>
-      </w:r>
-    </w:p>
-    <w:p>
-      <w:r>
-        <w:t xml:space="preserve">Third, the findings contribute to theory by clarifying the analytical status of CI/CD pipeline metrics. The results from Chapter 5 indicate that pipeline reliability cannot be reduced to a single measure such as failure rate. Flakiness, volatility, execution duration, and retry-related instability capture distinct aspects of automation behavior, and these aspects do not always move together. This implies that CI/CD performance should be conceptualized as an internally differentiated domain rather than as a binary distinction between “stable” and “unstable” pipelines. Theoretically, this supports a more granular understanding of automation infrastructure as a dynamic layer of the DevOps system, one that may diverge from both workflow efficiency and code-level quality. </w:t>
-      </w:r>
-    </w:p>
-    <w:p>
-      <w:r>
-        <w:t xml:space="preserve">Fourth, the study sharpens the theoretical interpretation of technical debt in DevOps contexts. The thesis already established that technical debt is broader than code alone, but the empirical design operationalized it primarily through SonarQube-based code-level indicators such as maintainability issues, code smells, and duplication. The results show that these indicators provide analytically valuable information that cannot be inferred directly from process metrics. This matters theoretically because it supports a layered understanding of technical debt: process inefficiencies may signal quality concerns in some contexts, but they do not replace direct code-level observation. The relationship between process and debt is therefore not one of equivalence, but of partial interaction. </w:t>
-      </w:r>
-    </w:p>
-    <w:p>
-      <w:r>
-        <w:t xml:space="preserve">Taken together, the findings support a socio-technical and multi-layered conceptualization of DevOps performance. They suggest that software delivery in open-source environments should be understood through the interaction between collaborative workflow structures, automation behavior, and codebase characteristics, rather than through isolated performance indicators. In this sense, the study does not reject DORA or process-oriented delivery theory; rather, it extends them by showing that repository-based analysis becomes theoretically stronger when outcome-oriented delivery indicators are interpreted alongside workflow decomposition metrics and static code-quality measures. </w:t>
+        <w:t>code quality emerge as analytically distinct dimensions, each contributing differently to observed delivery outcomes.</w:t>
+      </w:r>
+    </w:p>
+    <w:p>
+      <w:r>
+        <w:t>A second implication concerns the theoretical role of workflow metrics. Prior research has often treated pull-request-based workflows as implementation details of collaborative development. The findings challenge this view by showing that workflow behavior constitutes a core component of delivery performance. Metrics capturing integration responsiveness and review processes reflect underlying coordination efficiency and process friction, which directly shape how changes progress through the system. This suggests that delivery performance should not be understood solely through outcome metrics, but also through the structure and efficiency of the integration process itself.</w:t>
+      </w:r>
+    </w:p>
+    <w:p>
+      <w:r>
+        <w:t>A third implication relates to the interpretation of CI/CD pipeline metrics. The results demonstrate that pipeline performance cannot be adequately captured through single indicators such as failure rate. Instead, metrics such as flakiness, volatility, and execution duration reveal different and sometimes diverging aspects of automation behavior. This challenges simplified conceptualizations of CI/CD performance as a binary distinction between stable and unstable pipelines. From a theoretical perspective, CI/CD should therefore be understood as an internally differentiated domain, where reliability, stability, and execution characteristics represent separate but interacting dimensions of automation infrastructure.</w:t>
+      </w:r>
+    </w:p>
+    <w:p>
+      <w:r>
+        <w:t>A fourth implication concerns the role of technical debt in DevOps environments. While the theoretical foundation acknowledges that technical debt extends beyond code-level characteristics, the empirical results show that static analysis indicators—particularly maintainability issues and duplication—capture structural properties that are not directly observable through process metrics. This supports a layered interpretation of technical debt, in which process inefficiencies and code-level issues interact but remain analytically distinct. Consequently, process-based indicators may signal potential quality concerns, but they cannot substitute for direct measurement of structural properties within the codebase.</w:t>
+      </w:r>
+    </w:p>
+    <w:p>
+      <w:r>
+        <w:t>Taken together, these implications support a socio-technical and multi-layered conceptualization of DevOps performance. The findings suggest that software delivery should be understood as the interaction between coordination processes, automation infrastructure, and codebase characteristics, rather than as a single measurable capability. In this sense, the study does not reject DORA-based or process-oriented perspectives, but refines them by demonstrating that their explanatory power is strengthened when combined with workflow decomposition metrics and static code-quality indicators.</w:t>
       </w:r>
     </w:p>
     <w:p/>
@@ -13696,31 +13919,85 @@
     </w:p>
     <w:p>
       <w:r>
-        <w:t xml:space="preserve">For DevOps practice, the findings suggest that engineering performance should be monitored through a balanced set of indicators rather than through a single headline metric. One practical implication is that release-oriented or delivery-oriented metrics alone provide too narrow a basis for understanding project health. Even where delivery appears frequent or CI execution appears fast, important frictions may still exist in pull-request workflows or in the structural properties of the codebase. Teams that rely only on high-level delivery metrics risk overlooking the underlying causes of instability, delay, or maintenance burden. </w:t>
-      </w:r>
-    </w:p>
-    <w:p>
-      <w:r>
-        <w:t xml:space="preserve">A second implication is that workflow metrics have practical value as early process signals. Measures such as pull request cycle time, review latency, review duration, and merge throughput can help teams identify whether bottlenecks arise from collaboration and review practices rather than from the automation layer itself. In practical terms, this means that performance-improvement efforts should not focus only on pipelines and build speed, but also on how code moves through review and integration. Where workflow overhead is consistently high, interventions such as review policy refinement, better task decomposition, or improved contributor coordination may be as important as CI optimization. </w:t>
-      </w:r>
-    </w:p>
-    <w:p>
-      <w:r>
-        <w:t xml:space="preserve">A third implication concerns CI/CD monitoring. The findings indicate that low failure rates do not necessarily imply a healthy automation system. In particular, flakiness and volatility provide operationally important information that can remain hidden when attention is limited to pass/fail ratios alone. For practitioners, this suggests that CI/CD monitoring should include indicators of execution consistency and rerun behavior in addition to basic success rates and durations. Pipelines that succeed frequently but require unstable or repeated execution may still impose substantial coordination cost and reduce engineering efficiency. </w:t>
-      </w:r>
-    </w:p>
-    <w:p>
-      <w:r>
-        <w:t xml:space="preserve">A fourth implication is that static code-quality monitoring remains necessary even in mature DevOps settings. The cross-project results show that favorable workflow or CI metrics do not guarantee low maintainability burden or low duplication. This means that code-quality tools such as SonarQube should not be treated as secondary or optional once pipeline automation is in place. On the contrary, structural code indicators are needed to reveal longer-term maintenance risks that may not yet be visible in short-term delivery metrics. For teams seeking sustained delivery performance, monitoring should therefore combine process telemetry with code-level maintainability indicators. </w:t>
-      </w:r>
-    </w:p>
-    <w:p>
-      <w:r>
-        <w:t xml:space="preserve">More broadly, the findings support a monitoring strategy in which different metric families serve different decision purposes. Delivery-oriented indicators can help teams assess release rhythm and delivery capability. Workflow metrics can reveal coordination inefficiencies. CI/CD metrics can expose execution instability. Static-analysis indicators can identify structural debt and future maintenance risk. The practical lesson is not that </w:t>
-      </w:r>
+        <w:t>The findings indicate that engineering performance should be monitored using a balanced set of complementary indicators rather than relying on a single headline metric. Delivery-oriented metrics alone provide a limited view of project health. Even when release activity appears frequent or CI execution is fast, underlying frictions may still exist in pull-request workflows or in the structural properties of the codebase. Teams that rely solely on high-level delivery indicators risk overlooking the mechanisms that generate instability, delay, or long-term maintenance burden.</w:t>
+      </w:r>
+    </w:p>
+    <w:p>
+      <w:r>
+        <w:t>Workflow metrics provide practical value as early indicators of coordination efficiency. Measures capturing integration responsiveness and review processes can help identify whether bottlenecks originate in collaboration practices rather than in the automation layer. This implies that performance improvement efforts should not focus exclusively on pipeline optimization, but also on how changes are reviewed, coordinated, and integrated. Where workflow overhead remains high, interventions such as improved task decomposition, clearer review practices, or better contributor coordination may be as important as improving CI performance.</w:t>
+      </w:r>
+    </w:p>
+    <w:p>
+      <w:r>
+        <w:t>CI/CD monitoring should extend beyond basic success rates. The findings show that low failure rates do not necessarily indicate a stable pipeline. Indicators such as flakiness and volatility reveal forms of execution instability that remain invisible when monitoring is limited to pass/fail outcomes. Pipelines that succeed frequently but require repeated or unstable execution can still impose coordination overhead and reduce engineering efficiency. Effective monitoring therefore requires combining failure-based indicators with measures of execution consistency.</w:t>
+      </w:r>
+    </w:p>
+    <w:p>
+      <w:r>
+        <w:t>Static code-quality monitoring remains essential even in mature DevOps settings. Strong workflow or CI performance does not guarantee low maintainability burden or limited duplication. Structural indicators provide visibility into longer-term maintenance risks that are not captured by short-term delivery or pipeline metrics. For sustained delivery performance, teams should therefore combine process-level monitoring with code-level quality analysis.</w:t>
+      </w:r>
+    </w:p>
+    <w:p>
+      <w:r>
+        <w:t>More broadly, the findings support a layered monitoring strategy in which different metric families serve distinct decision purposes. Delivery indicators reflect release rhythm, workflow metrics reveal coordination efficiency, CI/CD metrics capture execution behavior, and static analysis exposes structural complexity and maintenance risk. The practical implication is not to maximize the number of metrics, but to select a coherent set of complementary indicators that together provide a balanced view of the delivery system. This is particularly relevant in environments where access to full production telemetry is limited.</w:t>
+      </w:r>
+      <w:r>
+        <w:t xml:space="preserve"> </w:t>
+      </w:r>
+    </w:p>
+    <w:p/>
+    <w:p>
+      <w:pPr>
+        <w:pStyle w:val="Overskrift3"/>
+      </w:pPr>
+      <w:bookmarkStart w:id="67" w:name="_Toc225465330"/>
       <w:r>
         <w:lastRenderedPageBreak/>
-        <w:t xml:space="preserve">teams should collect as many metrics as possible, but that they should select a coherent set of complementary metrics that reflect different layers of the delivery system. This is especially relevant in open-source or platform-constrained environments where full production telemetry may not be available. </w:t>
+        <w:t>6.6 Limitations</w:t>
+      </w:r>
+      <w:bookmarkEnd w:id="67"/>
+      <w:r>
+        <w:t xml:space="preserve">  </w:t>
+      </w:r>
+    </w:p>
+    <w:p>
+      <w:r>
+        <w:t>6.6 Limitations</w:t>
+      </w:r>
+    </w:p>
+    <w:p>
+      <w:r>
+        <w:t>Several limitations should be considered when interpreting the findings of this study.</w:t>
+      </w:r>
+    </w:p>
+    <w:p>
+      <w:r>
+        <w:t>The empirical analysis is based on three open-source repositories. While the selected cases provide meaningful variation in workflow and CI/CD behavior and support comparative analysis, the number of cases remains limited. The findings therefore provide analytical insight into patterns rather than supporting broad statistical generalization across all DevOps projects.</w:t>
+      </w:r>
+    </w:p>
+    <w:p>
+      <w:r>
+        <w:t>The study relies on repository artefacts and GitHub Actions workflow data as its primary empirical sources, which introduces a platform boundary. The observed patterns reflect development and automation behavior within GitHub-based ecosystems and may not transfer directly to environments using other toolchains such as GitLab CI/CD, Jenkins, Azure DevOps, or hybrid enterprise platforms. The results should therefore be interpreted as ecosystem-specific rather than universally representative.</w:t>
+      </w:r>
+    </w:p>
+    <w:p>
+      <w:r>
+        <w:t>Software delivery performance is examined through repository-based proxies aligned with DORA concepts rather than through complete operational DORA measurement. While release frequency and time-to-release provide meaningful approximations of delivery activity and aspects of lead time, key operational indicators such as change failure rate and mean time to restore service are not directly observable in the dataset. As a result, the findings reflect repository-visible delivery behavior rather than full end-to-end operational performance.</w:t>
+      </w:r>
+    </w:p>
+    <w:p>
+      <w:r>
+        <w:t>Technical debt is operationalized primarily through SonarQube-based static indicators. This enables consistent cross-project comparison but captures only a subset of the broader technical debt concept. Architectural, infrastructure, build-system, and organizational forms of debt are not directly measured. The study therefore provides a code-level perspective on technical debt rather than a comprehensive view across the full software delivery system.</w:t>
+      </w:r>
+    </w:p>
+    <w:p>
+      <w:r>
+        <w:t>Finally, the study design is descriptive and comparative rather than causal. The observed relationships between workflow behavior, CI/CD metrics, and code-quality indicators are analytically meaningful, but they do not establish causal direction. For example, co-occurrence between high flakiness and high duplication cannot be interpreted as a causal relationship, as both may arise from underlying project characteristics or evolve differently over time.</w:t>
+      </w:r>
+    </w:p>
+    <w:p>
+      <w:r>
+        <w:t>Taken together, these limitations define the scope of the study without undermining its contribution. The results provide a theoretically informed and empirically grounded interpretation of workflow dynamics, CI/CD behavior, and static code quality within repository-based DevOps environments.</w:t>
       </w:r>
     </w:p>
     <w:p/>
@@ -13728,125 +14005,78 @@
       <w:pPr>
         <w:pStyle w:val="Overskrift3"/>
       </w:pPr>
-      <w:bookmarkStart w:id="67" w:name="_Toc225465330"/>
-      <w:r>
-        <w:t>6.6 Limitations</w:t>
-      </w:r>
-      <w:bookmarkEnd w:id="67"/>
+      <w:bookmarkStart w:id="68" w:name="_Toc225465331"/>
+      <w:r>
+        <w:t>6.7 Future Research</w:t>
+      </w:r>
+      <w:bookmarkEnd w:id="68"/>
       <w:r>
         <w:t xml:space="preserve">  </w:t>
       </w:r>
     </w:p>
     <w:p>
       <w:r>
-        <w:t xml:space="preserve">Several limitations should be considered when interpreting the findings of this study. First, the empirical analysis was based on only three open-source repositories. Although the selected cases were suitable for comparative analysis and represented meaningful variation in workflow and CI/CD behavior, the number of cases remains limited. The findings therefore support analytical insight and pattern interpretation rather than broad statistical generalization across all DevOps projects. </w:t>
-      </w:r>
-    </w:p>
-    <w:p>
-      <w:r>
-        <w:t xml:space="preserve">Second, the study relied on repository artefacts and GitHub Actions workflow data as its primary empirical sources. This creates an inherent platform boundary. The observed patterns reflect development and automation behavior within GitHub-based ecosystems and may not transfer directly to environments centered on other toolchains such as GitLab CI/CD, Jenkins, Azure DevOps, or hybrid enterprise platforms. As a result, some of the conclusions should be interpreted as ecosystem-specific rather than universally representative of all CI/CD environments. </w:t>
-      </w:r>
-    </w:p>
-    <w:p>
-      <w:r>
-        <w:t xml:space="preserve">Third, software delivery performance was examined through DORA-aligned repository-based proxies rather than through complete operational DORA measurement. Release frequency and time-to-release provide meaningful approximations of delivery activity and parts of lead time, but key operational indicators such as change failure rate and mean time to restore service were not directly observable in the available dataset. This limits the study’s ability to make claims about downstream production resilience or incident recovery performance. Accordingly, the findings should be interpreted as evidence about repository-visible delivery behavior rather than full end-to-end operational performance. </w:t>
-      </w:r>
-    </w:p>
-    <w:p>
-      <w:r>
-        <w:t xml:space="preserve">Fourth, technical debt was operationalized primarily through SonarQube-based static indicators. This provides a consistent basis for cross-project comparison, but it captures only a subset of the broader technical debt concept. Architectural debt, infrastructure debt, build-system debt, and organizational debt were not measured directly, even though the theoretical foundation acknowledged their importance in DevOps settings. Consequently, the study offers a code-level view of technical debt rather than a complete account of debt across the full software delivery ecosystem. </w:t>
-      </w:r>
-    </w:p>
-    <w:p>
-      <w:r>
-        <w:t xml:space="preserve">Fifth, the study design was descriptive and comparative rather than causal. The observed relationships between workflow behavior, pipeline metrics, and code-quality indicators are analytically meaningful, but they should not be interpreted as proof that </w:t>
-      </w:r>
+        <w:t>The limitations of this study point to several directions for future research.</w:t>
+      </w:r>
+    </w:p>
+    <w:p>
+      <w:r>
+        <w:t>One important direction is cross-platform replication. Since the analysis focuses on GitHub repositories and GitHub Actions workflows, future studies should examine whether similar relationships appear in ecosystems based on GitLab CI/CD, Jenkins, Azure DevOps, CircleCI, or mixed enterprise toolchains. Such comparisons would help distinguish platform-specific effects from more general characteristics of DevOps-oriented software delivery.</w:t>
+      </w:r>
+    </w:p>
+    <w:p>
+      <w:r>
+        <w:t>Another direction concerns the integration of richer operational telemetry. The present study relies on repository-visible proxies, which means that key operational indicators such as change failure rate, rollback behavior, service incidents, and mean time to restore service are not directly observable. Future research could combine repository mining with deployment logs, observability platforms, and incident management data to establish stronger links between development processes and production outcomes. This would enable a more complete DORA-oriented assessment of delivery performance.</w:t>
+      </w:r>
+    </w:p>
+    <w:p>
+      <w:r>
+        <w:t>Further work is also needed to expand the measurement of technical debt. This study operationalizes technical debt primarily through SonarQube-based code-level indicators. Future research could incorporate additional dimensions such as architectural debt, dependency-related risk, vulnerability exposure, and build-system or pipeline-related debt. This is particularly relevant in DevOps environments, where instability may arise not only from application code, but also from testing infrastructure and delivery configuration.</w:t>
+      </w:r>
+    </w:p>
+    <w:p>
+      <w:r>
+        <w:t>A methodological extension involves moving from pattern identification to explanation. While the present study identifies alignment and divergence across metric families, it does not explain the underlying mechanisms. Future studies could combine longitudinal repository analysis with qualitative methods, such as developer interviews or case studies, to better understand how workflow practices, automation changes, and refactoring decisions shape delivery performance over time.</w:t>
+      </w:r>
+    </w:p>
+    <w:p>
+      <w:r>
+        <w:t>Finally, future research could explore how integrated metric frameworks can support practical decision-making. Since no single metric family is sufficient to characterize project health, an important next step is to design and evaluate monitoring approaches that combine delivery proxies, workflow metrics, CI/CD indicators, and code-quality measures into coherent decision-support tools. Such frameworks could help translate multi-dimensional performance insights into actionable engineering practices.</w:t>
+      </w:r>
+    </w:p>
+    <w:p/>
+    <w:p>
+      <w:pPr>
+        <w:pStyle w:val="Overskrift3"/>
+      </w:pPr>
+      <w:bookmarkStart w:id="69" w:name="_Toc225465332"/>
       <w:r>
         <w:lastRenderedPageBreak/>
-        <w:t xml:space="preserve">one metric category causes changes in another. For example, high flakiness may coexist with high duplication, but the present design cannot determine whether one produces the other, whether both emerge from deeper project characteristics, or whether the relationship varies over time. This is an important limitation because the thesis aims to interpret interaction patterns, not establish causal mechanisms with certainty. </w:t>
-      </w:r>
-    </w:p>
-    <w:p>
-      <w:r>
-        <w:t xml:space="preserve">Taken together, these limitations do not undermine the value of the study, but they do define its scope. The contribution lies in providing a structured, repository-based comparative analysis of workflow dynamics, CI/CD behavior, and static code-quality indicators in open-source DevOps projects. The findings are therefore most defensible as a theoretically informed and empirically grounded interpretation of observable patterns within that scope. </w:t>
-      </w:r>
-    </w:p>
-    <w:p/>
-    <w:p>
-      <w:pPr>
-        <w:pStyle w:val="Overskrift3"/>
-      </w:pPr>
-      <w:bookmarkStart w:id="68" w:name="_Toc225465331"/>
-      <w:r>
-        <w:t>6.7 Future Research</w:t>
-      </w:r>
-      <w:bookmarkEnd w:id="68"/>
+        <w:t>6.8 Conclusion</w:t>
+      </w:r>
+      <w:bookmarkEnd w:id="69"/>
       <w:r>
         <w:t xml:space="preserve">  </w:t>
       </w:r>
     </w:p>
     <w:p>
       <w:r>
-        <w:t xml:space="preserve">The limitations of the present study point directly to several relevant directions for future research. A first priority is broader cross-platform replication. Since this study focused on GitHub repositories and GitHub Actions workflows, future work should examine whether similar relationships appear in ecosystems based on GitLab CI/CD, Jenkins, Azure DevOps, CircleCI, or mixed enterprise toolchains. Such extensions would help determine which findings are platform-specific and which reflect more general characteristics of DevOps-oriented software delivery. </w:t>
-      </w:r>
-    </w:p>
-    <w:p>
-      <w:r>
-        <w:t xml:space="preserve">A second direction is the integration of richer operational telemetry. The present study could approximate delivery outcomes only through repository-visible proxies, which means that important downstream indicators such as change failure rate, rollback behavior, service incidents, and mean time to restore service remained outside the empirical scope. Future studies could combine repository mining with deployment logs, observability platforms, incident management systems, and runtime monitoring data to examine how workflow and CI/CD behavior relate to production outcomes more directly. This would make it possible to connect repository-level delivery patterns with operational reliability in a fuller DORA-oriented sense. </w:t>
-      </w:r>
-    </w:p>
-    <w:p>
-      <w:r>
-        <w:t xml:space="preserve">A third direction concerns the measurement of technical debt. The current study operationalized technical debt mainly through SonarQube-based code-level indicators. Future work could expand this perspective by incorporating additional forms of debt and risk, such as architectural debt, dependency-related risk, vulnerability exposure, build-system debt, or self-admitted technical debt in configuration and pipeline artefacts. This would be especially valuable in DevOps environments, where instability may arise not only from application code, but also from testing infrastructure, delivery configuration, and operational tooling. </w:t>
-      </w:r>
-    </w:p>
-    <w:p>
-      <w:r>
-        <w:lastRenderedPageBreak/>
-        <w:t xml:space="preserve">A fourth direction is methodological. The present study identified partial alignment and divergence across metric families, but longer longitudinal designs or mixed-method approaches could help explain why these patterns emerge. Future studies could combine time-series repository data with interviews, project documentation, or intervention studies in order to better understand how review practices, automation changes, refactoring activities, and team decisions shape the relationship between process efficiency and code quality over time. This would move the field from descriptive pattern identification toward stronger explanatory accounts of DevOps performance dynamics. </w:t>
-      </w:r>
-    </w:p>
-    <w:p>
-      <w:r>
-        <w:t>Finally, future research could investigate how integrated metric frameworks can support decision-making in practice. One of the core implications of this thesis is that no single metric family is sufficient to characterize project health. A natural next step would therefore be to design and evaluate monitoring dashboards or decision-support frameworks that combine DORA-aligned delivery proxies, workflow decomposition metrics, CI/CD stability indicators, and code-quality measures into a coherent practical model for engineering governance.</w:t>
-      </w:r>
-    </w:p>
-    <w:p/>
-    <w:p>
-      <w:pPr>
-        <w:pStyle w:val="Overskrift3"/>
-      </w:pPr>
-      <w:bookmarkStart w:id="69" w:name="_Toc225465332"/>
-      <w:r>
-        <w:t>6.8 Conclusion</w:t>
-      </w:r>
-      <w:bookmarkEnd w:id="69"/>
-      <w:r>
-        <w:t xml:space="preserve">  </w:t>
-      </w:r>
-    </w:p>
-    <w:p>
-      <w:r>
-        <w:t xml:space="preserve">This thesis examined how engineering workflow metrics, CI/CD pipeline indicators, DORA-aligned delivery proxies, and SonarQube-based static code-quality measures can be combined to analyze open-source DevOps projects. Across the three repositories, the results showed that software delivery performance cannot be adequately understood through any single metric family. Workflow efficiency, pipeline behavior, delivery rhythm, and structural code quality capture different aspects of project condition and do not align uniformly across cases. </w:t>
-      </w:r>
-    </w:p>
-    <w:p>
-      <w:r>
-        <w:t xml:space="preserve">The study contributes by showing that repository-based DevOps analysis becomes more informative when outcome-oriented delivery measures are interpreted together with workflow decomposition metrics and code-level quality indicators. In particular, the findings indicate that workflow efficiency may align with lower structural maintenance burden in some repositories, while selected CI strengths may coexist with substantial maintainability concerns in others. This supports a multi-dimensional and context-dependent interpretation of software delivery performance and technical debt in open-source environments. </w:t>
-      </w:r>
-    </w:p>
-    <w:p>
-      <w:r>
-        <w:t xml:space="preserve">Within the scope of repository mining and static analysis, the thesis therefore provides an empirically grounded perspective on how process behavior, automation stability, and code quality relate to one another in DevOps-oriented development. Its main conclusion is not that one repository or one metric defines software delivery excellence, </w:t>
-      </w:r>
-      <w:r>
-        <w:lastRenderedPageBreak/>
-        <w:t xml:space="preserve">but that meaningful evaluation requires a layered view of the system in which process, pipeline, delivery, and code structure are assessed jointly. </w:t>
-      </w:r>
-    </w:p>
-    <w:p>
-      <w:r>
-        <w:t>Neste beste steg er at jeg kan stramme disse fem delene én gang til i samme stilnivå som resten av kapittel 6, slik at overgangene blir helt sømløse og ingen setning høres for generell ut.</w:t>
+        <w:t>This thesis investigated how workflow metrics, CI/CD pipeline indicators, DORA-aligned delivery proxies, and SonarQube-based code-quality measures can be combined to analyze software delivery performance in open-source DevOps projects. The results show that no single metric family provides a sufficient basis for understanding project behavior. Workflow efficiency, pipeline characteristics, delivery activity, and structural code quality capture different aspects of the system and do not align consistently across repositories.</w:t>
+      </w:r>
+    </w:p>
+    <w:p>
+      <w:r>
+        <w:t>A central contribution of the study is the demonstration that repository-based DevOps analysis becomes more informative when these dimensions are interpreted jointly. Workflow metrics provide insight into coordination efficiency, CI/CD indicators reveal execution behavior, delivery proxies approximate release outcomes, and static analysis exposes structural maintenance concerns. Considered together, these perspectives make it possible to identify patterns that would remain hidden if each metric family were analyzed in isolation.</w:t>
+      </w:r>
+    </w:p>
+    <w:p>
+      <w:r>
+        <w:t>The findings further show that the relationship between process performance and code quality is neither uniform nor directly predictable. Efficient workflows may coincide with lower structural maintenance burden in some cases, while strong CI performance may coexist with substantial duplication and maintainability issues in others. This supports a multi-dimensional and context-dependent interpretation of software delivery performance and technical debt.</w:t>
+      </w:r>
+    </w:p>
+    <w:p>
+      <w:r>
+        <w:t>Within the scope of repository mining and static analysis, the thesis therefore provides an empirically grounded perspective on how coordination processes, automation behavior, and code structure interact in DevOps-oriented development. The main conclusion is that meaningful evaluation of software delivery performance requires a layered analytical approach in which process, pipeline, delivery, and code quality are assessed together rather than through isolated indicators.</w:t>
       </w:r>
     </w:p>
     <w:p/>
@@ -16588,7 +16818,6 @@
   <w:style w:type="character" w:default="1" w:styleId="Standardskriftforavsnitt">
     <w:name w:val="Default Paragraph Font"/>
     <w:uiPriority w:val="1"/>
-    <w:semiHidden/>
     <w:unhideWhenUsed/>
   </w:style>
   <w:style w:type="table" w:default="1" w:styleId="Vanligtabell">
